--- a/Doc/激光器通信协议_20260226.docx
+++ b/Doc/激光器通信协议_20260226.docx
@@ -29,7 +29,6 @@
       <w:pPr>
         <w:pStyle w:val="1"/>
         <w:rPr>
-          <w:rFonts w:hint="eastAsia"/>
           <w:color w:val="000000"/>
         </w:rPr>
       </w:pPr>
@@ -47,12 +46,11 @@
       <w:pPr>
         <w:pStyle w:val="2"/>
         <w:rPr>
-          <w:rFonts w:hint="eastAsia"/>
           <w:color w:val="000000"/>
         </w:rPr>
       </w:pPr>
-      <w:bookmarkStart w:id="3" w:name="_Toc115604232"/>
-      <w:bookmarkStart w:id="4" w:name="_Toc179626011"/>
+      <w:bookmarkStart w:id="3" w:name="_Toc179626011"/>
+      <w:bookmarkStart w:id="4" w:name="_Toc115604232"/>
       <w:bookmarkEnd w:id="2"/>
       <w:r>
         <w:rPr>
@@ -61,14 +59,15 @@
         </w:rPr>
         <w:t>物理层约定</w:t>
       </w:r>
-      <w:bookmarkEnd w:id="4"/>
+      <w:bookmarkEnd w:id="3"/>
     </w:p>
     <w:p>
       <w:pPr>
-        <w:pStyle w:val="afffff4"/>
+        <w:pStyle w:val="afffff2"/>
         <w:spacing w:before="120"/>
         <w:ind w:firstLine="480"/>
         <w:rPr>
+          <w:rFonts w:hint="eastAsia"/>
           <w:color w:val="000000"/>
         </w:rPr>
       </w:pPr>
@@ -117,7 +116,7 @@
     </w:p>
     <w:p>
       <w:pPr>
-        <w:pStyle w:val="afffff4"/>
+        <w:pStyle w:val="afffff2"/>
         <w:tabs>
           <w:tab w:val="left" w:pos="1476"/>
         </w:tabs>
@@ -143,7 +142,7 @@
         </w:rPr>
         <w:t>链路层协议</w:t>
       </w:r>
-      <w:bookmarkEnd w:id="3"/>
+      <w:bookmarkEnd w:id="4"/>
       <w:bookmarkEnd w:id="5"/>
     </w:p>
     <w:p>
@@ -386,7 +385,6 @@
         <w:ind w:firstLineChars="0" w:firstLine="0"/>
         <w:jc w:val="center"/>
         <w:rPr>
-          <w:rFonts w:hint="eastAsia"/>
           <w:color w:val="000000"/>
         </w:rPr>
       </w:pPr>
@@ -436,7 +434,7 @@
         <w:ind w:firstLineChars="0" w:firstLine="0"/>
         <w:jc w:val="center"/>
         <w:rPr>
-          <w:rFonts w:ascii="黑体" w:eastAsia="黑体" w:hAnsi="黑体"/>
+          <w:rFonts w:ascii="黑体" w:eastAsia="黑体" w:hAnsi="黑体" w:hint="eastAsia"/>
           <w:color w:val="000000"/>
         </w:rPr>
       </w:pPr>
@@ -537,7 +535,7 @@
     </w:p>
     <w:p>
       <w:pPr>
-        <w:pStyle w:val="afffff4"/>
+        <w:pStyle w:val="afffff2"/>
         <w:spacing w:before="120"/>
         <w:ind w:firstLine="480"/>
         <w:rPr>
@@ -644,10 +642,11 @@
     </w:p>
     <w:p>
       <w:pPr>
-        <w:pStyle w:val="afffff4"/>
+        <w:pStyle w:val="afffff2"/>
         <w:spacing w:before="120"/>
         <w:ind w:firstLine="480"/>
         <w:rPr>
+          <w:rFonts w:hint="eastAsia"/>
           <w:color w:val="000000"/>
         </w:rPr>
       </w:pPr>
@@ -671,7 +670,7 @@
         <w:ind w:firstLine="480"/>
         <w:jc w:val="center"/>
         <w:rPr>
-          <w:rFonts w:ascii="宋体" w:hAnsi="宋体"/>
+          <w:rFonts w:ascii="宋体" w:hAnsi="宋体" w:hint="eastAsia"/>
           <w:bCs/>
           <w:color w:val="000000"/>
         </w:rPr>
@@ -721,7 +720,6 @@
       <w:tblPr>
         <w:tblW w:w="5000" w:type="pct"/>
         <w:jc w:val="center"/>
-        <w:tblInd w:w="0" w:type="dxa"/>
         <w:tblBorders>
           <w:top w:val="single" w:sz="4" w:space="0" w:color="000000"/>
           <w:left w:val="single" w:sz="4" w:space="0" w:color="000000"/>
@@ -1653,7 +1651,6 @@
       <w:pPr>
         <w:ind w:firstLineChars="0" w:firstLine="420"/>
         <w:rPr>
-          <w:rFonts w:hint="eastAsia"/>
           <w:bCs/>
           <w:color w:val="000000"/>
         </w:rPr>
@@ -1719,7 +1716,6 @@
       <w:pPr>
         <w:ind w:firstLineChars="0" w:firstLine="420"/>
         <w:rPr>
-          <w:rFonts w:hint="eastAsia"/>
           <w:bCs/>
           <w:color w:val="000000"/>
         </w:rPr>
@@ -1769,7 +1765,6 @@
       <w:pPr>
         <w:ind w:firstLineChars="0" w:firstLine="420"/>
         <w:rPr>
-          <w:rFonts w:hint="eastAsia"/>
           <w:bCs/>
           <w:color w:val="000000"/>
         </w:rPr>
@@ -1900,7 +1895,6 @@
       <w:pPr>
         <w:ind w:firstLineChars="0" w:firstLine="420"/>
         <w:rPr>
-          <w:rFonts w:hint="eastAsia"/>
           <w:bCs/>
           <w:color w:val="000000"/>
         </w:rPr>
@@ -1934,7 +1928,6 @@
       <w:pPr>
         <w:ind w:leftChars="400" w:left="960" w:firstLineChars="0" w:firstLine="0"/>
         <w:rPr>
-          <w:rFonts w:hint="eastAsia"/>
           <w:bCs/>
           <w:color w:val="000000"/>
         </w:rPr>
@@ -1976,7 +1969,6 @@
       <w:pPr>
         <w:ind w:leftChars="400" w:left="960" w:firstLineChars="0" w:firstLine="0"/>
         <w:rPr>
-          <w:rFonts w:hint="eastAsia"/>
           <w:bCs/>
           <w:color w:val="000000"/>
         </w:rPr>
@@ -2018,7 +2010,6 @@
       <w:pPr>
         <w:ind w:leftChars="400" w:left="960" w:firstLineChars="0" w:firstLine="0"/>
         <w:rPr>
-          <w:rFonts w:hint="eastAsia"/>
           <w:bCs/>
           <w:color w:val="000000"/>
         </w:rPr>
@@ -2108,7 +2099,7 @@
         <w:ind w:firstLine="480"/>
         <w:jc w:val="center"/>
         <w:rPr>
-          <w:rFonts w:ascii="宋体" w:hAnsi="宋体"/>
+          <w:rFonts w:ascii="宋体" w:hAnsi="宋体" w:hint="eastAsia"/>
           <w:bCs/>
           <w:color w:val="000000"/>
         </w:rPr>
@@ -2149,7 +2140,6 @@
     <w:tbl>
       <w:tblPr>
         <w:tblW w:w="5000" w:type="pct"/>
-        <w:tblInd w:w="0" w:type="dxa"/>
         <w:tblBorders>
           <w:top w:val="single" w:sz="4" w:space="0" w:color="000000"/>
           <w:left w:val="single" w:sz="4" w:space="0" w:color="000000"/>
@@ -2167,15 +2157,6 @@
         <w:gridCol w:w="653"/>
         <w:gridCol w:w="3528"/>
         <w:gridCol w:w="4090"/>
-        <w:tblGridChange w:id="11">
-          <w:tblGrid>
-            <w:gridCol w:w="562"/>
-            <w:gridCol w:w="737"/>
-            <w:gridCol w:w="653"/>
-            <w:gridCol w:w="3528"/>
-            <w:gridCol w:w="4090"/>
-          </w:tblGrid>
-        </w:tblGridChange>
       </w:tblGrid>
       <w:tr>
         <w:trPr>
@@ -2393,7 +2374,7 @@
               <w:ind w:firstLineChars="0" w:firstLine="0"/>
               <w:jc w:val="center"/>
               <w:rPr>
-                <w:rFonts w:ascii="Calibri" w:hAnsi="Calibri" w:cs="宋体" w:hint="eastAsia"/>
+                <w:rFonts w:ascii="Calibri" w:hAnsi="Calibri" w:cs="宋体"/>
                 <w:bCs/>
                 <w:color w:val="000000"/>
                 <w:kern w:val="0"/>
@@ -2620,7 +2601,7 @@
               <w:ind w:firstLineChars="0" w:firstLine="0"/>
               <w:jc w:val="center"/>
               <w:rPr>
-                <w:rFonts w:ascii="Calibri" w:hAnsi="Calibri" w:cs="宋体" w:hint="eastAsia"/>
+                <w:rFonts w:ascii="Calibri" w:hAnsi="Calibri" w:cs="宋体"/>
                 <w:bCs/>
                 <w:color w:val="000000"/>
                 <w:kern w:val="0"/>
@@ -2724,7 +2705,7 @@
               <w:ind w:firstLineChars="0" w:firstLine="0"/>
               <w:jc w:val="center"/>
               <w:rPr>
-                <w:rFonts w:ascii="Calibri" w:hAnsi="Calibri" w:cs="宋体" w:hint="eastAsia"/>
+                <w:rFonts w:ascii="Calibri" w:hAnsi="Calibri" w:cs="宋体"/>
                 <w:bCs/>
                 <w:color w:val="000000"/>
                 <w:kern w:val="0"/>
@@ -2841,7 +2822,7 @@
               <w:ind w:firstLineChars="0" w:firstLine="0"/>
               <w:jc w:val="center"/>
               <w:rPr>
-                <w:rFonts w:ascii="Calibri" w:hAnsi="Calibri" w:cs="宋体" w:hint="eastAsia"/>
+                <w:rFonts w:ascii="Calibri" w:hAnsi="Calibri" w:cs="宋体"/>
                 <w:bCs/>
                 <w:color w:val="000000"/>
                 <w:kern w:val="0"/>
@@ -3051,7 +3032,7 @@
               <w:ind w:firstLineChars="0" w:firstLine="0"/>
               <w:jc w:val="center"/>
               <w:rPr>
-                <w:rFonts w:ascii="Calibri" w:hAnsi="Calibri" w:cs="宋体" w:hint="eastAsia"/>
+                <w:rFonts w:ascii="Calibri" w:hAnsi="Calibri" w:cs="宋体"/>
                 <w:bCs/>
                 <w:color w:val="000000"/>
                 <w:kern w:val="0"/>
@@ -3231,7 +3212,7 @@
               <w:ind w:firstLineChars="0" w:firstLine="0"/>
               <w:jc w:val="center"/>
               <w:rPr>
-                <w:rFonts w:ascii="Calibri" w:hAnsi="Calibri" w:cs="宋体" w:hint="eastAsia"/>
+                <w:rFonts w:ascii="Calibri" w:hAnsi="Calibri" w:cs="宋体"/>
                 <w:bCs/>
                 <w:color w:val="000000"/>
                 <w:kern w:val="0"/>
@@ -3421,7 +3402,7 @@
               <w:ind w:firstLineChars="0" w:firstLine="0"/>
               <w:jc w:val="center"/>
               <w:rPr>
-                <w:rFonts w:ascii="Calibri" w:hAnsi="Calibri" w:cs="宋体" w:hint="eastAsia"/>
+                <w:rFonts w:ascii="Calibri" w:hAnsi="Calibri" w:cs="宋体"/>
                 <w:bCs/>
                 <w:color w:val="000000"/>
                 <w:kern w:val="0"/>
@@ -3671,7 +3652,7 @@
               <w:ind w:firstLineChars="0" w:firstLine="0"/>
               <w:jc w:val="center"/>
               <w:rPr>
-                <w:rFonts w:ascii="Calibri" w:hAnsi="Calibri" w:cs="宋体" w:hint="eastAsia"/>
+                <w:rFonts w:ascii="Calibri" w:hAnsi="Calibri" w:cs="宋体"/>
                 <w:bCs/>
                 <w:color w:val="000000"/>
                 <w:kern w:val="0"/>
@@ -3881,7 +3862,7 @@
               <w:ind w:firstLineChars="0" w:firstLine="0"/>
               <w:jc w:val="center"/>
               <w:rPr>
-                <w:rFonts w:ascii="Calibri" w:hAnsi="Calibri" w:cs="宋体" w:hint="eastAsia"/>
+                <w:rFonts w:ascii="Calibri" w:hAnsi="Calibri" w:cs="宋体"/>
                 <w:bCs/>
                 <w:color w:val="000000"/>
                 <w:kern w:val="0"/>
@@ -4131,7 +4112,7 @@
               <w:ind w:firstLineChars="0" w:firstLine="0"/>
               <w:jc w:val="center"/>
               <w:rPr>
-                <w:rFonts w:ascii="Calibri" w:hAnsi="Calibri" w:cs="宋体" w:hint="eastAsia"/>
+                <w:rFonts w:ascii="Calibri" w:hAnsi="Calibri" w:cs="宋体"/>
                 <w:bCs/>
                 <w:color w:val="000000"/>
                 <w:kern w:val="0"/>
@@ -4381,7 +4362,7 @@
               <w:ind w:firstLineChars="0" w:firstLine="0"/>
               <w:jc w:val="center"/>
               <w:rPr>
-                <w:rFonts w:ascii="Calibri" w:hAnsi="Calibri" w:cs="宋体" w:hint="eastAsia"/>
+                <w:rFonts w:ascii="Calibri" w:hAnsi="Calibri" w:cs="宋体"/>
                 <w:bCs/>
                 <w:color w:val="000000"/>
                 <w:kern w:val="0"/>
@@ -4427,7 +4408,7 @@
                 <w:kern w:val="0"/>
                 <w:sz w:val="21"/>
               </w:rPr>
-              <w:t>6</w:t>
+              <w:t>4</w:t>
             </w:r>
           </w:p>
         </w:tc>
@@ -4477,7 +4458,7 @@
                 <w:kern w:val="0"/>
                 <w:sz w:val="21"/>
               </w:rPr>
-              <w:t>：工作温度、限压、模式</w:t>
+              <w:t>：工作温度、限压</w:t>
             </w:r>
           </w:p>
         </w:tc>
@@ -4742,7 +4723,7 @@
               <w:ind w:firstLineChars="0" w:firstLine="0"/>
               <w:jc w:val="center"/>
               <w:rPr>
-                <w:rFonts w:ascii="Calibri" w:hAnsi="Calibri" w:cs="宋体" w:hint="eastAsia"/>
+                <w:rFonts w:ascii="Calibri" w:hAnsi="Calibri" w:cs="宋体"/>
                 <w:bCs/>
                 <w:color w:val="000000"/>
                 <w:kern w:val="0"/>
@@ -4788,7 +4769,7 @@
                 <w:kern w:val="0"/>
                 <w:sz w:val="21"/>
               </w:rPr>
-              <w:t>6</w:t>
+              <w:t>4</w:t>
             </w:r>
           </w:p>
         </w:tc>
@@ -4838,7 +4819,7 @@
                 <w:kern w:val="0"/>
                 <w:sz w:val="21"/>
               </w:rPr>
-              <w:t>：工作温度、限压、模式</w:t>
+              <w:t>：工作温度、限压</w:t>
             </w:r>
           </w:p>
         </w:tc>
@@ -5103,7 +5084,7 @@
               <w:ind w:firstLineChars="0" w:firstLine="0"/>
               <w:jc w:val="center"/>
               <w:rPr>
-                <w:rFonts w:ascii="Calibri" w:hAnsi="Calibri" w:cs="宋体" w:hint="eastAsia"/>
+                <w:rFonts w:ascii="Calibri" w:hAnsi="Calibri" w:cs="宋体"/>
                 <w:bCs/>
                 <w:color w:val="000000"/>
                 <w:kern w:val="0"/>
@@ -5973,7 +5954,6 @@
           <w:tcPr>
             <w:tcW w:w="294" w:type="pct"/>
             <w:noWrap/>
-            <w:hideMark/>
           </w:tcPr>
           <w:p>
             <w:pPr>
@@ -5989,24 +5969,12 @@
                 <w:szCs w:val="28"/>
               </w:rPr>
             </w:pPr>
-            <w:r>
-              <w:rPr>
-                <w:rFonts w:ascii="Calibri" w:hAnsi="Calibri" w:cs="宋体" w:hint="eastAsia"/>
-                <w:bCs/>
-                <w:color w:val="000000"/>
-                <w:kern w:val="0"/>
-                <w:sz w:val="21"/>
-                <w:szCs w:val="28"/>
-              </w:rPr>
-              <w:t>14</w:t>
-            </w:r>
           </w:p>
         </w:tc>
         <w:tc>
           <w:tcPr>
             <w:tcW w:w="385" w:type="pct"/>
             <w:noWrap/>
-            <w:hideMark/>
           </w:tcPr>
           <w:p>
             <w:pPr>
@@ -6014,30 +5982,19 @@
               <w:ind w:firstLineChars="0" w:firstLine="0"/>
               <w:jc w:val="center"/>
               <w:rPr>
-                <w:rFonts w:ascii="Calibri" w:hAnsi="Calibri" w:cs="宋体" w:hint="eastAsia"/>
-                <w:bCs/>
-                <w:color w:val="000000"/>
-                <w:kern w:val="0"/>
-                <w:sz w:val="21"/>
-              </w:rPr>
-            </w:pPr>
-            <w:r>
-              <w:rPr>
-                <w:rFonts w:ascii="Calibri" w:hAnsi="Calibri" w:cs="宋体" w:hint="eastAsia"/>
-                <w:bCs/>
-                <w:color w:val="000000"/>
-                <w:kern w:val="0"/>
-                <w:sz w:val="21"/>
-              </w:rPr>
-              <w:t>0x3D</w:t>
-            </w:r>
+                <w:rFonts w:ascii="Calibri" w:hAnsi="Calibri" w:cs="宋体"/>
+                <w:bCs/>
+                <w:color w:val="000000"/>
+                <w:kern w:val="0"/>
+                <w:sz w:val="21"/>
+              </w:rPr>
+            </w:pPr>
           </w:p>
         </w:tc>
         <w:tc>
           <w:tcPr>
             <w:tcW w:w="341" w:type="pct"/>
             <w:noWrap/>
-            <w:hideMark/>
           </w:tcPr>
           <w:p>
             <w:pPr>
@@ -6052,76 +6009,44 @@
                 <w:sz w:val="21"/>
               </w:rPr>
             </w:pPr>
-            <w:r>
-              <w:rPr>
-                <w:rFonts w:ascii="Calibri" w:hAnsi="Calibri" w:cs="宋体" w:hint="eastAsia"/>
-                <w:bCs/>
-                <w:color w:val="000000"/>
-                <w:kern w:val="0"/>
-                <w:sz w:val="21"/>
-              </w:rPr>
-              <w:t>0</w:t>
-            </w:r>
           </w:p>
         </w:tc>
         <w:tc>
           <w:tcPr>
             <w:tcW w:w="1843" w:type="pct"/>
             <w:noWrap/>
-            <w:hideMark/>
-          </w:tcPr>
-          <w:p>
-            <w:pPr>
-              <w:spacing w:line="240" w:lineRule="auto"/>
-              <w:ind w:firstLineChars="0" w:firstLine="0"/>
-              <w:rPr>
-                <w:rFonts w:ascii="Calibri" w:hAnsi="Calibri" w:cs="宋体"/>
-                <w:bCs/>
-                <w:color w:val="000000"/>
-                <w:kern w:val="0"/>
-                <w:sz w:val="21"/>
-              </w:rPr>
-            </w:pPr>
-            <w:r>
-              <w:rPr>
-                <w:rFonts w:ascii="Calibri" w:hAnsi="Calibri" w:cs="宋体" w:hint="eastAsia"/>
-                <w:bCs/>
-                <w:color w:val="000000"/>
-                <w:kern w:val="0"/>
-                <w:sz w:val="21"/>
-              </w:rPr>
-              <w:t>/</w:t>
-            </w:r>
+          </w:tcPr>
+          <w:p>
+            <w:pPr>
+              <w:spacing w:line="240" w:lineRule="auto"/>
+              <w:ind w:firstLineChars="0" w:firstLine="0"/>
+              <w:rPr>
+                <w:rFonts w:ascii="Calibri" w:hAnsi="Calibri" w:cs="宋体"/>
+                <w:bCs/>
+                <w:color w:val="000000"/>
+                <w:kern w:val="0"/>
+                <w:sz w:val="21"/>
+              </w:rPr>
+            </w:pPr>
           </w:p>
         </w:tc>
         <w:tc>
           <w:tcPr>
             <w:tcW w:w="2137" w:type="pct"/>
             <w:noWrap/>
-            <w:hideMark/>
-          </w:tcPr>
-          <w:p>
-            <w:pPr>
-              <w:spacing w:line="240" w:lineRule="auto"/>
-              <w:ind w:firstLineChars="0" w:firstLine="0"/>
-              <w:rPr>
-                <w:rFonts w:ascii="Calibri" w:hAnsi="Calibri" w:cs="宋体"/>
-                <w:bCs/>
-                <w:color w:val="000000"/>
-                <w:kern w:val="0"/>
-                <w:sz w:val="21"/>
-              </w:rPr>
-            </w:pPr>
-            <w:r>
-              <w:rPr>
-                <w:rFonts w:ascii="Calibri" w:hAnsi="Calibri" w:cs="宋体" w:hint="eastAsia"/>
-                <w:bCs/>
-                <w:color w:val="000000"/>
-                <w:kern w:val="0"/>
-                <w:sz w:val="21"/>
-              </w:rPr>
-              <w:t>查询电流设定值</w:t>
-            </w:r>
+          </w:tcPr>
+          <w:p>
+            <w:pPr>
+              <w:spacing w:line="240" w:lineRule="auto"/>
+              <w:ind w:firstLineChars="0" w:firstLine="0"/>
+              <w:rPr>
+                <w:rFonts w:ascii="Calibri" w:hAnsi="Calibri" w:cs="宋体"/>
+                <w:bCs/>
+                <w:color w:val="000000"/>
+                <w:kern w:val="0"/>
+                <w:sz w:val="21"/>
+              </w:rPr>
+            </w:pPr>
           </w:p>
         </w:tc>
       </w:tr>
@@ -6161,7 +6086,7 @@
               <w:ind w:firstLineChars="0" w:firstLine="0"/>
               <w:jc w:val="center"/>
               <w:rPr>
-                <w:rFonts w:ascii="Calibri" w:hAnsi="Calibri" w:cs="宋体" w:hint="eastAsia"/>
+                <w:rFonts w:ascii="Calibri" w:hAnsi="Calibri" w:cs="宋体"/>
                 <w:bCs/>
                 <w:color w:val="000000"/>
                 <w:kern w:val="0"/>
@@ -6265,7 +6190,7 @@
               <w:ind w:firstLineChars="0" w:firstLine="0"/>
               <w:jc w:val="center"/>
               <w:rPr>
-                <w:rFonts w:ascii="Calibri" w:hAnsi="Calibri" w:cs="宋体" w:hint="eastAsia"/>
+                <w:rFonts w:ascii="Calibri" w:hAnsi="Calibri" w:cs="宋体"/>
                 <w:bCs/>
                 <w:color w:val="000000"/>
                 <w:kern w:val="0"/>
@@ -6382,7 +6307,7 @@
               <w:ind w:firstLineChars="0" w:firstLine="0"/>
               <w:jc w:val="center"/>
               <w:rPr>
-                <w:rFonts w:ascii="Calibri" w:hAnsi="Calibri" w:cs="宋体" w:hint="eastAsia"/>
+                <w:rFonts w:ascii="Calibri" w:hAnsi="Calibri" w:cs="宋体"/>
                 <w:bCs/>
                 <w:color w:val="000000"/>
                 <w:kern w:val="0"/>
@@ -6543,7 +6468,7 @@
               <w:ind w:firstLineChars="0" w:firstLine="0"/>
               <w:jc w:val="center"/>
               <w:rPr>
-                <w:rFonts w:ascii="Calibri" w:hAnsi="Calibri" w:cs="宋体" w:hint="eastAsia"/>
+                <w:rFonts w:ascii="Calibri" w:hAnsi="Calibri" w:cs="宋体"/>
                 <w:bCs/>
                 <w:color w:val="000000"/>
                 <w:kern w:val="0"/>
@@ -6703,7 +6628,7 @@
               <w:ind w:firstLineChars="0" w:firstLine="0"/>
               <w:jc w:val="center"/>
               <w:rPr>
-                <w:rFonts w:ascii="Calibri" w:hAnsi="Calibri" w:cs="宋体" w:hint="eastAsia"/>
+                <w:rFonts w:ascii="Calibri" w:hAnsi="Calibri" w:cs="宋体"/>
                 <w:bCs/>
                 <w:color w:val="000000"/>
                 <w:kern w:val="0"/>
@@ -6863,7 +6788,7 @@
               <w:ind w:firstLineChars="0" w:firstLine="0"/>
               <w:jc w:val="center"/>
               <w:rPr>
-                <w:rFonts w:ascii="Calibri" w:hAnsi="Calibri" w:cs="宋体" w:hint="eastAsia"/>
+                <w:rFonts w:ascii="Calibri" w:hAnsi="Calibri" w:cs="宋体"/>
                 <w:bCs/>
                 <w:color w:val="000000"/>
                 <w:kern w:val="0"/>
@@ -6980,6 +6905,16 @@
                 <w:sz w:val="21"/>
               </w:rPr>
               <w:t>LD</w:t>
+            </w:r>
+            <w:r>
+              <w:rPr>
+                <w:rFonts w:ascii="Calibri" w:hAnsi="Calibri" w:cs="宋体" w:hint="eastAsia"/>
+                <w:bCs/>
+                <w:color w:val="000000"/>
+                <w:kern w:val="0"/>
+                <w:sz w:val="21"/>
+              </w:rPr>
+              <w:t>1</w:t>
             </w:r>
             <w:r>
               <w:rPr>
@@ -7002,7 +6937,6 @@
           <w:tcPr>
             <w:tcW w:w="294" w:type="pct"/>
             <w:noWrap/>
-            <w:hideMark/>
           </w:tcPr>
           <w:p>
             <w:pPr>
@@ -7018,24 +6952,12 @@
                 <w:szCs w:val="28"/>
               </w:rPr>
             </w:pPr>
-            <w:r>
-              <w:rPr>
-                <w:rFonts w:ascii="Calibri" w:hAnsi="Calibri" w:cs="宋体" w:hint="eastAsia"/>
-                <w:bCs/>
-                <w:color w:val="000000"/>
-                <w:kern w:val="0"/>
-                <w:sz w:val="21"/>
-                <w:szCs w:val="28"/>
-              </w:rPr>
-              <w:t>21</w:t>
-            </w:r>
           </w:p>
         </w:tc>
         <w:tc>
           <w:tcPr>
             <w:tcW w:w="385" w:type="pct"/>
             <w:noWrap/>
-            <w:hideMark/>
           </w:tcPr>
           <w:p>
             <w:pPr>
@@ -7043,30 +6965,19 @@
               <w:ind w:firstLineChars="0" w:firstLine="0"/>
               <w:jc w:val="center"/>
               <w:rPr>
-                <w:rFonts w:ascii="Calibri" w:hAnsi="Calibri" w:cs="宋体" w:hint="eastAsia"/>
-                <w:bCs/>
-                <w:color w:val="000000"/>
-                <w:kern w:val="0"/>
-                <w:sz w:val="21"/>
-              </w:rPr>
-            </w:pPr>
-            <w:r>
-              <w:rPr>
-                <w:rFonts w:ascii="Calibri" w:hAnsi="Calibri" w:cs="宋体" w:hint="eastAsia"/>
-                <w:bCs/>
-                <w:color w:val="000000"/>
-                <w:kern w:val="0"/>
-                <w:sz w:val="21"/>
-              </w:rPr>
-              <w:t>0x54</w:t>
-            </w:r>
+                <w:rFonts w:ascii="Calibri" w:hAnsi="Calibri" w:cs="宋体"/>
+                <w:bCs/>
+                <w:color w:val="000000"/>
+                <w:kern w:val="0"/>
+                <w:sz w:val="21"/>
+              </w:rPr>
+            </w:pPr>
           </w:p>
         </w:tc>
         <w:tc>
           <w:tcPr>
             <w:tcW w:w="341" w:type="pct"/>
             <w:noWrap/>
-            <w:hideMark/>
           </w:tcPr>
           <w:p>
             <w:pPr>
@@ -7081,96 +6992,44 @@
                 <w:sz w:val="21"/>
               </w:rPr>
             </w:pPr>
-            <w:r>
-              <w:rPr>
-                <w:rFonts w:ascii="Calibri" w:hAnsi="Calibri" w:cs="宋体" w:hint="eastAsia"/>
-                <w:bCs/>
-                <w:color w:val="000000"/>
-                <w:kern w:val="0"/>
-                <w:sz w:val="21"/>
-              </w:rPr>
-              <w:t>0</w:t>
-            </w:r>
           </w:p>
         </w:tc>
         <w:tc>
           <w:tcPr>
             <w:tcW w:w="1843" w:type="pct"/>
             <w:noWrap/>
-            <w:hideMark/>
-          </w:tcPr>
-          <w:p>
-            <w:pPr>
-              <w:spacing w:line="240" w:lineRule="auto"/>
-              <w:ind w:firstLineChars="0" w:firstLine="0"/>
-              <w:rPr>
-                <w:rFonts w:ascii="Calibri" w:hAnsi="Calibri" w:cs="宋体"/>
-                <w:bCs/>
-                <w:color w:val="000000"/>
-                <w:kern w:val="0"/>
-                <w:sz w:val="21"/>
-              </w:rPr>
-            </w:pPr>
-            <w:r>
-              <w:rPr>
-                <w:rFonts w:ascii="Calibri" w:hAnsi="Calibri" w:cs="宋体" w:hint="eastAsia"/>
-                <w:bCs/>
-                <w:color w:val="000000"/>
-                <w:kern w:val="0"/>
-                <w:sz w:val="21"/>
-              </w:rPr>
-              <w:t>/</w:t>
-            </w:r>
+          </w:tcPr>
+          <w:p>
+            <w:pPr>
+              <w:spacing w:line="240" w:lineRule="auto"/>
+              <w:ind w:firstLineChars="0" w:firstLine="0"/>
+              <w:rPr>
+                <w:rFonts w:ascii="Calibri" w:hAnsi="Calibri" w:cs="宋体"/>
+                <w:bCs/>
+                <w:color w:val="000000"/>
+                <w:kern w:val="0"/>
+                <w:sz w:val="21"/>
+              </w:rPr>
+            </w:pPr>
           </w:p>
         </w:tc>
         <w:tc>
           <w:tcPr>
             <w:tcW w:w="2137" w:type="pct"/>
             <w:noWrap/>
-            <w:hideMark/>
-          </w:tcPr>
-          <w:p>
-            <w:pPr>
-              <w:spacing w:line="240" w:lineRule="auto"/>
-              <w:ind w:firstLineChars="0" w:firstLine="0"/>
-              <w:rPr>
-                <w:rFonts w:ascii="Calibri" w:hAnsi="Calibri" w:cs="宋体" w:hint="eastAsia"/>
-                <w:bCs/>
-                <w:color w:val="000000"/>
-                <w:kern w:val="0"/>
-                <w:sz w:val="21"/>
-              </w:rPr>
-            </w:pPr>
-            <w:r>
-              <w:rPr>
-                <w:rFonts w:ascii="Calibri" w:hAnsi="Calibri" w:cs="宋体"/>
-                <w:bCs/>
-                <w:color w:val="000000"/>
-                <w:kern w:val="0"/>
-                <w:sz w:val="21"/>
-              </w:rPr>
-              <w:t>查询调</w:t>
-            </w:r>
-            <w:r>
-              <w:rPr>
-                <w:rFonts w:ascii="Calibri" w:hAnsi="Calibri" w:cs="宋体"/>
-                <w:bCs/>
-                <w:color w:val="000000"/>
-                <w:kern w:val="0"/>
-                <w:sz w:val="21"/>
-              </w:rPr>
-              <w:t>Q</w:t>
-            </w:r>
-            <w:r>
-              <w:rPr>
-                <w:rFonts w:ascii="Calibri" w:hAnsi="Calibri" w:cs="宋体"/>
-                <w:bCs/>
-                <w:color w:val="000000"/>
-                <w:kern w:val="0"/>
-                <w:sz w:val="21"/>
-              </w:rPr>
-              <w:t>延时</w:t>
-            </w:r>
+          </w:tcPr>
+          <w:p>
+            <w:pPr>
+              <w:spacing w:line="240" w:lineRule="auto"/>
+              <w:ind w:firstLineChars="0" w:firstLine="0"/>
+              <w:rPr>
+                <w:rFonts w:ascii="Calibri" w:hAnsi="Calibri" w:cs="宋体"/>
+                <w:bCs/>
+                <w:color w:val="000000"/>
+                <w:kern w:val="0"/>
+                <w:sz w:val="21"/>
+              </w:rPr>
+            </w:pPr>
           </w:p>
         </w:tc>
       </w:tr>
@@ -7223,7 +7082,7 @@
               <w:ind w:firstLineChars="0" w:firstLine="0"/>
               <w:jc w:val="center"/>
               <w:rPr>
-                <w:rFonts w:ascii="Calibri" w:hAnsi="Calibri" w:cs="宋体" w:hint="eastAsia"/>
+                <w:rFonts w:ascii="Calibri" w:hAnsi="Calibri" w:cs="宋体"/>
                 <w:bCs/>
                 <w:color w:val="000000"/>
                 <w:kern w:val="0"/>
@@ -7403,7 +7262,7 @@
               <w:ind w:firstLineChars="0" w:firstLine="0"/>
               <w:jc w:val="center"/>
               <w:rPr>
-                <w:rFonts w:ascii="Calibri" w:hAnsi="Calibri" w:cs="宋体" w:hint="eastAsia"/>
+                <w:rFonts w:ascii="Calibri" w:hAnsi="Calibri" w:cs="宋体"/>
                 <w:bCs/>
                 <w:color w:val="000000"/>
                 <w:kern w:val="0"/>
@@ -7583,7 +7442,7 @@
               <w:ind w:firstLineChars="0" w:firstLine="0"/>
               <w:jc w:val="center"/>
               <w:rPr>
-                <w:rFonts w:ascii="Calibri" w:hAnsi="Calibri" w:cs="宋体" w:hint="eastAsia"/>
+                <w:rFonts w:ascii="Calibri" w:hAnsi="Calibri" w:cs="宋体"/>
                 <w:bCs/>
                 <w:color w:val="000000"/>
                 <w:kern w:val="0"/>
@@ -7763,7 +7622,7 @@
               <w:ind w:firstLineChars="0" w:firstLine="0"/>
               <w:jc w:val="center"/>
               <w:rPr>
-                <w:rFonts w:ascii="Calibri" w:hAnsi="Calibri" w:cs="宋体" w:hint="eastAsia"/>
+                <w:rFonts w:ascii="Calibri" w:hAnsi="Calibri" w:cs="宋体"/>
                 <w:bCs/>
                 <w:color w:val="000000"/>
                 <w:kern w:val="0"/>
@@ -7943,7 +7802,7 @@
               <w:ind w:firstLineChars="0" w:firstLine="0"/>
               <w:jc w:val="center"/>
               <w:rPr>
-                <w:rFonts w:ascii="Calibri" w:hAnsi="Calibri" w:cs="宋体" w:hint="eastAsia"/>
+                <w:rFonts w:ascii="Calibri" w:hAnsi="Calibri" w:cs="宋体"/>
                 <w:bCs/>
                 <w:color w:val="000000"/>
                 <w:kern w:val="0"/>
@@ -8103,7 +7962,7 @@
               <w:ind w:firstLineChars="0" w:firstLine="0"/>
               <w:jc w:val="center"/>
               <w:rPr>
-                <w:rFonts w:ascii="Calibri" w:hAnsi="Calibri" w:cs="宋体" w:hint="eastAsia"/>
+                <w:rFonts w:ascii="Calibri" w:hAnsi="Calibri" w:cs="宋体"/>
                 <w:bCs/>
                 <w:color w:val="000000"/>
                 <w:kern w:val="0"/>
@@ -8220,6 +8079,16 @@
                 <w:sz w:val="21"/>
               </w:rPr>
               <w:t>LD</w:t>
+            </w:r>
+            <w:r>
+              <w:rPr>
+                <w:rFonts w:ascii="Calibri" w:hAnsi="Calibri" w:cs="宋体" w:hint="eastAsia"/>
+                <w:bCs/>
+                <w:color w:val="000000"/>
+                <w:kern w:val="0"/>
+                <w:sz w:val="21"/>
+              </w:rPr>
+              <w:t>1</w:t>
             </w:r>
             <w:r>
               <w:rPr>
@@ -8283,7 +8152,7 @@
               <w:ind w:firstLineChars="0" w:firstLine="0"/>
               <w:jc w:val="center"/>
               <w:rPr>
-                <w:rFonts w:ascii="Calibri" w:hAnsi="Calibri" w:cs="宋体" w:hint="eastAsia"/>
+                <w:rFonts w:ascii="Calibri" w:hAnsi="Calibri" w:cs="宋体"/>
                 <w:bCs/>
                 <w:color w:val="000000"/>
                 <w:kern w:val="0"/>
@@ -8443,7 +8312,7 @@
               <w:ind w:firstLineChars="0" w:firstLine="0"/>
               <w:jc w:val="center"/>
               <w:rPr>
-                <w:rFonts w:ascii="Calibri" w:hAnsi="Calibri" w:cs="宋体" w:hint="eastAsia"/>
+                <w:rFonts w:ascii="Calibri" w:hAnsi="Calibri" w:cs="宋体"/>
                 <w:bCs/>
                 <w:color w:val="000000"/>
                 <w:kern w:val="0"/>
@@ -8603,7 +8472,7 @@
               <w:ind w:firstLineChars="0" w:firstLine="0"/>
               <w:jc w:val="center"/>
               <w:rPr>
-                <w:rFonts w:ascii="Calibri" w:hAnsi="Calibri" w:cs="宋体" w:hint="eastAsia"/>
+                <w:rFonts w:ascii="Calibri" w:hAnsi="Calibri" w:cs="宋体"/>
                 <w:bCs/>
                 <w:color w:val="000000"/>
                 <w:kern w:val="0"/>
@@ -8803,7 +8672,7 @@
               <w:ind w:firstLineChars="0" w:firstLine="0"/>
               <w:jc w:val="center"/>
               <w:rPr>
-                <w:rFonts w:ascii="Calibri" w:hAnsi="Calibri" w:cs="宋体" w:hint="eastAsia"/>
+                <w:rFonts w:ascii="Calibri" w:hAnsi="Calibri" w:cs="宋体"/>
                 <w:bCs/>
                 <w:color w:val="000000"/>
                 <w:kern w:val="0"/>
@@ -8983,7 +8852,7 @@
               <w:ind w:firstLineChars="0" w:firstLine="0"/>
               <w:jc w:val="center"/>
               <w:rPr>
-                <w:rFonts w:ascii="Calibri" w:hAnsi="Calibri" w:cs="宋体" w:hint="eastAsia"/>
+                <w:rFonts w:ascii="Calibri" w:hAnsi="Calibri" w:cs="宋体"/>
                 <w:bCs/>
                 <w:color w:val="000000"/>
                 <w:kern w:val="0"/>
@@ -9162,7 +9031,7 @@
               <w:ind w:firstLineChars="0" w:firstLine="0"/>
               <w:jc w:val="center"/>
               <w:rPr>
-                <w:rFonts w:ascii="Calibri" w:hAnsi="Calibri" w:cs="宋体" w:hint="eastAsia"/>
+                <w:rFonts w:ascii="Calibri" w:hAnsi="Calibri" w:cs="宋体"/>
                 <w:bCs/>
                 <w:color w:val="000000"/>
                 <w:kern w:val="0"/>
@@ -9351,7 +9220,7 @@
               <w:ind w:firstLineChars="0" w:firstLine="0"/>
               <w:jc w:val="center"/>
               <w:rPr>
-                <w:rFonts w:ascii="Calibri" w:hAnsi="Calibri" w:cs="宋体" w:hint="eastAsia"/>
+                <w:rFonts w:ascii="Calibri" w:hAnsi="Calibri" w:cs="宋体"/>
                 <w:bCs/>
                 <w:color w:val="000000"/>
                 <w:kern w:val="0"/>
@@ -9530,7 +9399,7 @@
               <w:ind w:firstLineChars="0" w:firstLine="0"/>
               <w:jc w:val="center"/>
               <w:rPr>
-                <w:rFonts w:ascii="Calibri" w:hAnsi="Calibri" w:cs="宋体" w:hint="eastAsia"/>
+                <w:rFonts w:ascii="Calibri" w:hAnsi="Calibri" w:cs="宋体"/>
                 <w:bCs/>
                 <w:color w:val="000000"/>
                 <w:kern w:val="0"/>
@@ -9729,7 +9598,7 @@
               <w:ind w:firstLineChars="0" w:firstLine="0"/>
               <w:jc w:val="center"/>
               <w:rPr>
-                <w:rFonts w:ascii="Calibri" w:hAnsi="Calibri" w:cs="宋体" w:hint="eastAsia"/>
+                <w:rFonts w:ascii="Calibri" w:hAnsi="Calibri" w:cs="宋体"/>
                 <w:bCs/>
                 <w:color w:val="000000"/>
                 <w:kern w:val="0"/>
@@ -9888,7 +9757,7 @@
               <w:ind w:firstLineChars="0" w:firstLine="0"/>
               <w:jc w:val="center"/>
               <w:rPr>
-                <w:rFonts w:ascii="Calibri" w:hAnsi="Calibri" w:cs="宋体" w:hint="eastAsia"/>
+                <w:rFonts w:ascii="Calibri" w:hAnsi="Calibri" w:cs="宋体"/>
                 <w:bCs/>
                 <w:color w:val="000000"/>
                 <w:kern w:val="0"/>
@@ -9979,7 +9848,7 @@
               <w:spacing w:line="240" w:lineRule="auto"/>
               <w:ind w:firstLineChars="0" w:firstLine="0"/>
               <w:rPr>
-                <w:rFonts w:ascii="Calibri" w:hAnsi="Calibri" w:cs="宋体" w:hint="eastAsia"/>
+                <w:rFonts w:ascii="Calibri" w:hAnsi="Calibri" w:cs="宋体"/>
                 <w:bCs/>
                 <w:color w:val="000000"/>
                 <w:kern w:val="0"/>
@@ -10014,7 +9883,7 @@
               <w:ind w:firstLineChars="0" w:firstLine="0"/>
               <w:jc w:val="center"/>
               <w:rPr>
-                <w:rFonts w:ascii="Calibri" w:hAnsi="Calibri" w:cs="宋体" w:hint="eastAsia"/>
+                <w:rFonts w:ascii="Calibri" w:hAnsi="Calibri" w:cs="宋体"/>
                 <w:bCs/>
                 <w:color w:val="000000"/>
                 <w:kern w:val="0"/>
@@ -10057,7 +9926,7 @@
               <w:ind w:firstLineChars="0" w:firstLine="0"/>
               <w:jc w:val="center"/>
               <w:rPr>
-                <w:rFonts w:ascii="Calibri" w:hAnsi="Calibri" w:cs="宋体" w:hint="eastAsia"/>
+                <w:rFonts w:ascii="Calibri" w:hAnsi="Calibri" w:cs="宋体"/>
                 <w:bCs/>
                 <w:color w:val="000000"/>
                 <w:kern w:val="0"/>
@@ -10087,7 +9956,7 @@
               <w:ind w:firstLineChars="0" w:firstLine="0"/>
               <w:jc w:val="center"/>
               <w:rPr>
-                <w:rFonts w:ascii="Calibri" w:hAnsi="Calibri" w:cs="宋体" w:hint="eastAsia"/>
+                <w:rFonts w:ascii="Calibri" w:hAnsi="Calibri" w:cs="宋体"/>
                 <w:bCs/>
                 <w:color w:val="000000"/>
                 <w:kern w:val="0"/>
@@ -10116,7 +9985,7 @@
               <w:spacing w:line="240" w:lineRule="auto"/>
               <w:ind w:firstLineChars="0" w:firstLine="0"/>
               <w:rPr>
-                <w:rFonts w:ascii="Calibri" w:hAnsi="Calibri" w:cs="宋体" w:hint="eastAsia"/>
+                <w:rFonts w:ascii="Calibri" w:hAnsi="Calibri" w:cs="宋体"/>
                 <w:bCs/>
                 <w:color w:val="000000"/>
                 <w:kern w:val="0"/>
@@ -10145,7 +10014,7 @@
               <w:spacing w:line="240" w:lineRule="auto"/>
               <w:ind w:firstLineChars="0" w:firstLine="0"/>
               <w:rPr>
-                <w:rFonts w:ascii="Calibri" w:hAnsi="Calibri" w:cs="宋体" w:hint="eastAsia"/>
+                <w:rFonts w:ascii="Calibri" w:hAnsi="Calibri" w:cs="宋体"/>
                 <w:bCs/>
                 <w:color w:val="000000"/>
                 <w:kern w:val="0"/>
@@ -10180,7 +10049,7 @@
               <w:ind w:firstLineChars="0" w:firstLine="0"/>
               <w:jc w:val="center"/>
               <w:rPr>
-                <w:rFonts w:ascii="Calibri" w:hAnsi="Calibri" w:cs="宋体" w:hint="eastAsia"/>
+                <w:rFonts w:ascii="Calibri" w:hAnsi="Calibri" w:cs="宋体"/>
                 <w:bCs/>
                 <w:color w:val="000000"/>
                 <w:kern w:val="0"/>
@@ -10212,7 +10081,7 @@
               <w:ind w:firstLineChars="0" w:firstLine="0"/>
               <w:jc w:val="center"/>
               <w:rPr>
-                <w:rFonts w:ascii="Calibri" w:hAnsi="Calibri" w:cs="宋体" w:hint="eastAsia"/>
+                <w:rFonts w:ascii="Calibri" w:hAnsi="Calibri" w:cs="宋体"/>
                 <w:bCs/>
                 <w:color w:val="000000"/>
                 <w:kern w:val="0"/>
@@ -10242,7 +10111,7 @@
               <w:ind w:firstLineChars="0" w:firstLine="0"/>
               <w:jc w:val="center"/>
               <w:rPr>
-                <w:rFonts w:ascii="Calibri" w:hAnsi="Calibri" w:cs="宋体" w:hint="eastAsia"/>
+                <w:rFonts w:ascii="Calibri" w:hAnsi="Calibri" w:cs="宋体"/>
                 <w:bCs/>
                 <w:color w:val="000000"/>
                 <w:kern w:val="0"/>
@@ -10271,7 +10140,7 @@
               <w:spacing w:line="240" w:lineRule="auto"/>
               <w:ind w:firstLineChars="0" w:firstLine="0"/>
               <w:rPr>
-                <w:rFonts w:ascii="Calibri" w:hAnsi="Calibri" w:cs="宋体" w:hint="eastAsia"/>
+                <w:rFonts w:ascii="Calibri" w:hAnsi="Calibri" w:cs="宋体"/>
                 <w:bCs/>
                 <w:color w:val="000000"/>
                 <w:kern w:val="0"/>
@@ -10300,7 +10169,7 @@
               <w:spacing w:line="240" w:lineRule="auto"/>
               <w:ind w:firstLineChars="0" w:firstLine="0"/>
               <w:rPr>
-                <w:rFonts w:ascii="Calibri" w:hAnsi="Calibri" w:cs="宋体" w:hint="eastAsia"/>
+                <w:rFonts w:ascii="Calibri" w:hAnsi="Calibri" w:cs="宋体"/>
                 <w:bCs/>
                 <w:color w:val="000000"/>
                 <w:kern w:val="0"/>
@@ -10367,7 +10236,7 @@
               <w:ind w:firstLineChars="0" w:firstLine="0"/>
               <w:jc w:val="center"/>
               <w:rPr>
-                <w:rFonts w:ascii="Calibri" w:hAnsi="Calibri" w:cs="宋体" w:hint="eastAsia"/>
+                <w:rFonts w:ascii="Calibri" w:hAnsi="Calibri" w:cs="宋体"/>
                 <w:bCs/>
                 <w:color w:val="000000"/>
                 <w:kern w:val="0"/>
@@ -10612,7 +10481,7 @@
               <w:ind w:firstLineChars="0" w:firstLine="0"/>
               <w:jc w:val="center"/>
               <w:rPr>
-                <w:rFonts w:ascii="Calibri" w:hAnsi="Calibri" w:cs="宋体" w:hint="eastAsia"/>
+                <w:rFonts w:ascii="Calibri" w:hAnsi="Calibri" w:cs="宋体"/>
                 <w:bCs/>
                 <w:color w:val="000000"/>
                 <w:kern w:val="0"/>
@@ -10787,7 +10656,7 @@
               <w:ind w:firstLineChars="0" w:firstLine="0"/>
               <w:jc w:val="center"/>
               <w:rPr>
-                <w:rFonts w:ascii="Calibri" w:hAnsi="Calibri" w:cs="宋体" w:hint="eastAsia"/>
+                <w:rFonts w:ascii="Calibri" w:hAnsi="Calibri" w:cs="宋体"/>
                 <w:bCs/>
                 <w:color w:val="000000"/>
                 <w:kern w:val="0"/>
@@ -11012,7 +10881,7 @@
               <w:ind w:firstLineChars="0" w:firstLine="0"/>
               <w:jc w:val="center"/>
               <w:rPr>
-                <w:rFonts w:ascii="Calibri" w:hAnsi="Calibri" w:cs="宋体" w:hint="eastAsia"/>
+                <w:rFonts w:ascii="Calibri" w:hAnsi="Calibri" w:cs="宋体"/>
                 <w:bCs/>
                 <w:color w:val="000000"/>
                 <w:kern w:val="0"/>
@@ -11187,7 +11056,7 @@
               <w:ind w:firstLineChars="0" w:firstLine="0"/>
               <w:jc w:val="center"/>
               <w:rPr>
-                <w:rFonts w:ascii="Calibri" w:hAnsi="Calibri" w:cs="宋体" w:hint="eastAsia"/>
+                <w:rFonts w:ascii="Calibri" w:hAnsi="Calibri" w:cs="宋体"/>
                 <w:bCs/>
                 <w:color w:val="000000"/>
                 <w:kern w:val="0"/>
@@ -11432,7 +11301,7 @@
               <w:ind w:firstLineChars="0" w:firstLine="0"/>
               <w:jc w:val="center"/>
               <w:rPr>
-                <w:rFonts w:ascii="Calibri" w:hAnsi="Calibri" w:cs="宋体" w:hint="eastAsia"/>
+                <w:rFonts w:ascii="Calibri" w:hAnsi="Calibri" w:cs="宋体"/>
                 <w:bCs/>
                 <w:color w:val="000000"/>
                 <w:kern w:val="0"/>
@@ -11677,7 +11546,7 @@
               <w:ind w:firstLineChars="0" w:firstLine="0"/>
               <w:jc w:val="center"/>
               <w:rPr>
-                <w:rFonts w:ascii="Calibri" w:hAnsi="Calibri" w:cs="宋体" w:hint="eastAsia"/>
+                <w:rFonts w:ascii="Calibri" w:hAnsi="Calibri" w:cs="宋体"/>
                 <w:bCs/>
                 <w:color w:val="000000"/>
                 <w:kern w:val="0"/>
@@ -11852,7 +11721,7 @@
               <w:ind w:firstLineChars="0" w:firstLine="0"/>
               <w:jc w:val="center"/>
               <w:rPr>
-                <w:rFonts w:ascii="Calibri" w:hAnsi="Calibri" w:cs="宋体" w:hint="eastAsia"/>
+                <w:rFonts w:ascii="Calibri" w:hAnsi="Calibri" w:cs="宋体"/>
                 <w:bCs/>
                 <w:color w:val="000000"/>
                 <w:kern w:val="0"/>
@@ -12027,7 +11896,7 @@
               <w:ind w:firstLineChars="0" w:firstLine="0"/>
               <w:jc w:val="center"/>
               <w:rPr>
-                <w:rFonts w:ascii="Calibri" w:hAnsi="Calibri" w:cs="宋体" w:hint="eastAsia"/>
+                <w:rFonts w:ascii="Calibri" w:hAnsi="Calibri" w:cs="宋体"/>
                 <w:bCs/>
                 <w:color w:val="000000"/>
                 <w:kern w:val="0"/>
@@ -12072,7 +11941,7 @@
                 <w:kern w:val="0"/>
                 <w:sz w:val="21"/>
               </w:rPr>
-              <w:t>6</w:t>
+              <w:t>4</w:t>
             </w:r>
           </w:p>
         </w:tc>
@@ -12404,7 +12273,7 @@
               <w:ind w:firstLineChars="0" w:firstLine="0"/>
               <w:jc w:val="center"/>
               <w:rPr>
-                <w:rFonts w:ascii="Calibri" w:hAnsi="Calibri" w:cs="宋体" w:hint="eastAsia"/>
+                <w:rFonts w:ascii="Calibri" w:hAnsi="Calibri" w:cs="宋体"/>
                 <w:bCs/>
                 <w:color w:val="000000"/>
                 <w:kern w:val="0"/>
@@ -12449,7 +12318,7 @@
                 <w:kern w:val="0"/>
                 <w:sz w:val="21"/>
               </w:rPr>
-              <w:t>6</w:t>
+              <w:t>4</w:t>
             </w:r>
           </w:p>
         </w:tc>
@@ -12782,7 +12651,7 @@
               <w:ind w:firstLineChars="0" w:firstLine="0"/>
               <w:jc w:val="center"/>
               <w:rPr>
-                <w:rFonts w:ascii="Calibri" w:hAnsi="Calibri" w:cs="宋体" w:hint="eastAsia"/>
+                <w:rFonts w:ascii="Calibri" w:hAnsi="Calibri" w:cs="宋体"/>
                 <w:bCs/>
                 <w:color w:val="000000"/>
                 <w:kern w:val="0"/>
@@ -12977,7 +12846,7 @@
               <w:ind w:firstLineChars="0" w:firstLine="0"/>
               <w:jc w:val="center"/>
               <w:rPr>
-                <w:rFonts w:ascii="Calibri" w:hAnsi="Calibri" w:cs="宋体" w:hint="eastAsia"/>
+                <w:rFonts w:ascii="Calibri" w:hAnsi="Calibri" w:cs="宋体"/>
                 <w:bCs/>
                 <w:color w:val="000000"/>
                 <w:kern w:val="0"/>
@@ -13172,7 +13041,7 @@
               <w:ind w:firstLineChars="0" w:firstLine="0"/>
               <w:jc w:val="center"/>
               <w:rPr>
-                <w:rFonts w:ascii="Calibri" w:hAnsi="Calibri" w:cs="宋体" w:hint="eastAsia"/>
+                <w:rFonts w:ascii="Calibri" w:hAnsi="Calibri" w:cs="宋体"/>
                 <w:bCs/>
                 <w:color w:val="000000"/>
                 <w:kern w:val="0"/>
@@ -13357,7 +13226,7 @@
               <w:ind w:firstLineChars="0" w:firstLine="0"/>
               <w:jc w:val="center"/>
               <w:rPr>
-                <w:rFonts w:ascii="Calibri" w:hAnsi="Calibri" w:cs="宋体" w:hint="eastAsia"/>
+                <w:rFonts w:ascii="Calibri" w:hAnsi="Calibri" w:cs="宋体"/>
                 <w:bCs/>
                 <w:color w:val="000000"/>
                 <w:kern w:val="0"/>
@@ -13532,7 +13401,7 @@
               <w:ind w:firstLineChars="0" w:firstLine="0"/>
               <w:jc w:val="center"/>
               <w:rPr>
-                <w:rFonts w:ascii="Calibri" w:hAnsi="Calibri" w:cs="宋体" w:hint="eastAsia"/>
+                <w:rFonts w:ascii="Calibri" w:hAnsi="Calibri" w:cs="宋体"/>
                 <w:bCs/>
                 <w:color w:val="000000"/>
                 <w:kern w:val="0"/>
@@ -13727,7 +13596,7 @@
               <w:ind w:firstLineChars="0" w:firstLine="0"/>
               <w:jc w:val="center"/>
               <w:rPr>
-                <w:rFonts w:ascii="Calibri" w:hAnsi="Calibri" w:cs="宋体" w:hint="eastAsia"/>
+                <w:rFonts w:ascii="Calibri" w:hAnsi="Calibri" w:cs="宋体"/>
                 <w:bCs/>
                 <w:color w:val="000000"/>
                 <w:kern w:val="0"/>
@@ -13922,7 +13791,7 @@
               <w:ind w:firstLineChars="0" w:firstLine="0"/>
               <w:jc w:val="center"/>
               <w:rPr>
-                <w:rFonts w:ascii="Calibri" w:hAnsi="Calibri" w:cs="宋体" w:hint="eastAsia"/>
+                <w:rFonts w:ascii="Calibri" w:hAnsi="Calibri" w:cs="宋体"/>
                 <w:bCs/>
                 <w:color w:val="000000"/>
                 <w:kern w:val="0"/>
@@ -14117,7 +13986,7 @@
               <w:ind w:firstLineChars="0" w:firstLine="0"/>
               <w:jc w:val="center"/>
               <w:rPr>
-                <w:rFonts w:ascii="Calibri" w:hAnsi="Calibri" w:cs="宋体" w:hint="eastAsia"/>
+                <w:rFonts w:ascii="Calibri" w:hAnsi="Calibri" w:cs="宋体"/>
                 <w:bCs/>
                 <w:color w:val="000000"/>
                 <w:kern w:val="0"/>
@@ -14280,7 +14149,7 @@
               <w:ind w:firstLineChars="0" w:firstLine="0"/>
               <w:jc w:val="center"/>
               <w:rPr>
-                <w:rFonts w:ascii="Calibri" w:hAnsi="Calibri" w:cs="宋体" w:hint="eastAsia"/>
+                <w:rFonts w:ascii="Calibri" w:hAnsi="Calibri" w:cs="宋体"/>
                 <w:bCs/>
                 <w:color w:val="000000"/>
                 <w:kern w:val="0"/>
@@ -14312,7 +14181,7 @@
               <w:ind w:firstLineChars="0" w:firstLine="0"/>
               <w:jc w:val="center"/>
               <w:rPr>
-                <w:rFonts w:ascii="Calibri" w:hAnsi="Calibri" w:cs="宋体" w:hint="eastAsia"/>
+                <w:rFonts w:ascii="Calibri" w:hAnsi="Calibri" w:cs="宋体"/>
                 <w:bCs/>
                 <w:color w:val="000000"/>
                 <w:kern w:val="0"/>
@@ -14342,7 +14211,7 @@
               <w:ind w:firstLineChars="0" w:firstLine="0"/>
               <w:jc w:val="center"/>
               <w:rPr>
-                <w:rFonts w:ascii="Calibri" w:hAnsi="Calibri" w:cs="宋体" w:hint="eastAsia"/>
+                <w:rFonts w:ascii="Calibri" w:hAnsi="Calibri" w:cs="宋体"/>
                 <w:bCs/>
                 <w:color w:val="000000"/>
                 <w:kern w:val="0"/>
@@ -14371,7 +14240,7 @@
               <w:spacing w:line="240" w:lineRule="auto"/>
               <w:ind w:firstLineChars="0" w:firstLine="0"/>
               <w:rPr>
-                <w:rFonts w:ascii="Calibri" w:hAnsi="Calibri" w:cs="宋体" w:hint="eastAsia"/>
+                <w:rFonts w:ascii="Calibri" w:hAnsi="Calibri" w:cs="宋体"/>
                 <w:bCs/>
                 <w:color w:val="000000"/>
                 <w:kern w:val="0"/>
@@ -14420,7 +14289,7 @@
               <w:spacing w:line="240" w:lineRule="auto"/>
               <w:ind w:firstLineChars="0" w:firstLine="0"/>
               <w:rPr>
-                <w:rFonts w:ascii="Calibri" w:hAnsi="Calibri" w:cs="宋体" w:hint="eastAsia"/>
+                <w:rFonts w:ascii="Calibri" w:hAnsi="Calibri" w:cs="宋体"/>
                 <w:bCs/>
                 <w:color w:val="000000"/>
                 <w:kern w:val="0"/>
@@ -14453,7 +14322,7 @@
               <w:spacing w:line="240" w:lineRule="auto"/>
               <w:ind w:firstLineChars="0" w:firstLine="0"/>
               <w:rPr>
-                <w:rFonts w:ascii="Calibri" w:hAnsi="Calibri" w:cs="宋体" w:hint="eastAsia"/>
+                <w:rFonts w:ascii="Calibri" w:hAnsi="Calibri" w:cs="宋体"/>
                 <w:bCs/>
                 <w:color w:val="000000"/>
                 <w:kern w:val="0"/>
@@ -14480,6 +14349,7 @@
               </w:rPr>
               <w:t>：</w:t>
             </w:r>
+            <w:proofErr w:type="spellStart"/>
             <w:r>
               <w:rPr>
                 <w:rFonts w:ascii="Calibri" w:hAnsi="Calibri" w:cs="宋体" w:hint="eastAsia"/>
@@ -14490,6 +14360,7 @@
               </w:rPr>
               <w:t>BootLoader</w:t>
             </w:r>
+            <w:proofErr w:type="spellEnd"/>
             <w:r>
               <w:rPr>
                 <w:rFonts w:ascii="Calibri" w:hAnsi="Calibri" w:cs="宋体" w:hint="eastAsia"/>
@@ -14506,7 +14377,7 @@
               <w:spacing w:line="240" w:lineRule="auto"/>
               <w:ind w:firstLineChars="0" w:firstLine="0"/>
               <w:rPr>
-                <w:rFonts w:ascii="Calibri" w:hAnsi="Calibri" w:cs="宋体" w:hint="eastAsia"/>
+                <w:rFonts w:ascii="Calibri" w:hAnsi="Calibri" w:cs="宋体"/>
                 <w:bCs/>
                 <w:color w:val="000000"/>
                 <w:kern w:val="0"/>
@@ -14571,7 +14442,7 @@
               <w:ind w:firstLineChars="0" w:firstLine="0"/>
               <w:jc w:val="center"/>
               <w:rPr>
-                <w:rFonts w:ascii="Calibri" w:hAnsi="Calibri" w:cs="宋体" w:hint="eastAsia"/>
+                <w:rFonts w:ascii="Calibri" w:hAnsi="Calibri" w:cs="宋体"/>
                 <w:bCs/>
                 <w:color w:val="000000"/>
                 <w:kern w:val="0"/>
@@ -14603,32 +14474,22 @@
               <w:ind w:firstLineChars="0" w:firstLine="0"/>
               <w:jc w:val="center"/>
               <w:rPr>
-                <w:rFonts w:ascii="Calibri" w:hAnsi="Calibri" w:cs="宋体" w:hint="eastAsia"/>
-                <w:bCs/>
-                <w:color w:val="000000"/>
-                <w:kern w:val="0"/>
-                <w:sz w:val="21"/>
-              </w:rPr>
-            </w:pPr>
-            <w:r>
-              <w:rPr>
-                <w:rFonts w:ascii="Calibri" w:hAnsi="Calibri" w:cs="宋体" w:hint="eastAsia"/>
-                <w:bCs/>
-                <w:color w:val="000000"/>
-                <w:kern w:val="0"/>
-                <w:sz w:val="21"/>
-              </w:rPr>
-              <w:t>0xE</w:t>
-            </w:r>
-            <w:r>
-              <w:rPr>
-                <w:rFonts w:ascii="Calibri" w:hAnsi="Calibri" w:cs="宋体" w:hint="eastAsia"/>
-                <w:bCs/>
-                <w:color w:val="000000"/>
-                <w:kern w:val="0"/>
-                <w:sz w:val="21"/>
-              </w:rPr>
-              <w:t>4</w:t>
+                <w:rFonts w:ascii="Calibri" w:hAnsi="Calibri" w:cs="宋体"/>
+                <w:bCs/>
+                <w:color w:val="000000"/>
+                <w:kern w:val="0"/>
+                <w:sz w:val="21"/>
+              </w:rPr>
+            </w:pPr>
+            <w:r>
+              <w:rPr>
+                <w:rFonts w:ascii="Calibri" w:hAnsi="Calibri" w:cs="宋体" w:hint="eastAsia"/>
+                <w:bCs/>
+                <w:color w:val="000000"/>
+                <w:kern w:val="0"/>
+                <w:sz w:val="21"/>
+              </w:rPr>
+              <w:t>0xE4</w:t>
             </w:r>
           </w:p>
         </w:tc>
@@ -14643,7 +14504,7 @@
               <w:ind w:firstLineChars="0" w:firstLine="0"/>
               <w:jc w:val="center"/>
               <w:rPr>
-                <w:rFonts w:ascii="Calibri" w:hAnsi="Calibri" w:cs="宋体" w:hint="eastAsia"/>
+                <w:rFonts w:ascii="Calibri" w:hAnsi="Calibri" w:cs="宋体"/>
                 <w:bCs/>
                 <w:color w:val="000000"/>
                 <w:kern w:val="0"/>
@@ -14672,7 +14533,7 @@
               <w:spacing w:line="240" w:lineRule="auto"/>
               <w:ind w:firstLineChars="0" w:firstLine="0"/>
               <w:rPr>
-                <w:rFonts w:ascii="Calibri" w:hAnsi="Calibri" w:cs="宋体" w:hint="eastAsia"/>
+                <w:rFonts w:ascii="Calibri" w:hAnsi="Calibri" w:cs="宋体"/>
                 <w:bCs/>
                 <w:color w:val="000000"/>
                 <w:kern w:val="0"/>
@@ -14721,7 +14582,7 @@
               <w:spacing w:line="240" w:lineRule="auto"/>
               <w:ind w:firstLineChars="0" w:firstLine="0"/>
               <w:rPr>
-                <w:rFonts w:ascii="Calibri" w:hAnsi="Calibri" w:cs="宋体" w:hint="eastAsia"/>
+                <w:rFonts w:ascii="Calibri" w:hAnsi="Calibri" w:cs="宋体"/>
                 <w:bCs/>
                 <w:color w:val="000000"/>
                 <w:kern w:val="0"/>
@@ -14776,7 +14637,7 @@
               <w:ind w:firstLineChars="0" w:firstLine="0"/>
               <w:jc w:val="center"/>
               <w:rPr>
-                <w:rFonts w:ascii="Calibri" w:hAnsi="Calibri" w:cs="宋体" w:hint="eastAsia"/>
+                <w:rFonts w:ascii="Calibri" w:hAnsi="Calibri" w:cs="宋体"/>
                 <w:bCs/>
                 <w:color w:val="000000"/>
                 <w:kern w:val="0"/>
@@ -14797,7 +14658,7 @@
               <w:ind w:firstLineChars="0" w:firstLine="0"/>
               <w:jc w:val="center"/>
               <w:rPr>
-                <w:rFonts w:ascii="Calibri" w:hAnsi="Calibri" w:cs="宋体" w:hint="eastAsia"/>
+                <w:rFonts w:ascii="Calibri" w:hAnsi="Calibri" w:cs="宋体"/>
                 <w:bCs/>
                 <w:color w:val="000000"/>
                 <w:kern w:val="0"/>
@@ -14817,7 +14678,7 @@
               <w:ind w:firstLineChars="0" w:firstLine="0"/>
               <w:jc w:val="center"/>
               <w:rPr>
-                <w:rFonts w:ascii="Calibri" w:hAnsi="Calibri" w:cs="宋体" w:hint="eastAsia"/>
+                <w:rFonts w:ascii="Calibri" w:hAnsi="Calibri" w:cs="宋体"/>
                 <w:bCs/>
                 <w:color w:val="000000"/>
                 <w:kern w:val="0"/>
@@ -14836,7 +14697,7 @@
               <w:spacing w:line="240" w:lineRule="auto"/>
               <w:ind w:firstLineChars="0" w:firstLine="0"/>
               <w:rPr>
-                <w:rFonts w:ascii="Calibri" w:hAnsi="Calibri" w:cs="宋体" w:hint="eastAsia"/>
+                <w:rFonts w:ascii="Calibri" w:hAnsi="Calibri" w:cs="宋体"/>
                 <w:bCs/>
                 <w:color w:val="000000"/>
                 <w:kern w:val="0"/>
@@ -14855,7 +14716,7 @@
               <w:spacing w:line="240" w:lineRule="auto"/>
               <w:ind w:firstLineChars="0" w:firstLine="0"/>
               <w:rPr>
-                <w:rFonts w:ascii="Calibri" w:hAnsi="Calibri" w:cs="宋体" w:hint="eastAsia"/>
+                <w:rFonts w:ascii="Calibri" w:hAnsi="Calibri" w:cs="宋体"/>
                 <w:bCs/>
                 <w:color w:val="000000"/>
                 <w:kern w:val="0"/>
@@ -14877,7 +14738,7 @@
         <w:spacing w:beforeLines="50" w:before="120" w:afterLines="50" w:after="120" w:line="288" w:lineRule="auto"/>
         <w:ind w:firstLineChars="0" w:firstLine="0"/>
         <w:rPr>
-          <w:rFonts w:ascii="宋体" w:hAnsi="宋体"/>
+          <w:rFonts w:ascii="宋体" w:hAnsi="宋体" w:hint="eastAsia"/>
           <w:color w:val="000000"/>
         </w:rPr>
       </w:pPr>
@@ -14893,7 +14754,7 @@
         <w:spacing w:line="240" w:lineRule="auto"/>
         <w:ind w:firstLineChars="0" w:firstLine="0"/>
         <w:rPr>
-          <w:rFonts w:ascii="宋体" w:hAnsi="宋体"/>
+          <w:rFonts w:ascii="宋体" w:hAnsi="宋体" w:hint="eastAsia"/>
           <w:bCs/>
           <w:sz w:val="21"/>
           <w:szCs w:val="21"/>
@@ -15042,7 +14903,7 @@
         <w:spacing w:line="240" w:lineRule="auto"/>
         <w:ind w:firstLineChars="0" w:firstLine="0"/>
         <w:rPr>
-          <w:rFonts w:ascii="宋体" w:hAnsi="宋体"/>
+          <w:rFonts w:ascii="宋体" w:hAnsi="宋体" w:hint="eastAsia"/>
           <w:bCs/>
           <w:sz w:val="21"/>
           <w:szCs w:val="21"/>
@@ -15162,7 +15023,6 @@
       <w:tblPr>
         <w:tblW w:w="0" w:type="auto"/>
         <w:jc w:val="center"/>
-        <w:tblInd w:w="0" w:type="dxa"/>
         <w:tblBorders>
           <w:top w:val="single" w:sz="4" w:space="0" w:color="auto"/>
           <w:left w:val="single" w:sz="4" w:space="0" w:color="auto"/>
@@ -15180,16 +15040,6 @@
         <w:gridCol w:w="1729"/>
         <w:gridCol w:w="1729"/>
         <w:gridCol w:w="1750"/>
-        <w:tblGridChange w:id="12">
-          <w:tblGrid>
-            <w:gridCol w:w="814"/>
-            <w:gridCol w:w="1543"/>
-            <w:gridCol w:w="1330"/>
-            <w:gridCol w:w="1729"/>
-            <w:gridCol w:w="1729"/>
-            <w:gridCol w:w="1750"/>
-          </w:tblGrid>
-        </w:tblGridChange>
       </w:tblGrid>
       <w:tr>
         <w:trPr>
@@ -15622,7 +15472,7 @@
         <w:ind w:firstLineChars="0" w:firstLine="0"/>
         <w:jc w:val="center"/>
         <w:rPr>
-          <w:rFonts w:ascii="宋体" w:hAnsi="宋体"/>
+          <w:rFonts w:ascii="宋体" w:hAnsi="宋体" w:hint="eastAsia"/>
           <w:bCs/>
           <w:sz w:val="21"/>
           <w:szCs w:val="21"/>
@@ -15661,7 +15511,6 @@
       <w:tblPr>
         <w:tblW w:w="0" w:type="auto"/>
         <w:jc w:val="center"/>
-        <w:tblInd w:w="0" w:type="dxa"/>
         <w:tblBorders>
           <w:top w:val="single" w:sz="4" w:space="0" w:color="auto"/>
           <w:left w:val="single" w:sz="4" w:space="0" w:color="auto"/>
@@ -15972,7 +15821,7 @@
         <w:spacing w:line="240" w:lineRule="auto"/>
         <w:ind w:firstLineChars="0" w:firstLine="0"/>
         <w:rPr>
-          <w:rFonts w:ascii="宋体" w:hAnsi="宋体"/>
+          <w:rFonts w:ascii="宋体" w:hAnsi="宋体" w:hint="eastAsia"/>
           <w:bCs/>
           <w:sz w:val="21"/>
           <w:szCs w:val="21"/>
@@ -15990,7 +15839,7 @@
         <w:spacing w:beforeLines="50" w:before="120" w:afterLines="50" w:after="120" w:line="288" w:lineRule="auto"/>
         <w:ind w:firstLineChars="0" w:firstLine="0"/>
         <w:rPr>
-          <w:rFonts w:ascii="宋体" w:hAnsi="宋体"/>
+          <w:rFonts w:ascii="宋体" w:hAnsi="宋体" w:hint="eastAsia"/>
         </w:rPr>
       </w:pPr>
     </w:p>
@@ -16005,7 +15854,7 @@
         <w:spacing w:beforeLines="50" w:before="120" w:afterLines="50" w:after="120" w:line="288" w:lineRule="auto"/>
         <w:ind w:firstLineChars="0" w:firstLine="0"/>
         <w:rPr>
-          <w:rFonts w:ascii="宋体" w:hAnsi="宋体"/>
+          <w:rFonts w:ascii="宋体" w:hAnsi="宋体" w:hint="eastAsia"/>
           <w:color w:val="000000"/>
         </w:rPr>
       </w:pPr>
@@ -16076,7 +15925,7 @@
         <w:ind w:firstLine="480"/>
         <w:jc w:val="center"/>
         <w:rPr>
-          <w:rFonts w:ascii="宋体" w:hAnsi="宋体"/>
+          <w:rFonts w:ascii="宋体" w:hAnsi="宋体" w:hint="eastAsia"/>
           <w:color w:val="000000"/>
         </w:rPr>
       </w:pPr>
@@ -16124,7 +15973,6 @@
     <w:tbl>
       <w:tblPr>
         <w:tblW w:w="5000" w:type="pct"/>
-        <w:tblInd w:w="0" w:type="dxa"/>
         <w:tblBorders>
           <w:top w:val="single" w:sz="4" w:space="0" w:color="000000"/>
           <w:left w:val="single" w:sz="4" w:space="0" w:color="000000"/>
@@ -16141,15 +15989,6 @@
         <w:gridCol w:w="806"/>
         <w:gridCol w:w="4038"/>
         <w:gridCol w:w="3556"/>
-        <w:tblGridChange w:id="13">
-          <w:tblGrid>
-            <w:gridCol w:w="511"/>
-            <w:gridCol w:w="659"/>
-            <w:gridCol w:w="806"/>
-            <w:gridCol w:w="4038"/>
-            <w:gridCol w:w="3556"/>
-          </w:tblGrid>
-        </w:tblGridChange>
       </w:tblGrid>
       <w:tr>
         <w:trPr>
@@ -16366,7 +16205,7 @@
               <w:ind w:firstLineChars="0" w:firstLine="0"/>
               <w:jc w:val="center"/>
               <w:rPr>
-                <w:rFonts w:ascii="Calibri" w:hAnsi="Calibri" w:cs="宋体" w:hint="eastAsia"/>
+                <w:rFonts w:ascii="Calibri" w:hAnsi="Calibri" w:cs="宋体"/>
                 <w:bCs/>
                 <w:color w:val="000000"/>
                 <w:kern w:val="0"/>
@@ -16573,7 +16412,7 @@
               <w:ind w:firstLineChars="0" w:firstLine="0"/>
               <w:jc w:val="center"/>
               <w:rPr>
-                <w:rFonts w:ascii="Calibri" w:hAnsi="Calibri" w:cs="宋体" w:hint="eastAsia"/>
+                <w:rFonts w:ascii="Calibri" w:hAnsi="Calibri" w:cs="宋体"/>
                 <w:bCs/>
                 <w:color w:val="000000"/>
                 <w:kern w:val="0"/>
@@ -16677,7 +16516,7 @@
               <w:ind w:firstLineChars="0" w:firstLine="0"/>
               <w:jc w:val="center"/>
               <w:rPr>
-                <w:rFonts w:ascii="Calibri" w:hAnsi="Calibri" w:cs="宋体" w:hint="eastAsia"/>
+                <w:rFonts w:ascii="Calibri" w:hAnsi="Calibri" w:cs="宋体"/>
                 <w:bCs/>
                 <w:color w:val="000000"/>
                 <w:kern w:val="0"/>
@@ -16793,7 +16632,7 @@
               <w:ind w:firstLineChars="0" w:firstLine="0"/>
               <w:jc w:val="center"/>
               <w:rPr>
-                <w:rFonts w:ascii="Calibri" w:hAnsi="Calibri" w:cs="宋体" w:hint="eastAsia"/>
+                <w:rFonts w:ascii="Calibri" w:hAnsi="Calibri" w:cs="宋体"/>
                 <w:bCs/>
                 <w:color w:val="000000"/>
                 <w:kern w:val="0"/>
@@ -16972,7 +16811,7 @@
               <w:ind w:firstLineChars="0" w:firstLine="0"/>
               <w:jc w:val="center"/>
               <w:rPr>
-                <w:rFonts w:ascii="Calibri" w:hAnsi="Calibri" w:cs="宋体" w:hint="eastAsia"/>
+                <w:rFonts w:ascii="Calibri" w:hAnsi="Calibri" w:cs="宋体"/>
                 <w:bCs/>
                 <w:color w:val="000000"/>
                 <w:kern w:val="0"/>
@@ -17151,7 +16990,7 @@
               <w:ind w:firstLineChars="0" w:firstLine="0"/>
               <w:jc w:val="center"/>
               <w:rPr>
-                <w:rFonts w:ascii="Calibri" w:hAnsi="Calibri" w:cs="宋体" w:hint="eastAsia"/>
+                <w:rFonts w:ascii="Calibri" w:hAnsi="Calibri" w:cs="宋体"/>
                 <w:bCs/>
                 <w:color w:val="000000"/>
                 <w:kern w:val="0"/>
@@ -17350,7 +17189,7 @@
               <w:ind w:firstLineChars="0" w:firstLine="0"/>
               <w:jc w:val="center"/>
               <w:rPr>
-                <w:rFonts w:ascii="Calibri" w:hAnsi="Calibri" w:cs="宋体" w:hint="eastAsia"/>
+                <w:rFonts w:ascii="Calibri" w:hAnsi="Calibri" w:cs="宋体"/>
                 <w:bCs/>
                 <w:color w:val="000000"/>
                 <w:kern w:val="0"/>
@@ -17609,7 +17448,7 @@
               <w:ind w:firstLineChars="0" w:firstLine="0"/>
               <w:jc w:val="center"/>
               <w:rPr>
-                <w:rFonts w:ascii="Calibri" w:hAnsi="Calibri" w:cs="宋体" w:hint="eastAsia"/>
+                <w:rFonts w:ascii="Calibri" w:hAnsi="Calibri" w:cs="宋体"/>
                 <w:bCs/>
                 <w:color w:val="000000"/>
                 <w:kern w:val="0"/>
@@ -17818,7 +17657,7 @@
               <w:ind w:firstLineChars="0" w:firstLine="0"/>
               <w:jc w:val="center"/>
               <w:rPr>
-                <w:rFonts w:ascii="Calibri" w:hAnsi="Calibri" w:cs="宋体" w:hint="eastAsia"/>
+                <w:rFonts w:ascii="Calibri" w:hAnsi="Calibri" w:cs="宋体"/>
                 <w:bCs/>
                 <w:color w:val="000000"/>
                 <w:kern w:val="0"/>
@@ -18067,7 +17906,7 @@
               <w:ind w:firstLineChars="0" w:firstLine="0"/>
               <w:jc w:val="center"/>
               <w:rPr>
-                <w:rFonts w:ascii="Calibri" w:hAnsi="Calibri" w:cs="宋体" w:hint="eastAsia"/>
+                <w:rFonts w:ascii="Calibri" w:hAnsi="Calibri" w:cs="宋体"/>
                 <w:bCs/>
                 <w:color w:val="000000"/>
                 <w:kern w:val="0"/>
@@ -18316,7 +18155,7 @@
               <w:ind w:firstLineChars="0" w:firstLine="0"/>
               <w:jc w:val="center"/>
               <w:rPr>
-                <w:rFonts w:ascii="Calibri" w:hAnsi="Calibri" w:cs="宋体" w:hint="eastAsia"/>
+                <w:rFonts w:ascii="Calibri" w:hAnsi="Calibri" w:cs="宋体"/>
                 <w:bCs/>
                 <w:color w:val="000000"/>
                 <w:kern w:val="0"/>
@@ -18676,7 +18515,7 @@
               <w:ind w:firstLineChars="0" w:firstLine="0"/>
               <w:jc w:val="center"/>
               <w:rPr>
-                <w:rFonts w:ascii="Calibri" w:hAnsi="Calibri" w:cs="宋体" w:hint="eastAsia"/>
+                <w:rFonts w:ascii="Calibri" w:hAnsi="Calibri" w:cs="宋体"/>
                 <w:bCs/>
                 <w:color w:val="000000"/>
                 <w:kern w:val="0"/>
@@ -19036,7 +18875,7 @@
               <w:ind w:firstLineChars="0" w:firstLine="0"/>
               <w:jc w:val="center"/>
               <w:rPr>
-                <w:rFonts w:ascii="Calibri" w:hAnsi="Calibri" w:cs="宋体" w:hint="eastAsia"/>
+                <w:rFonts w:ascii="Calibri" w:hAnsi="Calibri" w:cs="宋体"/>
                 <w:bCs/>
                 <w:color w:val="000000"/>
                 <w:kern w:val="0"/>
@@ -19946,7 +19785,7 @@
               <w:ind w:firstLineChars="0" w:firstLine="0"/>
               <w:jc w:val="center"/>
               <w:rPr>
-                <w:rFonts w:ascii="Calibri" w:hAnsi="Calibri" w:cs="宋体" w:hint="eastAsia"/>
+                <w:rFonts w:ascii="Calibri" w:hAnsi="Calibri" w:cs="宋体"/>
                 <w:bCs/>
                 <w:color w:val="000000"/>
                 <w:kern w:val="0"/>
@@ -20213,7 +20052,7 @@
               <w:ind w:firstLineChars="0" w:firstLine="0"/>
               <w:jc w:val="center"/>
               <w:rPr>
-                <w:rFonts w:ascii="Calibri" w:hAnsi="Calibri" w:cs="宋体" w:hint="eastAsia"/>
+                <w:rFonts w:ascii="Calibri" w:hAnsi="Calibri" w:cs="宋体"/>
                 <w:bCs/>
                 <w:color w:val="000000"/>
                 <w:kern w:val="0"/>
@@ -20443,7 +20282,7 @@
               <w:ind w:firstLineChars="0" w:firstLine="0"/>
               <w:jc w:val="center"/>
               <w:rPr>
-                <w:rFonts w:ascii="Calibri" w:hAnsi="Calibri" w:cs="宋体" w:hint="eastAsia"/>
+                <w:rFonts w:ascii="Calibri" w:hAnsi="Calibri" w:cs="宋体"/>
                 <w:bCs/>
                 <w:color w:val="000000"/>
                 <w:kern w:val="0"/>
@@ -20602,7 +20441,7 @@
               <w:ind w:firstLineChars="0" w:firstLine="0"/>
               <w:jc w:val="center"/>
               <w:rPr>
-                <w:rFonts w:ascii="Calibri" w:hAnsi="Calibri" w:cs="宋体" w:hint="eastAsia"/>
+                <w:rFonts w:ascii="Calibri" w:hAnsi="Calibri" w:cs="宋体"/>
                 <w:bCs/>
                 <w:color w:val="000000"/>
                 <w:kern w:val="0"/>
@@ -20821,7 +20660,7 @@
               <w:ind w:firstLineChars="0" w:firstLine="0"/>
               <w:jc w:val="center"/>
               <w:rPr>
-                <w:rFonts w:ascii="Calibri" w:hAnsi="Calibri" w:cs="宋体" w:hint="eastAsia"/>
+                <w:rFonts w:ascii="Calibri" w:hAnsi="Calibri" w:cs="宋体"/>
                 <w:bCs/>
                 <w:color w:val="000000"/>
                 <w:kern w:val="0"/>
@@ -21000,7 +20839,7 @@
               <w:ind w:firstLineChars="0" w:firstLine="0"/>
               <w:jc w:val="center"/>
               <w:rPr>
-                <w:rFonts w:ascii="Calibri" w:hAnsi="Calibri" w:cs="宋体" w:hint="eastAsia"/>
+                <w:rFonts w:ascii="Calibri" w:hAnsi="Calibri" w:cs="宋体"/>
                 <w:bCs/>
                 <w:color w:val="000000"/>
                 <w:kern w:val="0"/>
@@ -21199,7 +21038,7 @@
               <w:ind w:firstLineChars="0" w:firstLine="0"/>
               <w:jc w:val="center"/>
               <w:rPr>
-                <w:rFonts w:ascii="Calibri" w:hAnsi="Calibri" w:cs="宋体" w:hint="eastAsia"/>
+                <w:rFonts w:ascii="Calibri" w:hAnsi="Calibri" w:cs="宋体"/>
                 <w:bCs/>
                 <w:color w:val="000000"/>
                 <w:kern w:val="0"/>
@@ -21418,7 +21257,7 @@
               <w:ind w:firstLineChars="0" w:firstLine="0"/>
               <w:jc w:val="center"/>
               <w:rPr>
-                <w:rFonts w:ascii="Calibri" w:hAnsi="Calibri" w:cs="宋体" w:hint="eastAsia"/>
+                <w:rFonts w:ascii="Calibri" w:hAnsi="Calibri" w:cs="宋体"/>
                 <w:bCs/>
                 <w:color w:val="000000"/>
                 <w:kern w:val="0"/>
@@ -21617,7 +21456,7 @@
               <w:ind w:firstLineChars="0" w:firstLine="0"/>
               <w:jc w:val="center"/>
               <w:rPr>
-                <w:rFonts w:ascii="Calibri" w:hAnsi="Calibri" w:cs="宋体" w:hint="eastAsia"/>
+                <w:rFonts w:ascii="Calibri" w:hAnsi="Calibri" w:cs="宋体"/>
                 <w:bCs/>
                 <w:color w:val="000000"/>
                 <w:kern w:val="0"/>
@@ -21836,7 +21675,7 @@
               <w:ind w:firstLineChars="0" w:firstLine="0"/>
               <w:jc w:val="center"/>
               <w:rPr>
-                <w:rFonts w:ascii="Calibri" w:hAnsi="Calibri" w:cs="宋体" w:hint="eastAsia"/>
+                <w:rFonts w:ascii="Calibri" w:hAnsi="Calibri" w:cs="宋体"/>
                 <w:bCs/>
                 <w:color w:val="000000"/>
                 <w:kern w:val="0"/>
@@ -21927,7 +21766,7 @@
               <w:spacing w:line="240" w:lineRule="auto"/>
               <w:ind w:firstLineChars="0" w:firstLine="0"/>
               <w:rPr>
-                <w:rFonts w:ascii="Calibri" w:hAnsi="Calibri" w:cs="宋体" w:hint="eastAsia"/>
+                <w:rFonts w:ascii="Calibri" w:hAnsi="Calibri" w:cs="宋体"/>
                 <w:bCs/>
                 <w:color w:val="000000"/>
                 <w:kern w:val="0"/>
@@ -21950,7 +21789,7 @@
               <w:spacing w:line="240" w:lineRule="auto"/>
               <w:ind w:firstLineChars="0" w:firstLine="0"/>
               <w:rPr>
-                <w:rFonts w:ascii="Calibri" w:hAnsi="Calibri" w:cs="宋体" w:hint="eastAsia"/>
+                <w:rFonts w:ascii="Calibri" w:hAnsi="Calibri" w:cs="宋体"/>
                 <w:bCs/>
                 <w:color w:val="000000"/>
                 <w:kern w:val="0"/>
@@ -21961,7 +21800,6 @@
           <w:tbl>
             <w:tblPr>
               <w:tblW w:w="5000" w:type="pct"/>
-              <w:tblInd w:w="0" w:type="dxa"/>
               <w:tblBorders>
                 <w:top w:val="single" w:sz="4" w:space="0" w:color="auto"/>
                 <w:left w:val="single" w:sz="4" w:space="0" w:color="auto"/>
@@ -22020,7 +21858,6 @@
                     <w:spacing w:line="240" w:lineRule="auto"/>
                     <w:ind w:firstLineChars="0" w:firstLine="0"/>
                     <w:rPr>
-                      <w:rFonts w:hint="eastAsia"/>
                       <w:color w:val="000000"/>
                       <w:sz w:val="18"/>
                     </w:rPr>
@@ -22047,7 +21884,6 @@
                     <w:spacing w:line="240" w:lineRule="auto"/>
                     <w:ind w:firstLineChars="0" w:firstLine="0"/>
                     <w:rPr>
-                      <w:rFonts w:hint="eastAsia"/>
                       <w:color w:val="000000"/>
                       <w:sz w:val="18"/>
                     </w:rPr>
@@ -22078,7 +21914,6 @@
                     <w:spacing w:line="240" w:lineRule="auto"/>
                     <w:ind w:firstLineChars="0" w:firstLine="0"/>
                     <w:rPr>
-                      <w:rFonts w:hint="eastAsia"/>
                       <w:color w:val="000000"/>
                       <w:sz w:val="18"/>
                     </w:rPr>
@@ -22105,7 +21940,6 @@
                     <w:ind w:firstLineChars="0" w:firstLine="0"/>
                     <w:jc w:val="both"/>
                     <w:rPr>
-                      <w:rFonts w:hint="eastAsia"/>
                       <w:color w:val="000000"/>
                       <w:sz w:val="18"/>
                     </w:rPr>
@@ -22132,7 +21966,6 @@
                     <w:ind w:firstLineChars="0" w:firstLine="0"/>
                     <w:jc w:val="both"/>
                     <w:rPr>
-                      <w:rFonts w:hint="eastAsia"/>
                       <w:color w:val="000000"/>
                       <w:sz w:val="18"/>
                     </w:rPr>
@@ -22164,7 +21997,6 @@
                     <w:ind w:firstLineChars="0" w:firstLine="0"/>
                     <w:jc w:val="both"/>
                     <w:rPr>
-                      <w:rFonts w:hint="eastAsia"/>
                       <w:color w:val="000000"/>
                       <w:sz w:val="18"/>
                     </w:rPr>
@@ -22191,7 +22023,6 @@
                     <w:ind w:firstLineChars="0" w:firstLine="0"/>
                     <w:jc w:val="both"/>
                     <w:rPr>
-                      <w:rFonts w:hint="eastAsia"/>
                       <w:color w:val="000000"/>
                       <w:sz w:val="18"/>
                     </w:rPr>
@@ -22218,7 +22049,6 @@
                     <w:ind w:firstLineChars="0" w:firstLine="0"/>
                     <w:jc w:val="both"/>
                     <w:rPr>
-                      <w:rFonts w:hint="eastAsia"/>
                       <w:color w:val="000000"/>
                       <w:sz w:val="18"/>
                     </w:rPr>
@@ -22250,7 +22080,6 @@
                     <w:ind w:firstLineChars="0" w:firstLine="0"/>
                     <w:jc w:val="both"/>
                     <w:rPr>
-                      <w:rFonts w:hint="eastAsia"/>
                       <w:color w:val="000000"/>
                       <w:sz w:val="18"/>
                     </w:rPr>
@@ -22277,7 +22106,6 @@
                     <w:ind w:firstLineChars="0" w:firstLine="0"/>
                     <w:jc w:val="both"/>
                     <w:rPr>
-                      <w:rFonts w:hint="eastAsia"/>
                       <w:color w:val="000000"/>
                       <w:sz w:val="18"/>
                     </w:rPr>
@@ -22304,7 +22132,6 @@
                     <w:ind w:firstLineChars="0" w:firstLine="0"/>
                     <w:jc w:val="both"/>
                     <w:rPr>
-                      <w:rFonts w:hint="eastAsia"/>
                       <w:color w:val="000000"/>
                       <w:sz w:val="18"/>
                     </w:rPr>
@@ -22336,7 +22163,6 @@
                     <w:ind w:firstLineChars="0" w:firstLine="0"/>
                     <w:jc w:val="both"/>
                     <w:rPr>
-                      <w:rFonts w:hint="eastAsia"/>
                       <w:color w:val="000000"/>
                       <w:sz w:val="18"/>
                     </w:rPr>
@@ -22363,7 +22189,6 @@
                     <w:ind w:firstLineChars="0" w:firstLine="0"/>
                     <w:jc w:val="both"/>
                     <w:rPr>
-                      <w:rFonts w:hint="eastAsia"/>
                       <w:color w:val="000000"/>
                       <w:sz w:val="18"/>
                     </w:rPr>
@@ -22390,7 +22215,6 @@
                     <w:ind w:firstLineChars="0" w:firstLine="0"/>
                     <w:jc w:val="both"/>
                     <w:rPr>
-                      <w:rFonts w:hint="eastAsia"/>
                       <w:color w:val="000000"/>
                       <w:sz w:val="18"/>
                     </w:rPr>
@@ -22422,7 +22246,6 @@
                     <w:ind w:firstLineChars="0" w:firstLine="0"/>
                     <w:jc w:val="both"/>
                     <w:rPr>
-                      <w:rFonts w:hint="eastAsia"/>
                       <w:color w:val="000000"/>
                       <w:sz w:val="18"/>
                     </w:rPr>
@@ -22449,7 +22272,6 @@
                     <w:ind w:firstLineChars="0" w:firstLine="0"/>
                     <w:jc w:val="both"/>
                     <w:rPr>
-                      <w:rFonts w:hint="eastAsia"/>
                       <w:color w:val="000000"/>
                       <w:sz w:val="18"/>
                     </w:rPr>
@@ -22484,7 +22306,6 @@
                     <w:ind w:firstLineChars="0" w:firstLine="0"/>
                     <w:jc w:val="both"/>
                     <w:rPr>
-                      <w:rFonts w:hint="eastAsia"/>
                       <w:color w:val="000000"/>
                       <w:sz w:val="18"/>
                     </w:rPr>
@@ -22524,7 +22345,6 @@
                     <w:ind w:firstLineChars="0" w:firstLine="0"/>
                     <w:jc w:val="both"/>
                     <w:rPr>
-                      <w:rFonts w:hint="eastAsia"/>
                       <w:color w:val="000000"/>
                       <w:sz w:val="18"/>
                     </w:rPr>
@@ -22551,7 +22371,6 @@
                     <w:ind w:firstLineChars="0" w:firstLine="0"/>
                     <w:jc w:val="both"/>
                     <w:rPr>
-                      <w:rFonts w:hint="eastAsia"/>
                       <w:color w:val="000000"/>
                       <w:sz w:val="18"/>
                     </w:rPr>
@@ -22586,7 +22405,6 @@
                     <w:ind w:firstLineChars="0" w:firstLine="0"/>
                     <w:jc w:val="both"/>
                     <w:rPr>
-                      <w:rFonts w:hint="eastAsia"/>
                       <w:color w:val="000000"/>
                       <w:sz w:val="18"/>
                     </w:rPr>
@@ -22626,7 +22444,6 @@
                     <w:ind w:firstLineChars="0" w:firstLine="0"/>
                     <w:jc w:val="both"/>
                     <w:rPr>
-                      <w:rFonts w:hint="eastAsia"/>
                       <w:color w:val="000000"/>
                       <w:sz w:val="18"/>
                     </w:rPr>
@@ -22653,7 +22470,6 @@
                     <w:ind w:firstLineChars="0" w:firstLine="0"/>
                     <w:jc w:val="both"/>
                     <w:rPr>
-                      <w:rFonts w:hint="eastAsia"/>
                       <w:color w:val="000000"/>
                       <w:sz w:val="18"/>
                     </w:rPr>
@@ -22688,7 +22504,6 @@
                     <w:ind w:firstLineChars="0" w:firstLine="0"/>
                     <w:jc w:val="both"/>
                     <w:rPr>
-                      <w:rFonts w:hint="eastAsia"/>
                       <w:color w:val="000000"/>
                       <w:sz w:val="18"/>
                     </w:rPr>
@@ -22727,7 +22542,6 @@
                     <w:spacing w:line="240" w:lineRule="auto"/>
                     <w:ind w:firstLineChars="0" w:firstLine="0"/>
                     <w:rPr>
-                      <w:rFonts w:hint="eastAsia"/>
                       <w:color w:val="000000"/>
                       <w:sz w:val="18"/>
                     </w:rPr>
@@ -22754,7 +22568,6 @@
                     <w:ind w:firstLineChars="0" w:firstLine="0"/>
                     <w:jc w:val="both"/>
                     <w:rPr>
-                      <w:rFonts w:hint="eastAsia"/>
                       <w:color w:val="000000"/>
                       <w:sz w:val="18"/>
                     </w:rPr>
@@ -22797,7 +22610,6 @@
                     <w:ind w:firstLineChars="0" w:firstLine="0"/>
                     <w:jc w:val="both"/>
                     <w:rPr>
-                      <w:rFonts w:hint="eastAsia"/>
                       <w:color w:val="000000"/>
                       <w:sz w:val="18"/>
                     </w:rPr>
@@ -22845,7 +22657,6 @@
                     <w:spacing w:line="240" w:lineRule="auto"/>
                     <w:ind w:firstLineChars="0" w:firstLine="0"/>
                     <w:rPr>
-                      <w:rFonts w:hint="eastAsia"/>
                       <w:color w:val="000000"/>
                       <w:sz w:val="18"/>
                     </w:rPr>
@@ -22873,7 +22684,6 @@
                     <w:ind w:firstLineChars="0" w:firstLine="0"/>
                     <w:jc w:val="both"/>
                     <w:rPr>
-                      <w:rFonts w:hint="eastAsia"/>
                       <w:color w:val="000000"/>
                       <w:sz w:val="18"/>
                     </w:rPr>
@@ -22917,7 +22727,6 @@
                     <w:ind w:firstLineChars="0" w:firstLine="0"/>
                     <w:jc w:val="both"/>
                     <w:rPr>
-                      <w:rFonts w:hint="eastAsia"/>
                       <w:color w:val="000000"/>
                       <w:sz w:val="18"/>
                     </w:rPr>
@@ -22966,7 +22775,6 @@
                     <w:ind w:firstLineChars="0" w:firstLine="0"/>
                     <w:jc w:val="both"/>
                     <w:rPr>
-                      <w:rFonts w:hint="eastAsia"/>
                       <w:color w:val="000000"/>
                       <w:sz w:val="18"/>
                     </w:rPr>
@@ -22994,7 +22802,6 @@
                     <w:ind w:firstLineChars="0" w:firstLine="0"/>
                     <w:jc w:val="both"/>
                     <w:rPr>
-                      <w:rFonts w:hint="eastAsia"/>
                       <w:color w:val="000000"/>
                       <w:sz w:val="18"/>
                     </w:rPr>
@@ -23038,7 +22845,6 @@
                     <w:ind w:firstLineChars="0" w:firstLine="0"/>
                     <w:jc w:val="both"/>
                     <w:rPr>
-                      <w:rFonts w:hint="eastAsia"/>
                       <w:color w:val="000000"/>
                       <w:sz w:val="18"/>
                     </w:rPr>
@@ -23087,7 +22893,6 @@
                     <w:ind w:firstLineChars="0" w:firstLine="0"/>
                     <w:jc w:val="both"/>
                     <w:rPr>
-                      <w:rFonts w:hint="eastAsia"/>
                       <w:color w:val="000000"/>
                       <w:sz w:val="18"/>
                     </w:rPr>
@@ -23115,7 +22920,6 @@
                     <w:ind w:firstLineChars="0" w:firstLine="0"/>
                     <w:jc w:val="both"/>
                     <w:rPr>
-                      <w:rFonts w:hint="eastAsia"/>
                       <w:color w:val="000000"/>
                       <w:sz w:val="18"/>
                     </w:rPr>
@@ -23159,7 +22963,6 @@
                     <w:ind w:firstLineChars="0" w:firstLine="0"/>
                     <w:jc w:val="both"/>
                     <w:rPr>
-                      <w:rFonts w:hint="eastAsia"/>
                       <w:color w:val="000000"/>
                       <w:sz w:val="18"/>
                     </w:rPr>
@@ -23208,7 +23011,6 @@
                     <w:ind w:firstLineChars="0" w:firstLine="0"/>
                     <w:jc w:val="both"/>
                     <w:rPr>
-                      <w:rFonts w:hint="eastAsia"/>
                       <w:color w:val="000000"/>
                       <w:sz w:val="18"/>
                     </w:rPr>
@@ -23236,7 +23038,6 @@
                     <w:ind w:firstLineChars="0" w:firstLine="0"/>
                     <w:jc w:val="both"/>
                     <w:rPr>
-                      <w:rFonts w:hint="eastAsia"/>
                       <w:color w:val="000000"/>
                       <w:sz w:val="18"/>
                     </w:rPr>
@@ -23264,7 +23065,6 @@
                     <w:ind w:firstLineChars="0" w:firstLine="0"/>
                     <w:jc w:val="both"/>
                     <w:rPr>
-                      <w:rFonts w:hint="eastAsia"/>
                       <w:color w:val="000000"/>
                       <w:sz w:val="18"/>
                     </w:rPr>
@@ -23297,7 +23097,6 @@
                     <w:ind w:firstLineChars="0" w:firstLine="0"/>
                     <w:jc w:val="both"/>
                     <w:rPr>
-                      <w:rFonts w:hint="eastAsia"/>
                       <w:color w:val="000000"/>
                       <w:sz w:val="18"/>
                     </w:rPr>
@@ -23325,7 +23124,6 @@
                     <w:ind w:firstLineChars="0" w:firstLine="0"/>
                     <w:jc w:val="both"/>
                     <w:rPr>
-                      <w:rFonts w:hint="eastAsia"/>
                       <w:color w:val="000000"/>
                       <w:sz w:val="18"/>
                     </w:rPr>
@@ -23361,7 +23159,6 @@
                     <w:ind w:firstLineChars="0" w:firstLine="0"/>
                     <w:jc w:val="both"/>
                     <w:rPr>
-                      <w:rFonts w:hint="eastAsia"/>
                       <w:color w:val="000000"/>
                       <w:sz w:val="18"/>
                     </w:rPr>
@@ -23402,7 +23199,6 @@
                     <w:ind w:firstLineChars="0" w:firstLine="0"/>
                     <w:jc w:val="both"/>
                     <w:rPr>
-                      <w:rFonts w:hint="eastAsia"/>
                       <w:color w:val="000000"/>
                       <w:sz w:val="18"/>
                     </w:rPr>
@@ -23430,7 +23226,6 @@
                     <w:ind w:firstLineChars="0" w:firstLine="0"/>
                     <w:jc w:val="both"/>
                     <w:rPr>
-                      <w:rFonts w:hint="eastAsia"/>
                       <w:color w:val="000000"/>
                       <w:sz w:val="18"/>
                     </w:rPr>
@@ -23474,7 +23269,6 @@
                     <w:ind w:firstLineChars="0" w:firstLine="0"/>
                     <w:jc w:val="both"/>
                     <w:rPr>
-                      <w:rFonts w:hint="eastAsia"/>
                       <w:color w:val="000000"/>
                       <w:sz w:val="18"/>
                     </w:rPr>
@@ -23523,7 +23317,6 @@
                     <w:ind w:firstLineChars="0" w:firstLine="0"/>
                     <w:jc w:val="both"/>
                     <w:rPr>
-                      <w:rFonts w:hint="eastAsia"/>
                       <w:color w:val="000000"/>
                       <w:sz w:val="18"/>
                     </w:rPr>
@@ -23551,7 +23344,6 @@
                     <w:ind w:firstLineChars="0" w:firstLine="0"/>
                     <w:jc w:val="both"/>
                     <w:rPr>
-                      <w:rFonts w:hint="eastAsia"/>
                       <w:color w:val="000000"/>
                       <w:sz w:val="18"/>
                     </w:rPr>
@@ -23587,7 +23379,6 @@
                     <w:ind w:firstLineChars="0" w:firstLine="0"/>
                     <w:jc w:val="both"/>
                     <w:rPr>
-                      <w:rFonts w:hint="eastAsia"/>
                       <w:color w:val="000000"/>
                       <w:sz w:val="18"/>
                     </w:rPr>
@@ -23628,7 +23419,6 @@
                     <w:ind w:firstLineChars="0" w:firstLine="0"/>
                     <w:jc w:val="both"/>
                     <w:rPr>
-                      <w:rFonts w:hint="eastAsia"/>
                       <w:color w:val="000000"/>
                       <w:sz w:val="18"/>
                     </w:rPr>
@@ -23656,7 +23446,6 @@
                     <w:ind w:firstLineChars="0" w:firstLine="0"/>
                     <w:jc w:val="both"/>
                     <w:rPr>
-                      <w:rFonts w:hint="eastAsia"/>
                       <w:color w:val="000000"/>
                       <w:sz w:val="18"/>
                     </w:rPr>
@@ -23692,7 +23481,6 @@
                     <w:ind w:firstLineChars="0" w:firstLine="0"/>
                     <w:jc w:val="both"/>
                     <w:rPr>
-                      <w:rFonts w:hint="eastAsia"/>
                       <w:color w:val="000000"/>
                       <w:sz w:val="18"/>
                     </w:rPr>
@@ -23733,7 +23521,6 @@
                     <w:ind w:firstLineChars="0" w:firstLine="0"/>
                     <w:jc w:val="both"/>
                     <w:rPr>
-                      <w:rFonts w:hint="eastAsia"/>
                       <w:color w:val="000000"/>
                       <w:sz w:val="18"/>
                     </w:rPr>
@@ -23761,7 +23548,6 @@
                     <w:ind w:firstLineChars="0" w:firstLine="0"/>
                     <w:jc w:val="both"/>
                     <w:rPr>
-                      <w:rFonts w:hint="eastAsia"/>
                       <w:color w:val="000000"/>
                       <w:sz w:val="18"/>
                     </w:rPr>
@@ -23789,7 +23575,6 @@
                     <w:ind w:firstLineChars="0" w:firstLine="0"/>
                     <w:jc w:val="both"/>
                     <w:rPr>
-                      <w:rFonts w:hint="eastAsia"/>
                       <w:color w:val="000000"/>
                       <w:sz w:val="18"/>
                     </w:rPr>
@@ -23822,7 +23607,6 @@
                     <w:ind w:firstLineChars="0" w:firstLine="0"/>
                     <w:jc w:val="both"/>
                     <w:rPr>
-                      <w:rFonts w:hint="eastAsia"/>
                       <w:color w:val="000000"/>
                       <w:sz w:val="18"/>
                     </w:rPr>
@@ -23850,7 +23634,6 @@
                     <w:ind w:firstLineChars="0" w:firstLine="0"/>
                     <w:jc w:val="both"/>
                     <w:rPr>
-                      <w:rFonts w:hint="eastAsia"/>
                       <w:color w:val="000000"/>
                       <w:sz w:val="18"/>
                     </w:rPr>
@@ -23894,7 +23677,6 @@
                     <w:ind w:firstLineChars="0" w:firstLine="0"/>
                     <w:jc w:val="both"/>
                     <w:rPr>
-                      <w:rFonts w:hint="eastAsia"/>
                       <w:color w:val="000000"/>
                       <w:sz w:val="18"/>
                     </w:rPr>
@@ -23943,7 +23725,6 @@
                     <w:ind w:firstLineChars="0" w:firstLine="0"/>
                     <w:jc w:val="both"/>
                     <w:rPr>
-                      <w:rFonts w:hint="eastAsia"/>
                       <w:color w:val="000000"/>
                       <w:sz w:val="18"/>
                     </w:rPr>
@@ -23971,7 +23752,6 @@
                     <w:ind w:firstLineChars="0" w:firstLine="0"/>
                     <w:jc w:val="both"/>
                     <w:rPr>
-                      <w:rFonts w:hint="eastAsia"/>
                       <w:color w:val="000000"/>
                       <w:sz w:val="18"/>
                     </w:rPr>
@@ -24015,7 +23795,6 @@
                     <w:ind w:firstLineChars="0" w:firstLine="0"/>
                     <w:jc w:val="both"/>
                     <w:rPr>
-                      <w:rFonts w:hint="eastAsia"/>
                       <w:color w:val="000000"/>
                       <w:sz w:val="18"/>
                     </w:rPr>
@@ -24064,7 +23843,6 @@
                     <w:ind w:firstLineChars="0" w:firstLine="0"/>
                     <w:jc w:val="both"/>
                     <w:rPr>
-                      <w:rFonts w:hint="eastAsia"/>
                       <w:color w:val="000000"/>
                       <w:sz w:val="18"/>
                     </w:rPr>
@@ -24092,7 +23870,6 @@
                     <w:ind w:firstLineChars="0" w:firstLine="0"/>
                     <w:jc w:val="both"/>
                     <w:rPr>
-                      <w:rFonts w:hint="eastAsia"/>
                       <w:color w:val="000000"/>
                       <w:sz w:val="18"/>
                     </w:rPr>
@@ -24120,7 +23897,6 @@
                     <w:ind w:firstLineChars="0" w:firstLine="0"/>
                     <w:jc w:val="both"/>
                     <w:rPr>
-                      <w:rFonts w:hint="eastAsia"/>
                       <w:color w:val="000000"/>
                       <w:sz w:val="18"/>
                     </w:rPr>
@@ -24153,7 +23929,6 @@
                     <w:ind w:firstLineChars="0" w:firstLine="0"/>
                     <w:jc w:val="both"/>
                     <w:rPr>
-                      <w:rFonts w:hint="eastAsia"/>
                       <w:color w:val="000000"/>
                       <w:sz w:val="18"/>
                     </w:rPr>
@@ -24181,7 +23956,6 @@
                     <w:ind w:firstLineChars="0" w:firstLine="0"/>
                     <w:jc w:val="both"/>
                     <w:rPr>
-                      <w:rFonts w:hint="eastAsia"/>
                       <w:color w:val="000000"/>
                       <w:sz w:val="18"/>
                     </w:rPr>
@@ -24225,7 +23999,6 @@
                     <w:ind w:firstLineChars="0" w:firstLine="0"/>
                     <w:jc w:val="both"/>
                     <w:rPr>
-                      <w:rFonts w:hint="eastAsia"/>
                       <w:color w:val="000000"/>
                       <w:sz w:val="18"/>
                     </w:rPr>
@@ -24274,7 +24047,6 @@
                     <w:ind w:firstLineChars="0" w:firstLine="0"/>
                     <w:jc w:val="both"/>
                     <w:rPr>
-                      <w:rFonts w:hint="eastAsia"/>
                       <w:color w:val="000000"/>
                       <w:sz w:val="18"/>
                     </w:rPr>
@@ -24302,7 +24074,6 @@
                     <w:ind w:firstLineChars="0" w:firstLine="0"/>
                     <w:jc w:val="both"/>
                     <w:rPr>
-                      <w:rFonts w:hint="eastAsia"/>
                       <w:color w:val="000000"/>
                       <w:sz w:val="18"/>
                     </w:rPr>
@@ -24346,7 +24117,6 @@
                     <w:ind w:firstLineChars="0" w:firstLine="0"/>
                     <w:jc w:val="both"/>
                     <w:rPr>
-                      <w:rFonts w:hint="eastAsia"/>
                       <w:color w:val="000000"/>
                       <w:sz w:val="18"/>
                     </w:rPr>
@@ -24395,7 +24165,6 @@
                     <w:ind w:firstLineChars="0" w:firstLine="0"/>
                     <w:jc w:val="both"/>
                     <w:rPr>
-                      <w:rFonts w:hint="eastAsia"/>
                       <w:color w:val="000000"/>
                       <w:sz w:val="18"/>
                     </w:rPr>
@@ -24424,7 +24193,6 @@
                     <w:ind w:firstLineChars="0" w:firstLine="0"/>
                     <w:jc w:val="both"/>
                     <w:rPr>
-                      <w:rFonts w:hint="eastAsia"/>
                       <w:color w:val="000000"/>
                       <w:sz w:val="18"/>
                     </w:rPr>
@@ -24452,7 +24220,6 @@
                     <w:ind w:firstLineChars="0" w:firstLine="0"/>
                     <w:jc w:val="both"/>
                     <w:rPr>
-                      <w:rFonts w:hint="eastAsia"/>
                       <w:color w:val="000000"/>
                       <w:sz w:val="18"/>
                     </w:rPr>
@@ -24485,7 +24252,6 @@
                     <w:ind w:firstLineChars="0" w:firstLine="0"/>
                     <w:jc w:val="both"/>
                     <w:rPr>
-                      <w:rFonts w:hint="eastAsia"/>
                       <w:color w:val="000000"/>
                       <w:sz w:val="18"/>
                     </w:rPr>
@@ -24513,7 +24279,6 @@
                     <w:ind w:firstLineChars="0" w:firstLine="0"/>
                     <w:jc w:val="both"/>
                     <w:rPr>
-                      <w:rFonts w:hint="eastAsia"/>
                       <w:color w:val="000000"/>
                       <w:sz w:val="18"/>
                     </w:rPr>
@@ -24541,7 +24306,6 @@
                     <w:ind w:firstLineChars="0" w:firstLine="0"/>
                     <w:jc w:val="both"/>
                     <w:rPr>
-                      <w:rFonts w:hint="eastAsia"/>
                       <w:color w:val="000000"/>
                       <w:sz w:val="18"/>
                     </w:rPr>
@@ -24576,7 +24340,7 @@
               <w:spacing w:line="240" w:lineRule="auto"/>
               <w:ind w:firstLineChars="0" w:firstLine="0"/>
               <w:rPr>
-                <w:rFonts w:ascii="Calibri" w:hAnsi="Calibri" w:cs="宋体" w:hint="eastAsia"/>
+                <w:rFonts w:ascii="Calibri" w:hAnsi="Calibri" w:cs="宋体"/>
                 <w:bCs/>
                 <w:color w:val="000000"/>
                 <w:kern w:val="0"/>
@@ -24635,7 +24399,7 @@
               <w:ind w:firstLineChars="0" w:firstLine="0"/>
               <w:jc w:val="center"/>
               <w:rPr>
-                <w:rFonts w:ascii="Calibri" w:hAnsi="Calibri" w:cs="宋体" w:hint="eastAsia"/>
+                <w:rFonts w:ascii="Calibri" w:hAnsi="Calibri" w:cs="宋体"/>
                 <w:bCs/>
                 <w:color w:val="000000"/>
                 <w:kern w:val="0"/>
@@ -26708,7 +26472,7 @@
               <w:spacing w:line="240" w:lineRule="auto"/>
               <w:ind w:firstLineChars="0"/>
               <w:rPr>
-                <w:rFonts w:ascii="Calibri" w:hAnsi="Calibri" w:cs="宋体" w:hint="eastAsia"/>
+                <w:rFonts w:ascii="Calibri" w:hAnsi="Calibri" w:cs="宋体"/>
                 <w:bCs/>
                 <w:color w:val="000000"/>
                 <w:kern w:val="0"/>
@@ -26800,7 +26564,7 @@
               <w:ind w:firstLineChars="0" w:firstLine="0"/>
               <w:jc w:val="center"/>
               <w:rPr>
-                <w:rFonts w:ascii="Calibri" w:hAnsi="Calibri" w:cs="宋体" w:hint="eastAsia"/>
+                <w:rFonts w:ascii="Calibri" w:hAnsi="Calibri" w:cs="宋体"/>
                 <w:bCs/>
                 <w:color w:val="000000"/>
                 <w:kern w:val="0"/>
@@ -26832,7 +26596,7 @@
               <w:ind w:firstLineChars="0" w:firstLine="0"/>
               <w:jc w:val="center"/>
               <w:rPr>
-                <w:rFonts w:ascii="Calibri" w:hAnsi="Calibri" w:cs="宋体" w:hint="eastAsia"/>
+                <w:rFonts w:ascii="Calibri" w:hAnsi="Calibri" w:cs="宋体"/>
                 <w:bCs/>
                 <w:color w:val="000000"/>
                 <w:kern w:val="0"/>
@@ -26872,7 +26636,7 @@
               <w:ind w:firstLineChars="0" w:firstLine="0"/>
               <w:jc w:val="center"/>
               <w:rPr>
-                <w:rFonts w:ascii="Calibri" w:hAnsi="Calibri" w:cs="宋体" w:hint="eastAsia"/>
+                <w:rFonts w:ascii="Calibri" w:hAnsi="Calibri" w:cs="宋体"/>
                 <w:bCs/>
                 <w:color w:val="000000"/>
                 <w:kern w:val="0"/>
@@ -26911,7 +26675,7 @@
               <w:spacing w:line="240" w:lineRule="auto"/>
               <w:ind w:firstLineChars="0" w:firstLine="0"/>
               <w:rPr>
-                <w:rFonts w:ascii="Calibri" w:hAnsi="Calibri" w:cs="宋体" w:hint="eastAsia"/>
+                <w:rFonts w:ascii="Calibri" w:hAnsi="Calibri" w:cs="宋体"/>
                 <w:bCs/>
                 <w:color w:val="000000"/>
                 <w:kern w:val="0"/>
@@ -26939,7 +26703,7 @@
               <w:spacing w:line="240" w:lineRule="auto"/>
               <w:ind w:firstLineChars="0" w:firstLine="0"/>
               <w:rPr>
-                <w:rFonts w:ascii="Calibri" w:hAnsi="Calibri" w:cs="宋体" w:hint="eastAsia"/>
+                <w:rFonts w:ascii="Calibri" w:hAnsi="Calibri" w:cs="宋体"/>
                 <w:bCs/>
                 <w:color w:val="000000"/>
                 <w:kern w:val="0"/>
@@ -26989,29 +26753,7 @@
                 <w:sz w:val="21"/>
                 <w:szCs w:val="16"/>
               </w:rPr>
-              <w:t>和</w:t>
-            </w:r>
-            <w:r>
-              <w:rPr>
-                <w:rFonts w:ascii="Calibri" w:hAnsi="Calibri" w:cs="宋体" w:hint="eastAsia"/>
-                <w:bCs/>
-                <w:color w:val="000000"/>
-                <w:kern w:val="0"/>
-                <w:sz w:val="21"/>
-                <w:szCs w:val="16"/>
-              </w:rPr>
-              <w:t>工作状态</w:t>
-            </w:r>
-            <w:r>
-              <w:rPr>
-                <w:rFonts w:ascii="Calibri" w:hAnsi="Calibri" w:cs="宋体" w:hint="eastAsia"/>
-                <w:bCs/>
-                <w:color w:val="000000"/>
-                <w:kern w:val="0"/>
-                <w:sz w:val="21"/>
-                <w:szCs w:val="16"/>
-              </w:rPr>
-              <w:t>以</w:t>
+              <w:t>和工作状态以</w:t>
             </w:r>
             <w:r>
               <w:rPr>
@@ -27122,7 +26864,7 @@
               <w:spacing w:line="240" w:lineRule="auto"/>
               <w:ind w:firstLineChars="0"/>
               <w:rPr>
-                <w:rFonts w:ascii="Calibri" w:hAnsi="Calibri" w:cs="宋体" w:hint="eastAsia"/>
+                <w:rFonts w:ascii="Calibri" w:hAnsi="Calibri" w:cs="宋体"/>
                 <w:bCs/>
                 <w:color w:val="000000"/>
                 <w:kern w:val="0"/>
@@ -27239,7 +26981,7 @@
               <w:spacing w:line="240" w:lineRule="auto"/>
               <w:ind w:firstLineChars="0"/>
               <w:rPr>
-                <w:rFonts w:ascii="Calibri" w:hAnsi="Calibri" w:cs="宋体" w:hint="eastAsia"/>
+                <w:rFonts w:ascii="Calibri" w:hAnsi="Calibri" w:cs="宋体"/>
                 <w:bCs/>
                 <w:color w:val="000000"/>
                 <w:kern w:val="0"/>
@@ -27290,7 +27032,7 @@
               <w:spacing w:line="240" w:lineRule="auto"/>
               <w:ind w:firstLineChars="0"/>
               <w:rPr>
-                <w:rFonts w:ascii="Calibri" w:hAnsi="Calibri" w:cs="宋体" w:hint="eastAsia"/>
+                <w:rFonts w:ascii="Calibri" w:hAnsi="Calibri" w:cs="宋体"/>
                 <w:bCs/>
                 <w:color w:val="000000"/>
                 <w:kern w:val="0"/>
@@ -27319,7 +27061,7 @@
               <w:spacing w:line="240" w:lineRule="auto"/>
               <w:ind w:firstLineChars="0"/>
               <w:rPr>
-                <w:rFonts w:ascii="Calibri" w:hAnsi="Calibri" w:cs="宋体" w:hint="eastAsia"/>
+                <w:rFonts w:ascii="Calibri" w:hAnsi="Calibri" w:cs="宋体"/>
                 <w:bCs/>
                 <w:color w:val="000000"/>
                 <w:kern w:val="0"/>
@@ -27392,7 +27134,7 @@
               <w:spacing w:line="240" w:lineRule="auto"/>
               <w:ind w:firstLineChars="0"/>
               <w:rPr>
-                <w:rFonts w:ascii="Calibri" w:hAnsi="Calibri" w:cs="宋体" w:hint="eastAsia"/>
+                <w:rFonts w:ascii="Calibri" w:hAnsi="Calibri" w:cs="宋体"/>
                 <w:bCs/>
                 <w:color w:val="000000"/>
                 <w:kern w:val="0"/>
@@ -27443,7 +27185,7 @@
               <w:spacing w:line="240" w:lineRule="auto"/>
               <w:ind w:firstLineChars="0"/>
               <w:rPr>
-                <w:rFonts w:ascii="Calibri" w:hAnsi="Calibri" w:cs="宋体" w:hint="eastAsia"/>
+                <w:rFonts w:ascii="Calibri" w:hAnsi="Calibri" w:cs="宋体"/>
                 <w:bCs/>
                 <w:color w:val="000000"/>
                 <w:kern w:val="0"/>
@@ -27516,7 +27258,7 @@
               <w:spacing w:line="240" w:lineRule="auto"/>
               <w:ind w:firstLineChars="0"/>
               <w:rPr>
-                <w:rFonts w:ascii="Calibri" w:hAnsi="Calibri" w:cs="宋体" w:hint="eastAsia"/>
+                <w:rFonts w:ascii="Calibri" w:hAnsi="Calibri" w:cs="宋体"/>
                 <w:bCs/>
                 <w:color w:val="000000"/>
                 <w:kern w:val="0"/>
@@ -27611,7 +27353,7 @@
               <w:spacing w:line="240" w:lineRule="auto"/>
               <w:ind w:firstLineChars="0"/>
               <w:rPr>
-                <w:rFonts w:ascii="Calibri" w:hAnsi="Calibri" w:cs="宋体" w:hint="eastAsia"/>
+                <w:rFonts w:ascii="Calibri" w:hAnsi="Calibri" w:cs="宋体"/>
                 <w:bCs/>
                 <w:color w:val="000000"/>
                 <w:kern w:val="0"/>
@@ -27695,7 +27437,7 @@
               <w:spacing w:line="240" w:lineRule="auto"/>
               <w:ind w:firstLineChars="0"/>
               <w:rPr>
-                <w:rFonts w:ascii="Calibri" w:hAnsi="Calibri" w:cs="宋体" w:hint="eastAsia"/>
+                <w:rFonts w:ascii="Calibri" w:hAnsi="Calibri" w:cs="宋体"/>
                 <w:bCs/>
                 <w:color w:val="000000"/>
                 <w:kern w:val="0"/>
@@ -27792,7 +27534,6 @@
           <w:tbl>
             <w:tblPr>
               <w:tblW w:w="5000" w:type="pct"/>
-              <w:tblInd w:w="0" w:type="dxa"/>
               <w:tblBorders>
                 <w:top w:val="single" w:sz="4" w:space="0" w:color="auto"/>
                 <w:left w:val="single" w:sz="4" w:space="0" w:color="auto"/>
@@ -27851,7 +27592,6 @@
                     <w:spacing w:line="240" w:lineRule="auto"/>
                     <w:ind w:firstLineChars="0" w:firstLine="0"/>
                     <w:rPr>
-                      <w:rFonts w:hint="eastAsia"/>
                       <w:color w:val="000000"/>
                       <w:sz w:val="18"/>
                     </w:rPr>
@@ -27878,7 +27618,6 @@
                     <w:spacing w:line="240" w:lineRule="auto"/>
                     <w:ind w:firstLineChars="0" w:firstLine="0"/>
                     <w:rPr>
-                      <w:rFonts w:hint="eastAsia"/>
                       <w:color w:val="000000"/>
                       <w:sz w:val="18"/>
                     </w:rPr>
@@ -27909,7 +27648,6 @@
                     <w:spacing w:line="240" w:lineRule="auto"/>
                     <w:ind w:firstLineChars="0" w:firstLine="0"/>
                     <w:rPr>
-                      <w:rFonts w:hint="eastAsia"/>
                       <w:color w:val="000000"/>
                       <w:sz w:val="18"/>
                     </w:rPr>
@@ -27936,7 +27674,6 @@
                     <w:ind w:firstLineChars="0" w:firstLine="0"/>
                     <w:jc w:val="both"/>
                     <w:rPr>
-                      <w:rFonts w:hint="eastAsia"/>
                       <w:color w:val="000000"/>
                       <w:sz w:val="18"/>
                     </w:rPr>
@@ -27963,7 +27700,6 @@
                     <w:ind w:firstLineChars="0" w:firstLine="0"/>
                     <w:jc w:val="both"/>
                     <w:rPr>
-                      <w:rFonts w:hint="eastAsia"/>
                       <w:color w:val="000000"/>
                       <w:sz w:val="18"/>
                     </w:rPr>
@@ -27995,7 +27731,6 @@
                     <w:ind w:firstLineChars="0" w:firstLine="0"/>
                     <w:jc w:val="both"/>
                     <w:rPr>
-                      <w:rFonts w:hint="eastAsia"/>
                       <w:color w:val="000000"/>
                       <w:sz w:val="18"/>
                     </w:rPr>
@@ -28022,7 +27757,6 @@
                     <w:ind w:firstLineChars="0" w:firstLine="0"/>
                     <w:jc w:val="both"/>
                     <w:rPr>
-                      <w:rFonts w:hint="eastAsia"/>
                       <w:color w:val="000000"/>
                       <w:sz w:val="18"/>
                     </w:rPr>
@@ -28049,7 +27783,6 @@
                     <w:ind w:firstLineChars="0" w:firstLine="0"/>
                     <w:jc w:val="both"/>
                     <w:rPr>
-                      <w:rFonts w:hint="eastAsia"/>
                       <w:color w:val="000000"/>
                       <w:sz w:val="18"/>
                     </w:rPr>
@@ -28081,7 +27814,6 @@
                     <w:ind w:firstLineChars="0" w:firstLine="0"/>
                     <w:jc w:val="both"/>
                     <w:rPr>
-                      <w:rFonts w:hint="eastAsia"/>
                       <w:color w:val="000000"/>
                       <w:sz w:val="18"/>
                     </w:rPr>
@@ -28108,7 +27840,6 @@
                     <w:ind w:firstLineChars="0" w:firstLine="0"/>
                     <w:jc w:val="both"/>
                     <w:rPr>
-                      <w:rFonts w:hint="eastAsia"/>
                       <w:color w:val="000000"/>
                       <w:sz w:val="18"/>
                     </w:rPr>
@@ -28135,7 +27866,6 @@
                     <w:ind w:firstLineChars="0" w:firstLine="0"/>
                     <w:jc w:val="both"/>
                     <w:rPr>
-                      <w:rFonts w:hint="eastAsia"/>
                       <w:color w:val="000000"/>
                       <w:sz w:val="18"/>
                     </w:rPr>
@@ -28167,7 +27897,6 @@
                     <w:ind w:firstLineChars="0" w:firstLine="0"/>
                     <w:jc w:val="both"/>
                     <w:rPr>
-                      <w:rFonts w:hint="eastAsia"/>
                       <w:color w:val="000000"/>
                       <w:sz w:val="18"/>
                     </w:rPr>
@@ -28194,7 +27923,6 @@
                     <w:ind w:firstLineChars="0" w:firstLine="0"/>
                     <w:jc w:val="both"/>
                     <w:rPr>
-                      <w:rFonts w:hint="eastAsia"/>
                       <w:color w:val="000000"/>
                       <w:sz w:val="18"/>
                     </w:rPr>
@@ -28221,7 +27949,6 @@
                     <w:ind w:firstLineChars="0" w:firstLine="0"/>
                     <w:jc w:val="both"/>
                     <w:rPr>
-                      <w:rFonts w:hint="eastAsia"/>
                       <w:color w:val="000000"/>
                       <w:sz w:val="18"/>
                     </w:rPr>
@@ -28253,7 +27980,6 @@
                     <w:ind w:firstLineChars="0" w:firstLine="0"/>
                     <w:jc w:val="both"/>
                     <w:rPr>
-                      <w:rFonts w:hint="eastAsia"/>
                       <w:color w:val="000000"/>
                       <w:sz w:val="18"/>
                     </w:rPr>
@@ -28280,7 +28006,6 @@
                     <w:ind w:firstLineChars="0" w:firstLine="0"/>
                     <w:jc w:val="both"/>
                     <w:rPr>
-                      <w:rFonts w:hint="eastAsia"/>
                       <w:color w:val="000000"/>
                       <w:sz w:val="18"/>
                     </w:rPr>
@@ -28315,7 +28040,6 @@
                     <w:ind w:firstLineChars="0" w:firstLine="0"/>
                     <w:jc w:val="both"/>
                     <w:rPr>
-                      <w:rFonts w:hint="eastAsia"/>
                       <w:color w:val="000000"/>
                       <w:sz w:val="18"/>
                     </w:rPr>
@@ -28355,7 +28079,6 @@
                     <w:ind w:firstLineChars="0" w:firstLine="0"/>
                     <w:jc w:val="both"/>
                     <w:rPr>
-                      <w:rFonts w:hint="eastAsia"/>
                       <w:color w:val="000000"/>
                       <w:sz w:val="18"/>
                     </w:rPr>
@@ -28382,7 +28105,6 @@
                     <w:ind w:firstLineChars="0" w:firstLine="0"/>
                     <w:jc w:val="both"/>
                     <w:rPr>
-                      <w:rFonts w:hint="eastAsia"/>
                       <w:color w:val="000000"/>
                       <w:sz w:val="18"/>
                     </w:rPr>
@@ -28417,7 +28139,6 @@
                     <w:ind w:firstLineChars="0" w:firstLine="0"/>
                     <w:jc w:val="both"/>
                     <w:rPr>
-                      <w:rFonts w:hint="eastAsia"/>
                       <w:color w:val="000000"/>
                       <w:sz w:val="18"/>
                     </w:rPr>
@@ -28457,7 +28178,6 @@
                     <w:ind w:firstLineChars="0" w:firstLine="0"/>
                     <w:jc w:val="both"/>
                     <w:rPr>
-                      <w:rFonts w:hint="eastAsia"/>
                       <w:color w:val="000000"/>
                       <w:sz w:val="18"/>
                     </w:rPr>
@@ -28484,7 +28204,6 @@
                     <w:ind w:firstLineChars="0" w:firstLine="0"/>
                     <w:jc w:val="both"/>
                     <w:rPr>
-                      <w:rFonts w:hint="eastAsia"/>
                       <w:color w:val="000000"/>
                       <w:sz w:val="18"/>
                     </w:rPr>
@@ -28519,7 +28238,6 @@
                     <w:ind w:firstLineChars="0" w:firstLine="0"/>
                     <w:jc w:val="both"/>
                     <w:rPr>
-                      <w:rFonts w:hint="eastAsia"/>
                       <w:color w:val="000000"/>
                       <w:sz w:val="18"/>
                     </w:rPr>
@@ -28558,7 +28276,6 @@
                     <w:spacing w:line="240" w:lineRule="auto"/>
                     <w:ind w:firstLineChars="0" w:firstLine="0"/>
                     <w:rPr>
-                      <w:rFonts w:hint="eastAsia"/>
                       <w:color w:val="000000"/>
                       <w:sz w:val="18"/>
                     </w:rPr>
@@ -28585,7 +28302,6 @@
                     <w:ind w:firstLineChars="0" w:firstLine="0"/>
                     <w:jc w:val="both"/>
                     <w:rPr>
-                      <w:rFonts w:hint="eastAsia"/>
                       <w:color w:val="000000"/>
                       <w:sz w:val="18"/>
                     </w:rPr>
@@ -28620,7 +28336,6 @@
                     <w:ind w:firstLineChars="0" w:firstLine="0"/>
                     <w:jc w:val="both"/>
                     <w:rPr>
-                      <w:rFonts w:hint="eastAsia"/>
                       <w:color w:val="000000"/>
                       <w:sz w:val="18"/>
                     </w:rPr>
@@ -28660,7 +28375,6 @@
                     <w:spacing w:line="240" w:lineRule="auto"/>
                     <w:ind w:firstLineChars="0" w:firstLine="0"/>
                     <w:rPr>
-                      <w:rFonts w:hint="eastAsia"/>
                       <w:color w:val="000000"/>
                       <w:sz w:val="18"/>
                     </w:rPr>
@@ -28688,7 +28402,6 @@
                     <w:ind w:firstLineChars="0" w:firstLine="0"/>
                     <w:jc w:val="both"/>
                     <w:rPr>
-                      <w:rFonts w:hint="eastAsia"/>
                       <w:color w:val="000000"/>
                       <w:sz w:val="18"/>
                     </w:rPr>
@@ -28724,7 +28437,6 @@
                     <w:ind w:firstLineChars="0" w:firstLine="0"/>
                     <w:jc w:val="both"/>
                     <w:rPr>
-                      <w:rFonts w:hint="eastAsia"/>
                       <w:color w:val="000000"/>
                       <w:sz w:val="18"/>
                     </w:rPr>
@@ -28765,7 +28477,6 @@
                     <w:ind w:firstLineChars="0" w:firstLine="0"/>
                     <w:jc w:val="both"/>
                     <w:rPr>
-                      <w:rFonts w:hint="eastAsia"/>
                       <w:color w:val="000000"/>
                       <w:sz w:val="18"/>
                     </w:rPr>
@@ -28793,7 +28504,6 @@
                     <w:ind w:firstLineChars="0" w:firstLine="0"/>
                     <w:jc w:val="both"/>
                     <w:rPr>
-                      <w:rFonts w:hint="eastAsia"/>
                       <w:color w:val="000000"/>
                       <w:sz w:val="18"/>
                     </w:rPr>
@@ -28837,7 +28547,6 @@
                     <w:ind w:firstLineChars="0" w:firstLine="0"/>
                     <w:jc w:val="both"/>
                     <w:rPr>
-                      <w:rFonts w:hint="eastAsia"/>
                       <w:color w:val="000000"/>
                       <w:sz w:val="18"/>
                     </w:rPr>
@@ -28886,7 +28595,6 @@
                     <w:ind w:firstLineChars="0" w:firstLine="0"/>
                     <w:jc w:val="both"/>
                     <w:rPr>
-                      <w:rFonts w:hint="eastAsia"/>
                       <w:color w:val="000000"/>
                       <w:sz w:val="18"/>
                     </w:rPr>
@@ -28914,7 +28622,6 @@
                     <w:ind w:firstLineChars="0" w:firstLine="0"/>
                     <w:jc w:val="both"/>
                     <w:rPr>
-                      <w:rFonts w:hint="eastAsia"/>
                       <w:color w:val="000000"/>
                       <w:sz w:val="18"/>
                     </w:rPr>
@@ -28958,7 +28665,6 @@
                     <w:ind w:firstLineChars="0" w:firstLine="0"/>
                     <w:jc w:val="both"/>
                     <w:rPr>
-                      <w:rFonts w:hint="eastAsia"/>
                       <w:color w:val="000000"/>
                       <w:sz w:val="18"/>
                     </w:rPr>
@@ -29007,7 +28713,6 @@
                     <w:ind w:firstLineChars="0" w:firstLine="0"/>
                     <w:jc w:val="both"/>
                     <w:rPr>
-                      <w:rFonts w:hint="eastAsia"/>
                       <w:color w:val="000000"/>
                       <w:sz w:val="18"/>
                     </w:rPr>
@@ -29035,7 +28740,6 @@
                     <w:ind w:firstLineChars="0" w:firstLine="0"/>
                     <w:jc w:val="both"/>
                     <w:rPr>
-                      <w:rFonts w:hint="eastAsia"/>
                       <w:color w:val="000000"/>
                       <w:sz w:val="18"/>
                     </w:rPr>
@@ -29063,7 +28767,6 @@
                     <w:ind w:firstLineChars="0" w:firstLine="0"/>
                     <w:jc w:val="both"/>
                     <w:rPr>
-                      <w:rFonts w:hint="eastAsia"/>
                       <w:color w:val="000000"/>
                       <w:sz w:val="18"/>
                     </w:rPr>
@@ -29096,7 +28799,6 @@
                     <w:ind w:firstLineChars="0" w:firstLine="0"/>
                     <w:jc w:val="both"/>
                     <w:rPr>
-                      <w:rFonts w:hint="eastAsia"/>
                       <w:color w:val="000000"/>
                       <w:sz w:val="18"/>
                     </w:rPr>
@@ -29124,7 +28826,6 @@
                     <w:ind w:firstLineChars="0" w:firstLine="0"/>
                     <w:jc w:val="both"/>
                     <w:rPr>
-                      <w:rFonts w:hint="eastAsia"/>
                       <w:color w:val="000000"/>
                       <w:sz w:val="18"/>
                     </w:rPr>
@@ -29160,7 +28861,6 @@
                     <w:ind w:firstLineChars="0" w:firstLine="0"/>
                     <w:jc w:val="both"/>
                     <w:rPr>
-                      <w:rFonts w:hint="eastAsia"/>
                       <w:color w:val="000000"/>
                       <w:sz w:val="18"/>
                     </w:rPr>
@@ -29201,7 +28901,6 @@
                     <w:ind w:firstLineChars="0" w:firstLine="0"/>
                     <w:jc w:val="both"/>
                     <w:rPr>
-                      <w:rFonts w:hint="eastAsia"/>
                       <w:color w:val="000000"/>
                       <w:sz w:val="18"/>
                     </w:rPr>
@@ -29229,7 +28928,6 @@
                     <w:ind w:firstLineChars="0" w:firstLine="0"/>
                     <w:jc w:val="both"/>
                     <w:rPr>
-                      <w:rFonts w:hint="eastAsia"/>
                       <w:color w:val="000000"/>
                       <w:sz w:val="18"/>
                     </w:rPr>
@@ -29273,7 +28971,6 @@
                     <w:ind w:firstLineChars="0" w:firstLine="0"/>
                     <w:jc w:val="both"/>
                     <w:rPr>
-                      <w:rFonts w:hint="eastAsia"/>
                       <w:color w:val="000000"/>
                       <w:sz w:val="18"/>
                     </w:rPr>
@@ -29322,7 +29019,6 @@
                     <w:ind w:firstLineChars="0" w:firstLine="0"/>
                     <w:jc w:val="both"/>
                     <w:rPr>
-                      <w:rFonts w:hint="eastAsia"/>
                       <w:color w:val="000000"/>
                       <w:sz w:val="18"/>
                     </w:rPr>
@@ -29350,7 +29046,6 @@
                     <w:ind w:firstLineChars="0" w:firstLine="0"/>
                     <w:jc w:val="both"/>
                     <w:rPr>
-                      <w:rFonts w:hint="eastAsia"/>
                       <w:color w:val="000000"/>
                       <w:sz w:val="18"/>
                     </w:rPr>
@@ -29386,7 +29081,6 @@
                     <w:ind w:firstLineChars="0" w:firstLine="0"/>
                     <w:jc w:val="both"/>
                     <w:rPr>
-                      <w:rFonts w:hint="eastAsia"/>
                       <w:color w:val="000000"/>
                       <w:sz w:val="18"/>
                     </w:rPr>
@@ -29427,7 +29121,6 @@
                     <w:ind w:firstLineChars="0" w:firstLine="0"/>
                     <w:jc w:val="both"/>
                     <w:rPr>
-                      <w:rFonts w:hint="eastAsia"/>
                       <w:color w:val="000000"/>
                       <w:sz w:val="18"/>
                     </w:rPr>
@@ -29455,7 +29148,6 @@
                     <w:ind w:firstLineChars="0" w:firstLine="0"/>
                     <w:jc w:val="both"/>
                     <w:rPr>
-                      <w:rFonts w:hint="eastAsia"/>
                       <w:color w:val="000000"/>
                       <w:sz w:val="18"/>
                     </w:rPr>
@@ -29491,7 +29183,6 @@
                     <w:ind w:firstLineChars="0" w:firstLine="0"/>
                     <w:jc w:val="both"/>
                     <w:rPr>
-                      <w:rFonts w:hint="eastAsia"/>
                       <w:color w:val="000000"/>
                       <w:sz w:val="18"/>
                     </w:rPr>
@@ -29532,7 +29223,6 @@
                     <w:ind w:firstLineChars="0" w:firstLine="0"/>
                     <w:jc w:val="both"/>
                     <w:rPr>
-                      <w:rFonts w:hint="eastAsia"/>
                       <w:color w:val="000000"/>
                       <w:sz w:val="18"/>
                     </w:rPr>
@@ -29560,7 +29250,6 @@
                     <w:ind w:firstLineChars="0" w:firstLine="0"/>
                     <w:jc w:val="both"/>
                     <w:rPr>
-                      <w:rFonts w:hint="eastAsia"/>
                       <w:color w:val="000000"/>
                       <w:sz w:val="18"/>
                     </w:rPr>
@@ -29588,7 +29277,6 @@
                     <w:ind w:firstLineChars="0" w:firstLine="0"/>
                     <w:jc w:val="both"/>
                     <w:rPr>
-                      <w:rFonts w:hint="eastAsia"/>
                       <w:color w:val="000000"/>
                       <w:sz w:val="18"/>
                     </w:rPr>
@@ -29621,7 +29309,6 @@
                     <w:ind w:firstLineChars="0" w:firstLine="0"/>
                     <w:jc w:val="both"/>
                     <w:rPr>
-                      <w:rFonts w:hint="eastAsia"/>
                       <w:color w:val="000000"/>
                       <w:sz w:val="18"/>
                     </w:rPr>
@@ -29649,7 +29336,6 @@
                     <w:ind w:firstLineChars="0" w:firstLine="0"/>
                     <w:jc w:val="both"/>
                     <w:rPr>
-                      <w:rFonts w:hint="eastAsia"/>
                       <w:color w:val="000000"/>
                       <w:sz w:val="18"/>
                     </w:rPr>
@@ -29693,7 +29379,6 @@
                     <w:ind w:firstLineChars="0" w:firstLine="0"/>
                     <w:jc w:val="both"/>
                     <w:rPr>
-                      <w:rFonts w:hint="eastAsia"/>
                       <w:color w:val="000000"/>
                       <w:sz w:val="18"/>
                     </w:rPr>
@@ -29742,7 +29427,6 @@
                     <w:ind w:firstLineChars="0" w:firstLine="0"/>
                     <w:jc w:val="both"/>
                     <w:rPr>
-                      <w:rFonts w:hint="eastAsia"/>
                       <w:color w:val="000000"/>
                       <w:sz w:val="18"/>
                     </w:rPr>
@@ -29770,7 +29454,6 @@
                     <w:ind w:firstLineChars="0" w:firstLine="0"/>
                     <w:jc w:val="both"/>
                     <w:rPr>
-                      <w:rFonts w:hint="eastAsia"/>
                       <w:color w:val="000000"/>
                       <w:sz w:val="18"/>
                     </w:rPr>
@@ -29814,7 +29497,6 @@
                     <w:ind w:firstLineChars="0" w:firstLine="0"/>
                     <w:jc w:val="both"/>
                     <w:rPr>
-                      <w:rFonts w:hint="eastAsia"/>
                       <w:color w:val="000000"/>
                       <w:sz w:val="18"/>
                     </w:rPr>
@@ -29863,7 +29545,6 @@
                     <w:ind w:firstLineChars="0" w:firstLine="0"/>
                     <w:jc w:val="both"/>
                     <w:rPr>
-                      <w:rFonts w:hint="eastAsia"/>
                       <w:color w:val="000000"/>
                       <w:sz w:val="18"/>
                     </w:rPr>
@@ -29891,7 +29572,6 @@
                     <w:ind w:firstLineChars="0" w:firstLine="0"/>
                     <w:jc w:val="both"/>
                     <w:rPr>
-                      <w:rFonts w:hint="eastAsia"/>
                       <w:color w:val="000000"/>
                       <w:sz w:val="18"/>
                     </w:rPr>
@@ -29919,7 +29599,6 @@
                     <w:ind w:firstLineChars="0" w:firstLine="0"/>
                     <w:jc w:val="both"/>
                     <w:rPr>
-                      <w:rFonts w:hint="eastAsia"/>
                       <w:color w:val="000000"/>
                       <w:sz w:val="18"/>
                     </w:rPr>
@@ -29952,7 +29631,6 @@
                     <w:ind w:firstLineChars="0" w:firstLine="0"/>
                     <w:jc w:val="both"/>
                     <w:rPr>
-                      <w:rFonts w:hint="eastAsia"/>
                       <w:color w:val="000000"/>
                       <w:sz w:val="18"/>
                     </w:rPr>
@@ -29980,7 +29658,6 @@
                     <w:ind w:firstLineChars="0" w:firstLine="0"/>
                     <w:jc w:val="both"/>
                     <w:rPr>
-                      <w:rFonts w:hint="eastAsia"/>
                       <w:color w:val="000000"/>
                       <w:sz w:val="18"/>
                     </w:rPr>
@@ -30016,7 +29693,6 @@
                     <w:ind w:firstLineChars="0" w:firstLine="0"/>
                     <w:jc w:val="both"/>
                     <w:rPr>
-                      <w:rFonts w:hint="eastAsia"/>
                       <w:color w:val="000000"/>
                       <w:sz w:val="18"/>
                     </w:rPr>
@@ -30057,7 +29733,6 @@
                     <w:ind w:firstLineChars="0" w:firstLine="0"/>
                     <w:jc w:val="both"/>
                     <w:rPr>
-                      <w:rFonts w:hint="eastAsia"/>
                       <w:color w:val="000000"/>
                       <w:sz w:val="18"/>
                     </w:rPr>
@@ -30085,7 +29760,6 @@
                     <w:ind w:firstLineChars="0" w:firstLine="0"/>
                     <w:jc w:val="both"/>
                     <w:rPr>
-                      <w:rFonts w:hint="eastAsia"/>
                       <w:color w:val="000000"/>
                       <w:sz w:val="18"/>
                     </w:rPr>
@@ -30121,7 +29795,6 @@
                     <w:ind w:firstLineChars="0" w:firstLine="0"/>
                     <w:jc w:val="both"/>
                     <w:rPr>
-                      <w:rFonts w:hint="eastAsia"/>
                       <w:color w:val="000000"/>
                       <w:sz w:val="18"/>
                     </w:rPr>
@@ -30162,7 +29835,6 @@
                     <w:ind w:firstLineChars="0" w:firstLine="0"/>
                     <w:jc w:val="both"/>
                     <w:rPr>
-                      <w:rFonts w:hint="eastAsia"/>
                       <w:color w:val="000000"/>
                       <w:sz w:val="18"/>
                     </w:rPr>
@@ -30190,7 +29862,6 @@
                     <w:ind w:firstLineChars="0" w:firstLine="0"/>
                     <w:jc w:val="both"/>
                     <w:rPr>
-                      <w:rFonts w:hint="eastAsia"/>
                       <w:color w:val="000000"/>
                       <w:sz w:val="18"/>
                     </w:rPr>
@@ -30218,7 +29889,6 @@
                     <w:ind w:firstLineChars="0" w:firstLine="0"/>
                     <w:jc w:val="both"/>
                     <w:rPr>
-                      <w:rFonts w:hint="eastAsia"/>
                       <w:color w:val="000000"/>
                       <w:sz w:val="18"/>
                     </w:rPr>
@@ -30251,7 +29921,6 @@
                     <w:ind w:firstLineChars="0" w:firstLine="0"/>
                     <w:jc w:val="both"/>
                     <w:rPr>
-                      <w:rFonts w:hint="eastAsia"/>
                       <w:color w:val="000000"/>
                       <w:sz w:val="18"/>
                     </w:rPr>
@@ -30279,7 +29948,6 @@
                     <w:ind w:firstLineChars="0" w:firstLine="0"/>
                     <w:jc w:val="both"/>
                     <w:rPr>
-                      <w:rFonts w:hint="eastAsia"/>
                       <w:color w:val="000000"/>
                       <w:sz w:val="18"/>
                     </w:rPr>
@@ -30307,7 +29975,6 @@
                     <w:ind w:firstLineChars="0" w:firstLine="0"/>
                     <w:jc w:val="both"/>
                     <w:rPr>
-                      <w:rFonts w:hint="eastAsia"/>
                       <w:color w:val="000000"/>
                       <w:sz w:val="18"/>
                     </w:rPr>
@@ -30343,7 +30010,7 @@
               <w:spacing w:line="240" w:lineRule="auto"/>
               <w:ind w:firstLineChars="0" w:firstLine="0"/>
               <w:rPr>
-                <w:rFonts w:ascii="Calibri" w:hAnsi="Calibri" w:cs="宋体" w:hint="eastAsia"/>
+                <w:rFonts w:ascii="Calibri" w:hAnsi="Calibri" w:cs="宋体"/>
                 <w:bCs/>
                 <w:color w:val="000000"/>
                 <w:kern w:val="0"/>
@@ -30361,7 +30028,7 @@
               <w:spacing w:line="240" w:lineRule="auto"/>
               <w:ind w:firstLineChars="0"/>
               <w:rPr>
-                <w:rFonts w:ascii="Calibri" w:hAnsi="Calibri" w:cs="宋体" w:hint="eastAsia"/>
+                <w:rFonts w:ascii="Calibri" w:hAnsi="Calibri" w:cs="宋体"/>
                 <w:bCs/>
                 <w:color w:val="000000"/>
                 <w:kern w:val="0"/>
@@ -30533,7 +30200,7 @@
               <w:spacing w:line="240" w:lineRule="auto"/>
               <w:ind w:firstLineChars="0"/>
               <w:rPr>
-                <w:rFonts w:ascii="Calibri" w:hAnsi="Calibri" w:cs="宋体" w:hint="eastAsia"/>
+                <w:rFonts w:ascii="Calibri" w:hAnsi="Calibri" w:cs="宋体"/>
                 <w:bCs/>
                 <w:color w:val="000000"/>
                 <w:kern w:val="0"/>
@@ -30650,7 +30317,7 @@
               <w:spacing w:line="240" w:lineRule="auto"/>
               <w:ind w:firstLineChars="0"/>
               <w:rPr>
-                <w:rFonts w:ascii="Calibri" w:hAnsi="Calibri" w:cs="宋体" w:hint="eastAsia"/>
+                <w:rFonts w:ascii="Calibri" w:hAnsi="Calibri" w:cs="宋体"/>
                 <w:bCs/>
                 <w:color w:val="000000"/>
                 <w:kern w:val="0"/>
@@ -30723,7 +30390,7 @@
               <w:spacing w:line="240" w:lineRule="auto"/>
               <w:ind w:firstLineChars="0"/>
               <w:rPr>
-                <w:rFonts w:ascii="Calibri" w:hAnsi="Calibri" w:cs="宋体" w:hint="eastAsia"/>
+                <w:rFonts w:ascii="Calibri" w:hAnsi="Calibri" w:cs="宋体"/>
                 <w:bCs/>
                 <w:color w:val="000000"/>
                 <w:kern w:val="0"/>
@@ -30818,7 +30485,7 @@
               <w:spacing w:line="240" w:lineRule="auto"/>
               <w:ind w:firstLineChars="0"/>
               <w:rPr>
-                <w:rFonts w:ascii="Calibri" w:hAnsi="Calibri" w:cs="宋体" w:hint="eastAsia"/>
+                <w:rFonts w:ascii="Calibri" w:hAnsi="Calibri" w:cs="宋体"/>
                 <w:bCs/>
                 <w:color w:val="000000"/>
                 <w:kern w:val="0"/>
@@ -30936,7 +30603,7 @@
               <w:spacing w:line="240" w:lineRule="auto"/>
               <w:ind w:firstLineChars="0"/>
               <w:rPr>
-                <w:rFonts w:ascii="Calibri" w:hAnsi="Calibri" w:cs="宋体" w:hint="eastAsia"/>
+                <w:rFonts w:ascii="Calibri" w:hAnsi="Calibri" w:cs="宋体"/>
                 <w:bCs/>
                 <w:color w:val="000000"/>
                 <w:kern w:val="0"/>
@@ -31042,7 +30709,7 @@
               <w:spacing w:line="240" w:lineRule="auto"/>
               <w:ind w:firstLineChars="0"/>
               <w:rPr>
-                <w:rFonts w:ascii="Calibri" w:hAnsi="Calibri" w:cs="宋体" w:hint="eastAsia"/>
+                <w:rFonts w:ascii="Calibri" w:hAnsi="Calibri" w:cs="宋体"/>
                 <w:bCs/>
                 <w:color w:val="000000"/>
                 <w:kern w:val="0"/>
@@ -31137,7 +30804,7 @@
               <w:spacing w:line="240" w:lineRule="auto"/>
               <w:ind w:firstLineChars="0"/>
               <w:rPr>
-                <w:rFonts w:ascii="Calibri" w:hAnsi="Calibri" w:cs="宋体" w:hint="eastAsia"/>
+                <w:rFonts w:ascii="Calibri" w:hAnsi="Calibri" w:cs="宋体"/>
                 <w:bCs/>
                 <w:color w:val="000000"/>
                 <w:kern w:val="0"/>
@@ -31174,7 +30841,7 @@
               <w:ind w:firstLineChars="0" w:firstLine="0"/>
               <w:jc w:val="center"/>
               <w:rPr>
-                <w:rFonts w:ascii="Calibri" w:hAnsi="Calibri" w:cs="宋体" w:hint="eastAsia"/>
+                <w:rFonts w:ascii="Calibri" w:hAnsi="Calibri" w:cs="宋体"/>
                 <w:bCs/>
                 <w:color w:val="000000"/>
                 <w:kern w:val="0"/>
@@ -31207,7 +30874,7 @@
               <w:ind w:firstLineChars="0" w:firstLine="0"/>
               <w:jc w:val="center"/>
               <w:rPr>
-                <w:rFonts w:ascii="Calibri" w:hAnsi="Calibri" w:cs="宋体" w:hint="eastAsia"/>
+                <w:rFonts w:ascii="Calibri" w:hAnsi="Calibri" w:cs="宋体"/>
                 <w:bCs/>
                 <w:color w:val="000000"/>
                 <w:kern w:val="0"/>
@@ -31267,7 +30934,7 @@
               <w:ind w:firstLineChars="0" w:firstLine="0"/>
               <w:jc w:val="center"/>
               <w:rPr>
-                <w:rFonts w:ascii="Calibri" w:hAnsi="Calibri" w:cs="宋体" w:hint="eastAsia"/>
+                <w:rFonts w:ascii="Calibri" w:hAnsi="Calibri" w:cs="宋体"/>
                 <w:bCs/>
                 <w:color w:val="000000"/>
                 <w:kern w:val="0"/>
@@ -31296,7 +30963,7 @@
               <w:spacing w:line="240" w:lineRule="auto"/>
               <w:ind w:firstLineChars="0" w:firstLine="0"/>
               <w:rPr>
-                <w:rFonts w:ascii="Calibri" w:hAnsi="Calibri" w:cs="宋体" w:hint="eastAsia"/>
+                <w:rFonts w:ascii="Calibri" w:hAnsi="Calibri" w:cs="宋体"/>
                 <w:bCs/>
                 <w:color w:val="000000"/>
                 <w:kern w:val="0"/>
@@ -31324,7 +30991,7 @@
               <w:spacing w:line="240" w:lineRule="auto"/>
               <w:ind w:firstLineChars="0" w:firstLine="0"/>
               <w:rPr>
-                <w:rFonts w:ascii="Calibri" w:hAnsi="Calibri" w:cs="宋体" w:hint="eastAsia"/>
+                <w:rFonts w:ascii="Calibri" w:hAnsi="Calibri" w:cs="宋体"/>
                 <w:bCs/>
                 <w:color w:val="000000"/>
                 <w:kern w:val="0"/>
@@ -31349,7 +31016,7 @@
               <w:spacing w:line="240" w:lineRule="auto"/>
               <w:ind w:firstLineChars="0" w:firstLine="0"/>
               <w:rPr>
-                <w:rFonts w:ascii="Calibri" w:hAnsi="Calibri" w:cs="宋体" w:hint="eastAsia"/>
+                <w:rFonts w:ascii="Calibri" w:hAnsi="Calibri" w:cs="宋体"/>
                 <w:bCs/>
                 <w:color w:val="000000"/>
                 <w:kern w:val="0"/>
@@ -31385,7 +31052,7 @@
               <w:spacing w:line="240" w:lineRule="auto"/>
               <w:ind w:firstLineChars="0" w:firstLine="0"/>
               <w:rPr>
-                <w:rFonts w:ascii="Calibri" w:hAnsi="Calibri" w:cs="宋体" w:hint="eastAsia"/>
+                <w:rFonts w:ascii="Calibri" w:hAnsi="Calibri" w:cs="宋体"/>
                 <w:bCs/>
                 <w:color w:val="000000"/>
                 <w:kern w:val="0"/>
@@ -31424,7 +31091,7 @@
               <w:spacing w:line="240" w:lineRule="auto"/>
               <w:ind w:firstLineChars="0" w:firstLine="0"/>
               <w:rPr>
-                <w:rFonts w:ascii="Calibri" w:hAnsi="Calibri" w:cs="宋体" w:hint="eastAsia"/>
+                <w:rFonts w:ascii="Calibri" w:hAnsi="Calibri" w:cs="宋体"/>
                 <w:bCs/>
                 <w:color w:val="000000"/>
                 <w:kern w:val="0"/>
@@ -31493,7 +31160,7 @@
               <w:spacing w:line="240" w:lineRule="auto"/>
               <w:ind w:firstLineChars="0" w:firstLine="0"/>
               <w:rPr>
-                <w:rFonts w:ascii="Calibri" w:hAnsi="Calibri" w:cs="宋体" w:hint="eastAsia"/>
+                <w:rFonts w:ascii="Calibri" w:hAnsi="Calibri" w:cs="宋体"/>
                 <w:bCs/>
                 <w:color w:val="000000"/>
                 <w:kern w:val="0"/>
@@ -31529,7 +31196,7 @@
               <w:spacing w:line="240" w:lineRule="auto"/>
               <w:ind w:firstLineChars="0" w:firstLine="0"/>
               <w:rPr>
-                <w:rFonts w:ascii="Calibri" w:hAnsi="Calibri" w:cs="宋体" w:hint="eastAsia"/>
+                <w:rFonts w:ascii="Calibri" w:hAnsi="Calibri" w:cs="宋体"/>
                 <w:bCs/>
                 <w:color w:val="000000"/>
                 <w:kern w:val="0"/>
@@ -31598,7 +31265,7 @@
               <w:spacing w:line="240" w:lineRule="auto"/>
               <w:ind w:firstLineChars="0" w:firstLine="0"/>
               <w:rPr>
-                <w:rFonts w:ascii="Calibri" w:hAnsi="Calibri" w:cs="宋体" w:hint="eastAsia"/>
+                <w:rFonts w:ascii="Calibri" w:hAnsi="Calibri" w:cs="宋体"/>
                 <w:bCs/>
                 <w:color w:val="000000"/>
                 <w:kern w:val="0"/>
@@ -31645,7 +31312,7 @@
               <w:spacing w:line="240" w:lineRule="auto"/>
               <w:ind w:firstLineChars="0" w:firstLine="0"/>
               <w:rPr>
-                <w:rFonts w:ascii="Calibri" w:hAnsi="Calibri" w:cs="宋体" w:hint="eastAsia"/>
+                <w:rFonts w:ascii="Calibri" w:hAnsi="Calibri" w:cs="宋体"/>
                 <w:bCs/>
                 <w:color w:val="000000"/>
                 <w:kern w:val="0"/>
@@ -31692,7 +31359,7 @@
               <w:spacing w:line="240" w:lineRule="auto"/>
               <w:ind w:firstLineChars="0" w:firstLine="0"/>
               <w:rPr>
-                <w:rFonts w:ascii="Calibri" w:hAnsi="Calibri" w:cs="宋体" w:hint="eastAsia"/>
+                <w:rFonts w:ascii="Calibri" w:hAnsi="Calibri" w:cs="宋体"/>
                 <w:bCs/>
                 <w:color w:val="000000"/>
                 <w:kern w:val="0"/>
@@ -31728,7 +31395,7 @@
               <w:spacing w:line="240" w:lineRule="auto"/>
               <w:ind w:firstLineChars="0" w:firstLine="0"/>
               <w:rPr>
-                <w:rFonts w:ascii="Calibri" w:hAnsi="Calibri" w:cs="宋体" w:hint="eastAsia"/>
+                <w:rFonts w:ascii="Calibri" w:hAnsi="Calibri" w:cs="宋体"/>
                 <w:bCs/>
                 <w:color w:val="000000"/>
                 <w:kern w:val="0"/>
@@ -31764,7 +31431,7 @@
               <w:spacing w:line="240" w:lineRule="auto"/>
               <w:ind w:firstLineChars="0" w:firstLine="0"/>
               <w:rPr>
-                <w:rFonts w:ascii="Calibri" w:hAnsi="Calibri" w:cs="宋体" w:hint="eastAsia"/>
+                <w:rFonts w:ascii="Calibri" w:hAnsi="Calibri" w:cs="宋体"/>
                 <w:bCs/>
                 <w:color w:val="000000"/>
                 <w:kern w:val="0"/>
@@ -31812,7 +31479,7 @@
               <w:ind w:firstLineChars="0" w:firstLine="0"/>
               <w:jc w:val="center"/>
               <w:rPr>
-                <w:rFonts w:ascii="Calibri" w:hAnsi="Calibri" w:cs="宋体" w:hint="eastAsia"/>
+                <w:rFonts w:ascii="Calibri" w:hAnsi="Calibri" w:cs="宋体"/>
                 <w:bCs/>
                 <w:color w:val="000000"/>
                 <w:kern w:val="0"/>
@@ -31833,7 +31500,7 @@
               <w:ind w:firstLineChars="0" w:firstLine="0"/>
               <w:jc w:val="center"/>
               <w:rPr>
-                <w:rFonts w:ascii="Calibri" w:hAnsi="Calibri" w:cs="宋体" w:hint="eastAsia"/>
+                <w:rFonts w:ascii="Calibri" w:hAnsi="Calibri" w:cs="宋体"/>
                 <w:bCs/>
                 <w:color w:val="000000"/>
                 <w:kern w:val="0"/>
@@ -32107,7 +31774,7 @@
               <w:ind w:firstLineChars="0" w:firstLine="0"/>
               <w:jc w:val="center"/>
               <w:rPr>
-                <w:rFonts w:ascii="Calibri" w:hAnsi="Calibri" w:cs="宋体" w:hint="eastAsia"/>
+                <w:rFonts w:ascii="Calibri" w:hAnsi="Calibri" w:cs="宋体"/>
                 <w:bCs/>
                 <w:color w:val="000000"/>
                 <w:kern w:val="0"/>
@@ -32361,7 +32028,7 @@
               <w:ind w:firstLineChars="0" w:firstLine="0"/>
               <w:jc w:val="center"/>
               <w:rPr>
-                <w:rFonts w:ascii="Calibri" w:hAnsi="Calibri" w:cs="宋体" w:hint="eastAsia"/>
+                <w:rFonts w:ascii="Calibri" w:hAnsi="Calibri" w:cs="宋体"/>
                 <w:bCs/>
                 <w:color w:val="000000"/>
                 <w:kern w:val="0"/>
@@ -32605,7 +32272,7 @@
               <w:ind w:firstLineChars="0" w:firstLine="0"/>
               <w:jc w:val="center"/>
               <w:rPr>
-                <w:rFonts w:ascii="Calibri" w:hAnsi="Calibri" w:cs="宋体" w:hint="eastAsia"/>
+                <w:rFonts w:ascii="Calibri" w:hAnsi="Calibri" w:cs="宋体"/>
                 <w:bCs/>
                 <w:color w:val="000000"/>
                 <w:kern w:val="0"/>
@@ -32849,7 +32516,7 @@
               <w:ind w:firstLineChars="0" w:firstLine="0"/>
               <w:jc w:val="center"/>
               <w:rPr>
-                <w:rFonts w:ascii="Calibri" w:hAnsi="Calibri" w:cs="宋体" w:hint="eastAsia"/>
+                <w:rFonts w:ascii="Calibri" w:hAnsi="Calibri" w:cs="宋体"/>
                 <w:bCs/>
                 <w:color w:val="000000"/>
                 <w:kern w:val="0"/>
@@ -33225,7 +32892,7 @@
               <w:ind w:firstLineChars="0" w:firstLine="0"/>
               <w:jc w:val="center"/>
               <w:rPr>
-                <w:rFonts w:ascii="Calibri" w:hAnsi="Calibri" w:cs="宋体" w:hint="eastAsia"/>
+                <w:rFonts w:ascii="Calibri" w:hAnsi="Calibri" w:cs="宋体"/>
                 <w:bCs/>
                 <w:color w:val="000000"/>
                 <w:kern w:val="0"/>
@@ -33601,7 +33268,7 @@
               <w:ind w:firstLineChars="0" w:firstLine="0"/>
               <w:jc w:val="center"/>
               <w:rPr>
-                <w:rFonts w:ascii="Calibri" w:hAnsi="Calibri" w:cs="宋体" w:hint="eastAsia"/>
+                <w:rFonts w:ascii="Calibri" w:hAnsi="Calibri" w:cs="宋体"/>
                 <w:bCs/>
                 <w:color w:val="000000"/>
                 <w:kern w:val="0"/>
@@ -33865,7 +33532,7 @@
               <w:ind w:firstLineChars="0" w:firstLine="0"/>
               <w:jc w:val="center"/>
               <w:rPr>
-                <w:rFonts w:ascii="Calibri" w:hAnsi="Calibri" w:cs="宋体" w:hint="eastAsia"/>
+                <w:rFonts w:ascii="Calibri" w:hAnsi="Calibri" w:cs="宋体"/>
                 <w:bCs/>
                 <w:color w:val="000000"/>
                 <w:kern w:val="0"/>
@@ -34139,7 +33806,7 @@
               <w:ind w:firstLineChars="0" w:firstLine="0"/>
               <w:jc w:val="center"/>
               <w:rPr>
-                <w:rFonts w:ascii="Calibri" w:hAnsi="Calibri" w:cs="宋体" w:hint="eastAsia"/>
+                <w:rFonts w:ascii="Calibri" w:hAnsi="Calibri" w:cs="宋体"/>
                 <w:bCs/>
                 <w:color w:val="000000"/>
                 <w:kern w:val="0"/>
@@ -34353,7 +34020,7 @@
               <w:ind w:firstLineChars="0" w:firstLine="0"/>
               <w:jc w:val="center"/>
               <w:rPr>
-                <w:rFonts w:ascii="Calibri" w:hAnsi="Calibri" w:cs="宋体" w:hint="eastAsia"/>
+                <w:rFonts w:ascii="Calibri" w:hAnsi="Calibri" w:cs="宋体"/>
                 <w:bCs/>
                 <w:color w:val="000000"/>
                 <w:kern w:val="0"/>
@@ -34587,7 +34254,7 @@
               <w:ind w:firstLineChars="0" w:firstLine="0"/>
               <w:jc w:val="center"/>
               <w:rPr>
-                <w:rFonts w:ascii="Calibri" w:hAnsi="Calibri" w:cs="宋体" w:hint="eastAsia"/>
+                <w:rFonts w:ascii="Calibri" w:hAnsi="Calibri" w:cs="宋体"/>
                 <w:bCs/>
                 <w:color w:val="000000"/>
                 <w:kern w:val="0"/>
@@ -34823,7 +34490,7 @@
               <w:ind w:firstLineChars="0" w:firstLine="0"/>
               <w:jc w:val="center"/>
               <w:rPr>
-                <w:rFonts w:ascii="Calibri" w:hAnsi="Calibri" w:cs="宋体" w:hint="eastAsia"/>
+                <w:rFonts w:ascii="Calibri" w:hAnsi="Calibri" w:cs="宋体"/>
                 <w:bCs/>
                 <w:color w:val="000000"/>
                 <w:kern w:val="0"/>
@@ -35025,7 +34692,7 @@
               <w:ind w:firstLineChars="0" w:firstLine="0"/>
               <w:jc w:val="center"/>
               <w:rPr>
-                <w:rFonts w:ascii="Calibri" w:hAnsi="Calibri" w:cs="宋体" w:hint="eastAsia"/>
+                <w:rFonts w:ascii="Calibri" w:hAnsi="Calibri" w:cs="宋体"/>
                 <w:bCs/>
                 <w:color w:val="000000"/>
                 <w:kern w:val="0"/>
@@ -35057,32 +34724,22 @@
               <w:ind w:firstLineChars="0" w:firstLine="0"/>
               <w:jc w:val="center"/>
               <w:rPr>
-                <w:rFonts w:ascii="Calibri" w:hAnsi="Calibri" w:cs="宋体" w:hint="eastAsia"/>
-                <w:bCs/>
-                <w:color w:val="000000"/>
-                <w:kern w:val="0"/>
-                <w:sz w:val="21"/>
-              </w:rPr>
-            </w:pPr>
-            <w:r>
-              <w:rPr>
-                <w:rFonts w:ascii="Calibri" w:hAnsi="Calibri" w:cs="宋体" w:hint="eastAsia"/>
-                <w:bCs/>
-                <w:color w:val="000000"/>
-                <w:kern w:val="0"/>
-                <w:sz w:val="21"/>
-              </w:rPr>
-              <w:t>0xE</w:t>
-            </w:r>
-            <w:r>
-              <w:rPr>
-                <w:rFonts w:ascii="Calibri" w:hAnsi="Calibri" w:cs="宋体" w:hint="eastAsia"/>
-                <w:bCs/>
-                <w:color w:val="000000"/>
-                <w:kern w:val="0"/>
-                <w:sz w:val="21"/>
-              </w:rPr>
-              <w:t>6</w:t>
+                <w:rFonts w:ascii="Calibri" w:hAnsi="Calibri" w:cs="宋体"/>
+                <w:bCs/>
+                <w:color w:val="000000"/>
+                <w:kern w:val="0"/>
+                <w:sz w:val="21"/>
+              </w:rPr>
+            </w:pPr>
+            <w:r>
+              <w:rPr>
+                <w:rFonts w:ascii="Calibri" w:hAnsi="Calibri" w:cs="宋体" w:hint="eastAsia"/>
+                <w:bCs/>
+                <w:color w:val="000000"/>
+                <w:kern w:val="0"/>
+                <w:sz w:val="21"/>
+              </w:rPr>
+              <w:t>0xE6</w:t>
             </w:r>
           </w:p>
         </w:tc>
@@ -35097,7 +34754,7 @@
               <w:ind w:firstLineChars="0" w:firstLine="0"/>
               <w:jc w:val="center"/>
               <w:rPr>
-                <w:rFonts w:ascii="Calibri" w:hAnsi="Calibri" w:cs="宋体" w:hint="eastAsia"/>
+                <w:rFonts w:ascii="Calibri" w:hAnsi="Calibri" w:cs="宋体"/>
                 <w:bCs/>
                 <w:color w:val="000000"/>
                 <w:kern w:val="0"/>
@@ -35126,7 +34783,7 @@
               <w:spacing w:line="240" w:lineRule="auto"/>
               <w:ind w:firstLineChars="0" w:firstLine="0"/>
               <w:rPr>
-                <w:rFonts w:ascii="Calibri" w:hAnsi="Calibri" w:cs="宋体" w:hint="eastAsia"/>
+                <w:rFonts w:ascii="Calibri" w:hAnsi="Calibri" w:cs="宋体"/>
                 <w:bCs/>
                 <w:color w:val="000000"/>
                 <w:kern w:val="0"/>
@@ -35184,7 +34841,7 @@
               <w:spacing w:line="240" w:lineRule="auto"/>
               <w:ind w:firstLineChars="0" w:firstLine="0"/>
               <w:rPr>
-                <w:rFonts w:ascii="Calibri" w:hAnsi="Calibri" w:cs="宋体" w:hint="eastAsia"/>
+                <w:rFonts w:ascii="Calibri" w:hAnsi="Calibri" w:cs="宋体"/>
                 <w:bCs/>
                 <w:color w:val="000000"/>
                 <w:kern w:val="0"/>
@@ -35211,6 +34868,7 @@
               </w:rPr>
               <w:t>：</w:t>
             </w:r>
+            <w:proofErr w:type="spellStart"/>
             <w:r>
               <w:rPr>
                 <w:rFonts w:ascii="Calibri" w:hAnsi="Calibri" w:cs="宋体" w:hint="eastAsia"/>
@@ -35221,6 +34879,7 @@
               </w:rPr>
               <w:t>BootLoader</w:t>
             </w:r>
+            <w:proofErr w:type="spellEnd"/>
             <w:r>
               <w:rPr>
                 <w:rFonts w:ascii="Calibri" w:hAnsi="Calibri" w:cs="宋体" w:hint="eastAsia"/>
@@ -35237,7 +34896,7 @@
               <w:spacing w:line="240" w:lineRule="auto"/>
               <w:ind w:firstLineChars="0" w:firstLine="0"/>
               <w:rPr>
-                <w:rFonts w:ascii="Calibri" w:hAnsi="Calibri" w:cs="宋体" w:hint="eastAsia"/>
+                <w:rFonts w:ascii="Calibri" w:hAnsi="Calibri" w:cs="宋体"/>
                 <w:bCs/>
                 <w:color w:val="000000"/>
                 <w:kern w:val="0"/>
@@ -35300,7 +34959,6 @@
       <w:pPr>
         <w:ind w:firstLineChars="0" w:firstLine="0"/>
         <w:rPr>
-          <w:rFonts w:hint="eastAsia"/>
           <w:color w:val="000000"/>
         </w:rPr>
       </w:pPr>
@@ -35352,7 +35010,7 @@
 <w:ftr xmlns:wpc="http://schemas.microsoft.com/office/word/2010/wordprocessingCanvas" xmlns:cx="http://schemas.microsoft.com/office/drawing/2014/chartex" xmlns:cx1="http://schemas.microsoft.com/office/drawing/2015/9/8/chartex" xmlns:cx2="http://schemas.microsoft.com/office/drawing/2015/10/21/chartex" xmlns:cx3="http://schemas.microsoft.com/office/drawing/2016/5/9/chartex" xmlns:cx4="http://schemas.microsoft.com/office/drawing/2016/5/10/chartex" xmlns:cx5="http://schemas.microsoft.com/office/drawing/2016/5/11/chartex" xmlns:cx6="http://schemas.microsoft.com/office/drawing/2016/5/12/chartex" xmlns:cx7="http://schemas.microsoft.com/office/drawing/2016/5/13/chartex" xmlns:cx8="http://schemas.microsoft.com/office/drawing/2016/5/14/chartex" xmlns:mc="http://schemas.openxmlformats.org/markup-compatibility/2006" xmlns:aink="http://schemas.microsoft.com/office/drawing/2016/ink" xmlns:am3d="http://schemas.microsoft.com/office/drawing/2017/model3d" xmlns:o="urn:schemas-microsoft-com:office:office" xmlns:oel="http://schemas.microsoft.com/office/2019/extlst" xmlns:r="http://schemas.openxmlformats.org/officeDocument/2006/relationships" xmlns:m="http://schemas.openxmlformats.org/officeDocument/2006/math" xmlns:v="urn:schemas-microsoft-com:vml" xmlns:wp14="http://schemas.microsoft.com/office/word/2010/wordprocessingDrawing" xmlns:wp="http://schemas.openxmlformats.org/drawingml/2006/wordprocessingDrawing" xmlns:w10="urn:schemas-microsoft-com:office:word" xmlns:w="http://schemas.openxmlformats.org/wordprocessingml/2006/main" xmlns:w14="http://schemas.microsoft.com/office/word/2010/wordml" xmlns:w15="http://schemas.microsoft.com/office/word/2012/wordml" xmlns:w16cex="http://schemas.microsoft.com/office/word/2018/wordml/cex" xmlns:w16cid="http://schemas.microsoft.com/office/word/2016/wordml/cid" xmlns:w16="http://schemas.microsoft.com/office/word/2018/wordml" xmlns:w16du="http://schemas.microsoft.com/office/word/2023/wordml/word16du" xmlns:w16sdtdh="http://schemas.microsoft.com/office/word/2020/wordml/sdtdatahash" xmlns:w16sdtfl="http://schemas.microsoft.com/office/word/2024/wordml/sdtformatlock" xmlns:w16se="http://schemas.microsoft.com/office/word/2015/wordml/symex" xmlns:wpg="http://schemas.microsoft.com/office/word/2010/wordprocessingGroup" xmlns:wpi="http://schemas.microsoft.com/office/word/2010/wordprocessingInk" xmlns:wne="http://schemas.microsoft.com/office/word/2006/wordml" xmlns:wps="http://schemas.microsoft.com/office/word/2010/wordprocessingShape" mc:Ignorable="w14 w15 w16se w16cid w16 w16cex w16sdtdh w16sdtfl w16du wp14">
   <w:p>
     <w:pPr>
-      <w:pStyle w:val="affffe"/>
+      <w:pStyle w:val="affffc"/>
       <w:ind w:firstLine="360"/>
     </w:pPr>
   </w:p>
@@ -35363,41 +35021,40 @@
 <w:ftr xmlns:wpc="http://schemas.microsoft.com/office/word/2010/wordprocessingCanvas" xmlns:cx="http://schemas.microsoft.com/office/drawing/2014/chartex" xmlns:cx1="http://schemas.microsoft.com/office/drawing/2015/9/8/chartex" xmlns:cx2="http://schemas.microsoft.com/office/drawing/2015/10/21/chartex" xmlns:cx3="http://schemas.microsoft.com/office/drawing/2016/5/9/chartex" xmlns:cx4="http://schemas.microsoft.com/office/drawing/2016/5/10/chartex" xmlns:cx5="http://schemas.microsoft.com/office/drawing/2016/5/11/chartex" xmlns:cx6="http://schemas.microsoft.com/office/drawing/2016/5/12/chartex" xmlns:cx7="http://schemas.microsoft.com/office/drawing/2016/5/13/chartex" xmlns:cx8="http://schemas.microsoft.com/office/drawing/2016/5/14/chartex" xmlns:mc="http://schemas.openxmlformats.org/markup-compatibility/2006" xmlns:aink="http://schemas.microsoft.com/office/drawing/2016/ink" xmlns:am3d="http://schemas.microsoft.com/office/drawing/2017/model3d" xmlns:o="urn:schemas-microsoft-com:office:office" xmlns:oel="http://schemas.microsoft.com/office/2019/extlst" xmlns:r="http://schemas.openxmlformats.org/officeDocument/2006/relationships" xmlns:m="http://schemas.openxmlformats.org/officeDocument/2006/math" xmlns:v="urn:schemas-microsoft-com:vml" xmlns:wp14="http://schemas.microsoft.com/office/word/2010/wordprocessingDrawing" xmlns:wp="http://schemas.openxmlformats.org/drawingml/2006/wordprocessingDrawing" xmlns:w10="urn:schemas-microsoft-com:office:word" xmlns:w="http://schemas.openxmlformats.org/wordprocessingml/2006/main" xmlns:w14="http://schemas.microsoft.com/office/word/2010/wordml" xmlns:w15="http://schemas.microsoft.com/office/word/2012/wordml" xmlns:w16cex="http://schemas.microsoft.com/office/word/2018/wordml/cex" xmlns:w16cid="http://schemas.microsoft.com/office/word/2016/wordml/cid" xmlns:w16="http://schemas.microsoft.com/office/word/2018/wordml" xmlns:w16du="http://schemas.microsoft.com/office/word/2023/wordml/word16du" xmlns:w16sdtdh="http://schemas.microsoft.com/office/word/2020/wordml/sdtdatahash" xmlns:w16sdtfl="http://schemas.microsoft.com/office/word/2024/wordml/sdtformatlock" xmlns:w16se="http://schemas.microsoft.com/office/word/2015/wordml/symex" xmlns:wpg="http://schemas.microsoft.com/office/word/2010/wordprocessingGroup" xmlns:wpi="http://schemas.microsoft.com/office/word/2010/wordprocessingInk" xmlns:wne="http://schemas.microsoft.com/office/word/2006/wordml" xmlns:wps="http://schemas.microsoft.com/office/word/2010/wordprocessingShape" mc:Ignorable="w14 w15 w16se w16cid w16 w16cex w16sdtdh w16sdtfl w16du wp14">
   <w:p>
     <w:pPr>
-      <w:pStyle w:val="afffff1"/>
+      <w:pStyle w:val="afffff"/>
       <w:ind w:firstLine="480"/>
       <w:rPr>
-        <w:rStyle w:val="aff1"/>
+        <w:rStyle w:val="aff"/>
       </w:rPr>
     </w:pPr>
     <w:r>
       <w:rPr>
-        <w:rStyle w:val="aff1"/>
+        <w:rStyle w:val="aff"/>
       </w:rPr>
       <w:fldChar w:fldCharType="begin"/>
     </w:r>
     <w:r>
       <w:rPr>
-        <w:rStyle w:val="aff1"/>
+        <w:rStyle w:val="aff"/>
       </w:rPr>
       <w:instrText xml:space="preserve"> PAGE  \* MERGEFORMAT </w:instrText>
     </w:r>
     <w:r>
       <w:rPr>
-        <w:rStyle w:val="aff1"/>
+        <w:rStyle w:val="aff"/>
       </w:rPr>
       <w:fldChar w:fldCharType="separate"/>
     </w:r>
     <w:r>
       <w:rPr>
-        <w:rStyle w:val="aff1"/>
+        <w:rStyle w:val="aff"/>
         <w:noProof/>
-        <w:lang w:val="en-US" w:eastAsia="zh-CN"/>
       </w:rPr>
       <w:t>9</w:t>
     </w:r>
     <w:r>
       <w:rPr>
-        <w:rStyle w:val="aff1"/>
+        <w:rStyle w:val="aff"/>
       </w:rPr>
       <w:fldChar w:fldCharType="end"/>
     </w:r>
@@ -35409,7 +35066,7 @@
 <w:ftr xmlns:wpc="http://schemas.microsoft.com/office/word/2010/wordprocessingCanvas" xmlns:cx="http://schemas.microsoft.com/office/drawing/2014/chartex" xmlns:cx1="http://schemas.microsoft.com/office/drawing/2015/9/8/chartex" xmlns:cx2="http://schemas.microsoft.com/office/drawing/2015/10/21/chartex" xmlns:cx3="http://schemas.microsoft.com/office/drawing/2016/5/9/chartex" xmlns:cx4="http://schemas.microsoft.com/office/drawing/2016/5/10/chartex" xmlns:cx5="http://schemas.microsoft.com/office/drawing/2016/5/11/chartex" xmlns:cx6="http://schemas.microsoft.com/office/drawing/2016/5/12/chartex" xmlns:cx7="http://schemas.microsoft.com/office/drawing/2016/5/13/chartex" xmlns:cx8="http://schemas.microsoft.com/office/drawing/2016/5/14/chartex" xmlns:mc="http://schemas.openxmlformats.org/markup-compatibility/2006" xmlns:aink="http://schemas.microsoft.com/office/drawing/2016/ink" xmlns:am3d="http://schemas.microsoft.com/office/drawing/2017/model3d" xmlns:o="urn:schemas-microsoft-com:office:office" xmlns:oel="http://schemas.microsoft.com/office/2019/extlst" xmlns:r="http://schemas.openxmlformats.org/officeDocument/2006/relationships" xmlns:m="http://schemas.openxmlformats.org/officeDocument/2006/math" xmlns:v="urn:schemas-microsoft-com:vml" xmlns:wp14="http://schemas.microsoft.com/office/word/2010/wordprocessingDrawing" xmlns:wp="http://schemas.openxmlformats.org/drawingml/2006/wordprocessingDrawing" xmlns:w10="urn:schemas-microsoft-com:office:word" xmlns:w="http://schemas.openxmlformats.org/wordprocessingml/2006/main" xmlns:w14="http://schemas.microsoft.com/office/word/2010/wordml" xmlns:w15="http://schemas.microsoft.com/office/word/2012/wordml" xmlns:w16cex="http://schemas.microsoft.com/office/word/2018/wordml/cex" xmlns:w16cid="http://schemas.microsoft.com/office/word/2016/wordml/cid" xmlns:w16="http://schemas.microsoft.com/office/word/2018/wordml" xmlns:w16du="http://schemas.microsoft.com/office/word/2023/wordml/word16du" xmlns:w16sdtdh="http://schemas.microsoft.com/office/word/2020/wordml/sdtdatahash" xmlns:w16sdtfl="http://schemas.microsoft.com/office/word/2024/wordml/sdtformatlock" xmlns:w16se="http://schemas.microsoft.com/office/word/2015/wordml/symex" xmlns:wpg="http://schemas.microsoft.com/office/word/2010/wordprocessingGroup" xmlns:wpi="http://schemas.microsoft.com/office/word/2010/wordprocessingInk" xmlns:wne="http://schemas.microsoft.com/office/word/2006/wordml" xmlns:wps="http://schemas.microsoft.com/office/word/2010/wordprocessingShape" mc:Ignorable="w14 w15 w16se w16cid w16 w16cex w16sdtdh w16sdtfl w16du wp14">
   <w:p>
     <w:pPr>
-      <w:pStyle w:val="affffe"/>
+      <w:pStyle w:val="affffc"/>
       <w:ind w:firstLine="360"/>
     </w:pPr>
   </w:p>
@@ -35447,7 +35104,7 @@
 <w:hdr xmlns:wpc="http://schemas.microsoft.com/office/word/2010/wordprocessingCanvas" xmlns:cx="http://schemas.microsoft.com/office/drawing/2014/chartex" xmlns:cx1="http://schemas.microsoft.com/office/drawing/2015/9/8/chartex" xmlns:cx2="http://schemas.microsoft.com/office/drawing/2015/10/21/chartex" xmlns:cx3="http://schemas.microsoft.com/office/drawing/2016/5/9/chartex" xmlns:cx4="http://schemas.microsoft.com/office/drawing/2016/5/10/chartex" xmlns:cx5="http://schemas.microsoft.com/office/drawing/2016/5/11/chartex" xmlns:cx6="http://schemas.microsoft.com/office/drawing/2016/5/12/chartex" xmlns:cx7="http://schemas.microsoft.com/office/drawing/2016/5/13/chartex" xmlns:cx8="http://schemas.microsoft.com/office/drawing/2016/5/14/chartex" xmlns:mc="http://schemas.openxmlformats.org/markup-compatibility/2006" xmlns:aink="http://schemas.microsoft.com/office/drawing/2016/ink" xmlns:am3d="http://schemas.microsoft.com/office/drawing/2017/model3d" xmlns:o="urn:schemas-microsoft-com:office:office" xmlns:oel="http://schemas.microsoft.com/office/2019/extlst" xmlns:r="http://schemas.openxmlformats.org/officeDocument/2006/relationships" xmlns:m="http://schemas.openxmlformats.org/officeDocument/2006/math" xmlns:v="urn:schemas-microsoft-com:vml" xmlns:wp14="http://schemas.microsoft.com/office/word/2010/wordprocessingDrawing" xmlns:wp="http://schemas.openxmlformats.org/drawingml/2006/wordprocessingDrawing" xmlns:w10="urn:schemas-microsoft-com:office:word" xmlns:w="http://schemas.openxmlformats.org/wordprocessingml/2006/main" xmlns:w14="http://schemas.microsoft.com/office/word/2010/wordml" xmlns:w15="http://schemas.microsoft.com/office/word/2012/wordml" xmlns:w16cex="http://schemas.microsoft.com/office/word/2018/wordml/cex" xmlns:w16cid="http://schemas.microsoft.com/office/word/2016/wordml/cid" xmlns:w16="http://schemas.microsoft.com/office/word/2018/wordml" xmlns:w16du="http://schemas.microsoft.com/office/word/2023/wordml/word16du" xmlns:w16sdtdh="http://schemas.microsoft.com/office/word/2020/wordml/sdtdatahash" xmlns:w16sdtfl="http://schemas.microsoft.com/office/word/2024/wordml/sdtformatlock" xmlns:w16se="http://schemas.microsoft.com/office/word/2015/wordml/symex" xmlns:wpg="http://schemas.microsoft.com/office/word/2010/wordprocessingGroup" xmlns:wpi="http://schemas.microsoft.com/office/word/2010/wordprocessingInk" xmlns:wne="http://schemas.microsoft.com/office/word/2006/wordml" xmlns:wps="http://schemas.microsoft.com/office/word/2010/wordprocessingShape" mc:Ignorable="w14 w15 w16se w16cid w16 w16cex w16sdtdh w16sdtfl w16du wp14">
   <w:p>
     <w:pPr>
-      <w:pStyle w:val="affffff0"/>
+      <w:pStyle w:val="afffffe"/>
       <w:ind w:firstLine="360"/>
     </w:pPr>
   </w:p>
@@ -35458,7 +35115,7 @@
 <w:hdr xmlns:wpc="http://schemas.microsoft.com/office/word/2010/wordprocessingCanvas" xmlns:cx="http://schemas.microsoft.com/office/drawing/2014/chartex" xmlns:cx1="http://schemas.microsoft.com/office/drawing/2015/9/8/chartex" xmlns:cx2="http://schemas.microsoft.com/office/drawing/2015/10/21/chartex" xmlns:cx3="http://schemas.microsoft.com/office/drawing/2016/5/9/chartex" xmlns:cx4="http://schemas.microsoft.com/office/drawing/2016/5/10/chartex" xmlns:cx5="http://schemas.microsoft.com/office/drawing/2016/5/11/chartex" xmlns:cx6="http://schemas.microsoft.com/office/drawing/2016/5/12/chartex" xmlns:cx7="http://schemas.microsoft.com/office/drawing/2016/5/13/chartex" xmlns:cx8="http://schemas.microsoft.com/office/drawing/2016/5/14/chartex" xmlns:mc="http://schemas.openxmlformats.org/markup-compatibility/2006" xmlns:aink="http://schemas.microsoft.com/office/drawing/2016/ink" xmlns:am3d="http://schemas.microsoft.com/office/drawing/2017/model3d" xmlns:o="urn:schemas-microsoft-com:office:office" xmlns:oel="http://schemas.microsoft.com/office/2019/extlst" xmlns:r="http://schemas.openxmlformats.org/officeDocument/2006/relationships" xmlns:m="http://schemas.openxmlformats.org/officeDocument/2006/math" xmlns:v="urn:schemas-microsoft-com:vml" xmlns:wp14="http://schemas.microsoft.com/office/word/2010/wordprocessingDrawing" xmlns:wp="http://schemas.openxmlformats.org/drawingml/2006/wordprocessingDrawing" xmlns:w10="urn:schemas-microsoft-com:office:word" xmlns:w="http://schemas.openxmlformats.org/wordprocessingml/2006/main" xmlns:w14="http://schemas.microsoft.com/office/word/2010/wordml" xmlns:w15="http://schemas.microsoft.com/office/word/2012/wordml" xmlns:w16cex="http://schemas.microsoft.com/office/word/2018/wordml/cex" xmlns:w16cid="http://schemas.microsoft.com/office/word/2016/wordml/cid" xmlns:w16="http://schemas.microsoft.com/office/word/2018/wordml" xmlns:w16du="http://schemas.microsoft.com/office/word/2023/wordml/word16du" xmlns:w16sdtdh="http://schemas.microsoft.com/office/word/2020/wordml/sdtdatahash" xmlns:w16sdtfl="http://schemas.microsoft.com/office/word/2024/wordml/sdtformatlock" xmlns:w16se="http://schemas.microsoft.com/office/word/2015/wordml/symex" xmlns:wpg="http://schemas.microsoft.com/office/word/2010/wordprocessingGroup" xmlns:wpi="http://schemas.microsoft.com/office/word/2010/wordprocessingInk" xmlns:wne="http://schemas.microsoft.com/office/word/2006/wordml" xmlns:wps="http://schemas.microsoft.com/office/word/2010/wordprocessingShape" mc:Ignorable="w14 w15 w16se w16cid w16 w16cex w16sdtdh w16sdtfl w16du wp14">
   <w:p>
     <w:pPr>
-      <w:pStyle w:val="affffff0"/>
+      <w:pStyle w:val="afffffe"/>
       <w:ind w:firstLine="360"/>
     </w:pPr>
   </w:p>
@@ -35469,7 +35126,7 @@
 <w:hdr xmlns:wpc="http://schemas.microsoft.com/office/word/2010/wordprocessingCanvas" xmlns:cx="http://schemas.microsoft.com/office/drawing/2014/chartex" xmlns:cx1="http://schemas.microsoft.com/office/drawing/2015/9/8/chartex" xmlns:cx2="http://schemas.microsoft.com/office/drawing/2015/10/21/chartex" xmlns:cx3="http://schemas.microsoft.com/office/drawing/2016/5/9/chartex" xmlns:cx4="http://schemas.microsoft.com/office/drawing/2016/5/10/chartex" xmlns:cx5="http://schemas.microsoft.com/office/drawing/2016/5/11/chartex" xmlns:cx6="http://schemas.microsoft.com/office/drawing/2016/5/12/chartex" xmlns:cx7="http://schemas.microsoft.com/office/drawing/2016/5/13/chartex" xmlns:cx8="http://schemas.microsoft.com/office/drawing/2016/5/14/chartex" xmlns:mc="http://schemas.openxmlformats.org/markup-compatibility/2006" xmlns:aink="http://schemas.microsoft.com/office/drawing/2016/ink" xmlns:am3d="http://schemas.microsoft.com/office/drawing/2017/model3d" xmlns:o="urn:schemas-microsoft-com:office:office" xmlns:oel="http://schemas.microsoft.com/office/2019/extlst" xmlns:r="http://schemas.openxmlformats.org/officeDocument/2006/relationships" xmlns:m="http://schemas.openxmlformats.org/officeDocument/2006/math" xmlns:v="urn:schemas-microsoft-com:vml" xmlns:wp14="http://schemas.microsoft.com/office/word/2010/wordprocessingDrawing" xmlns:wp="http://schemas.openxmlformats.org/drawingml/2006/wordprocessingDrawing" xmlns:w10="urn:schemas-microsoft-com:office:word" xmlns:w="http://schemas.openxmlformats.org/wordprocessingml/2006/main" xmlns:w14="http://schemas.microsoft.com/office/word/2010/wordml" xmlns:w15="http://schemas.microsoft.com/office/word/2012/wordml" xmlns:w16cex="http://schemas.microsoft.com/office/word/2018/wordml/cex" xmlns:w16cid="http://schemas.microsoft.com/office/word/2016/wordml/cid" xmlns:w16="http://schemas.microsoft.com/office/word/2018/wordml" xmlns:w16du="http://schemas.microsoft.com/office/word/2023/wordml/word16du" xmlns:w16sdtdh="http://schemas.microsoft.com/office/word/2020/wordml/sdtdatahash" xmlns:w16sdtfl="http://schemas.microsoft.com/office/word/2024/wordml/sdtformatlock" xmlns:w16se="http://schemas.microsoft.com/office/word/2015/wordml/symex" xmlns:wpg="http://schemas.microsoft.com/office/word/2010/wordprocessingGroup" xmlns:wpi="http://schemas.microsoft.com/office/word/2010/wordprocessingInk" xmlns:wne="http://schemas.microsoft.com/office/word/2006/wordml" xmlns:wps="http://schemas.microsoft.com/office/word/2010/wordprocessingShape" mc:Ignorable="w14 w15 w16se w16cid w16 w16cex w16sdtdh w16sdtfl w16du wp14">
   <w:p>
     <w:pPr>
-      <w:pStyle w:val="affffff0"/>
+      <w:pStyle w:val="afffffe"/>
       <w:ind w:firstLine="360"/>
     </w:pPr>
   </w:p>
@@ -38141,7 +37798,6 @@
     <w:lvl w:ilvl="2">
       <w:start w:val="1"/>
       <w:numFmt w:val="decimal"/>
-      <w:pStyle w:val="af4"/>
       <w:suff w:val="space"/>
       <w:lvlText w:val="%1.%2.%3　"/>
       <w:lvlJc w:val="left"/>
@@ -38168,7 +37824,7 @@
     <w:lvl w:ilvl="3">
       <w:start w:val="1"/>
       <w:numFmt w:val="decimal"/>
-      <w:pStyle w:val="af5"/>
+      <w:pStyle w:val="af4"/>
       <w:suff w:val="space"/>
       <w:lvlText w:val="%1.%2.%3.%4　"/>
       <w:lvlJc w:val="left"/>
@@ -38195,7 +37851,7 @@
     <w:lvl w:ilvl="4">
       <w:start w:val="1"/>
       <w:numFmt w:val="decimal"/>
-      <w:pStyle w:val="af6"/>
+      <w:pStyle w:val="af5"/>
       <w:suff w:val="space"/>
       <w:lvlText w:val="%1.%2.%3.%4.%5　"/>
       <w:lvlJc w:val="left"/>
@@ -38222,7 +37878,7 @@
     <w:lvl w:ilvl="5">
       <w:start w:val="1"/>
       <w:numFmt w:val="decimal"/>
-      <w:pStyle w:val="af7"/>
+      <w:pStyle w:val="af6"/>
       <w:suff w:val="space"/>
       <w:lvlText w:val="%1.%2.%3.%4.%5.%6　"/>
       <w:lvlJc w:val="left"/>
@@ -38249,7 +37905,6 @@
     <w:lvl w:ilvl="6">
       <w:start w:val="1"/>
       <w:numFmt w:val="decimal"/>
-      <w:pStyle w:val="af8"/>
       <w:suff w:val="space"/>
       <w:lvlText w:val="%1.%2.%3.%4.%5.%6.%7　"/>
       <w:lvlJc w:val="left"/>
@@ -38276,7 +37931,7 @@
     <w:lvl w:ilvl="7">
       <w:start w:val="1"/>
       <w:numFmt w:val="lowerLetter"/>
-      <w:pStyle w:val="af9"/>
+      <w:pStyle w:val="af7"/>
       <w:lvlText w:val="%8)"/>
       <w:lvlJc w:val="left"/>
       <w:pPr>
@@ -38305,7 +37960,7 @@
     <w:lvl w:ilvl="8">
       <w:start w:val="1"/>
       <w:numFmt w:val="decimal"/>
-      <w:pStyle w:val="afa"/>
+      <w:pStyle w:val="af8"/>
       <w:lvlText w:val="%9)"/>
       <w:lvlJc w:val="left"/>
       <w:pPr>
@@ -38867,14 +38522,14 @@
     <w:lsdException w:name="HTML Sample" w:semiHidden="1" w:unhideWhenUsed="1"/>
     <w:lsdException w:name="HTML Typewriter" w:semiHidden="1" w:unhideWhenUsed="1"/>
     <w:lsdException w:name="HTML Variable" w:semiHidden="1" w:unhideWhenUsed="1"/>
-    <w:lsdException w:name="Normal Table" w:uiPriority="0"/>
+    <w:lsdException w:name="Normal Table" w:semiHidden="1" w:uiPriority="0" w:unhideWhenUsed="1"/>
     <w:lsdException w:name="No List" w:semiHidden="1" w:unhideWhenUsed="1"/>
     <w:lsdException w:name="Outline List 1" w:semiHidden="1" w:unhideWhenUsed="1"/>
     <w:lsdException w:name="Outline List 2" w:semiHidden="1" w:unhideWhenUsed="1"/>
     <w:lsdException w:name="Outline List 3" w:semiHidden="1" w:unhideWhenUsed="1"/>
     <w:lsdException w:name="Table Simple 1" w:semiHidden="1" w:unhideWhenUsed="1"/>
     <w:lsdException w:name="Table Simple 2" w:semiHidden="1" w:unhideWhenUsed="1"/>
-    <w:lsdException w:name="Table Simple 3" w:uiPriority="0"/>
+    <w:lsdException w:name="Table Simple 3" w:semiHidden="1" w:uiPriority="0" w:unhideWhenUsed="1"/>
     <w:lsdException w:name="Table Classic 1" w:semiHidden="1" w:unhideWhenUsed="1"/>
     <w:lsdException w:name="Table Classic 2" w:semiHidden="1" w:unhideWhenUsed="1"/>
     <w:lsdException w:name="Table Classic 3" w:semiHidden="1" w:unhideWhenUsed="1"/>
@@ -38891,7 +38546,7 @@
     <w:lsdException w:name="Table Grid 2" w:semiHidden="1" w:unhideWhenUsed="1"/>
     <w:lsdException w:name="Table Grid 3" w:semiHidden="1" w:unhideWhenUsed="1"/>
     <w:lsdException w:name="Table Grid 4" w:semiHidden="1" w:unhideWhenUsed="1"/>
-    <w:lsdException w:name="Table Grid 5" w:uiPriority="0"/>
+    <w:lsdException w:name="Table Grid 5" w:semiHidden="1" w:uiPriority="0" w:unhideWhenUsed="1"/>
     <w:lsdException w:name="Table Grid 6" w:semiHidden="1" w:unhideWhenUsed="1"/>
     <w:lsdException w:name="Table Grid 7" w:semiHidden="1" w:unhideWhenUsed="1"/>
     <w:lsdException w:name="Table Grid 8" w:semiHidden="1" w:unhideWhenUsed="1"/>
@@ -39137,7 +38792,7 @@
     <w:lsdException w:name="Unresolved Mention" w:semiHidden="1" w:unhideWhenUsed="1"/>
     <w:lsdException w:name="Smart Link" w:semiHidden="1" w:unhideWhenUsed="1"/>
   </w:latentStyles>
-  <w:style w:type="paragraph" w:default="1" w:styleId="afb">
+  <w:style w:type="paragraph" w:default="1" w:styleId="af9">
     <w:name w:val="Normal"/>
     <w:qFormat/>
     <w:rsid w:val="00C40792"/>
@@ -39153,8 +38808,8 @@
   </w:style>
   <w:style w:type="paragraph" w:styleId="1">
     <w:name w:val="heading 1"/>
-    <w:basedOn w:val="afb"/>
-    <w:next w:val="afb"/>
+    <w:basedOn w:val="af9"/>
+    <w:next w:val="af9"/>
     <w:link w:val="14"/>
     <w:autoRedefine/>
     <w:qFormat/>
@@ -39178,8 +38833,8 @@
   </w:style>
   <w:style w:type="paragraph" w:styleId="2">
     <w:name w:val="heading 2"/>
-    <w:basedOn w:val="afb"/>
-    <w:next w:val="afb"/>
+    <w:basedOn w:val="af9"/>
+    <w:next w:val="af9"/>
     <w:link w:val="26"/>
     <w:qFormat/>
     <w:rsid w:val="00351CFC"/>
@@ -39190,7 +38845,7 @@
         <w:ilvl w:val="1"/>
         <w:numId w:val="1"/>
       </w:numPr>
-      <w:ind w:firstLineChars="0"/>
+      <w:ind w:firstLineChars="0" w:firstLine="0"/>
       <w:outlineLvl w:val="1"/>
     </w:pPr>
     <w:rPr>
@@ -39201,8 +38856,8 @@
   </w:style>
   <w:style w:type="paragraph" w:styleId="30">
     <w:name w:val="heading 3"/>
-    <w:basedOn w:val="afb"/>
-    <w:next w:val="afb"/>
+    <w:basedOn w:val="af9"/>
+    <w:next w:val="af9"/>
     <w:link w:val="34"/>
     <w:qFormat/>
     <w:pPr>
@@ -39213,7 +38868,7 @@
         <w:numId w:val="1"/>
       </w:numPr>
       <w:spacing w:beforeLines="50" w:before="50" w:after="100" w:afterAutospacing="1"/>
-      <w:ind w:firstLineChars="0"/>
+      <w:ind w:firstLineChars="0" w:firstLine="0"/>
       <w:outlineLvl w:val="2"/>
     </w:pPr>
     <w:rPr>
@@ -39224,8 +38879,8 @@
   </w:style>
   <w:style w:type="paragraph" w:styleId="40">
     <w:name w:val="heading 4"/>
-    <w:basedOn w:val="afb"/>
-    <w:next w:val="afb"/>
+    <w:basedOn w:val="af9"/>
+    <w:next w:val="af9"/>
     <w:link w:val="410"/>
     <w:uiPriority w:val="9"/>
     <w:qFormat/>
@@ -39249,7 +38904,7 @@
   </w:style>
   <w:style w:type="paragraph" w:styleId="5">
     <w:name w:val="heading 5"/>
-    <w:basedOn w:val="afb"/>
+    <w:basedOn w:val="af9"/>
     <w:next w:val="27"/>
     <w:link w:val="51"/>
     <w:qFormat/>
@@ -39267,8 +38922,8 @@
   </w:style>
   <w:style w:type="paragraph" w:styleId="6">
     <w:name w:val="heading 6"/>
-    <w:basedOn w:val="afb"/>
-    <w:next w:val="afb"/>
+    <w:basedOn w:val="af9"/>
+    <w:next w:val="af9"/>
     <w:link w:val="60"/>
     <w:qFormat/>
     <w:pPr>
@@ -39289,8 +38944,8 @@
   </w:style>
   <w:style w:type="paragraph" w:styleId="7">
     <w:name w:val="heading 7"/>
-    <w:basedOn w:val="afb"/>
-    <w:next w:val="afb"/>
+    <w:basedOn w:val="af9"/>
+    <w:next w:val="af9"/>
     <w:link w:val="70"/>
     <w:qFormat/>
     <w:pPr>
@@ -39310,8 +38965,8 @@
   </w:style>
   <w:style w:type="paragraph" w:styleId="8">
     <w:name w:val="heading 8"/>
-    <w:basedOn w:val="afb"/>
-    <w:next w:val="afb"/>
+    <w:basedOn w:val="af9"/>
+    <w:next w:val="af9"/>
     <w:link w:val="80"/>
     <w:qFormat/>
     <w:pPr>
@@ -39330,8 +38985,8 @@
   </w:style>
   <w:style w:type="paragraph" w:styleId="9">
     <w:name w:val="heading 9"/>
-    <w:basedOn w:val="afb"/>
-    <w:next w:val="afb"/>
+    <w:basedOn w:val="af9"/>
+    <w:next w:val="af9"/>
     <w:link w:val="90"/>
     <w:qFormat/>
     <w:pPr>
@@ -39349,15 +39004,19 @@
       <w:szCs w:val="21"/>
     </w:rPr>
   </w:style>
-  <w:style w:type="character" w:default="1" w:styleId="afc">
+  <w:style w:type="character" w:default="1" w:styleId="afa">
     <w:name w:val="Default Paragraph Font"/>
-    <w:rPr>
-      <w:rFonts w:ascii="Times New Roman" w:eastAsia="宋体" w:hAnsi="Times New Roman" w:cs="Times New Roman"/>
-    </w:rPr>
-  </w:style>
-  <w:style w:type="table" w:default="1" w:styleId="afd">
+    <w:uiPriority w:val="1"/>
+    <w:semiHidden/>
+    <w:unhideWhenUsed/>
+  </w:style>
+  <w:style w:type="table" w:default="1" w:styleId="afb">
     <w:name w:val="Normal Table"/>
+    <w:uiPriority w:val="99"/>
+    <w:semiHidden/>
+    <w:unhideWhenUsed/>
     <w:tblPr>
+      <w:tblInd w:w="0" w:type="dxa"/>
       <w:tblCellMar>
         <w:top w:w="0" w:type="dxa"/>
         <w:left w:w="108" w:type="dxa"/>
@@ -39366,13 +39025,13 @@
       </w:tblCellMar>
     </w:tblPr>
   </w:style>
-  <w:style w:type="numbering" w:default="1" w:styleId="afe">
+  <w:style w:type="numbering" w:default="1" w:styleId="afc">
     <w:name w:val="No List"/>
     <w:uiPriority w:val="99"/>
     <w:semiHidden/>
     <w:unhideWhenUsed/>
   </w:style>
-  <w:style w:type="character" w:styleId="aff">
+  <w:style w:type="character" w:styleId="afd">
     <w:name w:val="annotation reference"/>
     <w:uiPriority w:val="99"/>
     <w:qFormat/>
@@ -39382,7 +39041,7 @@
       <w:szCs w:val="21"/>
     </w:rPr>
   </w:style>
-  <w:style w:type="character" w:styleId="aff0">
+  <w:style w:type="character" w:styleId="afe">
     <w:name w:val="Hyperlink"/>
     <w:uiPriority w:val="99"/>
     <w:rPr>
@@ -39391,13 +39050,13 @@
       <w:u w:val="single"/>
     </w:rPr>
   </w:style>
-  <w:style w:type="character" w:styleId="aff1">
+  <w:style w:type="character" w:styleId="aff">
     <w:name w:val="page number"/>
     <w:rPr>
       <w:rFonts w:ascii="Times New Roman" w:eastAsia="宋体" w:hAnsi="Times New Roman" w:cs="Times New Roman"/>
     </w:rPr>
   </w:style>
-  <w:style w:type="character" w:styleId="aff2">
+  <w:style w:type="character" w:styleId="aff0">
     <w:name w:val="FollowedHyperlink"/>
     <w:rPr>
       <w:rFonts w:ascii="Times New Roman" w:eastAsia="宋体" w:hAnsi="Times New Roman" w:cs="Times New Roman"/>
@@ -39405,14 +39064,14 @@
       <w:u w:val="single"/>
     </w:rPr>
   </w:style>
-  <w:style w:type="character" w:styleId="aff3">
+  <w:style w:type="character" w:styleId="aff1">
     <w:name w:val="footnote reference"/>
     <w:rPr>
       <w:rFonts w:ascii="Times New Roman" w:eastAsia="宋体" w:hAnsi="Times New Roman" w:cs="Times New Roman"/>
       <w:vertAlign w:val="superscript"/>
     </w:rPr>
   </w:style>
-  <w:style w:type="character" w:styleId="aff4">
+  <w:style w:type="character" w:styleId="aff2">
     <w:name w:val="Strong"/>
     <w:qFormat/>
     <w:rPr>
@@ -39433,7 +39092,7 @@
   </w:style>
   <w:style w:type="character" w:customStyle="1" w:styleId="Char">
     <w:name w:val="我的表格正文 Char"/>
-    <w:link w:val="aff5"/>
+    <w:link w:val="aff3"/>
     <w:rPr>
       <w:rFonts w:ascii="Times New Roman" w:eastAsia="宋体" w:hAnsi="Times New Roman" w:cs="Times New Roman"/>
       <w:kern w:val="2"/>
@@ -39470,9 +39129,9 @@
       <w:sz w:val="30"/>
     </w:rPr>
   </w:style>
-  <w:style w:type="character" w:customStyle="1" w:styleId="aff6">
+  <w:style w:type="character" w:customStyle="1" w:styleId="aff4">
     <w:name w:val="正文，宋体，四号 字符"/>
-    <w:link w:val="aff7"/>
+    <w:link w:val="aff5"/>
     <w:rPr>
       <w:rFonts w:ascii="宋体" w:hAnsi="宋体"/>
       <w:kern w:val="2"/>
@@ -39505,7 +39164,7 @@
   </w:style>
   <w:style w:type="character" w:customStyle="1" w:styleId="Char0">
     <w:name w:val="段 Char"/>
-    <w:link w:val="aff8"/>
+    <w:link w:val="aff6"/>
     <w:rPr>
       <w:rFonts w:ascii="宋体"/>
       <w:sz w:val="21"/>
@@ -39546,9 +39205,9 @@
       <w:rFonts w:ascii="Times New Roman" w:eastAsia="宋体" w:hAnsi="Times New Roman" w:cs="Times New Roman"/>
     </w:rPr>
   </w:style>
-  <w:style w:type="character" w:customStyle="1" w:styleId="aff9">
+  <w:style w:type="character" w:customStyle="1" w:styleId="aff7">
     <w:name w:val="正文文本缩进 字符"/>
-    <w:link w:val="affa"/>
+    <w:link w:val="aff8"/>
     <w:rPr>
       <w:rFonts w:ascii="Times New Roman" w:eastAsia="宋体" w:hAnsi="Times New Roman" w:cs="Times New Roman"/>
       <w:kern w:val="2"/>
@@ -39592,7 +39251,7 @@
   </w:style>
   <w:style w:type="character" w:customStyle="1" w:styleId="Char2">
     <w:name w:val="深空图片 Char"/>
-    <w:link w:val="affb"/>
+    <w:link w:val="aff9"/>
     <w:rPr>
       <w:rFonts w:ascii="Calibri" w:eastAsia="宋体" w:hAnsi="Calibri" w:cs="Times New Roman"/>
       <w:kern w:val="2"/>
@@ -39640,9 +39299,9 @@
       <w:szCs w:val="24"/>
     </w:rPr>
   </w:style>
-  <w:style w:type="character" w:customStyle="1" w:styleId="affc">
+  <w:style w:type="character" w:customStyle="1" w:styleId="affa">
     <w:name w:val="批注主题 字符"/>
-    <w:link w:val="affd"/>
+    <w:link w:val="affb"/>
     <w:uiPriority w:val="99"/>
     <w:rPr>
       <w:rFonts w:ascii="Times New Roman" w:eastAsia="宋体" w:hAnsi="Times New Roman" w:cs="Times New Roman"/>
@@ -39677,7 +39336,7 @@
   </w:style>
   <w:style w:type="character" w:customStyle="1" w:styleId="Char5">
     <w:name w:val="图示 Char"/>
-    <w:link w:val="affe"/>
+    <w:link w:val="affc"/>
     <w:rPr>
       <w:rFonts w:ascii="Times New Roman" w:eastAsia="宋体" w:hAnsi="Times New Roman" w:cs="Times New Roman"/>
       <w:b/>
@@ -39689,7 +39348,7 @@
   </w:style>
   <w:style w:type="character" w:customStyle="1" w:styleId="Char6">
     <w:name w:val="报告正文 Char"/>
-    <w:link w:val="afff"/>
+    <w:link w:val="affd"/>
     <w:rPr>
       <w:rFonts w:ascii="Times New Roman" w:eastAsia="宋体" w:hAnsi="Times New Roman" w:cs="Times New Roman"/>
       <w:kern w:val="2"/>
@@ -39737,9 +39396,9 @@
       <w:szCs w:val="44"/>
     </w:rPr>
   </w:style>
-  <w:style w:type="character" w:customStyle="1" w:styleId="afff0">
+  <w:style w:type="character" w:customStyle="1" w:styleId="affe">
     <w:name w:val="文档结构图 字符"/>
-    <w:link w:val="afff1"/>
+    <w:link w:val="afff"/>
     <w:uiPriority w:val="99"/>
     <w:rPr>
       <w:rFonts w:ascii="Times New Roman" w:eastAsia="宋体" w:hAnsi="Times New Roman" w:cs="Times New Roman"/>
@@ -39751,7 +39410,7 @@
   </w:style>
   <w:style w:type="character" w:customStyle="1" w:styleId="Char7">
     <w:name w:val="深空通用 Char"/>
-    <w:link w:val="afff2"/>
+    <w:link w:val="afff0"/>
     <w:rPr>
       <w:rFonts w:ascii="Calibri" w:eastAsia="宋体" w:hAnsi="Calibri" w:cs="Times New Roman"/>
       <w:kern w:val="2"/>
@@ -39770,7 +39429,7 @@
   </w:style>
   <w:style w:type="character" w:customStyle="1" w:styleId="Char8">
     <w:name w:val="深空表编号 Char"/>
-    <w:link w:val="afff3"/>
+    <w:link w:val="afff1"/>
     <w:rPr>
       <w:rFonts w:ascii="Times New Roman" w:eastAsia="黑体" w:hAnsi="Times New Roman" w:cs="Times New Roman"/>
       <w:kern w:val="2"/>
@@ -39778,9 +39437,9 @@
       <w:szCs w:val="22"/>
     </w:rPr>
   </w:style>
-  <w:style w:type="character" w:customStyle="1" w:styleId="afff4">
+  <w:style w:type="character" w:customStyle="1" w:styleId="afff2">
     <w:name w:val="图表标题 字符"/>
-    <w:link w:val="afff5"/>
+    <w:link w:val="afff3"/>
     <w:rPr>
       <w:rFonts w:ascii="Times New Roman" w:eastAsia="黑体" w:hAnsi="Times New Roman" w:cs="Times New Roman"/>
       <w:kern w:val="2"/>
@@ -39811,7 +39470,7 @@
   </w:style>
   <w:style w:type="character" w:customStyle="1" w:styleId="Chara">
     <w:name w:val="首行缩进正文 Char"/>
-    <w:link w:val="afff6"/>
+    <w:link w:val="afff4"/>
     <w:rPr>
       <w:rFonts w:ascii="Times New Roman" w:eastAsia="宋体" w:hAnsi="Times New Roman" w:cs="Times New Roman"/>
       <w:sz w:val="24"/>
@@ -39819,7 +39478,7 @@
   </w:style>
   <w:style w:type="character" w:customStyle="1" w:styleId="Charb">
     <w:name w:val="文本正文 Char"/>
-    <w:link w:val="afff7"/>
+    <w:link w:val="afff5"/>
     <w:rPr>
       <w:rFonts w:ascii="Times New Roman" w:eastAsia="宋体" w:hAnsi="Times New Roman" w:cs="宋体"/>
       <w:kern w:val="2"/>
@@ -39838,7 +39497,7 @@
   </w:style>
   <w:style w:type="character" w:customStyle="1" w:styleId="18">
     <w:name w:val="批注文字 字符1"/>
-    <w:link w:val="afff8"/>
+    <w:link w:val="afff6"/>
     <w:rPr>
       <w:rFonts w:ascii="Times New Roman" w:eastAsia="宋体" w:hAnsi="Times New Roman" w:cs="Times New Roman"/>
       <w:kern w:val="2"/>
@@ -39856,9 +39515,9 @@
       <w:szCs w:val="28"/>
     </w:rPr>
   </w:style>
-  <w:style w:type="character" w:customStyle="1" w:styleId="afff9">
+  <w:style w:type="character" w:customStyle="1" w:styleId="afff7">
     <w:name w:val="批注框文本 字符"/>
-    <w:link w:val="afffa"/>
+    <w:link w:val="afff8"/>
     <w:uiPriority w:val="99"/>
     <w:rPr>
       <w:rFonts w:ascii="Times New Roman" w:eastAsia="宋体" w:hAnsi="Times New Roman" w:cs="Times New Roman"/>
@@ -39869,7 +39528,7 @@
   </w:style>
   <w:style w:type="character" w:customStyle="1" w:styleId="Chard">
     <w:name w:val="图目录格式 Char"/>
-    <w:link w:val="afffb"/>
+    <w:link w:val="afff9"/>
     <w:rPr>
       <w:rFonts w:ascii="Times New Roman" w:eastAsia="宋体" w:hAnsi="Times New Roman" w:cs="Times New Roman"/>
       <w:b/>
@@ -39878,7 +39537,7 @@
   </w:style>
   <w:style w:type="character" w:customStyle="1" w:styleId="Chare">
     <w:name w:val="表格 Char"/>
-    <w:link w:val="afffc"/>
+    <w:link w:val="afffa"/>
     <w:rPr>
       <w:rFonts w:ascii="Times New Roman" w:eastAsia="宋体" w:hAnsi="Times New Roman" w:cs="Times New Roman"/>
       <w:b/>
@@ -39973,9 +39632,9 @@
       <w:szCs w:val="18"/>
     </w:rPr>
   </w:style>
-  <w:style w:type="character" w:customStyle="1" w:styleId="afffd">
+  <w:style w:type="character" w:customStyle="1" w:styleId="afffb">
     <w:name w:val="正文缩进 字符"/>
-    <w:link w:val="afffe"/>
+    <w:link w:val="afffc"/>
     <w:rPr>
       <w:rFonts w:ascii="Times New Roman" w:eastAsia="宋体" w:hAnsi="Times New Roman" w:cs="Times New Roman"/>
       <w:kern w:val="2"/>
@@ -39986,7 +39645,7 @@
   </w:style>
   <w:style w:type="character" w:customStyle="1" w:styleId="Charf">
     <w:name w:val="图 Char"/>
-    <w:link w:val="affff"/>
+    <w:link w:val="afffd"/>
     <w:rPr>
       <w:rFonts w:ascii="Times New Roman" w:eastAsia="宋体" w:hAnsi="Times New Roman" w:cs="Times New Roman"/>
       <w:kern w:val="2"/>
@@ -40004,15 +39663,15 @@
       <w:sz w:val="21"/>
     </w:rPr>
   </w:style>
-  <w:style w:type="character" w:customStyle="1" w:styleId="affff0">
+  <w:style w:type="character" w:customStyle="1" w:styleId="afffe">
     <w:name w:val="日期 字符"/>
-    <w:link w:val="affff1"/>
+    <w:link w:val="affff"/>
     <w:rPr>
       <w:rFonts w:ascii="Times New Roman" w:eastAsia="宋体" w:hAnsi="Times New Roman" w:cs="Times New Roman"/>
       <w:sz w:val="28"/>
     </w:rPr>
   </w:style>
-  <w:style w:type="character" w:customStyle="1" w:styleId="affff2">
+  <w:style w:type="character" w:customStyle="1" w:styleId="affff0">
     <w:name w:val="列出段落 字符"/>
     <w:aliases w:val="List Paragraph1 字符,List 字符,列出段落111 字符,1级标题 字符,正文内容 字符,M列出段落 字符,00-段落 字符,段落-二代 字符,图例 字符"/>
     <w:rPr>
@@ -40041,14 +39700,14 @@
       <w:szCs w:val="24"/>
     </w:rPr>
   </w:style>
-  <w:style w:type="character" w:customStyle="1" w:styleId="affff3">
+  <w:style w:type="character" w:customStyle="1" w:styleId="affff1">
     <w:name w:val="封面 签署"/>
     <w:rPr>
       <w:rFonts w:ascii="黑体" w:eastAsia="黑体" w:hAnsi="黑体" w:cs="Times New Roman"/>
       <w:sz w:val="28"/>
     </w:rPr>
   </w:style>
-  <w:style w:type="character" w:customStyle="1" w:styleId="affff4">
+  <w:style w:type="character" w:customStyle="1" w:styleId="affff2">
     <w:name w:val="批注文字 字符"/>
     <w:uiPriority w:val="99"/>
     <w:rPr>
@@ -40081,9 +39740,9 @@
       <w:szCs w:val="28"/>
     </w:rPr>
   </w:style>
-  <w:style w:type="character" w:customStyle="1" w:styleId="affff5">
+  <w:style w:type="character" w:customStyle="1" w:styleId="affff3">
     <w:name w:val="脚注文本 字符"/>
-    <w:link w:val="affff6"/>
+    <w:link w:val="affff4"/>
     <w:rPr>
       <w:rFonts w:ascii="Times New Roman" w:eastAsia="宋体" w:hAnsi="Times New Roman" w:cs="Times New Roman"/>
       <w:kern w:val="2"/>
@@ -40122,7 +39781,7 @@
   </w:style>
   <w:style w:type="character" w:customStyle="1" w:styleId="Charf0">
     <w:name w:val="正文文字 Char"/>
-    <w:link w:val="affff7"/>
+    <w:link w:val="affff5"/>
     <w:rPr>
       <w:rFonts w:ascii="Times New Roman" w:eastAsia="宋体" w:hAnsi="Times New Roman" w:cs="Times New Roman"/>
       <w:sz w:val="28"/>
@@ -40181,9 +39840,9 @@
       <w:szCs w:val="24"/>
     </w:rPr>
   </w:style>
-  <w:style w:type="character" w:customStyle="1" w:styleId="affff8">
+  <w:style w:type="character" w:customStyle="1" w:styleId="affff6">
     <w:name w:val="标题 字符"/>
-    <w:link w:val="affff9"/>
+    <w:link w:val="affff7"/>
     <w:rPr>
       <w:rFonts w:ascii="Times New Roman" w:eastAsia="宋体" w:hAnsi="Times New Roman" w:cs="Times New Roman"/>
       <w:bCs/>
@@ -40219,7 +39878,7 @@
       <w:szCs w:val="24"/>
     </w:rPr>
   </w:style>
-  <w:style w:type="character" w:styleId="affffa">
+  <w:style w:type="character" w:styleId="affff8">
     <w:name w:val="Intense Emphasis"/>
     <w:uiPriority w:val="21"/>
     <w:qFormat/>
@@ -40244,14 +39903,14 @@
   </w:style>
   <w:style w:type="character" w:customStyle="1" w:styleId="Charf1">
     <w:name w:val="深空图表文字 Char"/>
-    <w:link w:val="affffb"/>
+    <w:link w:val="affff9"/>
     <w:rPr>
       <w:rFonts w:ascii="黑体" w:eastAsia="黑体" w:hAnsi="黑体" w:cs="Times New Roman"/>
     </w:rPr>
   </w:style>
   <w:style w:type="character" w:customStyle="1" w:styleId="Charf2">
     <w:name w:val="深空正文 Char"/>
-    <w:link w:val="affffc"/>
+    <w:link w:val="affffa"/>
     <w:rPr>
       <w:rFonts w:ascii="Times New Roman" w:eastAsia="宋体" w:hAnsi="Times New Roman" w:cs="Times New Roman"/>
       <w:snapToGrid/>
@@ -40262,7 +39921,7 @@
   </w:style>
   <w:style w:type="character" w:customStyle="1" w:styleId="Charf3">
     <w:name w:val="文本 Char"/>
-    <w:link w:val="affffd"/>
+    <w:link w:val="affffb"/>
     <w:rPr>
       <w:rFonts w:ascii="Calibri" w:eastAsia="宋体" w:hAnsi="Calibri" w:cs="Times New Roman"/>
       <w:kern w:val="2"/>
@@ -40288,7 +39947,7 @@
   </w:style>
   <w:style w:type="character" w:customStyle="1" w:styleId="1e">
     <w:name w:val="页脚 字符1"/>
-    <w:link w:val="affffe"/>
+    <w:link w:val="affffc"/>
     <w:rPr>
       <w:rFonts w:ascii="Times New Roman" w:eastAsia="宋体" w:hAnsi="Times New Roman" w:cs="Times New Roman"/>
       <w:kern w:val="2"/>
@@ -40298,7 +39957,7 @@
   </w:style>
   <w:style w:type="character" w:customStyle="1" w:styleId="CharChar2">
     <w:name w:val="签署区 Char Char"/>
-    <w:link w:val="afffff"/>
+    <w:link w:val="affffd"/>
     <w:rPr>
       <w:kern w:val="2"/>
       <w:sz w:val="30"/>
@@ -40307,7 +39966,7 @@
   </w:style>
   <w:style w:type="character" w:customStyle="1" w:styleId="Charf4">
     <w:name w:val="表格内容 Char"/>
-    <w:link w:val="afffff0"/>
+    <w:link w:val="affffe"/>
     <w:rPr>
       <w:rFonts w:ascii="Times New Roman" w:eastAsia="宋体" w:hAnsi="Times New Roman" w:cs="Times New Roman"/>
       <w:kern w:val="2"/>
@@ -40318,7 +39977,8 @@
   </w:style>
   <w:style w:type="character" w:customStyle="1" w:styleId="1f">
     <w:name w:val="题注 字符1"/>
-    <w:link w:val="afffff1"/>
+    <w:aliases w:val="Char 字符1,图注 字符1,图注 Char 字符1,题注 Char1 Char 字符1,题注 Char Char Char 字符1,图注 Char Char Char 字符1,Char Char1 Char 字符1,图注 Char1 Char 字符1,Char Char 字符1,Caption Char 字符1,题注 Char Char1 字符1,Char Char Char Char Char Char1 字符1,题注 Char Char1 Char Char 字符,我的题注 字符"/>
+    <w:link w:val="afffff"/>
     <w:rPr>
       <w:rFonts w:ascii="Arial" w:eastAsia="黑体" w:hAnsi="Arial" w:cs="Arial"/>
       <w:kern w:val="2"/>
@@ -40338,7 +39998,7 @@
   </w:style>
   <w:style w:type="character" w:customStyle="1" w:styleId="Charf5">
     <w:name w:val="表格文字 Char"/>
-    <w:link w:val="afffff2"/>
+    <w:link w:val="afffff0"/>
     <w:rPr>
       <w:rFonts w:ascii="宋体" w:eastAsia="宋体" w:hAnsi="Courier New" w:cs="Courier New"/>
       <w:kern w:val="2"/>
@@ -40349,7 +40009,7 @@
   </w:style>
   <w:style w:type="character" w:customStyle="1" w:styleId="Charf6">
     <w:name w:val="图字体 Char"/>
-    <w:link w:val="afffff3"/>
+    <w:link w:val="afffff1"/>
     <w:rPr>
       <w:rFonts w:ascii="Times New Roman" w:eastAsia="仿宋_GB2312" w:hAnsi="Times New Roman" w:cs="Times New Roman"/>
       <w:kern w:val="2"/>
@@ -40360,7 +40020,7 @@
   </w:style>
   <w:style w:type="character" w:customStyle="1" w:styleId="Charf7">
     <w:name w:val="_正文 Char"/>
-    <w:link w:val="afffff4"/>
+    <w:link w:val="afffff2"/>
     <w:rPr>
       <w:rFonts w:ascii="仿宋_GB2312" w:eastAsia="宋体" w:hAnsi="宋体" w:cs="Times New Roman"/>
       <w:kern w:val="2"/>
@@ -40378,7 +40038,7 @@
   </w:style>
   <w:style w:type="character" w:customStyle="1" w:styleId="1f0">
     <w:name w:val="列表段落 字符1"/>
-    <w:link w:val="afffff5"/>
+    <w:link w:val="afffff3"/>
     <w:rPr>
       <w:rFonts w:ascii="Calibri" w:eastAsia="宋体" w:hAnsi="Calibri" w:cs="Times New Roman"/>
       <w:kern w:val="2"/>
@@ -40396,7 +40056,7 @@
       <w:szCs w:val="16"/>
     </w:rPr>
   </w:style>
-  <w:style w:type="character" w:styleId="afffff6">
+  <w:style w:type="character" w:styleId="afffff4">
     <w:name w:val="Book Title"/>
     <w:qFormat/>
     <w:rPr>
@@ -40409,7 +40069,7 @@
   </w:style>
   <w:style w:type="character" w:customStyle="1" w:styleId="Charf8">
     <w:name w:val="图表中字体 Char"/>
-    <w:link w:val="afffff7"/>
+    <w:link w:val="afffff5"/>
     <w:qFormat/>
     <w:rPr>
       <w:kern w:val="2"/>
@@ -40417,9 +40077,9 @@
       <w:szCs w:val="22"/>
     </w:rPr>
   </w:style>
-  <w:style w:type="character" w:customStyle="1" w:styleId="afffff8">
+  <w:style w:type="character" w:customStyle="1" w:styleId="afffff6">
     <w:name w:val="纯文本 字符"/>
-    <w:link w:val="afffff9"/>
+    <w:link w:val="afffff7"/>
     <w:rPr>
       <w:rFonts w:ascii="宋体" w:eastAsia="宋体" w:hAnsi="Courier New" w:cs="Times New Roman"/>
       <w:kern w:val="2"/>
@@ -40427,9 +40087,9 @@
       <w:szCs w:val="21"/>
     </w:rPr>
   </w:style>
-  <w:style w:type="character" w:customStyle="1" w:styleId="afffffa">
+  <w:style w:type="character" w:customStyle="1" w:styleId="afffff8">
     <w:name w:val="正文文本 字符"/>
-    <w:link w:val="afffffb"/>
+    <w:link w:val="afffff9"/>
     <w:rPr>
       <w:rFonts w:ascii="Times New Roman" w:eastAsia="宋体" w:hAnsi="Times New Roman" w:cs="Times New Roman"/>
       <w:kern w:val="2"/>
@@ -40449,9 +40109,9 @@
       <w:szCs w:val="44"/>
     </w:rPr>
   </w:style>
-  <w:style w:type="character" w:customStyle="1" w:styleId="afffffc">
+  <w:style w:type="character" w:customStyle="1" w:styleId="afffffa">
     <w:name w:val="正文文本首行缩进 字符"/>
-    <w:link w:val="afffffd"/>
+    <w:link w:val="afffffb"/>
     <w:rPr>
       <w:rFonts w:ascii="Times New Roman" w:eastAsia="宋体" w:hAnsi="Times New Roman" w:cs="Times New Roman"/>
       <w:kern w:val="2"/>
@@ -40470,7 +40130,7 @@
   </w:style>
   <w:style w:type="character" w:customStyle="1" w:styleId="Charf9">
     <w:name w:val="表标题 Char"/>
-    <w:link w:val="afffffe"/>
+    <w:link w:val="afffffc"/>
     <w:rPr>
       <w:rFonts w:ascii="Times New Roman" w:eastAsia="宋体" w:hAnsi="Times New Roman" w:cs="Times New Roman"/>
       <w:b/>
@@ -40490,9 +40150,9 @@
       <w:szCs w:val="32"/>
     </w:rPr>
   </w:style>
-  <w:style w:type="character" w:customStyle="1" w:styleId="affffff">
+  <w:style w:type="character" w:customStyle="1" w:styleId="afffffd">
     <w:name w:val="页眉 字符"/>
-    <w:link w:val="affffff0"/>
+    <w:link w:val="afffffe"/>
     <w:uiPriority w:val="99"/>
     <w:rPr>
       <w:rFonts w:ascii="Times New Roman" w:eastAsia="宋体" w:hAnsi="Times New Roman" w:cs="Times New Roman"/>
@@ -40538,7 +40198,7 @@
   </w:style>
   <w:style w:type="character" w:customStyle="1" w:styleId="Charfa">
     <w:name w:val="表格中的字 Char"/>
-    <w:link w:val="affffff1"/>
+    <w:link w:val="affffff"/>
     <w:rPr>
       <w:rFonts w:ascii="Times New Roman" w:eastAsia="宋体" w:hAnsi="Times New Roman" w:cs="Times New Roman"/>
       <w:kern w:val="2"/>
@@ -40557,7 +40217,7 @@
       <w:lang w:val="en-US" w:eastAsia="zh-CN" w:bidi="ar-SA"/>
     </w:rPr>
   </w:style>
-  <w:style w:type="character" w:customStyle="1" w:styleId="affffff2">
+  <w:style w:type="character" w:customStyle="1" w:styleId="affffff0">
     <w:name w:val="列表段落 字符"/>
     <w:aliases w:val="List Paragraph1 字符1,List 字符1,列出段落111 字符1,1级标题 字符1,正文内容 字符1,M列出段落 字符1,00-段落 字符1,段落-二代 字符1,图例 字符1,图名 字符,编号a. 字符,列出段落11 字符,Z-列出段落 字符1,列出段落 字符1,图表 字符,插入表格 字符,正文图 字符,text 字符,List Paragraph 字符,列出段落3 字符,ZZ-列出段落 字符,过程描述ABC 字符,正文一级小标题 字符,文本框 字符,使用列表编号 字符"/>
     <w:uiPriority w:val="34"/>
@@ -40568,7 +40228,7 @@
   </w:style>
   <w:style w:type="character" w:customStyle="1" w:styleId="Charfb">
     <w:name w:val="图标题 Char"/>
-    <w:link w:val="affffff3"/>
+    <w:link w:val="affffff1"/>
     <w:rPr>
       <w:rFonts w:ascii="宋体" w:eastAsia="宋体" w:hAnsi="宋体" w:cs="Times New Roman"/>
       <w:b/>
@@ -40599,7 +40259,7 @@
   </w:style>
   <w:style w:type="character" w:customStyle="1" w:styleId="CharChar4">
     <w:name w:val="空间中心附表 Char Char"/>
-    <w:link w:val="affffff4"/>
+    <w:link w:val="affffff2"/>
     <w:rPr>
       <w:rFonts w:ascii="Times New Roman" w:eastAsia="宋体" w:hAnsi="Times New Roman" w:cs="Times New Roman"/>
       <w:kern w:val="44"/>
@@ -40627,7 +40287,7 @@
       <w:szCs w:val="24"/>
     </w:rPr>
   </w:style>
-  <w:style w:type="character" w:customStyle="1" w:styleId="affffff5">
+  <w:style w:type="character" w:customStyle="1" w:styleId="affffff3">
     <w:name w:val="题注 字符"/>
     <w:aliases w:val="Char 字符,图注 字符,图注 Char 字符,题注 Char1 Char 字符,题注 Char Char Char 字符,Char Char Char Char 字符,图注 Char Char Char 字符,Char Char1 Char 字符,图注 Char1 Char 字符,Char Char 字符,Caption Char 字符,题注 Char Char1 字符,Char Char Char Char Char Char1 字符,默认段落字体 Char Char 字符"/>
     <w:qFormat/>
@@ -40646,7 +40306,7 @@
       <w:sz w:val="24"/>
     </w:rPr>
   </w:style>
-  <w:style w:type="character" w:customStyle="1" w:styleId="affffff6">
+  <w:style w:type="character" w:customStyle="1" w:styleId="affffff4">
     <w:name w:val="页脚 字符"/>
     <w:uiPriority w:val="99"/>
     <w:rPr>
@@ -40690,7 +40350,7 @@
   </w:style>
   <w:style w:type="character" w:customStyle="1" w:styleId="Charfc">
     <w:name w:val="图片 Char"/>
-    <w:link w:val="affffff7"/>
+    <w:link w:val="affffff5"/>
     <w:rPr>
       <w:rFonts w:ascii="黑体" w:eastAsia="黑体" w:hAnsi="Times New Roman" w:cs="Times New Roman"/>
       <w:sz w:val="21"/>
@@ -40728,10 +40388,10 @@
       <w:szCs w:val="24"/>
     </w:rPr>
   </w:style>
-  <w:style w:type="paragraph" w:styleId="afff1">
+  <w:style w:type="paragraph" w:styleId="afff">
     <w:name w:val="Document Map"/>
-    <w:basedOn w:val="afb"/>
-    <w:link w:val="afff0"/>
+    <w:basedOn w:val="af9"/>
+    <w:link w:val="affe"/>
     <w:uiPriority w:val="99"/>
     <w:pPr>
       <w:shd w:val="clear" w:color="auto" w:fill="000080"/>
@@ -40739,8 +40399,8 @@
   </w:style>
   <w:style w:type="paragraph" w:styleId="TOC7">
     <w:name w:val="toc 7"/>
-    <w:basedOn w:val="afb"/>
-    <w:next w:val="afb"/>
+    <w:basedOn w:val="af9"/>
+    <w:next w:val="af9"/>
     <w:pPr>
       <w:ind w:left="1260"/>
     </w:pPr>
@@ -40749,25 +40409,25 @@
       <w:szCs w:val="18"/>
     </w:rPr>
   </w:style>
-  <w:style w:type="paragraph" w:styleId="afff8">
+  <w:style w:type="paragraph" w:styleId="afff6">
     <w:name w:val="annotation text"/>
-    <w:basedOn w:val="afb"/>
+    <w:basedOn w:val="af9"/>
     <w:link w:val="18"/>
     <w:qFormat/>
   </w:style>
-  <w:style w:type="paragraph" w:styleId="afffe">
+  <w:style w:type="paragraph" w:styleId="afffc">
     <w:name w:val="Normal Indent"/>
-    <w:basedOn w:val="afb"/>
-    <w:link w:val="afffd"/>
+    <w:basedOn w:val="af9"/>
+    <w:link w:val="afffb"/>
     <w:pPr>
       <w:ind w:firstLine="420"/>
     </w:pPr>
   </w:style>
-  <w:style w:type="paragraph" w:styleId="afffff1">
+  <w:style w:type="paragraph" w:styleId="afffff">
     <w:name w:val="caption"/>
     <w:aliases w:val="Char,图注,图注 Char,题注 Char1 Char,题注 Char Char Char,图注 Char Char Char,Char Char1 Char,图注 Char1 Char,Char Char,Caption Char,题注 Char Char1,Char Char Char Char Char Char1,题注 Char Char1 Char Char,默认段落字体 Char Char, Char,我的题注,表题注,HB,Ch,Cha"/>
-    <w:basedOn w:val="afb"/>
-    <w:next w:val="afb"/>
+    <w:basedOn w:val="af9"/>
+    <w:next w:val="af9"/>
     <w:link w:val="1f"/>
     <w:qFormat/>
     <w:pPr>
@@ -40778,9 +40438,9 @@
       <w:szCs w:val="20"/>
     </w:rPr>
   </w:style>
-  <w:style w:type="paragraph" w:styleId="affffff8">
+  <w:style w:type="paragraph" w:styleId="affffff6">
     <w:name w:val="envelope address"/>
-    <w:basedOn w:val="afb"/>
+    <w:basedOn w:val="af9"/>
     <w:pPr>
       <w:framePr w:w="7920" w:h="1980" w:hRule="exact" w:hSpace="180" w:wrap="around" w:hAnchor="page" w:xAlign="center" w:yAlign="bottom"/>
       <w:tabs>
@@ -40798,7 +40458,7 @@
   </w:style>
   <w:style w:type="paragraph" w:styleId="27">
     <w:name w:val="Body Text First Indent 2"/>
-    <w:basedOn w:val="affa"/>
+    <w:basedOn w:val="aff8"/>
     <w:link w:val="2c"/>
     <w:pPr>
       <w:ind w:firstLine="420"/>
@@ -40806,8 +40466,8 @@
   </w:style>
   <w:style w:type="paragraph" w:styleId="TOC4">
     <w:name w:val="toc 4"/>
-    <w:basedOn w:val="afb"/>
-    <w:next w:val="afb"/>
+    <w:basedOn w:val="af9"/>
+    <w:next w:val="af9"/>
     <w:pPr>
       <w:ind w:left="630"/>
     </w:pPr>
@@ -40816,10 +40476,10 @@
       <w:szCs w:val="18"/>
     </w:rPr>
   </w:style>
-  <w:style w:type="paragraph" w:styleId="afffff9">
+  <w:style w:type="paragraph" w:styleId="afffff7">
     <w:name w:val="Plain Text"/>
-    <w:basedOn w:val="afb"/>
-    <w:link w:val="afffff8"/>
+    <w:basedOn w:val="af9"/>
+    <w:link w:val="afffff6"/>
     <w:pPr>
       <w:adjustRightInd w:val="0"/>
       <w:textAlignment w:val="baseline"/>
@@ -40831,7 +40491,7 @@
   </w:style>
   <w:style w:type="paragraph" w:styleId="23">
     <w:name w:val="List 2"/>
-    <w:basedOn w:val="afb"/>
+    <w:basedOn w:val="af9"/>
     <w:pPr>
       <w:numPr>
         <w:ilvl w:val="1"/>
@@ -40845,18 +40505,18 @@
       <w:szCs w:val="22"/>
     </w:rPr>
   </w:style>
-  <w:style w:type="paragraph" w:styleId="affa">
+  <w:style w:type="paragraph" w:styleId="aff8">
     <w:name w:val="Body Text Indent"/>
-    <w:basedOn w:val="afb"/>
-    <w:link w:val="aff9"/>
+    <w:basedOn w:val="af9"/>
+    <w:link w:val="aff7"/>
     <w:pPr>
       <w:spacing w:after="120"/>
       <w:ind w:leftChars="200" w:left="420"/>
     </w:pPr>
   </w:style>
-  <w:style w:type="paragraph" w:styleId="affffff9">
+  <w:style w:type="paragraph" w:styleId="affffff7">
     <w:name w:val="List Number"/>
-    <w:basedOn w:val="afb"/>
+    <w:basedOn w:val="af9"/>
     <w:pPr>
       <w:tabs>
         <w:tab w:val="left" w:pos="360"/>
@@ -40871,7 +40531,7 @@
   </w:style>
   <w:style w:type="paragraph" w:styleId="29">
     <w:name w:val="Body Text 2"/>
-    <w:basedOn w:val="afb"/>
+    <w:basedOn w:val="af9"/>
     <w:link w:val="28"/>
     <w:pPr>
       <w:spacing w:before="240" w:line="460" w:lineRule="exact"/>
@@ -40884,8 +40544,8 @@
   </w:style>
   <w:style w:type="paragraph" w:styleId="TOC6">
     <w:name w:val="toc 6"/>
-    <w:basedOn w:val="afb"/>
-    <w:next w:val="afb"/>
+    <w:basedOn w:val="af9"/>
+    <w:next w:val="af9"/>
     <w:pPr>
       <w:ind w:left="1050"/>
     </w:pPr>
@@ -40896,8 +40556,8 @@
   </w:style>
   <w:style w:type="paragraph" w:styleId="TOC1">
     <w:name w:val="toc 1"/>
-    <w:basedOn w:val="afb"/>
-    <w:next w:val="afb"/>
+    <w:basedOn w:val="af9"/>
+    <w:next w:val="af9"/>
     <w:uiPriority w:val="39"/>
     <w:pPr>
       <w:spacing w:before="120" w:after="120"/>
@@ -40912,7 +40572,7 @@
   </w:style>
   <w:style w:type="paragraph" w:styleId="2b">
     <w:name w:val="Body Text Indent 2"/>
-    <w:basedOn w:val="afb"/>
+    <w:basedOn w:val="af9"/>
     <w:link w:val="2a"/>
     <w:pPr>
       <w:spacing w:after="120" w:line="480" w:lineRule="auto"/>
@@ -40921,8 +40581,8 @@
   </w:style>
   <w:style w:type="paragraph" w:styleId="TOC5">
     <w:name w:val="toc 5"/>
-    <w:basedOn w:val="afb"/>
-    <w:next w:val="afb"/>
+    <w:basedOn w:val="af9"/>
+    <w:next w:val="af9"/>
     <w:pPr>
       <w:ind w:left="840"/>
     </w:pPr>
@@ -40933,34 +40593,34 @@
   </w:style>
   <w:style w:type="paragraph" w:styleId="37">
     <w:name w:val="Body Text 3"/>
-    <w:basedOn w:val="afb"/>
+    <w:basedOn w:val="af9"/>
     <w:link w:val="36"/>
     <w:rPr>
       <w:sz w:val="28"/>
       <w:szCs w:val="20"/>
     </w:rPr>
   </w:style>
-  <w:style w:type="paragraph" w:styleId="afffa">
+  <w:style w:type="paragraph" w:styleId="afff8">
     <w:name w:val="Balloon Text"/>
-    <w:basedOn w:val="afb"/>
-    <w:link w:val="afff9"/>
+    <w:basedOn w:val="af9"/>
+    <w:link w:val="afff7"/>
     <w:uiPriority w:val="99"/>
     <w:rPr>
       <w:sz w:val="18"/>
       <w:szCs w:val="18"/>
     </w:rPr>
   </w:style>
-  <w:style w:type="paragraph" w:styleId="afffffb">
+  <w:style w:type="paragraph" w:styleId="afffff9">
     <w:name w:val="Body Text"/>
-    <w:basedOn w:val="afb"/>
-    <w:link w:val="afffffa"/>
+    <w:basedOn w:val="af9"/>
+    <w:link w:val="afffff8"/>
     <w:pPr>
       <w:spacing w:after="120"/>
     </w:pPr>
   </w:style>
   <w:style w:type="paragraph" w:styleId="45">
     <w:name w:val="List 4"/>
-    <w:basedOn w:val="afb"/>
+    <w:basedOn w:val="af9"/>
     <w:pPr>
       <w:spacing w:line="420" w:lineRule="exact"/>
       <w:ind w:left="1680" w:hanging="420"/>
@@ -40972,8 +40632,8 @@
   </w:style>
   <w:style w:type="paragraph" w:styleId="TOC3">
     <w:name w:val="toc 3"/>
-    <w:basedOn w:val="afb"/>
-    <w:next w:val="afb"/>
+    <w:basedOn w:val="af9"/>
+    <w:next w:val="af9"/>
     <w:uiPriority w:val="39"/>
     <w:pPr>
       <w:tabs>
@@ -40989,9 +40649,9 @@
       <w:szCs w:val="20"/>
     </w:rPr>
   </w:style>
-  <w:style w:type="paragraph" w:styleId="affffffa">
+  <w:style w:type="paragraph" w:styleId="affffff8">
     <w:name w:val="Normal (Web)"/>
-    <w:basedOn w:val="afb"/>
+    <w:basedOn w:val="af9"/>
     <w:pPr>
       <w:spacing w:before="100" w:beforeAutospacing="1" w:after="100" w:afterAutospacing="1"/>
     </w:pPr>
@@ -41003,10 +40663,10 @@
       <w:szCs w:val="20"/>
     </w:rPr>
   </w:style>
-  <w:style w:type="paragraph" w:styleId="affffffb">
+  <w:style w:type="paragraph" w:styleId="affffff9">
     <w:name w:val="table of figures"/>
-    <w:basedOn w:val="afb"/>
-    <w:next w:val="afb"/>
+    <w:basedOn w:val="af9"/>
+    <w:next w:val="af9"/>
     <w:uiPriority w:val="99"/>
     <w:pPr>
       <w:ind w:leftChars="200" w:left="200" w:hangingChars="200" w:hanging="200"/>
@@ -41014,8 +40674,8 @@
   </w:style>
   <w:style w:type="paragraph" w:styleId="TOC8">
     <w:name w:val="toc 8"/>
-    <w:basedOn w:val="afb"/>
-    <w:next w:val="afb"/>
+    <w:basedOn w:val="af9"/>
+    <w:next w:val="af9"/>
     <w:pPr>
       <w:ind w:left="1470"/>
     </w:pPr>
@@ -41026,16 +40686,16 @@
   </w:style>
   <w:style w:type="paragraph" w:styleId="1f4">
     <w:name w:val="index 1"/>
-    <w:basedOn w:val="afb"/>
-    <w:next w:val="afb"/>
+    <w:basedOn w:val="af9"/>
+    <w:next w:val="af9"/>
     <w:rPr>
       <w:szCs w:val="20"/>
     </w:rPr>
   </w:style>
   <w:style w:type="paragraph" w:styleId="TOC9">
     <w:name w:val="toc 9"/>
-    <w:basedOn w:val="afb"/>
-    <w:next w:val="afb"/>
+    <w:basedOn w:val="af9"/>
+    <w:next w:val="af9"/>
     <w:pPr>
       <w:ind w:left="1680"/>
     </w:pPr>
@@ -41044,10 +40704,10 @@
       <w:szCs w:val="18"/>
     </w:rPr>
   </w:style>
-  <w:style w:type="paragraph" w:styleId="affff6">
+  <w:style w:type="paragraph" w:styleId="affff4">
     <w:name w:val="footnote text"/>
-    <w:basedOn w:val="afb"/>
-    <w:link w:val="affff5"/>
+    <w:basedOn w:val="af9"/>
+    <w:link w:val="affff3"/>
     <w:pPr>
       <w:snapToGrid w:val="0"/>
     </w:pPr>
@@ -41056,11 +40716,11 @@
       <w:szCs w:val="18"/>
     </w:rPr>
   </w:style>
-  <w:style w:type="paragraph" w:styleId="affff1">
+  <w:style w:type="paragraph" w:styleId="affff">
     <w:name w:val="Date"/>
-    <w:basedOn w:val="afb"/>
-    <w:next w:val="afb"/>
-    <w:link w:val="affff0"/>
+    <w:basedOn w:val="af9"/>
+    <w:next w:val="af9"/>
+    <w:link w:val="afffe"/>
     <w:pPr>
       <w:adjustRightInd w:val="0"/>
       <w:spacing w:line="360" w:lineRule="atLeast"/>
@@ -41072,9 +40732,9 @@
       <w:szCs w:val="20"/>
     </w:rPr>
   </w:style>
-  <w:style w:type="paragraph" w:styleId="affffe">
+  <w:style w:type="paragraph" w:styleId="affffc">
     <w:name w:val="footer"/>
-    <w:basedOn w:val="afb"/>
+    <w:basedOn w:val="af9"/>
     <w:link w:val="1e"/>
     <w:uiPriority w:val="99"/>
     <w:pPr>
@@ -41089,9 +40749,9 @@
       <w:szCs w:val="18"/>
     </w:rPr>
   </w:style>
-  <w:style w:type="paragraph" w:styleId="affffffc">
+  <w:style w:type="paragraph" w:styleId="affffffa">
     <w:name w:val="List"/>
-    <w:basedOn w:val="afb"/>
+    <w:basedOn w:val="af9"/>
     <w:pPr>
       <w:tabs>
         <w:tab w:val="left" w:pos="900"/>
@@ -41104,8 +40764,8 @@
   </w:style>
   <w:style w:type="paragraph" w:styleId="TOC2">
     <w:name w:val="toc 2"/>
-    <w:basedOn w:val="afb"/>
-    <w:next w:val="afb"/>
+    <w:basedOn w:val="af9"/>
+    <w:next w:val="af9"/>
     <w:uiPriority w:val="39"/>
     <w:pPr>
       <w:ind w:left="210"/>
@@ -41116,10 +40776,10 @@
       <w:szCs w:val="20"/>
     </w:rPr>
   </w:style>
-  <w:style w:type="paragraph" w:styleId="affffff0">
+  <w:style w:type="paragraph" w:styleId="afffffe">
     <w:name w:val="header"/>
-    <w:basedOn w:val="afb"/>
-    <w:link w:val="affffff"/>
+    <w:basedOn w:val="af9"/>
+    <w:link w:val="afffffd"/>
     <w:uiPriority w:val="99"/>
     <w:pPr>
       <w:pBdr>
@@ -41137,11 +40797,11 @@
       <w:szCs w:val="18"/>
     </w:rPr>
   </w:style>
-  <w:style w:type="paragraph" w:styleId="affff9">
+  <w:style w:type="paragraph" w:styleId="affff7">
     <w:name w:val="Title"/>
-    <w:basedOn w:val="afb"/>
-    <w:next w:val="afb"/>
-    <w:link w:val="affff8"/>
+    <w:basedOn w:val="af9"/>
+    <w:next w:val="af9"/>
+    <w:link w:val="affff6"/>
     <w:qFormat/>
     <w:pPr>
       <w:jc w:val="center"/>
@@ -41151,28 +40811,28 @@
       <w:szCs w:val="32"/>
     </w:rPr>
   </w:style>
-  <w:style w:type="paragraph" w:styleId="affd">
+  <w:style w:type="paragraph" w:styleId="affb">
     <w:name w:val="annotation subject"/>
-    <w:basedOn w:val="afff8"/>
-    <w:next w:val="afff8"/>
-    <w:link w:val="affc"/>
+    <w:basedOn w:val="afff6"/>
+    <w:next w:val="afff6"/>
+    <w:link w:val="affa"/>
     <w:uiPriority w:val="99"/>
     <w:rPr>
       <w:b/>
       <w:bCs/>
     </w:rPr>
   </w:style>
-  <w:style w:type="paragraph" w:styleId="afffffd">
+  <w:style w:type="paragraph" w:styleId="afffffb">
     <w:name w:val="Body Text First Indent"/>
-    <w:basedOn w:val="afffffb"/>
-    <w:link w:val="afffffc"/>
+    <w:basedOn w:val="afffff9"/>
+    <w:link w:val="afffffa"/>
     <w:pPr>
       <w:ind w:firstLineChars="100" w:firstLine="420"/>
     </w:pPr>
   </w:style>
-  <w:style w:type="paragraph" w:customStyle="1" w:styleId="af4">
+  <w:style w:type="paragraph" w:customStyle="1" w:styleId="affffffb">
     <w:name w:val="附录一级无标题条"/>
-    <w:basedOn w:val="affffffd"/>
+    <w:basedOn w:val="affffffc"/>
     <w:pPr>
       <w:spacing w:beforeLines="0" w:before="0" w:afterLines="0" w:after="0"/>
     </w:pPr>
@@ -41183,7 +40843,7 @@
   <w:style w:type="paragraph" w:customStyle="1" w:styleId="aa">
     <w:name w:val="二级条标题"/>
     <w:basedOn w:val="a9"/>
-    <w:next w:val="afb"/>
+    <w:next w:val="af9"/>
     <w:pPr>
       <w:numPr>
         <w:ilvl w:val="2"/>
@@ -41194,9 +40854,9 @@
       <w:szCs w:val="24"/>
     </w:rPr>
   </w:style>
-  <w:style w:type="paragraph" w:customStyle="1" w:styleId="affffffe">
+  <w:style w:type="paragraph" w:customStyle="1" w:styleId="affffffd">
     <w:name w:val="标准正文"/>
-    <w:basedOn w:val="afb"/>
+    <w:basedOn w:val="af9"/>
     <w:pPr>
       <w:widowControl w:val="0"/>
       <w:adjustRightInd w:val="0"/>
@@ -41227,7 +40887,7 @@
   </w:style>
   <w:style w:type="paragraph" w:customStyle="1" w:styleId="CharCharChar">
     <w:name w:val="Char Char Char"/>
-    <w:basedOn w:val="afb"/>
+    <w:basedOn w:val="af9"/>
     <w:pPr>
       <w:spacing w:after="160" w:line="240" w:lineRule="exact"/>
     </w:pPr>
@@ -41240,7 +40900,7 @@
   </w:style>
   <w:style w:type="paragraph" w:customStyle="1" w:styleId="11">
     <w:name w:val="_列表项1"/>
-    <w:next w:val="afb"/>
+    <w:next w:val="af9"/>
     <w:pPr>
       <w:numPr>
         <w:numId w:val="4"/>
@@ -41257,9 +40917,9 @@
       <w:szCs w:val="24"/>
     </w:rPr>
   </w:style>
-  <w:style w:type="paragraph" w:customStyle="1" w:styleId="afffffff">
+  <w:style w:type="paragraph" w:customStyle="1" w:styleId="affffffe">
     <w:name w:val="标题一"/>
-    <w:basedOn w:val="afb"/>
+    <w:basedOn w:val="af9"/>
     <w:next w:val="LOT"/>
     <w:pPr>
       <w:tabs>
@@ -41280,7 +40940,7 @@
   </w:style>
   <w:style w:type="paragraph" w:customStyle="1" w:styleId="150">
     <w:name w:val="样式 行距: 1.5 倍行距"/>
-    <w:basedOn w:val="afb"/>
+    <w:basedOn w:val="af9"/>
     <w:pPr>
       <w:jc w:val="center"/>
     </w:pPr>
@@ -41291,7 +40951,7 @@
   <w:style w:type="paragraph" w:customStyle="1" w:styleId="a9">
     <w:name w:val="一级条标题"/>
     <w:basedOn w:val="a8"/>
-    <w:next w:val="afb"/>
+    <w:next w:val="af9"/>
     <w:pPr>
       <w:numPr>
         <w:ilvl w:val="1"/>
@@ -41302,10 +40962,10 @@
       <w:sz w:val="24"/>
     </w:rPr>
   </w:style>
-  <w:style w:type="paragraph" w:customStyle="1" w:styleId="afff3">
+  <w:style w:type="paragraph" w:customStyle="1" w:styleId="afff1">
     <w:name w:val="深空表编号"/>
-    <w:basedOn w:val="afb"/>
-    <w:next w:val="affffc"/>
+    <w:basedOn w:val="af9"/>
+    <w:next w:val="affffa"/>
     <w:link w:val="Char8"/>
     <w:pPr>
       <w:keepNext/>
@@ -41329,16 +40989,16 @@
       <w:rFonts w:ascii="宋体" w:hAnsi="宋体"/>
     </w:rPr>
   </w:style>
-  <w:style w:type="paragraph" w:customStyle="1" w:styleId="afffffff0">
+  <w:style w:type="paragraph" w:customStyle="1" w:styleId="afffffff">
     <w:name w:val="居中图片"/>
-    <w:basedOn w:val="afb"/>
+    <w:basedOn w:val="af9"/>
     <w:pPr>
       <w:jc w:val="center"/>
     </w:pPr>
   </w:style>
   <w:style w:type="paragraph" w:customStyle="1" w:styleId="3">
     <w:name w:val="_列表项3"/>
-    <w:next w:val="afb"/>
+    <w:next w:val="af9"/>
     <w:pPr>
       <w:numPr>
         <w:numId w:val="5"/>
@@ -41357,7 +41017,7 @@
   </w:style>
   <w:style w:type="paragraph" w:customStyle="1" w:styleId="2e">
     <w:name w:val="正文首行缩进2字"/>
-    <w:basedOn w:val="afb"/>
+    <w:basedOn w:val="af9"/>
     <w:link w:val="2Char2"/>
     <w:pPr>
       <w:adjustRightInd w:val="0"/>
@@ -41369,10 +41029,10 @@
       <w:szCs w:val="20"/>
     </w:rPr>
   </w:style>
-  <w:style w:type="paragraph" w:customStyle="1" w:styleId="afffffe">
+  <w:style w:type="paragraph" w:customStyle="1" w:styleId="afffffc">
     <w:name w:val="表标题"/>
-    <w:basedOn w:val="afb"/>
-    <w:next w:val="afb"/>
+    <w:basedOn w:val="af9"/>
+    <w:next w:val="af9"/>
     <w:link w:val="Charf9"/>
     <w:pPr>
       <w:adjustRightInd w:val="0"/>
@@ -41389,7 +41049,7 @@
   </w:style>
   <w:style w:type="paragraph" w:customStyle="1" w:styleId="10">
     <w:name w:val="_附录标题 1"/>
-    <w:next w:val="afb"/>
+    <w:next w:val="af9"/>
     <w:pPr>
       <w:numPr>
         <w:ilvl w:val="1"/>
@@ -41407,9 +41067,9 @@
       <w:szCs w:val="32"/>
     </w:rPr>
   </w:style>
-  <w:style w:type="paragraph" w:customStyle="1" w:styleId="afff2">
+  <w:style w:type="paragraph" w:customStyle="1" w:styleId="afff0">
     <w:name w:val="深空通用"/>
-    <w:basedOn w:val="afb"/>
+    <w:basedOn w:val="af9"/>
     <w:link w:val="Char7"/>
     <w:pPr>
       <w:widowControl w:val="0"/>
@@ -41423,7 +41083,7 @@
   </w:style>
   <w:style w:type="paragraph" w:customStyle="1" w:styleId="SJ10">
     <w:name w:val="SJ10正文"/>
-    <w:basedOn w:val="afb"/>
+    <w:basedOn w:val="af9"/>
     <w:link w:val="SJ10Char"/>
     <w:pPr>
       <w:adjustRightInd w:val="0"/>
@@ -41436,7 +41096,7 @@
   </w:style>
   <w:style w:type="paragraph" w:customStyle="1" w:styleId="20">
     <w:name w:val="_附录标题 2"/>
-    <w:next w:val="afb"/>
+    <w:next w:val="af9"/>
     <w:pPr>
       <w:numPr>
         <w:ilvl w:val="2"/>
@@ -41454,9 +41114,9 @@
       <w:szCs w:val="21"/>
     </w:rPr>
   </w:style>
-  <w:style w:type="paragraph" w:customStyle="1" w:styleId="afff">
+  <w:style w:type="paragraph" w:customStyle="1" w:styleId="affd">
     <w:name w:val="报告正文"/>
-    <w:basedOn w:val="afb"/>
+    <w:basedOn w:val="af9"/>
     <w:link w:val="Char6"/>
     <w:pPr>
       <w:widowControl w:val="0"/>
@@ -41480,7 +41140,7 @@
   </w:style>
   <w:style w:type="paragraph" w:customStyle="1" w:styleId="19">
     <w:name w:val="正文1"/>
-    <w:basedOn w:val="afb"/>
+    <w:basedOn w:val="af9"/>
     <w:link w:val="1Char0"/>
     <w:pPr>
       <w:adjustRightInd w:val="0"/>
@@ -41496,7 +41156,7 @@
   </w:style>
   <w:style w:type="paragraph" w:customStyle="1" w:styleId="31">
     <w:name w:val="_附录标题 3"/>
-    <w:next w:val="afb"/>
+    <w:next w:val="af9"/>
     <w:pPr>
       <w:numPr>
         <w:ilvl w:val="3"/>
@@ -41516,7 +41176,7 @@
   </w:style>
   <w:style w:type="paragraph" w:customStyle="1" w:styleId="GB231215">
     <w:name w:val="正文 仿宋GB2312四号 1.5倍"/>
-    <w:basedOn w:val="afb"/>
+    <w:basedOn w:val="af9"/>
     <w:link w:val="GB231215Char"/>
     <w:pPr>
       <w:widowControl w:val="0"/>
@@ -41530,7 +41190,7 @@
   </w:style>
   <w:style w:type="paragraph" w:customStyle="1" w:styleId="41">
     <w:name w:val="_附录标题 4"/>
-    <w:next w:val="afb"/>
+    <w:next w:val="af9"/>
     <w:pPr>
       <w:numPr>
         <w:ilvl w:val="4"/>
@@ -41548,9 +41208,9 @@
       <w:szCs w:val="24"/>
     </w:rPr>
   </w:style>
-  <w:style w:type="paragraph" w:customStyle="1" w:styleId="afffffff1">
+  <w:style w:type="paragraph" w:customStyle="1" w:styleId="afffffff0">
     <w:name w:val="事件"/>
-    <w:basedOn w:val="afb"/>
+    <w:basedOn w:val="af9"/>
     <w:pPr>
       <w:widowControl w:val="0"/>
       <w:tabs>
@@ -41563,7 +41223,7 @@
   </w:style>
   <w:style w:type="paragraph" w:customStyle="1" w:styleId="805">
     <w:name w:val="805正文"/>
-    <w:basedOn w:val="afb"/>
+    <w:basedOn w:val="af9"/>
     <w:link w:val="805Char"/>
     <w:pPr>
       <w:widowControl w:val="0"/>
@@ -41573,9 +41233,9 @@
       <w:rFonts w:ascii="仿宋_GB2312" w:eastAsia="仿宋_GB2312"/>
     </w:rPr>
   </w:style>
-  <w:style w:type="paragraph" w:customStyle="1" w:styleId="affffc">
+  <w:style w:type="paragraph" w:customStyle="1" w:styleId="affffa">
     <w:name w:val="深空正文"/>
-    <w:basedOn w:val="afb"/>
+    <w:basedOn w:val="af9"/>
     <w:link w:val="Charf2"/>
     <w:pPr>
       <w:widowControl w:val="0"/>
@@ -41591,7 +41251,7 @@
   </w:style>
   <w:style w:type="paragraph" w:customStyle="1" w:styleId="2f">
     <w:name w:val="首行缩进:  2 字符"/>
-    <w:basedOn w:val="afb"/>
+    <w:basedOn w:val="af9"/>
     <w:pPr>
       <w:widowControl w:val="0"/>
       <w:ind w:firstLine="480"/>
@@ -41602,9 +41262,9 @@
       <w:szCs w:val="20"/>
     </w:rPr>
   </w:style>
-  <w:style w:type="paragraph" w:customStyle="1" w:styleId="affffd">
+  <w:style w:type="paragraph" w:customStyle="1" w:styleId="affffb">
     <w:name w:val="文本"/>
-    <w:basedOn w:val="afb"/>
+    <w:basedOn w:val="af9"/>
     <w:link w:val="Charf3"/>
     <w:pPr>
       <w:widowControl w:val="0"/>
@@ -41618,7 +41278,7 @@
   </w:style>
   <w:style w:type="paragraph" w:customStyle="1" w:styleId="Char13">
     <w:name w:val="Char1"/>
-    <w:basedOn w:val="afb"/>
+    <w:basedOn w:val="af9"/>
     <w:pPr>
       <w:spacing w:after="160" w:line="240" w:lineRule="exact"/>
     </w:pPr>
@@ -41631,8 +41291,8 @@
   </w:style>
   <w:style w:type="paragraph" w:customStyle="1" w:styleId="a">
     <w:name w:val="深空图编号"/>
-    <w:basedOn w:val="afb"/>
-    <w:next w:val="affffc"/>
+    <w:basedOn w:val="af9"/>
+    <w:next w:val="affffa"/>
     <w:link w:val="Char3"/>
     <w:pPr>
       <w:widowControl w:val="0"/>
@@ -41649,7 +41309,7 @@
   </w:style>
   <w:style w:type="paragraph" w:customStyle="1" w:styleId="46">
     <w:name w:val="题4"/>
-    <w:basedOn w:val="afb"/>
+    <w:basedOn w:val="af9"/>
     <w:pPr>
       <w:widowControl w:val="0"/>
       <w:tabs>
@@ -41664,9 +41324,9 @@
       <w:kern w:val="0"/>
     </w:rPr>
   </w:style>
-  <w:style w:type="paragraph" w:customStyle="1" w:styleId="afffff0">
+  <w:style w:type="paragraph" w:customStyle="1" w:styleId="affffe">
     <w:name w:val="表格内容"/>
-    <w:basedOn w:val="afb"/>
+    <w:basedOn w:val="af9"/>
     <w:link w:val="Charf4"/>
     <w:pPr>
       <w:widowControl w:val="0"/>
@@ -41678,18 +41338,17 @@
     <w:rPr>
       <w:sz w:val="18"/>
       <w:szCs w:val="18"/>
-      <w:lang w:val="en-US" w:eastAsia="zh-CN"/>
     </w:rPr>
   </w:style>
-  <w:style w:type="paragraph" w:customStyle="1" w:styleId="aff5">
+  <w:style w:type="paragraph" w:customStyle="1" w:styleId="aff3">
     <w:name w:val="我的表格正文"/>
-    <w:basedOn w:val="afb"/>
+    <w:basedOn w:val="af9"/>
     <w:link w:val="Char"/>
     <w:rPr>
       <w:szCs w:val="20"/>
     </w:rPr>
   </w:style>
-  <w:style w:type="paragraph" w:customStyle="1" w:styleId="affffff4">
+  <w:style w:type="paragraph" w:customStyle="1" w:styleId="affffff2">
     <w:name w:val="空间中心附表"/>
     <w:basedOn w:val="1"/>
     <w:link w:val="CharChar4"/>
@@ -41712,7 +41371,7 @@
   </w:style>
   <w:style w:type="paragraph" w:customStyle="1" w:styleId="Char3CharCharCharCharChar1CharCharCharChar">
     <w:name w:val="Char3 Char Char Char Char Char1 Char Char Char Char"/>
-    <w:basedOn w:val="afb"/>
+    <w:basedOn w:val="af9"/>
     <w:pPr>
       <w:spacing w:after="160" w:line="240" w:lineRule="exact"/>
     </w:pPr>
@@ -41725,7 +41384,7 @@
   </w:style>
   <w:style w:type="paragraph" w:customStyle="1" w:styleId="21">
     <w:name w:val="_列表项2"/>
-    <w:next w:val="afb"/>
+    <w:next w:val="af9"/>
     <w:link w:val="2Char0"/>
     <w:pPr>
       <w:numPr>
@@ -41745,9 +41404,9 @@
       <w:szCs w:val="24"/>
     </w:rPr>
   </w:style>
-  <w:style w:type="paragraph" w:customStyle="1" w:styleId="afffffff2">
+  <w:style w:type="paragraph" w:customStyle="1" w:styleId="afffffff1">
     <w:name w:val="软件标识"/>
-    <w:basedOn w:val="afffffff3"/>
+    <w:basedOn w:val="afffffff2"/>
     <w:pPr>
       <w:framePr w:wrap="notBeside" w:vAnchor="page" w:hAnchor="page" w:x="1589" w:y="1419"/>
     </w:pPr>
@@ -41759,7 +41418,7 @@
   </w:style>
   <w:style w:type="paragraph" w:customStyle="1" w:styleId="53">
     <w:name w:val="题5"/>
-    <w:basedOn w:val="afb"/>
+    <w:basedOn w:val="af9"/>
     <w:pPr>
       <w:widowControl w:val="0"/>
       <w:tabs>
@@ -41800,7 +41459,7 @@
   <w:style w:type="paragraph" w:customStyle="1" w:styleId="TOC10">
     <w:name w:val="TOC 标题1"/>
     <w:basedOn w:val="1"/>
-    <w:next w:val="afb"/>
+    <w:next w:val="af9"/>
     <w:pPr>
       <w:numPr>
         <w:numId w:val="0"/>
@@ -41851,10 +41510,10 @@
       <w:szCs w:val="24"/>
     </w:rPr>
   </w:style>
-  <w:style w:type="paragraph" w:customStyle="1" w:styleId="afffffff4">
+  <w:style w:type="paragraph" w:customStyle="1" w:styleId="afffffff3">
     <w:name w:val="编号"/>
-    <w:basedOn w:val="afb"/>
-    <w:next w:val="afb"/>
+    <w:basedOn w:val="af9"/>
+    <w:next w:val="af9"/>
     <w:pPr>
       <w:widowControl w:val="0"/>
       <w:spacing w:line="240" w:lineRule="auto"/>
@@ -41868,7 +41527,7 @@
   </w:style>
   <w:style w:type="paragraph" w:customStyle="1" w:styleId="font6">
     <w:name w:val="font6"/>
-    <w:basedOn w:val="afb"/>
+    <w:basedOn w:val="af9"/>
     <w:pPr>
       <w:spacing w:before="100" w:beforeAutospacing="1" w:after="100" w:afterAutospacing="1"/>
     </w:pPr>
@@ -41880,8 +41539,8 @@
   </w:style>
   <w:style w:type="paragraph" w:customStyle="1" w:styleId="MTDisplayEquation">
     <w:name w:val="MTDisplayEquation"/>
-    <w:basedOn w:val="afb"/>
-    <w:next w:val="afb"/>
+    <w:basedOn w:val="af9"/>
+    <w:next w:val="af9"/>
     <w:pPr>
       <w:tabs>
         <w:tab w:val="center" w:pos="4540"/>
@@ -41895,7 +41554,7 @@
   </w:style>
   <w:style w:type="paragraph" w:customStyle="1" w:styleId="22">
     <w:name w:val="并列条文2"/>
-    <w:basedOn w:val="afb"/>
+    <w:basedOn w:val="af9"/>
     <w:pPr>
       <w:widowControl w:val="0"/>
       <w:numPr>
@@ -41931,9 +41590,9 @@
       <w:szCs w:val="28"/>
     </w:rPr>
   </w:style>
-  <w:style w:type="paragraph" w:customStyle="1" w:styleId="afffffff3">
+  <w:style w:type="paragraph" w:customStyle="1" w:styleId="afffffff2">
     <w:name w:val="文件名"/>
-    <w:basedOn w:val="afb"/>
+    <w:basedOn w:val="af9"/>
     <w:pPr>
       <w:widowControl w:val="0"/>
       <w:spacing w:line="240" w:lineRule="auto"/>
@@ -41948,7 +41607,7 @@
   </w:style>
   <w:style w:type="paragraph" w:customStyle="1" w:styleId="font7">
     <w:name w:val="font7"/>
-    <w:basedOn w:val="afb"/>
+    <w:basedOn w:val="af9"/>
     <w:pPr>
       <w:spacing w:before="100" w:beforeAutospacing="1" w:after="100" w:afterAutospacing="1"/>
     </w:pPr>
@@ -41979,7 +41638,7 @@
   </w:style>
   <w:style w:type="paragraph" w:customStyle="1" w:styleId="1f5">
     <w:name w:val="并列条文1"/>
-    <w:basedOn w:val="afb"/>
+    <w:basedOn w:val="af9"/>
     <w:pPr>
       <w:widowControl w:val="0"/>
       <w:adjustRightInd w:val="0"/>
@@ -42021,8 +41680,8 @@
   </w:style>
   <w:style w:type="paragraph" w:customStyle="1" w:styleId="13">
     <w:name w:val="深空1级"/>
-    <w:basedOn w:val="afb"/>
-    <w:next w:val="affffc"/>
+    <w:basedOn w:val="af9"/>
+    <w:next w:val="affffa"/>
     <w:link w:val="1Char"/>
     <w:pPr>
       <w:widowControl w:val="0"/>
@@ -42047,9 +41706,9 @@
       <w:szCs w:val="32"/>
     </w:rPr>
   </w:style>
-  <w:style w:type="paragraph" w:customStyle="1" w:styleId="afffffff5">
+  <w:style w:type="paragraph" w:customStyle="1" w:styleId="afffffff4">
     <w:name w:val="表格标题行"/>
-    <w:basedOn w:val="afb"/>
+    <w:basedOn w:val="af9"/>
     <w:pPr>
       <w:widowControl w:val="0"/>
       <w:spacing w:line="240" w:lineRule="auto"/>
@@ -42061,8 +41720,8 @@
   </w:style>
   <w:style w:type="paragraph" w:customStyle="1" w:styleId="24">
     <w:name w:val="深空2级"/>
-    <w:basedOn w:val="afb"/>
-    <w:next w:val="affffc"/>
+    <w:basedOn w:val="af9"/>
+    <w:next w:val="affffa"/>
     <w:link w:val="2Char"/>
     <w:pPr>
       <w:widowControl w:val="0"/>
@@ -42084,9 +41743,9 @@
       <w:szCs w:val="30"/>
     </w:rPr>
   </w:style>
-  <w:style w:type="paragraph" w:customStyle="1" w:styleId="afffffff6">
+  <w:style w:type="paragraph" w:customStyle="1" w:styleId="afffffff5">
     <w:name w:val="单位"/>
-    <w:basedOn w:val="afb"/>
+    <w:basedOn w:val="af9"/>
     <w:pPr>
       <w:widowControl w:val="0"/>
       <w:tabs>
@@ -42100,9 +41759,9 @@
       <w:szCs w:val="28"/>
     </w:rPr>
   </w:style>
-  <w:style w:type="paragraph" w:customStyle="1" w:styleId="afffffff7">
+  <w:style w:type="paragraph" w:customStyle="1" w:styleId="afffffff6">
     <w:name w:val="_目录和摘要"/>
-    <w:next w:val="afb"/>
+    <w:next w:val="af9"/>
     <w:pPr>
       <w:spacing w:line="360" w:lineRule="auto"/>
       <w:jc w:val="center"/>
@@ -42116,7 +41775,7 @@
   </w:style>
   <w:style w:type="paragraph" w:customStyle="1" w:styleId="xl65">
     <w:name w:val="xl65"/>
-    <w:basedOn w:val="afb"/>
+    <w:basedOn w:val="af9"/>
     <w:pPr>
       <w:spacing w:before="100" w:beforeAutospacing="1" w:after="100" w:afterAutospacing="1"/>
       <w:jc w:val="center"/>
@@ -42127,8 +41786,8 @@
   </w:style>
   <w:style w:type="paragraph" w:customStyle="1" w:styleId="32">
     <w:name w:val="深空3级"/>
-    <w:basedOn w:val="afb"/>
-    <w:next w:val="affffc"/>
+    <w:basedOn w:val="af9"/>
+    <w:next w:val="affffa"/>
     <w:link w:val="3Char"/>
     <w:pPr>
       <w:widowControl w:val="0"/>
@@ -42151,8 +41810,8 @@
     </w:rPr>
   </w:style>
   <w:style w:type="paragraph" w:customStyle="1" w:styleId="CharCharChar2CharCharCharChar">
-    <w:name w:val=" Char Char Char2 Char Char Char Char"/>
-    <w:basedOn w:val="afb"/>
+    <w:name w:val="Char Char Char2 Char Char Char Char"/>
+    <w:basedOn w:val="af9"/>
     <w:pPr>
       <w:widowControl w:val="0"/>
       <w:spacing w:line="240" w:lineRule="auto"/>
@@ -42165,7 +41824,7 @@
   </w:style>
   <w:style w:type="paragraph" w:customStyle="1" w:styleId="2f0">
     <w:name w:val="样式 样式正文首行缩进2字符 + 宋体 小四 +"/>
-    <w:basedOn w:val="afb"/>
+    <w:basedOn w:val="af9"/>
     <w:pPr>
       <w:widowControl w:val="0"/>
       <w:spacing w:line="400" w:lineRule="exact"/>
@@ -42179,7 +41838,7 @@
   </w:style>
   <w:style w:type="paragraph" w:customStyle="1" w:styleId="CharCharCharCharCharCharChar">
     <w:name w:val="Char Char Char Char Char Char Char"/>
-    <w:basedOn w:val="afb"/>
+    <w:basedOn w:val="af9"/>
     <w:rPr>
       <w:rFonts w:ascii="Arial" w:hAnsi="Arial"/>
       <w:szCs w:val="21"/>
@@ -42187,7 +41846,7 @@
   </w:style>
   <w:style w:type="paragraph" w:customStyle="1" w:styleId="ZchnZchn1">
     <w:name w:val="Zchn Zchn1"/>
-    <w:basedOn w:val="afb"/>
+    <w:basedOn w:val="af9"/>
     <w:pPr>
       <w:spacing w:after="160" w:line="240" w:lineRule="exact"/>
     </w:pPr>
@@ -42200,8 +41859,8 @@
   </w:style>
   <w:style w:type="paragraph" w:customStyle="1" w:styleId="42">
     <w:name w:val="深空4级"/>
-    <w:basedOn w:val="afb"/>
-    <w:next w:val="affffc"/>
+    <w:basedOn w:val="af9"/>
+    <w:next w:val="affffa"/>
     <w:link w:val="4Char"/>
     <w:pPr>
       <w:widowControl w:val="0"/>
@@ -42226,7 +41885,7 @@
   </w:style>
   <w:style w:type="paragraph" w:customStyle="1" w:styleId="2f1">
     <w:name w:val="2"/>
-    <w:next w:val="afb"/>
+    <w:next w:val="af9"/>
     <w:pPr>
       <w:spacing w:line="360" w:lineRule="auto"/>
     </w:pPr>
@@ -42238,7 +41897,7 @@
   </w:style>
   <w:style w:type="paragraph" w:customStyle="1" w:styleId="xl70">
     <w:name w:val="xl70"/>
-    <w:basedOn w:val="afb"/>
+    <w:basedOn w:val="af9"/>
     <w:pPr>
       <w:spacing w:before="100" w:beforeAutospacing="1" w:after="100" w:afterAutospacing="1"/>
     </w:pPr>
@@ -42248,8 +41907,8 @@
   </w:style>
   <w:style w:type="paragraph" w:customStyle="1" w:styleId="50">
     <w:name w:val="深空5级"/>
-    <w:basedOn w:val="afb"/>
-    <w:next w:val="affffc"/>
+    <w:basedOn w:val="af9"/>
+    <w:next w:val="affffa"/>
     <w:link w:val="5Char"/>
     <w:pPr>
       <w:widowControl w:val="0"/>
@@ -42270,10 +41929,10 @@
       <w:szCs w:val="22"/>
     </w:rPr>
   </w:style>
-  <w:style w:type="paragraph" w:customStyle="1" w:styleId="af6">
+  <w:style w:type="paragraph" w:customStyle="1" w:styleId="af5">
     <w:name w:val="附录三级条"/>
-    <w:basedOn w:val="af5"/>
-    <w:next w:val="afb"/>
+    <w:basedOn w:val="af4"/>
+    <w:next w:val="af9"/>
     <w:pPr>
       <w:numPr>
         <w:ilvl w:val="4"/>
@@ -42296,9 +41955,9 @@
       <w:b w:val="0"/>
     </w:rPr>
   </w:style>
-  <w:style w:type="paragraph" w:customStyle="1" w:styleId="afffff2">
+  <w:style w:type="paragraph" w:customStyle="1" w:styleId="afffff0">
     <w:name w:val="表格文字"/>
-    <w:basedOn w:val="afb"/>
+    <w:basedOn w:val="af9"/>
     <w:link w:val="Charf5"/>
     <w:pPr>
       <w:adjustRightInd w:val="0"/>
@@ -42311,10 +41970,10 @@
       <w:szCs w:val="21"/>
     </w:rPr>
   </w:style>
-  <w:style w:type="paragraph" w:customStyle="1" w:styleId="af5">
+  <w:style w:type="paragraph" w:customStyle="1" w:styleId="af4">
     <w:name w:val="附录二级条"/>
-    <w:basedOn w:val="affffffd"/>
-    <w:next w:val="afb"/>
+    <w:basedOn w:val="affffffc"/>
+    <w:next w:val="af9"/>
     <w:pPr>
       <w:numPr>
         <w:ilvl w:val="3"/>
@@ -42338,7 +41997,7 @@
       <w:b w:val="0"/>
     </w:rPr>
   </w:style>
-  <w:style w:type="paragraph" w:customStyle="1" w:styleId="afffffff8">
+  <w:style w:type="paragraph" w:customStyle="1" w:styleId="afffffff7">
     <w:name w:val="正文样式"/>
     <w:pPr>
       <w:spacing w:line="360" w:lineRule="auto"/>
@@ -42351,7 +42010,7 @@
   </w:style>
   <w:style w:type="paragraph" w:customStyle="1" w:styleId="CharCharChar1CharCharCharCharCharCharChar">
     <w:name w:val="Char Char Char1 Char Char Char Char Char Char Char"/>
-    <w:basedOn w:val="afb"/>
+    <w:basedOn w:val="af9"/>
     <w:pPr>
       <w:spacing w:after="160" w:line="240" w:lineRule="exact"/>
       <w:jc w:val="center"/>
@@ -42363,9 +42022,9 @@
       <w:lang w:eastAsia="en-US"/>
     </w:rPr>
   </w:style>
-  <w:style w:type="paragraph" w:customStyle="1" w:styleId="afffff4">
+  <w:style w:type="paragraph" w:customStyle="1" w:styleId="afffff2">
     <w:name w:val="_正文"/>
-    <w:basedOn w:val="afb"/>
+    <w:basedOn w:val="af9"/>
     <w:link w:val="Charf7"/>
     <w:qFormat/>
     <w:pPr>
@@ -42378,10 +42037,10 @@
       <w:szCs w:val="20"/>
     </w:rPr>
   </w:style>
-  <w:style w:type="paragraph" w:customStyle="1" w:styleId="affffffd">
+  <w:style w:type="paragraph" w:customStyle="1" w:styleId="affffffc">
     <w:name w:val="附录一级条"/>
     <w:basedOn w:val="af3"/>
-    <w:next w:val="afb"/>
+    <w:next w:val="af9"/>
     <w:pPr>
       <w:numPr>
         <w:ilvl w:val="0"/>
@@ -42410,7 +42069,7 @@
   </w:style>
   <w:style w:type="paragraph" w:customStyle="1" w:styleId="CharCharCharCharCharCharCharCharChar0">
     <w:name w:val="Char Char Char Char Char Char Char Char Char"/>
-    <w:basedOn w:val="afb"/>
+    <w:basedOn w:val="af9"/>
     <w:pPr>
       <w:spacing w:after="160" w:line="240" w:lineRule="exact"/>
     </w:pPr>
@@ -42421,10 +42080,10 @@
       <w:lang w:eastAsia="en-US"/>
     </w:rPr>
   </w:style>
-  <w:style w:type="paragraph" w:customStyle="1" w:styleId="afff5">
+  <w:style w:type="paragraph" w:customStyle="1" w:styleId="afff3">
     <w:name w:val="图表标题"/>
-    <w:basedOn w:val="afb"/>
-    <w:link w:val="afff4"/>
+    <w:basedOn w:val="af9"/>
+    <w:link w:val="afff2"/>
     <w:pPr>
       <w:snapToGrid w:val="0"/>
       <w:spacing w:beforeLines="50" w:before="50" w:afterLines="50" w:after="50" w:line="240" w:lineRule="auto"/>
@@ -42434,17 +42093,17 @@
       <w:rFonts w:eastAsia="黑体"/>
     </w:rPr>
   </w:style>
-  <w:style w:type="paragraph" w:customStyle="1" w:styleId="afffffff9">
+  <w:style w:type="paragraph" w:customStyle="1" w:styleId="afffffff8">
     <w:name w:val="编号区"/>
-    <w:basedOn w:val="afffffff4"/>
+    <w:basedOn w:val="afffffff3"/>
     <w:pPr>
       <w:jc w:val="right"/>
     </w:pPr>
   </w:style>
-  <w:style w:type="paragraph" w:customStyle="1" w:styleId="affffff1">
+  <w:style w:type="paragraph" w:customStyle="1" w:styleId="affffff">
     <w:name w:val="表格中的字"/>
-    <w:basedOn w:val="afb"/>
-    <w:next w:val="afb"/>
+    <w:basedOn w:val="af9"/>
+    <w:next w:val="af9"/>
     <w:link w:val="Charfa"/>
     <w:pPr>
       <w:widowControl w:val="0"/>
@@ -42459,7 +42118,7 @@
   </w:style>
   <w:style w:type="paragraph" w:customStyle="1" w:styleId="CharChar4CharCharCharCharCharCharCharCharCharCharCharCharCharCharCharChar">
     <w:name w:val="Char Char4 Char Char Char Char Char Char Char Char Char Char Char Char Char Char Char Char"/>
-    <w:basedOn w:val="afb"/>
+    <w:basedOn w:val="af9"/>
     <w:pPr>
       <w:adjustRightInd w:val="0"/>
       <w:snapToGrid w:val="0"/>
@@ -42488,7 +42147,7 @@
   </w:style>
   <w:style w:type="paragraph" w:customStyle="1" w:styleId="CharChar2Char1CharCharCharCharCharCharCharCharCharCharCharCharCharCharChar">
     <w:name w:val="Char Char2 Char1 Char Char Char Char Char Char Char Char Char Char Char Char Char Char Char"/>
-    <w:basedOn w:val="afb"/>
+    <w:basedOn w:val="af9"/>
     <w:pPr>
       <w:spacing w:after="160" w:line="240" w:lineRule="exact"/>
     </w:pPr>
@@ -42499,9 +42158,9 @@
       <w:lang w:eastAsia="en-US"/>
     </w:rPr>
   </w:style>
-  <w:style w:type="paragraph" w:styleId="afffff5">
+  <w:style w:type="paragraph" w:styleId="afffff3">
     <w:name w:val="List Paragraph"/>
-    <w:basedOn w:val="afb"/>
+    <w:basedOn w:val="af9"/>
     <w:link w:val="1f0"/>
     <w:uiPriority w:val="34"/>
     <w:qFormat/>
@@ -42516,7 +42175,7 @@
   <w:style w:type="paragraph" w:customStyle="1" w:styleId="af3">
     <w:name w:val="附录章标题"/>
     <w:basedOn w:val="af2"/>
-    <w:next w:val="afb"/>
+    <w:next w:val="af9"/>
     <w:pPr>
       <w:numPr>
         <w:ilvl w:val="1"/>
@@ -42530,7 +42189,7 @@
   </w:style>
   <w:style w:type="paragraph" w:customStyle="1" w:styleId="xl76">
     <w:name w:val="xl76"/>
-    <w:basedOn w:val="afb"/>
+    <w:basedOn w:val="af9"/>
     <w:pPr>
       <w:spacing w:before="100" w:beforeAutospacing="1" w:after="100" w:afterAutospacing="1"/>
       <w:jc w:val="center"/>
@@ -42542,10 +42201,10 @@
       <w:szCs w:val="32"/>
     </w:rPr>
   </w:style>
-  <w:style w:type="paragraph" w:customStyle="1" w:styleId="affffff3">
+  <w:style w:type="paragraph" w:customStyle="1" w:styleId="affffff1">
     <w:name w:val="图标题"/>
-    <w:basedOn w:val="afb"/>
-    <w:next w:val="afb"/>
+    <w:basedOn w:val="af9"/>
+    <w:next w:val="af9"/>
     <w:link w:val="Charfb"/>
     <w:pPr>
       <w:jc w:val="center"/>
@@ -42568,8 +42227,8 @@
     </w:rPr>
   </w:style>
   <w:style w:type="paragraph" w:customStyle="1" w:styleId="CharChar2Char1CharCharCharCharCharCharCharCharCharCharCharCharCharCharChar0">
-    <w:name w:val=" Char Char2 Char1 Char Char Char Char Char Char Char Char Char Char Char Char Char Char Char"/>
-    <w:basedOn w:val="afb"/>
+    <w:name w:val="Char Char2 Char1 Char Char Char Char Char Char Char Char Char Char Char Char Char Char Char"/>
+    <w:basedOn w:val="af9"/>
     <w:pPr>
       <w:spacing w:after="160" w:line="240" w:lineRule="exact"/>
     </w:pPr>
@@ -42583,7 +42242,7 @@
   </w:style>
   <w:style w:type="paragraph" w:customStyle="1" w:styleId="xl77">
     <w:name w:val="xl77"/>
-    <w:basedOn w:val="afb"/>
+    <w:basedOn w:val="af9"/>
     <w:pPr>
       <w:spacing w:before="100" w:beforeAutospacing="1" w:after="100" w:afterAutospacing="1"/>
       <w:jc w:val="center"/>
@@ -42592,7 +42251,7 @@
       <w:kern w:val="0"/>
     </w:rPr>
   </w:style>
-  <w:style w:type="paragraph" w:styleId="afffffffa">
+  <w:style w:type="paragraph" w:styleId="afffffff9">
     <w:name w:val="No Spacing"/>
     <w:qFormat/>
     <w:pPr>
@@ -42606,10 +42265,10 @@
       <w:szCs w:val="22"/>
     </w:rPr>
   </w:style>
-  <w:style w:type="paragraph" w:customStyle="1" w:styleId="afffffffb">
+  <w:style w:type="paragraph" w:customStyle="1" w:styleId="afffffffa">
     <w:name w:val="辑要页"/>
-    <w:basedOn w:val="afb"/>
-    <w:next w:val="afb"/>
+    <w:basedOn w:val="af9"/>
+    <w:next w:val="af9"/>
     <w:pPr>
       <w:widowControl w:val="0"/>
       <w:snapToGrid w:val="0"/>
@@ -42625,7 +42284,7 @@
   </w:style>
   <w:style w:type="paragraph" w:customStyle="1" w:styleId="CharCharCharCharCharCharCharCharChar1CharCharCharCharCharCharChar">
     <w:name w:val="Char Char Char Char Char Char Char Char Char1 Char Char Char Char Char Char Char"/>
-    <w:basedOn w:val="afb"/>
+    <w:basedOn w:val="af9"/>
     <w:pPr>
       <w:spacing w:beforeLines="400" w:after="120" w:line="240" w:lineRule="exact"/>
     </w:pPr>
@@ -42638,8 +42297,8 @@
   </w:style>
   <w:style w:type="paragraph" w:customStyle="1" w:styleId="35">
     <w:name w:val="3"/>
-    <w:basedOn w:val="afb"/>
-    <w:next w:val="afffff5"/>
+    <w:basedOn w:val="af9"/>
+    <w:next w:val="afffff3"/>
     <w:link w:val="Char9"/>
     <w:pPr>
       <w:ind w:firstLine="420"/>
@@ -42651,8 +42310,8 @@
   </w:style>
   <w:style w:type="paragraph" w:customStyle="1" w:styleId="1f6">
     <w:name w:val="样式 表头 + 宋体 五号1"/>
-    <w:basedOn w:val="afffffffc"/>
-    <w:next w:val="afffffffc"/>
+    <w:basedOn w:val="afffffffb"/>
+    <w:next w:val="afffffffb"/>
     <w:pPr>
       <w:widowControl w:val="0"/>
       <w:spacing w:line="240" w:lineRule="auto"/>
@@ -42663,13 +42322,12 @@
       <w:b w:val="0"/>
       <w:sz w:val="21"/>
       <w:szCs w:val="20"/>
-      <w:lang w:val="en-US" w:eastAsia="zh-CN"/>
     </w:rPr>
   </w:style>
-  <w:style w:type="paragraph" w:customStyle="1" w:styleId="afffffffd">
+  <w:style w:type="paragraph" w:customStyle="1" w:styleId="afffffffc">
     <w:name w:val="作者单位"/>
-    <w:basedOn w:val="afb"/>
-    <w:next w:val="afb"/>
+    <w:basedOn w:val="af9"/>
+    <w:next w:val="af9"/>
     <w:pPr>
       <w:jc w:val="center"/>
     </w:pPr>
@@ -42678,9 +42336,9 @@
       <w:szCs w:val="28"/>
     </w:rPr>
   </w:style>
-  <w:style w:type="paragraph" w:customStyle="1" w:styleId="afff7">
+  <w:style w:type="paragraph" w:customStyle="1" w:styleId="afff5">
     <w:name w:val="文本正文"/>
-    <w:basedOn w:val="afb"/>
+    <w:basedOn w:val="af9"/>
     <w:link w:val="Charb"/>
     <w:pPr>
       <w:ind w:firstLine="480"/>
@@ -42689,9 +42347,9 @@
       <w:szCs w:val="20"/>
     </w:rPr>
   </w:style>
-  <w:style w:type="paragraph" w:customStyle="1" w:styleId="afffff3">
+  <w:style w:type="paragraph" w:customStyle="1" w:styleId="afffff1">
     <w:name w:val="图字体"/>
-    <w:basedOn w:val="afffff1"/>
+    <w:basedOn w:val="afffff"/>
     <w:link w:val="Charf6"/>
     <w:pPr>
       <w:widowControl w:val="0"/>
@@ -42700,12 +42358,11 @@
     <w:rPr>
       <w:rFonts w:ascii="Times New Roman" w:eastAsia="仿宋_GB2312" w:hAnsi="Times New Roman"/>
       <w:szCs w:val="21"/>
-      <w:lang w:val="en-US" w:eastAsia="zh-CN"/>
     </w:rPr>
   </w:style>
   <w:style w:type="paragraph" w:customStyle="1" w:styleId="151">
     <w:name w:val="样式 小一 加粗 下划线 居中 行距: 1.5 倍行距"/>
-    <w:basedOn w:val="afb"/>
+    <w:basedOn w:val="af9"/>
     <w:pPr>
       <w:jc w:val="center"/>
     </w:pPr>
@@ -42718,9 +42375,9 @@
       <w:u w:val="single"/>
     </w:rPr>
   </w:style>
-  <w:style w:type="paragraph" w:customStyle="1" w:styleId="affe">
+  <w:style w:type="paragraph" w:customStyle="1" w:styleId="affc">
     <w:name w:val="图示"/>
-    <w:basedOn w:val="afb"/>
+    <w:basedOn w:val="af9"/>
     <w:link w:val="Char5"/>
     <w:pPr>
       <w:jc w:val="center"/>
@@ -42729,9 +42386,9 @@
       <w:b/>
     </w:rPr>
   </w:style>
-  <w:style w:type="paragraph" w:customStyle="1" w:styleId="afffffffe">
+  <w:style w:type="paragraph" w:customStyle="1" w:styleId="afffffffd">
     <w:name w:val="特性标题"/>
-    <w:next w:val="affffffff"/>
+    <w:next w:val="afffffffe"/>
     <w:pPr>
       <w:keepNext/>
       <w:keepLines/>
@@ -42747,7 +42404,7 @@
   </w:style>
   <w:style w:type="paragraph" w:customStyle="1" w:styleId="cboChar">
     <w:name w:val="cbo正文 Char"/>
-    <w:basedOn w:val="afb"/>
+    <w:basedOn w:val="af9"/>
     <w:link w:val="cboCharChar"/>
     <w:rPr>
       <w:rFonts w:cs="宋体"/>
@@ -42755,9 +42412,9 @@
       <w:szCs w:val="20"/>
     </w:rPr>
   </w:style>
-  <w:style w:type="paragraph" w:customStyle="1" w:styleId="afffc">
+  <w:style w:type="paragraph" w:customStyle="1" w:styleId="afffa">
     <w:name w:val="表格"/>
-    <w:basedOn w:val="afb"/>
+    <w:basedOn w:val="af9"/>
     <w:link w:val="Chare"/>
     <w:pPr>
       <w:jc w:val="center"/>
@@ -42766,9 +42423,9 @@
       <w:b/>
     </w:rPr>
   </w:style>
-  <w:style w:type="paragraph" w:customStyle="1" w:styleId="afffff7">
+  <w:style w:type="paragraph" w:customStyle="1" w:styleId="afffff5">
     <w:name w:val="图表中字体"/>
-    <w:basedOn w:val="afb"/>
+    <w:basedOn w:val="af9"/>
     <w:link w:val="Charf8"/>
     <w:qFormat/>
     <w:pPr>
@@ -42781,9 +42438,9 @@
       <w:szCs w:val="22"/>
     </w:rPr>
   </w:style>
-  <w:style w:type="paragraph" w:customStyle="1" w:styleId="affffffff0">
+  <w:style w:type="paragraph" w:customStyle="1" w:styleId="affffffff">
     <w:name w:val="文档正文"/>
-    <w:basedOn w:val="afb"/>
+    <w:basedOn w:val="af9"/>
     <w:pPr>
       <w:snapToGrid w:val="0"/>
       <w:ind w:firstLineChars="225" w:firstLine="540"/>
@@ -42792,9 +42449,9 @@
       <w:rFonts w:hAnsi="宋体"/>
     </w:rPr>
   </w:style>
-  <w:style w:type="paragraph" w:customStyle="1" w:styleId="affffffff1">
+  <w:style w:type="paragraph" w:customStyle="1" w:styleId="affffffff0">
     <w:name w:val="我的正文"/>
-    <w:basedOn w:val="afb"/>
+    <w:basedOn w:val="af9"/>
     <w:pPr>
       <w:ind w:firstLine="480"/>
     </w:pPr>
@@ -42805,7 +42462,7 @@
   </w:style>
   <w:style w:type="paragraph" w:customStyle="1" w:styleId="xl68">
     <w:name w:val="xl68"/>
-    <w:basedOn w:val="afb"/>
+    <w:basedOn w:val="af9"/>
     <w:pPr>
       <w:shd w:val="clear" w:color="000000" w:fill="FFFFFF"/>
       <w:spacing w:before="100" w:beforeAutospacing="1" w:after="100" w:afterAutospacing="1"/>
@@ -42816,7 +42473,7 @@
   </w:style>
   <w:style w:type="paragraph" w:customStyle="1" w:styleId="2f3">
     <w:name w:val="表格文字2"/>
-    <w:basedOn w:val="afb"/>
+    <w:basedOn w:val="af9"/>
   </w:style>
   <w:style w:type="paragraph" w:customStyle="1" w:styleId="a3">
     <w:name w:val="五级无标题条"/>
@@ -42845,7 +42502,7 @@
   </w:style>
   <w:style w:type="paragraph" w:customStyle="1" w:styleId="Charfd">
     <w:name w:val="默认段落字体 Char"/>
-    <w:basedOn w:val="afb"/>
+    <w:basedOn w:val="af9"/>
     <w:pPr>
       <w:spacing w:after="160" w:line="240" w:lineRule="exact"/>
     </w:pPr>
@@ -42858,7 +42515,7 @@
   </w:style>
   <w:style w:type="paragraph" w:customStyle="1" w:styleId="GF">
     <w:name w:val="GF报告正文"/>
-    <w:basedOn w:val="afb"/>
+    <w:basedOn w:val="af9"/>
     <w:pPr>
       <w:adjustRightInd w:val="0"/>
       <w:spacing w:line="360" w:lineRule="atLeast"/>
@@ -42871,9 +42528,9 @@
       <w:szCs w:val="20"/>
     </w:rPr>
   </w:style>
-  <w:style w:type="paragraph" w:customStyle="1" w:styleId="affffffff2">
+  <w:style w:type="paragraph" w:customStyle="1" w:styleId="affffffff1">
     <w:name w:val="附录二级无标题条"/>
-    <w:basedOn w:val="af5"/>
+    <w:basedOn w:val="af4"/>
     <w:pPr>
       <w:spacing w:beforeLines="0" w:before="0" w:afterLines="0" w:after="0"/>
     </w:pPr>
@@ -42884,7 +42541,7 @@
   <w:style w:type="paragraph" w:customStyle="1" w:styleId="ab">
     <w:name w:val="三级条标题"/>
     <w:basedOn w:val="aa"/>
-    <w:next w:val="afb"/>
+    <w:next w:val="af9"/>
     <w:pPr>
       <w:numPr>
         <w:ilvl w:val="3"/>
@@ -42892,7 +42549,7 @@
       <w:outlineLvl w:val="3"/>
     </w:pPr>
   </w:style>
-  <w:style w:type="paragraph" w:styleId="affffffff3">
+  <w:style w:type="paragraph" w:styleId="affffffff2">
     <w:name w:val="Revision"/>
     <w:rPr>
       <w:kern w:val="2"/>
@@ -42902,7 +42559,7 @@
   </w:style>
   <w:style w:type="paragraph" w:customStyle="1" w:styleId="CharCharCharChar1">
     <w:name w:val="Char Char Char Char1"/>
-    <w:basedOn w:val="afb"/>
+    <w:basedOn w:val="af9"/>
     <w:pPr>
       <w:spacing w:after="160" w:line="240" w:lineRule="exact"/>
     </w:pPr>
@@ -42913,9 +42570,9 @@
       <w:lang w:eastAsia="en-US"/>
     </w:rPr>
   </w:style>
-  <w:style w:type="paragraph" w:customStyle="1" w:styleId="affffffff4">
+  <w:style w:type="paragraph" w:customStyle="1" w:styleId="affffffff3">
     <w:name w:val="图表文字，居中"/>
-    <w:basedOn w:val="afb"/>
+    <w:basedOn w:val="af9"/>
     <w:pPr>
       <w:adjustRightInd w:val="0"/>
       <w:jc w:val="center"/>
@@ -42925,7 +42582,7 @@
       <w:kern w:val="0"/>
     </w:rPr>
   </w:style>
-  <w:style w:type="paragraph" w:customStyle="1" w:styleId="af8">
+  <w:style w:type="paragraph" w:customStyle="1" w:styleId="affffffff4">
     <w:name w:val="附录五级无标题条"/>
     <w:basedOn w:val="affffffff5"/>
     <w:pPr>
@@ -42937,8 +42594,8 @@
   </w:style>
   <w:style w:type="paragraph" w:styleId="z-2">
     <w:name w:val="HTML Bottom of Form"/>
-    <w:basedOn w:val="afb"/>
-    <w:next w:val="afb"/>
+    <w:basedOn w:val="af9"/>
+    <w:next w:val="af9"/>
     <w:link w:val="z-1"/>
     <w:pPr>
       <w:pBdr>
@@ -42957,7 +42614,7 @@
   </w:style>
   <w:style w:type="paragraph" w:customStyle="1" w:styleId="zw">
     <w:name w:val="zw"/>
-    <w:basedOn w:val="afb"/>
+    <w:basedOn w:val="af9"/>
     <w:pPr>
       <w:widowControl w:val="0"/>
       <w:spacing w:line="240" w:lineRule="auto"/>
@@ -42965,7 +42622,6 @@
     </w:pPr>
     <w:rPr>
       <w:rFonts w:eastAsia="仿宋_GB2312"/>
-      <w:lang w:val="en-US" w:eastAsia="zh-CN"/>
     </w:rPr>
   </w:style>
   <w:style w:type="paragraph" w:customStyle="1" w:styleId="1f7">
@@ -42982,7 +42638,7 @@
   </w:style>
   <w:style w:type="paragraph" w:customStyle="1" w:styleId="CharChar4CharCharCharChar">
     <w:name w:val="Char Char4 Char Char Char Char"/>
-    <w:basedOn w:val="afb"/>
+    <w:basedOn w:val="af9"/>
     <w:pPr>
       <w:spacing w:after="160" w:line="240" w:lineRule="exact"/>
     </w:pPr>
@@ -42995,7 +42651,7 @@
   </w:style>
   <w:style w:type="paragraph" w:customStyle="1" w:styleId="ae">
     <w:name w:val="编号二级列项"/>
-    <w:basedOn w:val="afb"/>
+    <w:basedOn w:val="af9"/>
     <w:pPr>
       <w:widowControl w:val="0"/>
       <w:numPr>
@@ -43012,7 +42668,7 @@
   </w:style>
   <w:style w:type="paragraph" w:customStyle="1" w:styleId="affffffff6">
     <w:name w:val="图表内容"/>
-    <w:basedOn w:val="afb"/>
+    <w:basedOn w:val="af9"/>
     <w:pPr>
       <w:widowControl w:val="0"/>
       <w:spacing w:before="20" w:after="20" w:line="240" w:lineRule="auto"/>
@@ -43025,14 +42681,14 @@
   </w:style>
   <w:style w:type="paragraph" w:customStyle="1" w:styleId="affffffff7">
     <w:name w:val="标表内文字"/>
-    <w:basedOn w:val="afb"/>
+    <w:basedOn w:val="af9"/>
     <w:pPr>
       <w:jc w:val="center"/>
     </w:pPr>
   </w:style>
   <w:style w:type="paragraph" w:customStyle="1" w:styleId="1CharCharCharCharCharCharChar">
     <w:name w:val="1 Char Char Char Char Char Char Char"/>
-    <w:basedOn w:val="afb"/>
+    <w:basedOn w:val="af9"/>
     <w:pPr>
       <w:spacing w:beforeLines="25" w:afterLines="25"/>
     </w:pPr>
@@ -43045,7 +42701,7 @@
   </w:style>
   <w:style w:type="paragraph" w:customStyle="1" w:styleId="affffffff8">
     <w:name w:val="图表文字，两端对齐"/>
-    <w:basedOn w:val="afb"/>
+    <w:basedOn w:val="af9"/>
     <w:pPr>
       <w:adjustRightInd w:val="0"/>
       <w:snapToGrid w:val="0"/>
@@ -43057,7 +42713,7 @@
   </w:style>
   <w:style w:type="paragraph" w:customStyle="1" w:styleId="affffffff9">
     <w:name w:val="存档"/>
-    <w:basedOn w:val="afb"/>
+    <w:basedOn w:val="af9"/>
     <w:pPr>
       <w:framePr w:hSpace="181" w:wrap="notBeside" w:vAnchor="text" w:hAnchor="margin" w:xAlign="right" w:y="-1020"/>
       <w:widowControl w:val="0"/>
@@ -43067,7 +42723,7 @@
   </w:style>
   <w:style w:type="paragraph" w:customStyle="1" w:styleId="af">
     <w:name w:val="编号三级列项"/>
-    <w:basedOn w:val="afb"/>
+    <w:basedOn w:val="af9"/>
     <w:pPr>
       <w:widowControl w:val="0"/>
       <w:numPr>
@@ -43082,9 +42738,9 @@
       <w:outlineLvl w:val="8"/>
     </w:pPr>
   </w:style>
-  <w:style w:type="paragraph" w:customStyle="1" w:styleId="affffff7">
+  <w:style w:type="paragraph" w:customStyle="1" w:styleId="affffff5">
     <w:name w:val="图片"/>
-    <w:basedOn w:val="afb"/>
+    <w:basedOn w:val="af9"/>
     <w:link w:val="Charfc"/>
     <w:pPr>
       <w:jc w:val="center"/>
@@ -43097,7 +42753,7 @@
   </w:style>
   <w:style w:type="paragraph" w:customStyle="1" w:styleId="1b">
     <w:name w:val="表格1"/>
-    <w:basedOn w:val="afb"/>
+    <w:basedOn w:val="af9"/>
     <w:link w:val="1Char1"/>
     <w:qFormat/>
     <w:pPr>
@@ -43142,7 +42798,7 @@
   </w:style>
   <w:style w:type="paragraph" w:customStyle="1" w:styleId="font5">
     <w:name w:val="font5"/>
-    <w:basedOn w:val="afb"/>
+    <w:basedOn w:val="af9"/>
     <w:pPr>
       <w:spacing w:before="100" w:beforeAutospacing="1" w:after="100" w:afterAutospacing="1"/>
     </w:pPr>
@@ -43187,7 +42843,7 @@
   </w:style>
   <w:style w:type="paragraph" w:customStyle="1" w:styleId="2f4">
     <w:name w:val="首行缩进 2"/>
-    <w:basedOn w:val="afb"/>
+    <w:basedOn w:val="af9"/>
     <w:pPr>
       <w:widowControl w:val="0"/>
       <w:spacing w:beforeLines="50"/>
@@ -43221,7 +42877,7 @@
   </w:style>
   <w:style w:type="paragraph" w:customStyle="1" w:styleId="affffffffc">
     <w:name w:val="标准"/>
-    <w:basedOn w:val="afb"/>
+    <w:basedOn w:val="af9"/>
     <w:pPr>
       <w:adjustRightInd w:val="0"/>
       <w:spacing w:line="312" w:lineRule="atLeast"/>
@@ -43235,7 +42891,7 @@
   </w:style>
   <w:style w:type="paragraph" w:customStyle="1" w:styleId="120">
     <w:name w:val="样式 正文1 + 首行缩进:  2 字符"/>
-    <w:basedOn w:val="afb"/>
+    <w:basedOn w:val="af9"/>
     <w:pPr>
       <w:spacing w:line="440" w:lineRule="exact"/>
     </w:pPr>
@@ -43246,7 +42902,7 @@
   </w:style>
   <w:style w:type="paragraph" w:customStyle="1" w:styleId="105050505">
     <w:name w:val="样式 样式 样式 标题 1 + 段前: 0.5 行 段后: 0.5 行 + 段前: 0.5 行 段后: 0.5 行 + 段前: ..."/>
-    <w:basedOn w:val="afb"/>
+    <w:basedOn w:val="af9"/>
     <w:pPr>
       <w:widowControl w:val="0"/>
       <w:tabs>
@@ -43280,9 +42936,9 @@
       <w:szCs w:val="24"/>
     </w:rPr>
   </w:style>
-  <w:style w:type="paragraph" w:customStyle="1" w:styleId="afa">
+  <w:style w:type="paragraph" w:customStyle="1" w:styleId="af8">
     <w:name w:val="附录编号二级列项"/>
-    <w:basedOn w:val="af9"/>
+    <w:basedOn w:val="af7"/>
     <w:pPr>
       <w:numPr>
         <w:ilvl w:val="8"/>
@@ -43295,17 +42951,17 @@
   </w:style>
   <w:style w:type="paragraph" w:customStyle="1" w:styleId="affffffffd">
     <w:name w:val="编号一级列项"/>
-    <w:basedOn w:val="afb"/>
+    <w:basedOn w:val="af9"/>
     <w:pPr>
       <w:widowControl w:val="0"/>
       <w:spacing w:line="300" w:lineRule="auto"/>
       <w:outlineLvl w:val="6"/>
     </w:pPr>
   </w:style>
-  <w:style w:type="paragraph" w:customStyle="1" w:styleId="affb">
+  <w:style w:type="paragraph" w:customStyle="1" w:styleId="aff9">
     <w:name w:val="深空图片"/>
-    <w:basedOn w:val="afb"/>
-    <w:next w:val="affffc"/>
+    <w:basedOn w:val="af9"/>
+    <w:next w:val="affffa"/>
     <w:link w:val="Char2"/>
     <w:pPr>
       <w:keepNext/>
@@ -43321,8 +42977,8 @@
   </w:style>
   <w:style w:type="paragraph" w:customStyle="1" w:styleId="TableEntry">
     <w:name w:val="Table Entry"/>
-    <w:basedOn w:val="afb"/>
-    <w:next w:val="afb"/>
+    <w:basedOn w:val="af9"/>
+    <w:next w:val="af9"/>
     <w:pPr>
       <w:autoSpaceDE w:val="0"/>
       <w:autoSpaceDN w:val="0"/>
@@ -43335,17 +42991,17 @@
   </w:style>
   <w:style w:type="paragraph" w:customStyle="1" w:styleId="CharCharChar2CharCharCharChar0">
     <w:name w:val="Char Char Char2 Char Char Char Char"/>
-    <w:basedOn w:val="afb"/>
+    <w:basedOn w:val="af9"/>
     <w:rPr>
       <w:rFonts w:ascii="Tahoma" w:hAnsi="Tahoma"/>
       <w:kern w:val="21"/>
       <w:szCs w:val="20"/>
     </w:rPr>
   </w:style>
-  <w:style w:type="paragraph" w:customStyle="1" w:styleId="affff">
+  <w:style w:type="paragraph" w:customStyle="1" w:styleId="afffd">
     <w:name w:val="图"/>
-    <w:basedOn w:val="afb"/>
-    <w:next w:val="afb"/>
+    <w:basedOn w:val="af9"/>
+    <w:next w:val="af9"/>
     <w:link w:val="Charf"/>
     <w:pPr>
       <w:keepNext/>
@@ -43353,10 +43009,10 @@
       <w:jc w:val="center"/>
     </w:pPr>
   </w:style>
-  <w:style w:type="paragraph" w:customStyle="1" w:styleId="afffb">
+  <w:style w:type="paragraph" w:customStyle="1" w:styleId="afff9">
     <w:name w:val="图目录格式"/>
-    <w:basedOn w:val="affffffb"/>
-    <w:next w:val="afffe"/>
+    <w:basedOn w:val="affffff9"/>
+    <w:next w:val="afffc"/>
     <w:link w:val="Chard"/>
     <w:pPr>
       <w:tabs>
@@ -43377,7 +43033,7 @@
   </w:style>
   <w:style w:type="paragraph" w:customStyle="1" w:styleId="xl71">
     <w:name w:val="xl71"/>
-    <w:basedOn w:val="afb"/>
+    <w:basedOn w:val="af9"/>
     <w:pPr>
       <w:spacing w:before="100" w:beforeAutospacing="1" w:after="100" w:afterAutospacing="1"/>
       <w:textAlignment w:val="top"/>
@@ -43388,8 +43044,8 @@
   </w:style>
   <w:style w:type="paragraph" w:customStyle="1" w:styleId="affffffffe">
     <w:name w:val="表"/>
-    <w:basedOn w:val="afb"/>
-    <w:next w:val="afb"/>
+    <w:basedOn w:val="af9"/>
+    <w:next w:val="af9"/>
     <w:pPr>
       <w:jc w:val="center"/>
     </w:pPr>
@@ -43415,7 +43071,7 @@
   </w:style>
   <w:style w:type="paragraph" w:customStyle="1" w:styleId="afffffffff0">
     <w:name w:val="目录标题"/>
-    <w:basedOn w:val="afb"/>
+    <w:basedOn w:val="af9"/>
     <w:pPr>
       <w:spacing w:before="156" w:after="156"/>
       <w:jc w:val="center"/>
@@ -43428,8 +43084,8 @@
   </w:style>
   <w:style w:type="paragraph" w:customStyle="1" w:styleId="afffffffff1">
     <w:name w:val="图题"/>
-    <w:basedOn w:val="afb"/>
-    <w:next w:val="afb"/>
+    <w:basedOn w:val="af9"/>
+    <w:next w:val="af9"/>
     <w:pPr>
       <w:spacing w:before="20" w:afterLines="50" w:line="240" w:lineRule="atLeast"/>
       <w:jc w:val="center"/>
@@ -43437,7 +43093,7 @@
   </w:style>
   <w:style w:type="paragraph" w:customStyle="1" w:styleId="xl73">
     <w:name w:val="xl73"/>
-    <w:basedOn w:val="afb"/>
+    <w:basedOn w:val="af9"/>
     <w:pPr>
       <w:spacing w:before="100" w:beforeAutospacing="1" w:after="100" w:afterAutospacing="1"/>
       <w:textAlignment w:val="bottom"/>
@@ -43462,9 +43118,9 @@
       <w:szCs w:val="20"/>
     </w:rPr>
   </w:style>
-  <w:style w:type="paragraph" w:customStyle="1" w:styleId="afffffffc">
+  <w:style w:type="paragraph" w:customStyle="1" w:styleId="afffffffb">
     <w:name w:val="表头"/>
-    <w:basedOn w:val="afb"/>
+    <w:basedOn w:val="af9"/>
     <w:next w:val="affffffffe"/>
     <w:pPr>
       <w:jc w:val="center"/>
@@ -43495,7 +43151,7 @@
   </w:style>
   <w:style w:type="paragraph" w:customStyle="1" w:styleId="1a">
     <w:name w:val="列出段落1"/>
-    <w:basedOn w:val="afb"/>
+    <w:basedOn w:val="af9"/>
     <w:link w:val="ListParagraphChar"/>
     <w:pPr>
       <w:ind w:firstLine="420"/>
@@ -43507,7 +43163,7 @@
   </w:style>
   <w:style w:type="paragraph" w:customStyle="1" w:styleId="xl34">
     <w:name w:val="xl34"/>
-    <w:basedOn w:val="afb"/>
+    <w:basedOn w:val="af9"/>
     <w:pPr>
       <w:pBdr>
         <w:left w:val="single" w:sz="8" w:space="0" w:color="auto"/>
@@ -43525,7 +43181,7 @@
   </w:style>
   <w:style w:type="paragraph" w:customStyle="1" w:styleId="afffffffff5">
     <w:name w:val="图形"/>
-    <w:next w:val="afb"/>
+    <w:next w:val="af9"/>
     <w:pPr>
       <w:ind w:left="420" w:hanging="420"/>
       <w:jc w:val="center"/>
@@ -43539,7 +43195,7 @@
   </w:style>
   <w:style w:type="paragraph" w:customStyle="1" w:styleId="xl29">
     <w:name w:val="xl29"/>
-    <w:basedOn w:val="afb"/>
+    <w:basedOn w:val="af9"/>
     <w:pPr>
       <w:pBdr>
         <w:top w:val="single" w:sz="8" w:space="0" w:color="auto"/>
@@ -43558,7 +43214,7 @@
   </w:style>
   <w:style w:type="paragraph" w:customStyle="1" w:styleId="afffffffff6">
     <w:name w:val="表中字"/>
-    <w:basedOn w:val="afb"/>
+    <w:basedOn w:val="af9"/>
     <w:pPr>
       <w:widowControl w:val="0"/>
       <w:spacing w:line="240" w:lineRule="auto"/>
@@ -43568,9 +43224,9 @@
       <w:szCs w:val="21"/>
     </w:rPr>
   </w:style>
-  <w:style w:type="paragraph" w:customStyle="1" w:styleId="affff7">
+  <w:style w:type="paragraph" w:customStyle="1" w:styleId="affff5">
     <w:name w:val="正文文字"/>
-    <w:basedOn w:val="afb"/>
+    <w:basedOn w:val="af9"/>
     <w:link w:val="Charf0"/>
     <w:pPr>
       <w:autoSpaceDE w:val="0"/>
@@ -43582,7 +43238,6 @@
       <w:kern w:val="0"/>
       <w:sz w:val="28"/>
       <w:szCs w:val="20"/>
-      <w:lang w:val="en-US" w:eastAsia="zh-CN"/>
     </w:rPr>
   </w:style>
   <w:style w:type="paragraph" w:customStyle="1" w:styleId="1f8">
@@ -43601,7 +43256,7 @@
   </w:style>
   <w:style w:type="paragraph" w:customStyle="1" w:styleId="afffffffff7">
     <w:name w:val="图表"/>
-    <w:basedOn w:val="afb"/>
+    <w:basedOn w:val="af9"/>
     <w:pPr>
       <w:adjustRightInd w:val="0"/>
       <w:spacing w:line="360" w:lineRule="atLeast"/>
@@ -43618,8 +43273,8 @@
   </w:style>
   <w:style w:type="paragraph" w:customStyle="1" w:styleId="afffffffff8">
     <w:name w:val="正文公式编号制表符"/>
-    <w:basedOn w:val="afb"/>
-    <w:next w:val="afb"/>
+    <w:basedOn w:val="af9"/>
+    <w:next w:val="af9"/>
     <w:pPr>
       <w:tabs>
         <w:tab w:val="center" w:pos="4201"/>
@@ -43634,12 +43289,11 @@
       <w:rFonts w:ascii="宋体"/>
       <w:kern w:val="0"/>
       <w:szCs w:val="20"/>
-      <w:lang w:val="en-US" w:eastAsia="zh-CN"/>
     </w:rPr>
   </w:style>
   <w:style w:type="paragraph" w:customStyle="1" w:styleId="48">
     <w:name w:val="样式4"/>
-    <w:basedOn w:val="afb"/>
+    <w:basedOn w:val="af9"/>
   </w:style>
   <w:style w:type="paragraph" w:customStyle="1" w:styleId="CharCharCharCharCharCharCharCharCharChar">
     <w:name w:val="Char Char Char Char Char Char Char Char Char Char"/>
@@ -43663,7 +43317,7 @@
   </w:style>
   <w:style w:type="paragraph" w:customStyle="1" w:styleId="afffffffff9">
     <w:name w:val="首行缩二"/>
-    <w:basedOn w:val="afb"/>
+    <w:basedOn w:val="af9"/>
     <w:pPr>
       <w:widowControl w:val="0"/>
       <w:adjustRightInd w:val="0"/>
@@ -43705,7 +43359,7 @@
   </w:style>
   <w:style w:type="paragraph" w:customStyle="1" w:styleId="666">
     <w:name w:val="666"/>
-    <w:basedOn w:val="afb"/>
+    <w:basedOn w:val="af9"/>
     <w:pPr>
       <w:tabs>
         <w:tab w:val="left" w:pos="480"/>
@@ -43721,7 +43375,7 @@
   </w:style>
   <w:style w:type="paragraph" w:customStyle="1" w:styleId="afffffffffa">
     <w:name w:val="样式 宋体 五号 行距: 单倍行距"/>
-    <w:basedOn w:val="afb"/>
+    <w:basedOn w:val="af9"/>
     <w:rPr>
       <w:rFonts w:ascii="宋体" w:hAnsi="宋体" w:cs="宋体"/>
       <w:szCs w:val="20"/>
@@ -43762,8 +43416,8 @@
   </w:style>
   <w:style w:type="paragraph" w:customStyle="1" w:styleId="501">
     <w:name w:val="501表头图名字体"/>
-    <w:basedOn w:val="afb"/>
-    <w:next w:val="afb"/>
+    <w:basedOn w:val="af9"/>
+    <w:next w:val="af9"/>
     <w:pPr>
       <w:ind w:leftChars="-1" w:left="-2" w:hanging="1"/>
       <w:jc w:val="center"/>
@@ -43773,10 +43427,10 @@
       <w:b/>
     </w:rPr>
   </w:style>
-  <w:style w:type="paragraph" w:customStyle="1" w:styleId="afffff">
+  <w:style w:type="paragraph" w:customStyle="1" w:styleId="affffd">
     <w:name w:val="签署区"/>
-    <w:basedOn w:val="afb"/>
-    <w:next w:val="afb"/>
+    <w:basedOn w:val="af9"/>
+    <w:next w:val="af9"/>
     <w:link w:val="CharChar2"/>
     <w:pPr>
       <w:widowControl w:val="0"/>
@@ -43789,7 +43443,7 @@
   </w:style>
   <w:style w:type="paragraph" w:customStyle="1" w:styleId="afffffffffb">
     <w:name w:val="_目录"/>
-    <w:next w:val="afb"/>
+    <w:next w:val="af9"/>
     <w:pPr>
       <w:spacing w:line="360" w:lineRule="auto"/>
       <w:jc w:val="center"/>
@@ -43803,7 +43457,7 @@
   </w:style>
   <w:style w:type="paragraph" w:customStyle="1" w:styleId="xl66">
     <w:name w:val="xl66"/>
-    <w:basedOn w:val="afb"/>
+    <w:basedOn w:val="af9"/>
     <w:pPr>
       <w:spacing w:before="100" w:beforeAutospacing="1" w:after="100" w:afterAutospacing="1"/>
     </w:pPr>
@@ -43813,7 +43467,7 @@
   </w:style>
   <w:style w:type="paragraph" w:customStyle="1" w:styleId="CharCharCharCharCharCharCharCharChar1CharCharCharCharCharCharChar1">
     <w:name w:val="Char Char Char Char Char Char Char Char Char1 Char Char Char Char Char Char Char1"/>
-    <w:basedOn w:val="afb"/>
+    <w:basedOn w:val="af9"/>
     <w:pPr>
       <w:spacing w:after="160" w:line="240" w:lineRule="exact"/>
     </w:pPr>
@@ -43826,7 +43480,7 @@
   </w:style>
   <w:style w:type="paragraph" w:customStyle="1" w:styleId="afffffffffc">
     <w:name w:val="目次"/>
-    <w:basedOn w:val="afb"/>
+    <w:basedOn w:val="af9"/>
     <w:next w:val="TOC1"/>
     <w:pPr>
       <w:widowControl w:val="0"/>
@@ -43843,7 +43497,7 @@
   </w:style>
   <w:style w:type="paragraph" w:customStyle="1" w:styleId="CharChar1CharCharCharCharCharCharCharCharCharCharCharCharCharCharChar">
     <w:name w:val="Char Char1 Char Char Char Char Char Char Char Char Char Char Char Char Char Char Char"/>
-    <w:basedOn w:val="afb"/>
+    <w:basedOn w:val="af9"/>
     <w:pPr>
       <w:spacing w:after="160" w:line="240" w:lineRule="exact"/>
     </w:pPr>
@@ -43857,7 +43511,7 @@
   </w:style>
   <w:style w:type="paragraph" w:customStyle="1" w:styleId="Char31">
     <w:name w:val="Char31"/>
-    <w:basedOn w:val="afb"/>
+    <w:basedOn w:val="af9"/>
     <w:pPr>
       <w:spacing w:after="160" w:line="240" w:lineRule="exact"/>
     </w:pPr>
@@ -43879,7 +43533,7 @@
       <w:numPr>
         <w:numId w:val="2"/>
       </w:numPr>
-      <w:ind w:firstLineChars="0"/>
+      <w:ind w:firstLineChars="0" w:firstLine="0"/>
       <w:jc w:val="both"/>
     </w:pPr>
     <w:rPr>
@@ -43888,7 +43542,7 @@
   </w:style>
   <w:style w:type="paragraph" w:customStyle="1" w:styleId="xl72">
     <w:name w:val="xl72"/>
-    <w:basedOn w:val="afb"/>
+    <w:basedOn w:val="af9"/>
     <w:pPr>
       <w:spacing w:before="100" w:beforeAutospacing="1" w:after="100" w:afterAutospacing="1"/>
       <w:textAlignment w:val="bottom"/>
@@ -43899,7 +43553,7 @@
   </w:style>
   <w:style w:type="paragraph" w:customStyle="1" w:styleId="LOT">
     <w:name w:val="LOT正文"/>
-    <w:basedOn w:val="afb"/>
+    <w:basedOn w:val="af9"/>
     <w:link w:val="LOTChar"/>
     <w:pPr>
       <w:adjustRightInd w:val="0"/>
@@ -43911,7 +43565,7 @@
   </w:style>
   <w:style w:type="paragraph" w:customStyle="1" w:styleId="af2">
     <w:name w:val="附录标识"/>
-    <w:basedOn w:val="afb"/>
+    <w:basedOn w:val="af9"/>
     <w:next w:val="af3"/>
     <w:pPr>
       <w:widowControl w:val="0"/>
@@ -43919,7 +43573,7 @@
         <w:numId w:val="14"/>
       </w:numPr>
       <w:spacing w:beforeLines="100" w:before="100" w:afterLines="100" w:after="100" w:line="300" w:lineRule="auto"/>
-      <w:ind w:firstLineChars="0"/>
+      <w:ind w:firstLineChars="0" w:firstLine="0"/>
       <w:jc w:val="center"/>
       <w:outlineLvl w:val="0"/>
     </w:pPr>
@@ -43934,7 +43588,7 @@
   <w:style w:type="paragraph" w:styleId="TOC">
     <w:name w:val="TOC Heading"/>
     <w:basedOn w:val="1"/>
-    <w:next w:val="afb"/>
+    <w:next w:val="af9"/>
     <w:uiPriority w:val="39"/>
     <w:qFormat/>
     <w:pPr>
@@ -43952,8 +43606,8 @@
   </w:style>
   <w:style w:type="paragraph" w:customStyle="1" w:styleId="afffffffffd">
     <w:name w:val="参考文献正文"/>
-    <w:basedOn w:val="afb"/>
-    <w:next w:val="afb"/>
+    <w:basedOn w:val="af9"/>
+    <w:next w:val="af9"/>
     <w:pPr>
       <w:spacing w:line="360" w:lineRule="atLeast"/>
       <w:jc w:val="center"/>
@@ -43962,7 +43616,6 @@
       <w:kern w:val="0"/>
       <w:sz w:val="18"/>
       <w:szCs w:val="18"/>
-      <w:lang w:val="en-US" w:eastAsia="zh-CN"/>
     </w:rPr>
   </w:style>
   <w:style w:type="paragraph" w:customStyle="1" w:styleId="afffffffffe">
@@ -43978,7 +43631,7 @@
   </w:style>
   <w:style w:type="paragraph" w:customStyle="1" w:styleId="xl74">
     <w:name w:val="xl74"/>
-    <w:basedOn w:val="afb"/>
+    <w:basedOn w:val="af9"/>
     <w:pPr>
       <w:spacing w:before="100" w:beforeAutospacing="1" w:after="100" w:afterAutospacing="1"/>
     </w:pPr>
@@ -44003,8 +43656,8 @@
   </w:style>
   <w:style w:type="paragraph" w:customStyle="1" w:styleId="afffffffff3">
     <w:name w:val="图片格式"/>
-    <w:basedOn w:val="afb"/>
-    <w:next w:val="afb"/>
+    <w:basedOn w:val="af9"/>
+    <w:next w:val="af9"/>
     <w:pPr>
       <w:keepNext/>
       <w:widowControl w:val="0"/>
@@ -44014,7 +43667,7 @@
   </w:style>
   <w:style w:type="paragraph" w:customStyle="1" w:styleId="2f5">
     <w:name w:val="列出段落2"/>
-    <w:basedOn w:val="afb"/>
+    <w:basedOn w:val="af9"/>
     <w:pPr>
       <w:adjustRightInd w:val="0"/>
       <w:snapToGrid w:val="0"/>
@@ -44037,9 +43690,9 @@
       <w:sz w:val="44"/>
     </w:rPr>
   </w:style>
-  <w:style w:type="paragraph" w:customStyle="1" w:styleId="affffb">
+  <w:style w:type="paragraph" w:customStyle="1" w:styleId="affff9">
     <w:name w:val="深空图表文字"/>
-    <w:basedOn w:val="afb"/>
+    <w:basedOn w:val="af9"/>
     <w:link w:val="Charf1"/>
     <w:pPr>
       <w:widowControl w:val="0"/>
@@ -44067,7 +43720,7 @@
   </w:style>
   <w:style w:type="paragraph" w:customStyle="1" w:styleId="xl69">
     <w:name w:val="xl69"/>
-    <w:basedOn w:val="afb"/>
+    <w:basedOn w:val="af9"/>
     <w:pPr>
       <w:spacing w:before="100" w:beforeAutospacing="1" w:after="100" w:afterAutospacing="1"/>
       <w:textAlignment w:val="bottom"/>
@@ -44089,10 +43742,10 @@
       <w:szCs w:val="32"/>
     </w:rPr>
   </w:style>
-  <w:style w:type="paragraph" w:customStyle="1" w:styleId="af7">
+  <w:style w:type="paragraph" w:customStyle="1" w:styleId="af6">
     <w:name w:val="附录四级条"/>
-    <w:basedOn w:val="af6"/>
-    <w:next w:val="afb"/>
+    <w:basedOn w:val="af5"/>
+    <w:next w:val="af9"/>
     <w:pPr>
       <w:numPr>
         <w:ilvl w:val="5"/>
@@ -44103,7 +43756,7 @@
   </w:style>
   <w:style w:type="paragraph" w:customStyle="1" w:styleId="tabcon">
     <w:name w:val="tabcon"/>
-    <w:basedOn w:val="afb"/>
+    <w:basedOn w:val="af9"/>
     <w:pPr>
       <w:widowControl w:val="0"/>
       <w:spacing w:line="240" w:lineRule="auto"/>
@@ -44145,8 +43798,8 @@
   </w:style>
   <w:style w:type="paragraph" w:customStyle="1" w:styleId="affffffff5">
     <w:name w:val="附录五级条"/>
-    <w:basedOn w:val="af7"/>
-    <w:next w:val="afb"/>
+    <w:basedOn w:val="af6"/>
+    <w:next w:val="af9"/>
     <w:pPr>
       <w:numPr>
         <w:ilvl w:val="0"/>
@@ -44180,7 +43833,7 @@
   </w:style>
   <w:style w:type="paragraph" w:customStyle="1" w:styleId="CharCharCharCharCharCharCharChar">
     <w:name w:val="样式 题注题注 Char Char题注 Char Char Char Char Char Char + (中文) 宋体 ..."/>
-    <w:basedOn w:val="afffff1"/>
+    <w:basedOn w:val="afffff"/>
     <w:link w:val="CharCharCharCharCharCharCharCharChar"/>
     <w:pPr>
       <w:spacing w:after="160"/>
@@ -44192,7 +43845,7 @@
   </w:style>
   <w:style w:type="paragraph" w:customStyle="1" w:styleId="affffffffff">
     <w:name w:val="会签"/>
-    <w:basedOn w:val="afb"/>
+    <w:basedOn w:val="af9"/>
     <w:pPr>
       <w:widowControl w:val="0"/>
       <w:spacing w:line="300" w:lineRule="auto"/>
@@ -44204,7 +43857,7 @@
   </w:style>
   <w:style w:type="paragraph" w:customStyle="1" w:styleId="xl67">
     <w:name w:val="xl67"/>
-    <w:basedOn w:val="afb"/>
+    <w:basedOn w:val="af9"/>
     <w:pPr>
       <w:spacing w:before="100" w:beforeAutospacing="1" w:after="100" w:afterAutospacing="1"/>
     </w:pPr>
@@ -44234,7 +43887,7 @@
   </w:style>
   <w:style w:type="paragraph" w:customStyle="1" w:styleId="affffffffff0">
     <w:name w:val="正文格式"/>
-    <w:basedOn w:val="afb"/>
+    <w:basedOn w:val="af9"/>
     <w:pPr>
       <w:adjustRightInd w:val="0"/>
       <w:snapToGrid w:val="0"/>
@@ -44250,7 +43903,7 @@
   </w:style>
   <w:style w:type="paragraph" w:customStyle="1" w:styleId="xl75">
     <w:name w:val="xl75"/>
-    <w:basedOn w:val="afb"/>
+    <w:basedOn w:val="af9"/>
     <w:pPr>
       <w:spacing w:before="100" w:beforeAutospacing="1" w:after="100" w:afterAutospacing="1"/>
       <w:jc w:val="center"/>
@@ -44260,9 +43913,9 @@
       <w:kern w:val="0"/>
     </w:rPr>
   </w:style>
-  <w:style w:type="paragraph" w:customStyle="1" w:styleId="af9">
+  <w:style w:type="paragraph" w:customStyle="1" w:styleId="af7">
     <w:name w:val="附录编号一级列项"/>
-    <w:basedOn w:val="afb"/>
+    <w:basedOn w:val="af9"/>
     <w:pPr>
       <w:widowControl w:val="0"/>
       <w:numPr>
@@ -44278,8 +43931,8 @@
   </w:style>
   <w:style w:type="paragraph" w:customStyle="1" w:styleId="a8">
     <w:name w:val="章标题"/>
-    <w:basedOn w:val="afb"/>
-    <w:next w:val="afb"/>
+    <w:basedOn w:val="af9"/>
+    <w:next w:val="af9"/>
     <w:pPr>
       <w:widowControl w:val="0"/>
       <w:numPr>
@@ -44308,9 +43961,9 @@
       <w:szCs w:val="20"/>
     </w:rPr>
   </w:style>
-  <w:style w:type="paragraph" w:customStyle="1" w:styleId="afff6">
+  <w:style w:type="paragraph" w:customStyle="1" w:styleId="afff4">
     <w:name w:val="首行缩进正文"/>
-    <w:basedOn w:val="afb"/>
+    <w:basedOn w:val="af9"/>
     <w:link w:val="Chara"/>
     <w:pPr>
       <w:widowControl w:val="0"/>
@@ -44347,7 +44000,7 @@
   </w:style>
   <w:style w:type="paragraph" w:customStyle="1" w:styleId="affffffffff1">
     <w:name w:val="附录四级无标题条"/>
-    <w:basedOn w:val="af7"/>
+    <w:basedOn w:val="af6"/>
     <w:pPr>
       <w:spacing w:beforeLines="0" w:before="0" w:afterLines="0" w:after="0"/>
     </w:pPr>
@@ -44358,7 +44011,7 @@
   <w:style w:type="paragraph" w:customStyle="1" w:styleId="ad">
     <w:name w:val="五级条标题"/>
     <w:basedOn w:val="ac"/>
-    <w:next w:val="afb"/>
+    <w:next w:val="af9"/>
     <w:pPr>
       <w:numPr>
         <w:ilvl w:val="5"/>
@@ -44368,8 +44021,8 @@
   </w:style>
   <w:style w:type="paragraph" w:styleId="z-0">
     <w:name w:val="HTML Top of Form"/>
-    <w:basedOn w:val="afb"/>
-    <w:next w:val="afb"/>
+    <w:basedOn w:val="af9"/>
+    <w:next w:val="af9"/>
     <w:link w:val="z-"/>
     <w:pPr>
       <w:pBdr>
@@ -44388,7 +44041,7 @@
   </w:style>
   <w:style w:type="paragraph" w:customStyle="1" w:styleId="affffffffff2">
     <w:name w:val="注："/>
-    <w:basedOn w:val="afb"/>
+    <w:basedOn w:val="af9"/>
     <w:pPr>
       <w:widowControl w:val="0"/>
       <w:spacing w:line="340" w:lineRule="exact"/>
@@ -44402,7 +44055,7 @@
   </w:style>
   <w:style w:type="paragraph" w:customStyle="1" w:styleId="affffffffff3">
     <w:name w:val="附录三级无标题条"/>
-    <w:basedOn w:val="af6"/>
+    <w:basedOn w:val="af5"/>
     <w:pPr>
       <w:spacing w:beforeLines="0" w:before="0" w:afterLines="0" w:after="0"/>
     </w:pPr>
@@ -44413,7 +44066,7 @@
   <w:style w:type="paragraph" w:customStyle="1" w:styleId="ac">
     <w:name w:val="四级条标题"/>
     <w:basedOn w:val="ab"/>
-    <w:next w:val="afb"/>
+    <w:next w:val="af9"/>
     <w:pPr>
       <w:numPr>
         <w:ilvl w:val="4"/>
@@ -44423,7 +44076,7 @@
   </w:style>
   <w:style w:type="paragraph" w:customStyle="1" w:styleId="affffffffff4">
     <w:name w:val="题目"/>
-    <w:basedOn w:val="afb"/>
+    <w:basedOn w:val="af9"/>
     <w:pPr>
       <w:widowControl w:val="0"/>
       <w:jc w:val="center"/>
@@ -44435,7 +44088,7 @@
       <w:szCs w:val="28"/>
     </w:rPr>
   </w:style>
-  <w:style w:type="paragraph" w:customStyle="1" w:styleId="affffffff">
+  <w:style w:type="paragraph" w:customStyle="1" w:styleId="afffffffe">
     <w:name w:val="特性"/>
     <w:pPr>
       <w:tabs>
@@ -44451,8 +44104,8 @@
   </w:style>
   <w:style w:type="paragraph" w:customStyle="1" w:styleId="a4">
     <w:name w:val="附表"/>
-    <w:basedOn w:val="afb"/>
-    <w:next w:val="afb"/>
+    <w:basedOn w:val="af9"/>
+    <w:next w:val="af9"/>
     <w:pPr>
       <w:widowControl w:val="0"/>
       <w:numPr>
@@ -44476,7 +44129,7 @@
   </w:style>
   <w:style w:type="paragraph" w:customStyle="1" w:styleId="a5">
     <w:name w:val="无编号一级列项"/>
-    <w:basedOn w:val="afb"/>
+    <w:basedOn w:val="af9"/>
     <w:pPr>
       <w:widowControl w:val="0"/>
       <w:numPr>
@@ -44491,7 +44144,7 @@
   </w:style>
   <w:style w:type="paragraph" w:customStyle="1" w:styleId="affffffffff5">
     <w:name w:val="文档修改记录页表头"/>
-    <w:basedOn w:val="afb"/>
+    <w:basedOn w:val="af9"/>
     <w:pPr>
       <w:widowControl w:val="0"/>
       <w:spacing w:line="240" w:lineRule="auto"/>
@@ -44506,7 +44159,7 @@
   </w:style>
   <w:style w:type="paragraph" w:customStyle="1" w:styleId="D">
     <w:name w:val="D表格正文"/>
-    <w:basedOn w:val="afb"/>
+    <w:basedOn w:val="af9"/>
     <w:qFormat/>
     <w:pPr>
       <w:widowControl w:val="0"/>
@@ -44520,7 +44173,7 @@
   </w:style>
   <w:style w:type="paragraph" w:customStyle="1" w:styleId="affffffffff6">
     <w:name w:val="文档修改记录页"/>
-    <w:basedOn w:val="afb"/>
+    <w:basedOn w:val="af9"/>
     <w:pPr>
       <w:widowControl w:val="0"/>
       <w:spacing w:line="240" w:lineRule="auto"/>
@@ -44533,7 +44186,7 @@
   </w:style>
   <w:style w:type="paragraph" w:customStyle="1" w:styleId="af0">
     <w:name w:val="表格编号"/>
-    <w:basedOn w:val="afb"/>
+    <w:basedOn w:val="af9"/>
     <w:pPr>
       <w:widowControl w:val="0"/>
       <w:numPr>
@@ -44551,7 +44204,7 @@
   </w:style>
   <w:style w:type="paragraph" w:customStyle="1" w:styleId="1f3">
     <w:name w:val="图表标题1"/>
-    <w:basedOn w:val="afb"/>
+    <w:basedOn w:val="af9"/>
     <w:link w:val="1f2"/>
     <w:qFormat/>
     <w:pPr>
@@ -44567,7 +44220,7 @@
   </w:style>
   <w:style w:type="paragraph" w:customStyle="1" w:styleId="affffffffff7">
     <w:name w:val="字母编号列项（一级）"/>
-    <w:basedOn w:val="afffe"/>
+    <w:basedOn w:val="afffc"/>
     <w:pPr>
       <w:widowControl w:val="0"/>
       <w:ind w:leftChars="200" w:left="400" w:hangingChars="200" w:hanging="200"/>
@@ -44580,7 +44233,7 @@
   <w:style w:type="paragraph" w:customStyle="1" w:styleId="affffffffff8">
     <w:name w:val="附录一级条标题"/>
     <w:basedOn w:val="af3"/>
-    <w:next w:val="afffe"/>
+    <w:next w:val="afffc"/>
     <w:pPr>
       <w:widowControl/>
       <w:numPr>
@@ -44610,7 +44263,7 @@
   <w:style w:type="paragraph" w:customStyle="1" w:styleId="affffffffff9">
     <w:name w:val="附录二级条标题"/>
     <w:basedOn w:val="affffffffff8"/>
-    <w:next w:val="afffe"/>
+    <w:next w:val="afffc"/>
     <w:pPr>
       <w:outlineLvl w:val="3"/>
     </w:pPr>
@@ -44618,7 +44271,7 @@
   <w:style w:type="paragraph" w:customStyle="1" w:styleId="affffffffffa">
     <w:name w:val="附录三级条标题"/>
     <w:basedOn w:val="affffffffff9"/>
-    <w:next w:val="afffe"/>
+    <w:next w:val="afffc"/>
     <w:pPr>
       <w:outlineLvl w:val="4"/>
     </w:pPr>
@@ -44626,7 +44279,7 @@
   <w:style w:type="paragraph" w:customStyle="1" w:styleId="affffffffffb">
     <w:name w:val="附录四级条标题"/>
     <w:basedOn w:val="affffffffffa"/>
-    <w:next w:val="afffe"/>
+    <w:next w:val="afffc"/>
     <w:pPr>
       <w:numPr>
         <w:ilvl w:val="5"/>
@@ -44638,7 +44291,7 @@
   <w:style w:type="paragraph" w:customStyle="1" w:styleId="affffffffffc">
     <w:name w:val="附录五级条标题"/>
     <w:basedOn w:val="affffffffffb"/>
-    <w:next w:val="afffe"/>
+    <w:next w:val="afffc"/>
     <w:pPr>
       <w:numPr>
         <w:ilvl w:val="6"/>
@@ -44647,7 +44300,7 @@
       <w:outlineLvl w:val="6"/>
     </w:pPr>
   </w:style>
-  <w:style w:type="paragraph" w:customStyle="1" w:styleId="aff8">
+  <w:style w:type="paragraph" w:customStyle="1" w:styleId="aff6">
     <w:name w:val="段"/>
     <w:link w:val="Char0"/>
     <w:pPr>
@@ -44688,7 +44341,7 @@
   </w:style>
   <w:style w:type="paragraph" w:customStyle="1" w:styleId="afffffffffff">
     <w:name w:val="表格_居中"/>
-    <w:basedOn w:val="afb"/>
+    <w:basedOn w:val="af9"/>
     <w:pPr>
       <w:widowControl w:val="0"/>
       <w:topLinePunct/>
@@ -44706,7 +44359,7 @@
   </w:style>
   <w:style w:type="paragraph" w:customStyle="1" w:styleId="2f8">
     <w:name w:val="正文2"/>
-    <w:basedOn w:val="afb"/>
+    <w:basedOn w:val="af9"/>
     <w:qFormat/>
     <w:pPr>
       <w:widowControl w:val="0"/>
@@ -44754,7 +44407,7 @@
   </w:style>
   <w:style w:type="paragraph" w:customStyle="1" w:styleId="-">
     <w:name w:val="技术文件-正文"/>
-    <w:basedOn w:val="afb"/>
+    <w:basedOn w:val="af9"/>
     <w:qFormat/>
     <w:pPr>
       <w:widowControl w:val="0"/>
@@ -44762,10 +44415,10 @@
       <w:jc w:val="both"/>
     </w:pPr>
   </w:style>
-  <w:style w:type="paragraph" w:customStyle="1" w:styleId="aff7">
+  <w:style w:type="paragraph" w:customStyle="1" w:styleId="aff5">
     <w:name w:val="正文，宋体，四号"/>
-    <w:basedOn w:val="afb"/>
-    <w:link w:val="aff6"/>
+    <w:basedOn w:val="af9"/>
+    <w:link w:val="aff4"/>
     <w:qFormat/>
     <w:pPr>
       <w:ind w:firstLine="480"/>
@@ -44779,7 +44432,7 @@
   <w:style w:type="paragraph" w:customStyle="1" w:styleId="afffffffffff1">
     <w:name w:val="一级标题"/>
     <w:basedOn w:val="1"/>
-    <w:next w:val="afb"/>
+    <w:next w:val="af9"/>
     <w:qFormat/>
     <w:pPr>
       <w:numPr>
@@ -44802,7 +44455,7 @@
   <w:style w:type="paragraph" w:customStyle="1" w:styleId="afffffffffff2">
     <w:name w:val="二级标题"/>
     <w:basedOn w:val="2"/>
-    <w:next w:val="afb"/>
+    <w:next w:val="af9"/>
     <w:qFormat/>
     <w:pPr>
       <w:numPr>
@@ -44823,7 +44476,7 @@
   <w:style w:type="paragraph" w:customStyle="1" w:styleId="afffffffffff3">
     <w:name w:val="三级标题"/>
     <w:basedOn w:val="30"/>
-    <w:next w:val="afb"/>
+    <w:next w:val="af9"/>
     <w:qFormat/>
     <w:pPr>
       <w:numPr>
@@ -44843,7 +44496,7 @@
   </w:style>
   <w:style w:type="paragraph" w:customStyle="1" w:styleId="111">
     <w:name w:val="1.1"/>
-    <w:basedOn w:val="afb"/>
+    <w:basedOn w:val="af9"/>
     <w:qFormat/>
     <w:pPr>
       <w:widowControl w:val="0"/>
@@ -44859,7 +44512,7 @@
   </w:style>
   <w:style w:type="paragraph" w:customStyle="1" w:styleId="1110">
     <w:name w:val="1.1.1"/>
-    <w:basedOn w:val="afb"/>
+    <w:basedOn w:val="af9"/>
     <w:qFormat/>
     <w:pPr>
       <w:widowControl w:val="0"/>
@@ -44875,7 +44528,7 @@
   </w:style>
   <w:style w:type="paragraph" w:customStyle="1" w:styleId="1111">
     <w:name w:val="1.1.1.1"/>
-    <w:basedOn w:val="afb"/>
+    <w:basedOn w:val="af9"/>
     <w:pPr>
       <w:widowControl w:val="0"/>
       <w:ind w:left="1984" w:firstLineChars="0" w:hanging="708"/>
@@ -44907,7 +44560,7 @@
   </w:style>
   <w:style w:type="paragraph" w:customStyle="1" w:styleId="1c">
     <w:name w:val="正文格式1"/>
-    <w:basedOn w:val="afffe"/>
+    <w:basedOn w:val="afffc"/>
     <w:link w:val="1Char3"/>
     <w:qFormat/>
     <w:pPr>
@@ -44927,7 +44580,7 @@
   </w:style>
   <w:style w:type="paragraph" w:customStyle="1" w:styleId="afffffffffff4">
     <w:name w:val="表 内容"/>
-    <w:basedOn w:val="aff7"/>
+    <w:basedOn w:val="aff5"/>
     <w:qFormat/>
     <w:pPr>
       <w:spacing w:line="240" w:lineRule="auto"/>
@@ -44941,7 +44594,7 @@
   </w:style>
   <w:style w:type="paragraph" w:customStyle="1" w:styleId="afffffffffff5">
     <w:name w:val="表中数字"/>
-    <w:basedOn w:val="afb"/>
+    <w:basedOn w:val="af9"/>
     <w:pPr>
       <w:widowControl w:val="0"/>
       <w:adjustRightInd w:val="0"/>
@@ -44958,7 +44611,7 @@
   </w:style>
   <w:style w:type="paragraph" w:customStyle="1" w:styleId="afffffffffff6">
     <w:name w:val="首行"/>
-    <w:basedOn w:val="afb"/>
+    <w:basedOn w:val="af9"/>
     <w:pPr>
       <w:widowControl w:val="0"/>
       <w:spacing w:line="240" w:lineRule="auto"/>
@@ -44971,7 +44624,7 @@
   </w:style>
   <w:style w:type="paragraph" w:customStyle="1" w:styleId="CAST">
     <w:name w:val="CAST_正文"/>
-    <w:basedOn w:val="afb"/>
+    <w:basedOn w:val="af9"/>
     <w:link w:val="CASTChar"/>
     <w:qFormat/>
     <w:pPr>
@@ -44985,7 +44638,7 @@
   </w:style>
   <w:style w:type="paragraph" w:customStyle="1" w:styleId="DYJ">
     <w:name w:val="DYJ正文"/>
-    <w:basedOn w:val="afb"/>
+    <w:basedOn w:val="af9"/>
     <w:link w:val="DYJChar"/>
     <w:qFormat/>
     <w:pPr>
@@ -45001,7 +44654,7 @@
   <w:style w:type="table" w:styleId="afffffffffff7">
     <w:name w:val="Table Grid"/>
     <w:aliases w:val="上对齐,网格型-gkhy,网格型表格,表内文字,aPP表格,参考文件虚表,fy表格,王烁表,网格型-gkhy2,扉页,带标题,符号和缩略词表,自定网格,方欣网格型,方欣网格型1,方欣网格型2,定制网格型,Gridding,表格边框,三线表,网格型-中对齐,网格型!,技术文件表格,我的表格2,表格样式,网格型（标题）,alpha,正文左,网格型NEW,Register Table,无边框网格,网格型-1,网格型产品,表格格式,网格型-正文表格2,表格格式-2,自定义1"/>
-    <w:basedOn w:val="afd"/>
+    <w:basedOn w:val="afb"/>
     <w:uiPriority w:val="59"/>
     <w:qFormat/>
     <w:pPr>
@@ -45021,7 +44674,7 @@
   </w:style>
   <w:style w:type="table" w:styleId="56">
     <w:name w:val="Table Grid 5"/>
-    <w:basedOn w:val="afd"/>
+    <w:basedOn w:val="afb"/>
     <w:pPr>
       <w:widowControl w:val="0"/>
       <w:adjustRightInd w:val="0"/>
@@ -45112,7 +44765,7 @@
   </w:style>
   <w:style w:type="table" w:customStyle="1" w:styleId="LOT0">
     <w:name w:val="LOT表格"/>
-    <w:basedOn w:val="afd"/>
+    <w:basedOn w:val="afb"/>
     <w:pPr>
       <w:widowControl w:val="0"/>
       <w:jc w:val="center"/>
@@ -45145,7 +44798,7 @@
   </w:style>
   <w:style w:type="table" w:customStyle="1" w:styleId="-gkhy1">
     <w:name w:val="网格型-gkhy1"/>
-    <w:basedOn w:val="afd"/>
+    <w:basedOn w:val="afb"/>
     <w:pPr>
       <w:widowControl w:val="0"/>
       <w:jc w:val="both"/>
@@ -45163,7 +44816,7 @@
   </w:style>
   <w:style w:type="table" w:customStyle="1" w:styleId="1f9">
     <w:name w:val="网格型1"/>
-    <w:basedOn w:val="afd"/>
+    <w:basedOn w:val="afb"/>
     <w:uiPriority w:val="59"/>
     <w:qFormat/>
     <w:pPr>
@@ -45198,7 +44851,7 @@
   </w:style>
   <w:style w:type="table" w:customStyle="1" w:styleId="afffffffffff9">
     <w:name w:val="深空表"/>
-    <w:basedOn w:val="afd"/>
+    <w:basedOn w:val="afb"/>
     <w:rPr>
       <w:rFonts w:ascii="Calibri" w:hAnsi="Calibri"/>
       <w:sz w:val="21"/>
@@ -45216,7 +44869,7 @@
   </w:style>
   <w:style w:type="table" w:styleId="3b">
     <w:name w:val="Table Simple 3"/>
-    <w:basedOn w:val="afd"/>
+    <w:basedOn w:val="afb"/>
     <w:pPr>
       <w:widowControl w:val="0"/>
       <w:jc w:val="center"/>
@@ -45295,7 +44948,7 @@
   </w:style>
   <w:style w:type="table" w:customStyle="1" w:styleId="1fa">
     <w:name w:val="网格字体1"/>
-    <w:basedOn w:val="afd"/>
+    <w:basedOn w:val="afb"/>
     <w:pPr>
       <w:widowControl w:val="0"/>
       <w:jc w:val="center"/>
@@ -45328,7 +44981,7 @@
   </w:style>
   <w:style w:type="paragraph" w:customStyle="1" w:styleId="0">
     <w:name w:val="样式0"/>
-    <w:basedOn w:val="afb"/>
+    <w:basedOn w:val="af9"/>
     <w:link w:val="0Char"/>
     <w:qFormat/>
     <w:rsid w:val="009D7685"/>

--- a/Doc/激光器通信协议_20260226.docx
+++ b/Doc/激光器通信协议_20260226.docx
@@ -412,7 +412,7 @@
             <v:path o:extrusionok="f" gradientshapeok="t" o:connecttype="rect"/>
             <o:lock v:ext="edit" aspectratio="t"/>
           </v:shapetype>
-          <v:shape id="图片 1" o:spid="_x0000_i1025" type="#_x0000_t75" style="width:395.7pt;height:139.95pt;visibility:visible">
+          <v:shape id="图片 1" o:spid="_x0000_i1025" type="#_x0000_t75" style="width:396pt;height:138pt;visibility:visible">
             <v:imagedata r:id="rId8" o:title=""/>
           </v:shape>
         </w:pict>
@@ -1758,7 +1758,25 @@
           <w:bCs/>
           <w:color w:val="000000"/>
         </w:rPr>
-        <w:t>；数据长度指的是数据的长度，如果没有，则数据长度为零；数据长度不包括自动添加的字符；数据长度不包括校验数据。</w:t>
+        <w:t>；数据长度指的是数据的长度，如果没有，</w:t>
+      </w:r>
+      <w:proofErr w:type="gramStart"/>
+      <w:r>
+        <w:rPr>
+          <w:rFonts w:hint="eastAsia"/>
+          <w:bCs/>
+          <w:color w:val="000000"/>
+        </w:rPr>
+        <w:t>则数据</w:t>
+      </w:r>
+      <w:proofErr w:type="gramEnd"/>
+      <w:r>
+        <w:rPr>
+          <w:rFonts w:hint="eastAsia"/>
+          <w:bCs/>
+          <w:color w:val="000000"/>
+        </w:rPr>
+        <w:t>长度为零；数据长度不包括自动添加的字符；数据长度不包括校验数据。</w:t>
       </w:r>
     </w:p>
     <w:p>
@@ -1824,7 +1842,25 @@
           <w:bCs/>
           <w:color w:val="000000"/>
         </w:rPr>
-        <w:t>：命令中若数据长度为</w:t>
+        <w:t>：命令中</w:t>
+      </w:r>
+      <w:proofErr w:type="gramStart"/>
+      <w:r>
+        <w:rPr>
+          <w:rFonts w:hint="eastAsia"/>
+          <w:bCs/>
+          <w:color w:val="000000"/>
+        </w:rPr>
+        <w:t>若数据</w:t>
+      </w:r>
+      <w:proofErr w:type="gramEnd"/>
+      <w:r>
+        <w:rPr>
+          <w:rFonts w:hint="eastAsia"/>
+          <w:bCs/>
+          <w:color w:val="000000"/>
+        </w:rPr>
+        <w:t>长度为</w:t>
       </w:r>
       <w:r>
         <w:rPr>
@@ -1872,7 +1908,16 @@
           <w:bCs/>
           <w:color w:val="000000"/>
         </w:rPr>
-        <w:t>字节累加和取低</w:t>
+        <w:t>字节累加</w:t>
+      </w:r>
+      <w:proofErr w:type="gramStart"/>
+      <w:r>
+        <w:rPr>
+          <w:rFonts w:hint="eastAsia"/>
+          <w:bCs/>
+          <w:color w:val="000000"/>
+        </w:rPr>
+        <w:t>和取低</w:t>
       </w:r>
       <w:r>
         <w:rPr>
@@ -1888,7 +1933,16 @@
           <w:bCs/>
           <w:color w:val="000000"/>
         </w:rPr>
-        <w:t>位；</w:t>
+        <w:t>位</w:t>
+      </w:r>
+      <w:proofErr w:type="gramEnd"/>
+      <w:r>
+        <w:rPr>
+          <w:rFonts w:hint="eastAsia"/>
+          <w:bCs/>
+          <w:color w:val="000000"/>
+        </w:rPr>
+        <w:t>；</w:t>
       </w:r>
     </w:p>
     <w:p>
@@ -2084,7 +2138,23 @@
           <w:rFonts w:ascii="宋体" w:hAnsi="宋体" w:hint="eastAsia"/>
           <w:color w:val="000000"/>
         </w:rPr>
-        <w:t>向激光器单元发送的命令帧内容定义如下表</w:t>
+        <w:t>向激光器单元发送的命令</w:t>
+      </w:r>
+      <w:proofErr w:type="gramStart"/>
+      <w:r>
+        <w:rPr>
+          <w:rFonts w:ascii="宋体" w:hAnsi="宋体" w:hint="eastAsia"/>
+          <w:color w:val="000000"/>
+        </w:rPr>
+        <w:t>帧</w:t>
+      </w:r>
+      <w:proofErr w:type="gramEnd"/>
+      <w:r>
+        <w:rPr>
+          <w:rFonts w:ascii="宋体" w:hAnsi="宋体" w:hint="eastAsia"/>
+          <w:color w:val="000000"/>
+        </w:rPr>
+        <w:t>内容定义如下表</w:t>
       </w:r>
       <w:r>
         <w:rPr>
@@ -4430,15 +4500,27 @@
                 <w:sz w:val="21"/>
               </w:rPr>
             </w:pPr>
-            <w:r>
-              <w:rPr>
-                <w:rFonts w:ascii="Calibri" w:hAnsi="Calibri" w:cs="宋体" w:hint="eastAsia"/>
-                <w:bCs/>
-                <w:color w:val="000000"/>
-                <w:kern w:val="0"/>
-                <w:sz w:val="21"/>
-              </w:rPr>
-              <w:t>设置第一路</w:t>
+            <w:proofErr w:type="gramStart"/>
+            <w:r>
+              <w:rPr>
+                <w:rFonts w:ascii="Calibri" w:hAnsi="Calibri" w:cs="宋体" w:hint="eastAsia"/>
+                <w:bCs/>
+                <w:color w:val="000000"/>
+                <w:kern w:val="0"/>
+                <w:sz w:val="21"/>
+              </w:rPr>
+              <w:t>设置第</w:t>
+            </w:r>
+            <w:proofErr w:type="gramEnd"/>
+            <w:r>
+              <w:rPr>
+                <w:rFonts w:ascii="Calibri" w:hAnsi="Calibri" w:cs="宋体" w:hint="eastAsia"/>
+                <w:bCs/>
+                <w:color w:val="000000"/>
+                <w:kern w:val="0"/>
+                <w:sz w:val="21"/>
+              </w:rPr>
+              <w:t>一路</w:t>
             </w:r>
             <w:r>
               <w:rPr>
@@ -10857,17 +10939,6 @@
                 <w:szCs w:val="28"/>
               </w:rPr>
             </w:pPr>
-            <w:r>
-              <w:rPr>
-                <w:rFonts w:ascii="Calibri" w:hAnsi="Calibri" w:cs="宋体" w:hint="eastAsia"/>
-                <w:bCs/>
-                <w:color w:val="000000"/>
-                <w:kern w:val="0"/>
-                <w:sz w:val="21"/>
-                <w:szCs w:val="28"/>
-              </w:rPr>
-              <w:t>14</w:t>
-            </w:r>
           </w:p>
         </w:tc>
         <w:tc>
@@ -10888,16 +10959,6 @@
                 <w:sz w:val="21"/>
               </w:rPr>
             </w:pPr>
-            <w:r>
-              <w:rPr>
-                <w:rFonts w:ascii="Calibri" w:hAnsi="Calibri" w:cs="宋体" w:hint="eastAsia"/>
-                <w:bCs/>
-                <w:color w:val="000000"/>
-                <w:kern w:val="0"/>
-                <w:sz w:val="21"/>
-              </w:rPr>
-              <w:t>0x9D</w:t>
-            </w:r>
           </w:p>
         </w:tc>
         <w:tc>
@@ -10918,16 +10979,6 @@
                 <w:sz w:val="21"/>
               </w:rPr>
             </w:pPr>
-            <w:r>
-              <w:rPr>
-                <w:rFonts w:ascii="Calibri" w:hAnsi="Calibri" w:cs="宋体" w:hint="eastAsia"/>
-                <w:bCs/>
-                <w:color w:val="000000"/>
-                <w:kern w:val="0"/>
-                <w:sz w:val="21"/>
-              </w:rPr>
-              <w:t>0</w:t>
-            </w:r>
           </w:p>
         </w:tc>
         <w:tc>
@@ -10947,16 +10998,6 @@
                 <w:sz w:val="21"/>
               </w:rPr>
             </w:pPr>
-            <w:r>
-              <w:rPr>
-                <w:rFonts w:ascii="Calibri" w:hAnsi="Calibri" w:cs="宋体" w:hint="eastAsia"/>
-                <w:bCs/>
-                <w:color w:val="000000"/>
-                <w:kern w:val="0"/>
-                <w:sz w:val="21"/>
-              </w:rPr>
-              <w:t>/</w:t>
-            </w:r>
           </w:p>
         </w:tc>
         <w:tc>
@@ -10976,36 +11017,6 @@
                 <w:sz w:val="21"/>
               </w:rPr>
             </w:pPr>
-            <w:r>
-              <w:rPr>
-                <w:rFonts w:ascii="Calibri" w:hAnsi="Calibri" w:cs="宋体" w:hint="eastAsia"/>
-                <w:bCs/>
-                <w:color w:val="000000"/>
-                <w:kern w:val="0"/>
-                <w:sz w:val="21"/>
-              </w:rPr>
-              <w:t>查询电流</w:t>
-            </w:r>
-            <w:r>
-              <w:rPr>
-                <w:rFonts w:ascii="Calibri" w:hAnsi="Calibri" w:cs="宋体" w:hint="eastAsia"/>
-                <w:bCs/>
-                <w:color w:val="000000"/>
-                <w:kern w:val="0"/>
-                <w:sz w:val="21"/>
-              </w:rPr>
-              <w:t>LD2</w:t>
-            </w:r>
-            <w:r>
-              <w:rPr>
-                <w:rFonts w:ascii="Calibri" w:hAnsi="Calibri" w:cs="宋体" w:hint="eastAsia"/>
-                <w:bCs/>
-                <w:color w:val="000000"/>
-                <w:kern w:val="0"/>
-                <w:sz w:val="21"/>
-              </w:rPr>
-              <w:t>设定值</w:t>
-            </w:r>
           </w:p>
         </w:tc>
       </w:tr>
@@ -14790,7 +14801,27 @@
           <w:sz w:val="21"/>
           <w:szCs w:val="21"/>
         </w:rPr>
-        <w:t>当前包发送完毕，并收到当前包烧录完成指令后（</w:t>
+        <w:t>当前包发送完毕，并收到当前包烧</w:t>
+      </w:r>
+      <w:proofErr w:type="gramStart"/>
+      <w:r>
+        <w:rPr>
+          <w:rFonts w:ascii="宋体" w:hAnsi="宋体" w:hint="eastAsia"/>
+          <w:bCs/>
+          <w:sz w:val="21"/>
+          <w:szCs w:val="21"/>
+        </w:rPr>
+        <w:t>录完成</w:t>
+      </w:r>
+      <w:proofErr w:type="gramEnd"/>
+      <w:r>
+        <w:rPr>
+          <w:rFonts w:ascii="宋体" w:hAnsi="宋体" w:hint="eastAsia"/>
+          <w:bCs/>
+          <w:sz w:val="21"/>
+          <w:szCs w:val="21"/>
+        </w:rPr>
+        <w:t>指令后（</w:t>
       </w:r>
       <w:r>
         <w:rPr>
@@ -14934,8 +14965,19 @@
           <w:sz w:val="21"/>
           <w:szCs w:val="21"/>
         </w:rPr>
-        <w:t>的整数倍</w:t>
+        <w:t>的整数</w:t>
       </w:r>
+      <w:proofErr w:type="gramStart"/>
+      <w:r>
+        <w:rPr>
+          <w:rFonts w:ascii="宋体" w:hAnsi="宋体" w:hint="eastAsia"/>
+          <w:bCs/>
+          <w:sz w:val="21"/>
+          <w:szCs w:val="21"/>
+        </w:rPr>
+        <w:t>倍</w:t>
+      </w:r>
+      <w:proofErr w:type="gramEnd"/>
       <w:r>
         <w:rPr>
           <w:rFonts w:ascii="宋体" w:hAnsi="宋体" w:hint="eastAsia"/>
@@ -15345,6 +15387,7 @@
                 <w:szCs w:val="21"/>
               </w:rPr>
             </w:pPr>
+            <w:proofErr w:type="gramStart"/>
             <w:r>
               <w:rPr>
                 <w:rFonts w:ascii="宋体" w:hAnsi="宋体" w:hint="eastAsia"/>
@@ -15352,7 +15395,17 @@
                 <w:sz w:val="21"/>
                 <w:szCs w:val="21"/>
               </w:rPr>
-              <w:t>升级包总包数，uint16</w:t>
+              <w:t>升级包总包数</w:t>
+            </w:r>
+            <w:proofErr w:type="gramEnd"/>
+            <w:r>
+              <w:rPr>
+                <w:rFonts w:ascii="宋体" w:hAnsi="宋体" w:hint="eastAsia"/>
+                <w:bCs/>
+                <w:sz w:val="21"/>
+                <w:szCs w:val="21"/>
+              </w:rPr>
+              <w:t>，uint16</w:t>
             </w:r>
           </w:p>
         </w:tc>
@@ -15454,7 +15507,27 @@
                 <w:sz w:val="21"/>
                 <w:szCs w:val="21"/>
               </w:rPr>
-              <w:t>升级数据（需要为32Byte的整数倍）</w:t>
+              <w:t>升级数据（需要为32Byte的整数</w:t>
+            </w:r>
+            <w:proofErr w:type="gramStart"/>
+            <w:r>
+              <w:rPr>
+                <w:rFonts w:ascii="宋体" w:hAnsi="宋体" w:hint="eastAsia"/>
+                <w:bCs/>
+                <w:sz w:val="21"/>
+                <w:szCs w:val="21"/>
+              </w:rPr>
+              <w:t>倍</w:t>
+            </w:r>
+            <w:proofErr w:type="gramEnd"/>
+            <w:r>
+              <w:rPr>
+                <w:rFonts w:ascii="宋体" w:hAnsi="宋体" w:hint="eastAsia"/>
+                <w:bCs/>
+                <w:sz w:val="21"/>
+                <w:szCs w:val="21"/>
+              </w:rPr>
+              <w:t>）</w:t>
             </w:r>
           </w:p>
         </w:tc>
@@ -15763,6 +15836,7 @@
                 <w:szCs w:val="21"/>
               </w:rPr>
             </w:pPr>
+            <w:proofErr w:type="gramStart"/>
             <w:r>
               <w:rPr>
                 <w:rFonts w:ascii="宋体" w:hAnsi="宋体" w:hint="eastAsia"/>
@@ -15770,7 +15844,17 @@
                 <w:sz w:val="21"/>
                 <w:szCs w:val="21"/>
               </w:rPr>
-              <w:t>升级包总包数，uint16</w:t>
+              <w:t>升级包总包数</w:t>
+            </w:r>
+            <w:proofErr w:type="gramEnd"/>
+            <w:r>
+              <w:rPr>
+                <w:rFonts w:ascii="宋体" w:hAnsi="宋体" w:hint="eastAsia"/>
+                <w:bCs/>
+                <w:sz w:val="21"/>
+                <w:szCs w:val="21"/>
+              </w:rPr>
+              <w:t>，uint16</w:t>
             </w:r>
           </w:p>
         </w:tc>
@@ -15804,7 +15888,27 @@
                 <w:sz w:val="21"/>
                 <w:szCs w:val="21"/>
               </w:rPr>
-              <w:t>升级数据（需要为32Byte的整数倍）</w:t>
+              <w:t>升级数据（需要为32Byte的整数</w:t>
+            </w:r>
+            <w:proofErr w:type="gramStart"/>
+            <w:r>
+              <w:rPr>
+                <w:rFonts w:ascii="宋体" w:hAnsi="宋体" w:hint="eastAsia"/>
+                <w:bCs/>
+                <w:sz w:val="21"/>
+                <w:szCs w:val="21"/>
+              </w:rPr>
+              <w:t>倍</w:t>
+            </w:r>
+            <w:proofErr w:type="gramEnd"/>
+            <w:r>
+              <w:rPr>
+                <w:rFonts w:ascii="宋体" w:hAnsi="宋体" w:hint="eastAsia"/>
+                <w:bCs/>
+                <w:sz w:val="21"/>
+                <w:szCs w:val="21"/>
+              </w:rPr>
+              <w:t>）</w:t>
             </w:r>
           </w:p>
         </w:tc>
@@ -15917,7 +16021,23 @@
           <w:rFonts w:ascii="宋体" w:hAnsi="宋体" w:hint="eastAsia"/>
           <w:color w:val="000000"/>
         </w:rPr>
-        <w:t>发送的应答帧内容如下表：</w:t>
+        <w:t>发送的应答</w:t>
+      </w:r>
+      <w:proofErr w:type="gramStart"/>
+      <w:r>
+        <w:rPr>
+          <w:rFonts w:ascii="宋体" w:hAnsi="宋体" w:hint="eastAsia"/>
+          <w:color w:val="000000"/>
+        </w:rPr>
+        <w:t>帧</w:t>
+      </w:r>
+      <w:proofErr w:type="gramEnd"/>
+      <w:r>
+        <w:rPr>
+          <w:rFonts w:ascii="宋体" w:hAnsi="宋体" w:hint="eastAsia"/>
+          <w:color w:val="000000"/>
+        </w:rPr>
+        <w:t>内容如下表：</w:t>
       </w:r>
     </w:p>
     <w:p>
@@ -15984,11 +16104,11 @@
         <w:tblLook w:val="04A0" w:firstRow="1" w:lastRow="0" w:firstColumn="1" w:lastColumn="0" w:noHBand="0" w:noVBand="1"/>
       </w:tblPr>
       <w:tblGrid>
-        <w:gridCol w:w="511"/>
-        <w:gridCol w:w="659"/>
-        <w:gridCol w:w="806"/>
-        <w:gridCol w:w="4038"/>
-        <w:gridCol w:w="3556"/>
+        <w:gridCol w:w="528"/>
+        <w:gridCol w:w="685"/>
+        <w:gridCol w:w="842"/>
+        <w:gridCol w:w="3799"/>
+        <w:gridCol w:w="3716"/>
       </w:tblGrid>
       <w:tr>
         <w:trPr>
@@ -18251,7 +18371,7 @@
                 <w:kern w:val="0"/>
                 <w:sz w:val="21"/>
               </w:rPr>
-              <w:t>设置值：温度、限压、模式</w:t>
+              <w:t>设置值：温度、限压</w:t>
             </w:r>
           </w:p>
         </w:tc>
@@ -18611,7 +18731,7 @@
                 <w:kern w:val="0"/>
                 <w:sz w:val="21"/>
               </w:rPr>
-              <w:t>设置值：温度、限压、模式</w:t>
+              <w:t>设置值：温度、限压</w:t>
             </w:r>
           </w:p>
         </w:tc>
@@ -21811,9 +21931,9 @@
               <w:tblLook w:val="04A0" w:firstRow="1" w:lastRow="0" w:firstColumn="1" w:lastColumn="0" w:noHBand="0" w:noVBand="1"/>
             </w:tblPr>
             <w:tblGrid>
-              <w:gridCol w:w="635"/>
-              <w:gridCol w:w="1354"/>
-              <w:gridCol w:w="1341"/>
+              <w:gridCol w:w="660"/>
+              <w:gridCol w:w="1422"/>
+              <w:gridCol w:w="1408"/>
             </w:tblGrid>
             <w:tr>
               <w:trPr>
@@ -22110,6 +22230,7 @@
                       <w:sz w:val="18"/>
                     </w:rPr>
                   </w:pPr>
+                  <w:proofErr w:type="gramStart"/>
                   <w:r>
                     <w:rPr>
                       <w:rFonts w:hint="eastAsia"/>
@@ -22118,6 +22239,7 @@
                     </w:rPr>
                     <w:t>水泵关</w:t>
                   </w:r>
+                  <w:proofErr w:type="gramEnd"/>
                 </w:p>
               </w:tc>
               <w:tc>
@@ -22284,6 +22406,7 @@
                     </w:rPr>
                     <w:t>LD2</w:t>
                   </w:r>
+                  <w:proofErr w:type="gramStart"/>
                   <w:r>
                     <w:rPr>
                       <w:rFonts w:hint="eastAsia"/>
@@ -22292,6 +22415,7 @@
                     </w:rPr>
                     <w:t>电流关</w:t>
                   </w:r>
+                  <w:proofErr w:type="gramEnd"/>
                 </w:p>
               </w:tc>
               <w:tc>
@@ -22702,7 +22826,16 @@
                       <w:color w:val="000000"/>
                       <w:sz w:val="18"/>
                     </w:rPr>
-                    <w:t>驱动未欠</w:t>
+                    <w:t>驱动</w:t>
+                  </w:r>
+                  <w:proofErr w:type="gramStart"/>
+                  <w:r>
+                    <w:rPr>
+                      <w:rFonts w:hint="eastAsia"/>
+                      <w:color w:val="000000"/>
+                      <w:sz w:val="18"/>
+                    </w:rPr>
+                    <w:t>未欠</w:t>
                   </w:r>
                   <w:r>
                     <w:rPr>
@@ -22712,6 +22845,7 @@
                     </w:rPr>
                     <w:t>流</w:t>
                   </w:r>
+                  <w:proofErr w:type="gramEnd"/>
                 </w:p>
               </w:tc>
               <w:tc>
@@ -22739,6 +22873,7 @@
                     </w:rPr>
                     <w:t>LD2</w:t>
                   </w:r>
+                  <w:proofErr w:type="gramStart"/>
                   <w:r>
                     <w:rPr>
                       <w:rFonts w:hint="eastAsia"/>
@@ -22755,6 +22890,7 @@
                     </w:rPr>
                     <w:t>流</w:t>
                   </w:r>
+                  <w:proofErr w:type="gramEnd"/>
                 </w:p>
               </w:tc>
             </w:tr>
@@ -23136,6 +23272,7 @@
                     </w:rPr>
                     <w:t>LD</w:t>
                   </w:r>
+                  <w:proofErr w:type="gramStart"/>
                   <w:r>
                     <w:rPr>
                       <w:rFonts w:hint="eastAsia"/>
@@ -23144,6 +23281,7 @@
                     </w:rPr>
                     <w:t>电流关</w:t>
                   </w:r>
+                  <w:proofErr w:type="gramEnd"/>
                 </w:p>
               </w:tc>
               <w:tc>
@@ -24092,7 +24230,16 @@
                       <w:color w:val="000000"/>
                       <w:sz w:val="18"/>
                     </w:rPr>
-                    <w:t>驱动未欠</w:t>
+                    <w:t>驱动</w:t>
+                  </w:r>
+                  <w:proofErr w:type="gramStart"/>
+                  <w:r>
+                    <w:rPr>
+                      <w:rFonts w:hint="eastAsia"/>
+                      <w:color w:val="000000"/>
+                      <w:sz w:val="18"/>
+                    </w:rPr>
+                    <w:t>未欠</w:t>
                   </w:r>
                   <w:r>
                     <w:rPr>
@@ -24102,6 +24249,7 @@
                     </w:rPr>
                     <w:t>流</w:t>
                   </w:r>
+                  <w:proofErr w:type="gramEnd"/>
                 </w:p>
               </w:tc>
               <w:tc>
@@ -24129,6 +24277,7 @@
                     </w:rPr>
                     <w:t>LD</w:t>
                   </w:r>
+                  <w:proofErr w:type="gramStart"/>
                   <w:r>
                     <w:rPr>
                       <w:rFonts w:hint="eastAsia"/>
@@ -24145,6 +24294,7 @@
                     </w:rPr>
                     <w:t>流</w:t>
                   </w:r>
+                  <w:proofErr w:type="gramEnd"/>
                 </w:p>
               </w:tc>
             </w:tr>
@@ -24175,7 +24325,6 @@
                       <w:color w:val="000000"/>
                       <w:sz w:val="18"/>
                     </w:rPr>
-                    <w:lastRenderedPageBreak/>
                     <w:t>BIT1</w:t>
                   </w:r>
                 </w:p>
@@ -24262,6 +24411,7 @@
                       <w:color w:val="000000"/>
                       <w:sz w:val="18"/>
                     </w:rPr>
+                    <w:lastRenderedPageBreak/>
                     <w:t>BIT0</w:t>
                   </w:r>
                 </w:p>
@@ -25356,6 +25506,7 @@
               </w:rPr>
               <w:t>/</w:t>
             </w:r>
+            <w:proofErr w:type="gramStart"/>
             <w:r>
               <w:rPr>
                 <w:rFonts w:ascii="Calibri" w:hAnsi="Calibri" w:cs="宋体" w:hint="eastAsia"/>
@@ -25365,7 +25516,19 @@
                 <w:sz w:val="21"/>
                 <w:szCs w:val="16"/>
               </w:rPr>
-              <w:t>写子脉冲个数设置值</w:t>
+              <w:t>写子脉冲</w:t>
+            </w:r>
+            <w:proofErr w:type="gramEnd"/>
+            <w:r>
+              <w:rPr>
+                <w:rFonts w:ascii="Calibri" w:hAnsi="Calibri" w:cs="宋体" w:hint="eastAsia"/>
+                <w:bCs/>
+                <w:color w:val="000000"/>
+                <w:kern w:val="0"/>
+                <w:sz w:val="21"/>
+                <w:szCs w:val="16"/>
+              </w:rPr>
+              <w:t>个数设置值</w:t>
             </w:r>
           </w:p>
           <w:p>
@@ -27454,52 +27617,63 @@
                 <w:sz w:val="21"/>
                 <w:szCs w:val="16"/>
               </w:rPr>
+              <w:t>第二路</w:t>
+            </w:r>
+            <w:r>
+              <w:rPr>
+                <w:rFonts w:ascii="Calibri" w:hAnsi="Calibri" w:cs="宋体" w:hint="eastAsia"/>
+                <w:bCs/>
+                <w:color w:val="000000"/>
+                <w:kern w:val="0"/>
+                <w:sz w:val="21"/>
+                <w:szCs w:val="16"/>
+              </w:rPr>
+              <w:t>TEC</w:t>
+            </w:r>
+            <w:r>
+              <w:rPr>
+                <w:rFonts w:ascii="Calibri" w:hAnsi="Calibri" w:cs="宋体" w:hint="eastAsia"/>
+                <w:bCs/>
+                <w:color w:val="000000"/>
+                <w:kern w:val="0"/>
+                <w:sz w:val="21"/>
+                <w:szCs w:val="16"/>
+              </w:rPr>
+              <w:t>输出量检测值，（</w:t>
+            </w:r>
+            <w:r>
+              <w:rPr>
+                <w:rFonts w:ascii="Calibri" w:hAnsi="Calibri" w:cs="宋体" w:hint="eastAsia"/>
+                <w:bCs/>
+                <w:color w:val="000000"/>
+                <w:kern w:val="0"/>
+                <w:sz w:val="21"/>
+                <w:szCs w:val="16"/>
+              </w:rPr>
+              <w:t>16</w:t>
+            </w:r>
+            <w:r>
+              <w:rPr>
+                <w:rFonts w:ascii="Calibri" w:hAnsi="Calibri" w:cs="宋体" w:hint="eastAsia"/>
+                <w:bCs/>
+                <w:color w:val="000000"/>
+                <w:kern w:val="0"/>
+                <w:sz w:val="21"/>
+                <w:szCs w:val="16"/>
+              </w:rPr>
+              <w:t>位</w:t>
+            </w:r>
+            <w:r>
+              <w:rPr>
+                <w:rFonts w:ascii="Calibri" w:hAnsi="Calibri" w:cs="宋体" w:hint="eastAsia"/>
+                <w:bCs/>
+                <w:color w:val="000000"/>
+                <w:kern w:val="0"/>
+                <w:sz w:val="21"/>
+                <w:szCs w:val="16"/>
+              </w:rPr>
               <w:lastRenderedPageBreak/>
-              <w:t>第二路</w:t>
-            </w:r>
-            <w:r>
-              <w:rPr>
-                <w:rFonts w:ascii="Calibri" w:hAnsi="Calibri" w:cs="宋体" w:hint="eastAsia"/>
-                <w:bCs/>
-                <w:color w:val="000000"/>
-                <w:kern w:val="0"/>
-                <w:sz w:val="21"/>
-                <w:szCs w:val="16"/>
-              </w:rPr>
-              <w:t>TEC</w:t>
-            </w:r>
-            <w:r>
-              <w:rPr>
-                <w:rFonts w:ascii="Calibri" w:hAnsi="Calibri" w:cs="宋体" w:hint="eastAsia"/>
-                <w:bCs/>
-                <w:color w:val="000000"/>
-                <w:kern w:val="0"/>
-                <w:sz w:val="21"/>
-                <w:szCs w:val="16"/>
-              </w:rPr>
-              <w:t>输出量检测值，（</w:t>
-            </w:r>
-            <w:r>
-              <w:rPr>
-                <w:rFonts w:ascii="Calibri" w:hAnsi="Calibri" w:cs="宋体" w:hint="eastAsia"/>
-                <w:bCs/>
-                <w:color w:val="000000"/>
-                <w:kern w:val="0"/>
-                <w:sz w:val="21"/>
-                <w:szCs w:val="16"/>
-              </w:rPr>
-              <w:t>16</w:t>
-            </w:r>
-            <w:r>
-              <w:rPr>
-                <w:rFonts w:ascii="Calibri" w:hAnsi="Calibri" w:cs="宋体" w:hint="eastAsia"/>
-                <w:bCs/>
-                <w:color w:val="000000"/>
-                <w:kern w:val="0"/>
-                <w:sz w:val="21"/>
-                <w:szCs w:val="16"/>
-              </w:rPr>
-              <w:t>位有符号数）</w:t>
+              <w:t>有符号数）</w:t>
             </w:r>
           </w:p>
           <w:p>
@@ -27545,9 +27719,9 @@
               <w:tblLook w:val="04A0" w:firstRow="1" w:lastRow="0" w:firstColumn="1" w:lastColumn="0" w:noHBand="0" w:noVBand="1"/>
             </w:tblPr>
             <w:tblGrid>
-              <w:gridCol w:w="635"/>
-              <w:gridCol w:w="1354"/>
-              <w:gridCol w:w="1341"/>
+              <w:gridCol w:w="660"/>
+              <w:gridCol w:w="1422"/>
+              <w:gridCol w:w="1408"/>
             </w:tblGrid>
             <w:tr>
               <w:trPr>
@@ -27844,6 +28018,7 @@
                       <w:sz w:val="18"/>
                     </w:rPr>
                   </w:pPr>
+                  <w:proofErr w:type="gramStart"/>
                   <w:r>
                     <w:rPr>
                       <w:rFonts w:hint="eastAsia"/>
@@ -27852,6 +28027,7 @@
                     </w:rPr>
                     <w:t>水泵关</w:t>
                   </w:r>
+                  <w:proofErr w:type="gramEnd"/>
                 </w:p>
               </w:tc>
               <w:tc>
@@ -28018,6 +28194,7 @@
                     </w:rPr>
                     <w:t>LD2</w:t>
                   </w:r>
+                  <w:proofErr w:type="gramStart"/>
                   <w:r>
                     <w:rPr>
                       <w:rFonts w:hint="eastAsia"/>
@@ -28026,6 +28203,7 @@
                     </w:rPr>
                     <w:t>电流关</w:t>
                   </w:r>
+                  <w:proofErr w:type="gramEnd"/>
                 </w:p>
               </w:tc>
               <w:tc>
@@ -28420,8 +28598,18 @@
                       <w:color w:val="000000"/>
                       <w:sz w:val="18"/>
                     </w:rPr>
-                    <w:t>驱动未欠流</w:t>
+                    <w:t>驱动</w:t>
                   </w:r>
+                  <w:proofErr w:type="gramStart"/>
+                  <w:r>
+                    <w:rPr>
+                      <w:rFonts w:hint="eastAsia"/>
+                      <w:color w:val="000000"/>
+                      <w:sz w:val="18"/>
+                    </w:rPr>
+                    <w:t>未欠流</w:t>
+                  </w:r>
+                  <w:proofErr w:type="gramEnd"/>
                 </w:p>
               </w:tc>
               <w:tc>
@@ -28449,6 +28637,7 @@
                     </w:rPr>
                     <w:t>LD2</w:t>
                   </w:r>
+                  <w:proofErr w:type="gramStart"/>
                   <w:r>
                     <w:rPr>
                       <w:rFonts w:hint="eastAsia"/>
@@ -28457,6 +28646,7 @@
                     </w:rPr>
                     <w:t>驱动欠流</w:t>
                   </w:r>
+                  <w:proofErr w:type="gramEnd"/>
                 </w:p>
               </w:tc>
             </w:tr>
@@ -28838,6 +29028,7 @@
                     </w:rPr>
                     <w:t>LD</w:t>
                   </w:r>
+                  <w:proofErr w:type="gramStart"/>
                   <w:r>
                     <w:rPr>
                       <w:rFonts w:hint="eastAsia"/>
@@ -28846,6 +29037,7 @@
                     </w:rPr>
                     <w:t>电流关</w:t>
                   </w:r>
+                  <w:proofErr w:type="gramEnd"/>
                 </w:p>
               </w:tc>
               <w:tc>
@@ -29778,8 +29970,18 @@
                       <w:color w:val="000000"/>
                       <w:sz w:val="18"/>
                     </w:rPr>
-                    <w:t>驱动未欠流</w:t>
+                    <w:t>驱动</w:t>
                   </w:r>
+                  <w:proofErr w:type="gramStart"/>
+                  <w:r>
+                    <w:rPr>
+                      <w:rFonts w:hint="eastAsia"/>
+                      <w:color w:val="000000"/>
+                      <w:sz w:val="18"/>
+                    </w:rPr>
+                    <w:t>未欠流</w:t>
+                  </w:r>
+                  <w:proofErr w:type="gramEnd"/>
                 </w:p>
               </w:tc>
               <w:tc>
@@ -29807,6 +30009,7 @@
                     </w:rPr>
                     <w:t>LD</w:t>
                   </w:r>
+                  <w:proofErr w:type="gramStart"/>
                   <w:r>
                     <w:rPr>
                       <w:rFonts w:hint="eastAsia"/>
@@ -29815,6 +30018,7 @@
                     </w:rPr>
                     <w:t>驱动欠流</w:t>
                   </w:r>
+                  <w:proofErr w:type="gramEnd"/>
                 </w:p>
               </w:tc>
             </w:tr>
@@ -30188,7 +30392,31 @@
                 <w:sz w:val="21"/>
                 <w:szCs w:val="16"/>
               </w:rPr>
-              <w:t>各占一字节</w:t>
+              <w:t>各占</w:t>
+            </w:r>
+            <w:proofErr w:type="gramStart"/>
+            <w:r>
+              <w:rPr>
+                <w:rFonts w:ascii="Calibri" w:hAnsi="Calibri" w:cs="宋体" w:hint="eastAsia"/>
+                <w:bCs/>
+                <w:color w:val="000000"/>
+                <w:kern w:val="0"/>
+                <w:sz w:val="21"/>
+                <w:szCs w:val="16"/>
+              </w:rPr>
+              <w:t>一</w:t>
+            </w:r>
+            <w:proofErr w:type="gramEnd"/>
+            <w:r>
+              <w:rPr>
+                <w:rFonts w:ascii="Calibri" w:hAnsi="Calibri" w:cs="宋体" w:hint="eastAsia"/>
+                <w:bCs/>
+                <w:color w:val="000000"/>
+                <w:kern w:val="0"/>
+                <w:sz w:val="21"/>
+                <w:szCs w:val="16"/>
+              </w:rPr>
+              <w:t>字节</w:t>
             </w:r>
           </w:p>
           <w:p>
@@ -30590,7 +30818,6 @@
                 <w:sz w:val="21"/>
                 <w:szCs w:val="16"/>
               </w:rPr>
-              <w:lastRenderedPageBreak/>
               <w:t>位有符号数）</w:t>
             </w:r>
           </w:p>
@@ -30726,6 +30953,7 @@
                 <w:sz w:val="21"/>
                 <w:szCs w:val="16"/>
               </w:rPr>
+              <w:lastRenderedPageBreak/>
               <w:t>第</w:t>
             </w:r>
             <w:r>
@@ -32630,7 +32858,7 @@
                 <w:kern w:val="0"/>
                 <w:sz w:val="21"/>
               </w:rPr>
-              <w:t>设置值：温度、限压、模式</w:t>
+              <w:t>设置值：温度、限压</w:t>
             </w:r>
           </w:p>
         </w:tc>
@@ -33006,7 +33234,7 @@
                 <w:kern w:val="0"/>
                 <w:sz w:val="21"/>
               </w:rPr>
-              <w:t>设置值：温度、限压、模式</w:t>
+              <w:t>设置值：温度、限压</w:t>
             </w:r>
           </w:p>
         </w:tc>
@@ -34358,18 +34586,7 @@
                 <w:kern w:val="0"/>
                 <w:sz w:val="21"/>
               </w:rPr>
-              <w:t>路检测温度检测</w:t>
-            </w:r>
-            <w:r>
-              <w:rPr>
-                <w:rFonts w:ascii="Calibri" w:hAnsi="Calibri" w:cs="宋体" w:hint="eastAsia"/>
-                <w:bCs/>
-                <w:color w:val="000000"/>
-                <w:kern w:val="0"/>
-                <w:sz w:val="21"/>
-              </w:rPr>
-              <w:lastRenderedPageBreak/>
-              <w:t>值</w:t>
+              <w:t>路检测温度检测值</w:t>
             </w:r>
           </w:p>
         </w:tc>
@@ -34397,7 +34614,6 @@
                 <w:kern w:val="0"/>
                 <w:sz w:val="21"/>
               </w:rPr>
-              <w:lastRenderedPageBreak/>
               <w:t>反馈检测温度</w:t>
             </w:r>
             <w:r>
@@ -34475,6 +34691,7 @@
                 <w:sz w:val="21"/>
                 <w:szCs w:val="28"/>
               </w:rPr>
+              <w:lastRenderedPageBreak/>
               <w:t>20</w:t>
             </w:r>
           </w:p>

--- a/Doc/激光器通信协议_20260226.docx
+++ b/Doc/激光器通信协议_20260226.docx
@@ -412,7 +412,7 @@
             <v:path o:extrusionok="f" gradientshapeok="t" o:connecttype="rect"/>
             <o:lock v:ext="edit" aspectratio="t"/>
           </v:shapetype>
-          <v:shape id="图片 1" o:spid="_x0000_i1025" type="#_x0000_t75" style="width:396pt;height:138pt;visibility:visible">
+          <v:shape id="图片 1" o:spid="_x0000_i1025" type="#_x0000_t75" style="width:395.7pt;height:138.25pt;visibility:visible">
             <v:imagedata r:id="rId8" o:title=""/>
           </v:shape>
         </w:pict>
@@ -1758,25 +1758,7 @@
           <w:bCs/>
           <w:color w:val="000000"/>
         </w:rPr>
-        <w:t>；数据长度指的是数据的长度，如果没有，</w:t>
-      </w:r>
-      <w:proofErr w:type="gramStart"/>
-      <w:r>
-        <w:rPr>
-          <w:rFonts w:hint="eastAsia"/>
-          <w:bCs/>
-          <w:color w:val="000000"/>
-        </w:rPr>
-        <w:t>则数据</w:t>
-      </w:r>
-      <w:proofErr w:type="gramEnd"/>
-      <w:r>
-        <w:rPr>
-          <w:rFonts w:hint="eastAsia"/>
-          <w:bCs/>
-          <w:color w:val="000000"/>
-        </w:rPr>
-        <w:t>长度为零；数据长度不包括自动添加的字符；数据长度不包括校验数据。</w:t>
+        <w:t>；数据长度指的是数据的长度，如果没有，则数据长度为零；数据长度不包括自动添加的字符；数据长度不包括校验数据。</w:t>
       </w:r>
     </w:p>
     <w:p>
@@ -1842,25 +1824,7 @@
           <w:bCs/>
           <w:color w:val="000000"/>
         </w:rPr>
-        <w:t>：命令中</w:t>
-      </w:r>
-      <w:proofErr w:type="gramStart"/>
-      <w:r>
-        <w:rPr>
-          <w:rFonts w:hint="eastAsia"/>
-          <w:bCs/>
-          <w:color w:val="000000"/>
-        </w:rPr>
-        <w:t>若数据</w:t>
-      </w:r>
-      <w:proofErr w:type="gramEnd"/>
-      <w:r>
-        <w:rPr>
-          <w:rFonts w:hint="eastAsia"/>
-          <w:bCs/>
-          <w:color w:val="000000"/>
-        </w:rPr>
-        <w:t>长度为</w:t>
+        <w:t>：命令中若数据长度为</w:t>
       </w:r>
       <w:r>
         <w:rPr>
@@ -1908,16 +1872,7 @@
           <w:bCs/>
           <w:color w:val="000000"/>
         </w:rPr>
-        <w:t>字节累加</w:t>
-      </w:r>
-      <w:proofErr w:type="gramStart"/>
-      <w:r>
-        <w:rPr>
-          <w:rFonts w:hint="eastAsia"/>
-          <w:bCs/>
-          <w:color w:val="000000"/>
-        </w:rPr>
-        <w:t>和取低</w:t>
+        <w:t>字节累加和取低</w:t>
       </w:r>
       <w:r>
         <w:rPr>
@@ -1933,16 +1888,7 @@
           <w:bCs/>
           <w:color w:val="000000"/>
         </w:rPr>
-        <w:t>位</w:t>
-      </w:r>
-      <w:proofErr w:type="gramEnd"/>
-      <w:r>
-        <w:rPr>
-          <w:rFonts w:hint="eastAsia"/>
-          <w:bCs/>
-          <w:color w:val="000000"/>
-        </w:rPr>
-        <w:t>；</w:t>
+        <w:t>位；</w:t>
       </w:r>
     </w:p>
     <w:p>
@@ -2138,23 +2084,7 @@
           <w:rFonts w:ascii="宋体" w:hAnsi="宋体" w:hint="eastAsia"/>
           <w:color w:val="000000"/>
         </w:rPr>
-        <w:t>向激光器单元发送的命令</w:t>
-      </w:r>
-      <w:proofErr w:type="gramStart"/>
-      <w:r>
-        <w:rPr>
-          <w:rFonts w:ascii="宋体" w:hAnsi="宋体" w:hint="eastAsia"/>
-          <w:color w:val="000000"/>
-        </w:rPr>
-        <w:t>帧</w:t>
-      </w:r>
-      <w:proofErr w:type="gramEnd"/>
-      <w:r>
-        <w:rPr>
-          <w:rFonts w:ascii="宋体" w:hAnsi="宋体" w:hint="eastAsia"/>
-          <w:color w:val="000000"/>
-        </w:rPr>
-        <w:t>内容定义如下表</w:t>
+        <w:t>向激光器单元发送的命令帧内容定义如下表</w:t>
       </w:r>
       <w:r>
         <w:rPr>
@@ -4500,27 +4430,15 @@
                 <w:sz w:val="21"/>
               </w:rPr>
             </w:pPr>
-            <w:proofErr w:type="gramStart"/>
-            <w:r>
-              <w:rPr>
-                <w:rFonts w:ascii="Calibri" w:hAnsi="Calibri" w:cs="宋体" w:hint="eastAsia"/>
-                <w:bCs/>
-                <w:color w:val="000000"/>
-                <w:kern w:val="0"/>
-                <w:sz w:val="21"/>
-              </w:rPr>
-              <w:t>设置第</w:t>
-            </w:r>
-            <w:proofErr w:type="gramEnd"/>
-            <w:r>
-              <w:rPr>
-                <w:rFonts w:ascii="Calibri" w:hAnsi="Calibri" w:cs="宋体" w:hint="eastAsia"/>
-                <w:bCs/>
-                <w:color w:val="000000"/>
-                <w:kern w:val="0"/>
-                <w:sz w:val="21"/>
-              </w:rPr>
-              <w:t>一路</w:t>
+            <w:r>
+              <w:rPr>
+                <w:rFonts w:ascii="Calibri" w:hAnsi="Calibri" w:cs="宋体" w:hint="eastAsia"/>
+                <w:bCs/>
+                <w:color w:val="000000"/>
+                <w:kern w:val="0"/>
+                <w:sz w:val="21"/>
+              </w:rPr>
+              <w:t>设置第一路</w:t>
             </w:r>
             <w:r>
               <w:rPr>
@@ -14801,27 +14719,7 @@
           <w:sz w:val="21"/>
           <w:szCs w:val="21"/>
         </w:rPr>
-        <w:t>当前包发送完毕，并收到当前包烧</w:t>
-      </w:r>
-      <w:proofErr w:type="gramStart"/>
-      <w:r>
-        <w:rPr>
-          <w:rFonts w:ascii="宋体" w:hAnsi="宋体" w:hint="eastAsia"/>
-          <w:bCs/>
-          <w:sz w:val="21"/>
-          <w:szCs w:val="21"/>
-        </w:rPr>
-        <w:t>录完成</w:t>
-      </w:r>
-      <w:proofErr w:type="gramEnd"/>
-      <w:r>
-        <w:rPr>
-          <w:rFonts w:ascii="宋体" w:hAnsi="宋体" w:hint="eastAsia"/>
-          <w:bCs/>
-          <w:sz w:val="21"/>
-          <w:szCs w:val="21"/>
-        </w:rPr>
-        <w:t>指令后（</w:t>
+        <w:t>当前包发送完毕，并收到当前包烧录完成指令后（</w:t>
       </w:r>
       <w:r>
         <w:rPr>
@@ -14965,19 +14863,8 @@
           <w:sz w:val="21"/>
           <w:szCs w:val="21"/>
         </w:rPr>
-        <w:t>的整数</w:t>
+        <w:t>的整数倍</w:t>
       </w:r>
-      <w:proofErr w:type="gramStart"/>
-      <w:r>
-        <w:rPr>
-          <w:rFonts w:ascii="宋体" w:hAnsi="宋体" w:hint="eastAsia"/>
-          <w:bCs/>
-          <w:sz w:val="21"/>
-          <w:szCs w:val="21"/>
-        </w:rPr>
-        <w:t>倍</w:t>
-      </w:r>
-      <w:proofErr w:type="gramEnd"/>
       <w:r>
         <w:rPr>
           <w:rFonts w:ascii="宋体" w:hAnsi="宋体" w:hint="eastAsia"/>
@@ -15387,7 +15274,6 @@
                 <w:szCs w:val="21"/>
               </w:rPr>
             </w:pPr>
-            <w:proofErr w:type="gramStart"/>
             <w:r>
               <w:rPr>
                 <w:rFonts w:ascii="宋体" w:hAnsi="宋体" w:hint="eastAsia"/>
@@ -15395,17 +15281,7 @@
                 <w:sz w:val="21"/>
                 <w:szCs w:val="21"/>
               </w:rPr>
-              <w:t>升级包总包数</w:t>
-            </w:r>
-            <w:proofErr w:type="gramEnd"/>
-            <w:r>
-              <w:rPr>
-                <w:rFonts w:ascii="宋体" w:hAnsi="宋体" w:hint="eastAsia"/>
-                <w:bCs/>
-                <w:sz w:val="21"/>
-                <w:szCs w:val="21"/>
-              </w:rPr>
-              <w:t>，uint16</w:t>
+              <w:t>升级包总包数，uint16</w:t>
             </w:r>
           </w:p>
         </w:tc>
@@ -15507,27 +15383,7 @@
                 <w:sz w:val="21"/>
                 <w:szCs w:val="21"/>
               </w:rPr>
-              <w:t>升级数据（需要为32Byte的整数</w:t>
-            </w:r>
-            <w:proofErr w:type="gramStart"/>
-            <w:r>
-              <w:rPr>
-                <w:rFonts w:ascii="宋体" w:hAnsi="宋体" w:hint="eastAsia"/>
-                <w:bCs/>
-                <w:sz w:val="21"/>
-                <w:szCs w:val="21"/>
-              </w:rPr>
-              <w:t>倍</w:t>
-            </w:r>
-            <w:proofErr w:type="gramEnd"/>
-            <w:r>
-              <w:rPr>
-                <w:rFonts w:ascii="宋体" w:hAnsi="宋体" w:hint="eastAsia"/>
-                <w:bCs/>
-                <w:sz w:val="21"/>
-                <w:szCs w:val="21"/>
-              </w:rPr>
-              <w:t>）</w:t>
+              <w:t>升级数据（需要为32Byte的整数倍）</w:t>
             </w:r>
           </w:p>
         </w:tc>
@@ -15836,7 +15692,6 @@
                 <w:szCs w:val="21"/>
               </w:rPr>
             </w:pPr>
-            <w:proofErr w:type="gramStart"/>
             <w:r>
               <w:rPr>
                 <w:rFonts w:ascii="宋体" w:hAnsi="宋体" w:hint="eastAsia"/>
@@ -15844,17 +15699,7 @@
                 <w:sz w:val="21"/>
                 <w:szCs w:val="21"/>
               </w:rPr>
-              <w:t>升级包总包数</w:t>
-            </w:r>
-            <w:proofErr w:type="gramEnd"/>
-            <w:r>
-              <w:rPr>
-                <w:rFonts w:ascii="宋体" w:hAnsi="宋体" w:hint="eastAsia"/>
-                <w:bCs/>
-                <w:sz w:val="21"/>
-                <w:szCs w:val="21"/>
-              </w:rPr>
-              <w:t>，uint16</w:t>
+              <w:t>升级包总包数，uint16</w:t>
             </w:r>
           </w:p>
         </w:tc>
@@ -15888,27 +15733,7 @@
                 <w:sz w:val="21"/>
                 <w:szCs w:val="21"/>
               </w:rPr>
-              <w:t>升级数据（需要为32Byte的整数</w:t>
-            </w:r>
-            <w:proofErr w:type="gramStart"/>
-            <w:r>
-              <w:rPr>
-                <w:rFonts w:ascii="宋体" w:hAnsi="宋体" w:hint="eastAsia"/>
-                <w:bCs/>
-                <w:sz w:val="21"/>
-                <w:szCs w:val="21"/>
-              </w:rPr>
-              <w:t>倍</w:t>
-            </w:r>
-            <w:proofErr w:type="gramEnd"/>
-            <w:r>
-              <w:rPr>
-                <w:rFonts w:ascii="宋体" w:hAnsi="宋体" w:hint="eastAsia"/>
-                <w:bCs/>
-                <w:sz w:val="21"/>
-                <w:szCs w:val="21"/>
-              </w:rPr>
-              <w:t>）</w:t>
+              <w:t>升级数据（需要为32Byte的整数倍）</w:t>
             </w:r>
           </w:p>
         </w:tc>
@@ -16021,23 +15846,7 @@
           <w:rFonts w:ascii="宋体" w:hAnsi="宋体" w:hint="eastAsia"/>
           <w:color w:val="000000"/>
         </w:rPr>
-        <w:t>发送的应答</w:t>
-      </w:r>
-      <w:proofErr w:type="gramStart"/>
-      <w:r>
-        <w:rPr>
-          <w:rFonts w:ascii="宋体" w:hAnsi="宋体" w:hint="eastAsia"/>
-          <w:color w:val="000000"/>
-        </w:rPr>
-        <w:t>帧</w:t>
-      </w:r>
-      <w:proofErr w:type="gramEnd"/>
-      <w:r>
-        <w:rPr>
-          <w:rFonts w:ascii="宋体" w:hAnsi="宋体" w:hint="eastAsia"/>
-          <w:color w:val="000000"/>
-        </w:rPr>
-        <w:t>内容如下表：</w:t>
+        <w:t>发送的应答帧内容如下表：</w:t>
       </w:r>
     </w:p>
     <w:p>
@@ -22230,7 +22039,6 @@
                       <w:sz w:val="18"/>
                     </w:rPr>
                   </w:pPr>
-                  <w:proofErr w:type="gramStart"/>
                   <w:r>
                     <w:rPr>
                       <w:rFonts w:hint="eastAsia"/>
@@ -22239,7 +22047,6 @@
                     </w:rPr>
                     <w:t>水泵关</w:t>
                   </w:r>
-                  <w:proofErr w:type="gramEnd"/>
                 </w:p>
               </w:tc>
               <w:tc>
@@ -22406,7 +22213,6 @@
                     </w:rPr>
                     <w:t>LD2</w:t>
                   </w:r>
-                  <w:proofErr w:type="gramStart"/>
                   <w:r>
                     <w:rPr>
                       <w:rFonts w:hint="eastAsia"/>
@@ -22415,7 +22221,6 @@
                     </w:rPr>
                     <w:t>电流关</w:t>
                   </w:r>
-                  <w:proofErr w:type="gramEnd"/>
                 </w:p>
               </w:tc>
               <w:tc>
@@ -22826,16 +22631,7 @@
                       <w:color w:val="000000"/>
                       <w:sz w:val="18"/>
                     </w:rPr>
-                    <w:t>驱动</w:t>
-                  </w:r>
-                  <w:proofErr w:type="gramStart"/>
-                  <w:r>
-                    <w:rPr>
-                      <w:rFonts w:hint="eastAsia"/>
-                      <w:color w:val="000000"/>
-                      <w:sz w:val="18"/>
-                    </w:rPr>
-                    <w:t>未欠</w:t>
+                    <w:t>驱动未欠</w:t>
                   </w:r>
                   <w:r>
                     <w:rPr>
@@ -22845,7 +22641,6 @@
                     </w:rPr>
                     <w:t>流</w:t>
                   </w:r>
-                  <w:proofErr w:type="gramEnd"/>
                 </w:p>
               </w:tc>
               <w:tc>
@@ -22873,7 +22668,6 @@
                     </w:rPr>
                     <w:t>LD2</w:t>
                   </w:r>
-                  <w:proofErr w:type="gramStart"/>
                   <w:r>
                     <w:rPr>
                       <w:rFonts w:hint="eastAsia"/>
@@ -22890,7 +22684,6 @@
                     </w:rPr>
                     <w:t>流</w:t>
                   </w:r>
-                  <w:proofErr w:type="gramEnd"/>
                 </w:p>
               </w:tc>
             </w:tr>
@@ -23272,7 +23065,6 @@
                     </w:rPr>
                     <w:t>LD</w:t>
                   </w:r>
-                  <w:proofErr w:type="gramStart"/>
                   <w:r>
                     <w:rPr>
                       <w:rFonts w:hint="eastAsia"/>
@@ -23281,7 +23073,6 @@
                     </w:rPr>
                     <w:t>电流关</w:t>
                   </w:r>
-                  <w:proofErr w:type="gramEnd"/>
                 </w:p>
               </w:tc>
               <w:tc>
@@ -24230,16 +24021,7 @@
                       <w:color w:val="000000"/>
                       <w:sz w:val="18"/>
                     </w:rPr>
-                    <w:t>驱动</w:t>
-                  </w:r>
-                  <w:proofErr w:type="gramStart"/>
-                  <w:r>
-                    <w:rPr>
-                      <w:rFonts w:hint="eastAsia"/>
-                      <w:color w:val="000000"/>
-                      <w:sz w:val="18"/>
-                    </w:rPr>
-                    <w:t>未欠</w:t>
+                    <w:t>驱动未欠</w:t>
                   </w:r>
                   <w:r>
                     <w:rPr>
@@ -24249,7 +24031,6 @@
                     </w:rPr>
                     <w:t>流</w:t>
                   </w:r>
-                  <w:proofErr w:type="gramEnd"/>
                 </w:p>
               </w:tc>
               <w:tc>
@@ -24277,7 +24058,6 @@
                     </w:rPr>
                     <w:t>LD</w:t>
                   </w:r>
-                  <w:proofErr w:type="gramStart"/>
                   <w:r>
                     <w:rPr>
                       <w:rFonts w:hint="eastAsia"/>
@@ -24294,7 +24074,6 @@
                     </w:rPr>
                     <w:t>流</w:t>
                   </w:r>
-                  <w:proofErr w:type="gramEnd"/>
                 </w:p>
               </w:tc>
             </w:tr>
@@ -25506,7 +25285,6 @@
               </w:rPr>
               <w:t>/</w:t>
             </w:r>
-            <w:proofErr w:type="gramStart"/>
             <w:r>
               <w:rPr>
                 <w:rFonts w:ascii="Calibri" w:hAnsi="Calibri" w:cs="宋体" w:hint="eastAsia"/>
@@ -25516,19 +25294,7 @@
                 <w:sz w:val="21"/>
                 <w:szCs w:val="16"/>
               </w:rPr>
-              <w:t>写子脉冲</w:t>
-            </w:r>
-            <w:proofErr w:type="gramEnd"/>
-            <w:r>
-              <w:rPr>
-                <w:rFonts w:ascii="Calibri" w:hAnsi="Calibri" w:cs="宋体" w:hint="eastAsia"/>
-                <w:bCs/>
-                <w:color w:val="000000"/>
-                <w:kern w:val="0"/>
-                <w:sz w:val="21"/>
-                <w:szCs w:val="16"/>
-              </w:rPr>
-              <w:t>个数设置值</w:t>
+              <w:t>写子脉冲个数设置值</w:t>
             </w:r>
           </w:p>
           <w:p>
@@ -26824,77 +26590,88 @@
                 <w:kern w:val="0"/>
                 <w:sz w:val="21"/>
               </w:rPr>
+              <w:t>9</w:t>
+            </w:r>
+          </w:p>
+        </w:tc>
+        <w:tc>
+          <w:tcPr>
+            <w:tcW w:w="2110" w:type="pct"/>
+            <w:noWrap/>
+          </w:tcPr>
+          <w:p>
+            <w:pPr>
+              <w:spacing w:line="240" w:lineRule="auto"/>
+              <w:ind w:firstLineChars="0" w:firstLine="0"/>
+              <w:rPr>
+                <w:rFonts w:ascii="Calibri" w:hAnsi="Calibri" w:cs="宋体"/>
+                <w:bCs/>
+                <w:color w:val="000000"/>
+                <w:kern w:val="0"/>
+                <w:sz w:val="21"/>
+              </w:rPr>
+            </w:pPr>
+            <w:r>
+              <w:rPr>
+                <w:rFonts w:ascii="Calibri" w:hAnsi="Calibri" w:cs="宋体" w:hint="eastAsia"/>
+                <w:bCs/>
+                <w:color w:val="000000"/>
+                <w:kern w:val="0"/>
+                <w:sz w:val="21"/>
+              </w:rPr>
+              <w:t>收到查询命令后反馈所有检测参数</w:t>
+            </w:r>
+          </w:p>
+        </w:tc>
+        <w:tc>
+          <w:tcPr>
+            <w:tcW w:w="1858" w:type="pct"/>
+          </w:tcPr>
+          <w:p>
+            <w:pPr>
+              <w:spacing w:line="240" w:lineRule="auto"/>
+              <w:ind w:firstLineChars="0" w:firstLine="0"/>
+              <w:rPr>
+                <w:rFonts w:ascii="Calibri" w:hAnsi="Calibri" w:cs="宋体"/>
+                <w:bCs/>
+                <w:color w:val="000000"/>
+                <w:kern w:val="0"/>
+                <w:sz w:val="21"/>
+                <w:szCs w:val="16"/>
+              </w:rPr>
+            </w:pPr>
+            <w:r>
+              <w:rPr>
+                <w:rFonts w:ascii="Calibri" w:hAnsi="Calibri" w:cs="宋体" w:hint="eastAsia"/>
+                <w:bCs/>
+                <w:color w:val="000000"/>
+                <w:kern w:val="0"/>
+                <w:sz w:val="21"/>
+                <w:szCs w:val="16"/>
+              </w:rPr>
+              <w:t>所有检测参数，</w:t>
+            </w:r>
+            <w:r>
+              <w:rPr>
+                <w:rFonts w:ascii="Calibri" w:hAnsi="Calibri" w:cs="宋体" w:hint="eastAsia"/>
+                <w:bCs/>
+                <w:color w:val="000000"/>
+                <w:kern w:val="0"/>
+                <w:sz w:val="21"/>
+                <w:szCs w:val="16"/>
+              </w:rPr>
+              <w:t>1</w:t>
+            </w:r>
+            <w:r>
+              <w:rPr>
+                <w:rFonts w:ascii="Calibri" w:hAnsi="Calibri" w:cs="宋体" w:hint="eastAsia"/>
+                <w:bCs/>
+                <w:color w:val="000000"/>
+                <w:kern w:val="0"/>
+                <w:sz w:val="21"/>
+                <w:szCs w:val="16"/>
+              </w:rPr>
               <w:t>8</w:t>
-            </w:r>
-          </w:p>
-        </w:tc>
-        <w:tc>
-          <w:tcPr>
-            <w:tcW w:w="2110" w:type="pct"/>
-            <w:noWrap/>
-          </w:tcPr>
-          <w:p>
-            <w:pPr>
-              <w:spacing w:line="240" w:lineRule="auto"/>
-              <w:ind w:firstLineChars="0" w:firstLine="0"/>
-              <w:rPr>
-                <w:rFonts w:ascii="Calibri" w:hAnsi="Calibri" w:cs="宋体"/>
-                <w:bCs/>
-                <w:color w:val="000000"/>
-                <w:kern w:val="0"/>
-                <w:sz w:val="21"/>
-              </w:rPr>
-            </w:pPr>
-            <w:r>
-              <w:rPr>
-                <w:rFonts w:ascii="Calibri" w:hAnsi="Calibri" w:cs="宋体" w:hint="eastAsia"/>
-                <w:bCs/>
-                <w:color w:val="000000"/>
-                <w:kern w:val="0"/>
-                <w:sz w:val="21"/>
-              </w:rPr>
-              <w:t>收到查询命令后反馈所有检测参数</w:t>
-            </w:r>
-          </w:p>
-        </w:tc>
-        <w:tc>
-          <w:tcPr>
-            <w:tcW w:w="1858" w:type="pct"/>
-          </w:tcPr>
-          <w:p>
-            <w:pPr>
-              <w:spacing w:line="240" w:lineRule="auto"/>
-              <w:ind w:firstLineChars="0" w:firstLine="0"/>
-              <w:rPr>
-                <w:rFonts w:ascii="Calibri" w:hAnsi="Calibri" w:cs="宋体"/>
-                <w:bCs/>
-                <w:color w:val="000000"/>
-                <w:kern w:val="0"/>
-                <w:sz w:val="21"/>
-                <w:szCs w:val="16"/>
-              </w:rPr>
-            </w:pPr>
-            <w:r>
-              <w:rPr>
-                <w:rFonts w:ascii="Calibri" w:hAnsi="Calibri" w:cs="宋体" w:hint="eastAsia"/>
-                <w:bCs/>
-                <w:color w:val="000000"/>
-                <w:kern w:val="0"/>
-                <w:sz w:val="21"/>
-                <w:szCs w:val="16"/>
-              </w:rPr>
-              <w:t>所有检测参数，</w:t>
-            </w:r>
-            <w:r>
-              <w:rPr>
-                <w:rFonts w:ascii="Calibri" w:hAnsi="Calibri" w:cs="宋体" w:hint="eastAsia"/>
-                <w:bCs/>
-                <w:color w:val="000000"/>
-                <w:kern w:val="0"/>
-                <w:sz w:val="21"/>
-                <w:szCs w:val="16"/>
-              </w:rPr>
-              <w:t>11</w:t>
             </w:r>
             <w:r>
               <w:rPr>
@@ -27055,6 +26832,17 @@
                 <w:sz w:val="21"/>
                 <w:szCs w:val="16"/>
               </w:rPr>
+              <w:t>1</w:t>
+            </w:r>
+            <w:r>
+              <w:rPr>
+                <w:rFonts w:ascii="Calibri" w:hAnsi="Calibri" w:cs="宋体" w:hint="eastAsia"/>
+                <w:bCs/>
+                <w:color w:val="000000"/>
+                <w:kern w:val="0"/>
+                <w:sz w:val="21"/>
+                <w:szCs w:val="16"/>
+              </w:rPr>
               <w:t>电流检测值，</w:t>
             </w:r>
             <w:r>
@@ -27152,6 +26940,17 @@
                 <w:szCs w:val="16"/>
               </w:rPr>
             </w:pPr>
+            <w:r>
+              <w:rPr>
+                <w:rFonts w:ascii="Calibri" w:hAnsi="Calibri" w:cs="宋体" w:hint="eastAsia"/>
+                <w:bCs/>
+                <w:color w:val="000000"/>
+                <w:kern w:val="0"/>
+                <w:sz w:val="21"/>
+                <w:szCs w:val="16"/>
+              </w:rPr>
+              <w:t>LD1</w:t>
+            </w:r>
             <w:r>
               <w:rPr>
                 <w:rFonts w:ascii="Calibri" w:hAnsi="Calibri" w:cs="宋体" w:hint="eastAsia"/>
@@ -28018,7 +27817,6 @@
                       <w:sz w:val="18"/>
                     </w:rPr>
                   </w:pPr>
-                  <w:proofErr w:type="gramStart"/>
                   <w:r>
                     <w:rPr>
                       <w:rFonts w:hint="eastAsia"/>
@@ -28027,7 +27825,6 @@
                     </w:rPr>
                     <w:t>水泵关</w:t>
                   </w:r>
-                  <w:proofErr w:type="gramEnd"/>
                 </w:p>
               </w:tc>
               <w:tc>
@@ -28194,7 +27991,6 @@
                     </w:rPr>
                     <w:t>LD2</w:t>
                   </w:r>
-                  <w:proofErr w:type="gramStart"/>
                   <w:r>
                     <w:rPr>
                       <w:rFonts w:hint="eastAsia"/>
@@ -28203,7 +27999,6 @@
                     </w:rPr>
                     <w:t>电流关</w:t>
                   </w:r>
-                  <w:proofErr w:type="gramEnd"/>
                 </w:p>
               </w:tc>
               <w:tc>
@@ -28598,18 +28393,8 @@
                       <w:color w:val="000000"/>
                       <w:sz w:val="18"/>
                     </w:rPr>
-                    <w:t>驱动</w:t>
+                    <w:t>驱动未欠流</w:t>
                   </w:r>
-                  <w:proofErr w:type="gramStart"/>
-                  <w:r>
-                    <w:rPr>
-                      <w:rFonts w:hint="eastAsia"/>
-                      <w:color w:val="000000"/>
-                      <w:sz w:val="18"/>
-                    </w:rPr>
-                    <w:t>未欠流</w:t>
-                  </w:r>
-                  <w:proofErr w:type="gramEnd"/>
                 </w:p>
               </w:tc>
               <w:tc>
@@ -28637,7 +28422,6 @@
                     </w:rPr>
                     <w:t>LD2</w:t>
                   </w:r>
-                  <w:proofErr w:type="gramStart"/>
                   <w:r>
                     <w:rPr>
                       <w:rFonts w:hint="eastAsia"/>
@@ -28646,7 +28430,6 @@
                     </w:rPr>
                     <w:t>驱动欠流</w:t>
                   </w:r>
-                  <w:proofErr w:type="gramEnd"/>
                 </w:p>
               </w:tc>
             </w:tr>
@@ -29028,7 +28811,6 @@
                     </w:rPr>
                     <w:t>LD</w:t>
                   </w:r>
-                  <w:proofErr w:type="gramStart"/>
                   <w:r>
                     <w:rPr>
                       <w:rFonts w:hint="eastAsia"/>
@@ -29037,7 +28819,6 @@
                     </w:rPr>
                     <w:t>电流关</w:t>
                   </w:r>
-                  <w:proofErr w:type="gramEnd"/>
                 </w:p>
               </w:tc>
               <w:tc>
@@ -29970,18 +29751,8 @@
                       <w:color w:val="000000"/>
                       <w:sz w:val="18"/>
                     </w:rPr>
-                    <w:t>驱动</w:t>
+                    <w:t>驱动未欠流</w:t>
                   </w:r>
-                  <w:proofErr w:type="gramStart"/>
-                  <w:r>
-                    <w:rPr>
-                      <w:rFonts w:hint="eastAsia"/>
-                      <w:color w:val="000000"/>
-                      <w:sz w:val="18"/>
-                    </w:rPr>
-                    <w:t>未欠流</w:t>
-                  </w:r>
-                  <w:proofErr w:type="gramEnd"/>
                 </w:p>
               </w:tc>
               <w:tc>
@@ -30009,7 +29780,6 @@
                     </w:rPr>
                     <w:t>LD</w:t>
                   </w:r>
-                  <w:proofErr w:type="gramStart"/>
                   <w:r>
                     <w:rPr>
                       <w:rFonts w:hint="eastAsia"/>
@@ -30018,7 +29788,6 @@
                     </w:rPr>
                     <w:t>驱动欠流</w:t>
                   </w:r>
-                  <w:proofErr w:type="gramEnd"/>
                 </w:p>
               </w:tc>
             </w:tr>
@@ -30392,31 +30161,7 @@
                 <w:sz w:val="21"/>
                 <w:szCs w:val="16"/>
               </w:rPr>
-              <w:t>各占</w:t>
-            </w:r>
-            <w:proofErr w:type="gramStart"/>
-            <w:r>
-              <w:rPr>
-                <w:rFonts w:ascii="Calibri" w:hAnsi="Calibri" w:cs="宋体" w:hint="eastAsia"/>
-                <w:bCs/>
-                <w:color w:val="000000"/>
-                <w:kern w:val="0"/>
-                <w:sz w:val="21"/>
-                <w:szCs w:val="16"/>
-              </w:rPr>
-              <w:t>一</w:t>
-            </w:r>
-            <w:proofErr w:type="gramEnd"/>
-            <w:r>
-              <w:rPr>
-                <w:rFonts w:ascii="Calibri" w:hAnsi="Calibri" w:cs="宋体" w:hint="eastAsia"/>
-                <w:bCs/>
-                <w:color w:val="000000"/>
-                <w:kern w:val="0"/>
-                <w:sz w:val="21"/>
-                <w:szCs w:val="16"/>
-              </w:rPr>
-              <w:t>字节</w:t>
+              <w:t>各占一字节</w:t>
             </w:r>
           </w:p>
           <w:p>

--- a/Doc/激光器通信协议_20260226.docx
+++ b/Doc/激光器通信协议_20260226.docx
@@ -1758,7 +1758,25 @@
           <w:bCs/>
           <w:color w:val="000000"/>
         </w:rPr>
-        <w:t>；数据长度指的是数据的长度，如果没有，则数据长度为零；数据长度不包括自动添加的字符；数据长度不包括校验数据。</w:t>
+        <w:t>；数据长度指的是数据的长度，如果没有，</w:t>
+      </w:r>
+      <w:proofErr w:type="gramStart"/>
+      <w:r>
+        <w:rPr>
+          <w:rFonts w:hint="eastAsia"/>
+          <w:bCs/>
+          <w:color w:val="000000"/>
+        </w:rPr>
+        <w:t>则数据</w:t>
+      </w:r>
+      <w:proofErr w:type="gramEnd"/>
+      <w:r>
+        <w:rPr>
+          <w:rFonts w:hint="eastAsia"/>
+          <w:bCs/>
+          <w:color w:val="000000"/>
+        </w:rPr>
+        <w:t>长度为零；数据长度不包括自动添加的字符；数据长度不包括校验数据。</w:t>
       </w:r>
     </w:p>
     <w:p>
@@ -1824,7 +1842,25 @@
           <w:bCs/>
           <w:color w:val="000000"/>
         </w:rPr>
-        <w:t>：命令中若数据长度为</w:t>
+        <w:t>：命令中</w:t>
+      </w:r>
+      <w:proofErr w:type="gramStart"/>
+      <w:r>
+        <w:rPr>
+          <w:rFonts w:hint="eastAsia"/>
+          <w:bCs/>
+          <w:color w:val="000000"/>
+        </w:rPr>
+        <w:t>若数据</w:t>
+      </w:r>
+      <w:proofErr w:type="gramEnd"/>
+      <w:r>
+        <w:rPr>
+          <w:rFonts w:hint="eastAsia"/>
+          <w:bCs/>
+          <w:color w:val="000000"/>
+        </w:rPr>
+        <w:t>长度为</w:t>
       </w:r>
       <w:r>
         <w:rPr>
@@ -1872,7 +1908,16 @@
           <w:bCs/>
           <w:color w:val="000000"/>
         </w:rPr>
-        <w:t>字节累加和取低</w:t>
+        <w:t>字节累加</w:t>
+      </w:r>
+      <w:proofErr w:type="gramStart"/>
+      <w:r>
+        <w:rPr>
+          <w:rFonts w:hint="eastAsia"/>
+          <w:bCs/>
+          <w:color w:val="000000"/>
+        </w:rPr>
+        <w:t>和取低</w:t>
       </w:r>
       <w:r>
         <w:rPr>
@@ -1888,7 +1933,16 @@
           <w:bCs/>
           <w:color w:val="000000"/>
         </w:rPr>
-        <w:t>位；</w:t>
+        <w:t>位</w:t>
+      </w:r>
+      <w:proofErr w:type="gramEnd"/>
+      <w:r>
+        <w:rPr>
+          <w:rFonts w:hint="eastAsia"/>
+          <w:bCs/>
+          <w:color w:val="000000"/>
+        </w:rPr>
+        <w:t>；</w:t>
       </w:r>
     </w:p>
     <w:p>
@@ -2084,7 +2138,23 @@
           <w:rFonts w:ascii="宋体" w:hAnsi="宋体" w:hint="eastAsia"/>
           <w:color w:val="000000"/>
         </w:rPr>
-        <w:t>向激光器单元发送的命令帧内容定义如下表</w:t>
+        <w:t>向激光器单元发送的命令</w:t>
+      </w:r>
+      <w:proofErr w:type="gramStart"/>
+      <w:r>
+        <w:rPr>
+          <w:rFonts w:ascii="宋体" w:hAnsi="宋体" w:hint="eastAsia"/>
+          <w:color w:val="000000"/>
+        </w:rPr>
+        <w:t>帧</w:t>
+      </w:r>
+      <w:proofErr w:type="gramEnd"/>
+      <w:r>
+        <w:rPr>
+          <w:rFonts w:ascii="宋体" w:hAnsi="宋体" w:hint="eastAsia"/>
+          <w:color w:val="000000"/>
+        </w:rPr>
+        <w:t>内容定义如下表</w:t>
       </w:r>
       <w:r>
         <w:rPr>
@@ -2337,8 +2407,12 @@
           </w:tcPr>
           <w:p>
             <w:pPr>
-              <w:spacing w:line="240" w:lineRule="auto"/>
-              <w:ind w:firstLineChars="0" w:firstLine="0"/>
+              <w:numPr>
+                <w:ilvl w:val="0"/>
+                <w:numId w:val="27"/>
+              </w:numPr>
+              <w:spacing w:line="240" w:lineRule="auto"/>
+              <w:ind w:firstLineChars="0"/>
               <w:jc w:val="center"/>
               <w:rPr>
                 <w:rFonts w:ascii="Calibri" w:hAnsi="Calibri" w:cs="宋体"/>
@@ -2349,17 +2423,6 @@
                 <w:szCs w:val="28"/>
               </w:rPr>
             </w:pPr>
-            <w:r>
-              <w:rPr>
-                <w:rFonts w:ascii="Calibri" w:hAnsi="Calibri" w:cs="宋体" w:hint="eastAsia"/>
-                <w:bCs/>
-                <w:color w:val="000000"/>
-                <w:kern w:val="0"/>
-                <w:sz w:val="21"/>
-                <w:szCs w:val="28"/>
-              </w:rPr>
-              <w:t>1</w:t>
-            </w:r>
           </w:p>
         </w:tc>
         <w:tc>
@@ -2576,8 +2639,12 @@
           </w:tcPr>
           <w:p>
             <w:pPr>
-              <w:spacing w:line="240" w:lineRule="auto"/>
-              <w:ind w:firstLineChars="0" w:firstLine="0"/>
+              <w:numPr>
+                <w:ilvl w:val="0"/>
+                <w:numId w:val="27"/>
+              </w:numPr>
+              <w:spacing w:line="240" w:lineRule="auto"/>
+              <w:ind w:firstLineChars="0"/>
               <w:jc w:val="center"/>
               <w:rPr>
                 <w:rFonts w:ascii="Calibri" w:hAnsi="Calibri" w:cs="宋体"/>
@@ -2680,8 +2747,12 @@
           </w:tcPr>
           <w:p>
             <w:pPr>
-              <w:spacing w:line="240" w:lineRule="auto"/>
-              <w:ind w:firstLineChars="0" w:firstLine="0"/>
+              <w:numPr>
+                <w:ilvl w:val="0"/>
+                <w:numId w:val="27"/>
+              </w:numPr>
+              <w:spacing w:line="240" w:lineRule="auto"/>
+              <w:ind w:firstLineChars="0"/>
               <w:jc w:val="center"/>
               <w:rPr>
                 <w:rFonts w:ascii="Calibri" w:hAnsi="Calibri" w:cs="宋体"/>
@@ -2785,8 +2856,12 @@
           </w:tcPr>
           <w:p>
             <w:pPr>
-              <w:spacing w:line="240" w:lineRule="auto"/>
-              <w:ind w:firstLineChars="0" w:firstLine="0"/>
+              <w:numPr>
+                <w:ilvl w:val="0"/>
+                <w:numId w:val="27"/>
+              </w:numPr>
+              <w:spacing w:line="240" w:lineRule="auto"/>
+              <w:ind w:firstLineChars="0"/>
               <w:jc w:val="center"/>
               <w:rPr>
                 <w:rFonts w:ascii="Calibri" w:hAnsi="Calibri" w:cs="宋体"/>
@@ -2797,17 +2872,6 @@
                 <w:szCs w:val="28"/>
               </w:rPr>
             </w:pPr>
-            <w:r>
-              <w:rPr>
-                <w:rFonts w:ascii="Calibri" w:hAnsi="Calibri" w:cs="宋体" w:hint="eastAsia"/>
-                <w:bCs/>
-                <w:color w:val="000000"/>
-                <w:kern w:val="0"/>
-                <w:sz w:val="21"/>
-                <w:szCs w:val="28"/>
-              </w:rPr>
-              <w:t>4</w:t>
-            </w:r>
           </w:p>
         </w:tc>
         <w:tc>
@@ -2995,8 +3059,12 @@
           </w:tcPr>
           <w:p>
             <w:pPr>
-              <w:spacing w:line="240" w:lineRule="auto"/>
-              <w:ind w:firstLineChars="0" w:firstLine="0"/>
+              <w:numPr>
+                <w:ilvl w:val="0"/>
+                <w:numId w:val="27"/>
+              </w:numPr>
+              <w:spacing w:line="240" w:lineRule="auto"/>
+              <w:ind w:firstLineChars="0"/>
               <w:jc w:val="center"/>
               <w:rPr>
                 <w:rFonts w:ascii="Calibri" w:hAnsi="Calibri" w:cs="宋体"/>
@@ -3007,17 +3075,6 @@
                 <w:szCs w:val="28"/>
               </w:rPr>
             </w:pPr>
-            <w:r>
-              <w:rPr>
-                <w:rFonts w:ascii="Calibri" w:hAnsi="Calibri" w:cs="宋体" w:hint="eastAsia"/>
-                <w:bCs/>
-                <w:color w:val="000000"/>
-                <w:kern w:val="0"/>
-                <w:sz w:val="21"/>
-                <w:szCs w:val="28"/>
-              </w:rPr>
-              <w:t>5</w:t>
-            </w:r>
           </w:p>
         </w:tc>
         <w:tc>
@@ -3175,8 +3232,12 @@
           </w:tcPr>
           <w:p>
             <w:pPr>
-              <w:spacing w:line="240" w:lineRule="auto"/>
-              <w:ind w:firstLineChars="0" w:firstLine="0"/>
+              <w:numPr>
+                <w:ilvl w:val="0"/>
+                <w:numId w:val="27"/>
+              </w:numPr>
+              <w:spacing w:line="240" w:lineRule="auto"/>
+              <w:ind w:firstLineChars="0"/>
               <w:jc w:val="center"/>
               <w:rPr>
                 <w:rFonts w:ascii="Calibri" w:hAnsi="Calibri" w:cs="宋体"/>
@@ -3187,17 +3248,6 @@
                 <w:szCs w:val="28"/>
               </w:rPr>
             </w:pPr>
-            <w:r>
-              <w:rPr>
-                <w:rFonts w:ascii="Calibri" w:hAnsi="Calibri" w:cs="宋体" w:hint="eastAsia"/>
-                <w:bCs/>
-                <w:color w:val="000000"/>
-                <w:kern w:val="0"/>
-                <w:sz w:val="21"/>
-                <w:szCs w:val="28"/>
-              </w:rPr>
-              <w:t>6</w:t>
-            </w:r>
           </w:p>
         </w:tc>
         <w:tc>
@@ -3365,8 +3415,12 @@
           </w:tcPr>
           <w:p>
             <w:pPr>
-              <w:spacing w:line="240" w:lineRule="auto"/>
-              <w:ind w:firstLineChars="0" w:firstLine="0"/>
+              <w:numPr>
+                <w:ilvl w:val="0"/>
+                <w:numId w:val="27"/>
+              </w:numPr>
+              <w:spacing w:line="240" w:lineRule="auto"/>
+              <w:ind w:firstLineChars="0"/>
               <w:jc w:val="center"/>
               <w:rPr>
                 <w:rFonts w:ascii="Calibri" w:hAnsi="Calibri" w:cs="宋体"/>
@@ -3377,17 +3431,6 @@
                 <w:szCs w:val="28"/>
               </w:rPr>
             </w:pPr>
-            <w:r>
-              <w:rPr>
-                <w:rFonts w:ascii="Calibri" w:hAnsi="Calibri" w:cs="宋体" w:hint="eastAsia"/>
-                <w:bCs/>
-                <w:color w:val="000000"/>
-                <w:kern w:val="0"/>
-                <w:sz w:val="21"/>
-                <w:szCs w:val="28"/>
-              </w:rPr>
-              <w:t>7</w:t>
-            </w:r>
           </w:p>
         </w:tc>
         <w:tc>
@@ -3615,8 +3658,12 @@
           </w:tcPr>
           <w:p>
             <w:pPr>
-              <w:spacing w:line="240" w:lineRule="auto"/>
-              <w:ind w:firstLineChars="0" w:firstLine="0"/>
+              <w:numPr>
+                <w:ilvl w:val="0"/>
+                <w:numId w:val="27"/>
+              </w:numPr>
+              <w:spacing w:line="240" w:lineRule="auto"/>
+              <w:ind w:firstLineChars="0"/>
               <w:jc w:val="center"/>
               <w:rPr>
                 <w:rFonts w:ascii="Calibri" w:hAnsi="Calibri" w:cs="宋体"/>
@@ -3627,17 +3674,6 @@
                 <w:szCs w:val="28"/>
               </w:rPr>
             </w:pPr>
-            <w:r>
-              <w:rPr>
-                <w:rFonts w:ascii="Calibri" w:hAnsi="Calibri" w:cs="宋体" w:hint="eastAsia"/>
-                <w:bCs/>
-                <w:color w:val="000000"/>
-                <w:kern w:val="0"/>
-                <w:sz w:val="21"/>
-                <w:szCs w:val="28"/>
-              </w:rPr>
-              <w:t>8</w:t>
-            </w:r>
           </w:p>
         </w:tc>
         <w:tc>
@@ -3825,8 +3861,12 @@
           </w:tcPr>
           <w:p>
             <w:pPr>
-              <w:spacing w:line="240" w:lineRule="auto"/>
-              <w:ind w:firstLineChars="0" w:firstLine="0"/>
+              <w:numPr>
+                <w:ilvl w:val="0"/>
+                <w:numId w:val="27"/>
+              </w:numPr>
+              <w:spacing w:line="240" w:lineRule="auto"/>
+              <w:ind w:firstLineChars="0"/>
               <w:jc w:val="center"/>
               <w:rPr>
                 <w:rFonts w:ascii="Calibri" w:hAnsi="Calibri" w:cs="宋体"/>
@@ -3837,17 +3877,6 @@
                 <w:szCs w:val="28"/>
               </w:rPr>
             </w:pPr>
-            <w:r>
-              <w:rPr>
-                <w:rFonts w:ascii="Calibri" w:hAnsi="Calibri" w:cs="宋体" w:hint="eastAsia"/>
-                <w:bCs/>
-                <w:color w:val="000000"/>
-                <w:kern w:val="0"/>
-                <w:sz w:val="21"/>
-                <w:szCs w:val="28"/>
-              </w:rPr>
-              <w:t>9</w:t>
-            </w:r>
           </w:p>
         </w:tc>
         <w:tc>
@@ -4075,8 +4104,12 @@
           </w:tcPr>
           <w:p>
             <w:pPr>
-              <w:spacing w:line="240" w:lineRule="auto"/>
-              <w:ind w:firstLineChars="0" w:firstLine="0"/>
+              <w:numPr>
+                <w:ilvl w:val="0"/>
+                <w:numId w:val="27"/>
+              </w:numPr>
+              <w:spacing w:line="240" w:lineRule="auto"/>
+              <w:ind w:firstLineChars="0"/>
               <w:jc w:val="center"/>
               <w:rPr>
                 <w:rFonts w:ascii="Calibri" w:hAnsi="Calibri" w:cs="宋体"/>
@@ -4087,17 +4120,6 @@
                 <w:szCs w:val="28"/>
               </w:rPr>
             </w:pPr>
-            <w:r>
-              <w:rPr>
-                <w:rFonts w:ascii="Calibri" w:hAnsi="Calibri" w:cs="宋体" w:hint="eastAsia"/>
-                <w:bCs/>
-                <w:color w:val="000000"/>
-                <w:kern w:val="0"/>
-                <w:sz w:val="21"/>
-                <w:szCs w:val="28"/>
-              </w:rPr>
-              <w:t>10</w:t>
-            </w:r>
           </w:p>
         </w:tc>
         <w:tc>
@@ -4325,8 +4347,12 @@
           </w:tcPr>
           <w:p>
             <w:pPr>
-              <w:spacing w:line="240" w:lineRule="auto"/>
-              <w:ind w:firstLineChars="0" w:firstLine="0"/>
+              <w:numPr>
+                <w:ilvl w:val="0"/>
+                <w:numId w:val="27"/>
+              </w:numPr>
+              <w:spacing w:line="240" w:lineRule="auto"/>
+              <w:ind w:firstLineChars="0"/>
               <w:jc w:val="center"/>
               <w:rPr>
                 <w:rFonts w:ascii="Calibri" w:hAnsi="Calibri" w:cs="宋体"/>
@@ -4337,17 +4363,6 @@
                 <w:szCs w:val="28"/>
               </w:rPr>
             </w:pPr>
-            <w:r>
-              <w:rPr>
-                <w:rFonts w:ascii="Calibri" w:hAnsi="Calibri" w:cs="宋体" w:hint="eastAsia"/>
-                <w:bCs/>
-                <w:color w:val="000000"/>
-                <w:kern w:val="0"/>
-                <w:sz w:val="21"/>
-                <w:szCs w:val="28"/>
-              </w:rPr>
-              <w:t>11</w:t>
-            </w:r>
           </w:p>
         </w:tc>
         <w:tc>
@@ -4430,15 +4445,27 @@
                 <w:sz w:val="21"/>
               </w:rPr>
             </w:pPr>
-            <w:r>
-              <w:rPr>
-                <w:rFonts w:ascii="Calibri" w:hAnsi="Calibri" w:cs="宋体" w:hint="eastAsia"/>
-                <w:bCs/>
-                <w:color w:val="000000"/>
-                <w:kern w:val="0"/>
-                <w:sz w:val="21"/>
-              </w:rPr>
-              <w:t>设置第一路</w:t>
+            <w:proofErr w:type="gramStart"/>
+            <w:r>
+              <w:rPr>
+                <w:rFonts w:ascii="Calibri" w:hAnsi="Calibri" w:cs="宋体" w:hint="eastAsia"/>
+                <w:bCs/>
+                <w:color w:val="000000"/>
+                <w:kern w:val="0"/>
+                <w:sz w:val="21"/>
+              </w:rPr>
+              <w:t>设置第</w:t>
+            </w:r>
+            <w:proofErr w:type="gramEnd"/>
+            <w:r>
+              <w:rPr>
+                <w:rFonts w:ascii="Calibri" w:hAnsi="Calibri" w:cs="宋体" w:hint="eastAsia"/>
+                <w:bCs/>
+                <w:color w:val="000000"/>
+                <w:kern w:val="0"/>
+                <w:sz w:val="21"/>
+              </w:rPr>
+              <w:t>一路</w:t>
             </w:r>
             <w:r>
               <w:rPr>
@@ -4686,8 +4713,12 @@
           </w:tcPr>
           <w:p>
             <w:pPr>
-              <w:spacing w:line="240" w:lineRule="auto"/>
-              <w:ind w:firstLineChars="0" w:firstLine="0"/>
+              <w:numPr>
+                <w:ilvl w:val="0"/>
+                <w:numId w:val="27"/>
+              </w:numPr>
+              <w:spacing w:line="240" w:lineRule="auto"/>
+              <w:ind w:firstLineChars="0"/>
               <w:jc w:val="center"/>
               <w:rPr>
                 <w:rFonts w:ascii="Calibri" w:hAnsi="Calibri" w:cs="宋体"/>
@@ -4698,17 +4729,6 @@
                 <w:szCs w:val="28"/>
               </w:rPr>
             </w:pPr>
-            <w:r>
-              <w:rPr>
-                <w:rFonts w:ascii="Calibri" w:hAnsi="Calibri" w:cs="宋体" w:hint="eastAsia"/>
-                <w:bCs/>
-                <w:color w:val="000000"/>
-                <w:kern w:val="0"/>
-                <w:sz w:val="21"/>
-                <w:szCs w:val="28"/>
-              </w:rPr>
-              <w:t>12</w:t>
-            </w:r>
           </w:p>
         </w:tc>
         <w:tc>
@@ -5047,8 +5067,12 @@
           </w:tcPr>
           <w:p>
             <w:pPr>
-              <w:spacing w:line="240" w:lineRule="auto"/>
-              <w:ind w:firstLineChars="0" w:firstLine="0"/>
+              <w:numPr>
+                <w:ilvl w:val="0"/>
+                <w:numId w:val="27"/>
+              </w:numPr>
+              <w:spacing w:line="240" w:lineRule="auto"/>
+              <w:ind w:firstLineChars="0"/>
               <w:jc w:val="center"/>
               <w:rPr>
                 <w:rFonts w:ascii="Calibri" w:hAnsi="Calibri" w:cs="宋体"/>
@@ -5059,17 +5083,6 @@
                 <w:szCs w:val="28"/>
               </w:rPr>
             </w:pPr>
-            <w:r>
-              <w:rPr>
-                <w:rFonts w:ascii="Calibri" w:hAnsi="Calibri" w:cs="宋体" w:hint="eastAsia"/>
-                <w:bCs/>
-                <w:color w:val="000000"/>
-                <w:kern w:val="0"/>
-                <w:sz w:val="21"/>
-                <w:szCs w:val="28"/>
-              </w:rPr>
-              <w:t>13</w:t>
-            </w:r>
           </w:p>
         </w:tc>
         <w:tc>
@@ -5957,8 +5970,12 @@
           </w:tcPr>
           <w:p>
             <w:pPr>
-              <w:spacing w:line="240" w:lineRule="auto"/>
-              <w:ind w:firstLineChars="0" w:firstLine="0"/>
+              <w:numPr>
+                <w:ilvl w:val="0"/>
+                <w:numId w:val="27"/>
+              </w:numPr>
+              <w:spacing w:line="240" w:lineRule="auto"/>
+              <w:ind w:firstLineChars="0"/>
               <w:jc w:val="center"/>
               <w:rPr>
                 <w:rFonts w:ascii="Calibri" w:hAnsi="Calibri" w:cs="宋体"/>
@@ -6061,8 +6078,12 @@
           </w:tcPr>
           <w:p>
             <w:pPr>
-              <w:spacing w:line="240" w:lineRule="auto"/>
-              <w:ind w:firstLineChars="0" w:firstLine="0"/>
+              <w:numPr>
+                <w:ilvl w:val="0"/>
+                <w:numId w:val="27"/>
+              </w:numPr>
+              <w:spacing w:line="240" w:lineRule="auto"/>
+              <w:ind w:firstLineChars="0"/>
               <w:jc w:val="center"/>
               <w:rPr>
                 <w:rFonts w:ascii="Calibri" w:hAnsi="Calibri" w:cs="宋体"/>
@@ -6165,8 +6186,12 @@
           </w:tcPr>
           <w:p>
             <w:pPr>
-              <w:spacing w:line="240" w:lineRule="auto"/>
-              <w:ind w:firstLineChars="0" w:firstLine="0"/>
+              <w:numPr>
+                <w:ilvl w:val="0"/>
+                <w:numId w:val="27"/>
+              </w:numPr>
+              <w:spacing w:line="240" w:lineRule="auto"/>
+              <w:ind w:firstLineChars="0"/>
               <w:jc w:val="center"/>
               <w:rPr>
                 <w:rFonts w:ascii="Calibri" w:hAnsi="Calibri" w:cs="宋体"/>
@@ -6270,8 +6295,12 @@
           </w:tcPr>
           <w:p>
             <w:pPr>
-              <w:spacing w:line="240" w:lineRule="auto"/>
-              <w:ind w:firstLineChars="0" w:firstLine="0"/>
+              <w:numPr>
+                <w:ilvl w:val="0"/>
+                <w:numId w:val="27"/>
+              </w:numPr>
+              <w:spacing w:line="240" w:lineRule="auto"/>
+              <w:ind w:firstLineChars="0"/>
               <w:jc w:val="center"/>
               <w:rPr>
                 <w:rFonts w:ascii="Calibri" w:hAnsi="Calibri" w:cs="宋体"/>
@@ -6282,17 +6311,6 @@
                 <w:szCs w:val="28"/>
               </w:rPr>
             </w:pPr>
-            <w:r>
-              <w:rPr>
-                <w:rFonts w:ascii="Calibri" w:hAnsi="Calibri" w:cs="宋体" w:hint="eastAsia"/>
-                <w:bCs/>
-                <w:color w:val="000000"/>
-                <w:kern w:val="0"/>
-                <w:sz w:val="21"/>
-                <w:szCs w:val="28"/>
-              </w:rPr>
-              <w:t>17</w:t>
-            </w:r>
           </w:p>
         </w:tc>
         <w:tc>
@@ -6430,8 +6448,12 @@
           </w:tcPr>
           <w:p>
             <w:pPr>
-              <w:spacing w:line="240" w:lineRule="auto"/>
-              <w:ind w:firstLineChars="0" w:firstLine="0"/>
+              <w:numPr>
+                <w:ilvl w:val="0"/>
+                <w:numId w:val="27"/>
+              </w:numPr>
+              <w:spacing w:line="240" w:lineRule="auto"/>
+              <w:ind w:firstLineChars="0"/>
               <w:jc w:val="center"/>
               <w:rPr>
                 <w:rFonts w:ascii="Calibri" w:hAnsi="Calibri" w:cs="宋体"/>
@@ -6442,18 +6464,6 @@
                 <w:szCs w:val="28"/>
               </w:rPr>
             </w:pPr>
-            <w:r>
-              <w:rPr>
-                <w:rFonts w:ascii="Calibri" w:hAnsi="Calibri" w:cs="宋体" w:hint="eastAsia"/>
-                <w:bCs/>
-                <w:color w:val="000000"/>
-                <w:kern w:val="0"/>
-                <w:sz w:val="21"/>
-                <w:szCs w:val="28"/>
-              </w:rPr>
-              <w:lastRenderedPageBreak/>
-              <w:t>18</w:t>
-            </w:r>
           </w:p>
         </w:tc>
         <w:tc>
@@ -6591,8 +6601,12 @@
           </w:tcPr>
           <w:p>
             <w:pPr>
-              <w:spacing w:line="240" w:lineRule="auto"/>
-              <w:ind w:firstLineChars="0" w:firstLine="0"/>
+              <w:numPr>
+                <w:ilvl w:val="0"/>
+                <w:numId w:val="27"/>
+              </w:numPr>
+              <w:spacing w:line="240" w:lineRule="auto"/>
+              <w:ind w:firstLineChars="0"/>
               <w:jc w:val="center"/>
               <w:rPr>
                 <w:rFonts w:ascii="Calibri" w:hAnsi="Calibri" w:cs="宋体"/>
@@ -6603,17 +6617,6 @@
                 <w:szCs w:val="28"/>
               </w:rPr>
             </w:pPr>
-            <w:r>
-              <w:rPr>
-                <w:rFonts w:ascii="Calibri" w:hAnsi="Calibri" w:cs="宋体" w:hint="eastAsia"/>
-                <w:bCs/>
-                <w:color w:val="000000"/>
-                <w:kern w:val="0"/>
-                <w:sz w:val="21"/>
-                <w:szCs w:val="28"/>
-              </w:rPr>
-              <w:t>19</w:t>
-            </w:r>
           </w:p>
         </w:tc>
         <w:tc>
@@ -6751,8 +6754,12 @@
           </w:tcPr>
           <w:p>
             <w:pPr>
-              <w:spacing w:line="240" w:lineRule="auto"/>
-              <w:ind w:firstLineChars="0" w:firstLine="0"/>
+              <w:numPr>
+                <w:ilvl w:val="0"/>
+                <w:numId w:val="27"/>
+              </w:numPr>
+              <w:spacing w:line="240" w:lineRule="auto"/>
+              <w:ind w:firstLineChars="0"/>
               <w:jc w:val="center"/>
               <w:rPr>
                 <w:rFonts w:ascii="Calibri" w:hAnsi="Calibri" w:cs="宋体"/>
@@ -6763,17 +6770,6 @@
                 <w:szCs w:val="28"/>
               </w:rPr>
             </w:pPr>
-            <w:r>
-              <w:rPr>
-                <w:rFonts w:ascii="Calibri" w:hAnsi="Calibri" w:cs="宋体" w:hint="eastAsia"/>
-                <w:bCs/>
-                <w:color w:val="000000"/>
-                <w:kern w:val="0"/>
-                <w:sz w:val="21"/>
-                <w:szCs w:val="28"/>
-              </w:rPr>
-              <w:t>20</w:t>
-            </w:r>
           </w:p>
         </w:tc>
         <w:tc>
@@ -6940,8 +6936,12 @@
           </w:tcPr>
           <w:p>
             <w:pPr>
-              <w:spacing w:line="240" w:lineRule="auto"/>
-              <w:ind w:firstLineChars="0" w:firstLine="0"/>
+              <w:numPr>
+                <w:ilvl w:val="0"/>
+                <w:numId w:val="27"/>
+              </w:numPr>
+              <w:spacing w:line="240" w:lineRule="auto"/>
+              <w:ind w:firstLineChars="0"/>
               <w:jc w:val="center"/>
               <w:rPr>
                 <w:rFonts w:ascii="Calibri" w:hAnsi="Calibri" w:cs="宋体"/>
@@ -7045,8 +7045,12 @@
           </w:tcPr>
           <w:p>
             <w:pPr>
-              <w:spacing w:line="240" w:lineRule="auto"/>
-              <w:ind w:firstLineChars="0" w:firstLine="0"/>
+              <w:numPr>
+                <w:ilvl w:val="0"/>
+                <w:numId w:val="27"/>
+              </w:numPr>
+              <w:spacing w:line="240" w:lineRule="auto"/>
+              <w:ind w:firstLineChars="0"/>
               <w:jc w:val="center"/>
               <w:rPr>
                 <w:rFonts w:ascii="Calibri" w:hAnsi="Calibri" w:cs="宋体"/>
@@ -7057,17 +7061,6 @@
                 <w:szCs w:val="28"/>
               </w:rPr>
             </w:pPr>
-            <w:r>
-              <w:rPr>
-                <w:rFonts w:ascii="Calibri" w:hAnsi="Calibri" w:cs="宋体" w:hint="eastAsia"/>
-                <w:bCs/>
-                <w:color w:val="000000"/>
-                <w:kern w:val="0"/>
-                <w:sz w:val="21"/>
-                <w:szCs w:val="28"/>
-              </w:rPr>
-              <w:t>22</w:t>
-            </w:r>
           </w:p>
         </w:tc>
         <w:tc>
@@ -7225,8 +7218,12 @@
           </w:tcPr>
           <w:p>
             <w:pPr>
-              <w:spacing w:line="240" w:lineRule="auto"/>
-              <w:ind w:firstLineChars="0" w:firstLine="0"/>
+              <w:numPr>
+                <w:ilvl w:val="0"/>
+                <w:numId w:val="27"/>
+              </w:numPr>
+              <w:spacing w:line="240" w:lineRule="auto"/>
+              <w:ind w:firstLineChars="0"/>
               <w:jc w:val="center"/>
               <w:rPr>
                 <w:rFonts w:ascii="Calibri" w:hAnsi="Calibri" w:cs="宋体"/>
@@ -7237,17 +7234,6 @@
                 <w:szCs w:val="28"/>
               </w:rPr>
             </w:pPr>
-            <w:r>
-              <w:rPr>
-                <w:rFonts w:ascii="Calibri" w:hAnsi="Calibri" w:cs="宋体" w:hint="eastAsia"/>
-                <w:bCs/>
-                <w:color w:val="000000"/>
-                <w:kern w:val="0"/>
-                <w:sz w:val="21"/>
-                <w:szCs w:val="28"/>
-              </w:rPr>
-              <w:t>23</w:t>
-            </w:r>
           </w:p>
         </w:tc>
         <w:tc>
@@ -7405,8 +7391,12 @@
           </w:tcPr>
           <w:p>
             <w:pPr>
-              <w:spacing w:line="240" w:lineRule="auto"/>
-              <w:ind w:firstLineChars="0" w:firstLine="0"/>
+              <w:numPr>
+                <w:ilvl w:val="0"/>
+                <w:numId w:val="27"/>
+              </w:numPr>
+              <w:spacing w:line="240" w:lineRule="auto"/>
+              <w:ind w:firstLineChars="0"/>
               <w:jc w:val="center"/>
               <w:rPr>
                 <w:rFonts w:ascii="Calibri" w:hAnsi="Calibri" w:cs="宋体"/>
@@ -7417,17 +7407,6 @@
                 <w:szCs w:val="28"/>
               </w:rPr>
             </w:pPr>
-            <w:r>
-              <w:rPr>
-                <w:rFonts w:ascii="Calibri" w:hAnsi="Calibri" w:cs="宋体" w:hint="eastAsia"/>
-                <w:bCs/>
-                <w:color w:val="000000"/>
-                <w:kern w:val="0"/>
-                <w:sz w:val="21"/>
-                <w:szCs w:val="28"/>
-              </w:rPr>
-              <w:t>24</w:t>
-            </w:r>
           </w:p>
         </w:tc>
         <w:tc>
@@ -7585,8 +7564,12 @@
           </w:tcPr>
           <w:p>
             <w:pPr>
-              <w:spacing w:line="240" w:lineRule="auto"/>
-              <w:ind w:firstLineChars="0" w:firstLine="0"/>
+              <w:numPr>
+                <w:ilvl w:val="0"/>
+                <w:numId w:val="27"/>
+              </w:numPr>
+              <w:spacing w:line="240" w:lineRule="auto"/>
+              <w:ind w:firstLineChars="0"/>
               <w:jc w:val="center"/>
               <w:rPr>
                 <w:rFonts w:ascii="Calibri" w:hAnsi="Calibri" w:cs="宋体"/>
@@ -7597,17 +7580,6 @@
                 <w:szCs w:val="28"/>
               </w:rPr>
             </w:pPr>
-            <w:r>
-              <w:rPr>
-                <w:rFonts w:ascii="Calibri" w:hAnsi="Calibri" w:cs="宋体" w:hint="eastAsia"/>
-                <w:bCs/>
-                <w:color w:val="000000"/>
-                <w:kern w:val="0"/>
-                <w:sz w:val="21"/>
-                <w:szCs w:val="28"/>
-              </w:rPr>
-              <w:t>25</w:t>
-            </w:r>
           </w:p>
         </w:tc>
         <w:tc>
@@ -7765,8 +7737,12 @@
           </w:tcPr>
           <w:p>
             <w:pPr>
-              <w:spacing w:line="240" w:lineRule="auto"/>
-              <w:ind w:firstLineChars="0" w:firstLine="0"/>
+              <w:numPr>
+                <w:ilvl w:val="0"/>
+                <w:numId w:val="27"/>
+              </w:numPr>
+              <w:spacing w:line="240" w:lineRule="auto"/>
+              <w:ind w:firstLineChars="0"/>
               <w:jc w:val="center"/>
               <w:rPr>
                 <w:rFonts w:ascii="Calibri" w:hAnsi="Calibri" w:cs="宋体"/>
@@ -7777,17 +7753,6 @@
                 <w:szCs w:val="28"/>
               </w:rPr>
             </w:pPr>
-            <w:r>
-              <w:rPr>
-                <w:rFonts w:ascii="Calibri" w:hAnsi="Calibri" w:cs="宋体" w:hint="eastAsia"/>
-                <w:bCs/>
-                <w:color w:val="000000"/>
-                <w:kern w:val="0"/>
-                <w:sz w:val="21"/>
-                <w:szCs w:val="28"/>
-              </w:rPr>
-              <w:t>26</w:t>
-            </w:r>
           </w:p>
         </w:tc>
         <w:tc>
@@ -7925,8 +7890,12 @@
           </w:tcPr>
           <w:p>
             <w:pPr>
-              <w:spacing w:line="240" w:lineRule="auto"/>
-              <w:ind w:firstLineChars="0" w:firstLine="0"/>
+              <w:numPr>
+                <w:ilvl w:val="0"/>
+                <w:numId w:val="27"/>
+              </w:numPr>
+              <w:spacing w:line="240" w:lineRule="auto"/>
+              <w:ind w:firstLineChars="0"/>
               <w:jc w:val="center"/>
               <w:rPr>
                 <w:rFonts w:ascii="Calibri" w:hAnsi="Calibri" w:cs="宋体"/>
@@ -7937,17 +7906,6 @@
                 <w:szCs w:val="28"/>
               </w:rPr>
             </w:pPr>
-            <w:r>
-              <w:rPr>
-                <w:rFonts w:ascii="Calibri" w:hAnsi="Calibri" w:cs="宋体" w:hint="eastAsia"/>
-                <w:bCs/>
-                <w:color w:val="000000"/>
-                <w:kern w:val="0"/>
-                <w:sz w:val="21"/>
-                <w:szCs w:val="28"/>
-              </w:rPr>
-              <w:t>27</w:t>
-            </w:r>
           </w:p>
         </w:tc>
         <w:tc>
@@ -8115,8 +8073,12 @@
           </w:tcPr>
           <w:p>
             <w:pPr>
-              <w:spacing w:line="240" w:lineRule="auto"/>
-              <w:ind w:firstLineChars="0" w:firstLine="0"/>
+              <w:numPr>
+                <w:ilvl w:val="0"/>
+                <w:numId w:val="27"/>
+              </w:numPr>
+              <w:spacing w:line="240" w:lineRule="auto"/>
+              <w:ind w:firstLineChars="0"/>
               <w:jc w:val="center"/>
               <w:rPr>
                 <w:rFonts w:ascii="Calibri" w:hAnsi="Calibri" w:cs="宋体"/>
@@ -8127,17 +8089,6 @@
                 <w:szCs w:val="28"/>
               </w:rPr>
             </w:pPr>
-            <w:r>
-              <w:rPr>
-                <w:rFonts w:ascii="Calibri" w:hAnsi="Calibri" w:cs="宋体" w:hint="eastAsia"/>
-                <w:bCs/>
-                <w:color w:val="000000"/>
-                <w:kern w:val="0"/>
-                <w:sz w:val="21"/>
-                <w:szCs w:val="28"/>
-              </w:rPr>
-              <w:t>28</w:t>
-            </w:r>
           </w:p>
         </w:tc>
         <w:tc>
@@ -8275,8 +8226,12 @@
           </w:tcPr>
           <w:p>
             <w:pPr>
-              <w:spacing w:line="240" w:lineRule="auto"/>
-              <w:ind w:firstLineChars="0" w:firstLine="0"/>
+              <w:numPr>
+                <w:ilvl w:val="0"/>
+                <w:numId w:val="27"/>
+              </w:numPr>
+              <w:spacing w:line="240" w:lineRule="auto"/>
+              <w:ind w:firstLineChars="0"/>
               <w:jc w:val="center"/>
               <w:rPr>
                 <w:rFonts w:ascii="Calibri" w:hAnsi="Calibri" w:cs="宋体"/>
@@ -8287,17 +8242,6 @@
                 <w:szCs w:val="28"/>
               </w:rPr>
             </w:pPr>
-            <w:r>
-              <w:rPr>
-                <w:rFonts w:ascii="Calibri" w:hAnsi="Calibri" w:cs="宋体" w:hint="eastAsia"/>
-                <w:bCs/>
-                <w:color w:val="000000"/>
-                <w:kern w:val="0"/>
-                <w:sz w:val="21"/>
-                <w:szCs w:val="28"/>
-              </w:rPr>
-              <w:t>29</w:t>
-            </w:r>
           </w:p>
         </w:tc>
         <w:tc>
@@ -8435,8 +8379,12 @@
           </w:tcPr>
           <w:p>
             <w:pPr>
-              <w:spacing w:line="240" w:lineRule="auto"/>
-              <w:ind w:firstLineChars="0" w:firstLine="0"/>
+              <w:numPr>
+                <w:ilvl w:val="0"/>
+                <w:numId w:val="27"/>
+              </w:numPr>
+              <w:spacing w:line="240" w:lineRule="auto"/>
+              <w:ind w:firstLineChars="0"/>
               <w:jc w:val="center"/>
               <w:rPr>
                 <w:rFonts w:ascii="Calibri" w:hAnsi="Calibri" w:cs="宋体"/>
@@ -8447,17 +8395,6 @@
                 <w:szCs w:val="28"/>
               </w:rPr>
             </w:pPr>
-            <w:r>
-              <w:rPr>
-                <w:rFonts w:ascii="Calibri" w:hAnsi="Calibri" w:cs="宋体" w:hint="eastAsia"/>
-                <w:bCs/>
-                <w:color w:val="000000"/>
-                <w:kern w:val="0"/>
-                <w:sz w:val="21"/>
-                <w:szCs w:val="28"/>
-              </w:rPr>
-              <w:t>30</w:t>
-            </w:r>
           </w:p>
         </w:tc>
         <w:tc>
@@ -8635,8 +8572,12 @@
           </w:tcPr>
           <w:p>
             <w:pPr>
-              <w:spacing w:line="240" w:lineRule="auto"/>
-              <w:ind w:firstLineChars="0" w:firstLine="0"/>
+              <w:numPr>
+                <w:ilvl w:val="0"/>
+                <w:numId w:val="27"/>
+              </w:numPr>
+              <w:spacing w:line="240" w:lineRule="auto"/>
+              <w:ind w:firstLineChars="0"/>
               <w:jc w:val="center"/>
               <w:rPr>
                 <w:rFonts w:ascii="Calibri" w:hAnsi="Calibri" w:cs="宋体"/>
@@ -8647,17 +8588,6 @@
                 <w:szCs w:val="28"/>
               </w:rPr>
             </w:pPr>
-            <w:r>
-              <w:rPr>
-                <w:rFonts w:ascii="Calibri" w:hAnsi="Calibri" w:cs="宋体" w:hint="eastAsia"/>
-                <w:bCs/>
-                <w:color w:val="000000"/>
-                <w:kern w:val="0"/>
-                <w:sz w:val="21"/>
-                <w:szCs w:val="28"/>
-              </w:rPr>
-              <w:t>31</w:t>
-            </w:r>
           </w:p>
         </w:tc>
         <w:tc>
@@ -8815,8 +8745,12 @@
           </w:tcPr>
           <w:p>
             <w:pPr>
-              <w:spacing w:line="240" w:lineRule="auto"/>
-              <w:ind w:firstLineChars="0" w:firstLine="0"/>
+              <w:numPr>
+                <w:ilvl w:val="0"/>
+                <w:numId w:val="27"/>
+              </w:numPr>
+              <w:spacing w:line="240" w:lineRule="auto"/>
+              <w:ind w:firstLineChars="0"/>
               <w:jc w:val="center"/>
               <w:rPr>
                 <w:rFonts w:ascii="Calibri" w:hAnsi="Calibri" w:cs="宋体"/>
@@ -8827,17 +8761,6 @@
                 <w:szCs w:val="28"/>
               </w:rPr>
             </w:pPr>
-            <w:r>
-              <w:rPr>
-                <w:rFonts w:ascii="Calibri" w:hAnsi="Calibri" w:cs="宋体" w:hint="eastAsia"/>
-                <w:bCs/>
-                <w:color w:val="000000"/>
-                <w:kern w:val="0"/>
-                <w:sz w:val="21"/>
-                <w:szCs w:val="28"/>
-              </w:rPr>
-              <w:t>32</w:t>
-            </w:r>
           </w:p>
         </w:tc>
         <w:tc>
@@ -8995,8 +8918,12 @@
           </w:tcPr>
           <w:p>
             <w:pPr>
-              <w:spacing w:line="240" w:lineRule="auto"/>
-              <w:ind w:firstLineChars="0" w:firstLine="0"/>
+              <w:numPr>
+                <w:ilvl w:val="0"/>
+                <w:numId w:val="27"/>
+              </w:numPr>
+              <w:spacing w:line="240" w:lineRule="auto"/>
+              <w:ind w:firstLineChars="0"/>
               <w:jc w:val="center"/>
               <w:rPr>
                 <w:rFonts w:ascii="Calibri" w:hAnsi="Calibri" w:cs="宋体"/>
@@ -9007,17 +8934,6 @@
                 <w:szCs w:val="28"/>
               </w:rPr>
             </w:pPr>
-            <w:r>
-              <w:rPr>
-                <w:rFonts w:ascii="Calibri" w:hAnsi="Calibri" w:cs="宋体" w:hint="eastAsia"/>
-                <w:bCs/>
-                <w:color w:val="000000"/>
-                <w:kern w:val="0"/>
-                <w:sz w:val="21"/>
-                <w:szCs w:val="28"/>
-              </w:rPr>
-              <w:t>33</w:t>
-            </w:r>
           </w:p>
         </w:tc>
         <w:tc>
@@ -9184,8 +9100,12 @@
           </w:tcPr>
           <w:p>
             <w:pPr>
-              <w:spacing w:line="240" w:lineRule="auto"/>
-              <w:ind w:firstLineChars="0" w:firstLine="0"/>
+              <w:numPr>
+                <w:ilvl w:val="0"/>
+                <w:numId w:val="27"/>
+              </w:numPr>
+              <w:spacing w:line="240" w:lineRule="auto"/>
+              <w:ind w:firstLineChars="0"/>
               <w:jc w:val="center"/>
               <w:rPr>
                 <w:rFonts w:ascii="Calibri" w:hAnsi="Calibri" w:cs="宋体"/>
@@ -9196,17 +9116,6 @@
                 <w:szCs w:val="28"/>
               </w:rPr>
             </w:pPr>
-            <w:r>
-              <w:rPr>
-                <w:rFonts w:ascii="Calibri" w:hAnsi="Calibri" w:cs="宋体" w:hint="eastAsia"/>
-                <w:bCs/>
-                <w:color w:val="000000"/>
-                <w:kern w:val="0"/>
-                <w:sz w:val="21"/>
-                <w:szCs w:val="28"/>
-              </w:rPr>
-              <w:t>34</w:t>
-            </w:r>
           </w:p>
         </w:tc>
         <w:tc>
@@ -9363,8 +9272,12 @@
           </w:tcPr>
           <w:p>
             <w:pPr>
-              <w:spacing w:line="240" w:lineRule="auto"/>
-              <w:ind w:firstLineChars="0" w:firstLine="0"/>
+              <w:numPr>
+                <w:ilvl w:val="0"/>
+                <w:numId w:val="27"/>
+              </w:numPr>
+              <w:spacing w:line="240" w:lineRule="auto"/>
+              <w:ind w:firstLineChars="0"/>
               <w:jc w:val="center"/>
               <w:rPr>
                 <w:rFonts w:ascii="Calibri" w:hAnsi="Calibri" w:cs="宋体"/>
@@ -9375,17 +9288,6 @@
                 <w:szCs w:val="28"/>
               </w:rPr>
             </w:pPr>
-            <w:r>
-              <w:rPr>
-                <w:rFonts w:ascii="Calibri" w:hAnsi="Calibri" w:cs="宋体" w:hint="eastAsia"/>
-                <w:bCs/>
-                <w:color w:val="000000"/>
-                <w:kern w:val="0"/>
-                <w:sz w:val="21"/>
-                <w:szCs w:val="28"/>
-              </w:rPr>
-              <w:t>35</w:t>
-            </w:r>
           </w:p>
         </w:tc>
         <w:tc>
@@ -9562,8 +9464,12 @@
           </w:tcPr>
           <w:p>
             <w:pPr>
-              <w:spacing w:line="240" w:lineRule="auto"/>
-              <w:ind w:firstLineChars="0" w:firstLine="0"/>
+              <w:numPr>
+                <w:ilvl w:val="0"/>
+                <w:numId w:val="27"/>
+              </w:numPr>
+              <w:spacing w:line="240" w:lineRule="auto"/>
+              <w:ind w:firstLineChars="0"/>
               <w:jc w:val="center"/>
               <w:rPr>
                 <w:rFonts w:ascii="Calibri" w:hAnsi="Calibri" w:cs="宋体"/>
@@ -9574,17 +9480,6 @@
                 <w:szCs w:val="28"/>
               </w:rPr>
             </w:pPr>
-            <w:r>
-              <w:rPr>
-                <w:rFonts w:ascii="Calibri" w:hAnsi="Calibri" w:cs="宋体" w:hint="eastAsia"/>
-                <w:bCs/>
-                <w:color w:val="000000"/>
-                <w:kern w:val="0"/>
-                <w:sz w:val="21"/>
-                <w:szCs w:val="28"/>
-              </w:rPr>
-              <w:t>36</w:t>
-            </w:r>
           </w:p>
         </w:tc>
         <w:tc>
@@ -9721,8 +9616,12 @@
           </w:tcPr>
           <w:p>
             <w:pPr>
-              <w:spacing w:line="240" w:lineRule="auto"/>
-              <w:ind w:firstLineChars="0" w:firstLine="0"/>
+              <w:numPr>
+                <w:ilvl w:val="0"/>
+                <w:numId w:val="27"/>
+              </w:numPr>
+              <w:spacing w:line="240" w:lineRule="auto"/>
+              <w:ind w:firstLineChars="0"/>
               <w:jc w:val="center"/>
               <w:rPr>
                 <w:rFonts w:ascii="Calibri" w:hAnsi="Calibri" w:cs="宋体"/>
@@ -9733,17 +9632,6 @@
                 <w:szCs w:val="28"/>
               </w:rPr>
             </w:pPr>
-            <w:r>
-              <w:rPr>
-                <w:rFonts w:ascii="Calibri" w:hAnsi="Calibri" w:cs="宋体" w:hint="eastAsia"/>
-                <w:bCs/>
-                <w:color w:val="000000"/>
-                <w:kern w:val="0"/>
-                <w:sz w:val="21"/>
-                <w:szCs w:val="28"/>
-              </w:rPr>
-              <w:t>37</w:t>
-            </w:r>
           </w:p>
         </w:tc>
         <w:tc>
@@ -9879,8 +9767,12 @@
           </w:tcPr>
           <w:p>
             <w:pPr>
-              <w:spacing w:line="240" w:lineRule="auto"/>
-              <w:ind w:firstLineChars="0" w:firstLine="0"/>
+              <w:numPr>
+                <w:ilvl w:val="0"/>
+                <w:numId w:val="27"/>
+              </w:numPr>
+              <w:spacing w:line="240" w:lineRule="auto"/>
+              <w:ind w:firstLineChars="0"/>
               <w:jc w:val="center"/>
               <w:rPr>
                 <w:rFonts w:ascii="Calibri" w:hAnsi="Calibri" w:cs="宋体"/>
@@ -9891,28 +9783,6 @@
                 <w:szCs w:val="28"/>
               </w:rPr>
             </w:pPr>
-            <w:r>
-              <w:rPr>
-                <w:rFonts w:ascii="Calibri" w:hAnsi="Calibri" w:cs="宋体" w:hint="eastAsia"/>
-                <w:bCs/>
-                <w:color w:val="000000"/>
-                <w:kern w:val="0"/>
-                <w:sz w:val="21"/>
-                <w:szCs w:val="28"/>
-              </w:rPr>
-              <w:t>3</w:t>
-            </w:r>
-            <w:r>
-              <w:rPr>
-                <w:rFonts w:ascii="Calibri" w:hAnsi="Calibri" w:cs="宋体"/>
-                <w:bCs/>
-                <w:color w:val="000000"/>
-                <w:kern w:val="0"/>
-                <w:sz w:val="21"/>
-                <w:szCs w:val="28"/>
-              </w:rPr>
-              <w:t>8</w:t>
-            </w:r>
           </w:p>
         </w:tc>
         <w:tc>
@@ -10045,8 +9915,12 @@
           </w:tcPr>
           <w:p>
             <w:pPr>
-              <w:spacing w:line="240" w:lineRule="auto"/>
-              <w:ind w:firstLineChars="0" w:firstLine="0"/>
+              <w:numPr>
+                <w:ilvl w:val="0"/>
+                <w:numId w:val="27"/>
+              </w:numPr>
+              <w:spacing w:line="240" w:lineRule="auto"/>
+              <w:ind w:firstLineChars="0"/>
               <w:jc w:val="center"/>
               <w:rPr>
                 <w:rFonts w:ascii="Calibri" w:hAnsi="Calibri" w:cs="宋体"/>
@@ -10057,17 +9931,6 @@
                 <w:szCs w:val="28"/>
               </w:rPr>
             </w:pPr>
-            <w:r>
-              <w:rPr>
-                <w:rFonts w:ascii="Calibri" w:hAnsi="Calibri" w:cs="宋体" w:hint="eastAsia"/>
-                <w:bCs/>
-                <w:color w:val="000000"/>
-                <w:kern w:val="0"/>
-                <w:sz w:val="21"/>
-                <w:szCs w:val="28"/>
-              </w:rPr>
-              <w:t>39</w:t>
-            </w:r>
           </w:p>
         </w:tc>
         <w:tc>
@@ -10200,8 +10063,12 @@
           </w:tcPr>
           <w:p>
             <w:pPr>
-              <w:spacing w:line="240" w:lineRule="auto"/>
-              <w:ind w:firstLineChars="0" w:firstLine="0"/>
+              <w:numPr>
+                <w:ilvl w:val="0"/>
+                <w:numId w:val="27"/>
+              </w:numPr>
+              <w:spacing w:line="240" w:lineRule="auto"/>
+              <w:ind w:firstLineChars="0"/>
               <w:jc w:val="center"/>
               <w:rPr>
                 <w:rFonts w:ascii="Calibri" w:hAnsi="Calibri" w:cs="宋体"/>
@@ -10212,17 +10079,6 @@
                 <w:szCs w:val="28"/>
               </w:rPr>
             </w:pPr>
-            <w:r>
-              <w:rPr>
-                <w:rFonts w:ascii="Calibri" w:hAnsi="Calibri" w:cs="宋体" w:hint="eastAsia"/>
-                <w:bCs/>
-                <w:color w:val="000000"/>
-                <w:kern w:val="0"/>
-                <w:sz w:val="21"/>
-                <w:szCs w:val="28"/>
-              </w:rPr>
-              <w:t>7</w:t>
-            </w:r>
           </w:p>
         </w:tc>
         <w:tc>
@@ -10445,8 +10301,12 @@
           </w:tcPr>
           <w:p>
             <w:pPr>
-              <w:spacing w:line="240" w:lineRule="auto"/>
-              <w:ind w:firstLineChars="0" w:firstLine="0"/>
+              <w:numPr>
+                <w:ilvl w:val="0"/>
+                <w:numId w:val="27"/>
+              </w:numPr>
+              <w:spacing w:line="240" w:lineRule="auto"/>
+              <w:ind w:firstLineChars="0"/>
               <w:jc w:val="center"/>
               <w:rPr>
                 <w:rFonts w:ascii="Calibri" w:hAnsi="Calibri" w:cs="宋体"/>
@@ -10457,17 +10317,6 @@
                 <w:szCs w:val="28"/>
               </w:rPr>
             </w:pPr>
-            <w:r>
-              <w:rPr>
-                <w:rFonts w:ascii="Calibri" w:hAnsi="Calibri" w:cs="宋体" w:hint="eastAsia"/>
-                <w:bCs/>
-                <w:color w:val="000000"/>
-                <w:kern w:val="0"/>
-                <w:sz w:val="21"/>
-                <w:szCs w:val="28"/>
-              </w:rPr>
-              <w:t>20</w:t>
-            </w:r>
           </w:p>
         </w:tc>
         <w:tc>
@@ -10620,8 +10469,12 @@
           </w:tcPr>
           <w:p>
             <w:pPr>
-              <w:spacing w:line="240" w:lineRule="auto"/>
-              <w:ind w:firstLineChars="0" w:firstLine="0"/>
+              <w:numPr>
+                <w:ilvl w:val="0"/>
+                <w:numId w:val="27"/>
+              </w:numPr>
+              <w:spacing w:line="240" w:lineRule="auto"/>
+              <w:ind w:firstLineChars="0"/>
               <w:jc w:val="center"/>
               <w:rPr>
                 <w:rFonts w:ascii="Calibri" w:hAnsi="Calibri" w:cs="宋体"/>
@@ -10632,17 +10485,6 @@
                 <w:szCs w:val="28"/>
               </w:rPr>
             </w:pPr>
-            <w:r>
-              <w:rPr>
-                <w:rFonts w:ascii="Calibri" w:hAnsi="Calibri" w:cs="宋体" w:hint="eastAsia"/>
-                <w:bCs/>
-                <w:color w:val="000000"/>
-                <w:kern w:val="0"/>
-                <w:sz w:val="21"/>
-                <w:szCs w:val="28"/>
-              </w:rPr>
-              <w:t>1</w:t>
-            </w:r>
           </w:p>
         </w:tc>
         <w:tc>
@@ -10845,8 +10687,12 @@
           </w:tcPr>
           <w:p>
             <w:pPr>
-              <w:spacing w:line="240" w:lineRule="auto"/>
-              <w:ind w:firstLineChars="0" w:firstLine="0"/>
+              <w:numPr>
+                <w:ilvl w:val="0"/>
+                <w:numId w:val="27"/>
+              </w:numPr>
+              <w:spacing w:line="240" w:lineRule="auto"/>
+              <w:ind w:firstLineChars="0"/>
               <w:jc w:val="center"/>
               <w:rPr>
                 <w:rFonts w:ascii="Calibri" w:hAnsi="Calibri" w:cs="宋体"/>
@@ -10949,8 +10795,12 @@
           </w:tcPr>
           <w:p>
             <w:pPr>
-              <w:spacing w:line="240" w:lineRule="auto"/>
-              <w:ind w:firstLineChars="0" w:firstLine="0"/>
+              <w:numPr>
+                <w:ilvl w:val="0"/>
+                <w:numId w:val="27"/>
+              </w:numPr>
+              <w:spacing w:line="240" w:lineRule="auto"/>
+              <w:ind w:firstLineChars="0"/>
               <w:jc w:val="center"/>
               <w:rPr>
                 <w:rFonts w:ascii="Calibri" w:hAnsi="Calibri" w:cs="宋体"/>
@@ -10961,17 +10811,6 @@
                 <w:szCs w:val="28"/>
               </w:rPr>
             </w:pPr>
-            <w:r>
-              <w:rPr>
-                <w:rFonts w:ascii="Calibri" w:hAnsi="Calibri" w:cs="宋体" w:hint="eastAsia"/>
-                <w:bCs/>
-                <w:color w:val="000000"/>
-                <w:kern w:val="0"/>
-                <w:sz w:val="21"/>
-                <w:szCs w:val="28"/>
-              </w:rPr>
-              <w:t>9</w:t>
-            </w:r>
           </w:p>
         </w:tc>
         <w:tc>
@@ -11194,8 +11033,12 @@
           </w:tcPr>
           <w:p>
             <w:pPr>
-              <w:spacing w:line="240" w:lineRule="auto"/>
-              <w:ind w:firstLineChars="0" w:firstLine="0"/>
+              <w:numPr>
+                <w:ilvl w:val="0"/>
+                <w:numId w:val="27"/>
+              </w:numPr>
+              <w:spacing w:line="240" w:lineRule="auto"/>
+              <w:ind w:firstLineChars="0"/>
               <w:jc w:val="center"/>
               <w:rPr>
                 <w:rFonts w:ascii="Calibri" w:hAnsi="Calibri" w:cs="宋体"/>
@@ -11206,17 +11049,6 @@
                 <w:szCs w:val="28"/>
               </w:rPr>
             </w:pPr>
-            <w:r>
-              <w:rPr>
-                <w:rFonts w:ascii="Calibri" w:hAnsi="Calibri" w:cs="宋体" w:hint="eastAsia"/>
-                <w:bCs/>
-                <w:color w:val="000000"/>
-                <w:kern w:val="0"/>
-                <w:sz w:val="21"/>
-                <w:szCs w:val="28"/>
-              </w:rPr>
-              <w:t>10</w:t>
-            </w:r>
           </w:p>
         </w:tc>
         <w:tc>
@@ -11439,8 +11271,12 @@
           </w:tcPr>
           <w:p>
             <w:pPr>
-              <w:spacing w:line="240" w:lineRule="auto"/>
-              <w:ind w:firstLineChars="0" w:firstLine="0"/>
+              <w:numPr>
+                <w:ilvl w:val="0"/>
+                <w:numId w:val="27"/>
+              </w:numPr>
+              <w:spacing w:line="240" w:lineRule="auto"/>
+              <w:ind w:firstLineChars="0"/>
               <w:jc w:val="center"/>
               <w:rPr>
                 <w:rFonts w:ascii="Calibri" w:hAnsi="Calibri" w:cs="宋体"/>
@@ -11451,17 +11287,6 @@
                 <w:szCs w:val="28"/>
               </w:rPr>
             </w:pPr>
-            <w:r>
-              <w:rPr>
-                <w:rFonts w:ascii="Calibri" w:hAnsi="Calibri" w:cs="宋体" w:hint="eastAsia"/>
-                <w:bCs/>
-                <w:color w:val="000000"/>
-                <w:kern w:val="0"/>
-                <w:sz w:val="21"/>
-                <w:szCs w:val="28"/>
-              </w:rPr>
-              <w:t>22</w:t>
-            </w:r>
           </w:p>
         </w:tc>
         <w:tc>
@@ -11588,7 +11413,17 @@
                 <w:kern w:val="0"/>
                 <w:sz w:val="21"/>
               </w:rPr>
-              <w:t>TEC1</w:t>
+              <w:t>TEC</w:t>
+            </w:r>
+            <w:r>
+              <w:rPr>
+                <w:rFonts w:ascii="Calibri" w:hAnsi="Calibri" w:cs="宋体" w:hint="eastAsia"/>
+                <w:bCs/>
+                <w:color w:val="000000"/>
+                <w:kern w:val="0"/>
+                <w:sz w:val="21"/>
+              </w:rPr>
+              <w:t>3</w:t>
             </w:r>
             <w:r>
               <w:rPr>
@@ -11614,8 +11449,12 @@
           </w:tcPr>
           <w:p>
             <w:pPr>
-              <w:spacing w:line="240" w:lineRule="auto"/>
-              <w:ind w:firstLineChars="0" w:firstLine="0"/>
+              <w:numPr>
+                <w:ilvl w:val="0"/>
+                <w:numId w:val="27"/>
+              </w:numPr>
+              <w:spacing w:line="240" w:lineRule="auto"/>
+              <w:ind w:firstLineChars="0"/>
               <w:jc w:val="center"/>
               <w:rPr>
                 <w:rFonts w:ascii="Calibri" w:hAnsi="Calibri" w:cs="宋体"/>
@@ -11626,17 +11465,6 @@
                 <w:szCs w:val="28"/>
               </w:rPr>
             </w:pPr>
-            <w:r>
-              <w:rPr>
-                <w:rFonts w:ascii="Calibri" w:hAnsi="Calibri" w:cs="宋体" w:hint="eastAsia"/>
-                <w:bCs/>
-                <w:color w:val="000000"/>
-                <w:kern w:val="0"/>
-                <w:sz w:val="21"/>
-                <w:szCs w:val="28"/>
-              </w:rPr>
-              <w:t>23</w:t>
-            </w:r>
           </w:p>
         </w:tc>
         <w:tc>
@@ -11763,7 +11591,17 @@
                 <w:kern w:val="0"/>
                 <w:sz w:val="21"/>
               </w:rPr>
-              <w:t>TEC2</w:t>
+              <w:t>TEC</w:t>
+            </w:r>
+            <w:r>
+              <w:rPr>
+                <w:rFonts w:ascii="Calibri" w:hAnsi="Calibri" w:cs="宋体" w:hint="eastAsia"/>
+                <w:bCs/>
+                <w:color w:val="000000"/>
+                <w:kern w:val="0"/>
+                <w:sz w:val="21"/>
+              </w:rPr>
+              <w:t>4</w:t>
             </w:r>
             <w:r>
               <w:rPr>
@@ -11789,8 +11627,12 @@
           </w:tcPr>
           <w:p>
             <w:pPr>
-              <w:spacing w:line="240" w:lineRule="auto"/>
-              <w:ind w:firstLineChars="0" w:firstLine="0"/>
+              <w:numPr>
+                <w:ilvl w:val="0"/>
+                <w:numId w:val="27"/>
+              </w:numPr>
+              <w:spacing w:line="240" w:lineRule="auto"/>
+              <w:ind w:firstLineChars="0"/>
               <w:jc w:val="center"/>
               <w:rPr>
                 <w:rFonts w:ascii="Calibri" w:hAnsi="Calibri" w:cs="宋体"/>
@@ -11801,17 +11643,6 @@
                 <w:szCs w:val="28"/>
               </w:rPr>
             </w:pPr>
-            <w:r>
-              <w:rPr>
-                <w:rFonts w:ascii="Calibri" w:hAnsi="Calibri" w:cs="宋体" w:hint="eastAsia"/>
-                <w:bCs/>
-                <w:color w:val="000000"/>
-                <w:kern w:val="0"/>
-                <w:sz w:val="21"/>
-                <w:szCs w:val="28"/>
-              </w:rPr>
-              <w:t>11</w:t>
-            </w:r>
           </w:p>
         </w:tc>
         <w:tc>
@@ -12166,8 +11997,12 @@
           </w:tcPr>
           <w:p>
             <w:pPr>
-              <w:spacing w:line="240" w:lineRule="auto"/>
-              <w:ind w:firstLineChars="0" w:firstLine="0"/>
+              <w:numPr>
+                <w:ilvl w:val="0"/>
+                <w:numId w:val="27"/>
+              </w:numPr>
+              <w:spacing w:line="240" w:lineRule="auto"/>
+              <w:ind w:firstLineChars="0"/>
               <w:jc w:val="center"/>
               <w:rPr>
                 <w:rFonts w:ascii="Calibri" w:hAnsi="Calibri" w:cs="宋体"/>
@@ -12178,17 +12013,6 @@
                 <w:szCs w:val="28"/>
               </w:rPr>
             </w:pPr>
-            <w:r>
-              <w:rPr>
-                <w:rFonts w:ascii="Calibri" w:hAnsi="Calibri" w:cs="宋体" w:hint="eastAsia"/>
-                <w:bCs/>
-                <w:color w:val="000000"/>
-                <w:kern w:val="0"/>
-                <w:sz w:val="21"/>
-                <w:szCs w:val="28"/>
-              </w:rPr>
-              <w:t>12</w:t>
-            </w:r>
           </w:p>
         </w:tc>
         <w:tc>
@@ -12543,8 +12367,12 @@
           </w:tcPr>
           <w:p>
             <w:pPr>
-              <w:spacing w:line="240" w:lineRule="auto"/>
-              <w:ind w:firstLineChars="0" w:firstLine="0"/>
+              <w:numPr>
+                <w:ilvl w:val="0"/>
+                <w:numId w:val="27"/>
+              </w:numPr>
+              <w:spacing w:line="240" w:lineRule="auto"/>
+              <w:ind w:firstLineChars="0"/>
               <w:jc w:val="center"/>
               <w:rPr>
                 <w:rFonts w:ascii="Calibri" w:hAnsi="Calibri" w:cs="宋体"/>
@@ -12555,18 +12383,6 @@
                 <w:szCs w:val="28"/>
               </w:rPr>
             </w:pPr>
-            <w:r>
-              <w:rPr>
-                <w:rFonts w:ascii="Calibri" w:hAnsi="Calibri" w:cs="宋体" w:hint="eastAsia"/>
-                <w:bCs/>
-                <w:color w:val="000000"/>
-                <w:kern w:val="0"/>
-                <w:sz w:val="21"/>
-                <w:szCs w:val="28"/>
-              </w:rPr>
-              <w:lastRenderedPageBreak/>
-              <w:t>24</w:t>
-            </w:r>
           </w:p>
         </w:tc>
         <w:tc>
@@ -12739,8 +12555,12 @@
           </w:tcPr>
           <w:p>
             <w:pPr>
-              <w:spacing w:line="240" w:lineRule="auto"/>
-              <w:ind w:firstLineChars="0" w:firstLine="0"/>
+              <w:numPr>
+                <w:ilvl w:val="0"/>
+                <w:numId w:val="27"/>
+              </w:numPr>
+              <w:spacing w:line="240" w:lineRule="auto"/>
+              <w:ind w:firstLineChars="0"/>
               <w:jc w:val="center"/>
               <w:rPr>
                 <w:rFonts w:ascii="Calibri" w:hAnsi="Calibri" w:cs="宋体"/>
@@ -12751,17 +12571,6 @@
                 <w:szCs w:val="28"/>
               </w:rPr>
             </w:pPr>
-            <w:r>
-              <w:rPr>
-                <w:rFonts w:ascii="Calibri" w:hAnsi="Calibri" w:cs="宋体" w:hint="eastAsia"/>
-                <w:bCs/>
-                <w:color w:val="000000"/>
-                <w:kern w:val="0"/>
-                <w:sz w:val="21"/>
-                <w:szCs w:val="28"/>
-              </w:rPr>
-              <w:t>25</w:t>
-            </w:r>
           </w:p>
         </w:tc>
         <w:tc>
@@ -12934,8 +12743,12 @@
           </w:tcPr>
           <w:p>
             <w:pPr>
-              <w:spacing w:line="240" w:lineRule="auto"/>
-              <w:ind w:firstLineChars="0" w:firstLine="0"/>
+              <w:numPr>
+                <w:ilvl w:val="0"/>
+                <w:numId w:val="27"/>
+              </w:numPr>
+              <w:spacing w:line="240" w:lineRule="auto"/>
+              <w:ind w:firstLineChars="0"/>
               <w:jc w:val="center"/>
               <w:rPr>
                 <w:rFonts w:ascii="Calibri" w:hAnsi="Calibri" w:cs="宋体"/>
@@ -12946,17 +12759,6 @@
                 <w:szCs w:val="28"/>
               </w:rPr>
             </w:pPr>
-            <w:r>
-              <w:rPr>
-                <w:rFonts w:ascii="Calibri" w:hAnsi="Calibri" w:cs="宋体" w:hint="eastAsia"/>
-                <w:bCs/>
-                <w:color w:val="000000"/>
-                <w:kern w:val="0"/>
-                <w:sz w:val="21"/>
-                <w:szCs w:val="28"/>
-              </w:rPr>
-              <w:t>27</w:t>
-            </w:r>
           </w:p>
         </w:tc>
         <w:tc>
@@ -13119,8 +12921,12 @@
           </w:tcPr>
           <w:p>
             <w:pPr>
-              <w:spacing w:line="240" w:lineRule="auto"/>
-              <w:ind w:firstLineChars="0" w:firstLine="0"/>
+              <w:numPr>
+                <w:ilvl w:val="0"/>
+                <w:numId w:val="27"/>
+              </w:numPr>
+              <w:spacing w:line="240" w:lineRule="auto"/>
+              <w:ind w:firstLineChars="0"/>
               <w:jc w:val="center"/>
               <w:rPr>
                 <w:rFonts w:ascii="Calibri" w:hAnsi="Calibri" w:cs="宋体"/>
@@ -13131,17 +12937,6 @@
                 <w:szCs w:val="28"/>
               </w:rPr>
             </w:pPr>
-            <w:r>
-              <w:rPr>
-                <w:rFonts w:ascii="Calibri" w:hAnsi="Calibri" w:cs="宋体" w:hint="eastAsia"/>
-                <w:bCs/>
-                <w:color w:val="000000"/>
-                <w:kern w:val="0"/>
-                <w:sz w:val="21"/>
-                <w:szCs w:val="28"/>
-              </w:rPr>
-              <w:t>28</w:t>
-            </w:r>
           </w:p>
         </w:tc>
         <w:tc>
@@ -13294,8 +13089,12 @@
           </w:tcPr>
           <w:p>
             <w:pPr>
-              <w:spacing w:line="240" w:lineRule="auto"/>
-              <w:ind w:firstLineChars="0" w:firstLine="0"/>
+              <w:numPr>
+                <w:ilvl w:val="0"/>
+                <w:numId w:val="27"/>
+              </w:numPr>
+              <w:spacing w:line="240" w:lineRule="auto"/>
+              <w:ind w:firstLineChars="0"/>
               <w:jc w:val="center"/>
               <w:rPr>
                 <w:rFonts w:ascii="Calibri" w:hAnsi="Calibri" w:cs="宋体"/>
@@ -13306,17 +13105,6 @@
                 <w:szCs w:val="28"/>
               </w:rPr>
             </w:pPr>
-            <w:r>
-              <w:rPr>
-                <w:rFonts w:ascii="Calibri" w:hAnsi="Calibri" w:cs="宋体" w:hint="eastAsia"/>
-                <w:bCs/>
-                <w:color w:val="000000"/>
-                <w:kern w:val="0"/>
-                <w:sz w:val="21"/>
-                <w:szCs w:val="28"/>
-              </w:rPr>
-              <w:t>32</w:t>
-            </w:r>
           </w:p>
         </w:tc>
         <w:tc>
@@ -13489,8 +13277,12 @@
           </w:tcPr>
           <w:p>
             <w:pPr>
-              <w:spacing w:line="240" w:lineRule="auto"/>
-              <w:ind w:firstLineChars="0" w:firstLine="0"/>
+              <w:numPr>
+                <w:ilvl w:val="0"/>
+                <w:numId w:val="27"/>
+              </w:numPr>
+              <w:spacing w:line="240" w:lineRule="auto"/>
+              <w:ind w:firstLineChars="0"/>
               <w:jc w:val="center"/>
               <w:rPr>
                 <w:rFonts w:ascii="Calibri" w:hAnsi="Calibri" w:cs="宋体"/>
@@ -13501,17 +13293,6 @@
                 <w:szCs w:val="28"/>
               </w:rPr>
             </w:pPr>
-            <w:r>
-              <w:rPr>
-                <w:rFonts w:ascii="Calibri" w:hAnsi="Calibri" w:cs="宋体" w:hint="eastAsia"/>
-                <w:bCs/>
-                <w:color w:val="000000"/>
-                <w:kern w:val="0"/>
-                <w:sz w:val="21"/>
-                <w:szCs w:val="28"/>
-              </w:rPr>
-              <w:t>32</w:t>
-            </w:r>
           </w:p>
         </w:tc>
         <w:tc>
@@ -13684,8 +13465,12 @@
           </w:tcPr>
           <w:p>
             <w:pPr>
-              <w:spacing w:line="240" w:lineRule="auto"/>
-              <w:ind w:firstLineChars="0" w:firstLine="0"/>
+              <w:numPr>
+                <w:ilvl w:val="0"/>
+                <w:numId w:val="27"/>
+              </w:numPr>
+              <w:spacing w:line="240" w:lineRule="auto"/>
+              <w:ind w:firstLineChars="0"/>
               <w:jc w:val="center"/>
               <w:rPr>
                 <w:rFonts w:ascii="Calibri" w:hAnsi="Calibri" w:cs="宋体"/>
@@ -13696,17 +13481,6 @@
                 <w:szCs w:val="28"/>
               </w:rPr>
             </w:pPr>
-            <w:r>
-              <w:rPr>
-                <w:rFonts w:ascii="Calibri" w:hAnsi="Calibri" w:cs="宋体" w:hint="eastAsia"/>
-                <w:bCs/>
-                <w:color w:val="000000"/>
-                <w:kern w:val="0"/>
-                <w:sz w:val="21"/>
-                <w:szCs w:val="28"/>
-              </w:rPr>
-              <w:t>33</w:t>
-            </w:r>
           </w:p>
         </w:tc>
         <w:tc>
@@ -13879,8 +13653,12 @@
           </w:tcPr>
           <w:p>
             <w:pPr>
-              <w:spacing w:line="240" w:lineRule="auto"/>
-              <w:ind w:firstLineChars="0" w:firstLine="0"/>
+              <w:numPr>
+                <w:ilvl w:val="0"/>
+                <w:numId w:val="27"/>
+              </w:numPr>
+              <w:spacing w:line="240" w:lineRule="auto"/>
+              <w:ind w:firstLineChars="0"/>
               <w:jc w:val="center"/>
               <w:rPr>
                 <w:rFonts w:ascii="Calibri" w:hAnsi="Calibri" w:cs="宋体"/>
@@ -13891,17 +13669,6 @@
                 <w:szCs w:val="28"/>
               </w:rPr>
             </w:pPr>
-            <w:r>
-              <w:rPr>
-                <w:rFonts w:ascii="Calibri" w:hAnsi="Calibri" w:cs="宋体" w:hint="eastAsia"/>
-                <w:bCs/>
-                <w:color w:val="000000"/>
-                <w:kern w:val="0"/>
-                <w:sz w:val="21"/>
-                <w:szCs w:val="28"/>
-              </w:rPr>
-              <w:t>33</w:t>
-            </w:r>
           </w:p>
         </w:tc>
         <w:tc>
@@ -14074,8 +13841,12 @@
           </w:tcPr>
           <w:p>
             <w:pPr>
-              <w:spacing w:line="240" w:lineRule="auto"/>
-              <w:ind w:firstLineChars="0" w:firstLine="0"/>
+              <w:numPr>
+                <w:ilvl w:val="0"/>
+                <w:numId w:val="27"/>
+              </w:numPr>
+              <w:spacing w:line="240" w:lineRule="auto"/>
+              <w:ind w:firstLineChars="0"/>
               <w:jc w:val="center"/>
               <w:rPr>
                 <w:rFonts w:ascii="Calibri" w:hAnsi="Calibri" w:cs="宋体"/>
@@ -14086,17 +13857,6 @@
                 <w:szCs w:val="28"/>
               </w:rPr>
             </w:pPr>
-            <w:r>
-              <w:rPr>
-                <w:rFonts w:ascii="Calibri" w:hAnsi="Calibri" w:cs="宋体" w:hint="eastAsia"/>
-                <w:bCs/>
-                <w:color w:val="000000"/>
-                <w:kern w:val="0"/>
-                <w:sz w:val="21"/>
-                <w:szCs w:val="28"/>
-              </w:rPr>
-              <w:t>34</w:t>
-            </w:r>
           </w:p>
         </w:tc>
         <w:tc>
@@ -14367,8 +14127,12 @@
           </w:tcPr>
           <w:p>
             <w:pPr>
-              <w:spacing w:line="240" w:lineRule="auto"/>
-              <w:ind w:firstLineChars="0" w:firstLine="0"/>
+              <w:numPr>
+                <w:ilvl w:val="0"/>
+                <w:numId w:val="27"/>
+              </w:numPr>
+              <w:spacing w:line="240" w:lineRule="auto"/>
+              <w:ind w:firstLineChars="0"/>
               <w:jc w:val="center"/>
               <w:rPr>
                 <w:rFonts w:ascii="Calibri" w:hAnsi="Calibri" w:cs="宋体"/>
@@ -14379,17 +14143,6 @@
                 <w:szCs w:val="28"/>
               </w:rPr>
             </w:pPr>
-            <w:r>
-              <w:rPr>
-                <w:rFonts w:ascii="Calibri" w:hAnsi="Calibri" w:cs="宋体" w:hint="eastAsia"/>
-                <w:bCs/>
-                <w:color w:val="000000"/>
-                <w:kern w:val="0"/>
-                <w:sz w:val="21"/>
-                <w:szCs w:val="28"/>
-              </w:rPr>
-              <w:t>35</w:t>
-            </w:r>
           </w:p>
         </w:tc>
         <w:tc>
@@ -14562,8 +14315,974 @@
           </w:tcPr>
           <w:p>
             <w:pPr>
-              <w:spacing w:line="240" w:lineRule="auto"/>
-              <w:ind w:firstLineChars="0" w:firstLine="0"/>
+              <w:numPr>
+                <w:ilvl w:val="0"/>
+                <w:numId w:val="27"/>
+              </w:numPr>
+              <w:spacing w:line="240" w:lineRule="auto"/>
+              <w:ind w:firstLineChars="0"/>
+              <w:jc w:val="center"/>
+              <w:rPr>
+                <w:rFonts w:ascii="Calibri" w:hAnsi="Calibri" w:cs="宋体"/>
+                <w:bCs/>
+                <w:color w:val="000000"/>
+                <w:kern w:val="0"/>
+                <w:sz w:val="21"/>
+                <w:szCs w:val="28"/>
+              </w:rPr>
+            </w:pPr>
+          </w:p>
+        </w:tc>
+        <w:tc>
+          <w:tcPr>
+            <w:tcW w:w="385" w:type="pct"/>
+            <w:noWrap/>
+          </w:tcPr>
+          <w:p>
+            <w:pPr>
+              <w:spacing w:line="240" w:lineRule="auto"/>
+              <w:ind w:firstLineChars="0" w:firstLine="0"/>
+              <w:jc w:val="center"/>
+              <w:rPr>
+                <w:rFonts w:ascii="Calibri" w:hAnsi="Calibri" w:cs="宋体" w:hint="eastAsia"/>
+                <w:bCs/>
+                <w:color w:val="000000"/>
+                <w:kern w:val="0"/>
+                <w:sz w:val="21"/>
+              </w:rPr>
+            </w:pPr>
+            <w:r>
+              <w:rPr>
+                <w:rFonts w:ascii="Calibri" w:hAnsi="Calibri" w:cs="宋体" w:hint="eastAsia"/>
+                <w:bCs/>
+                <w:color w:val="000000"/>
+                <w:kern w:val="0"/>
+                <w:sz w:val="21"/>
+              </w:rPr>
+              <w:t>0xE5</w:t>
+            </w:r>
+          </w:p>
+        </w:tc>
+        <w:tc>
+          <w:tcPr>
+            <w:tcW w:w="341" w:type="pct"/>
+            <w:noWrap/>
+          </w:tcPr>
+          <w:p>
+            <w:pPr>
+              <w:spacing w:line="240" w:lineRule="auto"/>
+              <w:ind w:firstLineChars="0" w:firstLine="0"/>
+              <w:jc w:val="center"/>
+              <w:rPr>
+                <w:rFonts w:ascii="Calibri" w:hAnsi="Calibri" w:cs="宋体"/>
+                <w:bCs/>
+                <w:color w:val="000000"/>
+                <w:kern w:val="0"/>
+                <w:sz w:val="21"/>
+              </w:rPr>
+            </w:pPr>
+            <w:r>
+              <w:rPr>
+                <w:rFonts w:ascii="Calibri" w:hAnsi="Calibri" w:cs="宋体" w:hint="eastAsia"/>
+                <w:bCs/>
+                <w:color w:val="000000"/>
+                <w:kern w:val="0"/>
+                <w:sz w:val="21"/>
+              </w:rPr>
+              <w:t>0</w:t>
+            </w:r>
+          </w:p>
+        </w:tc>
+        <w:tc>
+          <w:tcPr>
+            <w:tcW w:w="1843" w:type="pct"/>
+            <w:noWrap/>
+          </w:tcPr>
+          <w:p>
+            <w:pPr>
+              <w:spacing w:line="240" w:lineRule="auto"/>
+              <w:ind w:firstLineChars="0" w:firstLine="0"/>
+              <w:rPr>
+                <w:rFonts w:ascii="Calibri" w:hAnsi="Calibri" w:cs="宋体"/>
+                <w:bCs/>
+                <w:color w:val="000000"/>
+                <w:kern w:val="0"/>
+                <w:sz w:val="21"/>
+              </w:rPr>
+            </w:pPr>
+            <w:r>
+              <w:rPr>
+                <w:rFonts w:ascii="Calibri" w:hAnsi="Calibri" w:cs="宋体" w:hint="eastAsia"/>
+                <w:bCs/>
+                <w:color w:val="000000"/>
+                <w:kern w:val="0"/>
+                <w:sz w:val="21"/>
+              </w:rPr>
+              <w:t>/</w:t>
+            </w:r>
+          </w:p>
+        </w:tc>
+        <w:tc>
+          <w:tcPr>
+            <w:tcW w:w="2137" w:type="pct"/>
+            <w:noWrap/>
+          </w:tcPr>
+          <w:p>
+            <w:pPr>
+              <w:spacing w:line="240" w:lineRule="auto"/>
+              <w:ind w:firstLineChars="0" w:firstLine="0"/>
+              <w:rPr>
+                <w:rFonts w:ascii="Calibri" w:hAnsi="Calibri" w:cs="宋体"/>
+                <w:bCs/>
+                <w:color w:val="000000"/>
+                <w:kern w:val="0"/>
+                <w:sz w:val="21"/>
+              </w:rPr>
+            </w:pPr>
+            <w:r>
+              <w:rPr>
+                <w:rFonts w:ascii="Calibri" w:hAnsi="Calibri" w:cs="宋体" w:hint="eastAsia"/>
+                <w:bCs/>
+                <w:color w:val="000000"/>
+                <w:kern w:val="0"/>
+                <w:sz w:val="21"/>
+              </w:rPr>
+              <w:t>查询</w:t>
+            </w:r>
+            <w:r>
+              <w:rPr>
+                <w:rFonts w:ascii="Calibri" w:hAnsi="Calibri" w:cs="宋体" w:hint="eastAsia"/>
+                <w:bCs/>
+                <w:color w:val="000000"/>
+                <w:kern w:val="0"/>
+                <w:sz w:val="21"/>
+              </w:rPr>
+              <w:t>LD1</w:t>
+            </w:r>
+            <w:r>
+              <w:rPr>
+                <w:rFonts w:ascii="Calibri" w:hAnsi="Calibri" w:cs="宋体" w:hint="eastAsia"/>
+                <w:bCs/>
+                <w:color w:val="000000"/>
+                <w:kern w:val="0"/>
+                <w:sz w:val="21"/>
+              </w:rPr>
+              <w:t>开关</w:t>
+            </w:r>
+          </w:p>
+        </w:tc>
+      </w:tr>
+      <w:tr>
+        <w:trPr>
+          <w:trHeight w:val="348"/>
+        </w:trPr>
+        <w:tc>
+          <w:tcPr>
+            <w:tcW w:w="294" w:type="pct"/>
+            <w:noWrap/>
+          </w:tcPr>
+          <w:p>
+            <w:pPr>
+              <w:numPr>
+                <w:ilvl w:val="0"/>
+                <w:numId w:val="27"/>
+              </w:numPr>
+              <w:spacing w:line="240" w:lineRule="auto"/>
+              <w:ind w:firstLineChars="0"/>
+              <w:jc w:val="center"/>
+              <w:rPr>
+                <w:rFonts w:ascii="Calibri" w:hAnsi="Calibri" w:cs="宋体"/>
+                <w:bCs/>
+                <w:color w:val="000000"/>
+                <w:kern w:val="0"/>
+                <w:sz w:val="21"/>
+                <w:szCs w:val="28"/>
+              </w:rPr>
+            </w:pPr>
+          </w:p>
+        </w:tc>
+        <w:tc>
+          <w:tcPr>
+            <w:tcW w:w="385" w:type="pct"/>
+            <w:noWrap/>
+          </w:tcPr>
+          <w:p>
+            <w:pPr>
+              <w:spacing w:line="240" w:lineRule="auto"/>
+              <w:ind w:firstLineChars="0" w:firstLine="0"/>
+              <w:jc w:val="center"/>
+              <w:rPr>
+                <w:rFonts w:ascii="Calibri" w:hAnsi="Calibri" w:cs="宋体"/>
+                <w:bCs/>
+                <w:color w:val="000000"/>
+                <w:kern w:val="0"/>
+                <w:sz w:val="21"/>
+              </w:rPr>
+            </w:pPr>
+            <w:r>
+              <w:rPr>
+                <w:rFonts w:ascii="Calibri" w:hAnsi="Calibri" w:cs="宋体" w:hint="eastAsia"/>
+                <w:bCs/>
+                <w:color w:val="000000"/>
+                <w:kern w:val="0"/>
+                <w:sz w:val="21"/>
+              </w:rPr>
+              <w:t>0xE</w:t>
+            </w:r>
+            <w:r>
+              <w:rPr>
+                <w:rFonts w:ascii="Calibri" w:hAnsi="Calibri" w:cs="宋体" w:hint="eastAsia"/>
+                <w:bCs/>
+                <w:color w:val="000000"/>
+                <w:kern w:val="0"/>
+                <w:sz w:val="21"/>
+              </w:rPr>
+              <w:t>6</w:t>
+            </w:r>
+          </w:p>
+        </w:tc>
+        <w:tc>
+          <w:tcPr>
+            <w:tcW w:w="341" w:type="pct"/>
+            <w:noWrap/>
+          </w:tcPr>
+          <w:p>
+            <w:pPr>
+              <w:spacing w:line="240" w:lineRule="auto"/>
+              <w:ind w:firstLineChars="0" w:firstLine="0"/>
+              <w:jc w:val="center"/>
+              <w:rPr>
+                <w:rFonts w:ascii="Calibri" w:hAnsi="Calibri" w:cs="宋体"/>
+                <w:bCs/>
+                <w:color w:val="000000"/>
+                <w:kern w:val="0"/>
+                <w:sz w:val="21"/>
+              </w:rPr>
+            </w:pPr>
+            <w:r>
+              <w:rPr>
+                <w:rFonts w:ascii="Calibri" w:hAnsi="Calibri" w:cs="宋体" w:hint="eastAsia"/>
+                <w:bCs/>
+                <w:color w:val="000000"/>
+                <w:kern w:val="0"/>
+                <w:sz w:val="21"/>
+              </w:rPr>
+              <w:t>0</w:t>
+            </w:r>
+          </w:p>
+        </w:tc>
+        <w:tc>
+          <w:tcPr>
+            <w:tcW w:w="1843" w:type="pct"/>
+            <w:noWrap/>
+          </w:tcPr>
+          <w:p>
+            <w:pPr>
+              <w:spacing w:line="240" w:lineRule="auto"/>
+              <w:ind w:firstLineChars="0" w:firstLine="0"/>
+              <w:rPr>
+                <w:rFonts w:ascii="Calibri" w:hAnsi="Calibri" w:cs="宋体"/>
+                <w:bCs/>
+                <w:color w:val="000000"/>
+                <w:kern w:val="0"/>
+                <w:sz w:val="21"/>
+              </w:rPr>
+            </w:pPr>
+            <w:r>
+              <w:rPr>
+                <w:rFonts w:ascii="Calibri" w:hAnsi="Calibri" w:cs="宋体" w:hint="eastAsia"/>
+                <w:bCs/>
+                <w:color w:val="000000"/>
+                <w:kern w:val="0"/>
+                <w:sz w:val="21"/>
+              </w:rPr>
+              <w:t>/</w:t>
+            </w:r>
+          </w:p>
+        </w:tc>
+        <w:tc>
+          <w:tcPr>
+            <w:tcW w:w="2137" w:type="pct"/>
+            <w:noWrap/>
+          </w:tcPr>
+          <w:p>
+            <w:pPr>
+              <w:spacing w:line="240" w:lineRule="auto"/>
+              <w:ind w:firstLineChars="0" w:firstLine="0"/>
+              <w:rPr>
+                <w:rFonts w:ascii="Calibri" w:hAnsi="Calibri" w:cs="宋体"/>
+                <w:bCs/>
+                <w:color w:val="000000"/>
+                <w:kern w:val="0"/>
+                <w:sz w:val="21"/>
+              </w:rPr>
+            </w:pPr>
+            <w:r>
+              <w:rPr>
+                <w:rFonts w:ascii="Calibri" w:hAnsi="Calibri" w:cs="宋体" w:hint="eastAsia"/>
+                <w:bCs/>
+                <w:color w:val="000000"/>
+                <w:kern w:val="0"/>
+                <w:sz w:val="21"/>
+              </w:rPr>
+              <w:t>查询</w:t>
+            </w:r>
+            <w:r>
+              <w:rPr>
+                <w:rFonts w:ascii="Calibri" w:hAnsi="Calibri" w:cs="宋体" w:hint="eastAsia"/>
+                <w:bCs/>
+                <w:color w:val="000000"/>
+                <w:kern w:val="0"/>
+                <w:sz w:val="21"/>
+              </w:rPr>
+              <w:t>LD</w:t>
+            </w:r>
+            <w:r>
+              <w:rPr>
+                <w:rFonts w:ascii="Calibri" w:hAnsi="Calibri" w:cs="宋体" w:hint="eastAsia"/>
+                <w:bCs/>
+                <w:color w:val="000000"/>
+                <w:kern w:val="0"/>
+                <w:sz w:val="21"/>
+              </w:rPr>
+              <w:t>2</w:t>
+            </w:r>
+            <w:r>
+              <w:rPr>
+                <w:rFonts w:ascii="Calibri" w:hAnsi="Calibri" w:cs="宋体" w:hint="eastAsia"/>
+                <w:bCs/>
+                <w:color w:val="000000"/>
+                <w:kern w:val="0"/>
+                <w:sz w:val="21"/>
+              </w:rPr>
+              <w:t>开关</w:t>
+            </w:r>
+          </w:p>
+        </w:tc>
+      </w:tr>
+      <w:tr>
+        <w:trPr>
+          <w:trHeight w:val="348"/>
+        </w:trPr>
+        <w:tc>
+          <w:tcPr>
+            <w:tcW w:w="294" w:type="pct"/>
+            <w:noWrap/>
+          </w:tcPr>
+          <w:p>
+            <w:pPr>
+              <w:numPr>
+                <w:ilvl w:val="0"/>
+                <w:numId w:val="27"/>
+              </w:numPr>
+              <w:spacing w:line="240" w:lineRule="auto"/>
+              <w:ind w:firstLineChars="0"/>
+              <w:jc w:val="center"/>
+              <w:rPr>
+                <w:rFonts w:ascii="Calibri" w:hAnsi="Calibri" w:cs="宋体"/>
+                <w:bCs/>
+                <w:color w:val="000000"/>
+                <w:kern w:val="0"/>
+                <w:sz w:val="21"/>
+                <w:szCs w:val="28"/>
+              </w:rPr>
+            </w:pPr>
+          </w:p>
+        </w:tc>
+        <w:tc>
+          <w:tcPr>
+            <w:tcW w:w="385" w:type="pct"/>
+            <w:noWrap/>
+          </w:tcPr>
+          <w:p>
+            <w:pPr>
+              <w:spacing w:line="240" w:lineRule="auto"/>
+              <w:ind w:firstLineChars="0" w:firstLine="0"/>
+              <w:jc w:val="center"/>
+              <w:rPr>
+                <w:rFonts w:ascii="Calibri" w:hAnsi="Calibri" w:cs="宋体"/>
+                <w:bCs/>
+                <w:color w:val="000000"/>
+                <w:kern w:val="0"/>
+                <w:sz w:val="21"/>
+              </w:rPr>
+            </w:pPr>
+            <w:r>
+              <w:rPr>
+                <w:rFonts w:ascii="Calibri" w:hAnsi="Calibri" w:cs="宋体" w:hint="eastAsia"/>
+                <w:bCs/>
+                <w:color w:val="000000"/>
+                <w:kern w:val="0"/>
+                <w:sz w:val="21"/>
+              </w:rPr>
+              <w:t>0xE</w:t>
+            </w:r>
+            <w:r>
+              <w:rPr>
+                <w:rFonts w:ascii="Calibri" w:hAnsi="Calibri" w:cs="宋体" w:hint="eastAsia"/>
+                <w:bCs/>
+                <w:color w:val="000000"/>
+                <w:kern w:val="0"/>
+                <w:sz w:val="21"/>
+              </w:rPr>
+              <w:t>7</w:t>
+            </w:r>
+          </w:p>
+        </w:tc>
+        <w:tc>
+          <w:tcPr>
+            <w:tcW w:w="341" w:type="pct"/>
+            <w:noWrap/>
+          </w:tcPr>
+          <w:p>
+            <w:pPr>
+              <w:spacing w:line="240" w:lineRule="auto"/>
+              <w:ind w:firstLineChars="0" w:firstLine="0"/>
+              <w:jc w:val="center"/>
+              <w:rPr>
+                <w:rFonts w:ascii="Calibri" w:hAnsi="Calibri" w:cs="宋体"/>
+                <w:bCs/>
+                <w:color w:val="000000"/>
+                <w:kern w:val="0"/>
+                <w:sz w:val="21"/>
+              </w:rPr>
+            </w:pPr>
+            <w:r>
+              <w:rPr>
+                <w:rFonts w:ascii="Calibri" w:hAnsi="Calibri" w:cs="宋体" w:hint="eastAsia"/>
+                <w:bCs/>
+                <w:color w:val="000000"/>
+                <w:kern w:val="0"/>
+                <w:sz w:val="21"/>
+              </w:rPr>
+              <w:t>0</w:t>
+            </w:r>
+          </w:p>
+        </w:tc>
+        <w:tc>
+          <w:tcPr>
+            <w:tcW w:w="1843" w:type="pct"/>
+            <w:noWrap/>
+          </w:tcPr>
+          <w:p>
+            <w:pPr>
+              <w:spacing w:line="240" w:lineRule="auto"/>
+              <w:ind w:firstLineChars="0" w:firstLine="0"/>
+              <w:rPr>
+                <w:rFonts w:ascii="Calibri" w:hAnsi="Calibri" w:cs="宋体"/>
+                <w:bCs/>
+                <w:color w:val="000000"/>
+                <w:kern w:val="0"/>
+                <w:sz w:val="21"/>
+              </w:rPr>
+            </w:pPr>
+            <w:r>
+              <w:rPr>
+                <w:rFonts w:ascii="Calibri" w:hAnsi="Calibri" w:cs="宋体" w:hint="eastAsia"/>
+                <w:bCs/>
+                <w:color w:val="000000"/>
+                <w:kern w:val="0"/>
+                <w:sz w:val="21"/>
+              </w:rPr>
+              <w:t>/</w:t>
+            </w:r>
+          </w:p>
+        </w:tc>
+        <w:tc>
+          <w:tcPr>
+            <w:tcW w:w="2137" w:type="pct"/>
+            <w:noWrap/>
+          </w:tcPr>
+          <w:p>
+            <w:pPr>
+              <w:spacing w:line="240" w:lineRule="auto"/>
+              <w:ind w:firstLineChars="0" w:firstLine="0"/>
+              <w:rPr>
+                <w:rFonts w:ascii="Calibri" w:hAnsi="Calibri" w:cs="宋体"/>
+                <w:bCs/>
+                <w:color w:val="000000"/>
+                <w:kern w:val="0"/>
+                <w:sz w:val="21"/>
+              </w:rPr>
+            </w:pPr>
+            <w:r>
+              <w:rPr>
+                <w:rFonts w:ascii="Calibri" w:hAnsi="Calibri" w:cs="宋体" w:hint="eastAsia"/>
+                <w:bCs/>
+                <w:color w:val="000000"/>
+                <w:kern w:val="0"/>
+                <w:sz w:val="21"/>
+              </w:rPr>
+              <w:t>查询</w:t>
+            </w:r>
+            <w:r>
+              <w:rPr>
+                <w:rFonts w:ascii="Calibri" w:hAnsi="Calibri" w:cs="宋体" w:hint="eastAsia"/>
+                <w:bCs/>
+                <w:color w:val="000000"/>
+                <w:kern w:val="0"/>
+                <w:sz w:val="21"/>
+              </w:rPr>
+              <w:t>调</w:t>
+            </w:r>
+            <w:r>
+              <w:rPr>
+                <w:rFonts w:ascii="Calibri" w:hAnsi="Calibri" w:cs="宋体" w:hint="eastAsia"/>
+                <w:bCs/>
+                <w:color w:val="000000"/>
+                <w:kern w:val="0"/>
+                <w:sz w:val="21"/>
+              </w:rPr>
+              <w:t>Q</w:t>
+            </w:r>
+            <w:r>
+              <w:rPr>
+                <w:rFonts w:ascii="Calibri" w:hAnsi="Calibri" w:cs="宋体" w:hint="eastAsia"/>
+                <w:bCs/>
+                <w:color w:val="000000"/>
+                <w:kern w:val="0"/>
+                <w:sz w:val="21"/>
+              </w:rPr>
+              <w:t>开关</w:t>
+            </w:r>
+          </w:p>
+        </w:tc>
+      </w:tr>
+      <w:tr>
+        <w:trPr>
+          <w:trHeight w:val="348"/>
+        </w:trPr>
+        <w:tc>
+          <w:tcPr>
+            <w:tcW w:w="294" w:type="pct"/>
+            <w:noWrap/>
+          </w:tcPr>
+          <w:p>
+            <w:pPr>
+              <w:numPr>
+                <w:ilvl w:val="0"/>
+                <w:numId w:val="27"/>
+              </w:numPr>
+              <w:spacing w:line="240" w:lineRule="auto"/>
+              <w:ind w:firstLineChars="0"/>
+              <w:jc w:val="center"/>
+              <w:rPr>
+                <w:rFonts w:ascii="Calibri" w:hAnsi="Calibri" w:cs="宋体"/>
+                <w:bCs/>
+                <w:color w:val="000000"/>
+                <w:kern w:val="0"/>
+                <w:sz w:val="21"/>
+                <w:szCs w:val="28"/>
+              </w:rPr>
+            </w:pPr>
+          </w:p>
+        </w:tc>
+        <w:tc>
+          <w:tcPr>
+            <w:tcW w:w="385" w:type="pct"/>
+            <w:noWrap/>
+          </w:tcPr>
+          <w:p>
+            <w:pPr>
+              <w:spacing w:line="240" w:lineRule="auto"/>
+              <w:ind w:firstLineChars="0" w:firstLine="0"/>
+              <w:jc w:val="center"/>
+              <w:rPr>
+                <w:rFonts w:ascii="Calibri" w:hAnsi="Calibri" w:cs="宋体" w:hint="eastAsia"/>
+                <w:bCs/>
+                <w:color w:val="000000"/>
+                <w:kern w:val="0"/>
+                <w:sz w:val="21"/>
+              </w:rPr>
+            </w:pPr>
+            <w:r>
+              <w:rPr>
+                <w:rFonts w:ascii="Calibri" w:hAnsi="Calibri" w:cs="宋体" w:hint="eastAsia"/>
+                <w:bCs/>
+                <w:color w:val="000000"/>
+                <w:kern w:val="0"/>
+                <w:sz w:val="21"/>
+              </w:rPr>
+              <w:t>0xE8</w:t>
+            </w:r>
+          </w:p>
+        </w:tc>
+        <w:tc>
+          <w:tcPr>
+            <w:tcW w:w="341" w:type="pct"/>
+            <w:noWrap/>
+          </w:tcPr>
+          <w:p>
+            <w:pPr>
+              <w:spacing w:line="240" w:lineRule="auto"/>
+              <w:ind w:firstLineChars="0" w:firstLine="0"/>
+              <w:jc w:val="center"/>
+              <w:rPr>
+                <w:rFonts w:ascii="Calibri" w:hAnsi="Calibri" w:cs="宋体" w:hint="eastAsia"/>
+                <w:bCs/>
+                <w:color w:val="000000"/>
+                <w:kern w:val="0"/>
+                <w:sz w:val="21"/>
+              </w:rPr>
+            </w:pPr>
+            <w:r>
+              <w:rPr>
+                <w:rFonts w:ascii="Calibri" w:hAnsi="Calibri" w:cs="宋体" w:hint="eastAsia"/>
+                <w:bCs/>
+                <w:color w:val="000000"/>
+                <w:kern w:val="0"/>
+                <w:sz w:val="21"/>
+              </w:rPr>
+              <w:t>1</w:t>
+            </w:r>
+          </w:p>
+        </w:tc>
+        <w:tc>
+          <w:tcPr>
+            <w:tcW w:w="1843" w:type="pct"/>
+            <w:noWrap/>
+          </w:tcPr>
+          <w:p>
+            <w:pPr>
+              <w:spacing w:line="240" w:lineRule="auto"/>
+              <w:ind w:firstLineChars="0" w:firstLine="0"/>
+              <w:rPr>
+                <w:rFonts w:ascii="Calibri" w:hAnsi="Calibri" w:cs="宋体" w:hint="eastAsia"/>
+                <w:bCs/>
+                <w:color w:val="000000"/>
+                <w:kern w:val="0"/>
+                <w:sz w:val="21"/>
+              </w:rPr>
+            </w:pPr>
+            <w:r>
+              <w:rPr>
+                <w:rFonts w:ascii="Calibri" w:hAnsi="Calibri" w:cs="宋体" w:hint="eastAsia"/>
+                <w:bCs/>
+                <w:color w:val="000000"/>
+                <w:kern w:val="0"/>
+                <w:sz w:val="21"/>
+              </w:rPr>
+              <w:t>设置</w:t>
+            </w:r>
+            <w:r>
+              <w:rPr>
+                <w:rFonts w:ascii="Calibri" w:hAnsi="Calibri" w:cs="宋体" w:hint="eastAsia"/>
+                <w:bCs/>
+                <w:color w:val="000000"/>
+                <w:kern w:val="0"/>
+                <w:sz w:val="21"/>
+              </w:rPr>
+              <w:t>内</w:t>
+            </w:r>
+            <w:r>
+              <w:rPr>
+                <w:rFonts w:ascii="Calibri" w:hAnsi="Calibri" w:cs="宋体" w:hint="eastAsia"/>
+                <w:bCs/>
+                <w:color w:val="000000"/>
+                <w:kern w:val="0"/>
+                <w:sz w:val="21"/>
+              </w:rPr>
+              <w:t>触发</w:t>
+            </w:r>
+            <w:r>
+              <w:rPr>
+                <w:rFonts w:ascii="Calibri" w:hAnsi="Calibri" w:cs="宋体" w:hint="eastAsia"/>
+                <w:bCs/>
+                <w:color w:val="000000"/>
+                <w:kern w:val="0"/>
+                <w:sz w:val="21"/>
+              </w:rPr>
+              <w:t>的</w:t>
+            </w:r>
+            <w:r>
+              <w:rPr>
+                <w:rFonts w:ascii="Calibri" w:hAnsi="Calibri" w:cs="宋体" w:hint="eastAsia"/>
+                <w:bCs/>
+                <w:color w:val="000000"/>
+                <w:kern w:val="0"/>
+                <w:sz w:val="21"/>
+              </w:rPr>
+              <w:t>脉冲类型</w:t>
+            </w:r>
+          </w:p>
+        </w:tc>
+        <w:tc>
+          <w:tcPr>
+            <w:tcW w:w="2137" w:type="pct"/>
+            <w:noWrap/>
+          </w:tcPr>
+          <w:p>
+            <w:pPr>
+              <w:spacing w:line="240" w:lineRule="auto"/>
+              <w:ind w:firstLineChars="0" w:firstLine="0"/>
+              <w:rPr>
+                <w:rFonts w:ascii="Calibri" w:hAnsi="Calibri" w:cs="宋体" w:hint="eastAsia"/>
+                <w:bCs/>
+                <w:color w:val="000000"/>
+                <w:kern w:val="0"/>
+                <w:sz w:val="21"/>
+              </w:rPr>
+            </w:pPr>
+            <w:r>
+              <w:rPr>
+                <w:rFonts w:ascii="Calibri" w:hAnsi="Calibri" w:cs="宋体" w:hint="eastAsia"/>
+                <w:bCs/>
+                <w:color w:val="000000"/>
+                <w:kern w:val="0"/>
+                <w:sz w:val="21"/>
+              </w:rPr>
+              <w:t>0x55:</w:t>
+            </w:r>
+            <w:r>
+              <w:rPr>
+                <w:rFonts w:ascii="Calibri" w:hAnsi="Calibri" w:cs="宋体" w:hint="eastAsia"/>
+                <w:bCs/>
+                <w:color w:val="000000"/>
+                <w:kern w:val="0"/>
+                <w:sz w:val="21"/>
+              </w:rPr>
+              <w:t>变频</w:t>
+            </w:r>
+            <w:r>
+              <w:rPr>
+                <w:rFonts w:ascii="Calibri" w:hAnsi="Calibri" w:cs="宋体" w:hint="eastAsia"/>
+                <w:bCs/>
+                <w:color w:val="000000"/>
+                <w:kern w:val="0"/>
+                <w:sz w:val="21"/>
+              </w:rPr>
+              <w:t>；</w:t>
+            </w:r>
+            <w:r>
+              <w:rPr>
+                <w:rFonts w:ascii="Calibri" w:hAnsi="Calibri" w:cs="宋体" w:hint="eastAsia"/>
+                <w:bCs/>
+                <w:color w:val="000000"/>
+                <w:kern w:val="0"/>
+                <w:sz w:val="21"/>
+              </w:rPr>
+              <w:t>0xAA</w:t>
+            </w:r>
+            <w:r>
+              <w:rPr>
+                <w:rFonts w:ascii="Calibri" w:hAnsi="Calibri" w:cs="宋体" w:hint="eastAsia"/>
+                <w:bCs/>
+                <w:color w:val="000000"/>
+                <w:kern w:val="0"/>
+                <w:sz w:val="21"/>
+              </w:rPr>
+              <w:t>：</w:t>
+            </w:r>
+            <w:proofErr w:type="gramStart"/>
+            <w:r>
+              <w:rPr>
+                <w:rFonts w:ascii="Calibri" w:hAnsi="Calibri" w:cs="宋体" w:hint="eastAsia"/>
+                <w:bCs/>
+                <w:color w:val="000000"/>
+                <w:kern w:val="0"/>
+                <w:sz w:val="21"/>
+              </w:rPr>
+              <w:t>定频</w:t>
+            </w:r>
+            <w:proofErr w:type="gramEnd"/>
+          </w:p>
+        </w:tc>
+      </w:tr>
+      <w:tr>
+        <w:trPr>
+          <w:trHeight w:val="348"/>
+        </w:trPr>
+        <w:tc>
+          <w:tcPr>
+            <w:tcW w:w="294" w:type="pct"/>
+            <w:noWrap/>
+          </w:tcPr>
+          <w:p>
+            <w:pPr>
+              <w:numPr>
+                <w:ilvl w:val="0"/>
+                <w:numId w:val="27"/>
+              </w:numPr>
+              <w:spacing w:line="240" w:lineRule="auto"/>
+              <w:ind w:firstLineChars="0"/>
+              <w:jc w:val="center"/>
+              <w:rPr>
+                <w:rFonts w:ascii="Calibri" w:hAnsi="Calibri" w:cs="宋体"/>
+                <w:bCs/>
+                <w:color w:val="000000"/>
+                <w:kern w:val="0"/>
+                <w:sz w:val="21"/>
+                <w:szCs w:val="28"/>
+              </w:rPr>
+            </w:pPr>
+          </w:p>
+        </w:tc>
+        <w:tc>
+          <w:tcPr>
+            <w:tcW w:w="385" w:type="pct"/>
+            <w:noWrap/>
+          </w:tcPr>
+          <w:p>
+            <w:pPr>
+              <w:spacing w:line="240" w:lineRule="auto"/>
+              <w:ind w:firstLineChars="0" w:firstLine="0"/>
+              <w:jc w:val="center"/>
+              <w:rPr>
+                <w:rFonts w:ascii="Calibri" w:hAnsi="Calibri" w:cs="宋体" w:hint="eastAsia"/>
+                <w:bCs/>
+                <w:color w:val="000000"/>
+                <w:kern w:val="0"/>
+                <w:sz w:val="21"/>
+              </w:rPr>
+            </w:pPr>
+            <w:r>
+              <w:rPr>
+                <w:rFonts w:ascii="Calibri" w:hAnsi="Calibri" w:cs="宋体" w:hint="eastAsia"/>
+                <w:bCs/>
+                <w:color w:val="000000"/>
+                <w:kern w:val="0"/>
+                <w:sz w:val="21"/>
+              </w:rPr>
+              <w:t>0xE9</w:t>
+            </w:r>
+          </w:p>
+        </w:tc>
+        <w:tc>
+          <w:tcPr>
+            <w:tcW w:w="341" w:type="pct"/>
+            <w:noWrap/>
+          </w:tcPr>
+          <w:p>
+            <w:pPr>
+              <w:spacing w:line="240" w:lineRule="auto"/>
+              <w:ind w:firstLineChars="0" w:firstLine="0"/>
+              <w:jc w:val="center"/>
+              <w:rPr>
+                <w:rFonts w:ascii="Calibri" w:hAnsi="Calibri" w:cs="宋体" w:hint="eastAsia"/>
+                <w:bCs/>
+                <w:color w:val="000000"/>
+                <w:kern w:val="0"/>
+                <w:sz w:val="21"/>
+              </w:rPr>
+            </w:pPr>
+            <w:r>
+              <w:rPr>
+                <w:rFonts w:ascii="Calibri" w:hAnsi="Calibri" w:cs="宋体" w:hint="eastAsia"/>
+                <w:bCs/>
+                <w:color w:val="000000"/>
+                <w:kern w:val="0"/>
+                <w:sz w:val="21"/>
+              </w:rPr>
+              <w:t>0</w:t>
+            </w:r>
+          </w:p>
+        </w:tc>
+        <w:tc>
+          <w:tcPr>
+            <w:tcW w:w="1843" w:type="pct"/>
+            <w:noWrap/>
+          </w:tcPr>
+          <w:p>
+            <w:pPr>
+              <w:spacing w:line="240" w:lineRule="auto"/>
+              <w:ind w:firstLineChars="0" w:firstLine="0"/>
+              <w:rPr>
+                <w:rFonts w:ascii="Calibri" w:hAnsi="Calibri" w:cs="宋体" w:hint="eastAsia"/>
+                <w:bCs/>
+                <w:color w:val="000000"/>
+                <w:kern w:val="0"/>
+                <w:sz w:val="21"/>
+              </w:rPr>
+            </w:pPr>
+            <w:r>
+              <w:rPr>
+                <w:rFonts w:ascii="Calibri" w:hAnsi="Calibri" w:cs="宋体" w:hint="eastAsia"/>
+                <w:bCs/>
+                <w:color w:val="000000"/>
+                <w:kern w:val="0"/>
+                <w:sz w:val="21"/>
+              </w:rPr>
+              <w:t>/</w:t>
+            </w:r>
+          </w:p>
+        </w:tc>
+        <w:tc>
+          <w:tcPr>
+            <w:tcW w:w="2137" w:type="pct"/>
+            <w:noWrap/>
+          </w:tcPr>
+          <w:p>
+            <w:pPr>
+              <w:spacing w:line="240" w:lineRule="auto"/>
+              <w:ind w:firstLineChars="0" w:firstLine="0"/>
+              <w:rPr>
+                <w:rFonts w:ascii="Calibri" w:hAnsi="Calibri" w:cs="宋体" w:hint="eastAsia"/>
+                <w:bCs/>
+                <w:color w:val="000000"/>
+                <w:kern w:val="0"/>
+                <w:sz w:val="21"/>
+              </w:rPr>
+            </w:pPr>
+            <w:r>
+              <w:rPr>
+                <w:rFonts w:ascii="Calibri" w:hAnsi="Calibri" w:cs="宋体" w:hint="eastAsia"/>
+                <w:bCs/>
+                <w:color w:val="000000"/>
+                <w:kern w:val="0"/>
+                <w:sz w:val="21"/>
+              </w:rPr>
+              <w:t>查询内</w:t>
+            </w:r>
+            <w:r>
+              <w:rPr>
+                <w:rFonts w:ascii="Calibri" w:hAnsi="Calibri" w:cs="宋体" w:hint="eastAsia"/>
+                <w:bCs/>
+                <w:color w:val="000000"/>
+                <w:kern w:val="0"/>
+                <w:sz w:val="21"/>
+              </w:rPr>
+              <w:t>触发</w:t>
+            </w:r>
+            <w:r>
+              <w:rPr>
+                <w:rFonts w:ascii="Calibri" w:hAnsi="Calibri" w:cs="宋体" w:hint="eastAsia"/>
+                <w:bCs/>
+                <w:color w:val="000000"/>
+                <w:kern w:val="0"/>
+                <w:sz w:val="21"/>
+              </w:rPr>
+              <w:t>的</w:t>
+            </w:r>
+            <w:r>
+              <w:rPr>
+                <w:rFonts w:ascii="Calibri" w:hAnsi="Calibri" w:cs="宋体" w:hint="eastAsia"/>
+                <w:bCs/>
+                <w:color w:val="000000"/>
+                <w:kern w:val="0"/>
+                <w:sz w:val="21"/>
+              </w:rPr>
+              <w:t>脉冲类型</w:t>
+            </w:r>
+          </w:p>
+        </w:tc>
+      </w:tr>
+      <w:tr>
+        <w:trPr>
+          <w:trHeight w:val="348"/>
+        </w:trPr>
+        <w:tc>
+          <w:tcPr>
+            <w:tcW w:w="294" w:type="pct"/>
+            <w:noWrap/>
+          </w:tcPr>
+          <w:p>
+            <w:pPr>
+              <w:numPr>
+                <w:ilvl w:val="0"/>
+                <w:numId w:val="27"/>
+              </w:numPr>
+              <w:spacing w:line="240" w:lineRule="auto"/>
+              <w:ind w:firstLineChars="0"/>
               <w:jc w:val="center"/>
               <w:rPr>
                 <w:rFonts w:ascii="Calibri" w:hAnsi="Calibri" w:cs="宋体"/>
@@ -14719,7 +15438,27 @@
           <w:sz w:val="21"/>
           <w:szCs w:val="21"/>
         </w:rPr>
-        <w:t>当前包发送完毕，并收到当前包烧录完成指令后（</w:t>
+        <w:t>当前包发送完毕，并收到当前包烧</w:t>
+      </w:r>
+      <w:proofErr w:type="gramStart"/>
+      <w:r>
+        <w:rPr>
+          <w:rFonts w:ascii="宋体" w:hAnsi="宋体" w:hint="eastAsia"/>
+          <w:bCs/>
+          <w:sz w:val="21"/>
+          <w:szCs w:val="21"/>
+        </w:rPr>
+        <w:t>录完成</w:t>
+      </w:r>
+      <w:proofErr w:type="gramEnd"/>
+      <w:r>
+        <w:rPr>
+          <w:rFonts w:ascii="宋体" w:hAnsi="宋体" w:hint="eastAsia"/>
+          <w:bCs/>
+          <w:sz w:val="21"/>
+          <w:szCs w:val="21"/>
+        </w:rPr>
+        <w:t>指令后（</w:t>
       </w:r>
       <w:r>
         <w:rPr>
@@ -14863,8 +15602,19 @@
           <w:sz w:val="21"/>
           <w:szCs w:val="21"/>
         </w:rPr>
-        <w:t>的整数倍</w:t>
+        <w:t>的整数</w:t>
       </w:r>
+      <w:proofErr w:type="gramStart"/>
+      <w:r>
+        <w:rPr>
+          <w:rFonts w:ascii="宋体" w:hAnsi="宋体" w:hint="eastAsia"/>
+          <w:bCs/>
+          <w:sz w:val="21"/>
+          <w:szCs w:val="21"/>
+        </w:rPr>
+        <w:t>倍</w:t>
+      </w:r>
+      <w:proofErr w:type="gramEnd"/>
       <w:r>
         <w:rPr>
           <w:rFonts w:ascii="宋体" w:hAnsi="宋体" w:hint="eastAsia"/>
@@ -15274,6 +16024,7 @@
                 <w:szCs w:val="21"/>
               </w:rPr>
             </w:pPr>
+            <w:proofErr w:type="gramStart"/>
             <w:r>
               <w:rPr>
                 <w:rFonts w:ascii="宋体" w:hAnsi="宋体" w:hint="eastAsia"/>
@@ -15281,7 +16032,17 @@
                 <w:sz w:val="21"/>
                 <w:szCs w:val="21"/>
               </w:rPr>
-              <w:t>升级包总包数，uint16</w:t>
+              <w:t>升级包总包数</w:t>
+            </w:r>
+            <w:proofErr w:type="gramEnd"/>
+            <w:r>
+              <w:rPr>
+                <w:rFonts w:ascii="宋体" w:hAnsi="宋体" w:hint="eastAsia"/>
+                <w:bCs/>
+                <w:sz w:val="21"/>
+                <w:szCs w:val="21"/>
+              </w:rPr>
+              <w:t>，uint16</w:t>
             </w:r>
           </w:p>
         </w:tc>
@@ -15383,7 +16144,27 @@
                 <w:sz w:val="21"/>
                 <w:szCs w:val="21"/>
               </w:rPr>
-              <w:t>升级数据（需要为32Byte的整数倍）</w:t>
+              <w:t>升级数据（需要为32Byte的整数</w:t>
+            </w:r>
+            <w:proofErr w:type="gramStart"/>
+            <w:r>
+              <w:rPr>
+                <w:rFonts w:ascii="宋体" w:hAnsi="宋体" w:hint="eastAsia"/>
+                <w:bCs/>
+                <w:sz w:val="21"/>
+                <w:szCs w:val="21"/>
+              </w:rPr>
+              <w:t>倍</w:t>
+            </w:r>
+            <w:proofErr w:type="gramEnd"/>
+            <w:r>
+              <w:rPr>
+                <w:rFonts w:ascii="宋体" w:hAnsi="宋体" w:hint="eastAsia"/>
+                <w:bCs/>
+                <w:sz w:val="21"/>
+                <w:szCs w:val="21"/>
+              </w:rPr>
+              <w:t>）</w:t>
             </w:r>
           </w:p>
         </w:tc>
@@ -15692,6 +16473,7 @@
                 <w:szCs w:val="21"/>
               </w:rPr>
             </w:pPr>
+            <w:proofErr w:type="gramStart"/>
             <w:r>
               <w:rPr>
                 <w:rFonts w:ascii="宋体" w:hAnsi="宋体" w:hint="eastAsia"/>
@@ -15699,7 +16481,17 @@
                 <w:sz w:val="21"/>
                 <w:szCs w:val="21"/>
               </w:rPr>
-              <w:t>升级包总包数，uint16</w:t>
+              <w:t>升级包总包数</w:t>
+            </w:r>
+            <w:proofErr w:type="gramEnd"/>
+            <w:r>
+              <w:rPr>
+                <w:rFonts w:ascii="宋体" w:hAnsi="宋体" w:hint="eastAsia"/>
+                <w:bCs/>
+                <w:sz w:val="21"/>
+                <w:szCs w:val="21"/>
+              </w:rPr>
+              <w:t>，uint16</w:t>
             </w:r>
           </w:p>
         </w:tc>
@@ -15733,7 +16525,27 @@
                 <w:sz w:val="21"/>
                 <w:szCs w:val="21"/>
               </w:rPr>
-              <w:t>升级数据（需要为32Byte的整数倍）</w:t>
+              <w:t>升级数据（需要为32Byte的整数</w:t>
+            </w:r>
+            <w:proofErr w:type="gramStart"/>
+            <w:r>
+              <w:rPr>
+                <w:rFonts w:ascii="宋体" w:hAnsi="宋体" w:hint="eastAsia"/>
+                <w:bCs/>
+                <w:sz w:val="21"/>
+                <w:szCs w:val="21"/>
+              </w:rPr>
+              <w:t>倍</w:t>
+            </w:r>
+            <w:proofErr w:type="gramEnd"/>
+            <w:r>
+              <w:rPr>
+                <w:rFonts w:ascii="宋体" w:hAnsi="宋体" w:hint="eastAsia"/>
+                <w:bCs/>
+                <w:sz w:val="21"/>
+                <w:szCs w:val="21"/>
+              </w:rPr>
+              <w:t>）</w:t>
             </w:r>
           </w:p>
         </w:tc>
@@ -15846,7 +16658,23 @@
           <w:rFonts w:ascii="宋体" w:hAnsi="宋体" w:hint="eastAsia"/>
           <w:color w:val="000000"/>
         </w:rPr>
-        <w:t>发送的应答帧内容如下表：</w:t>
+        <w:t>发送的应答</w:t>
+      </w:r>
+      <w:proofErr w:type="gramStart"/>
+      <w:r>
+        <w:rPr>
+          <w:rFonts w:ascii="宋体" w:hAnsi="宋体" w:hint="eastAsia"/>
+          <w:color w:val="000000"/>
+        </w:rPr>
+        <w:t>帧</w:t>
+      </w:r>
+      <w:proofErr w:type="gramEnd"/>
+      <w:r>
+        <w:rPr>
+          <w:rFonts w:ascii="宋体" w:hAnsi="宋体" w:hint="eastAsia"/>
+          <w:color w:val="000000"/>
+        </w:rPr>
+        <w:t>内容如下表：</w:t>
       </w:r>
     </w:p>
     <w:p>
@@ -15925,7 +16753,7 @@
         </w:trPr>
         <w:tc>
           <w:tcPr>
-            <w:tcW w:w="267" w:type="pct"/>
+            <w:tcW w:w="276" w:type="pct"/>
             <w:noWrap/>
           </w:tcPr>
           <w:p>
@@ -15959,7 +16787,7 @@
         </w:tc>
         <w:tc>
           <w:tcPr>
-            <w:tcW w:w="344" w:type="pct"/>
+            <w:tcW w:w="358" w:type="pct"/>
             <w:noWrap/>
           </w:tcPr>
           <w:p>
@@ -15991,7 +16819,7 @@
         </w:tc>
         <w:tc>
           <w:tcPr>
-            <w:tcW w:w="421" w:type="pct"/>
+            <w:tcW w:w="440" w:type="pct"/>
             <w:noWrap/>
           </w:tcPr>
           <w:p>
@@ -16023,7 +16851,7 @@
         </w:tc>
         <w:tc>
           <w:tcPr>
-            <w:tcW w:w="2110" w:type="pct"/>
+            <w:tcW w:w="1985" w:type="pct"/>
             <w:noWrap/>
           </w:tcPr>
           <w:p>
@@ -16055,7 +16883,7 @@
         </w:tc>
         <w:tc>
           <w:tcPr>
-            <w:tcW w:w="1858" w:type="pct"/>
+            <w:tcW w:w="1941" w:type="pct"/>
             <w:noWrap/>
           </w:tcPr>
           <w:p>
@@ -16092,7 +16920,62 @@
         </w:trPr>
         <w:tc>
           <w:tcPr>
-            <w:tcW w:w="267" w:type="pct"/>
+            <w:tcW w:w="276" w:type="pct"/>
+            <w:noWrap/>
+          </w:tcPr>
+          <w:p>
+            <w:pPr>
+              <w:numPr>
+                <w:ilvl w:val="0"/>
+                <w:numId w:val="28"/>
+              </w:numPr>
+              <w:spacing w:line="240" w:lineRule="auto"/>
+              <w:ind w:firstLineChars="0"/>
+              <w:jc w:val="center"/>
+              <w:rPr>
+                <w:rFonts w:ascii="Calibri" w:hAnsi="Calibri" w:cs="宋体"/>
+                <w:bCs/>
+                <w:color w:val="000000"/>
+                <w:kern w:val="0"/>
+                <w:sz w:val="21"/>
+                <w:szCs w:val="28"/>
+              </w:rPr>
+            </w:pPr>
+          </w:p>
+        </w:tc>
+        <w:tc>
+          <w:tcPr>
+            <w:tcW w:w="358" w:type="pct"/>
+            <w:noWrap/>
+          </w:tcPr>
+          <w:p>
+            <w:pPr>
+              <w:spacing w:line="240" w:lineRule="auto"/>
+              <w:ind w:firstLineChars="0" w:firstLine="0"/>
+              <w:jc w:val="center"/>
+              <w:rPr>
+                <w:rFonts w:ascii="Calibri" w:hAnsi="Calibri" w:cs="宋体"/>
+                <w:bCs/>
+                <w:color w:val="000000"/>
+                <w:kern w:val="0"/>
+                <w:sz w:val="21"/>
+              </w:rPr>
+            </w:pPr>
+            <w:r>
+              <w:rPr>
+                <w:rFonts w:ascii="Calibri" w:hAnsi="Calibri" w:cs="宋体" w:hint="eastAsia"/>
+                <w:bCs/>
+                <w:color w:val="000000"/>
+                <w:kern w:val="0"/>
+                <w:sz w:val="21"/>
+              </w:rPr>
+              <w:t>0xA0</w:t>
+            </w:r>
+          </w:p>
+        </w:tc>
+        <w:tc>
+          <w:tcPr>
+            <w:tcW w:w="440" w:type="pct"/>
             <w:noWrap/>
             <w:hideMark/>
           </w:tcPr>
@@ -16107,55 +16990,23 @@
                 <w:color w:val="000000"/>
                 <w:kern w:val="0"/>
                 <w:sz w:val="21"/>
-                <w:szCs w:val="28"/>
-              </w:rPr>
-            </w:pPr>
-            <w:r>
-              <w:rPr>
-                <w:rFonts w:ascii="Calibri" w:hAnsi="Calibri" w:cs="宋体" w:hint="eastAsia"/>
-                <w:bCs/>
-                <w:color w:val="000000"/>
-                <w:kern w:val="0"/>
-                <w:sz w:val="21"/>
-                <w:szCs w:val="28"/>
-              </w:rPr>
-              <w:t>1</w:t>
-            </w:r>
-          </w:p>
-        </w:tc>
-        <w:tc>
-          <w:tcPr>
-            <w:tcW w:w="344" w:type="pct"/>
-            <w:noWrap/>
-          </w:tcPr>
-          <w:p>
-            <w:pPr>
-              <w:spacing w:line="240" w:lineRule="auto"/>
-              <w:ind w:firstLineChars="0" w:firstLine="0"/>
-              <w:jc w:val="center"/>
-              <w:rPr>
-                <w:rFonts w:ascii="Calibri" w:hAnsi="Calibri" w:cs="宋体"/>
-                <w:bCs/>
-                <w:color w:val="000000"/>
-                <w:kern w:val="0"/>
-                <w:sz w:val="21"/>
-              </w:rPr>
-            </w:pPr>
-            <w:r>
-              <w:rPr>
-                <w:rFonts w:ascii="Calibri" w:hAnsi="Calibri" w:cs="宋体" w:hint="eastAsia"/>
-                <w:bCs/>
-                <w:color w:val="000000"/>
-                <w:kern w:val="0"/>
-                <w:sz w:val="21"/>
-              </w:rPr>
-              <w:t>0xA0</w:t>
-            </w:r>
-          </w:p>
-        </w:tc>
-        <w:tc>
-          <w:tcPr>
-            <w:tcW w:w="421" w:type="pct"/>
+              </w:rPr>
+            </w:pPr>
+            <w:r>
+              <w:rPr>
+                <w:rFonts w:ascii="Calibri" w:hAnsi="Calibri" w:cs="宋体" w:hint="eastAsia"/>
+                <w:bCs/>
+                <w:color w:val="000000"/>
+                <w:kern w:val="0"/>
+                <w:sz w:val="21"/>
+              </w:rPr>
+              <w:t>2</w:t>
+            </w:r>
+          </w:p>
+        </w:tc>
+        <w:tc>
+          <w:tcPr>
+            <w:tcW w:w="1985" w:type="pct"/>
             <w:noWrap/>
             <w:hideMark/>
           </w:tcPr>
@@ -16163,37 +17014,6 @@
             <w:pPr>
               <w:spacing w:line="240" w:lineRule="auto"/>
               <w:ind w:firstLineChars="0" w:firstLine="0"/>
-              <w:jc w:val="center"/>
-              <w:rPr>
-                <w:rFonts w:ascii="Calibri" w:hAnsi="Calibri" w:cs="宋体"/>
-                <w:bCs/>
-                <w:color w:val="000000"/>
-                <w:kern w:val="0"/>
-                <w:sz w:val="21"/>
-              </w:rPr>
-            </w:pPr>
-            <w:r>
-              <w:rPr>
-                <w:rFonts w:ascii="Calibri" w:hAnsi="Calibri" w:cs="宋体" w:hint="eastAsia"/>
-                <w:bCs/>
-                <w:color w:val="000000"/>
-                <w:kern w:val="0"/>
-                <w:sz w:val="21"/>
-              </w:rPr>
-              <w:t>2</w:t>
-            </w:r>
-          </w:p>
-        </w:tc>
-        <w:tc>
-          <w:tcPr>
-            <w:tcW w:w="2110" w:type="pct"/>
-            <w:noWrap/>
-            <w:hideMark/>
-          </w:tcPr>
-          <w:p>
-            <w:pPr>
-              <w:spacing w:line="240" w:lineRule="auto"/>
-              <w:ind w:firstLineChars="0" w:firstLine="0"/>
               <w:rPr>
                 <w:rFonts w:ascii="Calibri" w:hAnsi="Calibri" w:cs="宋体"/>
                 <w:bCs/>
@@ -16216,7 +17036,7 @@
         </w:tc>
         <w:tc>
           <w:tcPr>
-            <w:tcW w:w="1858" w:type="pct"/>
+            <w:tcW w:w="1941" w:type="pct"/>
             <w:noWrap/>
             <w:hideMark/>
           </w:tcPr>
@@ -16311,13 +17131,17 @@
         </w:trPr>
         <w:tc>
           <w:tcPr>
-            <w:tcW w:w="267" w:type="pct"/>
-            <w:noWrap/>
-          </w:tcPr>
-          <w:p>
-            <w:pPr>
-              <w:spacing w:line="240" w:lineRule="auto"/>
-              <w:ind w:firstLineChars="0" w:firstLine="0"/>
+            <w:tcW w:w="276" w:type="pct"/>
+            <w:noWrap/>
+          </w:tcPr>
+          <w:p>
+            <w:pPr>
+              <w:numPr>
+                <w:ilvl w:val="0"/>
+                <w:numId w:val="28"/>
+              </w:numPr>
+              <w:spacing w:line="240" w:lineRule="auto"/>
+              <w:ind w:firstLineChars="0"/>
               <w:jc w:val="center"/>
               <w:rPr>
                 <w:rFonts w:ascii="Calibri" w:hAnsi="Calibri" w:cs="宋体"/>
@@ -16332,7 +17156,7 @@
         </w:tc>
         <w:tc>
           <w:tcPr>
-            <w:tcW w:w="344" w:type="pct"/>
+            <w:tcW w:w="358" w:type="pct"/>
             <w:noWrap/>
           </w:tcPr>
           <w:p>
@@ -16352,7 +17176,7 @@
         </w:tc>
         <w:tc>
           <w:tcPr>
-            <w:tcW w:w="421" w:type="pct"/>
+            <w:tcW w:w="440" w:type="pct"/>
             <w:noWrap/>
           </w:tcPr>
           <w:p>
@@ -16372,26 +17196,26 @@
         </w:tc>
         <w:tc>
           <w:tcPr>
-            <w:tcW w:w="2110" w:type="pct"/>
-            <w:noWrap/>
-          </w:tcPr>
-          <w:p>
-            <w:pPr>
-              <w:spacing w:line="240" w:lineRule="auto"/>
-              <w:ind w:firstLineChars="0" w:firstLine="0"/>
-              <w:rPr>
-                <w:rFonts w:ascii="Calibri" w:hAnsi="Calibri" w:cs="宋体"/>
-                <w:bCs/>
-                <w:color w:val="000000"/>
-                <w:kern w:val="0"/>
-                <w:sz w:val="21"/>
-              </w:rPr>
-            </w:pPr>
-          </w:p>
-        </w:tc>
-        <w:tc>
-          <w:tcPr>
-            <w:tcW w:w="1858" w:type="pct"/>
+            <w:tcW w:w="1985" w:type="pct"/>
+            <w:noWrap/>
+          </w:tcPr>
+          <w:p>
+            <w:pPr>
+              <w:spacing w:line="240" w:lineRule="auto"/>
+              <w:ind w:firstLineChars="0" w:firstLine="0"/>
+              <w:rPr>
+                <w:rFonts w:ascii="Calibri" w:hAnsi="Calibri" w:cs="宋体"/>
+                <w:bCs/>
+                <w:color w:val="000000"/>
+                <w:kern w:val="0"/>
+                <w:sz w:val="21"/>
+              </w:rPr>
+            </w:pPr>
+          </w:p>
+        </w:tc>
+        <w:tc>
+          <w:tcPr>
+            <w:tcW w:w="1941" w:type="pct"/>
             <w:noWrap/>
           </w:tcPr>
           <w:p>
@@ -16415,13 +17239,17 @@
         </w:trPr>
         <w:tc>
           <w:tcPr>
-            <w:tcW w:w="267" w:type="pct"/>
-            <w:noWrap/>
-          </w:tcPr>
-          <w:p>
-            <w:pPr>
-              <w:spacing w:line="240" w:lineRule="auto"/>
-              <w:ind w:firstLineChars="0" w:firstLine="0"/>
+            <w:tcW w:w="276" w:type="pct"/>
+            <w:noWrap/>
+          </w:tcPr>
+          <w:p>
+            <w:pPr>
+              <w:numPr>
+                <w:ilvl w:val="0"/>
+                <w:numId w:val="28"/>
+              </w:numPr>
+              <w:spacing w:line="240" w:lineRule="auto"/>
+              <w:ind w:firstLineChars="0"/>
               <w:jc w:val="center"/>
               <w:rPr>
                 <w:rFonts w:ascii="Calibri" w:hAnsi="Calibri" w:cs="宋体"/>
@@ -16436,7 +17264,7 @@
         </w:tc>
         <w:tc>
           <w:tcPr>
-            <w:tcW w:w="344" w:type="pct"/>
+            <w:tcW w:w="358" w:type="pct"/>
             <w:noWrap/>
           </w:tcPr>
           <w:p>
@@ -16456,7 +17284,7 @@
         </w:tc>
         <w:tc>
           <w:tcPr>
-            <w:tcW w:w="421" w:type="pct"/>
+            <w:tcW w:w="440" w:type="pct"/>
             <w:noWrap/>
           </w:tcPr>
           <w:p>
@@ -16476,26 +17304,26 @@
         </w:tc>
         <w:tc>
           <w:tcPr>
-            <w:tcW w:w="2110" w:type="pct"/>
-            <w:noWrap/>
-          </w:tcPr>
-          <w:p>
-            <w:pPr>
-              <w:spacing w:line="240" w:lineRule="auto"/>
-              <w:ind w:firstLineChars="0" w:firstLine="0"/>
-              <w:rPr>
-                <w:rFonts w:ascii="Calibri" w:hAnsi="Calibri" w:cs="宋体"/>
-                <w:bCs/>
-                <w:color w:val="000000"/>
-                <w:kern w:val="0"/>
-                <w:sz w:val="21"/>
-              </w:rPr>
-            </w:pPr>
-          </w:p>
-        </w:tc>
-        <w:tc>
-          <w:tcPr>
-            <w:tcW w:w="1858" w:type="pct"/>
+            <w:tcW w:w="1985" w:type="pct"/>
+            <w:noWrap/>
+          </w:tcPr>
+          <w:p>
+            <w:pPr>
+              <w:spacing w:line="240" w:lineRule="auto"/>
+              <w:ind w:firstLineChars="0" w:firstLine="0"/>
+              <w:rPr>
+                <w:rFonts w:ascii="Calibri" w:hAnsi="Calibri" w:cs="宋体"/>
+                <w:bCs/>
+                <w:color w:val="000000"/>
+                <w:kern w:val="0"/>
+                <w:sz w:val="21"/>
+              </w:rPr>
+            </w:pPr>
+          </w:p>
+        </w:tc>
+        <w:tc>
+          <w:tcPr>
+            <w:tcW w:w="1941" w:type="pct"/>
             <w:noWrap/>
           </w:tcPr>
           <w:p>
@@ -16519,7 +17347,62 @@
         </w:trPr>
         <w:tc>
           <w:tcPr>
-            <w:tcW w:w="267" w:type="pct"/>
+            <w:tcW w:w="276" w:type="pct"/>
+            <w:noWrap/>
+          </w:tcPr>
+          <w:p>
+            <w:pPr>
+              <w:numPr>
+                <w:ilvl w:val="0"/>
+                <w:numId w:val="28"/>
+              </w:numPr>
+              <w:spacing w:line="240" w:lineRule="auto"/>
+              <w:ind w:firstLineChars="0"/>
+              <w:jc w:val="center"/>
+              <w:rPr>
+                <w:rFonts w:ascii="Calibri" w:hAnsi="Calibri" w:cs="宋体"/>
+                <w:bCs/>
+                <w:color w:val="000000"/>
+                <w:kern w:val="0"/>
+                <w:sz w:val="21"/>
+                <w:szCs w:val="28"/>
+              </w:rPr>
+            </w:pPr>
+          </w:p>
+        </w:tc>
+        <w:tc>
+          <w:tcPr>
+            <w:tcW w:w="358" w:type="pct"/>
+            <w:noWrap/>
+          </w:tcPr>
+          <w:p>
+            <w:pPr>
+              <w:spacing w:line="240" w:lineRule="auto"/>
+              <w:ind w:firstLineChars="0" w:firstLine="0"/>
+              <w:jc w:val="center"/>
+              <w:rPr>
+                <w:rFonts w:ascii="Calibri" w:hAnsi="Calibri" w:cs="宋体"/>
+                <w:bCs/>
+                <w:color w:val="000000"/>
+                <w:kern w:val="0"/>
+                <w:sz w:val="21"/>
+              </w:rPr>
+            </w:pPr>
+            <w:r>
+              <w:rPr>
+                <w:rFonts w:ascii="Calibri" w:hAnsi="Calibri" w:cs="宋体" w:hint="eastAsia"/>
+                <w:bCs/>
+                <w:color w:val="000000"/>
+                <w:kern w:val="0"/>
+                <w:sz w:val="21"/>
+              </w:rPr>
+              <w:t>0xA3</w:t>
+            </w:r>
+          </w:p>
+        </w:tc>
+        <w:tc>
+          <w:tcPr>
+            <w:tcW w:w="440" w:type="pct"/>
             <w:noWrap/>
             <w:hideMark/>
           </w:tcPr>
@@ -16534,55 +17417,23 @@
                 <w:color w:val="000000"/>
                 <w:kern w:val="0"/>
                 <w:sz w:val="21"/>
-                <w:szCs w:val="28"/>
-              </w:rPr>
-            </w:pPr>
-            <w:r>
-              <w:rPr>
-                <w:rFonts w:ascii="Calibri" w:hAnsi="Calibri" w:cs="宋体" w:hint="eastAsia"/>
-                <w:bCs/>
-                <w:color w:val="000000"/>
-                <w:kern w:val="0"/>
-                <w:sz w:val="21"/>
-                <w:szCs w:val="28"/>
-              </w:rPr>
-              <w:t>4</w:t>
-            </w:r>
-          </w:p>
-        </w:tc>
-        <w:tc>
-          <w:tcPr>
-            <w:tcW w:w="344" w:type="pct"/>
-            <w:noWrap/>
-          </w:tcPr>
-          <w:p>
-            <w:pPr>
-              <w:spacing w:line="240" w:lineRule="auto"/>
-              <w:ind w:firstLineChars="0" w:firstLine="0"/>
-              <w:jc w:val="center"/>
-              <w:rPr>
-                <w:rFonts w:ascii="Calibri" w:hAnsi="Calibri" w:cs="宋体"/>
-                <w:bCs/>
-                <w:color w:val="000000"/>
-                <w:kern w:val="0"/>
-                <w:sz w:val="21"/>
-              </w:rPr>
-            </w:pPr>
-            <w:r>
-              <w:rPr>
-                <w:rFonts w:ascii="Calibri" w:hAnsi="Calibri" w:cs="宋体" w:hint="eastAsia"/>
-                <w:bCs/>
-                <w:color w:val="000000"/>
-                <w:kern w:val="0"/>
-                <w:sz w:val="21"/>
-              </w:rPr>
-              <w:t>0xA3</w:t>
-            </w:r>
-          </w:p>
-        </w:tc>
-        <w:tc>
-          <w:tcPr>
-            <w:tcW w:w="421" w:type="pct"/>
+              </w:rPr>
+            </w:pPr>
+            <w:r>
+              <w:rPr>
+                <w:rFonts w:ascii="Calibri" w:hAnsi="Calibri" w:cs="宋体" w:hint="eastAsia"/>
+                <w:bCs/>
+                <w:color w:val="000000"/>
+                <w:kern w:val="0"/>
+                <w:sz w:val="21"/>
+              </w:rPr>
+              <w:t>2</w:t>
+            </w:r>
+          </w:p>
+        </w:tc>
+        <w:tc>
+          <w:tcPr>
+            <w:tcW w:w="1985" w:type="pct"/>
             <w:noWrap/>
             <w:hideMark/>
           </w:tcPr>
@@ -16590,37 +17441,6 @@
             <w:pPr>
               <w:spacing w:line="240" w:lineRule="auto"/>
               <w:ind w:firstLineChars="0" w:firstLine="0"/>
-              <w:jc w:val="center"/>
-              <w:rPr>
-                <w:rFonts w:ascii="Calibri" w:hAnsi="Calibri" w:cs="宋体"/>
-                <w:bCs/>
-                <w:color w:val="000000"/>
-                <w:kern w:val="0"/>
-                <w:sz w:val="21"/>
-              </w:rPr>
-            </w:pPr>
-            <w:r>
-              <w:rPr>
-                <w:rFonts w:ascii="Calibri" w:hAnsi="Calibri" w:cs="宋体" w:hint="eastAsia"/>
-                <w:bCs/>
-                <w:color w:val="000000"/>
-                <w:kern w:val="0"/>
-                <w:sz w:val="21"/>
-              </w:rPr>
-              <w:t>2</w:t>
-            </w:r>
-          </w:p>
-        </w:tc>
-        <w:tc>
-          <w:tcPr>
-            <w:tcW w:w="2110" w:type="pct"/>
-            <w:noWrap/>
-            <w:hideMark/>
-          </w:tcPr>
-          <w:p>
-            <w:pPr>
-              <w:spacing w:line="240" w:lineRule="auto"/>
-              <w:ind w:firstLineChars="0" w:firstLine="0"/>
               <w:rPr>
                 <w:rFonts w:ascii="Calibri" w:hAnsi="Calibri" w:cs="宋体"/>
                 <w:bCs/>
@@ -16643,7 +17463,7 @@
         </w:tc>
         <w:tc>
           <w:tcPr>
-            <w:tcW w:w="1858" w:type="pct"/>
+            <w:tcW w:w="1941" w:type="pct"/>
             <w:noWrap/>
             <w:hideMark/>
           </w:tcPr>
@@ -16698,7 +17518,62 @@
         </w:trPr>
         <w:tc>
           <w:tcPr>
-            <w:tcW w:w="267" w:type="pct"/>
+            <w:tcW w:w="276" w:type="pct"/>
+            <w:noWrap/>
+          </w:tcPr>
+          <w:p>
+            <w:pPr>
+              <w:numPr>
+                <w:ilvl w:val="0"/>
+                <w:numId w:val="28"/>
+              </w:numPr>
+              <w:spacing w:line="240" w:lineRule="auto"/>
+              <w:ind w:firstLineChars="0"/>
+              <w:jc w:val="center"/>
+              <w:rPr>
+                <w:rFonts w:ascii="Calibri" w:hAnsi="Calibri" w:cs="宋体"/>
+                <w:bCs/>
+                <w:color w:val="000000"/>
+                <w:kern w:val="0"/>
+                <w:sz w:val="21"/>
+                <w:szCs w:val="28"/>
+              </w:rPr>
+            </w:pPr>
+          </w:p>
+        </w:tc>
+        <w:tc>
+          <w:tcPr>
+            <w:tcW w:w="358" w:type="pct"/>
+            <w:noWrap/>
+          </w:tcPr>
+          <w:p>
+            <w:pPr>
+              <w:spacing w:line="240" w:lineRule="auto"/>
+              <w:ind w:firstLineChars="0" w:firstLine="0"/>
+              <w:jc w:val="center"/>
+              <w:rPr>
+                <w:rFonts w:ascii="Calibri" w:hAnsi="Calibri" w:cs="宋体"/>
+                <w:bCs/>
+                <w:color w:val="000000"/>
+                <w:kern w:val="0"/>
+                <w:sz w:val="21"/>
+              </w:rPr>
+            </w:pPr>
+            <w:r>
+              <w:rPr>
+                <w:rFonts w:ascii="Calibri" w:hAnsi="Calibri" w:cs="宋体" w:hint="eastAsia"/>
+                <w:bCs/>
+                <w:color w:val="000000"/>
+                <w:kern w:val="0"/>
+                <w:sz w:val="21"/>
+              </w:rPr>
+              <w:t>0xA4</w:t>
+            </w:r>
+          </w:p>
+        </w:tc>
+        <w:tc>
+          <w:tcPr>
+            <w:tcW w:w="440" w:type="pct"/>
             <w:noWrap/>
             <w:hideMark/>
           </w:tcPr>
@@ -16713,55 +17588,23 @@
                 <w:color w:val="000000"/>
                 <w:kern w:val="0"/>
                 <w:sz w:val="21"/>
-                <w:szCs w:val="28"/>
-              </w:rPr>
-            </w:pPr>
-            <w:r>
-              <w:rPr>
-                <w:rFonts w:ascii="Calibri" w:hAnsi="Calibri" w:cs="宋体" w:hint="eastAsia"/>
-                <w:bCs/>
-                <w:color w:val="000000"/>
-                <w:kern w:val="0"/>
-                <w:sz w:val="21"/>
-                <w:szCs w:val="28"/>
-              </w:rPr>
-              <w:t>5</w:t>
-            </w:r>
-          </w:p>
-        </w:tc>
-        <w:tc>
-          <w:tcPr>
-            <w:tcW w:w="344" w:type="pct"/>
-            <w:noWrap/>
-          </w:tcPr>
-          <w:p>
-            <w:pPr>
-              <w:spacing w:line="240" w:lineRule="auto"/>
-              <w:ind w:firstLineChars="0" w:firstLine="0"/>
-              <w:jc w:val="center"/>
-              <w:rPr>
-                <w:rFonts w:ascii="Calibri" w:hAnsi="Calibri" w:cs="宋体"/>
-                <w:bCs/>
-                <w:color w:val="000000"/>
-                <w:kern w:val="0"/>
-                <w:sz w:val="21"/>
-              </w:rPr>
-            </w:pPr>
-            <w:r>
-              <w:rPr>
-                <w:rFonts w:ascii="Calibri" w:hAnsi="Calibri" w:cs="宋体" w:hint="eastAsia"/>
-                <w:bCs/>
-                <w:color w:val="000000"/>
-                <w:kern w:val="0"/>
-                <w:sz w:val="21"/>
-              </w:rPr>
-              <w:t>0xA4</w:t>
-            </w:r>
-          </w:p>
-        </w:tc>
-        <w:tc>
-          <w:tcPr>
-            <w:tcW w:w="421" w:type="pct"/>
+              </w:rPr>
+            </w:pPr>
+            <w:r>
+              <w:rPr>
+                <w:rFonts w:ascii="Calibri" w:hAnsi="Calibri" w:cs="宋体" w:hint="eastAsia"/>
+                <w:bCs/>
+                <w:color w:val="000000"/>
+                <w:kern w:val="0"/>
+                <w:sz w:val="21"/>
+              </w:rPr>
+              <w:t>2</w:t>
+            </w:r>
+          </w:p>
+        </w:tc>
+        <w:tc>
+          <w:tcPr>
+            <w:tcW w:w="1985" w:type="pct"/>
             <w:noWrap/>
             <w:hideMark/>
           </w:tcPr>
@@ -16769,37 +17612,6 @@
             <w:pPr>
               <w:spacing w:line="240" w:lineRule="auto"/>
               <w:ind w:firstLineChars="0" w:firstLine="0"/>
-              <w:jc w:val="center"/>
-              <w:rPr>
-                <w:rFonts w:ascii="Calibri" w:hAnsi="Calibri" w:cs="宋体"/>
-                <w:bCs/>
-                <w:color w:val="000000"/>
-                <w:kern w:val="0"/>
-                <w:sz w:val="21"/>
-              </w:rPr>
-            </w:pPr>
-            <w:r>
-              <w:rPr>
-                <w:rFonts w:ascii="Calibri" w:hAnsi="Calibri" w:cs="宋体" w:hint="eastAsia"/>
-                <w:bCs/>
-                <w:color w:val="000000"/>
-                <w:kern w:val="0"/>
-                <w:sz w:val="21"/>
-              </w:rPr>
-              <w:t>2</w:t>
-            </w:r>
-          </w:p>
-        </w:tc>
-        <w:tc>
-          <w:tcPr>
-            <w:tcW w:w="2110" w:type="pct"/>
-            <w:noWrap/>
-            <w:hideMark/>
-          </w:tcPr>
-          <w:p>
-            <w:pPr>
-              <w:spacing w:line="240" w:lineRule="auto"/>
-              <w:ind w:firstLineChars="0" w:firstLine="0"/>
               <w:rPr>
                 <w:rFonts w:ascii="Calibri" w:hAnsi="Calibri" w:cs="宋体"/>
                 <w:bCs/>
@@ -16822,7 +17634,7 @@
         </w:tc>
         <w:tc>
           <w:tcPr>
-            <w:tcW w:w="1858" w:type="pct"/>
+            <w:tcW w:w="1941" w:type="pct"/>
             <w:noWrap/>
             <w:hideMark/>
           </w:tcPr>
@@ -16877,7 +17689,72 @@
         </w:trPr>
         <w:tc>
           <w:tcPr>
-            <w:tcW w:w="267" w:type="pct"/>
+            <w:tcW w:w="276" w:type="pct"/>
+            <w:noWrap/>
+          </w:tcPr>
+          <w:p>
+            <w:pPr>
+              <w:numPr>
+                <w:ilvl w:val="0"/>
+                <w:numId w:val="28"/>
+              </w:numPr>
+              <w:spacing w:line="240" w:lineRule="auto"/>
+              <w:ind w:firstLineChars="0"/>
+              <w:jc w:val="center"/>
+              <w:rPr>
+                <w:rFonts w:ascii="Calibri" w:hAnsi="Calibri" w:cs="宋体"/>
+                <w:bCs/>
+                <w:color w:val="000000"/>
+                <w:kern w:val="0"/>
+                <w:sz w:val="21"/>
+                <w:szCs w:val="28"/>
+              </w:rPr>
+            </w:pPr>
+          </w:p>
+        </w:tc>
+        <w:tc>
+          <w:tcPr>
+            <w:tcW w:w="358" w:type="pct"/>
+            <w:noWrap/>
+          </w:tcPr>
+          <w:p>
+            <w:pPr>
+              <w:spacing w:line="240" w:lineRule="auto"/>
+              <w:ind w:firstLineChars="0" w:firstLine="0"/>
+              <w:jc w:val="center"/>
+              <w:rPr>
+                <w:rFonts w:ascii="Calibri" w:hAnsi="Calibri" w:cs="宋体"/>
+                <w:bCs/>
+                <w:color w:val="000000"/>
+                <w:kern w:val="0"/>
+                <w:sz w:val="21"/>
+              </w:rPr>
+            </w:pPr>
+            <w:r>
+              <w:rPr>
+                <w:rFonts w:ascii="Calibri" w:hAnsi="Calibri" w:cs="宋体" w:hint="eastAsia"/>
+                <w:bCs/>
+                <w:color w:val="000000"/>
+                <w:kern w:val="0"/>
+                <w:sz w:val="21"/>
+              </w:rPr>
+              <w:t>0</w:t>
+            </w:r>
+            <w:r>
+              <w:rPr>
+                <w:rFonts w:ascii="Calibri" w:hAnsi="Calibri" w:cs="宋体"/>
+                <w:bCs/>
+                <w:color w:val="000000"/>
+                <w:kern w:val="0"/>
+                <w:sz w:val="21"/>
+              </w:rPr>
+              <w:t>xA5</w:t>
+            </w:r>
+          </w:p>
+        </w:tc>
+        <w:tc>
+          <w:tcPr>
+            <w:tcW w:w="440" w:type="pct"/>
             <w:noWrap/>
             <w:hideMark/>
           </w:tcPr>
@@ -16892,65 +17769,23 @@
                 <w:color w:val="000000"/>
                 <w:kern w:val="0"/>
                 <w:sz w:val="21"/>
-                <w:szCs w:val="28"/>
-              </w:rPr>
-            </w:pPr>
-            <w:r>
-              <w:rPr>
-                <w:rFonts w:ascii="Calibri" w:hAnsi="Calibri" w:cs="宋体" w:hint="eastAsia"/>
-                <w:bCs/>
-                <w:color w:val="000000"/>
-                <w:kern w:val="0"/>
-                <w:sz w:val="21"/>
-                <w:szCs w:val="28"/>
-              </w:rPr>
-              <w:t>6</w:t>
-            </w:r>
-          </w:p>
-        </w:tc>
-        <w:tc>
-          <w:tcPr>
-            <w:tcW w:w="344" w:type="pct"/>
-            <w:noWrap/>
-          </w:tcPr>
-          <w:p>
-            <w:pPr>
-              <w:spacing w:line="240" w:lineRule="auto"/>
-              <w:ind w:firstLineChars="0" w:firstLine="0"/>
-              <w:jc w:val="center"/>
-              <w:rPr>
-                <w:rFonts w:ascii="Calibri" w:hAnsi="Calibri" w:cs="宋体"/>
-                <w:bCs/>
-                <w:color w:val="000000"/>
-                <w:kern w:val="0"/>
-                <w:sz w:val="21"/>
-              </w:rPr>
-            </w:pPr>
-            <w:r>
-              <w:rPr>
-                <w:rFonts w:ascii="Calibri" w:hAnsi="Calibri" w:cs="宋体" w:hint="eastAsia"/>
-                <w:bCs/>
-                <w:color w:val="000000"/>
-                <w:kern w:val="0"/>
-                <w:sz w:val="21"/>
-              </w:rPr>
-              <w:t>0</w:t>
-            </w:r>
-            <w:r>
-              <w:rPr>
-                <w:rFonts w:ascii="Calibri" w:hAnsi="Calibri" w:cs="宋体"/>
-                <w:bCs/>
-                <w:color w:val="000000"/>
-                <w:kern w:val="0"/>
-                <w:sz w:val="21"/>
-              </w:rPr>
-              <w:t>xA5</w:t>
-            </w:r>
-          </w:p>
-        </w:tc>
-        <w:tc>
-          <w:tcPr>
-            <w:tcW w:w="421" w:type="pct"/>
+              </w:rPr>
+            </w:pPr>
+            <w:r>
+              <w:rPr>
+                <w:rFonts w:ascii="Calibri" w:hAnsi="Calibri" w:cs="宋体" w:hint="eastAsia"/>
+                <w:bCs/>
+                <w:color w:val="000000"/>
+                <w:kern w:val="0"/>
+                <w:sz w:val="21"/>
+              </w:rPr>
+              <w:t>1</w:t>
+            </w:r>
+          </w:p>
+        </w:tc>
+        <w:tc>
+          <w:tcPr>
+            <w:tcW w:w="1985" w:type="pct"/>
             <w:noWrap/>
             <w:hideMark/>
           </w:tcPr>
@@ -16958,37 +17793,6 @@
             <w:pPr>
               <w:spacing w:line="240" w:lineRule="auto"/>
               <w:ind w:firstLineChars="0" w:firstLine="0"/>
-              <w:jc w:val="center"/>
-              <w:rPr>
-                <w:rFonts w:ascii="Calibri" w:hAnsi="Calibri" w:cs="宋体"/>
-                <w:bCs/>
-                <w:color w:val="000000"/>
-                <w:kern w:val="0"/>
-                <w:sz w:val="21"/>
-              </w:rPr>
-            </w:pPr>
-            <w:r>
-              <w:rPr>
-                <w:rFonts w:ascii="Calibri" w:hAnsi="Calibri" w:cs="宋体" w:hint="eastAsia"/>
-                <w:bCs/>
-                <w:color w:val="000000"/>
-                <w:kern w:val="0"/>
-                <w:sz w:val="21"/>
-              </w:rPr>
-              <w:t>1</w:t>
-            </w:r>
-          </w:p>
-        </w:tc>
-        <w:tc>
-          <w:tcPr>
-            <w:tcW w:w="2110" w:type="pct"/>
-            <w:noWrap/>
-            <w:hideMark/>
-          </w:tcPr>
-          <w:p>
-            <w:pPr>
-              <w:spacing w:line="240" w:lineRule="auto"/>
-              <w:ind w:firstLineChars="0" w:firstLine="0"/>
               <w:rPr>
                 <w:rFonts w:ascii="Calibri" w:hAnsi="Calibri" w:cs="宋体"/>
                 <w:bCs/>
@@ -17011,7 +17815,7 @@
         </w:tc>
         <w:tc>
           <w:tcPr>
-            <w:tcW w:w="1858" w:type="pct"/>
+            <w:tcW w:w="1941" w:type="pct"/>
             <w:noWrap/>
             <w:hideMark/>
           </w:tcPr>
@@ -17076,7 +17880,72 @@
         </w:trPr>
         <w:tc>
           <w:tcPr>
-            <w:tcW w:w="267" w:type="pct"/>
+            <w:tcW w:w="276" w:type="pct"/>
+            <w:noWrap/>
+          </w:tcPr>
+          <w:p>
+            <w:pPr>
+              <w:numPr>
+                <w:ilvl w:val="0"/>
+                <w:numId w:val="28"/>
+              </w:numPr>
+              <w:spacing w:line="240" w:lineRule="auto"/>
+              <w:ind w:firstLineChars="0"/>
+              <w:jc w:val="center"/>
+              <w:rPr>
+                <w:rFonts w:ascii="Calibri" w:hAnsi="Calibri" w:cs="宋体"/>
+                <w:bCs/>
+                <w:color w:val="000000"/>
+                <w:kern w:val="0"/>
+                <w:sz w:val="21"/>
+                <w:szCs w:val="28"/>
+              </w:rPr>
+            </w:pPr>
+          </w:p>
+        </w:tc>
+        <w:tc>
+          <w:tcPr>
+            <w:tcW w:w="358" w:type="pct"/>
+            <w:noWrap/>
+          </w:tcPr>
+          <w:p>
+            <w:pPr>
+              <w:spacing w:line="240" w:lineRule="auto"/>
+              <w:ind w:firstLineChars="0" w:firstLine="0"/>
+              <w:jc w:val="center"/>
+              <w:rPr>
+                <w:rFonts w:ascii="Calibri" w:hAnsi="Calibri" w:cs="宋体"/>
+                <w:bCs/>
+                <w:color w:val="000000"/>
+                <w:kern w:val="0"/>
+                <w:sz w:val="21"/>
+              </w:rPr>
+            </w:pPr>
+            <w:r>
+              <w:rPr>
+                <w:rFonts w:ascii="Calibri" w:hAnsi="Calibri" w:cs="宋体" w:hint="eastAsia"/>
+                <w:bCs/>
+                <w:color w:val="000000"/>
+                <w:kern w:val="0"/>
+                <w:sz w:val="21"/>
+              </w:rPr>
+              <w:t>0</w:t>
+            </w:r>
+            <w:r>
+              <w:rPr>
+                <w:rFonts w:ascii="Calibri" w:hAnsi="Calibri" w:cs="宋体"/>
+                <w:bCs/>
+                <w:color w:val="000000"/>
+                <w:kern w:val="0"/>
+                <w:sz w:val="21"/>
+              </w:rPr>
+              <w:t>xA6</w:t>
+            </w:r>
+          </w:p>
+        </w:tc>
+        <w:tc>
+          <w:tcPr>
+            <w:tcW w:w="440" w:type="pct"/>
             <w:noWrap/>
             <w:hideMark/>
           </w:tcPr>
@@ -17091,65 +17960,23 @@
                 <w:color w:val="000000"/>
                 <w:kern w:val="0"/>
                 <w:sz w:val="21"/>
-                <w:szCs w:val="28"/>
-              </w:rPr>
-            </w:pPr>
-            <w:r>
-              <w:rPr>
-                <w:rFonts w:ascii="Calibri" w:hAnsi="Calibri" w:cs="宋体" w:hint="eastAsia"/>
-                <w:bCs/>
-                <w:color w:val="000000"/>
-                <w:kern w:val="0"/>
-                <w:sz w:val="21"/>
-                <w:szCs w:val="28"/>
-              </w:rPr>
-              <w:t>7</w:t>
-            </w:r>
-          </w:p>
-        </w:tc>
-        <w:tc>
-          <w:tcPr>
-            <w:tcW w:w="344" w:type="pct"/>
-            <w:noWrap/>
-          </w:tcPr>
-          <w:p>
-            <w:pPr>
-              <w:spacing w:line="240" w:lineRule="auto"/>
-              <w:ind w:firstLineChars="0" w:firstLine="0"/>
-              <w:jc w:val="center"/>
-              <w:rPr>
-                <w:rFonts w:ascii="Calibri" w:hAnsi="Calibri" w:cs="宋体"/>
-                <w:bCs/>
-                <w:color w:val="000000"/>
-                <w:kern w:val="0"/>
-                <w:sz w:val="21"/>
-              </w:rPr>
-            </w:pPr>
-            <w:r>
-              <w:rPr>
-                <w:rFonts w:ascii="Calibri" w:hAnsi="Calibri" w:cs="宋体" w:hint="eastAsia"/>
-                <w:bCs/>
-                <w:color w:val="000000"/>
-                <w:kern w:val="0"/>
-                <w:sz w:val="21"/>
-              </w:rPr>
-              <w:t>0</w:t>
-            </w:r>
-            <w:r>
-              <w:rPr>
-                <w:rFonts w:ascii="Calibri" w:hAnsi="Calibri" w:cs="宋体"/>
-                <w:bCs/>
-                <w:color w:val="000000"/>
-                <w:kern w:val="0"/>
-                <w:sz w:val="21"/>
-              </w:rPr>
-              <w:t>xA6</w:t>
-            </w:r>
-          </w:p>
-        </w:tc>
-        <w:tc>
-          <w:tcPr>
-            <w:tcW w:w="421" w:type="pct"/>
+              </w:rPr>
+            </w:pPr>
+            <w:r>
+              <w:rPr>
+                <w:rFonts w:ascii="Calibri" w:hAnsi="Calibri" w:cs="宋体" w:hint="eastAsia"/>
+                <w:bCs/>
+                <w:color w:val="000000"/>
+                <w:kern w:val="0"/>
+                <w:sz w:val="21"/>
+              </w:rPr>
+              <w:t>1</w:t>
+            </w:r>
+          </w:p>
+        </w:tc>
+        <w:tc>
+          <w:tcPr>
+            <w:tcW w:w="1985" w:type="pct"/>
             <w:noWrap/>
             <w:hideMark/>
           </w:tcPr>
@@ -17157,37 +17984,6 @@
             <w:pPr>
               <w:spacing w:line="240" w:lineRule="auto"/>
               <w:ind w:firstLineChars="0" w:firstLine="0"/>
-              <w:jc w:val="center"/>
-              <w:rPr>
-                <w:rFonts w:ascii="Calibri" w:hAnsi="Calibri" w:cs="宋体"/>
-                <w:bCs/>
-                <w:color w:val="000000"/>
-                <w:kern w:val="0"/>
-                <w:sz w:val="21"/>
-              </w:rPr>
-            </w:pPr>
-            <w:r>
-              <w:rPr>
-                <w:rFonts w:ascii="Calibri" w:hAnsi="Calibri" w:cs="宋体" w:hint="eastAsia"/>
-                <w:bCs/>
-                <w:color w:val="000000"/>
-                <w:kern w:val="0"/>
-                <w:sz w:val="21"/>
-              </w:rPr>
-              <w:t>1</w:t>
-            </w:r>
-          </w:p>
-        </w:tc>
-        <w:tc>
-          <w:tcPr>
-            <w:tcW w:w="2110" w:type="pct"/>
-            <w:noWrap/>
-            <w:hideMark/>
-          </w:tcPr>
-          <w:p>
-            <w:pPr>
-              <w:spacing w:line="240" w:lineRule="auto"/>
-              <w:ind w:firstLineChars="0" w:firstLine="0"/>
               <w:rPr>
                 <w:rFonts w:ascii="Calibri" w:hAnsi="Calibri" w:cs="宋体"/>
                 <w:bCs/>
@@ -17230,7 +18026,7 @@
         </w:tc>
         <w:tc>
           <w:tcPr>
-            <w:tcW w:w="1858" w:type="pct"/>
+            <w:tcW w:w="1941" w:type="pct"/>
             <w:noWrap/>
             <w:hideMark/>
           </w:tcPr>
@@ -17335,7 +18131,62 @@
         </w:trPr>
         <w:tc>
           <w:tcPr>
-            <w:tcW w:w="267" w:type="pct"/>
+            <w:tcW w:w="276" w:type="pct"/>
+            <w:noWrap/>
+          </w:tcPr>
+          <w:p>
+            <w:pPr>
+              <w:numPr>
+                <w:ilvl w:val="0"/>
+                <w:numId w:val="28"/>
+              </w:numPr>
+              <w:spacing w:line="240" w:lineRule="auto"/>
+              <w:ind w:firstLineChars="0"/>
+              <w:jc w:val="center"/>
+              <w:rPr>
+                <w:rFonts w:ascii="Calibri" w:hAnsi="Calibri" w:cs="宋体"/>
+                <w:bCs/>
+                <w:color w:val="000000"/>
+                <w:kern w:val="0"/>
+                <w:sz w:val="21"/>
+                <w:szCs w:val="28"/>
+              </w:rPr>
+            </w:pPr>
+          </w:p>
+        </w:tc>
+        <w:tc>
+          <w:tcPr>
+            <w:tcW w:w="358" w:type="pct"/>
+            <w:noWrap/>
+          </w:tcPr>
+          <w:p>
+            <w:pPr>
+              <w:spacing w:line="240" w:lineRule="auto"/>
+              <w:ind w:firstLineChars="0" w:firstLine="0"/>
+              <w:jc w:val="center"/>
+              <w:rPr>
+                <w:rFonts w:ascii="Calibri" w:hAnsi="Calibri" w:cs="宋体"/>
+                <w:bCs/>
+                <w:color w:val="000000"/>
+                <w:kern w:val="0"/>
+                <w:sz w:val="21"/>
+              </w:rPr>
+            </w:pPr>
+            <w:r>
+              <w:rPr>
+                <w:rFonts w:ascii="Calibri" w:hAnsi="Calibri" w:cs="宋体" w:hint="eastAsia"/>
+                <w:bCs/>
+                <w:color w:val="000000"/>
+                <w:kern w:val="0"/>
+                <w:sz w:val="21"/>
+              </w:rPr>
+              <w:t>0xA7</w:t>
+            </w:r>
+          </w:p>
+        </w:tc>
+        <w:tc>
+          <w:tcPr>
+            <w:tcW w:w="440" w:type="pct"/>
             <w:noWrap/>
             <w:hideMark/>
           </w:tcPr>
@@ -17350,55 +18201,23 @@
                 <w:color w:val="000000"/>
                 <w:kern w:val="0"/>
                 <w:sz w:val="21"/>
-                <w:szCs w:val="28"/>
-              </w:rPr>
-            </w:pPr>
-            <w:r>
-              <w:rPr>
-                <w:rFonts w:ascii="Calibri" w:hAnsi="Calibri" w:cs="宋体" w:hint="eastAsia"/>
-                <w:bCs/>
-                <w:color w:val="000000"/>
-                <w:kern w:val="0"/>
-                <w:sz w:val="21"/>
-                <w:szCs w:val="28"/>
-              </w:rPr>
-              <w:t>8</w:t>
-            </w:r>
-          </w:p>
-        </w:tc>
-        <w:tc>
-          <w:tcPr>
-            <w:tcW w:w="344" w:type="pct"/>
-            <w:noWrap/>
-          </w:tcPr>
-          <w:p>
-            <w:pPr>
-              <w:spacing w:line="240" w:lineRule="auto"/>
-              <w:ind w:firstLineChars="0" w:firstLine="0"/>
-              <w:jc w:val="center"/>
-              <w:rPr>
-                <w:rFonts w:ascii="Calibri" w:hAnsi="Calibri" w:cs="宋体"/>
-                <w:bCs/>
-                <w:color w:val="000000"/>
-                <w:kern w:val="0"/>
-                <w:sz w:val="21"/>
-              </w:rPr>
-            </w:pPr>
-            <w:r>
-              <w:rPr>
-                <w:rFonts w:ascii="Calibri" w:hAnsi="Calibri" w:cs="宋体" w:hint="eastAsia"/>
-                <w:bCs/>
-                <w:color w:val="000000"/>
-                <w:kern w:val="0"/>
-                <w:sz w:val="21"/>
-              </w:rPr>
-              <w:t>0xA7</w:t>
-            </w:r>
-          </w:p>
-        </w:tc>
-        <w:tc>
-          <w:tcPr>
-            <w:tcW w:w="421" w:type="pct"/>
+              </w:rPr>
+            </w:pPr>
+            <w:r>
+              <w:rPr>
+                <w:rFonts w:ascii="Calibri" w:hAnsi="Calibri" w:cs="宋体" w:hint="eastAsia"/>
+                <w:bCs/>
+                <w:color w:val="000000"/>
+                <w:kern w:val="0"/>
+                <w:sz w:val="21"/>
+              </w:rPr>
+              <w:t>1</w:t>
+            </w:r>
+          </w:p>
+        </w:tc>
+        <w:tc>
+          <w:tcPr>
+            <w:tcW w:w="1985" w:type="pct"/>
             <w:noWrap/>
             <w:hideMark/>
           </w:tcPr>
@@ -17406,37 +18225,6 @@
             <w:pPr>
               <w:spacing w:line="240" w:lineRule="auto"/>
               <w:ind w:firstLineChars="0" w:firstLine="0"/>
-              <w:jc w:val="center"/>
-              <w:rPr>
-                <w:rFonts w:ascii="Calibri" w:hAnsi="Calibri" w:cs="宋体"/>
-                <w:bCs/>
-                <w:color w:val="000000"/>
-                <w:kern w:val="0"/>
-                <w:sz w:val="21"/>
-              </w:rPr>
-            </w:pPr>
-            <w:r>
-              <w:rPr>
-                <w:rFonts w:ascii="Calibri" w:hAnsi="Calibri" w:cs="宋体" w:hint="eastAsia"/>
-                <w:bCs/>
-                <w:color w:val="000000"/>
-                <w:kern w:val="0"/>
-                <w:sz w:val="21"/>
-              </w:rPr>
-              <w:t>1</w:t>
-            </w:r>
-          </w:p>
-        </w:tc>
-        <w:tc>
-          <w:tcPr>
-            <w:tcW w:w="2110" w:type="pct"/>
-            <w:noWrap/>
-            <w:hideMark/>
-          </w:tcPr>
-          <w:p>
-            <w:pPr>
-              <w:spacing w:line="240" w:lineRule="auto"/>
-              <w:ind w:firstLineChars="0" w:firstLine="0"/>
               <w:rPr>
                 <w:rFonts w:ascii="Calibri" w:hAnsi="Calibri" w:cs="宋体"/>
                 <w:bCs/>
@@ -17479,7 +18267,7 @@
         </w:tc>
         <w:tc>
           <w:tcPr>
-            <w:tcW w:w="1858" w:type="pct"/>
+            <w:tcW w:w="1941" w:type="pct"/>
             <w:noWrap/>
             <w:hideMark/>
           </w:tcPr>
@@ -17544,7 +18332,62 @@
         </w:trPr>
         <w:tc>
           <w:tcPr>
-            <w:tcW w:w="267" w:type="pct"/>
+            <w:tcW w:w="276" w:type="pct"/>
+            <w:noWrap/>
+          </w:tcPr>
+          <w:p>
+            <w:pPr>
+              <w:numPr>
+                <w:ilvl w:val="0"/>
+                <w:numId w:val="28"/>
+              </w:numPr>
+              <w:spacing w:line="240" w:lineRule="auto"/>
+              <w:ind w:firstLineChars="0"/>
+              <w:jc w:val="center"/>
+              <w:rPr>
+                <w:rFonts w:ascii="Calibri" w:hAnsi="Calibri" w:cs="宋体"/>
+                <w:bCs/>
+                <w:color w:val="000000"/>
+                <w:kern w:val="0"/>
+                <w:sz w:val="21"/>
+                <w:szCs w:val="28"/>
+              </w:rPr>
+            </w:pPr>
+          </w:p>
+        </w:tc>
+        <w:tc>
+          <w:tcPr>
+            <w:tcW w:w="358" w:type="pct"/>
+            <w:noWrap/>
+          </w:tcPr>
+          <w:p>
+            <w:pPr>
+              <w:spacing w:line="240" w:lineRule="auto"/>
+              <w:ind w:firstLineChars="0" w:firstLine="0"/>
+              <w:jc w:val="center"/>
+              <w:rPr>
+                <w:rFonts w:ascii="Calibri" w:hAnsi="Calibri" w:cs="宋体"/>
+                <w:bCs/>
+                <w:color w:val="000000"/>
+                <w:kern w:val="0"/>
+                <w:sz w:val="21"/>
+              </w:rPr>
+            </w:pPr>
+            <w:r>
+              <w:rPr>
+                <w:rFonts w:ascii="Calibri" w:hAnsi="Calibri" w:cs="宋体" w:hint="eastAsia"/>
+                <w:bCs/>
+                <w:color w:val="000000"/>
+                <w:kern w:val="0"/>
+                <w:sz w:val="21"/>
+              </w:rPr>
+              <w:t>0xA8</w:t>
+            </w:r>
+          </w:p>
+        </w:tc>
+        <w:tc>
+          <w:tcPr>
+            <w:tcW w:w="440" w:type="pct"/>
             <w:noWrap/>
             <w:hideMark/>
           </w:tcPr>
@@ -17559,55 +18402,23 @@
                 <w:color w:val="000000"/>
                 <w:kern w:val="0"/>
                 <w:sz w:val="21"/>
-                <w:szCs w:val="28"/>
-              </w:rPr>
-            </w:pPr>
-            <w:r>
-              <w:rPr>
-                <w:rFonts w:ascii="Calibri" w:hAnsi="Calibri" w:cs="宋体" w:hint="eastAsia"/>
-                <w:bCs/>
-                <w:color w:val="000000"/>
-                <w:kern w:val="0"/>
-                <w:sz w:val="21"/>
-                <w:szCs w:val="28"/>
-              </w:rPr>
-              <w:t>9</w:t>
-            </w:r>
-          </w:p>
-        </w:tc>
-        <w:tc>
-          <w:tcPr>
-            <w:tcW w:w="344" w:type="pct"/>
-            <w:noWrap/>
-          </w:tcPr>
-          <w:p>
-            <w:pPr>
-              <w:spacing w:line="240" w:lineRule="auto"/>
-              <w:ind w:firstLineChars="0" w:firstLine="0"/>
-              <w:jc w:val="center"/>
-              <w:rPr>
-                <w:rFonts w:ascii="Calibri" w:hAnsi="Calibri" w:cs="宋体"/>
-                <w:bCs/>
-                <w:color w:val="000000"/>
-                <w:kern w:val="0"/>
-                <w:sz w:val="21"/>
-              </w:rPr>
-            </w:pPr>
-            <w:r>
-              <w:rPr>
-                <w:rFonts w:ascii="Calibri" w:hAnsi="Calibri" w:cs="宋体" w:hint="eastAsia"/>
-                <w:bCs/>
-                <w:color w:val="000000"/>
-                <w:kern w:val="0"/>
-                <w:sz w:val="21"/>
-              </w:rPr>
-              <w:t>0xA8</w:t>
-            </w:r>
-          </w:p>
-        </w:tc>
-        <w:tc>
-          <w:tcPr>
-            <w:tcW w:w="421" w:type="pct"/>
+              </w:rPr>
+            </w:pPr>
+            <w:r>
+              <w:rPr>
+                <w:rFonts w:ascii="Calibri" w:hAnsi="Calibri" w:cs="宋体" w:hint="eastAsia"/>
+                <w:bCs/>
+                <w:color w:val="000000"/>
+                <w:kern w:val="0"/>
+                <w:sz w:val="21"/>
+              </w:rPr>
+              <w:t>1</w:t>
+            </w:r>
+          </w:p>
+        </w:tc>
+        <w:tc>
+          <w:tcPr>
+            <w:tcW w:w="1985" w:type="pct"/>
             <w:noWrap/>
             <w:hideMark/>
           </w:tcPr>
@@ -17615,37 +18426,6 @@
             <w:pPr>
               <w:spacing w:line="240" w:lineRule="auto"/>
               <w:ind w:firstLineChars="0" w:firstLine="0"/>
-              <w:jc w:val="center"/>
-              <w:rPr>
-                <w:rFonts w:ascii="Calibri" w:hAnsi="Calibri" w:cs="宋体"/>
-                <w:bCs/>
-                <w:color w:val="000000"/>
-                <w:kern w:val="0"/>
-                <w:sz w:val="21"/>
-              </w:rPr>
-            </w:pPr>
-            <w:r>
-              <w:rPr>
-                <w:rFonts w:ascii="Calibri" w:hAnsi="Calibri" w:cs="宋体" w:hint="eastAsia"/>
-                <w:bCs/>
-                <w:color w:val="000000"/>
-                <w:kern w:val="0"/>
-                <w:sz w:val="21"/>
-              </w:rPr>
-              <w:t>1</w:t>
-            </w:r>
-          </w:p>
-        </w:tc>
-        <w:tc>
-          <w:tcPr>
-            <w:tcW w:w="2110" w:type="pct"/>
-            <w:noWrap/>
-            <w:hideMark/>
-          </w:tcPr>
-          <w:p>
-            <w:pPr>
-              <w:spacing w:line="240" w:lineRule="auto"/>
-              <w:ind w:firstLineChars="0" w:firstLine="0"/>
               <w:rPr>
                 <w:rFonts w:ascii="Calibri" w:hAnsi="Calibri" w:cs="宋体"/>
                 <w:bCs/>
@@ -17688,7 +18468,7 @@
         </w:tc>
         <w:tc>
           <w:tcPr>
-            <w:tcW w:w="1858" w:type="pct"/>
+            <w:tcW w:w="1941" w:type="pct"/>
             <w:noWrap/>
             <w:hideMark/>
           </w:tcPr>
@@ -17793,7 +18573,62 @@
         </w:trPr>
         <w:tc>
           <w:tcPr>
-            <w:tcW w:w="267" w:type="pct"/>
+            <w:tcW w:w="276" w:type="pct"/>
+            <w:noWrap/>
+          </w:tcPr>
+          <w:p>
+            <w:pPr>
+              <w:numPr>
+                <w:ilvl w:val="0"/>
+                <w:numId w:val="28"/>
+              </w:numPr>
+              <w:spacing w:line="240" w:lineRule="auto"/>
+              <w:ind w:firstLineChars="0"/>
+              <w:jc w:val="center"/>
+              <w:rPr>
+                <w:rFonts w:ascii="Calibri" w:hAnsi="Calibri" w:cs="宋体"/>
+                <w:bCs/>
+                <w:color w:val="000000"/>
+                <w:kern w:val="0"/>
+                <w:sz w:val="21"/>
+                <w:szCs w:val="28"/>
+              </w:rPr>
+            </w:pPr>
+          </w:p>
+        </w:tc>
+        <w:tc>
+          <w:tcPr>
+            <w:tcW w:w="358" w:type="pct"/>
+            <w:noWrap/>
+          </w:tcPr>
+          <w:p>
+            <w:pPr>
+              <w:spacing w:line="240" w:lineRule="auto"/>
+              <w:ind w:firstLineChars="0" w:firstLine="0"/>
+              <w:jc w:val="center"/>
+              <w:rPr>
+                <w:rFonts w:ascii="Calibri" w:hAnsi="Calibri" w:cs="宋体"/>
+                <w:bCs/>
+                <w:color w:val="000000"/>
+                <w:kern w:val="0"/>
+                <w:sz w:val="21"/>
+              </w:rPr>
+            </w:pPr>
+            <w:r>
+              <w:rPr>
+                <w:rFonts w:ascii="Calibri" w:hAnsi="Calibri" w:cs="宋体" w:hint="eastAsia"/>
+                <w:bCs/>
+                <w:color w:val="000000"/>
+                <w:kern w:val="0"/>
+                <w:sz w:val="21"/>
+              </w:rPr>
+              <w:t>0xA9</w:t>
+            </w:r>
+          </w:p>
+        </w:tc>
+        <w:tc>
+          <w:tcPr>
+            <w:tcW w:w="440" w:type="pct"/>
             <w:noWrap/>
             <w:hideMark/>
           </w:tcPr>
@@ -17808,55 +18643,23 @@
                 <w:color w:val="000000"/>
                 <w:kern w:val="0"/>
                 <w:sz w:val="21"/>
-                <w:szCs w:val="28"/>
-              </w:rPr>
-            </w:pPr>
-            <w:r>
-              <w:rPr>
-                <w:rFonts w:ascii="Calibri" w:hAnsi="Calibri" w:cs="宋体" w:hint="eastAsia"/>
-                <w:bCs/>
-                <w:color w:val="000000"/>
-                <w:kern w:val="0"/>
-                <w:sz w:val="21"/>
-                <w:szCs w:val="28"/>
-              </w:rPr>
-              <w:t>10</w:t>
-            </w:r>
-          </w:p>
-        </w:tc>
-        <w:tc>
-          <w:tcPr>
-            <w:tcW w:w="344" w:type="pct"/>
-            <w:noWrap/>
-          </w:tcPr>
-          <w:p>
-            <w:pPr>
-              <w:spacing w:line="240" w:lineRule="auto"/>
-              <w:ind w:firstLineChars="0" w:firstLine="0"/>
-              <w:jc w:val="center"/>
-              <w:rPr>
-                <w:rFonts w:ascii="Calibri" w:hAnsi="Calibri" w:cs="宋体"/>
-                <w:bCs/>
-                <w:color w:val="000000"/>
-                <w:kern w:val="0"/>
-                <w:sz w:val="21"/>
-              </w:rPr>
-            </w:pPr>
-            <w:r>
-              <w:rPr>
-                <w:rFonts w:ascii="Calibri" w:hAnsi="Calibri" w:cs="宋体" w:hint="eastAsia"/>
-                <w:bCs/>
-                <w:color w:val="000000"/>
-                <w:kern w:val="0"/>
-                <w:sz w:val="21"/>
-              </w:rPr>
-              <w:t>0xA9</w:t>
-            </w:r>
-          </w:p>
-        </w:tc>
-        <w:tc>
-          <w:tcPr>
-            <w:tcW w:w="421" w:type="pct"/>
+              </w:rPr>
+            </w:pPr>
+            <w:r>
+              <w:rPr>
+                <w:rFonts w:ascii="Calibri" w:hAnsi="Calibri" w:cs="宋体" w:hint="eastAsia"/>
+                <w:bCs/>
+                <w:color w:val="000000"/>
+                <w:kern w:val="0"/>
+                <w:sz w:val="21"/>
+              </w:rPr>
+              <w:t>1</w:t>
+            </w:r>
+          </w:p>
+        </w:tc>
+        <w:tc>
+          <w:tcPr>
+            <w:tcW w:w="1985" w:type="pct"/>
             <w:noWrap/>
             <w:hideMark/>
           </w:tcPr>
@@ -17864,37 +18667,6 @@
             <w:pPr>
               <w:spacing w:line="240" w:lineRule="auto"/>
               <w:ind w:firstLineChars="0" w:firstLine="0"/>
-              <w:jc w:val="center"/>
-              <w:rPr>
-                <w:rFonts w:ascii="Calibri" w:hAnsi="Calibri" w:cs="宋体"/>
-                <w:bCs/>
-                <w:color w:val="000000"/>
-                <w:kern w:val="0"/>
-                <w:sz w:val="21"/>
-              </w:rPr>
-            </w:pPr>
-            <w:r>
-              <w:rPr>
-                <w:rFonts w:ascii="Calibri" w:hAnsi="Calibri" w:cs="宋体" w:hint="eastAsia"/>
-                <w:bCs/>
-                <w:color w:val="000000"/>
-                <w:kern w:val="0"/>
-                <w:sz w:val="21"/>
-              </w:rPr>
-              <w:t>1</w:t>
-            </w:r>
-          </w:p>
-        </w:tc>
-        <w:tc>
-          <w:tcPr>
-            <w:tcW w:w="2110" w:type="pct"/>
-            <w:noWrap/>
-            <w:hideMark/>
-          </w:tcPr>
-          <w:p>
-            <w:pPr>
-              <w:spacing w:line="240" w:lineRule="auto"/>
-              <w:ind w:firstLineChars="0" w:firstLine="0"/>
               <w:rPr>
                 <w:rFonts w:ascii="Calibri" w:hAnsi="Calibri" w:cs="宋体"/>
                 <w:bCs/>
@@ -17937,7 +18709,7 @@
         </w:tc>
         <w:tc>
           <w:tcPr>
-            <w:tcW w:w="1858" w:type="pct"/>
+            <w:tcW w:w="1941" w:type="pct"/>
             <w:noWrap/>
             <w:hideMark/>
           </w:tcPr>
@@ -18042,7 +18814,62 @@
         </w:trPr>
         <w:tc>
           <w:tcPr>
-            <w:tcW w:w="267" w:type="pct"/>
+            <w:tcW w:w="276" w:type="pct"/>
+            <w:noWrap/>
+          </w:tcPr>
+          <w:p>
+            <w:pPr>
+              <w:numPr>
+                <w:ilvl w:val="0"/>
+                <w:numId w:val="28"/>
+              </w:numPr>
+              <w:spacing w:line="240" w:lineRule="auto"/>
+              <w:ind w:firstLineChars="0"/>
+              <w:jc w:val="center"/>
+              <w:rPr>
+                <w:rFonts w:ascii="Calibri" w:hAnsi="Calibri" w:cs="宋体"/>
+                <w:bCs/>
+                <w:color w:val="000000"/>
+                <w:kern w:val="0"/>
+                <w:sz w:val="21"/>
+                <w:szCs w:val="28"/>
+              </w:rPr>
+            </w:pPr>
+          </w:p>
+        </w:tc>
+        <w:tc>
+          <w:tcPr>
+            <w:tcW w:w="358" w:type="pct"/>
+            <w:noWrap/>
+          </w:tcPr>
+          <w:p>
+            <w:pPr>
+              <w:spacing w:line="240" w:lineRule="auto"/>
+              <w:ind w:firstLineChars="0" w:firstLine="0"/>
+              <w:jc w:val="center"/>
+              <w:rPr>
+                <w:rFonts w:ascii="Calibri" w:hAnsi="Calibri" w:cs="宋体"/>
+                <w:bCs/>
+                <w:color w:val="000000"/>
+                <w:kern w:val="0"/>
+                <w:sz w:val="21"/>
+              </w:rPr>
+            </w:pPr>
+            <w:r>
+              <w:rPr>
+                <w:rFonts w:ascii="Calibri" w:hAnsi="Calibri" w:cs="宋体" w:hint="eastAsia"/>
+                <w:bCs/>
+                <w:color w:val="000000"/>
+                <w:kern w:val="0"/>
+                <w:sz w:val="21"/>
+              </w:rPr>
+              <w:t>0xAA</w:t>
+            </w:r>
+          </w:p>
+        </w:tc>
+        <w:tc>
+          <w:tcPr>
+            <w:tcW w:w="440" w:type="pct"/>
             <w:noWrap/>
             <w:hideMark/>
           </w:tcPr>
@@ -18057,55 +18884,23 @@
                 <w:color w:val="000000"/>
                 <w:kern w:val="0"/>
                 <w:sz w:val="21"/>
-                <w:szCs w:val="28"/>
-              </w:rPr>
-            </w:pPr>
-            <w:r>
-              <w:rPr>
-                <w:rFonts w:ascii="Calibri" w:hAnsi="Calibri" w:cs="宋体" w:hint="eastAsia"/>
-                <w:bCs/>
-                <w:color w:val="000000"/>
-                <w:kern w:val="0"/>
-                <w:sz w:val="21"/>
-                <w:szCs w:val="28"/>
-              </w:rPr>
-              <w:t>11</w:t>
-            </w:r>
-          </w:p>
-        </w:tc>
-        <w:tc>
-          <w:tcPr>
-            <w:tcW w:w="344" w:type="pct"/>
-            <w:noWrap/>
-          </w:tcPr>
-          <w:p>
-            <w:pPr>
-              <w:spacing w:line="240" w:lineRule="auto"/>
-              <w:ind w:firstLineChars="0" w:firstLine="0"/>
-              <w:jc w:val="center"/>
-              <w:rPr>
-                <w:rFonts w:ascii="Calibri" w:hAnsi="Calibri" w:cs="宋体"/>
-                <w:bCs/>
-                <w:color w:val="000000"/>
-                <w:kern w:val="0"/>
-                <w:sz w:val="21"/>
-              </w:rPr>
-            </w:pPr>
-            <w:r>
-              <w:rPr>
-                <w:rFonts w:ascii="Calibri" w:hAnsi="Calibri" w:cs="宋体" w:hint="eastAsia"/>
-                <w:bCs/>
-                <w:color w:val="000000"/>
-                <w:kern w:val="0"/>
-                <w:sz w:val="21"/>
-              </w:rPr>
-              <w:t>0xAA</w:t>
-            </w:r>
-          </w:p>
-        </w:tc>
-        <w:tc>
-          <w:tcPr>
-            <w:tcW w:w="421" w:type="pct"/>
+              </w:rPr>
+            </w:pPr>
+            <w:r>
+              <w:rPr>
+                <w:rFonts w:ascii="Calibri" w:hAnsi="Calibri" w:cs="宋体" w:hint="eastAsia"/>
+                <w:bCs/>
+                <w:color w:val="000000"/>
+                <w:kern w:val="0"/>
+                <w:sz w:val="21"/>
+              </w:rPr>
+              <w:t>6</w:t>
+            </w:r>
+          </w:p>
+        </w:tc>
+        <w:tc>
+          <w:tcPr>
+            <w:tcW w:w="1985" w:type="pct"/>
             <w:noWrap/>
             <w:hideMark/>
           </w:tcPr>
@@ -18113,37 +18908,6 @@
             <w:pPr>
               <w:spacing w:line="240" w:lineRule="auto"/>
               <w:ind w:firstLineChars="0" w:firstLine="0"/>
-              <w:jc w:val="center"/>
-              <w:rPr>
-                <w:rFonts w:ascii="Calibri" w:hAnsi="Calibri" w:cs="宋体"/>
-                <w:bCs/>
-                <w:color w:val="000000"/>
-                <w:kern w:val="0"/>
-                <w:sz w:val="21"/>
-              </w:rPr>
-            </w:pPr>
-            <w:r>
-              <w:rPr>
-                <w:rFonts w:ascii="Calibri" w:hAnsi="Calibri" w:cs="宋体" w:hint="eastAsia"/>
-                <w:bCs/>
-                <w:color w:val="000000"/>
-                <w:kern w:val="0"/>
-                <w:sz w:val="21"/>
-              </w:rPr>
-              <w:t>6</w:t>
-            </w:r>
-          </w:p>
-        </w:tc>
-        <w:tc>
-          <w:tcPr>
-            <w:tcW w:w="2110" w:type="pct"/>
-            <w:noWrap/>
-            <w:hideMark/>
-          </w:tcPr>
-          <w:p>
-            <w:pPr>
-              <w:spacing w:line="240" w:lineRule="auto"/>
-              <w:ind w:firstLineChars="0" w:firstLine="0"/>
               <w:rPr>
                 <w:rFonts w:ascii="Calibri" w:hAnsi="Calibri" w:cs="宋体"/>
                 <w:bCs/>
@@ -18186,7 +18950,7 @@
         </w:tc>
         <w:tc>
           <w:tcPr>
-            <w:tcW w:w="1858" w:type="pct"/>
+            <w:tcW w:w="1941" w:type="pct"/>
             <w:hideMark/>
           </w:tcPr>
           <w:p>
@@ -18402,7 +19166,62 @@
         </w:trPr>
         <w:tc>
           <w:tcPr>
-            <w:tcW w:w="267" w:type="pct"/>
+            <w:tcW w:w="276" w:type="pct"/>
+            <w:noWrap/>
+          </w:tcPr>
+          <w:p>
+            <w:pPr>
+              <w:numPr>
+                <w:ilvl w:val="0"/>
+                <w:numId w:val="28"/>
+              </w:numPr>
+              <w:spacing w:line="240" w:lineRule="auto"/>
+              <w:ind w:firstLineChars="0"/>
+              <w:jc w:val="center"/>
+              <w:rPr>
+                <w:rFonts w:ascii="Calibri" w:hAnsi="Calibri" w:cs="宋体"/>
+                <w:bCs/>
+                <w:color w:val="000000"/>
+                <w:kern w:val="0"/>
+                <w:sz w:val="21"/>
+                <w:szCs w:val="28"/>
+              </w:rPr>
+            </w:pPr>
+          </w:p>
+        </w:tc>
+        <w:tc>
+          <w:tcPr>
+            <w:tcW w:w="358" w:type="pct"/>
+            <w:noWrap/>
+          </w:tcPr>
+          <w:p>
+            <w:pPr>
+              <w:spacing w:line="240" w:lineRule="auto"/>
+              <w:ind w:firstLineChars="0" w:firstLine="0"/>
+              <w:jc w:val="center"/>
+              <w:rPr>
+                <w:rFonts w:ascii="Calibri" w:hAnsi="Calibri" w:cs="宋体"/>
+                <w:bCs/>
+                <w:color w:val="000000"/>
+                <w:kern w:val="0"/>
+                <w:sz w:val="21"/>
+              </w:rPr>
+            </w:pPr>
+            <w:r>
+              <w:rPr>
+                <w:rFonts w:ascii="Calibri" w:hAnsi="Calibri" w:cs="宋体" w:hint="eastAsia"/>
+                <w:bCs/>
+                <w:color w:val="000000"/>
+                <w:kern w:val="0"/>
+                <w:sz w:val="21"/>
+              </w:rPr>
+              <w:t>0xAB</w:t>
+            </w:r>
+          </w:p>
+        </w:tc>
+        <w:tc>
+          <w:tcPr>
+            <w:tcW w:w="440" w:type="pct"/>
             <w:noWrap/>
             <w:hideMark/>
           </w:tcPr>
@@ -18417,55 +19236,23 @@
                 <w:color w:val="000000"/>
                 <w:kern w:val="0"/>
                 <w:sz w:val="21"/>
-                <w:szCs w:val="28"/>
-              </w:rPr>
-            </w:pPr>
-            <w:r>
-              <w:rPr>
-                <w:rFonts w:ascii="Calibri" w:hAnsi="Calibri" w:cs="宋体" w:hint="eastAsia"/>
-                <w:bCs/>
-                <w:color w:val="000000"/>
-                <w:kern w:val="0"/>
-                <w:sz w:val="21"/>
-                <w:szCs w:val="28"/>
-              </w:rPr>
-              <w:t>12</w:t>
-            </w:r>
-          </w:p>
-        </w:tc>
-        <w:tc>
-          <w:tcPr>
-            <w:tcW w:w="344" w:type="pct"/>
-            <w:noWrap/>
-          </w:tcPr>
-          <w:p>
-            <w:pPr>
-              <w:spacing w:line="240" w:lineRule="auto"/>
-              <w:ind w:firstLineChars="0" w:firstLine="0"/>
-              <w:jc w:val="center"/>
-              <w:rPr>
-                <w:rFonts w:ascii="Calibri" w:hAnsi="Calibri" w:cs="宋体"/>
-                <w:bCs/>
-                <w:color w:val="000000"/>
-                <w:kern w:val="0"/>
-                <w:sz w:val="21"/>
-              </w:rPr>
-            </w:pPr>
-            <w:r>
-              <w:rPr>
-                <w:rFonts w:ascii="Calibri" w:hAnsi="Calibri" w:cs="宋体" w:hint="eastAsia"/>
-                <w:bCs/>
-                <w:color w:val="000000"/>
-                <w:kern w:val="0"/>
-                <w:sz w:val="21"/>
-              </w:rPr>
-              <w:t>0xAB</w:t>
-            </w:r>
-          </w:p>
-        </w:tc>
-        <w:tc>
-          <w:tcPr>
-            <w:tcW w:w="421" w:type="pct"/>
+              </w:rPr>
+            </w:pPr>
+            <w:r>
+              <w:rPr>
+                <w:rFonts w:ascii="Calibri" w:hAnsi="Calibri" w:cs="宋体" w:hint="eastAsia"/>
+                <w:bCs/>
+                <w:color w:val="000000"/>
+                <w:kern w:val="0"/>
+                <w:sz w:val="21"/>
+              </w:rPr>
+              <w:t>6</w:t>
+            </w:r>
+          </w:p>
+        </w:tc>
+        <w:tc>
+          <w:tcPr>
+            <w:tcW w:w="1985" w:type="pct"/>
             <w:noWrap/>
             <w:hideMark/>
           </w:tcPr>
@@ -18473,37 +19260,6 @@
             <w:pPr>
               <w:spacing w:line="240" w:lineRule="auto"/>
               <w:ind w:firstLineChars="0" w:firstLine="0"/>
-              <w:jc w:val="center"/>
-              <w:rPr>
-                <w:rFonts w:ascii="Calibri" w:hAnsi="Calibri" w:cs="宋体"/>
-                <w:bCs/>
-                <w:color w:val="000000"/>
-                <w:kern w:val="0"/>
-                <w:sz w:val="21"/>
-              </w:rPr>
-            </w:pPr>
-            <w:r>
-              <w:rPr>
-                <w:rFonts w:ascii="Calibri" w:hAnsi="Calibri" w:cs="宋体" w:hint="eastAsia"/>
-                <w:bCs/>
-                <w:color w:val="000000"/>
-                <w:kern w:val="0"/>
-                <w:sz w:val="21"/>
-              </w:rPr>
-              <w:t>6</w:t>
-            </w:r>
-          </w:p>
-        </w:tc>
-        <w:tc>
-          <w:tcPr>
-            <w:tcW w:w="2110" w:type="pct"/>
-            <w:noWrap/>
-            <w:hideMark/>
-          </w:tcPr>
-          <w:p>
-            <w:pPr>
-              <w:spacing w:line="240" w:lineRule="auto"/>
-              <w:ind w:firstLineChars="0" w:firstLine="0"/>
               <w:rPr>
                 <w:rFonts w:ascii="Calibri" w:hAnsi="Calibri" w:cs="宋体"/>
                 <w:bCs/>
@@ -18546,7 +19302,7 @@
         </w:tc>
         <w:tc>
           <w:tcPr>
-            <w:tcW w:w="1858" w:type="pct"/>
+            <w:tcW w:w="1941" w:type="pct"/>
             <w:hideMark/>
           </w:tcPr>
           <w:p>
@@ -18762,7 +19518,62 @@
         </w:trPr>
         <w:tc>
           <w:tcPr>
-            <w:tcW w:w="267" w:type="pct"/>
+            <w:tcW w:w="276" w:type="pct"/>
+            <w:noWrap/>
+          </w:tcPr>
+          <w:p>
+            <w:pPr>
+              <w:numPr>
+                <w:ilvl w:val="0"/>
+                <w:numId w:val="28"/>
+              </w:numPr>
+              <w:spacing w:line="240" w:lineRule="auto"/>
+              <w:ind w:firstLineChars="0"/>
+              <w:jc w:val="center"/>
+              <w:rPr>
+                <w:rFonts w:ascii="Calibri" w:hAnsi="Calibri" w:cs="宋体"/>
+                <w:bCs/>
+                <w:color w:val="000000"/>
+                <w:kern w:val="0"/>
+                <w:sz w:val="21"/>
+                <w:szCs w:val="28"/>
+              </w:rPr>
+            </w:pPr>
+          </w:p>
+        </w:tc>
+        <w:tc>
+          <w:tcPr>
+            <w:tcW w:w="358" w:type="pct"/>
+            <w:noWrap/>
+          </w:tcPr>
+          <w:p>
+            <w:pPr>
+              <w:spacing w:line="240" w:lineRule="auto"/>
+              <w:ind w:firstLineChars="0" w:firstLine="0"/>
+              <w:jc w:val="center"/>
+              <w:rPr>
+                <w:rFonts w:ascii="Calibri" w:hAnsi="Calibri" w:cs="宋体"/>
+                <w:bCs/>
+                <w:color w:val="000000"/>
+                <w:kern w:val="0"/>
+                <w:sz w:val="21"/>
+              </w:rPr>
+            </w:pPr>
+            <w:r>
+              <w:rPr>
+                <w:rFonts w:ascii="Calibri" w:hAnsi="Calibri" w:cs="宋体" w:hint="eastAsia"/>
+                <w:bCs/>
+                <w:color w:val="000000"/>
+                <w:kern w:val="0"/>
+                <w:sz w:val="21"/>
+              </w:rPr>
+              <w:t>0xAC</w:t>
+            </w:r>
+          </w:p>
+        </w:tc>
+        <w:tc>
+          <w:tcPr>
+            <w:tcW w:w="440" w:type="pct"/>
             <w:noWrap/>
             <w:hideMark/>
           </w:tcPr>
@@ -18777,55 +19588,23 @@
                 <w:color w:val="000000"/>
                 <w:kern w:val="0"/>
                 <w:sz w:val="21"/>
-                <w:szCs w:val="28"/>
-              </w:rPr>
-            </w:pPr>
-            <w:r>
-              <w:rPr>
-                <w:rFonts w:ascii="Calibri" w:hAnsi="Calibri" w:cs="宋体" w:hint="eastAsia"/>
-                <w:bCs/>
-                <w:color w:val="000000"/>
-                <w:kern w:val="0"/>
-                <w:sz w:val="21"/>
-                <w:szCs w:val="28"/>
-              </w:rPr>
-              <w:t>13</w:t>
-            </w:r>
-          </w:p>
-        </w:tc>
-        <w:tc>
-          <w:tcPr>
-            <w:tcW w:w="344" w:type="pct"/>
-            <w:noWrap/>
-          </w:tcPr>
-          <w:p>
-            <w:pPr>
-              <w:spacing w:line="240" w:lineRule="auto"/>
-              <w:ind w:firstLineChars="0" w:firstLine="0"/>
-              <w:jc w:val="center"/>
-              <w:rPr>
-                <w:rFonts w:ascii="Calibri" w:hAnsi="Calibri" w:cs="宋体"/>
-                <w:bCs/>
-                <w:color w:val="000000"/>
-                <w:kern w:val="0"/>
-                <w:sz w:val="21"/>
-              </w:rPr>
-            </w:pPr>
-            <w:r>
-              <w:rPr>
-                <w:rFonts w:ascii="Calibri" w:hAnsi="Calibri" w:cs="宋体" w:hint="eastAsia"/>
-                <w:bCs/>
-                <w:color w:val="000000"/>
-                <w:kern w:val="0"/>
-                <w:sz w:val="21"/>
-              </w:rPr>
-              <w:t>0xAC</w:t>
-            </w:r>
-          </w:p>
-        </w:tc>
-        <w:tc>
-          <w:tcPr>
-            <w:tcW w:w="421" w:type="pct"/>
+              </w:rPr>
+            </w:pPr>
+            <w:r>
+              <w:rPr>
+                <w:rFonts w:ascii="Calibri" w:hAnsi="Calibri" w:cs="宋体" w:hint="eastAsia"/>
+                <w:bCs/>
+                <w:color w:val="000000"/>
+                <w:kern w:val="0"/>
+                <w:sz w:val="21"/>
+              </w:rPr>
+              <w:t>24</w:t>
+            </w:r>
+          </w:p>
+        </w:tc>
+        <w:tc>
+          <w:tcPr>
+            <w:tcW w:w="1985" w:type="pct"/>
             <w:noWrap/>
             <w:hideMark/>
           </w:tcPr>
@@ -18833,37 +19612,6 @@
             <w:pPr>
               <w:spacing w:line="240" w:lineRule="auto"/>
               <w:ind w:firstLineChars="0" w:firstLine="0"/>
-              <w:jc w:val="center"/>
-              <w:rPr>
-                <w:rFonts w:ascii="Calibri" w:hAnsi="Calibri" w:cs="宋体"/>
-                <w:bCs/>
-                <w:color w:val="000000"/>
-                <w:kern w:val="0"/>
-                <w:sz w:val="21"/>
-              </w:rPr>
-            </w:pPr>
-            <w:r>
-              <w:rPr>
-                <w:rFonts w:ascii="Calibri" w:hAnsi="Calibri" w:cs="宋体" w:hint="eastAsia"/>
-                <w:bCs/>
-                <w:color w:val="000000"/>
-                <w:kern w:val="0"/>
-                <w:sz w:val="21"/>
-              </w:rPr>
-              <w:t>24</w:t>
-            </w:r>
-          </w:p>
-        </w:tc>
-        <w:tc>
-          <w:tcPr>
-            <w:tcW w:w="2110" w:type="pct"/>
-            <w:noWrap/>
-            <w:hideMark/>
-          </w:tcPr>
-          <w:p>
-            <w:pPr>
-              <w:spacing w:line="240" w:lineRule="auto"/>
-              <w:ind w:firstLineChars="0" w:firstLine="0"/>
               <w:rPr>
                 <w:rFonts w:ascii="Calibri" w:hAnsi="Calibri" w:cs="宋体"/>
                 <w:bCs/>
@@ -18886,7 +19634,7 @@
         </w:tc>
         <w:tc>
           <w:tcPr>
-            <w:tcW w:w="1858" w:type="pct"/>
+            <w:tcW w:w="1941" w:type="pct"/>
             <w:hideMark/>
           </w:tcPr>
           <w:p>
@@ -19672,7 +20420,62 @@
         </w:trPr>
         <w:tc>
           <w:tcPr>
-            <w:tcW w:w="267" w:type="pct"/>
+            <w:tcW w:w="276" w:type="pct"/>
+            <w:noWrap/>
+          </w:tcPr>
+          <w:p>
+            <w:pPr>
+              <w:numPr>
+                <w:ilvl w:val="0"/>
+                <w:numId w:val="28"/>
+              </w:numPr>
+              <w:spacing w:line="240" w:lineRule="auto"/>
+              <w:ind w:firstLineChars="0"/>
+              <w:jc w:val="center"/>
+              <w:rPr>
+                <w:rFonts w:ascii="Calibri" w:hAnsi="Calibri" w:cs="宋体"/>
+                <w:bCs/>
+                <w:color w:val="000000"/>
+                <w:kern w:val="0"/>
+                <w:sz w:val="21"/>
+                <w:szCs w:val="28"/>
+              </w:rPr>
+            </w:pPr>
+          </w:p>
+        </w:tc>
+        <w:tc>
+          <w:tcPr>
+            <w:tcW w:w="358" w:type="pct"/>
+            <w:noWrap/>
+          </w:tcPr>
+          <w:p>
+            <w:pPr>
+              <w:spacing w:line="240" w:lineRule="auto"/>
+              <w:ind w:firstLineChars="0" w:firstLine="0"/>
+              <w:jc w:val="center"/>
+              <w:rPr>
+                <w:rFonts w:ascii="Calibri" w:hAnsi="Calibri" w:cs="宋体"/>
+                <w:bCs/>
+                <w:color w:val="000000"/>
+                <w:kern w:val="0"/>
+                <w:sz w:val="21"/>
+              </w:rPr>
+            </w:pPr>
+            <w:r>
+              <w:rPr>
+                <w:rFonts w:ascii="Calibri" w:hAnsi="Calibri" w:cs="宋体" w:hint="eastAsia"/>
+                <w:bCs/>
+                <w:color w:val="000000"/>
+                <w:kern w:val="0"/>
+                <w:sz w:val="21"/>
+              </w:rPr>
+              <w:t>0xAD</w:t>
+            </w:r>
+          </w:p>
+        </w:tc>
+        <w:tc>
+          <w:tcPr>
+            <w:tcW w:w="440" w:type="pct"/>
             <w:noWrap/>
             <w:hideMark/>
           </w:tcPr>
@@ -19687,92 +20490,29 @@
                 <w:color w:val="000000"/>
                 <w:kern w:val="0"/>
                 <w:sz w:val="21"/>
-                <w:szCs w:val="28"/>
-              </w:rPr>
-            </w:pPr>
-            <w:r>
-              <w:rPr>
-                <w:rFonts w:ascii="Calibri" w:hAnsi="Calibri" w:cs="宋体" w:hint="eastAsia"/>
-                <w:bCs/>
-                <w:color w:val="000000"/>
-                <w:kern w:val="0"/>
-                <w:sz w:val="21"/>
-                <w:szCs w:val="28"/>
-              </w:rPr>
-              <w:t>14</w:t>
-            </w:r>
-          </w:p>
-        </w:tc>
-        <w:tc>
-          <w:tcPr>
-            <w:tcW w:w="344" w:type="pct"/>
-            <w:noWrap/>
-          </w:tcPr>
-          <w:p>
-            <w:pPr>
-              <w:spacing w:line="240" w:lineRule="auto"/>
-              <w:ind w:firstLineChars="0" w:firstLine="0"/>
-              <w:jc w:val="center"/>
-              <w:rPr>
-                <w:rFonts w:ascii="Calibri" w:hAnsi="Calibri" w:cs="宋体"/>
-                <w:bCs/>
-                <w:color w:val="000000"/>
-                <w:kern w:val="0"/>
-                <w:sz w:val="21"/>
-              </w:rPr>
-            </w:pPr>
-            <w:r>
-              <w:rPr>
-                <w:rFonts w:ascii="Calibri" w:hAnsi="Calibri" w:cs="宋体" w:hint="eastAsia"/>
-                <w:bCs/>
-                <w:color w:val="000000"/>
-                <w:kern w:val="0"/>
-                <w:sz w:val="21"/>
-              </w:rPr>
-              <w:t>0xAD</w:t>
-            </w:r>
-          </w:p>
-        </w:tc>
-        <w:tc>
-          <w:tcPr>
-            <w:tcW w:w="421" w:type="pct"/>
-            <w:noWrap/>
+              </w:rPr>
+            </w:pPr>
+            <w:r>
+              <w:rPr>
+                <w:rFonts w:ascii="Calibri" w:hAnsi="Calibri" w:cs="宋体" w:hint="eastAsia"/>
+                <w:bCs/>
+                <w:color w:val="000000"/>
+                <w:kern w:val="0"/>
+                <w:sz w:val="21"/>
+              </w:rPr>
+              <w:t>2</w:t>
+            </w:r>
+          </w:p>
+        </w:tc>
+        <w:tc>
+          <w:tcPr>
+            <w:tcW w:w="1985" w:type="pct"/>
             <w:hideMark/>
           </w:tcPr>
           <w:p>
             <w:pPr>
               <w:spacing w:line="240" w:lineRule="auto"/>
               <w:ind w:firstLineChars="0" w:firstLine="0"/>
-              <w:jc w:val="center"/>
-              <w:rPr>
-                <w:rFonts w:ascii="Calibri" w:hAnsi="Calibri" w:cs="宋体"/>
-                <w:bCs/>
-                <w:color w:val="000000"/>
-                <w:kern w:val="0"/>
-                <w:sz w:val="21"/>
-              </w:rPr>
-            </w:pPr>
-            <w:r>
-              <w:rPr>
-                <w:rFonts w:ascii="Calibri" w:hAnsi="Calibri" w:cs="宋体" w:hint="eastAsia"/>
-                <w:bCs/>
-                <w:color w:val="000000"/>
-                <w:kern w:val="0"/>
-                <w:sz w:val="21"/>
-              </w:rPr>
-              <w:t>2</w:t>
-            </w:r>
-          </w:p>
-        </w:tc>
-        <w:tc>
-          <w:tcPr>
-            <w:tcW w:w="2110" w:type="pct"/>
-            <w:hideMark/>
-          </w:tcPr>
-          <w:p>
-            <w:pPr>
-              <w:spacing w:line="240" w:lineRule="auto"/>
-              <w:ind w:firstLineChars="0" w:firstLine="0"/>
               <w:rPr>
                 <w:rFonts w:ascii="Calibri" w:hAnsi="Calibri" w:cs="宋体"/>
                 <w:bCs/>
@@ -19815,7 +20555,7 @@
         </w:tc>
         <w:tc>
           <w:tcPr>
-            <w:tcW w:w="1858" w:type="pct"/>
+            <w:tcW w:w="1941" w:type="pct"/>
             <w:hideMark/>
           </w:tcPr>
           <w:p>
@@ -19939,7 +20679,62 @@
         </w:trPr>
         <w:tc>
           <w:tcPr>
-            <w:tcW w:w="267" w:type="pct"/>
+            <w:tcW w:w="276" w:type="pct"/>
+            <w:noWrap/>
+          </w:tcPr>
+          <w:p>
+            <w:pPr>
+              <w:numPr>
+                <w:ilvl w:val="0"/>
+                <w:numId w:val="28"/>
+              </w:numPr>
+              <w:spacing w:line="240" w:lineRule="auto"/>
+              <w:ind w:firstLineChars="0"/>
+              <w:jc w:val="center"/>
+              <w:rPr>
+                <w:rFonts w:ascii="Calibri" w:hAnsi="Calibri" w:cs="宋体"/>
+                <w:bCs/>
+                <w:color w:val="000000"/>
+                <w:kern w:val="0"/>
+                <w:sz w:val="21"/>
+                <w:szCs w:val="28"/>
+              </w:rPr>
+            </w:pPr>
+          </w:p>
+        </w:tc>
+        <w:tc>
+          <w:tcPr>
+            <w:tcW w:w="358" w:type="pct"/>
+            <w:noWrap/>
+          </w:tcPr>
+          <w:p>
+            <w:pPr>
+              <w:spacing w:line="240" w:lineRule="auto"/>
+              <w:ind w:firstLineChars="0" w:firstLine="0"/>
+              <w:jc w:val="center"/>
+              <w:rPr>
+                <w:rFonts w:ascii="Calibri" w:hAnsi="Calibri" w:cs="宋体"/>
+                <w:bCs/>
+                <w:color w:val="000000"/>
+                <w:kern w:val="0"/>
+                <w:sz w:val="21"/>
+              </w:rPr>
+            </w:pPr>
+            <w:r>
+              <w:rPr>
+                <w:rFonts w:ascii="Calibri" w:hAnsi="Calibri" w:cs="宋体" w:hint="eastAsia"/>
+                <w:bCs/>
+                <w:color w:val="000000"/>
+                <w:kern w:val="0"/>
+                <w:sz w:val="21"/>
+              </w:rPr>
+              <w:t>0xAE</w:t>
+            </w:r>
+          </w:p>
+        </w:tc>
+        <w:tc>
+          <w:tcPr>
+            <w:tcW w:w="440" w:type="pct"/>
             <w:noWrap/>
             <w:hideMark/>
           </w:tcPr>
@@ -19954,55 +20749,23 @@
                 <w:color w:val="000000"/>
                 <w:kern w:val="0"/>
                 <w:sz w:val="21"/>
-                <w:szCs w:val="28"/>
-              </w:rPr>
-            </w:pPr>
-            <w:r>
-              <w:rPr>
-                <w:rFonts w:ascii="Calibri" w:hAnsi="Calibri" w:cs="宋体" w:hint="eastAsia"/>
-                <w:bCs/>
-                <w:color w:val="000000"/>
-                <w:kern w:val="0"/>
-                <w:sz w:val="21"/>
-                <w:szCs w:val="28"/>
-              </w:rPr>
-              <w:t>15</w:t>
-            </w:r>
-          </w:p>
-        </w:tc>
-        <w:tc>
-          <w:tcPr>
-            <w:tcW w:w="344" w:type="pct"/>
-            <w:noWrap/>
-          </w:tcPr>
-          <w:p>
-            <w:pPr>
-              <w:spacing w:line="240" w:lineRule="auto"/>
-              <w:ind w:firstLineChars="0" w:firstLine="0"/>
-              <w:jc w:val="center"/>
-              <w:rPr>
-                <w:rFonts w:ascii="Calibri" w:hAnsi="Calibri" w:cs="宋体"/>
-                <w:bCs/>
-                <w:color w:val="000000"/>
-                <w:kern w:val="0"/>
-                <w:sz w:val="21"/>
-              </w:rPr>
-            </w:pPr>
-            <w:r>
-              <w:rPr>
-                <w:rFonts w:ascii="Calibri" w:hAnsi="Calibri" w:cs="宋体" w:hint="eastAsia"/>
-                <w:bCs/>
-                <w:color w:val="000000"/>
-                <w:kern w:val="0"/>
-                <w:sz w:val="21"/>
-              </w:rPr>
-              <w:t>0xAE</w:t>
-            </w:r>
-          </w:p>
-        </w:tc>
-        <w:tc>
-          <w:tcPr>
-            <w:tcW w:w="421" w:type="pct"/>
+              </w:rPr>
+            </w:pPr>
+            <w:r>
+              <w:rPr>
+                <w:rFonts w:ascii="Calibri" w:hAnsi="Calibri" w:cs="宋体" w:hint="eastAsia"/>
+                <w:bCs/>
+                <w:color w:val="000000"/>
+                <w:kern w:val="0"/>
+                <w:sz w:val="21"/>
+              </w:rPr>
+              <w:t>2</w:t>
+            </w:r>
+          </w:p>
+        </w:tc>
+        <w:tc>
+          <w:tcPr>
+            <w:tcW w:w="1985" w:type="pct"/>
             <w:noWrap/>
             <w:hideMark/>
           </w:tcPr>
@@ -20010,37 +20773,6 @@
             <w:pPr>
               <w:spacing w:line="240" w:lineRule="auto"/>
               <w:ind w:firstLineChars="0" w:firstLine="0"/>
-              <w:jc w:val="center"/>
-              <w:rPr>
-                <w:rFonts w:ascii="Calibri" w:hAnsi="Calibri" w:cs="宋体"/>
-                <w:bCs/>
-                <w:color w:val="000000"/>
-                <w:kern w:val="0"/>
-                <w:sz w:val="21"/>
-              </w:rPr>
-            </w:pPr>
-            <w:r>
-              <w:rPr>
-                <w:rFonts w:ascii="Calibri" w:hAnsi="Calibri" w:cs="宋体" w:hint="eastAsia"/>
-                <w:bCs/>
-                <w:color w:val="000000"/>
-                <w:kern w:val="0"/>
-                <w:sz w:val="21"/>
-              </w:rPr>
-              <w:t>2</w:t>
-            </w:r>
-          </w:p>
-        </w:tc>
-        <w:tc>
-          <w:tcPr>
-            <w:tcW w:w="2110" w:type="pct"/>
-            <w:noWrap/>
-            <w:hideMark/>
-          </w:tcPr>
-          <w:p>
-            <w:pPr>
-              <w:spacing w:line="240" w:lineRule="auto"/>
-              <w:ind w:firstLineChars="0" w:firstLine="0"/>
               <w:rPr>
                 <w:rFonts w:ascii="Calibri" w:hAnsi="Calibri" w:cs="宋体"/>
                 <w:bCs/>
@@ -20063,7 +20795,7 @@
         </w:tc>
         <w:tc>
           <w:tcPr>
-            <w:tcW w:w="1858" w:type="pct"/>
+            <w:tcW w:w="1941" w:type="pct"/>
             <w:noWrap/>
             <w:hideMark/>
           </w:tcPr>
@@ -20168,7 +20900,62 @@
         </w:trPr>
         <w:tc>
           <w:tcPr>
-            <w:tcW w:w="267" w:type="pct"/>
+            <w:tcW w:w="276" w:type="pct"/>
+            <w:noWrap/>
+          </w:tcPr>
+          <w:p>
+            <w:pPr>
+              <w:numPr>
+                <w:ilvl w:val="0"/>
+                <w:numId w:val="28"/>
+              </w:numPr>
+              <w:spacing w:line="240" w:lineRule="auto"/>
+              <w:ind w:firstLineChars="0"/>
+              <w:jc w:val="center"/>
+              <w:rPr>
+                <w:rFonts w:ascii="Calibri" w:hAnsi="Calibri" w:cs="宋体"/>
+                <w:bCs/>
+                <w:color w:val="000000"/>
+                <w:kern w:val="0"/>
+                <w:sz w:val="21"/>
+                <w:szCs w:val="28"/>
+              </w:rPr>
+            </w:pPr>
+          </w:p>
+        </w:tc>
+        <w:tc>
+          <w:tcPr>
+            <w:tcW w:w="358" w:type="pct"/>
+            <w:noWrap/>
+          </w:tcPr>
+          <w:p>
+            <w:pPr>
+              <w:spacing w:line="240" w:lineRule="auto"/>
+              <w:ind w:firstLineChars="0" w:firstLine="0"/>
+              <w:jc w:val="center"/>
+              <w:rPr>
+                <w:rFonts w:ascii="Calibri" w:hAnsi="Calibri" w:cs="宋体"/>
+                <w:bCs/>
+                <w:color w:val="000000"/>
+                <w:kern w:val="0"/>
+                <w:sz w:val="21"/>
+              </w:rPr>
+            </w:pPr>
+            <w:r>
+              <w:rPr>
+                <w:rFonts w:ascii="Calibri" w:hAnsi="Calibri" w:cs="宋体" w:hint="eastAsia"/>
+                <w:bCs/>
+                <w:color w:val="000000"/>
+                <w:kern w:val="0"/>
+                <w:sz w:val="21"/>
+              </w:rPr>
+              <w:t>0xAF</w:t>
+            </w:r>
+          </w:p>
+        </w:tc>
+        <w:tc>
+          <w:tcPr>
+            <w:tcW w:w="440" w:type="pct"/>
             <w:noWrap/>
             <w:hideMark/>
           </w:tcPr>
@@ -20183,56 +20970,23 @@
                 <w:color w:val="000000"/>
                 <w:kern w:val="0"/>
                 <w:sz w:val="21"/>
-                <w:szCs w:val="28"/>
-              </w:rPr>
-            </w:pPr>
-            <w:r>
-              <w:rPr>
-                <w:rFonts w:ascii="Calibri" w:hAnsi="Calibri" w:cs="宋体" w:hint="eastAsia"/>
-                <w:bCs/>
-                <w:color w:val="000000"/>
-                <w:kern w:val="0"/>
-                <w:sz w:val="21"/>
-                <w:szCs w:val="28"/>
-              </w:rPr>
-              <w:lastRenderedPageBreak/>
-              <w:t>16</w:t>
-            </w:r>
-          </w:p>
-        </w:tc>
-        <w:tc>
-          <w:tcPr>
-            <w:tcW w:w="344" w:type="pct"/>
-            <w:noWrap/>
-          </w:tcPr>
-          <w:p>
-            <w:pPr>
-              <w:spacing w:line="240" w:lineRule="auto"/>
-              <w:ind w:firstLineChars="0" w:firstLine="0"/>
-              <w:jc w:val="center"/>
-              <w:rPr>
-                <w:rFonts w:ascii="Calibri" w:hAnsi="Calibri" w:cs="宋体"/>
-                <w:bCs/>
-                <w:color w:val="000000"/>
-                <w:kern w:val="0"/>
-                <w:sz w:val="21"/>
-              </w:rPr>
-            </w:pPr>
-            <w:r>
-              <w:rPr>
-                <w:rFonts w:ascii="Calibri" w:hAnsi="Calibri" w:cs="宋体" w:hint="eastAsia"/>
-                <w:bCs/>
-                <w:color w:val="000000"/>
-                <w:kern w:val="0"/>
-                <w:sz w:val="21"/>
-              </w:rPr>
-              <w:t>0xAF</w:t>
-            </w:r>
-          </w:p>
-        </w:tc>
-        <w:tc>
-          <w:tcPr>
-            <w:tcW w:w="421" w:type="pct"/>
+              </w:rPr>
+            </w:pPr>
+            <w:r>
+              <w:rPr>
+                <w:rFonts w:ascii="Calibri" w:hAnsi="Calibri" w:cs="宋体" w:hint="eastAsia"/>
+                <w:bCs/>
+                <w:color w:val="000000"/>
+                <w:kern w:val="0"/>
+                <w:sz w:val="21"/>
+              </w:rPr>
+              <w:t>2</w:t>
+            </w:r>
+          </w:p>
+        </w:tc>
+        <w:tc>
+          <w:tcPr>
+            <w:tcW w:w="1985" w:type="pct"/>
             <w:noWrap/>
             <w:hideMark/>
           </w:tcPr>
@@ -20240,37 +20994,6 @@
             <w:pPr>
               <w:spacing w:line="240" w:lineRule="auto"/>
               <w:ind w:firstLineChars="0" w:firstLine="0"/>
-              <w:jc w:val="center"/>
-              <w:rPr>
-                <w:rFonts w:ascii="Calibri" w:hAnsi="Calibri" w:cs="宋体"/>
-                <w:bCs/>
-                <w:color w:val="000000"/>
-                <w:kern w:val="0"/>
-                <w:sz w:val="21"/>
-              </w:rPr>
-            </w:pPr>
-            <w:r>
-              <w:rPr>
-                <w:rFonts w:ascii="Calibri" w:hAnsi="Calibri" w:cs="宋体" w:hint="eastAsia"/>
-                <w:bCs/>
-                <w:color w:val="000000"/>
-                <w:kern w:val="0"/>
-                <w:sz w:val="21"/>
-              </w:rPr>
-              <w:t>2</w:t>
-            </w:r>
-          </w:p>
-        </w:tc>
-        <w:tc>
-          <w:tcPr>
-            <w:tcW w:w="2110" w:type="pct"/>
-            <w:noWrap/>
-            <w:hideMark/>
-          </w:tcPr>
-          <w:p>
-            <w:pPr>
-              <w:spacing w:line="240" w:lineRule="auto"/>
-              <w:ind w:firstLineChars="0" w:firstLine="0"/>
               <w:rPr>
                 <w:rFonts w:ascii="Calibri" w:hAnsi="Calibri" w:cs="宋体"/>
                 <w:bCs/>
@@ -20293,7 +21016,7 @@
         </w:tc>
         <w:tc>
           <w:tcPr>
-            <w:tcW w:w="1858" w:type="pct"/>
+            <w:tcW w:w="1941" w:type="pct"/>
             <w:noWrap/>
             <w:hideMark/>
           </w:tcPr>
@@ -20328,7 +21051,62 @@
         </w:trPr>
         <w:tc>
           <w:tcPr>
-            <w:tcW w:w="267" w:type="pct"/>
+            <w:tcW w:w="276" w:type="pct"/>
+            <w:noWrap/>
+          </w:tcPr>
+          <w:p>
+            <w:pPr>
+              <w:numPr>
+                <w:ilvl w:val="0"/>
+                <w:numId w:val="28"/>
+              </w:numPr>
+              <w:spacing w:line="240" w:lineRule="auto"/>
+              <w:ind w:firstLineChars="0"/>
+              <w:jc w:val="center"/>
+              <w:rPr>
+                <w:rFonts w:ascii="Calibri" w:hAnsi="Calibri" w:cs="宋体"/>
+                <w:bCs/>
+                <w:color w:val="000000"/>
+                <w:kern w:val="0"/>
+                <w:sz w:val="21"/>
+                <w:szCs w:val="28"/>
+              </w:rPr>
+            </w:pPr>
+          </w:p>
+        </w:tc>
+        <w:tc>
+          <w:tcPr>
+            <w:tcW w:w="358" w:type="pct"/>
+            <w:noWrap/>
+          </w:tcPr>
+          <w:p>
+            <w:pPr>
+              <w:spacing w:line="240" w:lineRule="auto"/>
+              <w:ind w:firstLineChars="0" w:firstLine="0"/>
+              <w:jc w:val="center"/>
+              <w:rPr>
+                <w:rFonts w:ascii="Calibri" w:hAnsi="Calibri" w:cs="宋体"/>
+                <w:bCs/>
+                <w:color w:val="000000"/>
+                <w:kern w:val="0"/>
+                <w:sz w:val="21"/>
+              </w:rPr>
+            </w:pPr>
+            <w:r>
+              <w:rPr>
+                <w:rFonts w:ascii="Calibri" w:hAnsi="Calibri" w:cs="宋体" w:hint="eastAsia"/>
+                <w:bCs/>
+                <w:color w:val="000000"/>
+                <w:kern w:val="0"/>
+                <w:sz w:val="21"/>
+              </w:rPr>
+              <w:t>0xC0</w:t>
+            </w:r>
+          </w:p>
+        </w:tc>
+        <w:tc>
+          <w:tcPr>
+            <w:tcW w:w="440" w:type="pct"/>
             <w:noWrap/>
             <w:hideMark/>
           </w:tcPr>
@@ -20343,55 +21121,23 @@
                 <w:color w:val="000000"/>
                 <w:kern w:val="0"/>
                 <w:sz w:val="21"/>
-                <w:szCs w:val="28"/>
-              </w:rPr>
-            </w:pPr>
-            <w:r>
-              <w:rPr>
-                <w:rFonts w:ascii="Calibri" w:hAnsi="Calibri" w:cs="宋体" w:hint="eastAsia"/>
-                <w:bCs/>
-                <w:color w:val="000000"/>
-                <w:kern w:val="0"/>
-                <w:sz w:val="21"/>
-                <w:szCs w:val="28"/>
-              </w:rPr>
-              <w:t>17</w:t>
-            </w:r>
-          </w:p>
-        </w:tc>
-        <w:tc>
-          <w:tcPr>
-            <w:tcW w:w="344" w:type="pct"/>
-            <w:noWrap/>
-          </w:tcPr>
-          <w:p>
-            <w:pPr>
-              <w:spacing w:line="240" w:lineRule="auto"/>
-              <w:ind w:firstLineChars="0" w:firstLine="0"/>
-              <w:jc w:val="center"/>
-              <w:rPr>
-                <w:rFonts w:ascii="Calibri" w:hAnsi="Calibri" w:cs="宋体"/>
-                <w:bCs/>
-                <w:color w:val="000000"/>
-                <w:kern w:val="0"/>
-                <w:sz w:val="21"/>
-              </w:rPr>
-            </w:pPr>
-            <w:r>
-              <w:rPr>
-                <w:rFonts w:ascii="Calibri" w:hAnsi="Calibri" w:cs="宋体" w:hint="eastAsia"/>
-                <w:bCs/>
-                <w:color w:val="000000"/>
-                <w:kern w:val="0"/>
-                <w:sz w:val="21"/>
-              </w:rPr>
-              <w:t>0xC0</w:t>
-            </w:r>
-          </w:p>
-        </w:tc>
-        <w:tc>
-          <w:tcPr>
-            <w:tcW w:w="421" w:type="pct"/>
+              </w:rPr>
+            </w:pPr>
+            <w:r>
+              <w:rPr>
+                <w:rFonts w:ascii="Calibri" w:hAnsi="Calibri" w:cs="宋体" w:hint="eastAsia"/>
+                <w:bCs/>
+                <w:color w:val="000000"/>
+                <w:kern w:val="0"/>
+                <w:sz w:val="21"/>
+              </w:rPr>
+              <w:t>2</w:t>
+            </w:r>
+          </w:p>
+        </w:tc>
+        <w:tc>
+          <w:tcPr>
+            <w:tcW w:w="1985" w:type="pct"/>
             <w:noWrap/>
             <w:hideMark/>
           </w:tcPr>
@@ -20399,37 +21145,6 @@
             <w:pPr>
               <w:spacing w:line="240" w:lineRule="auto"/>
               <w:ind w:firstLineChars="0" w:firstLine="0"/>
-              <w:jc w:val="center"/>
-              <w:rPr>
-                <w:rFonts w:ascii="Calibri" w:hAnsi="Calibri" w:cs="宋体"/>
-                <w:bCs/>
-                <w:color w:val="000000"/>
-                <w:kern w:val="0"/>
-                <w:sz w:val="21"/>
-              </w:rPr>
-            </w:pPr>
-            <w:r>
-              <w:rPr>
-                <w:rFonts w:ascii="Calibri" w:hAnsi="Calibri" w:cs="宋体" w:hint="eastAsia"/>
-                <w:bCs/>
-                <w:color w:val="000000"/>
-                <w:kern w:val="0"/>
-                <w:sz w:val="21"/>
-              </w:rPr>
-              <w:t>2</w:t>
-            </w:r>
-          </w:p>
-        </w:tc>
-        <w:tc>
-          <w:tcPr>
-            <w:tcW w:w="2110" w:type="pct"/>
-            <w:noWrap/>
-            <w:hideMark/>
-          </w:tcPr>
-          <w:p>
-            <w:pPr>
-              <w:spacing w:line="240" w:lineRule="auto"/>
-              <w:ind w:firstLineChars="0" w:firstLine="0"/>
               <w:rPr>
                 <w:rFonts w:ascii="Calibri" w:hAnsi="Calibri" w:cs="宋体"/>
                 <w:bCs/>
@@ -20492,7 +21207,7 @@
         </w:tc>
         <w:tc>
           <w:tcPr>
-            <w:tcW w:w="1858" w:type="pct"/>
+            <w:tcW w:w="1941" w:type="pct"/>
             <w:noWrap/>
             <w:hideMark/>
           </w:tcPr>
@@ -20547,7 +21262,62 @@
         </w:trPr>
         <w:tc>
           <w:tcPr>
-            <w:tcW w:w="267" w:type="pct"/>
+            <w:tcW w:w="276" w:type="pct"/>
+            <w:noWrap/>
+          </w:tcPr>
+          <w:p>
+            <w:pPr>
+              <w:numPr>
+                <w:ilvl w:val="0"/>
+                <w:numId w:val="28"/>
+              </w:numPr>
+              <w:spacing w:line="240" w:lineRule="auto"/>
+              <w:ind w:firstLineChars="0"/>
+              <w:jc w:val="center"/>
+              <w:rPr>
+                <w:rFonts w:ascii="Calibri" w:hAnsi="Calibri" w:cs="宋体"/>
+                <w:bCs/>
+                <w:color w:val="000000"/>
+                <w:kern w:val="0"/>
+                <w:sz w:val="21"/>
+                <w:szCs w:val="28"/>
+              </w:rPr>
+            </w:pPr>
+          </w:p>
+        </w:tc>
+        <w:tc>
+          <w:tcPr>
+            <w:tcW w:w="358" w:type="pct"/>
+            <w:noWrap/>
+          </w:tcPr>
+          <w:p>
+            <w:pPr>
+              <w:spacing w:line="240" w:lineRule="auto"/>
+              <w:ind w:firstLineChars="0" w:firstLine="0"/>
+              <w:jc w:val="center"/>
+              <w:rPr>
+                <w:rFonts w:ascii="Calibri" w:hAnsi="Calibri" w:cs="宋体"/>
+                <w:bCs/>
+                <w:color w:val="000000"/>
+                <w:kern w:val="0"/>
+                <w:sz w:val="21"/>
+              </w:rPr>
+            </w:pPr>
+            <w:r>
+              <w:rPr>
+                <w:rFonts w:ascii="Calibri" w:hAnsi="Calibri" w:cs="宋体" w:hint="eastAsia"/>
+                <w:bCs/>
+                <w:color w:val="000000"/>
+                <w:kern w:val="0"/>
+                <w:sz w:val="21"/>
+              </w:rPr>
+              <w:t>0xC1</w:t>
+            </w:r>
+          </w:p>
+        </w:tc>
+        <w:tc>
+          <w:tcPr>
+            <w:tcW w:w="440" w:type="pct"/>
             <w:noWrap/>
             <w:hideMark/>
           </w:tcPr>
@@ -20562,55 +21332,23 @@
                 <w:color w:val="000000"/>
                 <w:kern w:val="0"/>
                 <w:sz w:val="21"/>
-                <w:szCs w:val="28"/>
-              </w:rPr>
-            </w:pPr>
-            <w:r>
-              <w:rPr>
-                <w:rFonts w:ascii="Calibri" w:hAnsi="Calibri" w:cs="宋体" w:hint="eastAsia"/>
-                <w:bCs/>
-                <w:color w:val="000000"/>
-                <w:kern w:val="0"/>
-                <w:sz w:val="21"/>
-                <w:szCs w:val="28"/>
-              </w:rPr>
-              <w:t>18</w:t>
-            </w:r>
-          </w:p>
-        </w:tc>
-        <w:tc>
-          <w:tcPr>
-            <w:tcW w:w="344" w:type="pct"/>
-            <w:noWrap/>
-          </w:tcPr>
-          <w:p>
-            <w:pPr>
-              <w:spacing w:line="240" w:lineRule="auto"/>
-              <w:ind w:firstLineChars="0" w:firstLine="0"/>
-              <w:jc w:val="center"/>
-              <w:rPr>
-                <w:rFonts w:ascii="Calibri" w:hAnsi="Calibri" w:cs="宋体"/>
-                <w:bCs/>
-                <w:color w:val="000000"/>
-                <w:kern w:val="0"/>
-                <w:sz w:val="21"/>
-              </w:rPr>
-            </w:pPr>
-            <w:r>
-              <w:rPr>
-                <w:rFonts w:ascii="Calibri" w:hAnsi="Calibri" w:cs="宋体" w:hint="eastAsia"/>
-                <w:bCs/>
-                <w:color w:val="000000"/>
-                <w:kern w:val="0"/>
-                <w:sz w:val="21"/>
-              </w:rPr>
-              <w:t>0xC1</w:t>
-            </w:r>
-          </w:p>
-        </w:tc>
-        <w:tc>
-          <w:tcPr>
-            <w:tcW w:w="421" w:type="pct"/>
+              </w:rPr>
+            </w:pPr>
+            <w:r>
+              <w:rPr>
+                <w:rFonts w:ascii="Calibri" w:hAnsi="Calibri" w:cs="宋体" w:hint="eastAsia"/>
+                <w:bCs/>
+                <w:color w:val="000000"/>
+                <w:kern w:val="0"/>
+                <w:sz w:val="21"/>
+              </w:rPr>
+              <w:t>2</w:t>
+            </w:r>
+          </w:p>
+        </w:tc>
+        <w:tc>
+          <w:tcPr>
+            <w:tcW w:w="1985" w:type="pct"/>
             <w:noWrap/>
             <w:hideMark/>
           </w:tcPr>
@@ -20618,15 +21356,24 @@
             <w:pPr>
               <w:spacing w:line="240" w:lineRule="auto"/>
               <w:ind w:firstLineChars="0" w:firstLine="0"/>
-              <w:jc w:val="center"/>
-              <w:rPr>
-                <w:rFonts w:ascii="Calibri" w:hAnsi="Calibri" w:cs="宋体"/>
-                <w:bCs/>
-                <w:color w:val="000000"/>
-                <w:kern w:val="0"/>
-                <w:sz w:val="21"/>
-              </w:rPr>
-            </w:pPr>
+              <w:rPr>
+                <w:rFonts w:ascii="Calibri" w:hAnsi="Calibri" w:cs="宋体"/>
+                <w:bCs/>
+                <w:color w:val="000000"/>
+                <w:kern w:val="0"/>
+                <w:sz w:val="21"/>
+              </w:rPr>
+            </w:pPr>
+            <w:r>
+              <w:rPr>
+                <w:rFonts w:ascii="Calibri" w:hAnsi="Calibri" w:cs="宋体" w:hint="eastAsia"/>
+                <w:bCs/>
+                <w:color w:val="000000"/>
+                <w:kern w:val="0"/>
+                <w:sz w:val="21"/>
+              </w:rPr>
+              <w:t>收到查询命令后反馈外部输入电平</w:t>
+            </w:r>
             <w:r>
               <w:rPr>
                 <w:rFonts w:ascii="Calibri" w:hAnsi="Calibri" w:cs="宋体" w:hint="eastAsia"/>
@@ -20637,46 +21384,6 @@
               </w:rPr>
               <w:t>2</w:t>
             </w:r>
-          </w:p>
-        </w:tc>
-        <w:tc>
-          <w:tcPr>
-            <w:tcW w:w="2110" w:type="pct"/>
-            <w:noWrap/>
-            <w:hideMark/>
-          </w:tcPr>
-          <w:p>
-            <w:pPr>
-              <w:spacing w:line="240" w:lineRule="auto"/>
-              <w:ind w:firstLineChars="0" w:firstLine="0"/>
-              <w:rPr>
-                <w:rFonts w:ascii="Calibri" w:hAnsi="Calibri" w:cs="宋体"/>
-                <w:bCs/>
-                <w:color w:val="000000"/>
-                <w:kern w:val="0"/>
-                <w:sz w:val="21"/>
-              </w:rPr>
-            </w:pPr>
-            <w:r>
-              <w:rPr>
-                <w:rFonts w:ascii="Calibri" w:hAnsi="Calibri" w:cs="宋体" w:hint="eastAsia"/>
-                <w:bCs/>
-                <w:color w:val="000000"/>
-                <w:kern w:val="0"/>
-                <w:sz w:val="21"/>
-              </w:rPr>
-              <w:t>收到查询命令后反馈外部输入电平</w:t>
-            </w:r>
-            <w:r>
-              <w:rPr>
-                <w:rFonts w:ascii="Calibri" w:hAnsi="Calibri" w:cs="宋体" w:hint="eastAsia"/>
-                <w:bCs/>
-                <w:color w:val="000000"/>
-                <w:kern w:val="0"/>
-                <w:sz w:val="21"/>
-              </w:rPr>
-              <w:t>2</w:t>
-            </w:r>
             <w:r>
               <w:rPr>
                 <w:rFonts w:ascii="Calibri" w:hAnsi="Calibri" w:cs="宋体" w:hint="eastAsia"/>
@@ -20691,7 +21398,7 @@
         </w:tc>
         <w:tc>
           <w:tcPr>
-            <w:tcW w:w="1858" w:type="pct"/>
+            <w:tcW w:w="1941" w:type="pct"/>
             <w:noWrap/>
             <w:hideMark/>
           </w:tcPr>
@@ -20726,7 +21433,62 @@
         </w:trPr>
         <w:tc>
           <w:tcPr>
-            <w:tcW w:w="267" w:type="pct"/>
+            <w:tcW w:w="276" w:type="pct"/>
+            <w:noWrap/>
+          </w:tcPr>
+          <w:p>
+            <w:pPr>
+              <w:numPr>
+                <w:ilvl w:val="0"/>
+                <w:numId w:val="28"/>
+              </w:numPr>
+              <w:spacing w:line="240" w:lineRule="auto"/>
+              <w:ind w:firstLineChars="0"/>
+              <w:jc w:val="center"/>
+              <w:rPr>
+                <w:rFonts w:ascii="Calibri" w:hAnsi="Calibri" w:cs="宋体"/>
+                <w:bCs/>
+                <w:color w:val="000000"/>
+                <w:kern w:val="0"/>
+                <w:sz w:val="21"/>
+                <w:szCs w:val="28"/>
+              </w:rPr>
+            </w:pPr>
+          </w:p>
+        </w:tc>
+        <w:tc>
+          <w:tcPr>
+            <w:tcW w:w="358" w:type="pct"/>
+            <w:noWrap/>
+          </w:tcPr>
+          <w:p>
+            <w:pPr>
+              <w:spacing w:line="240" w:lineRule="auto"/>
+              <w:ind w:firstLineChars="0" w:firstLine="0"/>
+              <w:jc w:val="center"/>
+              <w:rPr>
+                <w:rFonts w:ascii="Calibri" w:hAnsi="Calibri" w:cs="宋体"/>
+                <w:bCs/>
+                <w:color w:val="000000"/>
+                <w:kern w:val="0"/>
+                <w:sz w:val="21"/>
+              </w:rPr>
+            </w:pPr>
+            <w:r>
+              <w:rPr>
+                <w:rFonts w:ascii="Calibri" w:hAnsi="Calibri" w:cs="宋体" w:hint="eastAsia"/>
+                <w:bCs/>
+                <w:color w:val="000000"/>
+                <w:kern w:val="0"/>
+                <w:sz w:val="21"/>
+              </w:rPr>
+              <w:t>0xC2</w:t>
+            </w:r>
+          </w:p>
+        </w:tc>
+        <w:tc>
+          <w:tcPr>
+            <w:tcW w:w="440" w:type="pct"/>
             <w:noWrap/>
             <w:hideMark/>
           </w:tcPr>
@@ -20741,55 +21503,23 @@
                 <w:color w:val="000000"/>
                 <w:kern w:val="0"/>
                 <w:sz w:val="21"/>
-                <w:szCs w:val="28"/>
-              </w:rPr>
-            </w:pPr>
-            <w:r>
-              <w:rPr>
-                <w:rFonts w:ascii="Calibri" w:hAnsi="Calibri" w:cs="宋体" w:hint="eastAsia"/>
-                <w:bCs/>
-                <w:color w:val="000000"/>
-                <w:kern w:val="0"/>
-                <w:sz w:val="21"/>
-                <w:szCs w:val="28"/>
-              </w:rPr>
-              <w:t>19</w:t>
-            </w:r>
-          </w:p>
-        </w:tc>
-        <w:tc>
-          <w:tcPr>
-            <w:tcW w:w="344" w:type="pct"/>
-            <w:noWrap/>
-          </w:tcPr>
-          <w:p>
-            <w:pPr>
-              <w:spacing w:line="240" w:lineRule="auto"/>
-              <w:ind w:firstLineChars="0" w:firstLine="0"/>
-              <w:jc w:val="center"/>
-              <w:rPr>
-                <w:rFonts w:ascii="Calibri" w:hAnsi="Calibri" w:cs="宋体"/>
-                <w:bCs/>
-                <w:color w:val="000000"/>
-                <w:kern w:val="0"/>
-                <w:sz w:val="21"/>
-              </w:rPr>
-            </w:pPr>
-            <w:r>
-              <w:rPr>
-                <w:rFonts w:ascii="Calibri" w:hAnsi="Calibri" w:cs="宋体" w:hint="eastAsia"/>
-                <w:bCs/>
-                <w:color w:val="000000"/>
-                <w:kern w:val="0"/>
-                <w:sz w:val="21"/>
-              </w:rPr>
-              <w:t>0xC2</w:t>
-            </w:r>
-          </w:p>
-        </w:tc>
-        <w:tc>
-          <w:tcPr>
-            <w:tcW w:w="421" w:type="pct"/>
+              </w:rPr>
+            </w:pPr>
+            <w:r>
+              <w:rPr>
+                <w:rFonts w:ascii="Calibri" w:hAnsi="Calibri" w:cs="宋体" w:hint="eastAsia"/>
+                <w:bCs/>
+                <w:color w:val="000000"/>
+                <w:kern w:val="0"/>
+                <w:sz w:val="21"/>
+              </w:rPr>
+              <w:t>2</w:t>
+            </w:r>
+          </w:p>
+        </w:tc>
+        <w:tc>
+          <w:tcPr>
+            <w:tcW w:w="1985" w:type="pct"/>
             <w:noWrap/>
             <w:hideMark/>
           </w:tcPr>
@@ -20797,37 +21527,6 @@
             <w:pPr>
               <w:spacing w:line="240" w:lineRule="auto"/>
               <w:ind w:firstLineChars="0" w:firstLine="0"/>
-              <w:jc w:val="center"/>
-              <w:rPr>
-                <w:rFonts w:ascii="Calibri" w:hAnsi="Calibri" w:cs="宋体"/>
-                <w:bCs/>
-                <w:color w:val="000000"/>
-                <w:kern w:val="0"/>
-                <w:sz w:val="21"/>
-              </w:rPr>
-            </w:pPr>
-            <w:r>
-              <w:rPr>
-                <w:rFonts w:ascii="Calibri" w:hAnsi="Calibri" w:cs="宋体" w:hint="eastAsia"/>
-                <w:bCs/>
-                <w:color w:val="000000"/>
-                <w:kern w:val="0"/>
-                <w:sz w:val="21"/>
-              </w:rPr>
-              <w:t>2</w:t>
-            </w:r>
-          </w:p>
-        </w:tc>
-        <w:tc>
-          <w:tcPr>
-            <w:tcW w:w="2110" w:type="pct"/>
-            <w:noWrap/>
-            <w:hideMark/>
-          </w:tcPr>
-          <w:p>
-            <w:pPr>
-              <w:spacing w:line="240" w:lineRule="auto"/>
-              <w:ind w:firstLineChars="0" w:firstLine="0"/>
               <w:rPr>
                 <w:rFonts w:ascii="Calibri" w:hAnsi="Calibri" w:cs="宋体"/>
                 <w:bCs/>
@@ -20850,7 +21549,7 @@
         </w:tc>
         <w:tc>
           <w:tcPr>
-            <w:tcW w:w="1858" w:type="pct"/>
+            <w:tcW w:w="1941" w:type="pct"/>
             <w:noWrap/>
             <w:hideMark/>
           </w:tcPr>
@@ -20925,7 +21624,62 @@
         </w:trPr>
         <w:tc>
           <w:tcPr>
-            <w:tcW w:w="267" w:type="pct"/>
+            <w:tcW w:w="276" w:type="pct"/>
+            <w:noWrap/>
+          </w:tcPr>
+          <w:p>
+            <w:pPr>
+              <w:numPr>
+                <w:ilvl w:val="0"/>
+                <w:numId w:val="28"/>
+              </w:numPr>
+              <w:spacing w:line="240" w:lineRule="auto"/>
+              <w:ind w:firstLineChars="0"/>
+              <w:jc w:val="center"/>
+              <w:rPr>
+                <w:rFonts w:ascii="Calibri" w:hAnsi="Calibri" w:cs="宋体"/>
+                <w:bCs/>
+                <w:color w:val="000000"/>
+                <w:kern w:val="0"/>
+                <w:sz w:val="21"/>
+                <w:szCs w:val="28"/>
+              </w:rPr>
+            </w:pPr>
+          </w:p>
+        </w:tc>
+        <w:tc>
+          <w:tcPr>
+            <w:tcW w:w="358" w:type="pct"/>
+            <w:noWrap/>
+          </w:tcPr>
+          <w:p>
+            <w:pPr>
+              <w:spacing w:line="240" w:lineRule="auto"/>
+              <w:ind w:firstLineChars="0" w:firstLine="0"/>
+              <w:jc w:val="center"/>
+              <w:rPr>
+                <w:rFonts w:ascii="Calibri" w:hAnsi="Calibri" w:cs="宋体"/>
+                <w:bCs/>
+                <w:color w:val="000000"/>
+                <w:kern w:val="0"/>
+                <w:sz w:val="21"/>
+              </w:rPr>
+            </w:pPr>
+            <w:r>
+              <w:rPr>
+                <w:rFonts w:ascii="Calibri" w:hAnsi="Calibri" w:cs="宋体" w:hint="eastAsia"/>
+                <w:bCs/>
+                <w:color w:val="000000"/>
+                <w:kern w:val="0"/>
+                <w:sz w:val="21"/>
+              </w:rPr>
+              <w:t>0xC3</w:t>
+            </w:r>
+          </w:p>
+        </w:tc>
+        <w:tc>
+          <w:tcPr>
+            <w:tcW w:w="440" w:type="pct"/>
             <w:noWrap/>
             <w:hideMark/>
           </w:tcPr>
@@ -20940,55 +21694,23 @@
                 <w:color w:val="000000"/>
                 <w:kern w:val="0"/>
                 <w:sz w:val="21"/>
-                <w:szCs w:val="28"/>
-              </w:rPr>
-            </w:pPr>
-            <w:r>
-              <w:rPr>
-                <w:rFonts w:ascii="Calibri" w:hAnsi="Calibri" w:cs="宋体" w:hint="eastAsia"/>
-                <w:bCs/>
-                <w:color w:val="000000"/>
-                <w:kern w:val="0"/>
-                <w:sz w:val="21"/>
-                <w:szCs w:val="28"/>
-              </w:rPr>
-              <w:t>20</w:t>
-            </w:r>
-          </w:p>
-        </w:tc>
-        <w:tc>
-          <w:tcPr>
-            <w:tcW w:w="344" w:type="pct"/>
-            <w:noWrap/>
-          </w:tcPr>
-          <w:p>
-            <w:pPr>
-              <w:spacing w:line="240" w:lineRule="auto"/>
-              <w:ind w:firstLineChars="0" w:firstLine="0"/>
-              <w:jc w:val="center"/>
-              <w:rPr>
-                <w:rFonts w:ascii="Calibri" w:hAnsi="Calibri" w:cs="宋体"/>
-                <w:bCs/>
-                <w:color w:val="000000"/>
-                <w:kern w:val="0"/>
-                <w:sz w:val="21"/>
-              </w:rPr>
-            </w:pPr>
-            <w:r>
-              <w:rPr>
-                <w:rFonts w:ascii="Calibri" w:hAnsi="Calibri" w:cs="宋体" w:hint="eastAsia"/>
-                <w:bCs/>
-                <w:color w:val="000000"/>
-                <w:kern w:val="0"/>
-                <w:sz w:val="21"/>
-              </w:rPr>
-              <w:t>0xC3</w:t>
-            </w:r>
-          </w:p>
-        </w:tc>
-        <w:tc>
-          <w:tcPr>
-            <w:tcW w:w="421" w:type="pct"/>
+              </w:rPr>
+            </w:pPr>
+            <w:r>
+              <w:rPr>
+                <w:rFonts w:ascii="Calibri" w:hAnsi="Calibri" w:cs="宋体" w:hint="eastAsia"/>
+                <w:bCs/>
+                <w:color w:val="000000"/>
+                <w:kern w:val="0"/>
+                <w:sz w:val="21"/>
+              </w:rPr>
+              <w:t>2</w:t>
+            </w:r>
+          </w:p>
+        </w:tc>
+        <w:tc>
+          <w:tcPr>
+            <w:tcW w:w="1985" w:type="pct"/>
             <w:noWrap/>
             <w:hideMark/>
           </w:tcPr>
@@ -20996,37 +21718,6 @@
             <w:pPr>
               <w:spacing w:line="240" w:lineRule="auto"/>
               <w:ind w:firstLineChars="0" w:firstLine="0"/>
-              <w:jc w:val="center"/>
-              <w:rPr>
-                <w:rFonts w:ascii="Calibri" w:hAnsi="Calibri" w:cs="宋体"/>
-                <w:bCs/>
-                <w:color w:val="000000"/>
-                <w:kern w:val="0"/>
-                <w:sz w:val="21"/>
-              </w:rPr>
-            </w:pPr>
-            <w:r>
-              <w:rPr>
-                <w:rFonts w:ascii="Calibri" w:hAnsi="Calibri" w:cs="宋体" w:hint="eastAsia"/>
-                <w:bCs/>
-                <w:color w:val="000000"/>
-                <w:kern w:val="0"/>
-                <w:sz w:val="21"/>
-              </w:rPr>
-              <w:t>2</w:t>
-            </w:r>
-          </w:p>
-        </w:tc>
-        <w:tc>
-          <w:tcPr>
-            <w:tcW w:w="2110" w:type="pct"/>
-            <w:noWrap/>
-            <w:hideMark/>
-          </w:tcPr>
-          <w:p>
-            <w:pPr>
-              <w:spacing w:line="240" w:lineRule="auto"/>
-              <w:ind w:firstLineChars="0" w:firstLine="0"/>
               <w:rPr>
                 <w:rFonts w:ascii="Calibri" w:hAnsi="Calibri" w:cs="宋体"/>
                 <w:bCs/>
@@ -21069,7 +21760,7 @@
         </w:tc>
         <w:tc>
           <w:tcPr>
-            <w:tcW w:w="1858" w:type="pct"/>
+            <w:tcW w:w="1941" w:type="pct"/>
             <w:noWrap/>
             <w:hideMark/>
           </w:tcPr>
@@ -21144,7 +21835,62 @@
         </w:trPr>
         <w:tc>
           <w:tcPr>
-            <w:tcW w:w="267" w:type="pct"/>
+            <w:tcW w:w="276" w:type="pct"/>
+            <w:noWrap/>
+          </w:tcPr>
+          <w:p>
+            <w:pPr>
+              <w:numPr>
+                <w:ilvl w:val="0"/>
+                <w:numId w:val="28"/>
+              </w:numPr>
+              <w:spacing w:line="240" w:lineRule="auto"/>
+              <w:ind w:firstLineChars="0"/>
+              <w:jc w:val="center"/>
+              <w:rPr>
+                <w:rFonts w:ascii="Calibri" w:hAnsi="Calibri" w:cs="宋体"/>
+                <w:bCs/>
+                <w:color w:val="000000"/>
+                <w:kern w:val="0"/>
+                <w:sz w:val="21"/>
+                <w:szCs w:val="28"/>
+              </w:rPr>
+            </w:pPr>
+          </w:p>
+        </w:tc>
+        <w:tc>
+          <w:tcPr>
+            <w:tcW w:w="358" w:type="pct"/>
+            <w:noWrap/>
+          </w:tcPr>
+          <w:p>
+            <w:pPr>
+              <w:spacing w:line="240" w:lineRule="auto"/>
+              <w:ind w:firstLineChars="0" w:firstLine="0"/>
+              <w:jc w:val="center"/>
+              <w:rPr>
+                <w:rFonts w:ascii="Calibri" w:hAnsi="Calibri" w:cs="宋体"/>
+                <w:bCs/>
+                <w:color w:val="000000"/>
+                <w:kern w:val="0"/>
+                <w:sz w:val="21"/>
+              </w:rPr>
+            </w:pPr>
+            <w:r>
+              <w:rPr>
+                <w:rFonts w:ascii="Calibri" w:hAnsi="Calibri" w:cs="宋体" w:hint="eastAsia"/>
+                <w:bCs/>
+                <w:color w:val="000000"/>
+                <w:kern w:val="0"/>
+                <w:sz w:val="21"/>
+              </w:rPr>
+              <w:t>0xC4</w:t>
+            </w:r>
+          </w:p>
+        </w:tc>
+        <w:tc>
+          <w:tcPr>
+            <w:tcW w:w="440" w:type="pct"/>
             <w:noWrap/>
             <w:hideMark/>
           </w:tcPr>
@@ -21159,55 +21905,23 @@
                 <w:color w:val="000000"/>
                 <w:kern w:val="0"/>
                 <w:sz w:val="21"/>
-                <w:szCs w:val="28"/>
-              </w:rPr>
-            </w:pPr>
-            <w:r>
-              <w:rPr>
-                <w:rFonts w:ascii="Calibri" w:hAnsi="Calibri" w:cs="宋体" w:hint="eastAsia"/>
-                <w:bCs/>
-                <w:color w:val="000000"/>
-                <w:kern w:val="0"/>
-                <w:sz w:val="21"/>
-                <w:szCs w:val="28"/>
-              </w:rPr>
-              <w:t>21</w:t>
-            </w:r>
-          </w:p>
-        </w:tc>
-        <w:tc>
-          <w:tcPr>
-            <w:tcW w:w="344" w:type="pct"/>
-            <w:noWrap/>
-          </w:tcPr>
-          <w:p>
-            <w:pPr>
-              <w:spacing w:line="240" w:lineRule="auto"/>
-              <w:ind w:firstLineChars="0" w:firstLine="0"/>
-              <w:jc w:val="center"/>
-              <w:rPr>
-                <w:rFonts w:ascii="Calibri" w:hAnsi="Calibri" w:cs="宋体"/>
-                <w:bCs/>
-                <w:color w:val="000000"/>
-                <w:kern w:val="0"/>
-                <w:sz w:val="21"/>
-              </w:rPr>
-            </w:pPr>
-            <w:r>
-              <w:rPr>
-                <w:rFonts w:ascii="Calibri" w:hAnsi="Calibri" w:cs="宋体" w:hint="eastAsia"/>
-                <w:bCs/>
-                <w:color w:val="000000"/>
-                <w:kern w:val="0"/>
-                <w:sz w:val="21"/>
-              </w:rPr>
-              <w:t>0xC4</w:t>
-            </w:r>
-          </w:p>
-        </w:tc>
-        <w:tc>
-          <w:tcPr>
-            <w:tcW w:w="421" w:type="pct"/>
+              </w:rPr>
+            </w:pPr>
+            <w:r>
+              <w:rPr>
+                <w:rFonts w:ascii="Calibri" w:hAnsi="Calibri" w:cs="宋体" w:hint="eastAsia"/>
+                <w:bCs/>
+                <w:color w:val="000000"/>
+                <w:kern w:val="0"/>
+                <w:sz w:val="21"/>
+              </w:rPr>
+              <w:t>2</w:t>
+            </w:r>
+          </w:p>
+        </w:tc>
+        <w:tc>
+          <w:tcPr>
+            <w:tcW w:w="1985" w:type="pct"/>
             <w:noWrap/>
             <w:hideMark/>
           </w:tcPr>
@@ -21215,37 +21929,6 @@
             <w:pPr>
               <w:spacing w:line="240" w:lineRule="auto"/>
               <w:ind w:firstLineChars="0" w:firstLine="0"/>
-              <w:jc w:val="center"/>
-              <w:rPr>
-                <w:rFonts w:ascii="Calibri" w:hAnsi="Calibri" w:cs="宋体"/>
-                <w:bCs/>
-                <w:color w:val="000000"/>
-                <w:kern w:val="0"/>
-                <w:sz w:val="21"/>
-              </w:rPr>
-            </w:pPr>
-            <w:r>
-              <w:rPr>
-                <w:rFonts w:ascii="Calibri" w:hAnsi="Calibri" w:cs="宋体" w:hint="eastAsia"/>
-                <w:bCs/>
-                <w:color w:val="000000"/>
-                <w:kern w:val="0"/>
-                <w:sz w:val="21"/>
-              </w:rPr>
-              <w:t>2</w:t>
-            </w:r>
-          </w:p>
-        </w:tc>
-        <w:tc>
-          <w:tcPr>
-            <w:tcW w:w="2110" w:type="pct"/>
-            <w:noWrap/>
-            <w:hideMark/>
-          </w:tcPr>
-          <w:p>
-            <w:pPr>
-              <w:spacing w:line="240" w:lineRule="auto"/>
-              <w:ind w:firstLineChars="0" w:firstLine="0"/>
               <w:rPr>
                 <w:rFonts w:ascii="Calibri" w:hAnsi="Calibri" w:cs="宋体"/>
                 <w:bCs/>
@@ -21268,7 +21951,7 @@
         </w:tc>
         <w:tc>
           <w:tcPr>
-            <w:tcW w:w="1858" w:type="pct"/>
+            <w:tcW w:w="1941" w:type="pct"/>
             <w:noWrap/>
             <w:hideMark/>
           </w:tcPr>
@@ -21343,7 +22026,62 @@
         </w:trPr>
         <w:tc>
           <w:tcPr>
-            <w:tcW w:w="267" w:type="pct"/>
+            <w:tcW w:w="276" w:type="pct"/>
+            <w:noWrap/>
+          </w:tcPr>
+          <w:p>
+            <w:pPr>
+              <w:numPr>
+                <w:ilvl w:val="0"/>
+                <w:numId w:val="28"/>
+              </w:numPr>
+              <w:spacing w:line="240" w:lineRule="auto"/>
+              <w:ind w:firstLineChars="0"/>
+              <w:jc w:val="center"/>
+              <w:rPr>
+                <w:rFonts w:ascii="Calibri" w:hAnsi="Calibri" w:cs="宋体"/>
+                <w:bCs/>
+                <w:color w:val="000000"/>
+                <w:kern w:val="0"/>
+                <w:sz w:val="21"/>
+                <w:szCs w:val="28"/>
+              </w:rPr>
+            </w:pPr>
+          </w:p>
+        </w:tc>
+        <w:tc>
+          <w:tcPr>
+            <w:tcW w:w="358" w:type="pct"/>
+            <w:noWrap/>
+          </w:tcPr>
+          <w:p>
+            <w:pPr>
+              <w:spacing w:line="240" w:lineRule="auto"/>
+              <w:ind w:firstLineChars="0" w:firstLine="0"/>
+              <w:jc w:val="center"/>
+              <w:rPr>
+                <w:rFonts w:ascii="Calibri" w:hAnsi="Calibri" w:cs="宋体"/>
+                <w:bCs/>
+                <w:color w:val="000000"/>
+                <w:kern w:val="0"/>
+                <w:sz w:val="21"/>
+              </w:rPr>
+            </w:pPr>
+            <w:r>
+              <w:rPr>
+                <w:rFonts w:ascii="Calibri" w:hAnsi="Calibri" w:cs="宋体" w:hint="eastAsia"/>
+                <w:bCs/>
+                <w:color w:val="000000"/>
+                <w:kern w:val="0"/>
+                <w:sz w:val="21"/>
+              </w:rPr>
+              <w:t>0xC5</w:t>
+            </w:r>
+          </w:p>
+        </w:tc>
+        <w:tc>
+          <w:tcPr>
+            <w:tcW w:w="440" w:type="pct"/>
             <w:noWrap/>
             <w:hideMark/>
           </w:tcPr>
@@ -21358,55 +22096,23 @@
                 <w:color w:val="000000"/>
                 <w:kern w:val="0"/>
                 <w:sz w:val="21"/>
-                <w:szCs w:val="28"/>
-              </w:rPr>
-            </w:pPr>
-            <w:r>
-              <w:rPr>
-                <w:rFonts w:ascii="Calibri" w:hAnsi="Calibri" w:cs="宋体" w:hint="eastAsia"/>
-                <w:bCs/>
-                <w:color w:val="000000"/>
-                <w:kern w:val="0"/>
-                <w:sz w:val="21"/>
-                <w:szCs w:val="28"/>
-              </w:rPr>
-              <w:t>22</w:t>
-            </w:r>
-          </w:p>
-        </w:tc>
-        <w:tc>
-          <w:tcPr>
-            <w:tcW w:w="344" w:type="pct"/>
-            <w:noWrap/>
-          </w:tcPr>
-          <w:p>
-            <w:pPr>
-              <w:spacing w:line="240" w:lineRule="auto"/>
-              <w:ind w:firstLineChars="0" w:firstLine="0"/>
-              <w:jc w:val="center"/>
-              <w:rPr>
-                <w:rFonts w:ascii="Calibri" w:hAnsi="Calibri" w:cs="宋体"/>
-                <w:bCs/>
-                <w:color w:val="000000"/>
-                <w:kern w:val="0"/>
-                <w:sz w:val="21"/>
-              </w:rPr>
-            </w:pPr>
-            <w:r>
-              <w:rPr>
-                <w:rFonts w:ascii="Calibri" w:hAnsi="Calibri" w:cs="宋体" w:hint="eastAsia"/>
-                <w:bCs/>
-                <w:color w:val="000000"/>
-                <w:kern w:val="0"/>
-                <w:sz w:val="21"/>
-              </w:rPr>
-              <w:t>0xC5</w:t>
-            </w:r>
-          </w:p>
-        </w:tc>
-        <w:tc>
-          <w:tcPr>
-            <w:tcW w:w="421" w:type="pct"/>
+              </w:rPr>
+            </w:pPr>
+            <w:r>
+              <w:rPr>
+                <w:rFonts w:ascii="Calibri" w:hAnsi="Calibri" w:cs="宋体" w:hint="eastAsia"/>
+                <w:bCs/>
+                <w:color w:val="000000"/>
+                <w:kern w:val="0"/>
+                <w:sz w:val="21"/>
+              </w:rPr>
+              <w:t>2</w:t>
+            </w:r>
+          </w:p>
+        </w:tc>
+        <w:tc>
+          <w:tcPr>
+            <w:tcW w:w="1985" w:type="pct"/>
             <w:noWrap/>
             <w:hideMark/>
           </w:tcPr>
@@ -21414,37 +22120,6 @@
             <w:pPr>
               <w:spacing w:line="240" w:lineRule="auto"/>
               <w:ind w:firstLineChars="0" w:firstLine="0"/>
-              <w:jc w:val="center"/>
-              <w:rPr>
-                <w:rFonts w:ascii="Calibri" w:hAnsi="Calibri" w:cs="宋体"/>
-                <w:bCs/>
-                <w:color w:val="000000"/>
-                <w:kern w:val="0"/>
-                <w:sz w:val="21"/>
-              </w:rPr>
-            </w:pPr>
-            <w:r>
-              <w:rPr>
-                <w:rFonts w:ascii="Calibri" w:hAnsi="Calibri" w:cs="宋体" w:hint="eastAsia"/>
-                <w:bCs/>
-                <w:color w:val="000000"/>
-                <w:kern w:val="0"/>
-                <w:sz w:val="21"/>
-              </w:rPr>
-              <w:t>2</w:t>
-            </w:r>
-          </w:p>
-        </w:tc>
-        <w:tc>
-          <w:tcPr>
-            <w:tcW w:w="2110" w:type="pct"/>
-            <w:noWrap/>
-            <w:hideMark/>
-          </w:tcPr>
-          <w:p>
-            <w:pPr>
-              <w:spacing w:line="240" w:lineRule="auto"/>
-              <w:ind w:firstLineChars="0" w:firstLine="0"/>
               <w:rPr>
                 <w:rFonts w:ascii="Calibri" w:hAnsi="Calibri" w:cs="宋体"/>
                 <w:bCs/>
@@ -21487,7 +22162,7 @@
         </w:tc>
         <w:tc>
           <w:tcPr>
-            <w:tcW w:w="1858" w:type="pct"/>
+            <w:tcW w:w="1941" w:type="pct"/>
             <w:noWrap/>
             <w:hideMark/>
           </w:tcPr>
@@ -21562,7 +22237,62 @@
         </w:trPr>
         <w:tc>
           <w:tcPr>
-            <w:tcW w:w="267" w:type="pct"/>
+            <w:tcW w:w="276" w:type="pct"/>
+            <w:noWrap/>
+          </w:tcPr>
+          <w:p>
+            <w:pPr>
+              <w:numPr>
+                <w:ilvl w:val="0"/>
+                <w:numId w:val="28"/>
+              </w:numPr>
+              <w:spacing w:line="240" w:lineRule="auto"/>
+              <w:ind w:firstLineChars="0"/>
+              <w:jc w:val="center"/>
+              <w:rPr>
+                <w:rFonts w:ascii="Calibri" w:hAnsi="Calibri" w:cs="宋体"/>
+                <w:bCs/>
+                <w:color w:val="000000"/>
+                <w:kern w:val="0"/>
+                <w:sz w:val="21"/>
+                <w:szCs w:val="28"/>
+              </w:rPr>
+            </w:pPr>
+          </w:p>
+        </w:tc>
+        <w:tc>
+          <w:tcPr>
+            <w:tcW w:w="358" w:type="pct"/>
+            <w:noWrap/>
+          </w:tcPr>
+          <w:p>
+            <w:pPr>
+              <w:spacing w:line="240" w:lineRule="auto"/>
+              <w:ind w:firstLineChars="0" w:firstLine="0"/>
+              <w:jc w:val="center"/>
+              <w:rPr>
+                <w:rFonts w:ascii="Calibri" w:hAnsi="Calibri" w:cs="宋体"/>
+                <w:bCs/>
+                <w:color w:val="000000"/>
+                <w:kern w:val="0"/>
+                <w:sz w:val="21"/>
+              </w:rPr>
+            </w:pPr>
+            <w:r>
+              <w:rPr>
+                <w:rFonts w:ascii="Calibri" w:hAnsi="Calibri" w:cs="宋体" w:hint="eastAsia"/>
+                <w:bCs/>
+                <w:color w:val="000000"/>
+                <w:kern w:val="0"/>
+                <w:sz w:val="21"/>
+              </w:rPr>
+              <w:t>0xC6</w:t>
+            </w:r>
+          </w:p>
+        </w:tc>
+        <w:tc>
+          <w:tcPr>
+            <w:tcW w:w="440" w:type="pct"/>
             <w:noWrap/>
             <w:hideMark/>
           </w:tcPr>
@@ -21577,55 +22307,23 @@
                 <w:color w:val="000000"/>
                 <w:kern w:val="0"/>
                 <w:sz w:val="21"/>
-                <w:szCs w:val="28"/>
-              </w:rPr>
-            </w:pPr>
-            <w:r>
-              <w:rPr>
-                <w:rFonts w:ascii="Calibri" w:hAnsi="Calibri" w:cs="宋体" w:hint="eastAsia"/>
-                <w:bCs/>
-                <w:color w:val="000000"/>
-                <w:kern w:val="0"/>
-                <w:sz w:val="21"/>
-                <w:szCs w:val="28"/>
-              </w:rPr>
-              <w:t>23</w:t>
-            </w:r>
-          </w:p>
-        </w:tc>
-        <w:tc>
-          <w:tcPr>
-            <w:tcW w:w="344" w:type="pct"/>
-            <w:noWrap/>
-          </w:tcPr>
-          <w:p>
-            <w:pPr>
-              <w:spacing w:line="240" w:lineRule="auto"/>
-              <w:ind w:firstLineChars="0" w:firstLine="0"/>
-              <w:jc w:val="center"/>
-              <w:rPr>
-                <w:rFonts w:ascii="Calibri" w:hAnsi="Calibri" w:cs="宋体"/>
-                <w:bCs/>
-                <w:color w:val="000000"/>
-                <w:kern w:val="0"/>
-                <w:sz w:val="21"/>
-              </w:rPr>
-            </w:pPr>
-            <w:r>
-              <w:rPr>
-                <w:rFonts w:ascii="Calibri" w:hAnsi="Calibri" w:cs="宋体" w:hint="eastAsia"/>
-                <w:bCs/>
-                <w:color w:val="000000"/>
-                <w:kern w:val="0"/>
-                <w:sz w:val="21"/>
-              </w:rPr>
-              <w:t>0xC6</w:t>
-            </w:r>
-          </w:p>
-        </w:tc>
-        <w:tc>
-          <w:tcPr>
-            <w:tcW w:w="421" w:type="pct"/>
+              </w:rPr>
+            </w:pPr>
+            <w:r>
+              <w:rPr>
+                <w:rFonts w:ascii="Calibri" w:hAnsi="Calibri" w:cs="宋体" w:hint="eastAsia"/>
+                <w:bCs/>
+                <w:color w:val="000000"/>
+                <w:kern w:val="0"/>
+                <w:sz w:val="21"/>
+              </w:rPr>
+              <w:t>3</w:t>
+            </w:r>
+          </w:p>
+        </w:tc>
+        <w:tc>
+          <w:tcPr>
+            <w:tcW w:w="1985" w:type="pct"/>
             <w:noWrap/>
             <w:hideMark/>
           </w:tcPr>
@@ -21633,37 +22331,6 @@
             <w:pPr>
               <w:spacing w:line="240" w:lineRule="auto"/>
               <w:ind w:firstLineChars="0" w:firstLine="0"/>
-              <w:jc w:val="center"/>
-              <w:rPr>
-                <w:rFonts w:ascii="Calibri" w:hAnsi="Calibri" w:cs="宋体"/>
-                <w:bCs/>
-                <w:color w:val="000000"/>
-                <w:kern w:val="0"/>
-                <w:sz w:val="21"/>
-              </w:rPr>
-            </w:pPr>
-            <w:r>
-              <w:rPr>
-                <w:rFonts w:ascii="Calibri" w:hAnsi="Calibri" w:cs="宋体" w:hint="eastAsia"/>
-                <w:bCs/>
-                <w:color w:val="000000"/>
-                <w:kern w:val="0"/>
-                <w:sz w:val="21"/>
-              </w:rPr>
-              <w:t>3</w:t>
-            </w:r>
-          </w:p>
-        </w:tc>
-        <w:tc>
-          <w:tcPr>
-            <w:tcW w:w="2110" w:type="pct"/>
-            <w:noWrap/>
-            <w:hideMark/>
-          </w:tcPr>
-          <w:p>
-            <w:pPr>
-              <w:spacing w:line="240" w:lineRule="auto"/>
-              <w:ind w:firstLineChars="0" w:firstLine="0"/>
               <w:rPr>
                 <w:rFonts w:ascii="Calibri" w:hAnsi="Calibri" w:cs="宋体"/>
                 <w:bCs/>
@@ -21686,7 +22353,7 @@
         </w:tc>
         <w:tc>
           <w:tcPr>
-            <w:tcW w:w="1858" w:type="pct"/>
+            <w:tcW w:w="1941" w:type="pct"/>
             <w:noWrap/>
             <w:hideMark/>
           </w:tcPr>
@@ -22039,6 +22706,7 @@
                       <w:sz w:val="18"/>
                     </w:rPr>
                   </w:pPr>
+                  <w:proofErr w:type="gramStart"/>
                   <w:r>
                     <w:rPr>
                       <w:rFonts w:hint="eastAsia"/>
@@ -22047,6 +22715,7 @@
                     </w:rPr>
                     <w:t>水泵关</w:t>
                   </w:r>
+                  <w:proofErr w:type="gramEnd"/>
                 </w:p>
               </w:tc>
               <w:tc>
@@ -22213,6 +22882,7 @@
                     </w:rPr>
                     <w:t>LD2</w:t>
                   </w:r>
+                  <w:proofErr w:type="gramStart"/>
                   <w:r>
                     <w:rPr>
                       <w:rFonts w:hint="eastAsia"/>
@@ -22221,6 +22891,7 @@
                     </w:rPr>
                     <w:t>电流关</w:t>
                   </w:r>
+                  <w:proofErr w:type="gramEnd"/>
                 </w:p>
               </w:tc>
               <w:tc>
@@ -22631,7 +23302,16 @@
                       <w:color w:val="000000"/>
                       <w:sz w:val="18"/>
                     </w:rPr>
-                    <w:t>驱动未欠</w:t>
+                    <w:t>驱动</w:t>
+                  </w:r>
+                  <w:proofErr w:type="gramStart"/>
+                  <w:r>
+                    <w:rPr>
+                      <w:rFonts w:hint="eastAsia"/>
+                      <w:color w:val="000000"/>
+                      <w:sz w:val="18"/>
+                    </w:rPr>
+                    <w:t>未欠</w:t>
                   </w:r>
                   <w:r>
                     <w:rPr>
@@ -22641,6 +23321,7 @@
                     </w:rPr>
                     <w:t>流</w:t>
                   </w:r>
+                  <w:proofErr w:type="gramEnd"/>
                 </w:p>
               </w:tc>
               <w:tc>
@@ -22668,6 +23349,7 @@
                     </w:rPr>
                     <w:t>LD2</w:t>
                   </w:r>
+                  <w:proofErr w:type="gramStart"/>
                   <w:r>
                     <w:rPr>
                       <w:rFonts w:hint="eastAsia"/>
@@ -22684,6 +23366,7 @@
                     </w:rPr>
                     <w:t>流</w:t>
                   </w:r>
+                  <w:proofErr w:type="gramEnd"/>
                 </w:p>
               </w:tc>
             </w:tr>
@@ -23065,6 +23748,7 @@
                     </w:rPr>
                     <w:t>LD</w:t>
                   </w:r>
+                  <w:proofErr w:type="gramStart"/>
                   <w:r>
                     <w:rPr>
                       <w:rFonts w:hint="eastAsia"/>
@@ -23073,6 +23757,7 @@
                     </w:rPr>
                     <w:t>电流关</w:t>
                   </w:r>
+                  <w:proofErr w:type="gramEnd"/>
                 </w:p>
               </w:tc>
               <w:tc>
@@ -24021,7 +24706,16 @@
                       <w:color w:val="000000"/>
                       <w:sz w:val="18"/>
                     </w:rPr>
-                    <w:t>驱动未欠</w:t>
+                    <w:t>驱动</w:t>
+                  </w:r>
+                  <w:proofErr w:type="gramStart"/>
+                  <w:r>
+                    <w:rPr>
+                      <w:rFonts w:hint="eastAsia"/>
+                      <w:color w:val="000000"/>
+                      <w:sz w:val="18"/>
+                    </w:rPr>
+                    <w:t>未欠</w:t>
                   </w:r>
                   <w:r>
                     <w:rPr>
@@ -24031,6 +24725,7 @@
                     </w:rPr>
                     <w:t>流</w:t>
                   </w:r>
+                  <w:proofErr w:type="gramEnd"/>
                 </w:p>
               </w:tc>
               <w:tc>
@@ -24058,6 +24753,7 @@
                     </w:rPr>
                     <w:t>LD</w:t>
                   </w:r>
+                  <w:proofErr w:type="gramStart"/>
                   <w:r>
                     <w:rPr>
                       <w:rFonts w:hint="eastAsia"/>
@@ -24074,6 +24770,7 @@
                     </w:rPr>
                     <w:t>流</w:t>
                   </w:r>
+                  <w:proofErr w:type="gramEnd"/>
                 </w:p>
               </w:tc>
             </w:tr>
@@ -24285,7 +24982,62 @@
         </w:trPr>
         <w:tc>
           <w:tcPr>
-            <w:tcW w:w="267" w:type="pct"/>
+            <w:tcW w:w="276" w:type="pct"/>
+            <w:noWrap/>
+          </w:tcPr>
+          <w:p>
+            <w:pPr>
+              <w:numPr>
+                <w:ilvl w:val="0"/>
+                <w:numId w:val="28"/>
+              </w:numPr>
+              <w:spacing w:line="240" w:lineRule="auto"/>
+              <w:ind w:firstLineChars="0"/>
+              <w:jc w:val="center"/>
+              <w:rPr>
+                <w:rFonts w:ascii="Calibri" w:hAnsi="Calibri" w:cs="宋体"/>
+                <w:bCs/>
+                <w:color w:val="000000"/>
+                <w:kern w:val="0"/>
+                <w:sz w:val="21"/>
+                <w:szCs w:val="28"/>
+              </w:rPr>
+            </w:pPr>
+          </w:p>
+        </w:tc>
+        <w:tc>
+          <w:tcPr>
+            <w:tcW w:w="358" w:type="pct"/>
+            <w:noWrap/>
+          </w:tcPr>
+          <w:p>
+            <w:pPr>
+              <w:spacing w:line="240" w:lineRule="auto"/>
+              <w:ind w:firstLineChars="0" w:firstLine="0"/>
+              <w:jc w:val="center"/>
+              <w:rPr>
+                <w:rFonts w:ascii="Calibri" w:hAnsi="Calibri" w:cs="宋体"/>
+                <w:bCs/>
+                <w:color w:val="000000"/>
+                <w:kern w:val="0"/>
+                <w:sz w:val="21"/>
+              </w:rPr>
+            </w:pPr>
+            <w:r>
+              <w:rPr>
+                <w:rFonts w:ascii="Calibri" w:hAnsi="Calibri" w:cs="宋体" w:hint="eastAsia"/>
+                <w:bCs/>
+                <w:color w:val="000000"/>
+                <w:kern w:val="0"/>
+                <w:sz w:val="21"/>
+              </w:rPr>
+              <w:t>0xC7</w:t>
+            </w:r>
+          </w:p>
+        </w:tc>
+        <w:tc>
+          <w:tcPr>
+            <w:tcW w:w="440" w:type="pct"/>
             <w:noWrap/>
             <w:hideMark/>
           </w:tcPr>
@@ -24300,56 +25052,23 @@
                 <w:color w:val="000000"/>
                 <w:kern w:val="0"/>
                 <w:sz w:val="21"/>
-                <w:szCs w:val="28"/>
-              </w:rPr>
-            </w:pPr>
-            <w:r>
-              <w:rPr>
-                <w:rFonts w:ascii="Calibri" w:hAnsi="Calibri" w:cs="宋体" w:hint="eastAsia"/>
-                <w:bCs/>
-                <w:color w:val="000000"/>
-                <w:kern w:val="0"/>
-                <w:sz w:val="21"/>
-                <w:szCs w:val="28"/>
-              </w:rPr>
-              <w:lastRenderedPageBreak/>
-              <w:t>24</w:t>
-            </w:r>
-          </w:p>
-        </w:tc>
-        <w:tc>
-          <w:tcPr>
-            <w:tcW w:w="344" w:type="pct"/>
-            <w:noWrap/>
-          </w:tcPr>
-          <w:p>
-            <w:pPr>
-              <w:spacing w:line="240" w:lineRule="auto"/>
-              <w:ind w:firstLineChars="0" w:firstLine="0"/>
-              <w:jc w:val="center"/>
-              <w:rPr>
-                <w:rFonts w:ascii="Calibri" w:hAnsi="Calibri" w:cs="宋体"/>
-                <w:bCs/>
-                <w:color w:val="000000"/>
-                <w:kern w:val="0"/>
-                <w:sz w:val="21"/>
-              </w:rPr>
-            </w:pPr>
-            <w:r>
-              <w:rPr>
-                <w:rFonts w:ascii="Calibri" w:hAnsi="Calibri" w:cs="宋体" w:hint="eastAsia"/>
-                <w:bCs/>
-                <w:color w:val="000000"/>
-                <w:kern w:val="0"/>
-                <w:sz w:val="21"/>
-              </w:rPr>
-              <w:t>0xC7</w:t>
-            </w:r>
-          </w:p>
-        </w:tc>
-        <w:tc>
-          <w:tcPr>
-            <w:tcW w:w="421" w:type="pct"/>
+              </w:rPr>
+            </w:pPr>
+            <w:r>
+              <w:rPr>
+                <w:rFonts w:ascii="Calibri" w:hAnsi="Calibri" w:cs="宋体" w:hint="eastAsia"/>
+                <w:bCs/>
+                <w:color w:val="000000"/>
+                <w:kern w:val="0"/>
+                <w:sz w:val="21"/>
+              </w:rPr>
+              <w:t>60</w:t>
+            </w:r>
+          </w:p>
+        </w:tc>
+        <w:tc>
+          <w:tcPr>
+            <w:tcW w:w="1985" w:type="pct"/>
             <w:noWrap/>
             <w:hideMark/>
           </w:tcPr>
@@ -24357,37 +25076,6 @@
             <w:pPr>
               <w:spacing w:line="240" w:lineRule="auto"/>
               <w:ind w:firstLineChars="0" w:firstLine="0"/>
-              <w:jc w:val="center"/>
-              <w:rPr>
-                <w:rFonts w:ascii="Calibri" w:hAnsi="Calibri" w:cs="宋体"/>
-                <w:bCs/>
-                <w:color w:val="000000"/>
-                <w:kern w:val="0"/>
-                <w:sz w:val="21"/>
-              </w:rPr>
-            </w:pPr>
-            <w:r>
-              <w:rPr>
-                <w:rFonts w:ascii="Calibri" w:hAnsi="Calibri" w:cs="宋体" w:hint="eastAsia"/>
-                <w:bCs/>
-                <w:color w:val="000000"/>
-                <w:kern w:val="0"/>
-                <w:sz w:val="21"/>
-              </w:rPr>
-              <w:t>60</w:t>
-            </w:r>
-          </w:p>
-        </w:tc>
-        <w:tc>
-          <w:tcPr>
-            <w:tcW w:w="2110" w:type="pct"/>
-            <w:noWrap/>
-            <w:hideMark/>
-          </w:tcPr>
-          <w:p>
-            <w:pPr>
-              <w:spacing w:line="240" w:lineRule="auto"/>
-              <w:ind w:firstLineChars="0" w:firstLine="0"/>
               <w:rPr>
                 <w:rFonts w:ascii="Calibri" w:hAnsi="Calibri" w:cs="宋体"/>
                 <w:bCs/>
@@ -24410,7 +25098,7 @@
         </w:tc>
         <w:tc>
           <w:tcPr>
-            <w:tcW w:w="1858" w:type="pct"/>
+            <w:tcW w:w="1941" w:type="pct"/>
             <w:hideMark/>
           </w:tcPr>
           <w:p>
@@ -25285,6 +25973,7 @@
               </w:rPr>
               <w:t>/</w:t>
             </w:r>
+            <w:proofErr w:type="gramStart"/>
             <w:r>
               <w:rPr>
                 <w:rFonts w:ascii="Calibri" w:hAnsi="Calibri" w:cs="宋体" w:hint="eastAsia"/>
@@ -25294,7 +25983,19 @@
                 <w:sz w:val="21"/>
                 <w:szCs w:val="16"/>
               </w:rPr>
-              <w:t>写子脉冲个数设置值</w:t>
+              <w:t>写子脉冲</w:t>
+            </w:r>
+            <w:proofErr w:type="gramEnd"/>
+            <w:r>
+              <w:rPr>
+                <w:rFonts w:ascii="Calibri" w:hAnsi="Calibri" w:cs="宋体" w:hint="eastAsia"/>
+                <w:bCs/>
+                <w:color w:val="000000"/>
+                <w:kern w:val="0"/>
+                <w:sz w:val="21"/>
+                <w:szCs w:val="16"/>
+              </w:rPr>
+              <w:t>个数设置值</w:t>
             </w:r>
           </w:p>
           <w:p>
@@ -26484,13 +27185,17 @@
         </w:trPr>
         <w:tc>
           <w:tcPr>
-            <w:tcW w:w="267" w:type="pct"/>
-            <w:noWrap/>
-          </w:tcPr>
-          <w:p>
-            <w:pPr>
-              <w:spacing w:line="240" w:lineRule="auto"/>
-              <w:ind w:firstLineChars="0" w:firstLine="0"/>
+            <w:tcW w:w="276" w:type="pct"/>
+            <w:noWrap/>
+          </w:tcPr>
+          <w:p>
+            <w:pPr>
+              <w:numPr>
+                <w:ilvl w:val="0"/>
+                <w:numId w:val="28"/>
+              </w:numPr>
+              <w:spacing w:line="240" w:lineRule="auto"/>
+              <w:ind w:firstLineChars="0"/>
               <w:jc w:val="center"/>
               <w:rPr>
                 <w:rFonts w:ascii="Calibri" w:hAnsi="Calibri" w:cs="宋体"/>
@@ -26501,22 +27206,11 @@
                 <w:szCs w:val="28"/>
               </w:rPr>
             </w:pPr>
-            <w:r>
-              <w:rPr>
-                <w:rFonts w:ascii="Calibri" w:hAnsi="Calibri" w:cs="宋体" w:hint="eastAsia"/>
-                <w:bCs/>
-                <w:color w:val="000000"/>
-                <w:kern w:val="0"/>
-                <w:sz w:val="21"/>
-                <w:szCs w:val="28"/>
-              </w:rPr>
-              <w:t>25</w:t>
-            </w:r>
-          </w:p>
-        </w:tc>
-        <w:tc>
-          <w:tcPr>
-            <w:tcW w:w="344" w:type="pct"/>
+          </w:p>
+        </w:tc>
+        <w:tc>
+          <w:tcPr>
+            <w:tcW w:w="358" w:type="pct"/>
             <w:noWrap/>
           </w:tcPr>
           <w:p>
@@ -26556,7 +27250,7 @@
         </w:tc>
         <w:tc>
           <w:tcPr>
-            <w:tcW w:w="421" w:type="pct"/>
+            <w:tcW w:w="440" w:type="pct"/>
             <w:noWrap/>
           </w:tcPr>
           <w:p>
@@ -26596,7 +27290,7 @@
         </w:tc>
         <w:tc>
           <w:tcPr>
-            <w:tcW w:w="2110" w:type="pct"/>
+            <w:tcW w:w="1985" w:type="pct"/>
             <w:noWrap/>
           </w:tcPr>
           <w:p>
@@ -26625,7 +27319,7 @@
         </w:tc>
         <w:tc>
           <w:tcPr>
-            <w:tcW w:w="1858" w:type="pct"/>
+            <w:tcW w:w="1941" w:type="pct"/>
           </w:tcPr>
           <w:p>
             <w:pPr>
@@ -27817,6 +28511,7 @@
                       <w:sz w:val="18"/>
                     </w:rPr>
                   </w:pPr>
+                  <w:proofErr w:type="gramStart"/>
                   <w:r>
                     <w:rPr>
                       <w:rFonts w:hint="eastAsia"/>
@@ -27825,6 +28520,7 @@
                     </w:rPr>
                     <w:t>水泵关</w:t>
                   </w:r>
+                  <w:proofErr w:type="gramEnd"/>
                 </w:p>
               </w:tc>
               <w:tc>
@@ -27991,6 +28687,7 @@
                     </w:rPr>
                     <w:t>LD2</w:t>
                   </w:r>
+                  <w:proofErr w:type="gramStart"/>
                   <w:r>
                     <w:rPr>
                       <w:rFonts w:hint="eastAsia"/>
@@ -27999,6 +28696,7 @@
                     </w:rPr>
                     <w:t>电流关</w:t>
                   </w:r>
+                  <w:proofErr w:type="gramEnd"/>
                 </w:p>
               </w:tc>
               <w:tc>
@@ -28393,8 +29091,18 @@
                       <w:color w:val="000000"/>
                       <w:sz w:val="18"/>
                     </w:rPr>
-                    <w:t>驱动未欠流</w:t>
+                    <w:t>驱动</w:t>
                   </w:r>
+                  <w:proofErr w:type="gramStart"/>
+                  <w:r>
+                    <w:rPr>
+                      <w:rFonts w:hint="eastAsia"/>
+                      <w:color w:val="000000"/>
+                      <w:sz w:val="18"/>
+                    </w:rPr>
+                    <w:t>未欠流</w:t>
+                  </w:r>
+                  <w:proofErr w:type="gramEnd"/>
                 </w:p>
               </w:tc>
               <w:tc>
@@ -28422,6 +29130,7 @@
                     </w:rPr>
                     <w:t>LD2</w:t>
                   </w:r>
+                  <w:proofErr w:type="gramStart"/>
                   <w:r>
                     <w:rPr>
                       <w:rFonts w:hint="eastAsia"/>
@@ -28430,6 +29139,7 @@
                     </w:rPr>
                     <w:t>驱动欠流</w:t>
                   </w:r>
+                  <w:proofErr w:type="gramEnd"/>
                 </w:p>
               </w:tc>
             </w:tr>
@@ -28811,6 +29521,7 @@
                     </w:rPr>
                     <w:t>LD</w:t>
                   </w:r>
+                  <w:proofErr w:type="gramStart"/>
                   <w:r>
                     <w:rPr>
                       <w:rFonts w:hint="eastAsia"/>
@@ -28819,6 +29530,7 @@
                     </w:rPr>
                     <w:t>电流关</w:t>
                   </w:r>
+                  <w:proofErr w:type="gramEnd"/>
                 </w:p>
               </w:tc>
               <w:tc>
@@ -29751,8 +30463,18 @@
                       <w:color w:val="000000"/>
                       <w:sz w:val="18"/>
                     </w:rPr>
-                    <w:t>驱动未欠流</w:t>
+                    <w:t>驱动</w:t>
                   </w:r>
+                  <w:proofErr w:type="gramStart"/>
+                  <w:r>
+                    <w:rPr>
+                      <w:rFonts w:hint="eastAsia"/>
+                      <w:color w:val="000000"/>
+                      <w:sz w:val="18"/>
+                    </w:rPr>
+                    <w:t>未欠流</w:t>
+                  </w:r>
+                  <w:proofErr w:type="gramEnd"/>
                 </w:p>
               </w:tc>
               <w:tc>
@@ -29780,6 +30502,7 @@
                     </w:rPr>
                     <w:t>LD</w:t>
                   </w:r>
+                  <w:proofErr w:type="gramStart"/>
                   <w:r>
                     <w:rPr>
                       <w:rFonts w:hint="eastAsia"/>
@@ -29788,6 +30511,7 @@
                     </w:rPr>
                     <w:t>驱动欠流</w:t>
                   </w:r>
+                  <w:proofErr w:type="gramEnd"/>
                 </w:p>
               </w:tc>
             </w:tr>
@@ -30161,7 +30885,31 @@
                 <w:sz w:val="21"/>
                 <w:szCs w:val="16"/>
               </w:rPr>
-              <w:t>各占一字节</w:t>
+              <w:t>各占</w:t>
+            </w:r>
+            <w:proofErr w:type="gramStart"/>
+            <w:r>
+              <w:rPr>
+                <w:rFonts w:ascii="Calibri" w:hAnsi="Calibri" w:cs="宋体" w:hint="eastAsia"/>
+                <w:bCs/>
+                <w:color w:val="000000"/>
+                <w:kern w:val="0"/>
+                <w:sz w:val="21"/>
+                <w:szCs w:val="16"/>
+              </w:rPr>
+              <w:t>一</w:t>
+            </w:r>
+            <w:proofErr w:type="gramEnd"/>
+            <w:r>
+              <w:rPr>
+                <w:rFonts w:ascii="Calibri" w:hAnsi="Calibri" w:cs="宋体" w:hint="eastAsia"/>
+                <w:bCs/>
+                <w:color w:val="000000"/>
+                <w:kern w:val="0"/>
+                <w:sz w:val="21"/>
+                <w:szCs w:val="16"/>
+              </w:rPr>
+              <w:t>字节</w:t>
             </w:r>
           </w:p>
           <w:p>
@@ -30805,13 +31553,17 @@
         </w:trPr>
         <w:tc>
           <w:tcPr>
-            <w:tcW w:w="267" w:type="pct"/>
-            <w:noWrap/>
-          </w:tcPr>
-          <w:p>
-            <w:pPr>
-              <w:spacing w:line="240" w:lineRule="auto"/>
-              <w:ind w:firstLineChars="0" w:firstLine="0"/>
+            <w:tcW w:w="276" w:type="pct"/>
+            <w:noWrap/>
+          </w:tcPr>
+          <w:p>
+            <w:pPr>
+              <w:numPr>
+                <w:ilvl w:val="0"/>
+                <w:numId w:val="28"/>
+              </w:numPr>
+              <w:spacing w:line="240" w:lineRule="auto"/>
+              <w:ind w:firstLineChars="0"/>
               <w:jc w:val="center"/>
               <w:rPr>
                 <w:rFonts w:ascii="Calibri" w:hAnsi="Calibri" w:cs="宋体"/>
@@ -30822,23 +31574,11 @@
                 <w:szCs w:val="28"/>
               </w:rPr>
             </w:pPr>
-            <w:r>
-              <w:rPr>
-                <w:rFonts w:ascii="Calibri" w:hAnsi="Calibri" w:cs="宋体" w:hint="eastAsia"/>
-                <w:bCs/>
-                <w:color w:val="000000"/>
-                <w:kern w:val="0"/>
-                <w:sz w:val="21"/>
-                <w:szCs w:val="28"/>
-              </w:rPr>
-              <w:lastRenderedPageBreak/>
-              <w:t>26</w:t>
-            </w:r>
-          </w:p>
-        </w:tc>
-        <w:tc>
-          <w:tcPr>
-            <w:tcW w:w="344" w:type="pct"/>
+          </w:p>
+        </w:tc>
+        <w:tc>
+          <w:tcPr>
+            <w:tcW w:w="358" w:type="pct"/>
             <w:noWrap/>
           </w:tcPr>
           <w:p>
@@ -30898,7 +31638,7 @@
         </w:tc>
         <w:tc>
           <w:tcPr>
-            <w:tcW w:w="421" w:type="pct"/>
+            <w:tcW w:w="440" w:type="pct"/>
             <w:noWrap/>
           </w:tcPr>
           <w:p>
@@ -30928,7 +31668,7 @@
         </w:tc>
         <w:tc>
           <w:tcPr>
-            <w:tcW w:w="2110" w:type="pct"/>
+            <w:tcW w:w="1985" w:type="pct"/>
             <w:noWrap/>
           </w:tcPr>
           <w:p>
@@ -30957,7 +31697,7 @@
         </w:tc>
         <w:tc>
           <w:tcPr>
-            <w:tcW w:w="1858" w:type="pct"/>
+            <w:tcW w:w="1941" w:type="pct"/>
           </w:tcPr>
           <w:p>
             <w:pPr>
@@ -31443,13 +32183,17 @@
         </w:trPr>
         <w:tc>
           <w:tcPr>
-            <w:tcW w:w="267" w:type="pct"/>
-            <w:noWrap/>
-          </w:tcPr>
-          <w:p>
-            <w:pPr>
-              <w:spacing w:line="240" w:lineRule="auto"/>
-              <w:ind w:firstLineChars="0" w:firstLine="0"/>
+            <w:tcW w:w="276" w:type="pct"/>
+            <w:noWrap/>
+          </w:tcPr>
+          <w:p>
+            <w:pPr>
+              <w:numPr>
+                <w:ilvl w:val="0"/>
+                <w:numId w:val="28"/>
+              </w:numPr>
+              <w:spacing w:line="240" w:lineRule="auto"/>
+              <w:ind w:firstLineChars="0"/>
               <w:jc w:val="center"/>
               <w:rPr>
                 <w:rFonts w:ascii="Calibri" w:hAnsi="Calibri" w:cs="宋体"/>
@@ -31464,7 +32208,7 @@
         </w:tc>
         <w:tc>
           <w:tcPr>
-            <w:tcW w:w="344" w:type="pct"/>
+            <w:tcW w:w="358" w:type="pct"/>
             <w:noWrap/>
           </w:tcPr>
           <w:p>
@@ -31524,7 +32268,7 @@
         </w:tc>
         <w:tc>
           <w:tcPr>
-            <w:tcW w:w="421" w:type="pct"/>
+            <w:tcW w:w="440" w:type="pct"/>
             <w:noWrap/>
           </w:tcPr>
           <w:p>
@@ -31554,7 +32298,7 @@
         </w:tc>
         <w:tc>
           <w:tcPr>
-            <w:tcW w:w="2110" w:type="pct"/>
+            <w:tcW w:w="1985" w:type="pct"/>
             <w:noWrap/>
           </w:tcPr>
           <w:p>
@@ -31603,7 +32347,7 @@
         </w:tc>
         <w:tc>
           <w:tcPr>
-            <w:tcW w:w="1858" w:type="pct"/>
+            <w:tcW w:w="1941" w:type="pct"/>
           </w:tcPr>
           <w:p>
             <w:pPr>
@@ -31706,13 +32450,17 @@
         </w:trPr>
         <w:tc>
           <w:tcPr>
-            <w:tcW w:w="267" w:type="pct"/>
-            <w:noWrap/>
-          </w:tcPr>
-          <w:p>
-            <w:pPr>
-              <w:spacing w:line="240" w:lineRule="auto"/>
-              <w:ind w:firstLineChars="0" w:firstLine="0"/>
+            <w:tcW w:w="276" w:type="pct"/>
+            <w:noWrap/>
+          </w:tcPr>
+          <w:p>
+            <w:pPr>
+              <w:numPr>
+                <w:ilvl w:val="0"/>
+                <w:numId w:val="28"/>
+              </w:numPr>
+              <w:spacing w:line="240" w:lineRule="auto"/>
+              <w:ind w:firstLineChars="0"/>
               <w:jc w:val="center"/>
               <w:rPr>
                 <w:rFonts w:ascii="Calibri" w:hAnsi="Calibri" w:cs="宋体"/>
@@ -31723,22 +32471,11 @@
                 <w:szCs w:val="28"/>
               </w:rPr>
             </w:pPr>
-            <w:r>
-              <w:rPr>
-                <w:rFonts w:ascii="Calibri" w:hAnsi="Calibri" w:cs="宋体" w:hint="eastAsia"/>
-                <w:bCs/>
-                <w:color w:val="000000"/>
-                <w:kern w:val="0"/>
-                <w:sz w:val="21"/>
-                <w:szCs w:val="28"/>
-              </w:rPr>
-              <w:t>1</w:t>
-            </w:r>
-          </w:p>
-        </w:tc>
-        <w:tc>
-          <w:tcPr>
-            <w:tcW w:w="344" w:type="pct"/>
+          </w:p>
+        </w:tc>
+        <w:tc>
+          <w:tcPr>
+            <w:tcW w:w="358" w:type="pct"/>
             <w:noWrap/>
           </w:tcPr>
           <w:p>
@@ -31788,7 +32525,7 @@
         </w:tc>
         <w:tc>
           <w:tcPr>
-            <w:tcW w:w="421" w:type="pct"/>
+            <w:tcW w:w="440" w:type="pct"/>
             <w:noWrap/>
           </w:tcPr>
           <w:p>
@@ -31818,7 +32555,7 @@
         </w:tc>
         <w:tc>
           <w:tcPr>
-            <w:tcW w:w="2110" w:type="pct"/>
+            <w:tcW w:w="1985" w:type="pct"/>
             <w:noWrap/>
           </w:tcPr>
           <w:p>
@@ -31867,7 +32604,7 @@
         </w:tc>
         <w:tc>
           <w:tcPr>
-            <w:tcW w:w="1858" w:type="pct"/>
+            <w:tcW w:w="1941" w:type="pct"/>
           </w:tcPr>
           <w:p>
             <w:pPr>
@@ -31960,13 +32697,17 @@
         </w:trPr>
         <w:tc>
           <w:tcPr>
-            <w:tcW w:w="267" w:type="pct"/>
-            <w:noWrap/>
-          </w:tcPr>
-          <w:p>
-            <w:pPr>
-              <w:spacing w:line="240" w:lineRule="auto"/>
-              <w:ind w:firstLineChars="0" w:firstLine="0"/>
+            <w:tcW w:w="276" w:type="pct"/>
+            <w:noWrap/>
+          </w:tcPr>
+          <w:p>
+            <w:pPr>
+              <w:numPr>
+                <w:ilvl w:val="0"/>
+                <w:numId w:val="28"/>
+              </w:numPr>
+              <w:spacing w:line="240" w:lineRule="auto"/>
+              <w:ind w:firstLineChars="0"/>
               <w:jc w:val="center"/>
               <w:rPr>
                 <w:rFonts w:ascii="Calibri" w:hAnsi="Calibri" w:cs="宋体"/>
@@ -31977,22 +32718,11 @@
                 <w:szCs w:val="28"/>
               </w:rPr>
             </w:pPr>
-            <w:r>
-              <w:rPr>
-                <w:rFonts w:ascii="Calibri" w:hAnsi="Calibri" w:cs="宋体" w:hint="eastAsia"/>
-                <w:bCs/>
-                <w:color w:val="000000"/>
-                <w:kern w:val="0"/>
-                <w:sz w:val="21"/>
-                <w:szCs w:val="28"/>
-              </w:rPr>
-              <w:t>9</w:t>
-            </w:r>
-          </w:p>
-        </w:tc>
-        <w:tc>
-          <w:tcPr>
-            <w:tcW w:w="344" w:type="pct"/>
+          </w:p>
+        </w:tc>
+        <w:tc>
+          <w:tcPr>
+            <w:tcW w:w="358" w:type="pct"/>
             <w:noWrap/>
           </w:tcPr>
           <w:p>
@@ -32022,7 +32752,7 @@
         </w:tc>
         <w:tc>
           <w:tcPr>
-            <w:tcW w:w="421" w:type="pct"/>
+            <w:tcW w:w="440" w:type="pct"/>
             <w:noWrap/>
           </w:tcPr>
           <w:p>
@@ -32052,7 +32782,7 @@
         </w:tc>
         <w:tc>
           <w:tcPr>
-            <w:tcW w:w="2110" w:type="pct"/>
+            <w:tcW w:w="1985" w:type="pct"/>
             <w:noWrap/>
           </w:tcPr>
           <w:p>
@@ -32101,7 +32831,7 @@
         </w:tc>
         <w:tc>
           <w:tcPr>
-            <w:tcW w:w="1858" w:type="pct"/>
+            <w:tcW w:w="1941" w:type="pct"/>
           </w:tcPr>
           <w:p>
             <w:pPr>
@@ -32204,13 +32934,17 @@
         </w:trPr>
         <w:tc>
           <w:tcPr>
-            <w:tcW w:w="267" w:type="pct"/>
-            <w:noWrap/>
-          </w:tcPr>
-          <w:p>
-            <w:pPr>
-              <w:spacing w:line="240" w:lineRule="auto"/>
-              <w:ind w:firstLineChars="0" w:firstLine="0"/>
+            <w:tcW w:w="276" w:type="pct"/>
+            <w:noWrap/>
+          </w:tcPr>
+          <w:p>
+            <w:pPr>
+              <w:numPr>
+                <w:ilvl w:val="0"/>
+                <w:numId w:val="28"/>
+              </w:numPr>
+              <w:spacing w:line="240" w:lineRule="auto"/>
+              <w:ind w:firstLineChars="0"/>
               <w:jc w:val="center"/>
               <w:rPr>
                 <w:rFonts w:ascii="Calibri" w:hAnsi="Calibri" w:cs="宋体"/>
@@ -32221,22 +32955,11 @@
                 <w:szCs w:val="28"/>
               </w:rPr>
             </w:pPr>
-            <w:r>
-              <w:rPr>
-                <w:rFonts w:ascii="Calibri" w:hAnsi="Calibri" w:cs="宋体" w:hint="eastAsia"/>
-                <w:bCs/>
-                <w:color w:val="000000"/>
-                <w:kern w:val="0"/>
-                <w:sz w:val="21"/>
-                <w:szCs w:val="28"/>
-              </w:rPr>
-              <w:t>10</w:t>
-            </w:r>
-          </w:p>
-        </w:tc>
-        <w:tc>
-          <w:tcPr>
-            <w:tcW w:w="344" w:type="pct"/>
+          </w:p>
+        </w:tc>
+        <w:tc>
+          <w:tcPr>
+            <w:tcW w:w="358" w:type="pct"/>
             <w:noWrap/>
           </w:tcPr>
           <w:p>
@@ -32266,7 +32989,7 @@
         </w:tc>
         <w:tc>
           <w:tcPr>
-            <w:tcW w:w="421" w:type="pct"/>
+            <w:tcW w:w="440" w:type="pct"/>
             <w:noWrap/>
           </w:tcPr>
           <w:p>
@@ -32296,7 +33019,7 @@
         </w:tc>
         <w:tc>
           <w:tcPr>
-            <w:tcW w:w="2110" w:type="pct"/>
+            <w:tcW w:w="1985" w:type="pct"/>
             <w:noWrap/>
           </w:tcPr>
           <w:p>
@@ -32345,7 +33068,7 @@
         </w:tc>
         <w:tc>
           <w:tcPr>
-            <w:tcW w:w="1858" w:type="pct"/>
+            <w:tcW w:w="1941" w:type="pct"/>
           </w:tcPr>
           <w:p>
             <w:pPr>
@@ -32448,13 +33171,17 @@
         </w:trPr>
         <w:tc>
           <w:tcPr>
-            <w:tcW w:w="267" w:type="pct"/>
-            <w:noWrap/>
-          </w:tcPr>
-          <w:p>
-            <w:pPr>
-              <w:spacing w:line="240" w:lineRule="auto"/>
-              <w:ind w:firstLineChars="0" w:firstLine="0"/>
+            <w:tcW w:w="276" w:type="pct"/>
+            <w:noWrap/>
+          </w:tcPr>
+          <w:p>
+            <w:pPr>
+              <w:numPr>
+                <w:ilvl w:val="0"/>
+                <w:numId w:val="28"/>
+              </w:numPr>
+              <w:spacing w:line="240" w:lineRule="auto"/>
+              <w:ind w:firstLineChars="0"/>
               <w:jc w:val="center"/>
               <w:rPr>
                 <w:rFonts w:ascii="Calibri" w:hAnsi="Calibri" w:cs="宋体"/>
@@ -32465,22 +33192,11 @@
                 <w:szCs w:val="28"/>
               </w:rPr>
             </w:pPr>
-            <w:r>
-              <w:rPr>
-                <w:rFonts w:ascii="Calibri" w:hAnsi="Calibri" w:cs="宋体" w:hint="eastAsia"/>
-                <w:bCs/>
-                <w:color w:val="000000"/>
-                <w:kern w:val="0"/>
-                <w:sz w:val="21"/>
-                <w:szCs w:val="28"/>
-              </w:rPr>
-              <w:t>11</w:t>
-            </w:r>
-          </w:p>
-        </w:tc>
-        <w:tc>
-          <w:tcPr>
-            <w:tcW w:w="344" w:type="pct"/>
+          </w:p>
+        </w:tc>
+        <w:tc>
+          <w:tcPr>
+            <w:tcW w:w="358" w:type="pct"/>
             <w:noWrap/>
           </w:tcPr>
           <w:p>
@@ -32510,7 +33226,7 @@
         </w:tc>
         <w:tc>
           <w:tcPr>
-            <w:tcW w:w="421" w:type="pct"/>
+            <w:tcW w:w="440" w:type="pct"/>
             <w:noWrap/>
           </w:tcPr>
           <w:p>
@@ -32540,7 +33256,7 @@
         </w:tc>
         <w:tc>
           <w:tcPr>
-            <w:tcW w:w="2110" w:type="pct"/>
+            <w:tcW w:w="1985" w:type="pct"/>
             <w:noWrap/>
           </w:tcPr>
           <w:p>
@@ -32609,7 +33325,7 @@
         </w:tc>
         <w:tc>
           <w:tcPr>
-            <w:tcW w:w="1858" w:type="pct"/>
+            <w:tcW w:w="1941" w:type="pct"/>
           </w:tcPr>
           <w:p>
             <w:pPr>
@@ -32824,13 +33540,17 @@
         </w:trPr>
         <w:tc>
           <w:tcPr>
-            <w:tcW w:w="267" w:type="pct"/>
-            <w:noWrap/>
-          </w:tcPr>
-          <w:p>
-            <w:pPr>
-              <w:spacing w:line="240" w:lineRule="auto"/>
-              <w:ind w:firstLineChars="0" w:firstLine="0"/>
+            <w:tcW w:w="276" w:type="pct"/>
+            <w:noWrap/>
+          </w:tcPr>
+          <w:p>
+            <w:pPr>
+              <w:numPr>
+                <w:ilvl w:val="0"/>
+                <w:numId w:val="28"/>
+              </w:numPr>
+              <w:spacing w:line="240" w:lineRule="auto"/>
+              <w:ind w:firstLineChars="0"/>
               <w:jc w:val="center"/>
               <w:rPr>
                 <w:rFonts w:ascii="Calibri" w:hAnsi="Calibri" w:cs="宋体"/>
@@ -32841,22 +33561,11 @@
                 <w:szCs w:val="28"/>
               </w:rPr>
             </w:pPr>
-            <w:r>
-              <w:rPr>
-                <w:rFonts w:ascii="Calibri" w:hAnsi="Calibri" w:cs="宋体" w:hint="eastAsia"/>
-                <w:bCs/>
-                <w:color w:val="000000"/>
-                <w:kern w:val="0"/>
-                <w:sz w:val="21"/>
-                <w:szCs w:val="28"/>
-              </w:rPr>
-              <w:t>12</w:t>
-            </w:r>
-          </w:p>
-        </w:tc>
-        <w:tc>
-          <w:tcPr>
-            <w:tcW w:w="344" w:type="pct"/>
+          </w:p>
+        </w:tc>
+        <w:tc>
+          <w:tcPr>
+            <w:tcW w:w="358" w:type="pct"/>
             <w:noWrap/>
           </w:tcPr>
           <w:p>
@@ -32886,7 +33595,7 @@
         </w:tc>
         <w:tc>
           <w:tcPr>
-            <w:tcW w:w="421" w:type="pct"/>
+            <w:tcW w:w="440" w:type="pct"/>
             <w:noWrap/>
           </w:tcPr>
           <w:p>
@@ -32916,7 +33625,7 @@
         </w:tc>
         <w:tc>
           <w:tcPr>
-            <w:tcW w:w="2110" w:type="pct"/>
+            <w:tcW w:w="1985" w:type="pct"/>
             <w:noWrap/>
           </w:tcPr>
           <w:p>
@@ -32985,7 +33694,7 @@
         </w:tc>
         <w:tc>
           <w:tcPr>
-            <w:tcW w:w="1858" w:type="pct"/>
+            <w:tcW w:w="1941" w:type="pct"/>
           </w:tcPr>
           <w:p>
             <w:pPr>
@@ -33200,13 +33909,17 @@
         </w:trPr>
         <w:tc>
           <w:tcPr>
-            <w:tcW w:w="267" w:type="pct"/>
-            <w:noWrap/>
-          </w:tcPr>
-          <w:p>
-            <w:pPr>
-              <w:spacing w:line="240" w:lineRule="auto"/>
-              <w:ind w:firstLineChars="0" w:firstLine="0"/>
+            <w:tcW w:w="276" w:type="pct"/>
+            <w:noWrap/>
+          </w:tcPr>
+          <w:p>
+            <w:pPr>
+              <w:numPr>
+                <w:ilvl w:val="0"/>
+                <w:numId w:val="28"/>
+              </w:numPr>
+              <w:spacing w:line="240" w:lineRule="auto"/>
+              <w:ind w:firstLineChars="0"/>
               <w:jc w:val="center"/>
               <w:rPr>
                 <w:rFonts w:ascii="Calibri" w:hAnsi="Calibri" w:cs="宋体"/>
@@ -33217,22 +33930,11 @@
                 <w:szCs w:val="28"/>
               </w:rPr>
             </w:pPr>
-            <w:r>
-              <w:rPr>
-                <w:rFonts w:ascii="Calibri" w:hAnsi="Calibri" w:cs="宋体" w:hint="eastAsia"/>
-                <w:bCs/>
-                <w:color w:val="000000"/>
-                <w:kern w:val="0"/>
-                <w:sz w:val="21"/>
-                <w:szCs w:val="28"/>
-              </w:rPr>
-              <w:t>14</w:t>
-            </w:r>
-          </w:p>
-        </w:tc>
-        <w:tc>
-          <w:tcPr>
-            <w:tcW w:w="344" w:type="pct"/>
+          </w:p>
+        </w:tc>
+        <w:tc>
+          <w:tcPr>
+            <w:tcW w:w="358" w:type="pct"/>
             <w:noWrap/>
           </w:tcPr>
           <w:p>
@@ -33262,7 +33964,7 @@
         </w:tc>
         <w:tc>
           <w:tcPr>
-            <w:tcW w:w="421" w:type="pct"/>
+            <w:tcW w:w="440" w:type="pct"/>
             <w:noWrap/>
           </w:tcPr>
           <w:p>
@@ -33292,7 +33994,7 @@
         </w:tc>
         <w:tc>
           <w:tcPr>
-            <w:tcW w:w="2110" w:type="pct"/>
+            <w:tcW w:w="1985" w:type="pct"/>
             <w:noWrap/>
           </w:tcPr>
           <w:p>
@@ -33341,7 +34043,7 @@
         </w:tc>
         <w:tc>
           <w:tcPr>
-            <w:tcW w:w="1858" w:type="pct"/>
+            <w:tcW w:w="1941" w:type="pct"/>
           </w:tcPr>
           <w:p>
             <w:pPr>
@@ -33464,13 +34166,17 @@
         </w:trPr>
         <w:tc>
           <w:tcPr>
-            <w:tcW w:w="267" w:type="pct"/>
-            <w:noWrap/>
-          </w:tcPr>
-          <w:p>
-            <w:pPr>
-              <w:spacing w:line="240" w:lineRule="auto"/>
-              <w:ind w:firstLineChars="0" w:firstLine="0"/>
+            <w:tcW w:w="276" w:type="pct"/>
+            <w:noWrap/>
+          </w:tcPr>
+          <w:p>
+            <w:pPr>
+              <w:numPr>
+                <w:ilvl w:val="0"/>
+                <w:numId w:val="28"/>
+              </w:numPr>
+              <w:spacing w:line="240" w:lineRule="auto"/>
+              <w:ind w:firstLineChars="0"/>
               <w:jc w:val="center"/>
               <w:rPr>
                 <w:rFonts w:ascii="Calibri" w:hAnsi="Calibri" w:cs="宋体"/>
@@ -33481,22 +34187,11 @@
                 <w:szCs w:val="28"/>
               </w:rPr>
             </w:pPr>
-            <w:r>
-              <w:rPr>
-                <w:rFonts w:ascii="Calibri" w:hAnsi="Calibri" w:cs="宋体" w:hint="eastAsia"/>
-                <w:bCs/>
-                <w:color w:val="000000"/>
-                <w:kern w:val="0"/>
-                <w:sz w:val="21"/>
-                <w:szCs w:val="28"/>
-              </w:rPr>
-              <w:t>15</w:t>
-            </w:r>
-          </w:p>
-        </w:tc>
-        <w:tc>
-          <w:tcPr>
-            <w:tcW w:w="344" w:type="pct"/>
+          </w:p>
+        </w:tc>
+        <w:tc>
+          <w:tcPr>
+            <w:tcW w:w="358" w:type="pct"/>
             <w:noWrap/>
           </w:tcPr>
           <w:p>
@@ -33536,7 +34231,7 @@
         </w:tc>
         <w:tc>
           <w:tcPr>
-            <w:tcW w:w="421" w:type="pct"/>
+            <w:tcW w:w="440" w:type="pct"/>
             <w:noWrap/>
           </w:tcPr>
           <w:p>
@@ -33566,7 +34261,7 @@
         </w:tc>
         <w:tc>
           <w:tcPr>
-            <w:tcW w:w="2110" w:type="pct"/>
+            <w:tcW w:w="1985" w:type="pct"/>
             <w:noWrap/>
           </w:tcPr>
           <w:p>
@@ -33615,7 +34310,7 @@
         </w:tc>
         <w:tc>
           <w:tcPr>
-            <w:tcW w:w="1858" w:type="pct"/>
+            <w:tcW w:w="1941" w:type="pct"/>
           </w:tcPr>
           <w:p>
             <w:pPr>
@@ -33738,13 +34433,17 @@
         </w:trPr>
         <w:tc>
           <w:tcPr>
-            <w:tcW w:w="267" w:type="pct"/>
-            <w:noWrap/>
-          </w:tcPr>
-          <w:p>
-            <w:pPr>
-              <w:spacing w:line="240" w:lineRule="auto"/>
-              <w:ind w:firstLineChars="0" w:firstLine="0"/>
+            <w:tcW w:w="276" w:type="pct"/>
+            <w:noWrap/>
+          </w:tcPr>
+          <w:p>
+            <w:pPr>
+              <w:numPr>
+                <w:ilvl w:val="0"/>
+                <w:numId w:val="28"/>
+              </w:numPr>
+              <w:spacing w:line="240" w:lineRule="auto"/>
+              <w:ind w:firstLineChars="0"/>
               <w:jc w:val="center"/>
               <w:rPr>
                 <w:rFonts w:ascii="Calibri" w:hAnsi="Calibri" w:cs="宋体"/>
@@ -33755,22 +34454,11 @@
                 <w:szCs w:val="28"/>
               </w:rPr>
             </w:pPr>
-            <w:r>
-              <w:rPr>
-                <w:rFonts w:ascii="Calibri" w:hAnsi="Calibri" w:cs="宋体" w:hint="eastAsia"/>
-                <w:bCs/>
-                <w:color w:val="000000"/>
-                <w:kern w:val="0"/>
-                <w:sz w:val="21"/>
-                <w:szCs w:val="28"/>
-              </w:rPr>
-              <w:t>19</w:t>
-            </w:r>
-          </w:p>
-        </w:tc>
-        <w:tc>
-          <w:tcPr>
-            <w:tcW w:w="344" w:type="pct"/>
+          </w:p>
+        </w:tc>
+        <w:tc>
+          <w:tcPr>
+            <w:tcW w:w="358" w:type="pct"/>
             <w:noWrap/>
           </w:tcPr>
           <w:p>
@@ -33800,7 +34488,7 @@
         </w:tc>
         <w:tc>
           <w:tcPr>
-            <w:tcW w:w="421" w:type="pct"/>
+            <w:tcW w:w="440" w:type="pct"/>
             <w:noWrap/>
           </w:tcPr>
           <w:p>
@@ -33830,7 +34518,7 @@
         </w:tc>
         <w:tc>
           <w:tcPr>
-            <w:tcW w:w="2110" w:type="pct"/>
+            <w:tcW w:w="1985" w:type="pct"/>
             <w:noWrap/>
           </w:tcPr>
           <w:p>
@@ -33879,7 +34567,7 @@
         </w:tc>
         <w:tc>
           <w:tcPr>
-            <w:tcW w:w="1858" w:type="pct"/>
+            <w:tcW w:w="1941" w:type="pct"/>
           </w:tcPr>
           <w:p>
             <w:pPr>
@@ -33952,13 +34640,17 @@
         </w:trPr>
         <w:tc>
           <w:tcPr>
-            <w:tcW w:w="267" w:type="pct"/>
-            <w:noWrap/>
-          </w:tcPr>
-          <w:p>
-            <w:pPr>
-              <w:spacing w:line="240" w:lineRule="auto"/>
-              <w:ind w:firstLineChars="0" w:firstLine="0"/>
+            <w:tcW w:w="276" w:type="pct"/>
+            <w:noWrap/>
+          </w:tcPr>
+          <w:p>
+            <w:pPr>
+              <w:numPr>
+                <w:ilvl w:val="0"/>
+                <w:numId w:val="28"/>
+              </w:numPr>
+              <w:spacing w:line="240" w:lineRule="auto"/>
+              <w:ind w:firstLineChars="0"/>
               <w:jc w:val="center"/>
               <w:rPr>
                 <w:rFonts w:ascii="Calibri" w:hAnsi="Calibri" w:cs="宋体"/>
@@ -33969,22 +34661,11 @@
                 <w:szCs w:val="28"/>
               </w:rPr>
             </w:pPr>
-            <w:r>
-              <w:rPr>
-                <w:rFonts w:ascii="Calibri" w:hAnsi="Calibri" w:cs="宋体" w:hint="eastAsia"/>
-                <w:bCs/>
-                <w:color w:val="000000"/>
-                <w:kern w:val="0"/>
-                <w:sz w:val="21"/>
-                <w:szCs w:val="28"/>
-              </w:rPr>
-              <w:t>20</w:t>
-            </w:r>
-          </w:p>
-        </w:tc>
-        <w:tc>
-          <w:tcPr>
-            <w:tcW w:w="344" w:type="pct"/>
+          </w:p>
+        </w:tc>
+        <w:tc>
+          <w:tcPr>
+            <w:tcW w:w="358" w:type="pct"/>
             <w:noWrap/>
           </w:tcPr>
           <w:p>
@@ -34014,7 +34695,7 @@
         </w:tc>
         <w:tc>
           <w:tcPr>
-            <w:tcW w:w="421" w:type="pct"/>
+            <w:tcW w:w="440" w:type="pct"/>
             <w:noWrap/>
           </w:tcPr>
           <w:p>
@@ -34044,7 +34725,7 @@
         </w:tc>
         <w:tc>
           <w:tcPr>
-            <w:tcW w:w="2110" w:type="pct"/>
+            <w:tcW w:w="1985" w:type="pct"/>
             <w:noWrap/>
           </w:tcPr>
           <w:p>
@@ -34113,7 +34794,7 @@
         </w:tc>
         <w:tc>
           <w:tcPr>
-            <w:tcW w:w="1858" w:type="pct"/>
+            <w:tcW w:w="1941" w:type="pct"/>
           </w:tcPr>
           <w:p>
             <w:pPr>
@@ -34186,13 +34867,17 @@
         </w:trPr>
         <w:tc>
           <w:tcPr>
-            <w:tcW w:w="267" w:type="pct"/>
-            <w:noWrap/>
-          </w:tcPr>
-          <w:p>
-            <w:pPr>
-              <w:spacing w:line="240" w:lineRule="auto"/>
-              <w:ind w:firstLineChars="0" w:firstLine="0"/>
+            <w:tcW w:w="276" w:type="pct"/>
+            <w:noWrap/>
+          </w:tcPr>
+          <w:p>
+            <w:pPr>
+              <w:numPr>
+                <w:ilvl w:val="0"/>
+                <w:numId w:val="28"/>
+              </w:numPr>
+              <w:spacing w:line="240" w:lineRule="auto"/>
+              <w:ind w:firstLineChars="0"/>
               <w:jc w:val="center"/>
               <w:rPr>
                 <w:rFonts w:ascii="Calibri" w:hAnsi="Calibri" w:cs="宋体"/>
@@ -34203,22 +34888,11 @@
                 <w:szCs w:val="28"/>
               </w:rPr>
             </w:pPr>
-            <w:r>
-              <w:rPr>
-                <w:rFonts w:ascii="Calibri" w:hAnsi="Calibri" w:cs="宋体" w:hint="eastAsia"/>
-                <w:bCs/>
-                <w:color w:val="000000"/>
-                <w:kern w:val="0"/>
-                <w:sz w:val="21"/>
-                <w:szCs w:val="28"/>
-              </w:rPr>
-              <w:t>19</w:t>
-            </w:r>
-          </w:p>
-        </w:tc>
-        <w:tc>
-          <w:tcPr>
-            <w:tcW w:w="344" w:type="pct"/>
+          </w:p>
+        </w:tc>
+        <w:tc>
+          <w:tcPr>
+            <w:tcW w:w="358" w:type="pct"/>
             <w:noWrap/>
           </w:tcPr>
           <w:p>
@@ -34258,7 +34932,7 @@
         </w:tc>
         <w:tc>
           <w:tcPr>
-            <w:tcW w:w="421" w:type="pct"/>
+            <w:tcW w:w="440" w:type="pct"/>
             <w:noWrap/>
           </w:tcPr>
           <w:p>
@@ -34288,7 +34962,7 @@
         </w:tc>
         <w:tc>
           <w:tcPr>
-            <w:tcW w:w="2110" w:type="pct"/>
+            <w:tcW w:w="1985" w:type="pct"/>
             <w:noWrap/>
           </w:tcPr>
           <w:p>
@@ -34337,7 +35011,7 @@
         </w:tc>
         <w:tc>
           <w:tcPr>
-            <w:tcW w:w="1858" w:type="pct"/>
+            <w:tcW w:w="1941" w:type="pct"/>
           </w:tcPr>
           <w:p>
             <w:pPr>
@@ -34410,13 +35084,17 @@
         </w:trPr>
         <w:tc>
           <w:tcPr>
-            <w:tcW w:w="267" w:type="pct"/>
-            <w:noWrap/>
-          </w:tcPr>
-          <w:p>
-            <w:pPr>
-              <w:spacing w:line="240" w:lineRule="auto"/>
-              <w:ind w:firstLineChars="0" w:firstLine="0"/>
+            <w:tcW w:w="276" w:type="pct"/>
+            <w:noWrap/>
+          </w:tcPr>
+          <w:p>
+            <w:pPr>
+              <w:numPr>
+                <w:ilvl w:val="0"/>
+                <w:numId w:val="28"/>
+              </w:numPr>
+              <w:spacing w:line="240" w:lineRule="auto"/>
+              <w:ind w:firstLineChars="0"/>
               <w:jc w:val="center"/>
               <w:rPr>
                 <w:rFonts w:ascii="Calibri" w:hAnsi="Calibri" w:cs="宋体"/>
@@ -34427,23 +35105,11 @@
                 <w:szCs w:val="28"/>
               </w:rPr>
             </w:pPr>
-            <w:r>
-              <w:rPr>
-                <w:rFonts w:ascii="Calibri" w:hAnsi="Calibri" w:cs="宋体" w:hint="eastAsia"/>
-                <w:bCs/>
-                <w:color w:val="000000"/>
-                <w:kern w:val="0"/>
-                <w:sz w:val="21"/>
-                <w:szCs w:val="28"/>
-              </w:rPr>
-              <w:lastRenderedPageBreak/>
-              <w:t>20</w:t>
-            </w:r>
-          </w:p>
-        </w:tc>
-        <w:tc>
-          <w:tcPr>
-            <w:tcW w:w="344" w:type="pct"/>
+          </w:p>
+        </w:tc>
+        <w:tc>
+          <w:tcPr>
+            <w:tcW w:w="358" w:type="pct"/>
             <w:noWrap/>
           </w:tcPr>
           <w:p>
@@ -34473,7 +35139,7 @@
         </w:tc>
         <w:tc>
           <w:tcPr>
-            <w:tcW w:w="421" w:type="pct"/>
+            <w:tcW w:w="440" w:type="pct"/>
             <w:noWrap/>
           </w:tcPr>
           <w:p>
@@ -34503,7 +35169,7 @@
         </w:tc>
         <w:tc>
           <w:tcPr>
-            <w:tcW w:w="2110" w:type="pct"/>
+            <w:tcW w:w="1985" w:type="pct"/>
             <w:noWrap/>
           </w:tcPr>
           <w:p>
@@ -34572,7 +35238,7 @@
         </w:tc>
         <w:tc>
           <w:tcPr>
-            <w:tcW w:w="1858" w:type="pct"/>
+            <w:tcW w:w="1941" w:type="pct"/>
           </w:tcPr>
           <w:p>
             <w:pPr>
@@ -34645,13 +35311,17 @@
         </w:trPr>
         <w:tc>
           <w:tcPr>
-            <w:tcW w:w="267" w:type="pct"/>
-            <w:noWrap/>
-          </w:tcPr>
-          <w:p>
-            <w:pPr>
-              <w:spacing w:line="240" w:lineRule="auto"/>
-              <w:ind w:firstLineChars="0" w:firstLine="0"/>
+            <w:tcW w:w="276" w:type="pct"/>
+            <w:noWrap/>
+          </w:tcPr>
+          <w:p>
+            <w:pPr>
+              <w:numPr>
+                <w:ilvl w:val="0"/>
+                <w:numId w:val="28"/>
+              </w:numPr>
+              <w:spacing w:line="240" w:lineRule="auto"/>
+              <w:ind w:firstLineChars="0"/>
               <w:jc w:val="center"/>
               <w:rPr>
                 <w:rFonts w:ascii="Calibri" w:hAnsi="Calibri" w:cs="宋体"/>
@@ -34662,22 +35332,273 @@
                 <w:szCs w:val="28"/>
               </w:rPr>
             </w:pPr>
-            <w:r>
-              <w:rPr>
-                <w:rFonts w:ascii="Calibri" w:hAnsi="Calibri" w:cs="宋体" w:hint="eastAsia"/>
+          </w:p>
+        </w:tc>
+        <w:tc>
+          <w:tcPr>
+            <w:tcW w:w="358" w:type="pct"/>
+            <w:noWrap/>
+          </w:tcPr>
+          <w:p>
+            <w:pPr>
+              <w:spacing w:line="240" w:lineRule="auto"/>
+              <w:ind w:firstLineChars="0" w:firstLine="0"/>
+              <w:jc w:val="center"/>
+              <w:rPr>
+                <w:rFonts w:ascii="Calibri" w:hAnsi="Calibri" w:cs="宋体"/>
+                <w:bCs/>
+                <w:color w:val="000000"/>
+                <w:kern w:val="0"/>
+                <w:sz w:val="21"/>
+              </w:rPr>
+            </w:pPr>
+            <w:r>
+              <w:rPr>
+                <w:rFonts w:ascii="Calibri" w:hAnsi="Calibri" w:cs="宋体" w:hint="eastAsia"/>
+                <w:bCs/>
+                <w:color w:val="000000"/>
+                <w:kern w:val="0"/>
+                <w:sz w:val="21"/>
+              </w:rPr>
+              <w:t>0xE6</w:t>
+            </w:r>
+          </w:p>
+        </w:tc>
+        <w:tc>
+          <w:tcPr>
+            <w:tcW w:w="440" w:type="pct"/>
+            <w:noWrap/>
+          </w:tcPr>
+          <w:p>
+            <w:pPr>
+              <w:spacing w:line="240" w:lineRule="auto"/>
+              <w:ind w:firstLineChars="0" w:firstLine="0"/>
+              <w:jc w:val="center"/>
+              <w:rPr>
+                <w:rFonts w:ascii="Calibri" w:hAnsi="Calibri" w:cs="宋体"/>
+                <w:bCs/>
+                <w:color w:val="000000"/>
+                <w:kern w:val="0"/>
+                <w:sz w:val="21"/>
+              </w:rPr>
+            </w:pPr>
+            <w:r>
+              <w:rPr>
+                <w:rFonts w:ascii="Calibri" w:hAnsi="Calibri" w:cs="宋体" w:hint="eastAsia"/>
+                <w:bCs/>
+                <w:color w:val="000000"/>
+                <w:kern w:val="0"/>
+                <w:sz w:val="21"/>
+              </w:rPr>
+              <w:t>1</w:t>
+            </w:r>
+          </w:p>
+        </w:tc>
+        <w:tc>
+          <w:tcPr>
+            <w:tcW w:w="1985" w:type="pct"/>
+            <w:noWrap/>
+          </w:tcPr>
+          <w:p>
+            <w:pPr>
+              <w:spacing w:line="240" w:lineRule="auto"/>
+              <w:ind w:firstLineChars="0" w:firstLine="0"/>
+              <w:rPr>
+                <w:rFonts w:ascii="Calibri" w:hAnsi="Calibri" w:cs="宋体"/>
+                <w:bCs/>
+                <w:color w:val="000000"/>
+                <w:kern w:val="0"/>
+                <w:sz w:val="21"/>
+              </w:rPr>
+            </w:pPr>
+            <w:r>
+              <w:rPr>
+                <w:rFonts w:ascii="Calibri" w:hAnsi="Calibri" w:cs="宋体" w:hint="eastAsia"/>
+                <w:bCs/>
+                <w:color w:val="000000"/>
+                <w:kern w:val="0"/>
+                <w:sz w:val="21"/>
+              </w:rPr>
+              <w:t>收到查询命令后反馈</w:t>
+            </w:r>
+            <w:r>
+              <w:rPr>
+                <w:rFonts w:ascii="Calibri" w:hAnsi="Calibri" w:cs="宋体" w:hint="eastAsia"/>
+                <w:bCs/>
+                <w:color w:val="000000"/>
+                <w:kern w:val="0"/>
+                <w:sz w:val="21"/>
+              </w:rPr>
+              <w:t>当前</w:t>
+            </w:r>
+            <w:r>
+              <w:rPr>
+                <w:rFonts w:ascii="Calibri" w:hAnsi="Calibri" w:cs="宋体" w:hint="eastAsia"/>
+                <w:bCs/>
+                <w:color w:val="000000"/>
+                <w:kern w:val="0"/>
+                <w:sz w:val="21"/>
+              </w:rPr>
+              <w:t>BOOT</w:t>
+            </w:r>
+            <w:r>
+              <w:rPr>
+                <w:rFonts w:ascii="Calibri" w:hAnsi="Calibri" w:cs="宋体" w:hint="eastAsia"/>
+                <w:bCs/>
+                <w:color w:val="000000"/>
+                <w:kern w:val="0"/>
+                <w:sz w:val="21"/>
+              </w:rPr>
+              <w:t>模式</w:t>
+            </w:r>
+          </w:p>
+        </w:tc>
+        <w:tc>
+          <w:tcPr>
+            <w:tcW w:w="1941" w:type="pct"/>
+          </w:tcPr>
+          <w:p>
+            <w:pPr>
+              <w:spacing w:line="240" w:lineRule="auto"/>
+              <w:ind w:firstLineChars="0" w:firstLine="0"/>
+              <w:rPr>
+                <w:rFonts w:ascii="Calibri" w:hAnsi="Calibri" w:cs="宋体"/>
+                <w:bCs/>
+                <w:color w:val="000000"/>
+                <w:kern w:val="0"/>
+                <w:sz w:val="21"/>
+              </w:rPr>
+            </w:pPr>
+            <w:r>
+              <w:rPr>
+                <w:rFonts w:ascii="Calibri" w:hAnsi="Calibri" w:cs="宋体" w:hint="eastAsia"/>
+                <w:bCs/>
+                <w:color w:val="000000"/>
+                <w:kern w:val="0"/>
+                <w:sz w:val="21"/>
+              </w:rPr>
+              <w:t>00</w:t>
+            </w:r>
+            <w:r>
+              <w:rPr>
+                <w:rFonts w:ascii="Calibri" w:hAnsi="Calibri" w:cs="宋体" w:hint="eastAsia"/>
+                <w:bCs/>
+                <w:color w:val="000000"/>
+                <w:kern w:val="0"/>
+                <w:sz w:val="21"/>
+              </w:rPr>
+              <w:t>：</w:t>
+            </w:r>
+            <w:proofErr w:type="spellStart"/>
+            <w:r>
+              <w:rPr>
+                <w:rFonts w:ascii="Calibri" w:hAnsi="Calibri" w:cs="宋体" w:hint="eastAsia"/>
+                <w:bCs/>
+                <w:color w:val="000000"/>
+                <w:kern w:val="0"/>
+                <w:sz w:val="21"/>
+              </w:rPr>
+              <w:t>BootLoader</w:t>
+            </w:r>
+            <w:proofErr w:type="spellEnd"/>
+            <w:r>
+              <w:rPr>
+                <w:rFonts w:ascii="Calibri" w:hAnsi="Calibri" w:cs="宋体" w:hint="eastAsia"/>
+                <w:bCs/>
+                <w:color w:val="000000"/>
+                <w:kern w:val="0"/>
+                <w:sz w:val="21"/>
+              </w:rPr>
+              <w:t>对程序进行升级</w:t>
+            </w:r>
+          </w:p>
+          <w:p>
+            <w:pPr>
+              <w:spacing w:line="240" w:lineRule="auto"/>
+              <w:ind w:firstLineChars="0" w:firstLine="0"/>
+              <w:rPr>
+                <w:rFonts w:ascii="Calibri" w:hAnsi="Calibri" w:cs="宋体"/>
+                <w:bCs/>
+                <w:color w:val="000000"/>
+                <w:kern w:val="0"/>
+                <w:sz w:val="21"/>
+              </w:rPr>
+            </w:pPr>
+            <w:r>
+              <w:rPr>
+                <w:rFonts w:ascii="Calibri" w:hAnsi="Calibri" w:cs="宋体" w:hint="eastAsia"/>
+                <w:bCs/>
+                <w:color w:val="000000"/>
+                <w:kern w:val="0"/>
+                <w:sz w:val="21"/>
+              </w:rPr>
+              <w:t>01</w:t>
+            </w:r>
+            <w:r>
+              <w:rPr>
+                <w:rFonts w:ascii="Calibri" w:hAnsi="Calibri" w:cs="宋体" w:hint="eastAsia"/>
+                <w:bCs/>
+                <w:color w:val="000000"/>
+                <w:kern w:val="0"/>
+                <w:sz w:val="21"/>
+              </w:rPr>
+              <w:t>：</w:t>
+            </w:r>
+            <w:r>
+              <w:rPr>
+                <w:rFonts w:ascii="Calibri" w:hAnsi="Calibri" w:cs="宋体" w:hint="eastAsia"/>
+                <w:bCs/>
+                <w:color w:val="000000"/>
+                <w:kern w:val="0"/>
+                <w:sz w:val="21"/>
+              </w:rPr>
+              <w:t>app</w:t>
+            </w:r>
+            <w:r>
+              <w:rPr>
+                <w:rFonts w:ascii="Calibri" w:hAnsi="Calibri" w:cs="宋体" w:hint="eastAsia"/>
+                <w:bCs/>
+                <w:color w:val="000000"/>
+                <w:kern w:val="0"/>
+                <w:sz w:val="21"/>
+              </w:rPr>
+              <w:t>应用程序</w:t>
+            </w:r>
+          </w:p>
+        </w:tc>
+      </w:tr>
+      <w:tr>
+        <w:trPr>
+          <w:trHeight w:val="369"/>
+        </w:trPr>
+        <w:tc>
+          <w:tcPr>
+            <w:tcW w:w="276" w:type="pct"/>
+            <w:noWrap/>
+          </w:tcPr>
+          <w:p>
+            <w:pPr>
+              <w:numPr>
+                <w:ilvl w:val="0"/>
+                <w:numId w:val="28"/>
+              </w:numPr>
+              <w:spacing w:line="240" w:lineRule="auto"/>
+              <w:ind w:firstLineChars="0"/>
+              <w:jc w:val="center"/>
+              <w:rPr>
+                <w:rFonts w:ascii="Calibri" w:hAnsi="Calibri" w:cs="宋体"/>
                 <w:bCs/>
                 <w:color w:val="000000"/>
                 <w:kern w:val="0"/>
                 <w:sz w:val="21"/>
                 <w:szCs w:val="28"/>
               </w:rPr>
-              <w:t>21</w:t>
-            </w:r>
-          </w:p>
-        </w:tc>
-        <w:tc>
-          <w:tcPr>
-            <w:tcW w:w="344" w:type="pct"/>
+            </w:pPr>
+          </w:p>
+        </w:tc>
+        <w:tc>
+          <w:tcPr>
+            <w:tcW w:w="358" w:type="pct"/>
             <w:noWrap/>
           </w:tcPr>
           <w:p>
@@ -34686,28 +35607,28 @@
               <w:ind w:firstLineChars="0" w:firstLine="0"/>
               <w:jc w:val="center"/>
               <w:rPr>
-                <w:rFonts w:ascii="Calibri" w:hAnsi="Calibri" w:cs="宋体"/>
-                <w:bCs/>
-                <w:color w:val="000000"/>
-                <w:kern w:val="0"/>
-                <w:sz w:val="21"/>
-              </w:rPr>
-            </w:pPr>
-            <w:r>
-              <w:rPr>
-                <w:rFonts w:ascii="Calibri" w:hAnsi="Calibri" w:cs="宋体" w:hint="eastAsia"/>
-                <w:bCs/>
-                <w:color w:val="000000"/>
-                <w:kern w:val="0"/>
-                <w:sz w:val="21"/>
-              </w:rPr>
-              <w:t>0xE6</w:t>
-            </w:r>
-          </w:p>
-        </w:tc>
-        <w:tc>
-          <w:tcPr>
-            <w:tcW w:w="421" w:type="pct"/>
+                <w:rFonts w:ascii="Calibri" w:hAnsi="Calibri" w:cs="宋体" w:hint="eastAsia"/>
+                <w:bCs/>
+                <w:color w:val="000000"/>
+                <w:kern w:val="0"/>
+                <w:sz w:val="21"/>
+              </w:rPr>
+            </w:pPr>
+            <w:r>
+              <w:rPr>
+                <w:rFonts w:ascii="Calibri" w:hAnsi="Calibri" w:cs="宋体" w:hint="eastAsia"/>
+                <w:bCs/>
+                <w:color w:val="000000"/>
+                <w:kern w:val="0"/>
+                <w:sz w:val="21"/>
+              </w:rPr>
+              <w:t>0xE7</w:t>
+            </w:r>
+          </w:p>
+        </w:tc>
+        <w:tc>
+          <w:tcPr>
+            <w:tcW w:w="440" w:type="pct"/>
             <w:noWrap/>
           </w:tcPr>
           <w:p>
@@ -34716,7 +35637,7 @@
               <w:ind w:firstLineChars="0" w:firstLine="0"/>
               <w:jc w:val="center"/>
               <w:rPr>
-                <w:rFonts w:ascii="Calibri" w:hAnsi="Calibri" w:cs="宋体"/>
+                <w:rFonts w:ascii="Calibri" w:hAnsi="Calibri" w:cs="宋体" w:hint="eastAsia"/>
                 <w:bCs/>
                 <w:color w:val="000000"/>
                 <w:kern w:val="0"/>
@@ -34737,88 +35658,78 @@
         </w:tc>
         <w:tc>
           <w:tcPr>
-            <w:tcW w:w="2110" w:type="pct"/>
-            <w:noWrap/>
-          </w:tcPr>
-          <w:p>
-            <w:pPr>
-              <w:spacing w:line="240" w:lineRule="auto"/>
-              <w:ind w:firstLineChars="0" w:firstLine="0"/>
-              <w:rPr>
-                <w:rFonts w:ascii="Calibri" w:hAnsi="Calibri" w:cs="宋体"/>
-                <w:bCs/>
-                <w:color w:val="000000"/>
-                <w:kern w:val="0"/>
-                <w:sz w:val="21"/>
-              </w:rPr>
-            </w:pPr>
-            <w:r>
-              <w:rPr>
-                <w:rFonts w:ascii="Calibri" w:hAnsi="Calibri" w:cs="宋体" w:hint="eastAsia"/>
-                <w:bCs/>
-                <w:color w:val="000000"/>
-                <w:kern w:val="0"/>
-                <w:sz w:val="21"/>
-              </w:rPr>
-              <w:t>收到查询命令后反馈</w:t>
-            </w:r>
-            <w:r>
-              <w:rPr>
-                <w:rFonts w:ascii="Calibri" w:hAnsi="Calibri" w:cs="宋体" w:hint="eastAsia"/>
-                <w:bCs/>
-                <w:color w:val="000000"/>
-                <w:kern w:val="0"/>
-                <w:sz w:val="21"/>
-              </w:rPr>
-              <w:t>当前</w:t>
-            </w:r>
-            <w:r>
-              <w:rPr>
-                <w:rFonts w:ascii="Calibri" w:hAnsi="Calibri" w:cs="宋体" w:hint="eastAsia"/>
-                <w:bCs/>
-                <w:color w:val="000000"/>
-                <w:kern w:val="0"/>
-                <w:sz w:val="21"/>
-              </w:rPr>
-              <w:t>BOOT</w:t>
-            </w:r>
-            <w:r>
-              <w:rPr>
-                <w:rFonts w:ascii="Calibri" w:hAnsi="Calibri" w:cs="宋体" w:hint="eastAsia"/>
-                <w:bCs/>
-                <w:color w:val="000000"/>
-                <w:kern w:val="0"/>
-                <w:sz w:val="21"/>
-              </w:rPr>
-              <w:t>模式</w:t>
-            </w:r>
-          </w:p>
-        </w:tc>
-        <w:tc>
-          <w:tcPr>
-            <w:tcW w:w="1858" w:type="pct"/>
-          </w:tcPr>
-          <w:p>
-            <w:pPr>
-              <w:spacing w:line="240" w:lineRule="auto"/>
-              <w:ind w:firstLineChars="0" w:firstLine="0"/>
-              <w:rPr>
-                <w:rFonts w:ascii="Calibri" w:hAnsi="Calibri" w:cs="宋体"/>
-                <w:bCs/>
-                <w:color w:val="000000"/>
-                <w:kern w:val="0"/>
-                <w:sz w:val="21"/>
-              </w:rPr>
-            </w:pPr>
-            <w:r>
-              <w:rPr>
-                <w:rFonts w:ascii="Calibri" w:hAnsi="Calibri" w:cs="宋体" w:hint="eastAsia"/>
-                <w:bCs/>
-                <w:color w:val="000000"/>
-                <w:kern w:val="0"/>
-                <w:sz w:val="21"/>
-              </w:rPr>
-              <w:t>00</w:t>
+            <w:tcW w:w="1985" w:type="pct"/>
+            <w:noWrap/>
+          </w:tcPr>
+          <w:p>
+            <w:pPr>
+              <w:spacing w:line="240" w:lineRule="auto"/>
+              <w:ind w:firstLineChars="0" w:firstLine="0"/>
+              <w:rPr>
+                <w:rFonts w:ascii="Calibri" w:hAnsi="Calibri" w:cs="宋体" w:hint="eastAsia"/>
+                <w:bCs/>
+                <w:color w:val="000000"/>
+                <w:kern w:val="0"/>
+                <w:sz w:val="21"/>
+              </w:rPr>
+            </w:pPr>
+            <w:r>
+              <w:rPr>
+                <w:rFonts w:ascii="Calibri" w:hAnsi="Calibri" w:cs="宋体" w:hint="eastAsia"/>
+                <w:bCs/>
+                <w:color w:val="000000"/>
+                <w:kern w:val="0"/>
+                <w:sz w:val="21"/>
+              </w:rPr>
+              <w:t>收到查询命令后反馈内触发的脉冲类型</w:t>
+            </w:r>
+          </w:p>
+        </w:tc>
+        <w:tc>
+          <w:tcPr>
+            <w:tcW w:w="1941" w:type="pct"/>
+          </w:tcPr>
+          <w:p>
+            <w:pPr>
+              <w:spacing w:line="240" w:lineRule="auto"/>
+              <w:ind w:firstLineChars="0" w:firstLine="0"/>
+              <w:rPr>
+                <w:rFonts w:ascii="Calibri" w:hAnsi="Calibri" w:cs="宋体" w:hint="eastAsia"/>
+                <w:bCs/>
+                <w:color w:val="000000"/>
+                <w:kern w:val="0"/>
+                <w:sz w:val="21"/>
+              </w:rPr>
+            </w:pPr>
+            <w:r>
+              <w:rPr>
+                <w:rFonts w:ascii="Calibri" w:hAnsi="Calibri" w:cs="宋体" w:hint="eastAsia"/>
+                <w:bCs/>
+                <w:color w:val="000000"/>
+                <w:kern w:val="0"/>
+                <w:sz w:val="21"/>
+              </w:rPr>
+              <w:t>0x55:</w:t>
+            </w:r>
+            <w:r>
+              <w:rPr>
+                <w:rFonts w:ascii="Calibri" w:hAnsi="Calibri" w:cs="宋体" w:hint="eastAsia"/>
+                <w:bCs/>
+                <w:color w:val="000000"/>
+                <w:kern w:val="0"/>
+                <w:sz w:val="21"/>
+              </w:rPr>
+              <w:t>变频；</w:t>
+            </w:r>
+            <w:r>
+              <w:rPr>
+                <w:rFonts w:ascii="Calibri" w:hAnsi="Calibri" w:cs="宋体" w:hint="eastAsia"/>
+                <w:bCs/>
+                <w:color w:val="000000"/>
+                <w:kern w:val="0"/>
+                <w:sz w:val="21"/>
+              </w:rPr>
+              <w:t>0xAA</w:t>
             </w:r>
             <w:r>
               <w:rPr>
@@ -34830,81 +35741,18 @@
               </w:rPr>
               <w:t>：</w:t>
             </w:r>
-            <w:proofErr w:type="spellStart"/>
-            <w:r>
-              <w:rPr>
-                <w:rFonts w:ascii="Calibri" w:hAnsi="Calibri" w:cs="宋体" w:hint="eastAsia"/>
-                <w:bCs/>
-                <w:color w:val="000000"/>
-                <w:kern w:val="0"/>
-                <w:sz w:val="21"/>
-              </w:rPr>
-              <w:t>BootLoader</w:t>
-            </w:r>
-            <w:proofErr w:type="spellEnd"/>
-            <w:r>
-              <w:rPr>
-                <w:rFonts w:ascii="Calibri" w:hAnsi="Calibri" w:cs="宋体" w:hint="eastAsia"/>
-                <w:bCs/>
-                <w:color w:val="000000"/>
-                <w:kern w:val="0"/>
-                <w:sz w:val="21"/>
-              </w:rPr>
-              <w:t>对程序进行升级</w:t>
-            </w:r>
-          </w:p>
-          <w:p>
-            <w:pPr>
-              <w:spacing w:line="240" w:lineRule="auto"/>
-              <w:ind w:firstLineChars="0" w:firstLine="0"/>
-              <w:rPr>
-                <w:rFonts w:ascii="Calibri" w:hAnsi="Calibri" w:cs="宋体"/>
-                <w:bCs/>
-                <w:color w:val="000000"/>
-                <w:kern w:val="0"/>
-                <w:sz w:val="21"/>
-              </w:rPr>
-            </w:pPr>
-            <w:r>
-              <w:rPr>
-                <w:rFonts w:ascii="Calibri" w:hAnsi="Calibri" w:cs="宋体" w:hint="eastAsia"/>
-                <w:bCs/>
-                <w:color w:val="000000"/>
-                <w:kern w:val="0"/>
-                <w:sz w:val="21"/>
-              </w:rPr>
-              <w:t>01</w:t>
-            </w:r>
-            <w:r>
-              <w:rPr>
-                <w:rFonts w:ascii="Calibri" w:hAnsi="Calibri" w:cs="宋体" w:hint="eastAsia"/>
-                <w:bCs/>
-                <w:color w:val="000000"/>
-                <w:kern w:val="0"/>
-                <w:sz w:val="21"/>
-              </w:rPr>
-              <w:t>：</w:t>
-            </w:r>
-            <w:r>
-              <w:rPr>
-                <w:rFonts w:ascii="Calibri" w:hAnsi="Calibri" w:cs="宋体" w:hint="eastAsia"/>
-                <w:bCs/>
-                <w:color w:val="000000"/>
-                <w:kern w:val="0"/>
-                <w:sz w:val="21"/>
-              </w:rPr>
-              <w:t>app</w:t>
-            </w:r>
-            <w:r>
-              <w:rPr>
-                <w:rFonts w:ascii="Calibri" w:hAnsi="Calibri" w:cs="宋体" w:hint="eastAsia"/>
-                <w:bCs/>
-                <w:color w:val="000000"/>
-                <w:kern w:val="0"/>
-                <w:sz w:val="21"/>
-              </w:rPr>
-              <w:t>应用程序</w:t>
-            </w:r>
+            <w:proofErr w:type="gramStart"/>
+            <w:r>
+              <w:rPr>
+                <w:rFonts w:ascii="Calibri" w:hAnsi="Calibri" w:cs="宋体" w:hint="eastAsia"/>
+                <w:bCs/>
+                <w:color w:val="000000"/>
+                <w:kern w:val="0"/>
+                <w:sz w:val="21"/>
+              </w:rPr>
+              <w:t>定频</w:t>
+            </w:r>
+            <w:proofErr w:type="gramEnd"/>
           </w:p>
         </w:tc>
       </w:tr>
@@ -36535,6 +37383,96 @@
     </w:lvl>
   </w:abstractNum>
   <w:abstractNum w:abstractNumId="12" w15:restartNumberingAfterBreak="0">
+    <w:nsid w:val="02483535"/>
+    <w:multiLevelType w:val="hybridMultilevel"/>
+    <w:tmpl w:val="F5627218"/>
+    <w:lvl w:ilvl="0" w:tplc="FFFFFFFF">
+      <w:start w:val="1"/>
+      <w:numFmt w:val="decimal"/>
+      <w:suff w:val="nothing"/>
+      <w:lvlText w:val="%1."/>
+      <w:lvlJc w:val="left"/>
+      <w:pPr>
+        <w:ind w:left="440" w:hanging="440"/>
+      </w:pPr>
+      <w:rPr>
+        <w:rFonts w:hint="eastAsia"/>
+      </w:rPr>
+    </w:lvl>
+    <w:lvl w:ilvl="1" w:tplc="FFFFFFFF" w:tentative="1">
+      <w:start w:val="1"/>
+      <w:numFmt w:val="lowerLetter"/>
+      <w:lvlText w:val="%2)"/>
+      <w:lvlJc w:val="left"/>
+      <w:pPr>
+        <w:ind w:left="880" w:hanging="440"/>
+      </w:pPr>
+    </w:lvl>
+    <w:lvl w:ilvl="2" w:tplc="FFFFFFFF" w:tentative="1">
+      <w:start w:val="1"/>
+      <w:numFmt w:val="lowerRoman"/>
+      <w:lvlText w:val="%3."/>
+      <w:lvlJc w:val="right"/>
+      <w:pPr>
+        <w:ind w:left="1320" w:hanging="440"/>
+      </w:pPr>
+    </w:lvl>
+    <w:lvl w:ilvl="3" w:tplc="FFFFFFFF" w:tentative="1">
+      <w:start w:val="1"/>
+      <w:numFmt w:val="decimal"/>
+      <w:lvlText w:val="%4."/>
+      <w:lvlJc w:val="left"/>
+      <w:pPr>
+        <w:ind w:left="1760" w:hanging="440"/>
+      </w:pPr>
+    </w:lvl>
+    <w:lvl w:ilvl="4" w:tplc="FFFFFFFF" w:tentative="1">
+      <w:start w:val="1"/>
+      <w:numFmt w:val="lowerLetter"/>
+      <w:lvlText w:val="%5)"/>
+      <w:lvlJc w:val="left"/>
+      <w:pPr>
+        <w:ind w:left="2200" w:hanging="440"/>
+      </w:pPr>
+    </w:lvl>
+    <w:lvl w:ilvl="5" w:tplc="FFFFFFFF" w:tentative="1">
+      <w:start w:val="1"/>
+      <w:numFmt w:val="lowerRoman"/>
+      <w:lvlText w:val="%6."/>
+      <w:lvlJc w:val="right"/>
+      <w:pPr>
+        <w:ind w:left="2640" w:hanging="440"/>
+      </w:pPr>
+    </w:lvl>
+    <w:lvl w:ilvl="6" w:tplc="FFFFFFFF" w:tentative="1">
+      <w:start w:val="1"/>
+      <w:numFmt w:val="decimal"/>
+      <w:lvlText w:val="%7."/>
+      <w:lvlJc w:val="left"/>
+      <w:pPr>
+        <w:ind w:left="3080" w:hanging="440"/>
+      </w:pPr>
+    </w:lvl>
+    <w:lvl w:ilvl="7" w:tplc="FFFFFFFF" w:tentative="1">
+      <w:start w:val="1"/>
+      <w:numFmt w:val="lowerLetter"/>
+      <w:lvlText w:val="%8)"/>
+      <w:lvlJc w:val="left"/>
+      <w:pPr>
+        <w:ind w:left="3520" w:hanging="440"/>
+      </w:pPr>
+    </w:lvl>
+    <w:lvl w:ilvl="8" w:tplc="FFFFFFFF" w:tentative="1">
+      <w:start w:val="1"/>
+      <w:numFmt w:val="lowerRoman"/>
+      <w:lvlText w:val="%9."/>
+      <w:lvlJc w:val="right"/>
+      <w:pPr>
+        <w:ind w:left="3960" w:hanging="440"/>
+      </w:pPr>
+    </w:lvl>
+  </w:abstractNum>
+  <w:abstractNum w:abstractNumId="13" w15:restartNumberingAfterBreak="0">
     <w:nsid w:val="050F3738"/>
     <w:multiLevelType w:val="hybridMultilevel"/>
     <w:tmpl w:val="239EECD8"/>
@@ -36620,7 +37558,7 @@
       </w:pPr>
     </w:lvl>
   </w:abstractNum>
-  <w:abstractNum w:abstractNumId="13" w15:restartNumberingAfterBreak="0">
+  <w:abstractNum w:abstractNumId="14" w15:restartNumberingAfterBreak="0">
     <w:nsid w:val="11E95667"/>
     <w:multiLevelType w:val="hybridMultilevel"/>
     <w:tmpl w:val="50E82920"/>
@@ -36710,7 +37648,7 @@
       </w:pPr>
     </w:lvl>
   </w:abstractNum>
-  <w:abstractNum w:abstractNumId="14" w15:restartNumberingAfterBreak="0">
+  <w:abstractNum w:abstractNumId="15" w15:restartNumberingAfterBreak="0">
     <w:nsid w:val="1AC5377F"/>
     <w:multiLevelType w:val="multilevel"/>
     <w:tmpl w:val="1AC5377F"/>
@@ -36840,7 +37778,7 @@
       </w:pPr>
     </w:lvl>
   </w:abstractNum>
-  <w:abstractNum w:abstractNumId="15" w15:restartNumberingAfterBreak="0">
+  <w:abstractNum w:abstractNumId="16" w15:restartNumberingAfterBreak="0">
     <w:nsid w:val="244C285A"/>
     <w:multiLevelType w:val="multilevel"/>
     <w:tmpl w:val="244C285A"/>
@@ -37092,7 +38030,7 @@
       </w:rPr>
     </w:lvl>
   </w:abstractNum>
-  <w:abstractNum w:abstractNumId="16" w15:restartNumberingAfterBreak="0">
+  <w:abstractNum w:abstractNumId="17" w15:restartNumberingAfterBreak="0">
     <w:nsid w:val="280045D1"/>
     <w:multiLevelType w:val="multilevel"/>
     <w:tmpl w:val="280045D1"/>
@@ -37352,7 +38290,7 @@
       </w:rPr>
     </w:lvl>
   </w:abstractNum>
-  <w:abstractNum w:abstractNumId="17" w15:restartNumberingAfterBreak="0">
+  <w:abstractNum w:abstractNumId="18" w15:restartNumberingAfterBreak="0">
     <w:nsid w:val="2B411BF6"/>
     <w:multiLevelType w:val="hybridMultilevel"/>
     <w:tmpl w:val="50E82920"/>
@@ -37442,7 +38380,7 @@
       </w:pPr>
     </w:lvl>
   </w:abstractNum>
-  <w:abstractNum w:abstractNumId="18" w15:restartNumberingAfterBreak="0">
+  <w:abstractNum w:abstractNumId="19" w15:restartNumberingAfterBreak="0">
     <w:nsid w:val="43B24A5B"/>
     <w:multiLevelType w:val="multilevel"/>
     <w:tmpl w:val="43B24A5B"/>
@@ -37572,7 +38510,7 @@
       </w:pPr>
     </w:lvl>
   </w:abstractNum>
-  <w:abstractNum w:abstractNumId="19" w15:restartNumberingAfterBreak="0">
+  <w:abstractNum w:abstractNumId="20" w15:restartNumberingAfterBreak="0">
     <w:nsid w:val="496E4D7B"/>
     <w:multiLevelType w:val="multilevel"/>
     <w:tmpl w:val="496E4D7B"/>
@@ -37692,7 +38630,7 @@
       </w:pPr>
     </w:lvl>
   </w:abstractNum>
-  <w:abstractNum w:abstractNumId="20" w15:restartNumberingAfterBreak="0">
+  <w:abstractNum w:abstractNumId="21" w15:restartNumberingAfterBreak="0">
     <w:nsid w:val="58521159"/>
     <w:multiLevelType w:val="multilevel"/>
     <w:tmpl w:val="58521159"/>
@@ -37949,7 +38887,7 @@
       </w:rPr>
     </w:lvl>
   </w:abstractNum>
-  <w:abstractNum w:abstractNumId="21" w15:restartNumberingAfterBreak="0">
+  <w:abstractNum w:abstractNumId="22" w15:restartNumberingAfterBreak="0">
     <w:nsid w:val="6BFF5C6E"/>
     <w:multiLevelType w:val="multilevel"/>
     <w:tmpl w:val="6BFF5C6E"/>
@@ -38035,7 +38973,7 @@
       </w:pPr>
     </w:lvl>
   </w:abstractNum>
-  <w:abstractNum w:abstractNumId="22" w15:restartNumberingAfterBreak="0">
+  <w:abstractNum w:abstractNumId="23" w15:restartNumberingAfterBreak="0">
     <w:nsid w:val="6CF53B3B"/>
     <w:multiLevelType w:val="multilevel"/>
     <w:tmpl w:val="6CF53B3B"/>
@@ -38121,7 +39059,97 @@
       </w:pPr>
     </w:lvl>
   </w:abstractNum>
-  <w:abstractNum w:abstractNumId="23" w15:restartNumberingAfterBreak="0">
+  <w:abstractNum w:abstractNumId="24" w15:restartNumberingAfterBreak="0">
+    <w:nsid w:val="78BA5625"/>
+    <w:multiLevelType w:val="hybridMultilevel"/>
+    <w:tmpl w:val="F5627218"/>
+    <w:lvl w:ilvl="0" w:tplc="4CF0E7EA">
+      <w:start w:val="1"/>
+      <w:numFmt w:val="decimal"/>
+      <w:suff w:val="nothing"/>
+      <w:lvlText w:val="%1."/>
+      <w:lvlJc w:val="left"/>
+      <w:pPr>
+        <w:ind w:left="440" w:hanging="440"/>
+      </w:pPr>
+      <w:rPr>
+        <w:rFonts w:hint="eastAsia"/>
+      </w:rPr>
+    </w:lvl>
+    <w:lvl w:ilvl="1" w:tplc="04090019" w:tentative="1">
+      <w:start w:val="1"/>
+      <w:numFmt w:val="lowerLetter"/>
+      <w:lvlText w:val="%2)"/>
+      <w:lvlJc w:val="left"/>
+      <w:pPr>
+        <w:ind w:left="880" w:hanging="440"/>
+      </w:pPr>
+    </w:lvl>
+    <w:lvl w:ilvl="2" w:tplc="0409001B" w:tentative="1">
+      <w:start w:val="1"/>
+      <w:numFmt w:val="lowerRoman"/>
+      <w:lvlText w:val="%3."/>
+      <w:lvlJc w:val="right"/>
+      <w:pPr>
+        <w:ind w:left="1320" w:hanging="440"/>
+      </w:pPr>
+    </w:lvl>
+    <w:lvl w:ilvl="3" w:tplc="0409000F" w:tentative="1">
+      <w:start w:val="1"/>
+      <w:numFmt w:val="decimal"/>
+      <w:lvlText w:val="%4."/>
+      <w:lvlJc w:val="left"/>
+      <w:pPr>
+        <w:ind w:left="1760" w:hanging="440"/>
+      </w:pPr>
+    </w:lvl>
+    <w:lvl w:ilvl="4" w:tplc="04090019" w:tentative="1">
+      <w:start w:val="1"/>
+      <w:numFmt w:val="lowerLetter"/>
+      <w:lvlText w:val="%5)"/>
+      <w:lvlJc w:val="left"/>
+      <w:pPr>
+        <w:ind w:left="2200" w:hanging="440"/>
+      </w:pPr>
+    </w:lvl>
+    <w:lvl w:ilvl="5" w:tplc="0409001B" w:tentative="1">
+      <w:start w:val="1"/>
+      <w:numFmt w:val="lowerRoman"/>
+      <w:lvlText w:val="%6."/>
+      <w:lvlJc w:val="right"/>
+      <w:pPr>
+        <w:ind w:left="2640" w:hanging="440"/>
+      </w:pPr>
+    </w:lvl>
+    <w:lvl w:ilvl="6" w:tplc="0409000F" w:tentative="1">
+      <w:start w:val="1"/>
+      <w:numFmt w:val="decimal"/>
+      <w:lvlText w:val="%7."/>
+      <w:lvlJc w:val="left"/>
+      <w:pPr>
+        <w:ind w:left="3080" w:hanging="440"/>
+      </w:pPr>
+    </w:lvl>
+    <w:lvl w:ilvl="7" w:tplc="04090019" w:tentative="1">
+      <w:start w:val="1"/>
+      <w:numFmt w:val="lowerLetter"/>
+      <w:lvlText w:val="%8)"/>
+      <w:lvlJc w:val="left"/>
+      <w:pPr>
+        <w:ind w:left="3520" w:hanging="440"/>
+      </w:pPr>
+    </w:lvl>
+    <w:lvl w:ilvl="8" w:tplc="0409001B" w:tentative="1">
+      <w:start w:val="1"/>
+      <w:numFmt w:val="lowerRoman"/>
+      <w:lvlText w:val="%9."/>
+      <w:lvlJc w:val="right"/>
+      <w:pPr>
+        <w:ind w:left="3960" w:hanging="440"/>
+      </w:pPr>
+    </w:lvl>
+  </w:abstractNum>
+  <w:abstractNum w:abstractNumId="25" w15:restartNumberingAfterBreak="0">
     <w:nsid w:val="7E91650C"/>
     <w:multiLevelType w:val="multilevel"/>
     <w:tmpl w:val="7E91650C"/>
@@ -38271,7 +39299,7 @@
     <w:abstractNumId w:val="10"/>
   </w:num>
   <w:num w:numId="3" w16cid:durableId="603922101">
-    <w:abstractNumId w:val="16"/>
+    <w:abstractNumId w:val="17"/>
   </w:num>
   <w:num w:numId="4" w16cid:durableId="1032270903">
     <w:abstractNumId w:val="4"/>
@@ -38292,7 +39320,7 @@
     <w:abstractNumId w:val="7"/>
   </w:num>
   <w:num w:numId="10" w16cid:durableId="1390880589">
-    <w:abstractNumId w:val="23"/>
+    <w:abstractNumId w:val="25"/>
   </w:num>
   <w:num w:numId="11" w16cid:durableId="1555893221">
     <w:abstractNumId w:val="8"/>
@@ -38304,28 +39332,28 @@
     <w:abstractNumId w:val="11"/>
   </w:num>
   <w:num w:numId="14" w16cid:durableId="574826622">
-    <w:abstractNumId w:val="20"/>
+    <w:abstractNumId w:val="21"/>
   </w:num>
   <w:num w:numId="15" w16cid:durableId="787088743">
-    <w:abstractNumId w:val="15"/>
+    <w:abstractNumId w:val="16"/>
   </w:num>
   <w:num w:numId="16" w16cid:durableId="1967736550">
     <w:abstractNumId w:val="0"/>
   </w:num>
   <w:num w:numId="17" w16cid:durableId="579994146">
-    <w:abstractNumId w:val="14"/>
+    <w:abstractNumId w:val="15"/>
   </w:num>
   <w:num w:numId="18" w16cid:durableId="75438870">
-    <w:abstractNumId w:val="18"/>
+    <w:abstractNumId w:val="19"/>
   </w:num>
   <w:num w:numId="19" w16cid:durableId="1294825601">
-    <w:abstractNumId w:val="19"/>
+    <w:abstractNumId w:val="20"/>
   </w:num>
   <w:num w:numId="20" w16cid:durableId="1303849416">
-    <w:abstractNumId w:val="21"/>
+    <w:abstractNumId w:val="22"/>
   </w:num>
   <w:num w:numId="21" w16cid:durableId="567620468">
-    <w:abstractNumId w:val="22"/>
+    <w:abstractNumId w:val="23"/>
   </w:num>
   <w:num w:numId="22" w16cid:durableId="584189003">
     <w:abstractNumId w:val="2"/>
@@ -38361,13 +39389,19 @@
     <w:abstractNumId w:val="2"/>
   </w:num>
   <w:num w:numId="24" w16cid:durableId="2111076980">
-    <w:abstractNumId w:val="12"/>
+    <w:abstractNumId w:val="13"/>
   </w:num>
   <w:num w:numId="25" w16cid:durableId="1960331782">
-    <w:abstractNumId w:val="17"/>
+    <w:abstractNumId w:val="18"/>
   </w:num>
   <w:num w:numId="26" w16cid:durableId="1968121944">
-    <w:abstractNumId w:val="13"/>
+    <w:abstractNumId w:val="14"/>
+  </w:num>
+  <w:num w:numId="27" w16cid:durableId="1578662215">
+    <w:abstractNumId w:val="24"/>
+  </w:num>
+  <w:num w:numId="28" w16cid:durableId="1886984677">
+    <w:abstractNumId w:val="12"/>
   </w:num>
 </w:numbering>
 </file>

--- a/Doc/激光器通信协议_20260226.docx
+++ b/Doc/激光器通信协议_20260226.docx
@@ -412,7 +412,7 @@
             <v:path o:extrusionok="f" gradientshapeok="t" o:connecttype="rect"/>
             <o:lock v:ext="edit" aspectratio="t"/>
           </v:shapetype>
-          <v:shape id="图片 1" o:spid="_x0000_i1025" type="#_x0000_t75" style="width:395.7pt;height:138.25pt;visibility:visible">
+          <v:shape id="图片 1" o:spid="_x0000_i1025" type="#_x0000_t75" style="width:396pt;height:138.1pt;visibility:visible">
             <v:imagedata r:id="rId8" o:title=""/>
           </v:shape>
         </w:pict>
@@ -1758,25 +1758,7 @@
           <w:bCs/>
           <w:color w:val="000000"/>
         </w:rPr>
-        <w:t>；数据长度指的是数据的长度，如果没有，</w:t>
-      </w:r>
-      <w:proofErr w:type="gramStart"/>
-      <w:r>
-        <w:rPr>
-          <w:rFonts w:hint="eastAsia"/>
-          <w:bCs/>
-          <w:color w:val="000000"/>
-        </w:rPr>
-        <w:t>则数据</w:t>
-      </w:r>
-      <w:proofErr w:type="gramEnd"/>
-      <w:r>
-        <w:rPr>
-          <w:rFonts w:hint="eastAsia"/>
-          <w:bCs/>
-          <w:color w:val="000000"/>
-        </w:rPr>
-        <w:t>长度为零；数据长度不包括自动添加的字符；数据长度不包括校验数据。</w:t>
+        <w:t>；数据长度指的是数据的长度，如果没有，则数据长度为零；数据长度不包括自动添加的字符；数据长度不包括校验数据。</w:t>
       </w:r>
     </w:p>
     <w:p>
@@ -1842,25 +1824,7 @@
           <w:bCs/>
           <w:color w:val="000000"/>
         </w:rPr>
-        <w:t>：命令中</w:t>
-      </w:r>
-      <w:proofErr w:type="gramStart"/>
-      <w:r>
-        <w:rPr>
-          <w:rFonts w:hint="eastAsia"/>
-          <w:bCs/>
-          <w:color w:val="000000"/>
-        </w:rPr>
-        <w:t>若数据</w:t>
-      </w:r>
-      <w:proofErr w:type="gramEnd"/>
-      <w:r>
-        <w:rPr>
-          <w:rFonts w:hint="eastAsia"/>
-          <w:bCs/>
-          <w:color w:val="000000"/>
-        </w:rPr>
-        <w:t>长度为</w:t>
+        <w:t>：命令中若数据长度为</w:t>
       </w:r>
       <w:r>
         <w:rPr>
@@ -1908,16 +1872,7 @@
           <w:bCs/>
           <w:color w:val="000000"/>
         </w:rPr>
-        <w:t>字节累加</w:t>
-      </w:r>
-      <w:proofErr w:type="gramStart"/>
-      <w:r>
-        <w:rPr>
-          <w:rFonts w:hint="eastAsia"/>
-          <w:bCs/>
-          <w:color w:val="000000"/>
-        </w:rPr>
-        <w:t>和取低</w:t>
+        <w:t>字节累加和取低</w:t>
       </w:r>
       <w:r>
         <w:rPr>
@@ -1933,16 +1888,7 @@
           <w:bCs/>
           <w:color w:val="000000"/>
         </w:rPr>
-        <w:t>位</w:t>
-      </w:r>
-      <w:proofErr w:type="gramEnd"/>
-      <w:r>
-        <w:rPr>
-          <w:rFonts w:hint="eastAsia"/>
-          <w:bCs/>
-          <w:color w:val="000000"/>
-        </w:rPr>
-        <w:t>；</w:t>
+        <w:t>位；</w:t>
       </w:r>
     </w:p>
     <w:p>
@@ -2138,23 +2084,7 @@
           <w:rFonts w:ascii="宋体" w:hAnsi="宋体" w:hint="eastAsia"/>
           <w:color w:val="000000"/>
         </w:rPr>
-        <w:t>向激光器单元发送的命令</w:t>
-      </w:r>
-      <w:proofErr w:type="gramStart"/>
-      <w:r>
-        <w:rPr>
-          <w:rFonts w:ascii="宋体" w:hAnsi="宋体" w:hint="eastAsia"/>
-          <w:color w:val="000000"/>
-        </w:rPr>
-        <w:t>帧</w:t>
-      </w:r>
-      <w:proofErr w:type="gramEnd"/>
-      <w:r>
-        <w:rPr>
-          <w:rFonts w:ascii="宋体" w:hAnsi="宋体" w:hint="eastAsia"/>
-          <w:color w:val="000000"/>
-        </w:rPr>
-        <w:t>内容定义如下表</w:t>
+        <w:t>向激光器单元发送的命令帧内容定义如下表</w:t>
       </w:r>
       <w:r>
         <w:rPr>
@@ -4445,27 +4375,15 @@
                 <w:sz w:val="21"/>
               </w:rPr>
             </w:pPr>
-            <w:proofErr w:type="gramStart"/>
-            <w:r>
-              <w:rPr>
-                <w:rFonts w:ascii="Calibri" w:hAnsi="Calibri" w:cs="宋体" w:hint="eastAsia"/>
-                <w:bCs/>
-                <w:color w:val="000000"/>
-                <w:kern w:val="0"/>
-                <w:sz w:val="21"/>
-              </w:rPr>
-              <w:t>设置第</w:t>
-            </w:r>
-            <w:proofErr w:type="gramEnd"/>
-            <w:r>
-              <w:rPr>
-                <w:rFonts w:ascii="Calibri" w:hAnsi="Calibri" w:cs="宋体" w:hint="eastAsia"/>
-                <w:bCs/>
-                <w:color w:val="000000"/>
-                <w:kern w:val="0"/>
-                <w:sz w:val="21"/>
-              </w:rPr>
-              <w:t>一路</w:t>
+            <w:r>
+              <w:rPr>
+                <w:rFonts w:ascii="Calibri" w:hAnsi="Calibri" w:cs="宋体" w:hint="eastAsia"/>
+                <w:bCs/>
+                <w:color w:val="000000"/>
+                <w:kern w:val="0"/>
+                <w:sz w:val="21"/>
+              </w:rPr>
+              <w:t>设置第一路</w:t>
             </w:r>
             <w:r>
               <w:rPr>
@@ -14038,7 +13956,6 @@
               </w:rPr>
               <w:t>：</w:t>
             </w:r>
-            <w:proofErr w:type="spellStart"/>
             <w:r>
               <w:rPr>
                 <w:rFonts w:ascii="Calibri" w:hAnsi="Calibri" w:cs="宋体" w:hint="eastAsia"/>
@@ -14049,7 +13966,6 @@
               </w:rPr>
               <w:t>BootLoader</w:t>
             </w:r>
-            <w:proofErr w:type="spellEnd"/>
             <w:r>
               <w:rPr>
                 <w:rFonts w:ascii="Calibri" w:hAnsi="Calibri" w:cs="宋体" w:hint="eastAsia"/>
@@ -14344,7 +14260,7 @@
               <w:ind w:firstLineChars="0" w:firstLine="0"/>
               <w:jc w:val="center"/>
               <w:rPr>
-                <w:rFonts w:ascii="Calibri" w:hAnsi="Calibri" w:cs="宋体" w:hint="eastAsia"/>
+                <w:rFonts w:ascii="Calibri" w:hAnsi="Calibri" w:cs="宋体"/>
                 <w:bCs/>
                 <w:color w:val="000000"/>
                 <w:kern w:val="0"/>
@@ -14635,17 +14551,7 @@
                 <w:kern w:val="0"/>
                 <w:sz w:val="21"/>
               </w:rPr>
-              <w:t>LD</w:t>
-            </w:r>
-            <w:r>
-              <w:rPr>
-                <w:rFonts w:ascii="Calibri" w:hAnsi="Calibri" w:cs="宋体" w:hint="eastAsia"/>
-                <w:bCs/>
-                <w:color w:val="000000"/>
-                <w:kern w:val="0"/>
-                <w:sz w:val="21"/>
-              </w:rPr>
-              <w:t>2</w:t>
+              <w:t>LD2</w:t>
             </w:r>
             <w:r>
               <w:rPr>
@@ -14888,7 +14794,7 @@
               <w:ind w:firstLineChars="0" w:firstLine="0"/>
               <w:jc w:val="center"/>
               <w:rPr>
-                <w:rFonts w:ascii="Calibri" w:hAnsi="Calibri" w:cs="宋体" w:hint="eastAsia"/>
+                <w:rFonts w:ascii="Calibri" w:hAnsi="Calibri" w:cs="宋体"/>
                 <w:bCs/>
                 <w:color w:val="000000"/>
                 <w:kern w:val="0"/>
@@ -14918,7 +14824,7 @@
               <w:ind w:firstLineChars="0" w:firstLine="0"/>
               <w:jc w:val="center"/>
               <w:rPr>
-                <w:rFonts w:ascii="Calibri" w:hAnsi="Calibri" w:cs="宋体" w:hint="eastAsia"/>
+                <w:rFonts w:ascii="Calibri" w:hAnsi="Calibri" w:cs="宋体"/>
                 <w:bCs/>
                 <w:color w:val="000000"/>
                 <w:kern w:val="0"/>
@@ -14947,7 +14853,7 @@
               <w:spacing w:line="240" w:lineRule="auto"/>
               <w:ind w:firstLineChars="0" w:firstLine="0"/>
               <w:rPr>
-                <w:rFonts w:ascii="Calibri" w:hAnsi="Calibri" w:cs="宋体" w:hint="eastAsia"/>
+                <w:rFonts w:ascii="Calibri" w:hAnsi="Calibri" w:cs="宋体"/>
                 <w:bCs/>
                 <w:color w:val="000000"/>
                 <w:kern w:val="0"/>
@@ -15016,7 +14922,7 @@
               <w:spacing w:line="240" w:lineRule="auto"/>
               <w:ind w:firstLineChars="0" w:firstLine="0"/>
               <w:rPr>
-                <w:rFonts w:ascii="Calibri" w:hAnsi="Calibri" w:cs="宋体" w:hint="eastAsia"/>
+                <w:rFonts w:ascii="Calibri" w:hAnsi="Calibri" w:cs="宋体"/>
                 <w:bCs/>
                 <w:color w:val="000000"/>
                 <w:kern w:val="0"/>
@@ -15073,7 +14979,6 @@
               </w:rPr>
               <w:t>：</w:t>
             </w:r>
-            <w:proofErr w:type="gramStart"/>
             <w:r>
               <w:rPr>
                 <w:rFonts w:ascii="Calibri" w:hAnsi="Calibri" w:cs="宋体" w:hint="eastAsia"/>
@@ -15084,7 +14989,6 @@
               </w:rPr>
               <w:t>定频</w:t>
             </w:r>
-            <w:proofErr w:type="gramEnd"/>
           </w:p>
         </w:tc>
       </w:tr>
@@ -15128,7 +15032,7 @@
               <w:ind w:firstLineChars="0" w:firstLine="0"/>
               <w:jc w:val="center"/>
               <w:rPr>
-                <w:rFonts w:ascii="Calibri" w:hAnsi="Calibri" w:cs="宋体" w:hint="eastAsia"/>
+                <w:rFonts w:ascii="Calibri" w:hAnsi="Calibri" w:cs="宋体"/>
                 <w:bCs/>
                 <w:color w:val="000000"/>
                 <w:kern w:val="0"/>
@@ -15158,7 +15062,7 @@
               <w:ind w:firstLineChars="0" w:firstLine="0"/>
               <w:jc w:val="center"/>
               <w:rPr>
-                <w:rFonts w:ascii="Calibri" w:hAnsi="Calibri" w:cs="宋体" w:hint="eastAsia"/>
+                <w:rFonts w:ascii="Calibri" w:hAnsi="Calibri" w:cs="宋体"/>
                 <w:bCs/>
                 <w:color w:val="000000"/>
                 <w:kern w:val="0"/>
@@ -15187,7 +15091,7 @@
               <w:spacing w:line="240" w:lineRule="auto"/>
               <w:ind w:firstLineChars="0" w:firstLine="0"/>
               <w:rPr>
-                <w:rFonts w:ascii="Calibri" w:hAnsi="Calibri" w:cs="宋体" w:hint="eastAsia"/>
+                <w:rFonts w:ascii="Calibri" w:hAnsi="Calibri" w:cs="宋体"/>
                 <w:bCs/>
                 <w:color w:val="000000"/>
                 <w:kern w:val="0"/>
@@ -15216,32 +15120,22 @@
               <w:spacing w:line="240" w:lineRule="auto"/>
               <w:ind w:firstLineChars="0" w:firstLine="0"/>
               <w:rPr>
-                <w:rFonts w:ascii="Calibri" w:hAnsi="Calibri" w:cs="宋体" w:hint="eastAsia"/>
-                <w:bCs/>
-                <w:color w:val="000000"/>
-                <w:kern w:val="0"/>
-                <w:sz w:val="21"/>
-              </w:rPr>
-            </w:pPr>
-            <w:r>
-              <w:rPr>
-                <w:rFonts w:ascii="Calibri" w:hAnsi="Calibri" w:cs="宋体" w:hint="eastAsia"/>
-                <w:bCs/>
-                <w:color w:val="000000"/>
-                <w:kern w:val="0"/>
-                <w:sz w:val="21"/>
-              </w:rPr>
-              <w:t>查询内</w:t>
-            </w:r>
-            <w:r>
-              <w:rPr>
-                <w:rFonts w:ascii="Calibri" w:hAnsi="Calibri" w:cs="宋体" w:hint="eastAsia"/>
-                <w:bCs/>
-                <w:color w:val="000000"/>
-                <w:kern w:val="0"/>
-                <w:sz w:val="21"/>
-              </w:rPr>
-              <w:t>触发</w:t>
+                <w:rFonts w:ascii="Calibri" w:hAnsi="Calibri" w:cs="宋体"/>
+                <w:bCs/>
+                <w:color w:val="000000"/>
+                <w:kern w:val="0"/>
+                <w:sz w:val="21"/>
+              </w:rPr>
+            </w:pPr>
+            <w:r>
+              <w:rPr>
+                <w:rFonts w:ascii="Calibri" w:hAnsi="Calibri" w:cs="宋体" w:hint="eastAsia"/>
+                <w:bCs/>
+                <w:color w:val="000000"/>
+                <w:kern w:val="0"/>
+                <w:sz w:val="21"/>
+              </w:rPr>
+              <w:t>查询内触发</w:t>
             </w:r>
             <w:r>
               <w:rPr>
@@ -15438,27 +15332,7 @@
           <w:sz w:val="21"/>
           <w:szCs w:val="21"/>
         </w:rPr>
-        <w:t>当前包发送完毕，并收到当前包烧</w:t>
-      </w:r>
-      <w:proofErr w:type="gramStart"/>
-      <w:r>
-        <w:rPr>
-          <w:rFonts w:ascii="宋体" w:hAnsi="宋体" w:hint="eastAsia"/>
-          <w:bCs/>
-          <w:sz w:val="21"/>
-          <w:szCs w:val="21"/>
-        </w:rPr>
-        <w:t>录完成</w:t>
-      </w:r>
-      <w:proofErr w:type="gramEnd"/>
-      <w:r>
-        <w:rPr>
-          <w:rFonts w:ascii="宋体" w:hAnsi="宋体" w:hint="eastAsia"/>
-          <w:bCs/>
-          <w:sz w:val="21"/>
-          <w:szCs w:val="21"/>
-        </w:rPr>
-        <w:t>指令后（</w:t>
+        <w:t>当前包发送完毕，并收到当前包烧录完成指令后（</w:t>
       </w:r>
       <w:r>
         <w:rPr>
@@ -15602,19 +15476,8 @@
           <w:sz w:val="21"/>
           <w:szCs w:val="21"/>
         </w:rPr>
-        <w:t>的整数</w:t>
+        <w:t>的整数倍</w:t>
       </w:r>
-      <w:proofErr w:type="gramStart"/>
-      <w:r>
-        <w:rPr>
-          <w:rFonts w:ascii="宋体" w:hAnsi="宋体" w:hint="eastAsia"/>
-          <w:bCs/>
-          <w:sz w:val="21"/>
-          <w:szCs w:val="21"/>
-        </w:rPr>
-        <w:t>倍</w:t>
-      </w:r>
-      <w:proofErr w:type="gramEnd"/>
       <w:r>
         <w:rPr>
           <w:rFonts w:ascii="宋体" w:hAnsi="宋体" w:hint="eastAsia"/>
@@ -16024,7 +15887,6 @@
                 <w:szCs w:val="21"/>
               </w:rPr>
             </w:pPr>
-            <w:proofErr w:type="gramStart"/>
             <w:r>
               <w:rPr>
                 <w:rFonts w:ascii="宋体" w:hAnsi="宋体" w:hint="eastAsia"/>
@@ -16032,17 +15894,7 @@
                 <w:sz w:val="21"/>
                 <w:szCs w:val="21"/>
               </w:rPr>
-              <w:t>升级包总包数</w:t>
-            </w:r>
-            <w:proofErr w:type="gramEnd"/>
-            <w:r>
-              <w:rPr>
-                <w:rFonts w:ascii="宋体" w:hAnsi="宋体" w:hint="eastAsia"/>
-                <w:bCs/>
-                <w:sz w:val="21"/>
-                <w:szCs w:val="21"/>
-              </w:rPr>
-              <w:t>，uint16</w:t>
+              <w:t>升级包总包数，uint16</w:t>
             </w:r>
           </w:p>
         </w:tc>
@@ -16144,27 +15996,7 @@
                 <w:sz w:val="21"/>
                 <w:szCs w:val="21"/>
               </w:rPr>
-              <w:t>升级数据（需要为32Byte的整数</w:t>
-            </w:r>
-            <w:proofErr w:type="gramStart"/>
-            <w:r>
-              <w:rPr>
-                <w:rFonts w:ascii="宋体" w:hAnsi="宋体" w:hint="eastAsia"/>
-                <w:bCs/>
-                <w:sz w:val="21"/>
-                <w:szCs w:val="21"/>
-              </w:rPr>
-              <w:t>倍</w:t>
-            </w:r>
-            <w:proofErr w:type="gramEnd"/>
-            <w:r>
-              <w:rPr>
-                <w:rFonts w:ascii="宋体" w:hAnsi="宋体" w:hint="eastAsia"/>
-                <w:bCs/>
-                <w:sz w:val="21"/>
-                <w:szCs w:val="21"/>
-              </w:rPr>
-              <w:t>）</w:t>
+              <w:t>升级数据（需要为32Byte的整数倍）</w:t>
             </w:r>
           </w:p>
         </w:tc>
@@ -16473,7 +16305,6 @@
                 <w:szCs w:val="21"/>
               </w:rPr>
             </w:pPr>
-            <w:proofErr w:type="gramStart"/>
             <w:r>
               <w:rPr>
                 <w:rFonts w:ascii="宋体" w:hAnsi="宋体" w:hint="eastAsia"/>
@@ -16481,17 +16312,7 @@
                 <w:sz w:val="21"/>
                 <w:szCs w:val="21"/>
               </w:rPr>
-              <w:t>升级包总包数</w:t>
-            </w:r>
-            <w:proofErr w:type="gramEnd"/>
-            <w:r>
-              <w:rPr>
-                <w:rFonts w:ascii="宋体" w:hAnsi="宋体" w:hint="eastAsia"/>
-                <w:bCs/>
-                <w:sz w:val="21"/>
-                <w:szCs w:val="21"/>
-              </w:rPr>
-              <w:t>，uint16</w:t>
+              <w:t>升级包总包数，uint16</w:t>
             </w:r>
           </w:p>
         </w:tc>
@@ -16525,27 +16346,7 @@
                 <w:sz w:val="21"/>
                 <w:szCs w:val="21"/>
               </w:rPr>
-              <w:t>升级数据（需要为32Byte的整数</w:t>
-            </w:r>
-            <w:proofErr w:type="gramStart"/>
-            <w:r>
-              <w:rPr>
-                <w:rFonts w:ascii="宋体" w:hAnsi="宋体" w:hint="eastAsia"/>
-                <w:bCs/>
-                <w:sz w:val="21"/>
-                <w:szCs w:val="21"/>
-              </w:rPr>
-              <w:t>倍</w:t>
-            </w:r>
-            <w:proofErr w:type="gramEnd"/>
-            <w:r>
-              <w:rPr>
-                <w:rFonts w:ascii="宋体" w:hAnsi="宋体" w:hint="eastAsia"/>
-                <w:bCs/>
-                <w:sz w:val="21"/>
-                <w:szCs w:val="21"/>
-              </w:rPr>
-              <w:t>）</w:t>
+              <w:t>升级数据（需要为32Byte的整数倍）</w:t>
             </w:r>
           </w:p>
         </w:tc>
@@ -16658,23 +16459,7 @@
           <w:rFonts w:ascii="宋体" w:hAnsi="宋体" w:hint="eastAsia"/>
           <w:color w:val="000000"/>
         </w:rPr>
-        <w:t>发送的应答</w:t>
-      </w:r>
-      <w:proofErr w:type="gramStart"/>
-      <w:r>
-        <w:rPr>
-          <w:rFonts w:ascii="宋体" w:hAnsi="宋体" w:hint="eastAsia"/>
-          <w:color w:val="000000"/>
-        </w:rPr>
-        <w:t>帧</w:t>
-      </w:r>
-      <w:proofErr w:type="gramEnd"/>
-      <w:r>
-        <w:rPr>
-          <w:rFonts w:ascii="宋体" w:hAnsi="宋体" w:hint="eastAsia"/>
-          <w:color w:val="000000"/>
-        </w:rPr>
-        <w:t>内容如下表：</w:t>
+        <w:t>发送的应答帧内容如下表：</w:t>
       </w:r>
     </w:p>
     <w:p>
@@ -22706,7 +22491,6 @@
                       <w:sz w:val="18"/>
                     </w:rPr>
                   </w:pPr>
-                  <w:proofErr w:type="gramStart"/>
                   <w:r>
                     <w:rPr>
                       <w:rFonts w:hint="eastAsia"/>
@@ -22715,7 +22499,6 @@
                     </w:rPr>
                     <w:t>水泵关</w:t>
                   </w:r>
-                  <w:proofErr w:type="gramEnd"/>
                 </w:p>
               </w:tc>
               <w:tc>
@@ -22882,7 +22665,6 @@
                     </w:rPr>
                     <w:t>LD2</w:t>
                   </w:r>
-                  <w:proofErr w:type="gramStart"/>
                   <w:r>
                     <w:rPr>
                       <w:rFonts w:hint="eastAsia"/>
@@ -22891,7 +22673,6 @@
                     </w:rPr>
                     <w:t>电流关</w:t>
                   </w:r>
-                  <w:proofErr w:type="gramEnd"/>
                 </w:p>
               </w:tc>
               <w:tc>
@@ -23302,16 +23083,7 @@
                       <w:color w:val="000000"/>
                       <w:sz w:val="18"/>
                     </w:rPr>
-                    <w:t>驱动</w:t>
-                  </w:r>
-                  <w:proofErr w:type="gramStart"/>
-                  <w:r>
-                    <w:rPr>
-                      <w:rFonts w:hint="eastAsia"/>
-                      <w:color w:val="000000"/>
-                      <w:sz w:val="18"/>
-                    </w:rPr>
-                    <w:t>未欠</w:t>
+                    <w:t>驱动未欠</w:t>
                   </w:r>
                   <w:r>
                     <w:rPr>
@@ -23321,7 +23093,6 @@
                     </w:rPr>
                     <w:t>流</w:t>
                   </w:r>
-                  <w:proofErr w:type="gramEnd"/>
                 </w:p>
               </w:tc>
               <w:tc>
@@ -23349,7 +23120,6 @@
                     </w:rPr>
                     <w:t>LD2</w:t>
                   </w:r>
-                  <w:proofErr w:type="gramStart"/>
                   <w:r>
                     <w:rPr>
                       <w:rFonts w:hint="eastAsia"/>
@@ -23366,7 +23136,6 @@
                     </w:rPr>
                     <w:t>流</w:t>
                   </w:r>
-                  <w:proofErr w:type="gramEnd"/>
                 </w:p>
               </w:tc>
             </w:tr>
@@ -23748,7 +23517,6 @@
                     </w:rPr>
                     <w:t>LD</w:t>
                   </w:r>
-                  <w:proofErr w:type="gramStart"/>
                   <w:r>
                     <w:rPr>
                       <w:rFonts w:hint="eastAsia"/>
@@ -23757,7 +23525,6 @@
                     </w:rPr>
                     <w:t>电流关</w:t>
                   </w:r>
-                  <w:proofErr w:type="gramEnd"/>
                 </w:p>
               </w:tc>
               <w:tc>
@@ -24706,16 +24473,7 @@
                       <w:color w:val="000000"/>
                       <w:sz w:val="18"/>
                     </w:rPr>
-                    <w:t>驱动</w:t>
-                  </w:r>
-                  <w:proofErr w:type="gramStart"/>
-                  <w:r>
-                    <w:rPr>
-                      <w:rFonts w:hint="eastAsia"/>
-                      <w:color w:val="000000"/>
-                      <w:sz w:val="18"/>
-                    </w:rPr>
-                    <w:t>未欠</w:t>
+                    <w:t>驱动未欠</w:t>
                   </w:r>
                   <w:r>
                     <w:rPr>
@@ -24725,7 +24483,6 @@
                     </w:rPr>
                     <w:t>流</w:t>
                   </w:r>
-                  <w:proofErr w:type="gramEnd"/>
                 </w:p>
               </w:tc>
               <w:tc>
@@ -24753,7 +24510,6 @@
                     </w:rPr>
                     <w:t>LD</w:t>
                   </w:r>
-                  <w:proofErr w:type="gramStart"/>
                   <w:r>
                     <w:rPr>
                       <w:rFonts w:hint="eastAsia"/>
@@ -24770,7 +24526,6 @@
                     </w:rPr>
                     <w:t>流</w:t>
                   </w:r>
-                  <w:proofErr w:type="gramEnd"/>
                 </w:p>
               </w:tc>
             </w:tr>
@@ -25973,7 +25728,6 @@
               </w:rPr>
               <w:t>/</w:t>
             </w:r>
-            <w:proofErr w:type="gramStart"/>
             <w:r>
               <w:rPr>
                 <w:rFonts w:ascii="Calibri" w:hAnsi="Calibri" w:cs="宋体" w:hint="eastAsia"/>
@@ -25983,19 +25737,7 @@
                 <w:sz w:val="21"/>
                 <w:szCs w:val="16"/>
               </w:rPr>
-              <w:t>写子脉冲</w:t>
-            </w:r>
-            <w:proofErr w:type="gramEnd"/>
-            <w:r>
-              <w:rPr>
-                <w:rFonts w:ascii="Calibri" w:hAnsi="Calibri" w:cs="宋体" w:hint="eastAsia"/>
-                <w:bCs/>
-                <w:color w:val="000000"/>
-                <w:kern w:val="0"/>
-                <w:sz w:val="21"/>
-                <w:szCs w:val="16"/>
-              </w:rPr>
-              <w:t>个数设置值</w:t>
+              <w:t>写子脉冲个数设置值</w:t>
             </w:r>
           </w:p>
           <w:p>
@@ -28511,7 +28253,6 @@
                       <w:sz w:val="18"/>
                     </w:rPr>
                   </w:pPr>
-                  <w:proofErr w:type="gramStart"/>
                   <w:r>
                     <w:rPr>
                       <w:rFonts w:hint="eastAsia"/>
@@ -28520,7 +28261,6 @@
                     </w:rPr>
                     <w:t>水泵关</w:t>
                   </w:r>
-                  <w:proofErr w:type="gramEnd"/>
                 </w:p>
               </w:tc>
               <w:tc>
@@ -28687,7 +28427,6 @@
                     </w:rPr>
                     <w:t>LD2</w:t>
                   </w:r>
-                  <w:proofErr w:type="gramStart"/>
                   <w:r>
                     <w:rPr>
                       <w:rFonts w:hint="eastAsia"/>
@@ -28696,7 +28435,6 @@
                     </w:rPr>
                     <w:t>电流关</w:t>
                   </w:r>
-                  <w:proofErr w:type="gramEnd"/>
                 </w:p>
               </w:tc>
               <w:tc>
@@ -29091,18 +28829,8 @@
                       <w:color w:val="000000"/>
                       <w:sz w:val="18"/>
                     </w:rPr>
-                    <w:t>驱动</w:t>
+                    <w:t>驱动未欠流</w:t>
                   </w:r>
-                  <w:proofErr w:type="gramStart"/>
-                  <w:r>
-                    <w:rPr>
-                      <w:rFonts w:hint="eastAsia"/>
-                      <w:color w:val="000000"/>
-                      <w:sz w:val="18"/>
-                    </w:rPr>
-                    <w:t>未欠流</w:t>
-                  </w:r>
-                  <w:proofErr w:type="gramEnd"/>
                 </w:p>
               </w:tc>
               <w:tc>
@@ -29130,7 +28858,6 @@
                     </w:rPr>
                     <w:t>LD2</w:t>
                   </w:r>
-                  <w:proofErr w:type="gramStart"/>
                   <w:r>
                     <w:rPr>
                       <w:rFonts w:hint="eastAsia"/>
@@ -29139,7 +28866,6 @@
                     </w:rPr>
                     <w:t>驱动欠流</w:t>
                   </w:r>
-                  <w:proofErr w:type="gramEnd"/>
                 </w:p>
               </w:tc>
             </w:tr>
@@ -29521,7 +29247,6 @@
                     </w:rPr>
                     <w:t>LD</w:t>
                   </w:r>
-                  <w:proofErr w:type="gramStart"/>
                   <w:r>
                     <w:rPr>
                       <w:rFonts w:hint="eastAsia"/>
@@ -29530,7 +29255,6 @@
                     </w:rPr>
                     <w:t>电流关</w:t>
                   </w:r>
-                  <w:proofErr w:type="gramEnd"/>
                 </w:p>
               </w:tc>
               <w:tc>
@@ -30463,18 +30187,8 @@
                       <w:color w:val="000000"/>
                       <w:sz w:val="18"/>
                     </w:rPr>
-                    <w:t>驱动</w:t>
+                    <w:t>驱动未欠流</w:t>
                   </w:r>
-                  <w:proofErr w:type="gramStart"/>
-                  <w:r>
-                    <w:rPr>
-                      <w:rFonts w:hint="eastAsia"/>
-                      <w:color w:val="000000"/>
-                      <w:sz w:val="18"/>
-                    </w:rPr>
-                    <w:t>未欠流</w:t>
-                  </w:r>
-                  <w:proofErr w:type="gramEnd"/>
                 </w:p>
               </w:tc>
               <w:tc>
@@ -30502,7 +30216,6 @@
                     </w:rPr>
                     <w:t>LD</w:t>
                   </w:r>
-                  <w:proofErr w:type="gramStart"/>
                   <w:r>
                     <w:rPr>
                       <w:rFonts w:hint="eastAsia"/>
@@ -30511,7 +30224,6 @@
                     </w:rPr>
                     <w:t>驱动欠流</w:t>
                   </w:r>
-                  <w:proofErr w:type="gramEnd"/>
                 </w:p>
               </w:tc>
             </w:tr>
@@ -30885,31 +30597,7 @@
                 <w:sz w:val="21"/>
                 <w:szCs w:val="16"/>
               </w:rPr>
-              <w:t>各占</w:t>
-            </w:r>
-            <w:proofErr w:type="gramStart"/>
-            <w:r>
-              <w:rPr>
-                <w:rFonts w:ascii="Calibri" w:hAnsi="Calibri" w:cs="宋体" w:hint="eastAsia"/>
-                <w:bCs/>
-                <w:color w:val="000000"/>
-                <w:kern w:val="0"/>
-                <w:sz w:val="21"/>
-                <w:szCs w:val="16"/>
-              </w:rPr>
-              <w:t>一</w:t>
-            </w:r>
-            <w:proofErr w:type="gramEnd"/>
-            <w:r>
-              <w:rPr>
-                <w:rFonts w:ascii="Calibri" w:hAnsi="Calibri" w:cs="宋体" w:hint="eastAsia"/>
-                <w:bCs/>
-                <w:color w:val="000000"/>
-                <w:kern w:val="0"/>
-                <w:sz w:val="21"/>
-                <w:szCs w:val="16"/>
-              </w:rPr>
-              <w:t>字节</w:t>
+              <w:t>各占一字节</w:t>
             </w:r>
           </w:p>
           <w:p>
@@ -35360,7 +35048,17 @@
                 <w:kern w:val="0"/>
                 <w:sz w:val="21"/>
               </w:rPr>
-              <w:t>0xE6</w:t>
+              <w:t>0xE</w:t>
+            </w:r>
+            <w:r>
+              <w:rPr>
+                <w:rFonts w:ascii="Calibri" w:hAnsi="Calibri" w:cs="宋体" w:hint="eastAsia"/>
+                <w:bCs/>
+                <w:color w:val="000000"/>
+                <w:kern w:val="0"/>
+                <w:sz w:val="21"/>
+              </w:rPr>
+              <w:t>C</w:t>
             </w:r>
           </w:p>
         </w:tc>
@@ -35489,7 +35187,6 @@
               </w:rPr>
               <w:t>：</w:t>
             </w:r>
-            <w:proofErr w:type="spellStart"/>
             <w:r>
               <w:rPr>
                 <w:rFonts w:ascii="Calibri" w:hAnsi="Calibri" w:cs="宋体" w:hint="eastAsia"/>
@@ -35500,7 +35197,6 @@
               </w:rPr>
               <w:t>BootLoader</w:t>
             </w:r>
-            <w:proofErr w:type="spellEnd"/>
             <w:r>
               <w:rPr>
                 <w:rFonts w:ascii="Calibri" w:hAnsi="Calibri" w:cs="宋体" w:hint="eastAsia"/>
@@ -35607,7 +35303,7 @@
               <w:ind w:firstLineChars="0" w:firstLine="0"/>
               <w:jc w:val="center"/>
               <w:rPr>
-                <w:rFonts w:ascii="Calibri" w:hAnsi="Calibri" w:cs="宋体" w:hint="eastAsia"/>
+                <w:rFonts w:ascii="Calibri" w:hAnsi="Calibri" w:cs="宋体"/>
                 <w:bCs/>
                 <w:color w:val="000000"/>
                 <w:kern w:val="0"/>
@@ -35637,7 +35333,7 @@
               <w:ind w:firstLineChars="0" w:firstLine="0"/>
               <w:jc w:val="center"/>
               <w:rPr>
-                <w:rFonts w:ascii="Calibri" w:hAnsi="Calibri" w:cs="宋体" w:hint="eastAsia"/>
+                <w:rFonts w:ascii="Calibri" w:hAnsi="Calibri" w:cs="宋体"/>
                 <w:bCs/>
                 <w:color w:val="000000"/>
                 <w:kern w:val="0"/>
@@ -35666,7 +35362,7 @@
               <w:spacing w:line="240" w:lineRule="auto"/>
               <w:ind w:firstLineChars="0" w:firstLine="0"/>
               <w:rPr>
-                <w:rFonts w:ascii="Calibri" w:hAnsi="Calibri" w:cs="宋体" w:hint="eastAsia"/>
+                <w:rFonts w:ascii="Calibri" w:hAnsi="Calibri" w:cs="宋体"/>
                 <w:bCs/>
                 <w:color w:val="000000"/>
                 <w:kern w:val="0"/>
@@ -35694,7 +35390,7 @@
               <w:spacing w:line="240" w:lineRule="auto"/>
               <w:ind w:firstLineChars="0" w:firstLine="0"/>
               <w:rPr>
-                <w:rFonts w:ascii="Calibri" w:hAnsi="Calibri" w:cs="宋体" w:hint="eastAsia"/>
+                <w:rFonts w:ascii="Calibri" w:hAnsi="Calibri" w:cs="宋体"/>
                 <w:bCs/>
                 <w:color w:val="000000"/>
                 <w:kern w:val="0"/>
@@ -35739,20 +35435,8 @@
                 <w:kern w:val="0"/>
                 <w:sz w:val="21"/>
               </w:rPr>
-              <w:t>：</w:t>
-            </w:r>
-            <w:proofErr w:type="gramStart"/>
-            <w:r>
-              <w:rPr>
-                <w:rFonts w:ascii="Calibri" w:hAnsi="Calibri" w:cs="宋体" w:hint="eastAsia"/>
-                <w:bCs/>
-                <w:color w:val="000000"/>
-                <w:kern w:val="0"/>
-                <w:sz w:val="21"/>
-              </w:rPr>
-              <w:t>定频</w:t>
-            </w:r>
-            <w:proofErr w:type="gramEnd"/>
+              <w:t>：定频</w:t>
+            </w:r>
           </w:p>
         </w:tc>
       </w:tr>

--- a/Doc/激光器通信协议_20260226.docx
+++ b/Doc/激光器通信协议_20260226.docx
@@ -412,7 +412,7 @@
             <v:path o:extrusionok="f" gradientshapeok="t" o:connecttype="rect"/>
             <o:lock v:ext="edit" aspectratio="t"/>
           </v:shapetype>
-          <v:shape id="图片 1" o:spid="_x0000_i1025" type="#_x0000_t75" style="width:396pt;height:138.1pt;visibility:visible">
+          <v:shape id="图片 1" o:spid="_x0000_i1025" type="#_x0000_t75" style="width:395.7pt;height:138.25pt;visibility:visible">
             <v:imagedata r:id="rId8" o:title=""/>
           </v:shape>
         </w:pict>
@@ -15200,13 +15200,23 @@
               <w:ind w:firstLineChars="0" w:firstLine="0"/>
               <w:jc w:val="center"/>
               <w:rPr>
-                <w:rFonts w:ascii="Calibri" w:hAnsi="Calibri" w:cs="宋体"/>
-                <w:bCs/>
-                <w:color w:val="000000"/>
-                <w:kern w:val="0"/>
-                <w:sz w:val="21"/>
-              </w:rPr>
-            </w:pPr>
+                <w:rFonts w:ascii="Calibri" w:hAnsi="Calibri" w:cs="宋体" w:hint="eastAsia"/>
+                <w:bCs/>
+                <w:color w:val="000000"/>
+                <w:kern w:val="0"/>
+                <w:sz w:val="21"/>
+              </w:rPr>
+            </w:pPr>
+            <w:r>
+              <w:rPr>
+                <w:rFonts w:ascii="Calibri" w:hAnsi="Calibri" w:cs="宋体" w:hint="eastAsia"/>
+                <w:bCs/>
+                <w:color w:val="000000"/>
+                <w:kern w:val="0"/>
+                <w:sz w:val="21"/>
+              </w:rPr>
+              <w:t>0xEA</w:t>
+            </w:r>
           </w:p>
         </w:tc>
         <w:tc>
@@ -15227,6 +15237,16 @@
                 <w:sz w:val="21"/>
               </w:rPr>
             </w:pPr>
+            <w:r>
+              <w:rPr>
+                <w:rFonts w:ascii="Calibri" w:hAnsi="Calibri" w:cs="宋体" w:hint="eastAsia"/>
+                <w:bCs/>
+                <w:color w:val="000000"/>
+                <w:kern w:val="0"/>
+                <w:sz w:val="21"/>
+              </w:rPr>
+              <w:t>0</w:t>
+            </w:r>
           </w:p>
         </w:tc>
         <w:tc>
@@ -15246,6 +15266,16 @@
                 <w:sz w:val="21"/>
               </w:rPr>
             </w:pPr>
+            <w:r>
+              <w:rPr>
+                <w:rFonts w:ascii="Calibri" w:hAnsi="Calibri" w:cs="宋体" w:hint="eastAsia"/>
+                <w:bCs/>
+                <w:color w:val="000000"/>
+                <w:kern w:val="0"/>
+                <w:sz w:val="21"/>
+              </w:rPr>
+              <w:t>/</w:t>
+            </w:r>
           </w:p>
         </w:tc>
         <w:tc>
@@ -15258,13 +15288,23 @@
               <w:spacing w:line="240" w:lineRule="auto"/>
               <w:ind w:firstLineChars="0" w:firstLine="0"/>
               <w:rPr>
-                <w:rFonts w:ascii="Calibri" w:hAnsi="Calibri" w:cs="宋体"/>
-                <w:bCs/>
-                <w:color w:val="000000"/>
-                <w:kern w:val="0"/>
-                <w:sz w:val="21"/>
-              </w:rPr>
-            </w:pPr>
+                <w:rFonts w:ascii="Calibri" w:hAnsi="Calibri" w:cs="宋体" w:hint="eastAsia"/>
+                <w:bCs/>
+                <w:color w:val="000000"/>
+                <w:kern w:val="0"/>
+                <w:sz w:val="21"/>
+              </w:rPr>
+            </w:pPr>
+            <w:r>
+              <w:rPr>
+                <w:rFonts w:ascii="Calibri" w:hAnsi="Calibri" w:cs="宋体" w:hint="eastAsia"/>
+                <w:bCs/>
+                <w:color w:val="000000"/>
+                <w:kern w:val="0"/>
+                <w:sz w:val="21"/>
+              </w:rPr>
+              <w:t>清空错误信息</w:t>
+            </w:r>
           </w:p>
         </w:tc>
       </w:tr>
